--- a/第八週(10-29)/自動駕駛原理_第八週_課程講義.docx
+++ b/第八週(10-29)/自動駕駛原理_第八週_課程講義.docx
@@ -701,7 +701,7 @@
           <w:sz w:val="24"/>
           <w:szCs w:val="24"/>
         </w:rPr>
-        <w:t xml:space="preserve">為什麼不寫規則：同樣是車，長得都不一樣</w:t>
+        <w:t xml:space="preserve">這些數字怎麼來的：光 → 電 → 數字</w:t>
       </w:r>
     </w:p>
     <w:p>
@@ -713,7 +713,7 @@
       <w:r>
         <w:drawing>
           <wp:inline distT="0" distB="0" distL="0" distR="0">
-            <wp:extent cx="5905500" cy="2238375"/>
+            <wp:extent cx="6096000" cy="2343150"/>
             <wp:effectExtent t="0" r="0" b="0" l="0"/>
             <wp:docPr id="1" name="" descr="" title=""/>
             <wp:cNvGraphicFramePr>
@@ -738,7 +738,7 @@
                   <pic:spPr bwMode="auto">
                     <a:xfrm>
                       <a:off x="0" y="0"/>
-                      <a:ext cx="5905500" cy="2238375"/>
+                      <a:ext cx="6096000" cy="2343150"/>
                     </a:xfrm>
                     <a:prstGeom prst="rect">
                       <a:avLst/>
@@ -765,7 +765,7 @@
           <w:sz w:val="19"/>
           <w:szCs w:val="19"/>
         </w:rPr>
-        <w:t xml:space="preserve">nuScenes 裡真的裁下來的車和人：角度、白天晚上、被擋住、遠近都不一樣。「看得到」是官方標註的可見度。　資料：nuScenes（Motional），CC BY-NC-SA 4.0</w:t>
+        <w:t xml:space="preserve">同一塊 8×8 像素：① 感光格只量得到亮不亮 ② 貼上紅綠藍濾色片，每格只量一種顏色 ③ 用旁邊的格子補齊，每格三個數字。①② 是用這張照片的數字算出的示意。　資料：nuScenes（Motional），CC BY-NC-SA 4.0</w:t>
       </w:r>
     </w:p>
     <w:p>
@@ -781,7 +781,7 @@
           <w:sz w:val="22"/>
           <w:szCs w:val="22"/>
         </w:rPr>
-        <w:t xml:space="preserve">「車子＝四個輪子加一塊車身」？從後面看不到四個輪子；晚上只剩兩個車燈；被擋住一半的只看得到車頂。每多一種情況就要多寫一條規則，永遠寫不完。小朋友認車不是背規則，是看了很多台車。現在的電腦也一樣：</w:t>
+        <w:t xml:space="preserve">相機裡的影像感測器像一大片排整齊的</w:t>
       </w:r>
       <w:r>
         <w:rPr>
@@ -792,7 +792,7 @@
           <w:sz w:val="22"/>
           <w:szCs w:val="22"/>
         </w:rPr>
-        <w:t xml:space="preserve">給它很多有標準答案的照片，讓它自己找出規律</w:t>
+        <w:t xml:space="preserve">小水桶</w:t>
       </w:r>
       <w:r>
         <w:rPr>
@@ -801,7 +801,127 @@
           <w:sz w:val="22"/>
           <w:szCs w:val="22"/>
         </w:rPr>
-        <w:t xml:space="preserve">，這叫機器學習；模型一層疊一層很深，叫深度學習。</w:t>
+        <w:t xml:space="preserve">，每個像素一個。曝光的時候光照進來，光愈多，桶子接到的電愈多，晶片再把電量</w:t>
+      </w:r>
+      <w:r>
+        <w:rPr>
+          <w:rFonts w:ascii="微軟正黑體" w:cs="微軟正黑體" w:eastAsia="微軟正黑體" w:hAnsi="微軟正黑體"/>
+          <w:b/>
+          <w:bCs/>
+          <w:color w:val="24405C"/>
+          <w:sz w:val="22"/>
+          <w:szCs w:val="22"/>
+        </w:rPr>
+        <w:t xml:space="preserve">換算成數字</w:t>
+      </w:r>
+      <w:r>
+        <w:rPr>
+          <w:rFonts w:ascii="微軟正黑體" w:cs="微軟正黑體" w:eastAsia="微軟正黑體" w:hAnsi="微軟正黑體"/>
+          <w:color w:val="1B1B1B"/>
+          <w:sz w:val="22"/>
+          <w:szCs w:val="22"/>
+        </w:rPr>
+        <w:t xml:space="preserve">：數字大就是亮，小就是暗。小水桶只分得出光多光少，分不出顏色，所以每一格上面</w:t>
+      </w:r>
+      <w:r>
+        <w:rPr>
+          <w:rFonts w:ascii="微軟正黑體" w:cs="微軟正黑體" w:eastAsia="微軟正黑體" w:hAnsi="微軟正黑體"/>
+          <w:b/>
+          <w:bCs/>
+          <w:color w:val="24405C"/>
+          <w:sz w:val="22"/>
+          <w:szCs w:val="22"/>
+        </w:rPr>
+        <w:t xml:space="preserve">貼一片紅、綠或藍的濾色片</w:t>
+      </w:r>
+      <w:r>
+        <w:rPr>
+          <w:rFonts w:ascii="微軟正黑體" w:cs="微軟正黑體" w:eastAsia="微軟正黑體" w:hAnsi="微軟正黑體"/>
+          <w:color w:val="1B1B1B"/>
+          <w:sz w:val="22"/>
+          <w:szCs w:val="22"/>
+        </w:rPr>
+        <w:t xml:space="preserve">（最常見是兩乘兩一組：一紅、兩綠、一藍），每格只量一種顏色；缺的兩種，晶片看旁邊的格子</w:t>
+      </w:r>
+      <w:r>
+        <w:rPr>
+          <w:rFonts w:ascii="微軟正黑體" w:cs="微軟正黑體" w:eastAsia="微軟正黑體" w:hAnsi="微軟正黑體"/>
+          <w:b/>
+          <w:bCs/>
+          <w:color w:val="24405C"/>
+          <w:sz w:val="22"/>
+          <w:szCs w:val="22"/>
+        </w:rPr>
+        <w:t xml:space="preserve">估出來補上</w:t>
+      </w:r>
+      <w:r>
+        <w:rPr>
+          <w:rFonts w:ascii="微軟正黑體" w:cs="微軟正黑體" w:eastAsia="微軟正黑體" w:hAnsi="微軟正黑體"/>
+          <w:color w:val="1B1B1B"/>
+          <w:sz w:val="22"/>
+          <w:szCs w:val="22"/>
+        </w:rPr>
+        <w:t xml:space="preserve">。存成 JPEG 時，每種顏色用 </w:t>
+      </w:r>
+      <w:r>
+        <w:rPr>
+          <w:rFonts w:ascii="微軟正黑體" w:cs="微軟正黑體" w:eastAsia="微軟正黑體" w:hAnsi="微軟正黑體"/>
+          <w:b/>
+          <w:bCs/>
+          <w:color w:val="24405C"/>
+          <w:sz w:val="22"/>
+          <w:szCs w:val="22"/>
+        </w:rPr>
+        <w:t xml:space="preserve">8 位元</w:t>
+      </w:r>
+      <w:r>
+        <w:rPr>
+          <w:rFonts w:ascii="微軟正黑體" w:cs="微軟正黑體" w:eastAsia="微軟正黑體" w:hAnsi="微軟正黑體"/>
+          <w:color w:val="1B1B1B"/>
+          <w:sz w:val="22"/>
+          <w:szCs w:val="22"/>
+        </w:rPr>
+        <w:t xml:space="preserve">記，2⁸ ＝ 256 級，所以是 </w:t>
+      </w:r>
+      <w:r>
+        <w:rPr>
+          <w:rFonts w:ascii="微軟正黑體" w:cs="微軟正黑體" w:eastAsia="微軟正黑體" w:hAnsi="微軟正黑體"/>
+          <w:b/>
+          <w:bCs/>
+          <w:color w:val="24405C"/>
+          <w:sz w:val="22"/>
+          <w:szCs w:val="22"/>
+        </w:rPr>
+        <w:t xml:space="preserve">0 到 255</w:t>
+      </w:r>
+      <w:r>
+        <w:rPr>
+          <w:rFonts w:ascii="微軟正黑體" w:cs="微軟正黑體" w:eastAsia="微軟正黑體" w:hAnsi="微軟正黑體"/>
+          <w:color w:val="1B1B1B"/>
+          <w:sz w:val="22"/>
+          <w:szCs w:val="22"/>
+        </w:rPr>
+        <w:t xml:space="preserve">。nuScenes 的相機是 1/1.8 吋 CMOS、1600×900、</w:t>
+      </w:r>
+      <w:r>
+        <w:rPr>
+          <w:rFonts w:ascii="微軟正黑體" w:cs="微軟正黑體" w:eastAsia="微軟正黑體" w:hAnsi="微軟正黑體"/>
+          <w:b/>
+          <w:bCs/>
+          <w:color w:val="24405C"/>
+          <w:sz w:val="22"/>
+          <w:szCs w:val="22"/>
+        </w:rPr>
+        <w:t xml:space="preserve">自動曝光</w:t>
+      </w:r>
+      <w:r>
+        <w:rPr>
+          <w:rFonts w:ascii="微軟正黑體" w:cs="微軟正黑體" w:eastAsia="微軟正黑體" w:hAnsi="微軟正黑體"/>
+          <w:color w:val="1B1B1B"/>
+          <w:sz w:val="22"/>
+          <w:szCs w:val="22"/>
+        </w:rPr>
+        <w:t xml:space="preserve">（太暗就多接一點時間），存成 JPEG（Caesar et al., CVPR 2020）。光太強，桶子滿出來，數字頂到 255，那一塊就一片白，叫過曝。</w:t>
       </w:r>
     </w:p>
     <w:p>
@@ -819,165 +939,7 @@
           <w:sz w:val="24"/>
           <w:szCs w:val="24"/>
         </w:rPr>
-        <w:t xml:space="preserve">深度學習怎麼學：猜、對答案、改一點點</w:t>
-      </w:r>
-    </w:p>
-    <w:p>
-      <w:pPr>
-        <w:pStyle w:val="ListParagraph"/>
-        <w:widowControl/>
-        <w:numPr>
-          <w:ilvl w:val="0"/>
-          <w:numId w:val="2"/>
-        </w:numPr>
-        <w:spacing w:after="80" w:line="320"/>
-      </w:pPr>
-      <w:r>
-        <w:rPr>
-          <w:rFonts w:ascii="微軟正黑體" w:cs="微軟正黑體" w:eastAsia="微軟正黑體" w:hAnsi="微軟正黑體"/>
-          <w:b/>
-          <w:bCs/>
-          <w:color w:val="24405C"/>
-          <w:sz w:val="22"/>
-          <w:szCs w:val="22"/>
-        </w:rPr>
-        <w:t xml:space="preserve">猜</w:t>
-      </w:r>
-      <w:r>
-        <w:rPr>
-          <w:rFonts w:ascii="微軟正黑體" w:cs="微軟正黑體" w:eastAsia="微軟正黑體" w:hAnsi="微軟正黑體"/>
-          <w:color w:val="1B1B1B"/>
-          <w:sz w:val="22"/>
-          <w:szCs w:val="22"/>
-        </w:rPr>
-        <w:t xml:space="preserve">：丟一張照片進去，模型猜「這裡有一個人，框在這裡」。</w:t>
-      </w:r>
-    </w:p>
-    <w:p>
-      <w:pPr>
-        <w:pStyle w:val="ListParagraph"/>
-        <w:widowControl/>
-        <w:numPr>
-          <w:ilvl w:val="0"/>
-          <w:numId w:val="2"/>
-        </w:numPr>
-        <w:spacing w:after="80" w:line="320"/>
-      </w:pPr>
-      <w:r>
-        <w:rPr>
-          <w:rFonts w:ascii="微軟正黑體" w:cs="微軟正黑體" w:eastAsia="微軟正黑體" w:hAnsi="微軟正黑體"/>
-          <w:b/>
-          <w:bCs/>
-          <w:color w:val="24405C"/>
-          <w:sz w:val="22"/>
-          <w:szCs w:val="22"/>
-        </w:rPr>
-        <w:t xml:space="preserve">對答案</w:t>
-      </w:r>
-      <w:r>
-        <w:rPr>
-          <w:rFonts w:ascii="微軟正黑體" w:cs="微軟正黑體" w:eastAsia="微軟正黑體" w:hAnsi="微軟正黑體"/>
-          <w:color w:val="1B1B1B"/>
-          <w:sz w:val="22"/>
-          <w:szCs w:val="22"/>
-        </w:rPr>
-        <w:t xml:space="preserve">：跟人標好的標準答案比，差多少。</w:t>
-      </w:r>
-    </w:p>
-    <w:p>
-      <w:pPr>
-        <w:pStyle w:val="ListParagraph"/>
-        <w:widowControl/>
-        <w:numPr>
-          <w:ilvl w:val="0"/>
-          <w:numId w:val="2"/>
-        </w:numPr>
-        <w:spacing w:after="80" w:line="320"/>
-      </w:pPr>
-      <w:r>
-        <w:rPr>
-          <w:rFonts w:ascii="微軟正黑體" w:cs="微軟正黑體" w:eastAsia="微軟正黑體" w:hAnsi="微軟正黑體"/>
-          <w:b/>
-          <w:bCs/>
-          <w:color w:val="24405C"/>
-          <w:sz w:val="22"/>
-          <w:szCs w:val="22"/>
-        </w:rPr>
-        <w:t xml:space="preserve">改一點點</w:t>
-      </w:r>
-      <w:r>
-        <w:rPr>
-          <w:rFonts w:ascii="微軟正黑體" w:cs="微軟正黑體" w:eastAsia="微軟正黑體" w:hAnsi="微軟正黑體"/>
-          <w:color w:val="1B1B1B"/>
-          <w:sz w:val="22"/>
-          <w:szCs w:val="22"/>
-        </w:rPr>
-        <w:t xml:space="preserve">：調整模型裡幾百萬個數字，讓下次差少一點。</w:t>
-      </w:r>
-    </w:p>
-    <w:p>
-      <w:pPr>
-        <w:pStyle w:val="ListParagraph"/>
-        <w:widowControl/>
-        <w:numPr>
-          <w:ilvl w:val="0"/>
-          <w:numId w:val="2"/>
-        </w:numPr>
-        <w:spacing w:after="80" w:line="320"/>
-      </w:pPr>
-      <w:r>
-        <w:rPr>
-          <w:rFonts w:ascii="微軟正黑體" w:cs="微軟正黑體" w:eastAsia="微軟正黑體" w:hAnsi="微軟正黑體"/>
-          <w:b/>
-          <w:bCs/>
-          <w:color w:val="24405C"/>
-          <w:sz w:val="22"/>
-          <w:szCs w:val="22"/>
-        </w:rPr>
-        <w:t xml:space="preserve">重複</w:t>
-      </w:r>
-      <w:r>
-        <w:rPr>
-          <w:rFonts w:ascii="微軟正黑體" w:cs="微軟正黑體" w:eastAsia="微軟正黑體" w:hAnsi="微軟正黑體"/>
-          <w:color w:val="1B1B1B"/>
-          <w:sz w:val="22"/>
-          <w:szCs w:val="22"/>
-        </w:rPr>
-        <w:t xml:space="preserve">：幾萬張照片，一輪又一輪。</w:t>
-      </w:r>
-    </w:p>
-    <w:p>
-      <w:pPr>
-        <w:widowControl/>
-        <w:spacing w:after="100" w:before="0" w:line="312"/>
-        <w:ind w:left="0" w:firstLine="0"/>
-      </w:pPr>
-      <w:r>
-        <w:rPr>
-          <w:rFonts w:ascii="微軟正黑體" w:cs="微軟正黑體" w:eastAsia="微軟正黑體" w:hAnsi="微軟正黑體"/>
-          <w:color w:val="1B1B1B"/>
-          <w:sz w:val="22"/>
-          <w:szCs w:val="22"/>
-        </w:rPr>
-        <w:t xml:space="preserve">就像寫附答案的考古題：寫完對答案，錯的記下來，寫夠多份，沒看過的題目也會寫。第二步的標準答案是人標的，這就是第三章要講的「資料標註」。模型裡面一層一層：前幾層找邊和顏色，中間組成輪子、腿，最後一層說「這是人」。沒有人告訴它「哪些邊是腿」，是它自己在對答案的過程中調出來的。</w:t>
-      </w:r>
-    </w:p>
-    <w:p>
-      <w:pPr>
-        <w:pStyle w:val="Heading2"/>
-        <w:keepNext/>
-        <w:spacing w:after="130" w:before="300"/>
-      </w:pPr>
-      <w:r>
-        <w:rPr>
-          <w:rFonts w:ascii="微軟正黑體" w:cs="微軟正黑體" w:eastAsia="微軟正黑體" w:hAnsi="微軟正黑體"/>
-          <w:b/>
-          <w:bCs/>
-          <w:color w:val="24405C"/>
-          <w:sz w:val="24"/>
-          <w:szCs w:val="24"/>
-        </w:rPr>
-        <w:t xml:space="preserve">物件偵測給三樣東西：框、類別、分數</w:t>
+        <w:t xml:space="preserve">顏色和數字的關係</w:t>
       </w:r>
     </w:p>
     <w:p>
@@ -989,7 +951,7 @@
       <w:r>
         <w:drawing>
           <wp:inline distT="0" distB="0" distL="0" distR="0">
-            <wp:extent cx="5905500" cy="2057400"/>
+            <wp:extent cx="5715000" cy="3219450"/>
             <wp:effectExtent t="0" r="0" b="0" l="0"/>
             <wp:docPr id="1" name="" descr="" title=""/>
             <wp:cNvGraphicFramePr>
@@ -1014,6 +976,440 @@
                   <pic:spPr bwMode="auto">
                     <a:xfrm>
                       <a:off x="0" y="0"/>
+                      <a:ext cx="5715000" cy="3219450"/>
+                    </a:xfrm>
+                    <a:prstGeom prst="rect">
+                      <a:avLst/>
+                    </a:prstGeom>
+                  </pic:spPr>
+                </pic:pic>
+              </a:graphicData>
+            </a:graphic>
+          </wp:inline>
+        </w:drawing>
+      </w:r>
+    </w:p>
+    <w:p>
+      <w:pPr>
+        <w:keepNext w:val="false"/>
+        <w:spacing w:after="70" w:before="190"/>
+      </w:pPr>
+      <w:r>
+        <w:rPr>
+          <w:rFonts w:ascii="微軟正黑體" w:cs="微軟正黑體" w:eastAsia="微軟正黑體" w:hAnsi="微軟正黑體"/>
+          <w:b/>
+          <w:bCs/>
+          <w:color w:val="24405C"/>
+          <w:sz w:val="19"/>
+          <w:szCs w:val="19"/>
+        </w:rPr>
+        <w:t xml:space="preserve">上：基本顏色的三個數字；下：照片上真的點（5×5 像素平均），scene-0553 白天、scene-1100 晚上。　資料：nuScenes（Motional），CC BY-NC-SA 4.0</w:t>
+      </w:r>
+    </w:p>
+    <w:p>
+      <w:pPr>
+        <w:widowControl/>
+        <w:spacing w:after="100" w:before="0" w:line="312"/>
+        <w:ind w:left="0" w:firstLine="0"/>
+      </w:pPr>
+      <w:r>
+        <w:rPr>
+          <w:rFonts w:ascii="微軟正黑體" w:cs="微軟正黑體" w:eastAsia="微軟正黑體" w:hAnsi="微軟正黑體"/>
+          <w:color w:val="1B1B1B"/>
+          <w:sz w:val="22"/>
+          <w:szCs w:val="22"/>
+        </w:rPr>
+        <w:t xml:space="preserve">三個數字像紅、綠、藍三支手電筒照在白牆上：只開紅是紅（255, 0, 0），紅加綠是黃，三支都最亮是白（255, 255, 255），三支一樣亮是灰（128, 128, 128），都關掉是黑（0, 0, 0）。讀數字問兩件事：</w:t>
+      </w:r>
+      <w:r>
+        <w:rPr>
+          <w:rFonts w:ascii="微軟正黑體" w:cs="微軟正黑體" w:eastAsia="微軟正黑體" w:hAnsi="微軟正黑體"/>
+          <w:b/>
+          <w:bCs/>
+          <w:color w:val="24405C"/>
+          <w:sz w:val="22"/>
+          <w:szCs w:val="22"/>
+        </w:rPr>
+        <w:t xml:space="preserve">數字大不大</w:t>
+      </w:r>
+      <w:r>
+        <w:rPr>
+          <w:rFonts w:ascii="微軟正黑體" w:cs="微軟正黑體" w:eastAsia="微軟正黑體" w:hAnsi="微軟正黑體"/>
+          <w:color w:val="1B1B1B"/>
+          <w:sz w:val="22"/>
+          <w:szCs w:val="22"/>
+        </w:rPr>
+        <w:t xml:space="preserve">（大就亮）、</w:t>
+      </w:r>
+      <w:r>
+        <w:rPr>
+          <w:rFonts w:ascii="微軟正黑體" w:cs="微軟正黑體" w:eastAsia="微軟正黑體" w:hAnsi="微軟正黑體"/>
+          <w:b/>
+          <w:bCs/>
+          <w:color w:val="24405C"/>
+          <w:sz w:val="22"/>
+          <w:szCs w:val="22"/>
+        </w:rPr>
+        <w:t xml:space="preserve">哪一個最大</w:t>
+      </w:r>
+      <w:r>
+        <w:rPr>
+          <w:rFonts w:ascii="微軟正黑體" w:cs="微軟正黑體" w:eastAsia="微軟正黑體" w:hAnsi="微軟正黑體"/>
+          <w:color w:val="1B1B1B"/>
+          <w:sz w:val="22"/>
+          <w:szCs w:val="22"/>
+        </w:rPr>
+        <w:t xml:space="preserve">（偏哪個顏色）。照片上的真實點：紅褲子 R 123、G 80、B 67，紅的最大；白色斑馬線只有 138 左右，因為陰天、自動曝光把整張調暗；陰影裡的衣服只有 20 上下，幾乎是黑的；晚上的路面藍的特別小，偏黃，因為路燈是黃光；路燈接近 255。</w:t>
+      </w:r>
+      <w:r>
+        <w:rPr>
+          <w:rFonts w:ascii="微軟正黑體" w:cs="微軟正黑體" w:eastAsia="微軟正黑體" w:hAnsi="微軟正黑體"/>
+          <w:b/>
+          <w:bCs/>
+          <w:color w:val="24405C"/>
+          <w:sz w:val="22"/>
+          <w:szCs w:val="22"/>
+        </w:rPr>
+        <w:t xml:space="preserve">同一種東西換一個光線，數字就差很多</w:t>
+      </w:r>
+      <w:r>
+        <w:rPr>
+          <w:rFonts w:ascii="微軟正黑體" w:cs="微軟正黑體" w:eastAsia="微軟正黑體" w:hAnsi="微軟正黑體"/>
+          <w:color w:val="1B1B1B"/>
+          <w:sz w:val="22"/>
+          <w:szCs w:val="22"/>
+        </w:rPr>
+        <w:t xml:space="preserve">，所以電腦不能用「多少到多少是人」的規則去找。</w:t>
+      </w:r>
+    </w:p>
+    <w:p>
+      <w:pPr>
+        <w:pStyle w:val="Heading2"/>
+        <w:keepNext/>
+        <w:spacing w:after="130" w:before="300"/>
+      </w:pPr>
+      <w:r>
+        <w:rPr>
+          <w:rFonts w:ascii="微軟正黑體" w:cs="微軟正黑體" w:eastAsia="微軟正黑體" w:hAnsi="微軟正黑體"/>
+          <w:b/>
+          <w:bCs/>
+          <w:color w:val="24405C"/>
+          <w:sz w:val="24"/>
+          <w:szCs w:val="24"/>
+        </w:rPr>
+        <w:t xml:space="preserve">為什麼不寫規則：同樣是車，長得都不一樣</w:t>
+      </w:r>
+    </w:p>
+    <w:p>
+      <w:pPr>
+        <w:keepNext/>
+        <w:spacing w:after="60" w:before="60"/>
+        <w:jc w:val="center"/>
+      </w:pPr>
+      <w:r>
+        <w:drawing>
+          <wp:inline distT="0" distB="0" distL="0" distR="0">
+            <wp:extent cx="5905500" cy="2238375"/>
+            <wp:effectExtent t="0" r="0" b="0" l="0"/>
+            <wp:docPr id="1" name="" descr="" title=""/>
+            <wp:cNvGraphicFramePr>
+              <a:graphicFrameLocks xmlns:a="http://schemas.openxmlformats.org/drawingml/2006/main" noChangeAspect="1"/>
+            </wp:cNvGraphicFramePr>
+            <a:graphic xmlns:a="http://schemas.openxmlformats.org/drawingml/2006/main">
+              <a:graphicData uri="http://schemas.openxmlformats.org/drawingml/2006/picture">
+                <pic:pic xmlns:pic="http://schemas.openxmlformats.org/drawingml/2006/picture">
+                  <pic:nvPicPr>
+                    <pic:cNvPr id="0" name="" descr=""/>
+                    <pic:cNvPicPr>
+                      <a:picLocks noChangeAspect="1" noChangeArrowheads="1"/>
+                    </pic:cNvPicPr>
+                  </pic:nvPicPr>
+                  <pic:blipFill>
+                    <a:blip r:embed="rId12" cstate="none"/>
+                    <a:srcRect/>
+                    <a:stretch>
+                      <a:fillRect/>
+                    </a:stretch>
+                  </pic:blipFill>
+                  <pic:spPr bwMode="auto">
+                    <a:xfrm>
+                      <a:off x="0" y="0"/>
+                      <a:ext cx="5905500" cy="2238375"/>
+                    </a:xfrm>
+                    <a:prstGeom prst="rect">
+                      <a:avLst/>
+                    </a:prstGeom>
+                  </pic:spPr>
+                </pic:pic>
+              </a:graphicData>
+            </a:graphic>
+          </wp:inline>
+        </w:drawing>
+      </w:r>
+    </w:p>
+    <w:p>
+      <w:pPr>
+        <w:keepNext w:val="false"/>
+        <w:spacing w:after="70" w:before="190"/>
+      </w:pPr>
+      <w:r>
+        <w:rPr>
+          <w:rFonts w:ascii="微軟正黑體" w:cs="微軟正黑體" w:eastAsia="微軟正黑體" w:hAnsi="微軟正黑體"/>
+          <w:b/>
+          <w:bCs/>
+          <w:color w:val="24405C"/>
+          <w:sz w:val="19"/>
+          <w:szCs w:val="19"/>
+        </w:rPr>
+        <w:t xml:space="preserve">nuScenes 裡真的裁下來的車和人：角度、白天晚上、被擋住、遠近都不一樣。「看得到」是官方標註的可見度。　資料：nuScenes（Motional），CC BY-NC-SA 4.0</w:t>
+      </w:r>
+    </w:p>
+    <w:p>
+      <w:pPr>
+        <w:widowControl/>
+        <w:spacing w:after="100" w:before="0" w:line="312"/>
+        <w:ind w:left="0" w:firstLine="0"/>
+      </w:pPr>
+      <w:r>
+        <w:rPr>
+          <w:rFonts w:ascii="微軟正黑體" w:cs="微軟正黑體" w:eastAsia="微軟正黑體" w:hAnsi="微軟正黑體"/>
+          <w:color w:val="1B1B1B"/>
+          <w:sz w:val="22"/>
+          <w:szCs w:val="22"/>
+        </w:rPr>
+        <w:t xml:space="preserve">「車子＝四個輪子加一塊車身」？從後面看不到四個輪子；晚上只剩兩個車燈；被擋住一半的只看得到車頂。每多一種情況就要多寫一條規則，永遠寫不完。小朋友認車不是背規則，是看了很多台車。現在的電腦也一樣：</w:t>
+      </w:r>
+      <w:r>
+        <w:rPr>
+          <w:rFonts w:ascii="微軟正黑體" w:cs="微軟正黑體" w:eastAsia="微軟正黑體" w:hAnsi="微軟正黑體"/>
+          <w:b/>
+          <w:bCs/>
+          <w:color w:val="24405C"/>
+          <w:sz w:val="22"/>
+          <w:szCs w:val="22"/>
+        </w:rPr>
+        <w:t xml:space="preserve">給它很多有標準答案的照片，讓它自己找出規律</w:t>
+      </w:r>
+      <w:r>
+        <w:rPr>
+          <w:rFonts w:ascii="微軟正黑體" w:cs="微軟正黑體" w:eastAsia="微軟正黑體" w:hAnsi="微軟正黑體"/>
+          <w:color w:val="1B1B1B"/>
+          <w:sz w:val="22"/>
+          <w:szCs w:val="22"/>
+        </w:rPr>
+        <w:t xml:space="preserve">，這叫機器學習；模型一層疊一層很深，叫深度學習。</w:t>
+      </w:r>
+    </w:p>
+    <w:p>
+      <w:pPr>
+        <w:pStyle w:val="Heading2"/>
+        <w:keepNext/>
+        <w:spacing w:after="130" w:before="300"/>
+      </w:pPr>
+      <w:r>
+        <w:rPr>
+          <w:rFonts w:ascii="微軟正黑體" w:cs="微軟正黑體" w:eastAsia="微軟正黑體" w:hAnsi="微軟正黑體"/>
+          <w:b/>
+          <w:bCs/>
+          <w:color w:val="24405C"/>
+          <w:sz w:val="24"/>
+          <w:szCs w:val="24"/>
+        </w:rPr>
+        <w:t xml:space="preserve">深度學習怎麼學：猜、對答案、改一點點</w:t>
+      </w:r>
+    </w:p>
+    <w:p>
+      <w:pPr>
+        <w:pStyle w:val="ListParagraph"/>
+        <w:widowControl/>
+        <w:numPr>
+          <w:ilvl w:val="0"/>
+          <w:numId w:val="2"/>
+        </w:numPr>
+        <w:spacing w:after="80" w:line="320"/>
+      </w:pPr>
+      <w:r>
+        <w:rPr>
+          <w:rFonts w:ascii="微軟正黑體" w:cs="微軟正黑體" w:eastAsia="微軟正黑體" w:hAnsi="微軟正黑體"/>
+          <w:b/>
+          <w:bCs/>
+          <w:color w:val="24405C"/>
+          <w:sz w:val="22"/>
+          <w:szCs w:val="22"/>
+        </w:rPr>
+        <w:t xml:space="preserve">猜</w:t>
+      </w:r>
+      <w:r>
+        <w:rPr>
+          <w:rFonts w:ascii="微軟正黑體" w:cs="微軟正黑體" w:eastAsia="微軟正黑體" w:hAnsi="微軟正黑體"/>
+          <w:color w:val="1B1B1B"/>
+          <w:sz w:val="22"/>
+          <w:szCs w:val="22"/>
+        </w:rPr>
+        <w:t xml:space="preserve">：丟一張照片進去，模型猜「這裡有一個人，框在這裡」。</w:t>
+      </w:r>
+    </w:p>
+    <w:p>
+      <w:pPr>
+        <w:pStyle w:val="ListParagraph"/>
+        <w:widowControl/>
+        <w:numPr>
+          <w:ilvl w:val="0"/>
+          <w:numId w:val="2"/>
+        </w:numPr>
+        <w:spacing w:after="80" w:line="320"/>
+      </w:pPr>
+      <w:r>
+        <w:rPr>
+          <w:rFonts w:ascii="微軟正黑體" w:cs="微軟正黑體" w:eastAsia="微軟正黑體" w:hAnsi="微軟正黑體"/>
+          <w:b/>
+          <w:bCs/>
+          <w:color w:val="24405C"/>
+          <w:sz w:val="22"/>
+          <w:szCs w:val="22"/>
+        </w:rPr>
+        <w:t xml:space="preserve">對答案</w:t>
+      </w:r>
+      <w:r>
+        <w:rPr>
+          <w:rFonts w:ascii="微軟正黑體" w:cs="微軟正黑體" w:eastAsia="微軟正黑體" w:hAnsi="微軟正黑體"/>
+          <w:color w:val="1B1B1B"/>
+          <w:sz w:val="22"/>
+          <w:szCs w:val="22"/>
+        </w:rPr>
+        <w:t xml:space="preserve">：跟人標好的標準答案比，差多少。</w:t>
+      </w:r>
+    </w:p>
+    <w:p>
+      <w:pPr>
+        <w:pStyle w:val="ListParagraph"/>
+        <w:widowControl/>
+        <w:numPr>
+          <w:ilvl w:val="0"/>
+          <w:numId w:val="2"/>
+        </w:numPr>
+        <w:spacing w:after="80" w:line="320"/>
+      </w:pPr>
+      <w:r>
+        <w:rPr>
+          <w:rFonts w:ascii="微軟正黑體" w:cs="微軟正黑體" w:eastAsia="微軟正黑體" w:hAnsi="微軟正黑體"/>
+          <w:b/>
+          <w:bCs/>
+          <w:color w:val="24405C"/>
+          <w:sz w:val="22"/>
+          <w:szCs w:val="22"/>
+        </w:rPr>
+        <w:t xml:space="preserve">改一點點</w:t>
+      </w:r>
+      <w:r>
+        <w:rPr>
+          <w:rFonts w:ascii="微軟正黑體" w:cs="微軟正黑體" w:eastAsia="微軟正黑體" w:hAnsi="微軟正黑體"/>
+          <w:color w:val="1B1B1B"/>
+          <w:sz w:val="22"/>
+          <w:szCs w:val="22"/>
+        </w:rPr>
+        <w:t xml:space="preserve">：調整模型裡幾百萬個數字，讓下次差少一點。</w:t>
+      </w:r>
+    </w:p>
+    <w:p>
+      <w:pPr>
+        <w:pStyle w:val="ListParagraph"/>
+        <w:widowControl/>
+        <w:numPr>
+          <w:ilvl w:val="0"/>
+          <w:numId w:val="2"/>
+        </w:numPr>
+        <w:spacing w:after="80" w:line="320"/>
+      </w:pPr>
+      <w:r>
+        <w:rPr>
+          <w:rFonts w:ascii="微軟正黑體" w:cs="微軟正黑體" w:eastAsia="微軟正黑體" w:hAnsi="微軟正黑體"/>
+          <w:b/>
+          <w:bCs/>
+          <w:color w:val="24405C"/>
+          <w:sz w:val="22"/>
+          <w:szCs w:val="22"/>
+        </w:rPr>
+        <w:t xml:space="preserve">重複</w:t>
+      </w:r>
+      <w:r>
+        <w:rPr>
+          <w:rFonts w:ascii="微軟正黑體" w:cs="微軟正黑體" w:eastAsia="微軟正黑體" w:hAnsi="微軟正黑體"/>
+          <w:color w:val="1B1B1B"/>
+          <w:sz w:val="22"/>
+          <w:szCs w:val="22"/>
+        </w:rPr>
+        <w:t xml:space="preserve">：幾萬張照片，一輪又一輪。</w:t>
+      </w:r>
+    </w:p>
+    <w:p>
+      <w:pPr>
+        <w:widowControl/>
+        <w:spacing w:after="100" w:before="0" w:line="312"/>
+        <w:ind w:left="0" w:firstLine="0"/>
+      </w:pPr>
+      <w:r>
+        <w:rPr>
+          <w:rFonts w:ascii="微軟正黑體" w:cs="微軟正黑體" w:eastAsia="微軟正黑體" w:hAnsi="微軟正黑體"/>
+          <w:color w:val="1B1B1B"/>
+          <w:sz w:val="22"/>
+          <w:szCs w:val="22"/>
+        </w:rPr>
+        <w:t xml:space="preserve">就像寫附答案的考古題：寫完對答案，錯的記下來，寫夠多份，沒看過的題目也會寫。第二步的標準答案是人標的，這就是第三章要講的「資料標註」。模型裡面一層一層：前幾層找邊和顏色，中間組成輪子、腿，最後一層說「這是人」。沒有人告訴它「哪些邊是腿」，是它自己在對答案的過程中調出來的。</w:t>
+      </w:r>
+    </w:p>
+    <w:p>
+      <w:pPr>
+        <w:pStyle w:val="Heading2"/>
+        <w:keepNext/>
+        <w:spacing w:after="130" w:before="300"/>
+      </w:pPr>
+      <w:r>
+        <w:rPr>
+          <w:rFonts w:ascii="微軟正黑體" w:cs="微軟正黑體" w:eastAsia="微軟正黑體" w:hAnsi="微軟正黑體"/>
+          <w:b/>
+          <w:bCs/>
+          <w:color w:val="24405C"/>
+          <w:sz w:val="24"/>
+          <w:szCs w:val="24"/>
+        </w:rPr>
+        <w:t xml:space="preserve">物件偵測給三樣東西：框、類別、分數</w:t>
+      </w:r>
+    </w:p>
+    <w:p>
+      <w:pPr>
+        <w:keepNext/>
+        <w:spacing w:after="60" w:before="60"/>
+        <w:jc w:val="center"/>
+      </w:pPr>
+      <w:r>
+        <w:drawing>
+          <wp:inline distT="0" distB="0" distL="0" distR="0">
+            <wp:extent cx="5905500" cy="2057400"/>
+            <wp:effectExtent t="0" r="0" b="0" l="0"/>
+            <wp:docPr id="1" name="" descr="" title=""/>
+            <wp:cNvGraphicFramePr>
+              <a:graphicFrameLocks xmlns:a="http://schemas.openxmlformats.org/drawingml/2006/main" noChangeAspect="1"/>
+            </wp:cNvGraphicFramePr>
+            <a:graphic xmlns:a="http://schemas.openxmlformats.org/drawingml/2006/main">
+              <a:graphicData uri="http://schemas.openxmlformats.org/drawingml/2006/picture">
+                <pic:pic xmlns:pic="http://schemas.openxmlformats.org/drawingml/2006/picture">
+                  <pic:nvPicPr>
+                    <pic:cNvPr id="0" name="" descr=""/>
+                    <pic:cNvPicPr>
+                      <a:picLocks noChangeAspect="1" noChangeArrowheads="1"/>
+                    </pic:cNvPicPr>
+                  </pic:nvPicPr>
+                  <pic:blipFill>
+                    <a:blip r:embed="rId13" cstate="none"/>
+                    <a:srcRect/>
+                    <a:stretch>
+                      <a:fillRect/>
+                    </a:stretch>
+                  </pic:blipFill>
+                  <pic:spPr bwMode="auto">
+                    <a:xfrm>
+                      <a:off x="0" y="0"/>
                       <a:ext cx="5905500" cy="2057400"/>
                     </a:xfrm>
                     <a:prstGeom prst="rect">
@@ -1746,7 +2142,7 @@
                     </pic:cNvPicPr>
                   </pic:nvPicPr>
                   <pic:blipFill>
-                    <a:blip r:embed="rId12" cstate="none"/>
+                    <a:blip r:embed="rId14" cstate="none"/>
                     <a:srcRect/>
                     <a:stretch>
                       <a:fillRect/>
@@ -2986,7 +3382,7 @@
                     </pic:cNvPicPr>
                   </pic:nvPicPr>
                   <pic:blipFill>
-                    <a:blip r:embed="rId13" cstate="none"/>
+                    <a:blip r:embed="rId15" cstate="none"/>
                     <a:srcRect/>
                     <a:stretch>
                       <a:fillRect/>
@@ -3086,843 +3482,6 @@
         <w:drawing>
           <wp:inline distT="0" distB="0" distL="0" distR="0">
             <wp:extent cx="5715000" cy="1990725"/>
-            <wp:effectExtent t="0" r="0" b="0" l="0"/>
-            <wp:docPr id="1" name="" descr="" title=""/>
-            <wp:cNvGraphicFramePr>
-              <a:graphicFrameLocks xmlns:a="http://schemas.openxmlformats.org/drawingml/2006/main" noChangeAspect="1"/>
-            </wp:cNvGraphicFramePr>
-            <a:graphic xmlns:a="http://schemas.openxmlformats.org/drawingml/2006/main">
-              <a:graphicData uri="http://schemas.openxmlformats.org/drawingml/2006/picture">
-                <pic:pic xmlns:pic="http://schemas.openxmlformats.org/drawingml/2006/picture">
-                  <pic:nvPicPr>
-                    <pic:cNvPr id="0" name="" descr=""/>
-                    <pic:cNvPicPr>
-                      <a:picLocks noChangeAspect="1" noChangeArrowheads="1"/>
-                    </pic:cNvPicPr>
-                  </pic:nvPicPr>
-                  <pic:blipFill>
-                    <a:blip r:embed="rId14" cstate="none"/>
-                    <a:srcRect/>
-                    <a:stretch>
-                      <a:fillRect/>
-                    </a:stretch>
-                  </pic:blipFill>
-                  <pic:spPr bwMode="auto">
-                    <a:xfrm>
-                      <a:off x="0" y="0"/>
-                      <a:ext cx="5715000" cy="1990725"/>
-                    </a:xfrm>
-                    <a:prstGeom prst="rect">
-                      <a:avLst/>
-                    </a:prstGeom>
-                  </pic:spPr>
-                </pic:pic>
-              </a:graphicData>
-            </a:graphic>
-          </wp:inline>
-        </w:drawing>
-      </w:r>
-    </w:p>
-    <w:p>
-      <w:pPr>
-        <w:keepNext w:val="false"/>
-        <w:spacing w:after="70" w:before="190"/>
-      </w:pPr>
-      <w:r>
-        <w:rPr>
-          <w:rFonts w:ascii="微軟正黑體" w:cs="微軟正黑體" w:eastAsia="微軟正黑體" w:hAnsi="微軟正黑體"/>
-          <w:b/>
-          <w:bCs/>
-          <w:color w:val="24405C"/>
-          <w:sz w:val="19"/>
-          <w:szCs w:val="19"/>
-        </w:rPr>
-        <w:t xml:space="preserve">偵測框＋投到照片上的光達點（黃）。框裡點最密那 1 公尺取中位數：人 8.9 m（官方 9.0 m）、車 21.4 m（官方 22.0 m）。　資料：nuScenes（Motional），CC BY-NC-SA 4.0</w:t>
-      </w:r>
-    </w:p>
-    <w:p>
-      <w:pPr>
-        <w:widowControl/>
-        <w:spacing w:after="100" w:before="0" w:line="312"/>
-        <w:ind w:left="0" w:firstLine="0"/>
-      </w:pPr>
-      <w:r>
-        <w:rPr>
-          <w:rFonts w:ascii="微軟正黑體" w:cs="微軟正黑體" w:eastAsia="微軟正黑體" w:hAnsi="微軟正黑體"/>
-          <w:color w:val="1B1B1B"/>
-          <w:sz w:val="22"/>
-          <w:szCs w:val="22"/>
-        </w:rPr>
-        <w:t xml:space="preserve">相機說「這是人」，光達說「多遠」，這就是第七週的相機＋光達搭檔。框是長方形，框的角落也會有背後的路面和建築的點，所以要挑框裡點最密的那一群。自駕車做決定要的是</w:t>
-      </w:r>
-      <w:r>
-        <w:rPr>
-          <w:rFonts w:ascii="微軟正黑體" w:cs="微軟正黑體" w:eastAsia="微軟正黑體" w:hAnsi="微軟正黑體"/>
-          <w:b/>
-          <w:bCs/>
-          <w:color w:val="24405C"/>
-          <w:sz w:val="22"/>
-          <w:szCs w:val="22"/>
-        </w:rPr>
-        <w:t xml:space="preserve">立體框</w:t>
-      </w:r>
-      <w:r>
-        <w:rPr>
-          <w:rFonts w:ascii="微軟正黑體" w:cs="微軟正黑體" w:eastAsia="微軟正黑體" w:hAnsi="微軟正黑體"/>
-          <w:color w:val="1B1B1B"/>
-          <w:sz w:val="22"/>
-          <w:szCs w:val="22"/>
-        </w:rPr>
-        <w:t xml:space="preserve">：位置三個數字、大小三個數字、加上朝向，共七個數字（第七週）。</w:t>
-      </w:r>
-    </w:p>
-    <w:p>
-      <w:pPr>
-        <w:pStyle w:val="Heading2"/>
-        <w:keepNext/>
-        <w:spacing w:after="130" w:before="300"/>
-      </w:pPr>
-      <w:r>
-        <w:rPr>
-          <w:rFonts w:ascii="微軟正黑體" w:cs="微軟正黑體" w:eastAsia="微軟正黑體" w:hAnsi="微軟正黑體"/>
-          <w:b/>
-          <w:bCs/>
-          <w:color w:val="24405C"/>
-          <w:sz w:val="24"/>
-          <w:szCs w:val="24"/>
-        </w:rPr>
-        <w:t xml:space="preserve">從上往下看：鳥瞰圖和佔據網格</w:t>
-      </w:r>
-    </w:p>
-    <w:p>
-      <w:pPr>
-        <w:keepNext/>
-        <w:spacing w:after="60" w:before="60"/>
-        <w:jc w:val="center"/>
-      </w:pPr>
-      <w:r>
-        <w:drawing>
-          <wp:inline distT="0" distB="0" distL="0" distR="0">
-            <wp:extent cx="5905500" cy="3333750"/>
-            <wp:effectExtent t="0" r="0" b="0" l="0"/>
-            <wp:docPr id="1" name="" descr="" title=""/>
-            <wp:cNvGraphicFramePr>
-              <a:graphicFrameLocks xmlns:a="http://schemas.openxmlformats.org/drawingml/2006/main" noChangeAspect="1"/>
-            </wp:cNvGraphicFramePr>
-            <a:graphic xmlns:a="http://schemas.openxmlformats.org/drawingml/2006/main">
-              <a:graphicData uri="http://schemas.openxmlformats.org/drawingml/2006/picture">
-                <pic:pic xmlns:pic="http://schemas.openxmlformats.org/drawingml/2006/picture">
-                  <pic:nvPicPr>
-                    <pic:cNvPr id="0" name="" descr=""/>
-                    <pic:cNvPicPr>
-                      <a:picLocks noChangeAspect="1" noChangeArrowheads="1"/>
-                    </pic:cNvPicPr>
-                  </pic:nvPicPr>
-                  <pic:blipFill>
-                    <a:blip r:embed="rId15" cstate="none"/>
-                    <a:srcRect/>
-                    <a:stretch>
-                      <a:fillRect/>
-                    </a:stretch>
-                  </pic:blipFill>
-                  <pic:spPr bwMode="auto">
-                    <a:xfrm>
-                      <a:off x="0" y="0"/>
-                      <a:ext cx="5905500" cy="3333750"/>
-                    </a:xfrm>
-                    <a:prstGeom prst="rect">
-                      <a:avLst/>
-                    </a:prstGeom>
-                  </pic:spPr>
-                </pic:pic>
-              </a:graphicData>
-            </a:graphic>
-          </wp:inline>
-        </w:drawing>
-      </w:r>
-    </w:p>
-    <w:p>
-      <w:pPr>
-        <w:keepNext w:val="false"/>
-        <w:spacing w:after="70" w:before="190"/>
-      </w:pPr>
-      <w:r>
-        <w:rPr>
-          <w:rFonts w:ascii="微軟正黑體" w:cs="微軟正黑體" w:eastAsia="微軟正黑體" w:hAnsi="微軟正黑體"/>
-          <w:b/>
-          <w:bCs/>
-          <w:color w:val="24405C"/>
-          <w:sz w:val="19"/>
-          <w:szCs w:val="19"/>
-        </w:rPr>
-        <w:t xml:space="preserve">左：鳥瞰圖，光達點＋官方立體框；右：同一格光達算出的佔據網格（0.5 m 一格）。scene-0103（波士頓）。　資料：nuScenes（Motional），CC BY-NC-SA 4.0</w:t>
-      </w:r>
-    </w:p>
-    <w:p>
-      <w:pPr>
-        <w:pStyle w:val="ListParagraph"/>
-        <w:widowControl/>
-        <w:numPr>
-          <w:ilvl w:val="0"/>
-          <w:numId w:val="3"/>
-        </w:numPr>
-        <w:spacing w:after="80" w:line="320"/>
-      </w:pPr>
-      <w:r>
-        <w:rPr>
-          <w:rFonts w:ascii="微軟正黑體" w:cs="微軟正黑體" w:eastAsia="微軟正黑體" w:hAnsi="微軟正黑體"/>
-          <w:color w:val="1B1B1B"/>
-          <w:sz w:val="22"/>
-          <w:szCs w:val="22"/>
-        </w:rPr>
-        <w:t xml:space="preserve">鳥瞰圖的三個好處：東西</w:t>
-      </w:r>
-      <w:r>
-        <w:rPr>
-          <w:rFonts w:ascii="微軟正黑體" w:cs="微軟正黑體" w:eastAsia="微軟正黑體" w:hAnsi="微軟正黑體"/>
-          <w:b/>
-          <w:bCs/>
-          <w:color w:val="24405C"/>
-          <w:sz w:val="22"/>
-          <w:szCs w:val="22"/>
-        </w:rPr>
-        <w:t xml:space="preserve">不會互相擋</w:t>
-      </w:r>
-      <w:r>
-        <w:rPr>
-          <w:rFonts w:ascii="微軟正黑體" w:cs="微軟正黑體" w:eastAsia="微軟正黑體" w:hAnsi="微軟正黑體"/>
-          <w:color w:val="1B1B1B"/>
-          <w:sz w:val="22"/>
-          <w:szCs w:val="22"/>
-        </w:rPr>
-        <w:t xml:space="preserve">；</w:t>
-      </w:r>
-      <w:r>
-        <w:rPr>
-          <w:rFonts w:ascii="微軟正黑體" w:cs="微軟正黑體" w:eastAsia="微軟正黑體" w:hAnsi="微軟正黑體"/>
-          <w:b/>
-          <w:bCs/>
-          <w:color w:val="24405C"/>
-          <w:sz w:val="22"/>
-          <w:szCs w:val="22"/>
-        </w:rPr>
-        <w:t xml:space="preserve">距離不會變形</w:t>
-      </w:r>
-      <w:r>
-        <w:rPr>
-          <w:rFonts w:ascii="微軟正黑體" w:cs="微軟正黑體" w:eastAsia="微軟正黑體" w:hAnsi="微軟正黑體"/>
-          <w:color w:val="1B1B1B"/>
-          <w:sz w:val="22"/>
-          <w:szCs w:val="22"/>
-        </w:rPr>
-        <w:t xml:space="preserve">，一公尺就是一公尺；開車本來就是在</w:t>
-      </w:r>
-      <w:r>
-        <w:rPr>
-          <w:rFonts w:ascii="微軟正黑體" w:cs="微軟正黑體" w:eastAsia="微軟正黑體" w:hAnsi="微軟正黑體"/>
-          <w:b/>
-          <w:bCs/>
-          <w:color w:val="24405C"/>
-          <w:sz w:val="22"/>
-          <w:szCs w:val="22"/>
-        </w:rPr>
-        <w:t xml:space="preserve">地面上</w:t>
-      </w:r>
-      <w:r>
-        <w:rPr>
-          <w:rFonts w:ascii="微軟正黑體" w:cs="微軟正黑體" w:eastAsia="微軟正黑體" w:hAnsi="微軟正黑體"/>
-          <w:color w:val="1B1B1B"/>
-          <w:sz w:val="22"/>
-          <w:szCs w:val="22"/>
-        </w:rPr>
-        <w:t xml:space="preserve">做決定。第七週的中期融合，就是大家先畫成同一張鳥瞰圖。</w:t>
-      </w:r>
-    </w:p>
-    <w:p>
-      <w:pPr>
-        <w:pStyle w:val="ListParagraph"/>
-        <w:widowControl/>
-        <w:numPr>
-          <w:ilvl w:val="0"/>
-          <w:numId w:val="3"/>
-        </w:numPr>
-        <w:spacing w:after="80" w:line="320"/>
-      </w:pPr>
-      <w:r>
-        <w:rPr>
-          <w:rFonts w:ascii="微軟正黑體" w:cs="微軟正黑體" w:eastAsia="微軟正黑體" w:hAnsi="微軟正黑體"/>
-          <w:color w:val="1B1B1B"/>
-          <w:sz w:val="22"/>
-          <w:szCs w:val="22"/>
-        </w:rPr>
-        <w:t xml:space="preserve">佔據網格：每一格只問一件事。</w:t>
-      </w:r>
-      <w:r>
-        <w:rPr>
-          <w:rFonts w:ascii="微軟正黑體" w:cs="微軟正黑體" w:eastAsia="微軟正黑體" w:hAnsi="微軟正黑體"/>
-          <w:b/>
-          <w:bCs/>
-          <w:color w:val="24405C"/>
-          <w:sz w:val="22"/>
-          <w:szCs w:val="22"/>
-        </w:rPr>
-        <w:t xml:space="preserve">紅＝有東西</w:t>
-      </w:r>
-      <w:r>
-        <w:rPr>
-          <w:rFonts w:ascii="微軟正黑體" w:cs="微軟正黑體" w:eastAsia="微軟正黑體" w:hAnsi="微軟正黑體"/>
-          <w:color w:val="1B1B1B"/>
-          <w:sz w:val="22"/>
-          <w:szCs w:val="22"/>
-        </w:rPr>
-        <w:t xml:space="preserve">（有高出地面的點）、</w:t>
-      </w:r>
-      <w:r>
-        <w:rPr>
-          <w:rFonts w:ascii="微軟正黑體" w:cs="微軟正黑體" w:eastAsia="微軟正黑體" w:hAnsi="微軟正黑體"/>
-          <w:b/>
-          <w:bCs/>
-          <w:color w:val="24405C"/>
-          <w:sz w:val="22"/>
-          <w:szCs w:val="22"/>
-        </w:rPr>
-        <w:t xml:space="preserve">白＝空的</w:t>
-      </w:r>
-      <w:r>
-        <w:rPr>
-          <w:rFonts w:ascii="微軟正黑體" w:cs="微軟正黑體" w:eastAsia="微軟正黑體" w:hAnsi="微軟正黑體"/>
-          <w:color w:val="1B1B1B"/>
-          <w:sz w:val="22"/>
-          <w:szCs w:val="22"/>
-        </w:rPr>
-        <w:t xml:space="preserve">（雷射穿過沒碰到東西）、</w:t>
-      </w:r>
-      <w:r>
-        <w:rPr>
-          <w:rFonts w:ascii="微軟正黑體" w:cs="微軟正黑體" w:eastAsia="微軟正黑體" w:hAnsi="微軟正黑體"/>
-          <w:b/>
-          <w:bCs/>
-          <w:color w:val="24405C"/>
-          <w:sz w:val="22"/>
-          <w:szCs w:val="22"/>
-        </w:rPr>
-        <w:t xml:space="preserve">灰＝不知道</w:t>
-      </w:r>
-      <w:r>
-        <w:rPr>
-          <w:rFonts w:ascii="微軟正黑體" w:cs="微軟正黑體" w:eastAsia="微軟正黑體" w:hAnsi="微軟正黑體"/>
-          <w:color w:val="1B1B1B"/>
-          <w:sz w:val="22"/>
-          <w:szCs w:val="22"/>
-        </w:rPr>
-        <w:t xml:space="preserve">（被擋住、沒打到）。</w:t>
-      </w:r>
-    </w:p>
-    <w:p>
-      <w:pPr>
-        <w:pStyle w:val="ListParagraph"/>
-        <w:widowControl/>
-        <w:numPr>
-          <w:ilvl w:val="0"/>
-          <w:numId w:val="3"/>
-        </w:numPr>
-        <w:spacing w:after="80" w:line="320"/>
-      </w:pPr>
-      <w:r>
-        <w:rPr>
-          <w:rFonts w:ascii="微軟正黑體" w:cs="微軟正黑體" w:eastAsia="微軟正黑體" w:hAnsi="微軟正黑體"/>
-          <w:color w:val="1B1B1B"/>
-          <w:sz w:val="22"/>
-          <w:szCs w:val="22"/>
-        </w:rPr>
-        <w:t xml:space="preserve">最大的好處：</w:t>
-      </w:r>
-      <w:r>
-        <w:rPr>
-          <w:rFonts w:ascii="微軟正黑體" w:cs="微軟正黑體" w:eastAsia="微軟正黑體" w:hAnsi="微軟正黑體"/>
-          <w:b/>
-          <w:bCs/>
-          <w:color w:val="24405C"/>
-          <w:sz w:val="22"/>
-          <w:szCs w:val="22"/>
-        </w:rPr>
-        <w:t xml:space="preserve">不用知道那是什麼</w:t>
-      </w:r>
-      <w:r>
-        <w:rPr>
-          <w:rFonts w:ascii="微軟正黑體" w:cs="微軟正黑體" w:eastAsia="微軟正黑體" w:hAnsi="微軟正黑體"/>
-          <w:color w:val="1B1B1B"/>
-          <w:sz w:val="22"/>
-          <w:szCs w:val="22"/>
-        </w:rPr>
-        <w:t xml:space="preserve">。掉在路上的貨、沒看過的路障，偵測器認不出來，佔據網格一樣標紅。但要小心：「不知道」不等於「空的」，大卡車後面可能就站著一個人。</w:t>
-      </w:r>
-    </w:p>
-    <w:p>
-      <w:pPr>
-        <w:pStyle w:val="Heading1"/>
-        <w:keepNext/>
-        <w:pageBreakBefore/>
-        <w:spacing w:after="240" w:before="160"/>
-      </w:pPr>
-      <w:r>
-        <w:rPr>
-          <w:rFonts w:ascii="微軟正黑體" w:cs="微軟正黑體" w:eastAsia="微軟正黑體" w:hAnsi="微軟正黑體"/>
-          <w:b/>
-          <w:bCs/>
-          <w:color w:val="24405C"/>
-          <w:sz w:val="30"/>
-          <w:szCs w:val="30"/>
-        </w:rPr>
-        <w:t xml:space="preserve">三、資料標註：幫電腦準備標準答案</w:t>
-      </w:r>
-    </w:p>
-    <w:p>
-      <w:pPr>
-        <w:widowControl/>
-        <w:spacing w:after="100" w:before="0" w:line="312"/>
-        <w:ind w:left="0" w:firstLine="0"/>
-      </w:pPr>
-      <w:r>
-        <w:rPr>
-          <w:rFonts w:ascii="微軟正黑體" w:cs="微軟正黑體" w:eastAsia="微軟正黑體" w:hAnsi="微軟正黑體"/>
-          <w:color w:val="1B1B1B"/>
-          <w:sz w:val="22"/>
-          <w:szCs w:val="22"/>
-        </w:rPr>
-        <w:t xml:space="preserve">標註資料就是模型的課本。三種狀況會讓模型學壞：</w:t>
-      </w:r>
-      <w:r>
-        <w:rPr>
-          <w:rFonts w:ascii="微軟正黑體" w:cs="微軟正黑體" w:eastAsia="微軟正黑體" w:hAnsi="微軟正黑體"/>
-          <w:b/>
-          <w:bCs/>
-          <w:color w:val="24405C"/>
-          <w:sz w:val="22"/>
-          <w:szCs w:val="22"/>
-        </w:rPr>
-        <w:t xml:space="preserve">漏標</w:t>
-      </w:r>
-      <w:r>
-        <w:rPr>
-          <w:rFonts w:ascii="微軟正黑體" w:cs="微軟正黑體" w:eastAsia="微軟正黑體" w:hAnsi="微軟正黑體"/>
-          <w:color w:val="1B1B1B"/>
-          <w:sz w:val="22"/>
-          <w:szCs w:val="22"/>
-        </w:rPr>
-        <w:t xml:space="preserve">（照片裡有人卻沒框，模型學到「這種樣子不是人」）、</w:t>
-      </w:r>
-      <w:r>
-        <w:rPr>
-          <w:rFonts w:ascii="微軟正黑體" w:cs="微軟正黑體" w:eastAsia="微軟正黑體" w:hAnsi="微軟正黑體"/>
-          <w:b/>
-          <w:bCs/>
-          <w:color w:val="24405C"/>
-          <w:sz w:val="22"/>
-          <w:szCs w:val="22"/>
-        </w:rPr>
-        <w:t xml:space="preserve">標錯類別</w:t>
-      </w:r>
-      <w:r>
-        <w:rPr>
-          <w:rFonts w:ascii="微軟正黑體" w:cs="微軟正黑體" w:eastAsia="微軟正黑體" w:hAnsi="微軟正黑體"/>
-          <w:color w:val="1B1B1B"/>
-          <w:sz w:val="22"/>
-          <w:szCs w:val="22"/>
-        </w:rPr>
-        <w:t xml:space="preserve">（機車標成腳踏車）、</w:t>
-      </w:r>
-      <w:r>
-        <w:rPr>
-          <w:rFonts w:ascii="微軟正黑體" w:cs="微軟正黑體" w:eastAsia="微軟正黑體" w:hAnsi="微軟正黑體"/>
-          <w:b/>
-          <w:bCs/>
-          <w:color w:val="24405C"/>
-          <w:sz w:val="22"/>
-          <w:szCs w:val="22"/>
-        </w:rPr>
-        <w:t xml:space="preserve">每個人標法不一樣</w:t>
-      </w:r>
-      <w:r>
-        <w:rPr>
-          <w:rFonts w:ascii="微軟正黑體" w:cs="微軟正黑體" w:eastAsia="微軟正黑體" w:hAnsi="微軟正黑體"/>
-          <w:color w:val="1B1B1B"/>
-          <w:sz w:val="22"/>
-          <w:szCs w:val="22"/>
-        </w:rPr>
-        <w:t xml:space="preserve">（有人把騎士和機車框在一起，有人分開）。所以正式的標註一定有一份規則，所有人照同一份標，還要抽查。</w:t>
-      </w:r>
-    </w:p>
-    <w:p>
-      <w:pPr>
-        <w:keepNext/>
-        <w:spacing w:after="70" w:before="190"/>
-      </w:pPr>
-      <w:r>
-        <w:rPr>
-          <w:rFonts w:ascii="微軟正黑體" w:cs="微軟正黑體" w:eastAsia="微軟正黑體" w:hAnsi="微軟正黑體"/>
-          <w:b/>
-          <w:bCs/>
-          <w:color w:val="24405C"/>
-          <w:sz w:val="19"/>
-          <w:szCs w:val="19"/>
-        </w:rPr>
-        <w:t xml:space="preserve">表 3　nuScenes 標了多少</w:t>
-      </w:r>
-    </w:p>
-    <w:tbl>
-      <w:tblPr>
-        <w:tblW w:type="dxa" w:w="9360"/>
-        <w:tblBorders>
-          <w:top w:val="single" w:color="8A949C" w:sz="8"/>
-          <w:left w:val="none"/>
-          <w:bottom w:val="single" w:color="8A949C" w:sz="8"/>
-          <w:right w:val="none"/>
-          <w:insideH w:val="single" w:color="BFC7CE" w:sz="2"/>
-          <w:insideV w:val="none"/>
-        </w:tblBorders>
-      </w:tblPr>
-      <w:tblGrid>
-        <w:gridCol w:w="3000"/>
-        <w:gridCol w:w="6360"/>
-      </w:tblGrid>
-      <w:tr>
-        <w:trPr>
-          <w:cantSplit/>
-          <w:tblHeader/>
-        </w:trPr>
-        <w:tc>
-          <w:tcPr>
-            <w:tcW w:type="dxa" w:w="3000"/>
-            <w:shd w:fill="EDF0F3" w:color="auto" w:val="clear"/>
-            <w:tcMar>
-              <w:top w:type="dxa" w:w="60"/>
-              <w:left w:type="dxa" w:w="95"/>
-              <w:bottom w:type="dxa" w:w="60"/>
-              <w:right w:type="dxa" w:w="95"/>
-            </w:tcMar>
-            <w:vAlign w:val="center"/>
-          </w:tcPr>
-          <w:p>
-            <w:pPr>
-              <w:spacing w:after="0" w:line="265"/>
-            </w:pPr>
-            <w:r>
-              <w:rPr>
-                <w:rFonts w:ascii="微軟正黑體" w:cs="微軟正黑體" w:eastAsia="微軟正黑體" w:hAnsi="微軟正黑體"/>
-                <w:b/>
-                <w:bCs/>
-                <w:color w:val="1B1B1B"/>
-                <w:sz w:val="18"/>
-                <w:szCs w:val="18"/>
-              </w:rPr>
-              <w:t xml:space="preserve">項目</w:t>
-            </w:r>
-          </w:p>
-        </w:tc>
-        <w:tc>
-          <w:tcPr>
-            <w:tcW w:type="dxa" w:w="6360"/>
-            <w:shd w:fill="EDF0F3" w:color="auto" w:val="clear"/>
-            <w:tcMar>
-              <w:top w:type="dxa" w:w="60"/>
-              <w:left w:type="dxa" w:w="95"/>
-              <w:bottom w:type="dxa" w:w="60"/>
-              <w:right w:type="dxa" w:w="95"/>
-            </w:tcMar>
-            <w:vAlign w:val="center"/>
-          </w:tcPr>
-          <w:p>
-            <w:pPr>
-              <w:spacing w:after="0" w:line="265"/>
-            </w:pPr>
-            <w:r>
-              <w:rPr>
-                <w:rFonts w:ascii="微軟正黑體" w:cs="微軟正黑體" w:eastAsia="微軟正黑體" w:hAnsi="微軟正黑體"/>
-                <w:b/>
-                <w:bCs/>
-                <w:color w:val="1B1B1B"/>
-                <w:sz w:val="18"/>
-                <w:szCs w:val="18"/>
-              </w:rPr>
-              <w:t xml:space="preserve">數字</w:t>
-            </w:r>
-          </w:p>
-        </w:tc>
-      </w:tr>
-      <w:tr>
-        <w:trPr>
-          <w:cantSplit/>
-          <w:tblHeader w:val="false"/>
-        </w:trPr>
-        <w:tc>
-          <w:tcPr>
-            <w:tcW w:type="dxa" w:w="3000"/>
-            <w:tcMar>
-              <w:top w:type="dxa" w:w="60"/>
-              <w:left w:type="dxa" w:w="95"/>
-              <w:bottom w:type="dxa" w:w="60"/>
-              <w:right w:type="dxa" w:w="95"/>
-            </w:tcMar>
-            <w:vAlign w:val="center"/>
-          </w:tcPr>
-          <w:p>
-            <w:pPr>
-              <w:spacing w:after="0" w:line="265"/>
-            </w:pPr>
-            <w:r>
-              <w:rPr>
-                <w:rFonts w:ascii="微軟正黑體" w:cs="微軟正黑體" w:eastAsia="微軟正黑體" w:hAnsi="微軟正黑體"/>
-                <w:b w:val="false"/>
-                <w:bCs w:val="false"/>
-                <w:color w:val="1B1B1B"/>
-                <w:sz w:val="18"/>
-                <w:szCs w:val="18"/>
-              </w:rPr>
-              <w:t xml:space="preserve">關鍵畫面</w:t>
-            </w:r>
-          </w:p>
-        </w:tc>
-        <w:tc>
-          <w:tcPr>
-            <w:tcW w:type="dxa" w:w="6360"/>
-            <w:tcMar>
-              <w:top w:type="dxa" w:w="60"/>
-              <w:left w:type="dxa" w:w="95"/>
-              <w:bottom w:type="dxa" w:w="60"/>
-              <w:right w:type="dxa" w:w="95"/>
-            </w:tcMar>
-            <w:vAlign w:val="center"/>
-          </w:tcPr>
-          <w:p>
-            <w:pPr>
-              <w:spacing w:after="0" w:line="265"/>
-            </w:pPr>
-            <w:r>
-              <w:rPr>
-                <w:rFonts w:ascii="微軟正黑體" w:cs="微軟正黑體" w:eastAsia="微軟正黑體" w:hAnsi="微軟正黑體"/>
-                <w:b w:val="false"/>
-                <w:bCs w:val="false"/>
-                <w:color w:val="1B1B1B"/>
-                <w:sz w:val="18"/>
-                <w:szCs w:val="18"/>
-              </w:rPr>
-              <w:t xml:space="preserve">4 萬個（1000 段 × 20 秒，每 0.5 秒標一次）</w:t>
-            </w:r>
-          </w:p>
-        </w:tc>
-      </w:tr>
-      <w:tr>
-        <w:trPr>
-          <w:cantSplit/>
-          <w:tblHeader w:val="false"/>
-        </w:trPr>
-        <w:tc>
-          <w:tcPr>
-            <w:tcW w:type="dxa" w:w="3000"/>
-            <w:tcMar>
-              <w:top w:type="dxa" w:w="60"/>
-              <w:left w:type="dxa" w:w="95"/>
-              <w:bottom w:type="dxa" w:w="60"/>
-              <w:right w:type="dxa" w:w="95"/>
-            </w:tcMar>
-            <w:vAlign w:val="center"/>
-          </w:tcPr>
-          <w:p>
-            <w:pPr>
-              <w:spacing w:after="0" w:line="265"/>
-            </w:pPr>
-            <w:r>
-              <w:rPr>
-                <w:rFonts w:ascii="微軟正黑體" w:cs="微軟正黑體" w:eastAsia="微軟正黑體" w:hAnsi="微軟正黑體"/>
-                <w:b w:val="false"/>
-                <w:bCs w:val="false"/>
-                <w:color w:val="1B1B1B"/>
-                <w:sz w:val="18"/>
-                <w:szCs w:val="18"/>
-              </w:rPr>
-              <w:t xml:space="preserve">立體框</w:t>
-            </w:r>
-          </w:p>
-        </w:tc>
-        <w:tc>
-          <w:tcPr>
-            <w:tcW w:type="dxa" w:w="6360"/>
-            <w:tcMar>
-              <w:top w:type="dxa" w:w="60"/>
-              <w:left w:type="dxa" w:w="95"/>
-              <w:bottom w:type="dxa" w:w="60"/>
-              <w:right w:type="dxa" w:w="95"/>
-            </w:tcMar>
-            <w:vAlign w:val="center"/>
-          </w:tcPr>
-          <w:p>
-            <w:pPr>
-              <w:spacing w:after="0" w:line="265"/>
-            </w:pPr>
-            <w:r>
-              <w:rPr>
-                <w:rFonts w:ascii="微軟正黑體" w:cs="微軟正黑體" w:eastAsia="微軟正黑體" w:hAnsi="微軟正黑體"/>
-                <w:b w:val="false"/>
-                <w:bCs w:val="false"/>
-                <w:color w:val="1B1B1B"/>
-                <w:sz w:val="18"/>
-                <w:szCs w:val="18"/>
-              </w:rPr>
-              <w:t xml:space="preserve">140 萬個，人一個一個標</w:t>
-            </w:r>
-          </w:p>
-        </w:tc>
-      </w:tr>
-      <w:tr>
-        <w:trPr>
-          <w:cantSplit/>
-          <w:tblHeader w:val="false"/>
-        </w:trPr>
-        <w:tc>
-          <w:tcPr>
-            <w:tcW w:type="dxa" w:w="3000"/>
-            <w:tcMar>
-              <w:top w:type="dxa" w:w="60"/>
-              <w:left w:type="dxa" w:w="95"/>
-              <w:bottom w:type="dxa" w:w="60"/>
-              <w:right w:type="dxa" w:w="95"/>
-            </w:tcMar>
-            <w:vAlign w:val="center"/>
-          </w:tcPr>
-          <w:p>
-            <w:pPr>
-              <w:spacing w:after="0" w:line="265"/>
-            </w:pPr>
-            <w:r>
-              <w:rPr>
-                <w:rFonts w:ascii="微軟正黑體" w:cs="微軟正黑體" w:eastAsia="微軟正黑體" w:hAnsi="微軟正黑體"/>
-                <w:b w:val="false"/>
-                <w:bCs w:val="false"/>
-                <w:color w:val="1B1B1B"/>
-                <w:sz w:val="18"/>
-                <w:szCs w:val="18"/>
-              </w:rPr>
-              <w:t xml:space="preserve">類別</w:t>
-            </w:r>
-          </w:p>
-        </w:tc>
-        <w:tc>
-          <w:tcPr>
-            <w:tcW w:type="dxa" w:w="6360"/>
-            <w:tcMar>
-              <w:top w:type="dxa" w:w="60"/>
-              <w:left w:type="dxa" w:w="95"/>
-              <w:bottom w:type="dxa" w:w="60"/>
-              <w:right w:type="dxa" w:w="95"/>
-            </w:tcMar>
-            <w:vAlign w:val="center"/>
-          </w:tcPr>
-          <w:p>
-            <w:pPr>
-              <w:spacing w:after="0" w:line="265"/>
-            </w:pPr>
-            <w:r>
-              <w:rPr>
-                <w:rFonts w:ascii="微軟正黑體" w:cs="微軟正黑體" w:eastAsia="微軟正黑體" w:hAnsi="微軟正黑體"/>
-                <w:b w:val="false"/>
-                <w:bCs w:val="false"/>
-                <w:color w:val="1B1B1B"/>
-                <w:sz w:val="18"/>
-                <w:szCs w:val="18"/>
-              </w:rPr>
-              <w:t xml:space="preserve">23 類（大人、小孩、汽車、公車、機車、三角錐……）</w:t>
-            </w:r>
-          </w:p>
-        </w:tc>
-      </w:tr>
-      <w:tr>
-        <w:trPr>
-          <w:cantSplit/>
-          <w:tblHeader w:val="false"/>
-        </w:trPr>
-        <w:tc>
-          <w:tcPr>
-            <w:tcW w:type="dxa" w:w="3000"/>
-            <w:tcMar>
-              <w:top w:type="dxa" w:w="60"/>
-              <w:left w:type="dxa" w:w="95"/>
-              <w:bottom w:type="dxa" w:w="60"/>
-              <w:right w:type="dxa" w:w="95"/>
-            </w:tcMar>
-            <w:vAlign w:val="center"/>
-          </w:tcPr>
-          <w:p>
-            <w:pPr>
-              <w:spacing w:after="0" w:line="265"/>
-            </w:pPr>
-            <w:r>
-              <w:rPr>
-                <w:rFonts w:ascii="微軟正黑體" w:cs="微軟正黑體" w:eastAsia="微軟正黑體" w:hAnsi="微軟正黑體"/>
-                <w:b w:val="false"/>
-                <w:bCs w:val="false"/>
-                <w:color w:val="1B1B1B"/>
-                <w:sz w:val="18"/>
-                <w:szCs w:val="18"/>
-              </w:rPr>
-              <w:t xml:space="preserve">mini 版：汽車 vs 機車</w:t>
-            </w:r>
-          </w:p>
-        </w:tc>
-        <w:tc>
-          <w:tcPr>
-            <w:tcW w:type="dxa" w:w="6360"/>
-            <w:tcMar>
-              <w:top w:type="dxa" w:w="60"/>
-              <w:left w:type="dxa" w:w="95"/>
-              <w:bottom w:type="dxa" w:w="60"/>
-              <w:right w:type="dxa" w:w="95"/>
-            </w:tcMar>
-            <w:vAlign w:val="center"/>
-          </w:tcPr>
-          <w:p>
-            <w:pPr>
-              <w:spacing w:after="0" w:line="265"/>
-            </w:pPr>
-            <w:r>
-              <w:rPr>
-                <w:rFonts w:ascii="微軟正黑體" w:cs="微軟正黑體" w:eastAsia="微軟正黑體" w:hAnsi="微軟正黑體"/>
-                <w:b w:val="false"/>
-                <w:bCs w:val="false"/>
-                <w:color w:val="1B1B1B"/>
-                <w:sz w:val="18"/>
-                <w:szCs w:val="18"/>
-              </w:rPr>
-              <w:t xml:space="preserve">7,619 個框 vs 471 個框：機車少了十六倍</w:t>
-            </w:r>
-          </w:p>
-        </w:tc>
-      </w:tr>
-    </w:tbl>
-    <w:p>
-      <w:pPr>
-        <w:spacing w:after="0"/>
-      </w:pPr>
-      <w:r>
-        <w:rPr>
-          <w:rFonts w:ascii="微軟正黑體" w:cs="微軟正黑體" w:eastAsia="微軟正黑體" w:hAnsi="微軟正黑體"/>
-          <w:color w:val="1B1B1B"/>
-          <w:sz w:val="22"/>
-          <w:szCs w:val="22"/>
-        </w:rPr>
-        <w:t xml:space="preserve"/>
-      </w:r>
-    </w:p>
-    <w:p>
-      <w:pPr>
-        <w:keepNext/>
-        <w:spacing w:after="60" w:before="60"/>
-        <w:jc w:val="center"/>
-      </w:pPr>
-      <w:r>
-        <w:drawing>
-          <wp:inline distT="0" distB="0" distL="0" distR="0">
-            <wp:extent cx="4572000" cy="2638425"/>
             <wp:effectExtent t="0" r="0" b="0" l="0"/>
             <wp:docPr id="1" name="" descr="" title=""/>
             <wp:cNvGraphicFramePr>
@@ -3947,7 +3506,7 @@
                   <pic:spPr bwMode="auto">
                     <a:xfrm>
                       <a:off x="0" y="0"/>
-                      <a:ext cx="4572000" cy="2638425"/>
+                      <a:ext cx="5715000" cy="1990725"/>
                     </a:xfrm>
                     <a:prstGeom prst="rect">
                       <a:avLst/>
@@ -3974,689 +3533,61 @@
           <w:sz w:val="19"/>
           <w:szCs w:val="19"/>
         </w:rPr>
-        <w:t xml:space="preserve">nuScenes mini 各類別的框數（第七週）。波士頓、新加坡的路上機車少，這本課本機車教得很少。　資料：nuScenes（Motional），CC BY-NC-SA 4.0</w:t>
+        <w:t xml:space="preserve">偵測框＋投到照片上的光達點（黃）。框裡點最密那 1 公尺取中位數：人 8.9 m（官方 9.0 m）、車 21.4 m（官方 22.0 m）。　資料：nuScenes（Motional），CC BY-NC-SA 4.0</w:t>
       </w:r>
     </w:p>
     <w:p>
       <w:pPr>
-        <w:keepNext/>
-        <w:spacing w:after="70" w:before="190"/>
+        <w:widowControl/>
+        <w:spacing w:after="100" w:before="0" w:line="312"/>
+        <w:ind w:left="0" w:firstLine="0"/>
       </w:pPr>
+      <w:r>
+        <w:rPr>
+          <w:rFonts w:ascii="微軟正黑體" w:cs="微軟正黑體" w:eastAsia="微軟正黑體" w:hAnsi="微軟正黑體"/>
+          <w:color w:val="1B1B1B"/>
+          <w:sz w:val="22"/>
+          <w:szCs w:val="22"/>
+        </w:rPr>
+        <w:t xml:space="preserve">相機說「這是人」，光達說「多遠」，這就是第七週的相機＋光達搭檔。框是長方形，框的角落也會有背後的路面和建築的點，所以要挑框裡點最密的那一群。自駕車做決定要的是</w:t>
+      </w:r>
       <w:r>
         <w:rPr>
           <w:rFonts w:ascii="微軟正黑體" w:cs="微軟正黑體" w:eastAsia="微軟正黑體" w:hAnsi="微軟正黑體"/>
           <w:b/>
           <w:bCs/>
           <w:color w:val="24405C"/>
-          <w:sz w:val="19"/>
-          <w:szCs w:val="19"/>
-        </w:rPr>
-        <w:t xml:space="preserve">表 4　nuScenes 官方標註規則（節錄，原文取自 nuscenes-devkit 的 instructions_nuscenes.md）</w:t>
+          <w:sz w:val="22"/>
+          <w:szCs w:val="22"/>
+        </w:rPr>
+        <w:t xml:space="preserve">立體框</w:t>
+      </w:r>
+      <w:r>
+        <w:rPr>
+          <w:rFonts w:ascii="微軟正黑體" w:cs="微軟正黑體" w:eastAsia="微軟正黑體" w:hAnsi="微軟正黑體"/>
+          <w:color w:val="1B1B1B"/>
+          <w:sz w:val="22"/>
+          <w:szCs w:val="22"/>
+        </w:rPr>
+        <w:t xml:space="preserve">：位置三個數字、大小三個數字、加上朝向，共七個數字（第七週）。</w:t>
       </w:r>
     </w:p>
-    <w:tbl>
-      <w:tblPr>
-        <w:tblW w:type="dxa" w:w="9360"/>
-        <w:tblBorders>
-          <w:top w:val="single" w:color="8A949C" w:sz="8"/>
-          <w:left w:val="none"/>
-          <w:bottom w:val="single" w:color="8A949C" w:sz="8"/>
-          <w:right w:val="none"/>
-          <w:insideH w:val="single" w:color="BFC7CE" w:sz="2"/>
-          <w:insideV w:val="none"/>
-        </w:tblBorders>
-      </w:tblPr>
-      <w:tblGrid>
-        <w:gridCol w:w="2900"/>
-        <w:gridCol w:w="3600"/>
-        <w:gridCol w:w="2860"/>
-      </w:tblGrid>
-      <w:tr>
-        <w:trPr>
-          <w:cantSplit/>
-          <w:tblHeader/>
-        </w:trPr>
-        <w:tc>
-          <w:tcPr>
-            <w:tcW w:type="dxa" w:w="2900"/>
-            <w:shd w:fill="EDF0F3" w:color="auto" w:val="clear"/>
-            <w:tcMar>
-              <w:top w:type="dxa" w:w="60"/>
-              <w:left w:type="dxa" w:w="95"/>
-              <w:bottom w:type="dxa" w:w="60"/>
-              <w:right w:type="dxa" w:w="95"/>
-            </w:tcMar>
-            <w:vAlign w:val="center"/>
-          </w:tcPr>
-          <w:p>
-            <w:pPr>
-              <w:spacing w:after="0" w:line="265"/>
-            </w:pPr>
-            <w:r>
-              <w:rPr>
-                <w:rFonts w:ascii="微軟正黑體" w:cs="微軟正黑體" w:eastAsia="微軟正黑體" w:hAnsi="微軟正黑體"/>
-                <w:b/>
-                <w:bCs/>
-                <w:color w:val="1B1B1B"/>
-                <w:sz w:val="18"/>
-                <w:szCs w:val="18"/>
-              </w:rPr>
-              <w:t xml:space="preserve">規則</w:t>
-            </w:r>
-          </w:p>
-        </w:tc>
-        <w:tc>
-          <w:tcPr>
-            <w:tcW w:type="dxa" w:w="3600"/>
-            <w:shd w:fill="EDF0F3" w:color="auto" w:val="clear"/>
-            <w:tcMar>
-              <w:top w:type="dxa" w:w="60"/>
-              <w:left w:type="dxa" w:w="95"/>
-              <w:bottom w:type="dxa" w:w="60"/>
-              <w:right w:type="dxa" w:w="95"/>
-            </w:tcMar>
-            <w:vAlign w:val="center"/>
-          </w:tcPr>
-          <w:p>
-            <w:pPr>
-              <w:spacing w:after="0" w:line="265"/>
-            </w:pPr>
-            <w:r>
-              <w:rPr>
-                <w:rFonts w:ascii="微軟正黑體" w:cs="微軟正黑體" w:eastAsia="微軟正黑體" w:hAnsi="微軟正黑體"/>
-                <w:b/>
-                <w:bCs/>
-                <w:color w:val="1B1B1B"/>
-                <w:sz w:val="18"/>
-                <w:szCs w:val="18"/>
-              </w:rPr>
-              <w:t xml:space="preserve">原文</w:t>
-            </w:r>
-          </w:p>
-        </w:tc>
-        <w:tc>
-          <w:tcPr>
-            <w:tcW w:type="dxa" w:w="2860"/>
-            <w:shd w:fill="EDF0F3" w:color="auto" w:val="clear"/>
-            <w:tcMar>
-              <w:top w:type="dxa" w:w="60"/>
-              <w:left w:type="dxa" w:w="95"/>
-              <w:bottom w:type="dxa" w:w="60"/>
-              <w:right w:type="dxa" w:w="95"/>
-            </w:tcMar>
-            <w:vAlign w:val="center"/>
-          </w:tcPr>
-          <w:p>
-            <w:pPr>
-              <w:spacing w:after="0" w:line="265"/>
-            </w:pPr>
-            <w:r>
-              <w:rPr>
-                <w:rFonts w:ascii="微軟正黑體" w:cs="微軟正黑體" w:eastAsia="微軟正黑體" w:hAnsi="微軟正黑體"/>
-                <w:b/>
-                <w:bCs/>
-                <w:color w:val="1B1B1B"/>
-                <w:sz w:val="18"/>
-                <w:szCs w:val="18"/>
-              </w:rPr>
-              <w:t xml:space="preserve">為什麼</w:t>
-            </w:r>
-          </w:p>
-        </w:tc>
-      </w:tr>
-      <w:tr>
-        <w:trPr>
-          <w:cantSplit/>
-          <w:tblHeader w:val="false"/>
-        </w:trPr>
-        <w:tc>
-          <w:tcPr>
-            <w:tcW w:type="dxa" w:w="2900"/>
-            <w:tcMar>
-              <w:top w:type="dxa" w:w="60"/>
-              <w:left w:type="dxa" w:w="95"/>
-              <w:bottom w:type="dxa" w:w="60"/>
-              <w:right w:type="dxa" w:w="95"/>
-            </w:tcMar>
-            <w:vAlign w:val="center"/>
-          </w:tcPr>
-          <w:p>
-            <w:pPr>
-              <w:spacing w:after="0" w:line="265"/>
-            </w:pPr>
-            <w:r>
-              <w:rPr>
-                <w:rFonts w:ascii="微軟正黑體" w:cs="微軟正黑體" w:eastAsia="微軟正黑體" w:hAnsi="微軟正黑體"/>
-                <w:b w:val="false"/>
-                <w:bCs w:val="false"/>
-                <w:color w:val="1B1B1B"/>
-                <w:sz w:val="18"/>
-                <w:szCs w:val="18"/>
-              </w:rPr>
-              <w:t xml:space="preserve">有 1 個光達或雷達點就要標</w:t>
-            </w:r>
-          </w:p>
-        </w:tc>
-        <w:tc>
-          <w:tcPr>
-            <w:tcW w:type="dxa" w:w="3600"/>
-            <w:tcMar>
-              <w:top w:type="dxa" w:w="60"/>
-              <w:left w:type="dxa" w:w="95"/>
-              <w:bottom w:type="dxa" w:w="60"/>
-              <w:right w:type="dxa" w:w="95"/>
-            </w:tcMar>
-            <w:vAlign w:val="center"/>
-          </w:tcPr>
-          <w:p>
-            <w:pPr>
-              <w:spacing w:after="0" w:line="265"/>
-            </w:pPr>
-            <w:r>
-              <w:rPr>
-                <w:rFonts w:ascii="微軟正黑體" w:cs="微軟正黑體" w:eastAsia="微軟正黑體" w:hAnsi="微軟正黑體"/>
-                <w:b w:val="false"/>
-                <w:bCs w:val="false"/>
-                <w:color w:val="1B1B1B"/>
-                <w:sz w:val="18"/>
-                <w:szCs w:val="18"/>
-              </w:rPr>
-              <w:t xml:space="preserve">Label any target object containing at least 1 LIDAR or RADAR point</w:t>
-            </w:r>
-          </w:p>
-        </w:tc>
-        <w:tc>
-          <w:tcPr>
-            <w:tcW w:type="dxa" w:w="2860"/>
-            <w:tcMar>
-              <w:top w:type="dxa" w:w="60"/>
-              <w:left w:type="dxa" w:w="95"/>
-              <w:bottom w:type="dxa" w:w="60"/>
-              <w:right w:type="dxa" w:w="95"/>
-            </w:tcMar>
-            <w:vAlign w:val="center"/>
-          </w:tcPr>
-          <w:p>
-            <w:pPr>
-              <w:spacing w:after="0" w:line="265"/>
-            </w:pPr>
-            <w:r>
-              <w:rPr>
-                <w:rFonts w:ascii="微軟正黑體" w:cs="微軟正黑體" w:eastAsia="微軟正黑體" w:hAnsi="微軟正黑體"/>
-                <w:b w:val="false"/>
-                <w:bCs w:val="false"/>
-                <w:color w:val="1B1B1B"/>
-                <w:sz w:val="18"/>
-                <w:szCs w:val="18"/>
-              </w:rPr>
-              <w:t xml:space="preserve">感測器看得到，模型就該學</w:t>
-            </w:r>
-          </w:p>
-        </w:tc>
-      </w:tr>
-      <w:tr>
-        <w:trPr>
-          <w:cantSplit/>
-          <w:tblHeader w:val="false"/>
-        </w:trPr>
-        <w:tc>
-          <w:tcPr>
-            <w:tcW w:type="dxa" w:w="2900"/>
-            <w:tcMar>
-              <w:top w:type="dxa" w:w="60"/>
-              <w:left w:type="dxa" w:w="95"/>
-              <w:bottom w:type="dxa" w:w="60"/>
-              <w:right w:type="dxa" w:w="95"/>
-            </w:tcMar>
-            <w:vAlign w:val="center"/>
-          </w:tcPr>
-          <w:p>
-            <w:pPr>
-              <w:spacing w:after="0" w:line="265"/>
-            </w:pPr>
-            <w:r>
-              <w:rPr>
-                <w:rFonts w:ascii="微軟正黑體" w:cs="微軟正黑體" w:eastAsia="微軟正黑體" w:hAnsi="微軟正黑體"/>
-                <w:b w:val="false"/>
-                <w:bCs w:val="false"/>
-                <w:color w:val="1B1B1B"/>
-                <w:sz w:val="18"/>
-                <w:szCs w:val="18"/>
-              </w:rPr>
-              <w:t xml:space="preserve">框要很貼</w:t>
-            </w:r>
-          </w:p>
-        </w:tc>
-        <w:tc>
-          <w:tcPr>
-            <w:tcW w:type="dxa" w:w="3600"/>
-            <w:tcMar>
-              <w:top w:type="dxa" w:w="60"/>
-              <w:left w:type="dxa" w:w="95"/>
-              <w:bottom w:type="dxa" w:w="60"/>
-              <w:right w:type="dxa" w:w="95"/>
-            </w:tcMar>
-            <w:vAlign w:val="center"/>
-          </w:tcPr>
-          <w:p>
-            <w:pPr>
-              <w:spacing w:after="0" w:line="265"/>
-            </w:pPr>
-            <w:r>
-              <w:rPr>
-                <w:rFonts w:ascii="微軟正黑體" w:cs="微軟正黑體" w:eastAsia="微軟正黑體" w:hAnsi="微軟正黑體"/>
-                <w:b w:val="false"/>
-                <w:bCs w:val="false"/>
-                <w:color w:val="1B1B1B"/>
-                <w:sz w:val="18"/>
-                <w:szCs w:val="18"/>
-              </w:rPr>
-              <w:t xml:space="preserve">Cuboids must be very tight.</w:t>
-            </w:r>
-          </w:p>
-        </w:tc>
-        <w:tc>
-          <w:tcPr>
-            <w:tcW w:type="dxa" w:w="2860"/>
-            <w:tcMar>
-              <w:top w:type="dxa" w:w="60"/>
-              <w:left w:type="dxa" w:w="95"/>
-              <w:bottom w:type="dxa" w:w="60"/>
-              <w:right w:type="dxa" w:w="95"/>
-            </w:tcMar>
-            <w:vAlign w:val="center"/>
-          </w:tcPr>
-          <w:p>
-            <w:pPr>
-              <w:spacing w:after="0" w:line="265"/>
-            </w:pPr>
-            <w:r>
-              <w:rPr>
-                <w:rFonts w:ascii="微軟正黑體" w:cs="微軟正黑體" w:eastAsia="微軟正黑體" w:hAnsi="微軟正黑體"/>
-                <w:b w:val="false"/>
-                <w:bCs w:val="false"/>
-                <w:color w:val="1B1B1B"/>
-                <w:sz w:val="18"/>
-                <w:szCs w:val="18"/>
-              </w:rPr>
-              <w:t xml:space="preserve">框太鬆，位置、距離都不準</w:t>
-            </w:r>
-          </w:p>
-        </w:tc>
-      </w:tr>
-      <w:tr>
-        <w:trPr>
-          <w:cantSplit/>
-          <w:tblHeader w:val="false"/>
-        </w:trPr>
-        <w:tc>
-          <w:tcPr>
-            <w:tcW w:type="dxa" w:w="2900"/>
-            <w:tcMar>
-              <w:top w:type="dxa" w:w="60"/>
-              <w:left w:type="dxa" w:w="95"/>
-              <w:bottom w:type="dxa" w:w="60"/>
-              <w:right w:type="dxa" w:w="95"/>
-            </w:tcMar>
-            <w:vAlign w:val="center"/>
-          </w:tcPr>
-          <w:p>
-            <w:pPr>
-              <w:spacing w:after="0" w:line="265"/>
-            </w:pPr>
-            <w:r>
-              <w:rPr>
-                <w:rFonts w:ascii="微軟正黑體" w:cs="微軟正黑體" w:eastAsia="微軟正黑體" w:hAnsi="微軟正黑體"/>
-                <w:b w:val="false"/>
-                <w:bCs w:val="false"/>
-                <w:color w:val="1B1B1B"/>
-                <w:sz w:val="18"/>
-                <w:szCs w:val="18"/>
-              </w:rPr>
-              <w:t xml:space="preserve">手腳要包進去</w:t>
-            </w:r>
-          </w:p>
-        </w:tc>
-        <w:tc>
-          <w:tcPr>
-            <w:tcW w:type="dxa" w:w="3600"/>
-            <w:tcMar>
-              <w:top w:type="dxa" w:w="60"/>
-              <w:left w:type="dxa" w:w="95"/>
-              <w:bottom w:type="dxa" w:w="60"/>
-              <w:right w:type="dxa" w:w="95"/>
-            </w:tcMar>
-            <w:vAlign w:val="center"/>
-          </w:tcPr>
-          <w:p>
-            <w:pPr>
-              <w:spacing w:after="0" w:line="265"/>
-            </w:pPr>
-            <w:r>
-              <w:rPr>
-                <w:rFonts w:ascii="微軟正黑體" w:cs="微軟正黑體" w:eastAsia="微軟正黑體" w:hAnsi="微軟正黑體"/>
-                <w:b w:val="false"/>
-                <w:bCs w:val="false"/>
-                <w:color w:val="1B1B1B"/>
-                <w:sz w:val="18"/>
-                <w:szCs w:val="18"/>
-              </w:rPr>
-              <w:t xml:space="preserve">…should include the extremities.</w:t>
-            </w:r>
-          </w:p>
-        </w:tc>
-        <w:tc>
-          <w:tcPr>
-            <w:tcW w:type="dxa" w:w="2860"/>
-            <w:tcMar>
-              <w:top w:type="dxa" w:w="60"/>
-              <w:left w:type="dxa" w:w="95"/>
-              <w:bottom w:type="dxa" w:w="60"/>
-              <w:right w:type="dxa" w:w="95"/>
-            </w:tcMar>
-            <w:vAlign w:val="center"/>
-          </w:tcPr>
-          <w:p>
-            <w:pPr>
-              <w:spacing w:after="0" w:line="265"/>
-            </w:pPr>
-            <w:r>
-              <w:rPr>
-                <w:rFonts w:ascii="微軟正黑體" w:cs="微軟正黑體" w:eastAsia="微軟正黑體" w:hAnsi="微軟正黑體"/>
-                <w:b w:val="false"/>
-                <w:bCs w:val="false"/>
-                <w:color w:val="1B1B1B"/>
-                <w:sz w:val="18"/>
-                <w:szCs w:val="18"/>
-              </w:rPr>
-              <w:t xml:space="preserve">伸出去的手也會被撞到</w:t>
-            </w:r>
-          </w:p>
-        </w:tc>
-      </w:tr>
-      <w:tr>
-        <w:trPr>
-          <w:cantSplit/>
-          <w:tblHeader w:val="false"/>
-        </w:trPr>
-        <w:tc>
-          <w:tcPr>
-            <w:tcW w:type="dxa" w:w="2900"/>
-            <w:tcMar>
-              <w:top w:type="dxa" w:w="60"/>
-              <w:left w:type="dxa" w:w="95"/>
-              <w:bottom w:type="dxa" w:w="60"/>
-              <w:right w:type="dxa" w:w="95"/>
-            </w:tcMar>
-            <w:vAlign w:val="center"/>
-          </w:tcPr>
-          <w:p>
-            <w:pPr>
-              <w:spacing w:after="0" w:line="265"/>
-            </w:pPr>
-            <w:r>
-              <w:rPr>
-                <w:rFonts w:ascii="微軟正黑體" w:cs="微軟正黑體" w:eastAsia="微軟正黑體" w:hAnsi="微軟正黑體"/>
-                <w:b w:val="false"/>
-                <w:bCs w:val="false"/>
-                <w:color w:val="1B1B1B"/>
-                <w:sz w:val="18"/>
-                <w:szCs w:val="18"/>
-              </w:rPr>
-              <w:t xml:space="preserve">有人騎：騎士和車同一個框</w:t>
-            </w:r>
-          </w:p>
-        </w:tc>
-        <w:tc>
-          <w:tcPr>
-            <w:tcW w:type="dxa" w:w="3600"/>
-            <w:tcMar>
-              <w:top w:type="dxa" w:w="60"/>
-              <w:left w:type="dxa" w:w="95"/>
-              <w:bottom w:type="dxa" w:w="60"/>
-              <w:right w:type="dxa" w:w="95"/>
-            </w:tcMar>
-            <w:vAlign w:val="center"/>
-          </w:tcPr>
-          <w:p>
-            <w:pPr>
-              <w:spacing w:after="0" w:line="265"/>
-            </w:pPr>
-            <w:r>
-              <w:rPr>
-                <w:rFonts w:ascii="微軟正黑體" w:cs="微軟正黑體" w:eastAsia="微軟正黑體" w:hAnsi="微軟正黑體"/>
-                <w:b w:val="false"/>
-                <w:bCs w:val="false"/>
-                <w:color w:val="1B1B1B"/>
-                <w:sz w:val="18"/>
-                <w:szCs w:val="18"/>
-              </w:rPr>
-              <w:t xml:space="preserve">If there is a rider, include the rider in the box.</w:t>
-            </w:r>
-          </w:p>
-        </w:tc>
-        <w:tc>
-          <w:tcPr>
-            <w:tcW w:type="dxa" w:w="2860"/>
-            <w:tcMar>
-              <w:top w:type="dxa" w:w="60"/>
-              <w:left w:type="dxa" w:w="95"/>
-              <w:bottom w:type="dxa" w:w="60"/>
-              <w:right w:type="dxa" w:w="95"/>
-            </w:tcMar>
-            <w:vAlign w:val="center"/>
-          </w:tcPr>
-          <w:p>
-            <w:pPr>
-              <w:spacing w:after="0" w:line="265"/>
-            </w:pPr>
-            <w:r>
-              <w:rPr>
-                <w:rFonts w:ascii="微軟正黑體" w:cs="微軟正黑體" w:eastAsia="微軟正黑體" w:hAnsi="微軟正黑體"/>
-                <w:b w:val="false"/>
-                <w:bCs w:val="false"/>
-                <w:color w:val="1B1B1B"/>
-                <w:sz w:val="18"/>
-                <w:szCs w:val="18"/>
-              </w:rPr>
-              <w:t xml:space="preserve">人和車一起動</w:t>
-            </w:r>
-          </w:p>
-        </w:tc>
-      </w:tr>
-      <w:tr>
-        <w:trPr>
-          <w:cantSplit/>
-          <w:tblHeader w:val="false"/>
-        </w:trPr>
-        <w:tc>
-          <w:tcPr>
-            <w:tcW w:type="dxa" w:w="2900"/>
-            <w:tcMar>
-              <w:top w:type="dxa" w:w="60"/>
-              <w:left w:type="dxa" w:w="95"/>
-              <w:bottom w:type="dxa" w:w="60"/>
-              <w:right w:type="dxa" w:w="95"/>
-            </w:tcMar>
-            <w:vAlign w:val="center"/>
-          </w:tcPr>
-          <w:p>
-            <w:pPr>
-              <w:spacing w:after="0" w:line="265"/>
-            </w:pPr>
-            <w:r>
-              <w:rPr>
-                <w:rFonts w:ascii="微軟正黑體" w:cs="微軟正黑體" w:eastAsia="微軟正黑體" w:hAnsi="微軟正黑體"/>
-                <w:b w:val="false"/>
-                <w:bCs w:val="false"/>
-                <w:color w:val="1B1B1B"/>
-                <w:sz w:val="18"/>
-                <w:szCs w:val="18"/>
-              </w:rPr>
-              <w:t xml:space="preserve">旁邊站的人：另外框</w:t>
-            </w:r>
-          </w:p>
-        </w:tc>
-        <w:tc>
-          <w:tcPr>
-            <w:tcW w:type="dxa" w:w="3600"/>
-            <w:tcMar>
-              <w:top w:type="dxa" w:w="60"/>
-              <w:left w:type="dxa" w:w="95"/>
-              <w:bottom w:type="dxa" w:w="60"/>
-              <w:right w:type="dxa" w:w="95"/>
-            </w:tcMar>
-            <w:vAlign w:val="center"/>
-          </w:tcPr>
-          <w:p>
-            <w:pPr>
-              <w:spacing w:after="0" w:line="265"/>
-            </w:pPr>
-            <w:r>
-              <w:rPr>
-                <w:rFonts w:ascii="微軟正黑體" w:cs="微軟正黑體" w:eastAsia="微軟正黑體" w:hAnsi="微軟正黑體"/>
-                <w:b w:val="false"/>
-                <w:bCs w:val="false"/>
-                <w:color w:val="1B1B1B"/>
-                <w:sz w:val="18"/>
-                <w:szCs w:val="18"/>
-              </w:rPr>
-              <w:t xml:space="preserve">…standing next to the motorcycle, do NOT include…</w:t>
-            </w:r>
-          </w:p>
-        </w:tc>
-        <w:tc>
-          <w:tcPr>
-            <w:tcW w:type="dxa" w:w="2860"/>
-            <w:tcMar>
-              <w:top w:type="dxa" w:w="60"/>
-              <w:left w:type="dxa" w:w="95"/>
-              <w:bottom w:type="dxa" w:w="60"/>
-              <w:right w:type="dxa" w:w="95"/>
-            </w:tcMar>
-            <w:vAlign w:val="center"/>
-          </w:tcPr>
-          <w:p>
-            <w:pPr>
-              <w:spacing w:after="0" w:line="265"/>
-            </w:pPr>
-            <w:r>
-              <w:rPr>
-                <w:rFonts w:ascii="微軟正黑體" w:cs="微軟正黑體" w:eastAsia="微軟正黑體" w:hAnsi="微軟正黑體"/>
-                <w:b w:val="false"/>
-                <w:bCs w:val="false"/>
-                <w:color w:val="1B1B1B"/>
-                <w:sz w:val="18"/>
-                <w:szCs w:val="18"/>
-              </w:rPr>
-              <w:t xml:space="preserve">那個人可能自己走開</w:t>
-            </w:r>
-          </w:p>
-        </w:tc>
-      </w:tr>
-      <w:tr>
-        <w:trPr>
-          <w:cantSplit/>
-          <w:tblHeader w:val="false"/>
-        </w:trPr>
-        <w:tc>
-          <w:tcPr>
-            <w:tcW w:type="dxa" w:w="2900"/>
-            <w:tcMar>
-              <w:top w:type="dxa" w:w="60"/>
-              <w:left w:type="dxa" w:w="95"/>
-              <w:bottom w:type="dxa" w:w="60"/>
-              <w:right w:type="dxa" w:w="95"/>
-            </w:tcMar>
-            <w:vAlign w:val="center"/>
-          </w:tcPr>
-          <w:p>
-            <w:pPr>
-              <w:spacing w:after="0" w:line="265"/>
-            </w:pPr>
-            <w:r>
-              <w:rPr>
-                <w:rFonts w:ascii="微軟正黑體" w:cs="微軟正黑體" w:eastAsia="微軟正黑體" w:hAnsi="微軟正黑體"/>
-                <w:b w:val="false"/>
-                <w:bCs w:val="false"/>
-                <w:color w:val="1B1B1B"/>
-                <w:sz w:val="18"/>
-                <w:szCs w:val="18"/>
-              </w:rPr>
-              <w:t xml:space="preserve">可見度分四級</w:t>
-            </w:r>
-          </w:p>
-        </w:tc>
-        <w:tc>
-          <w:tcPr>
-            <w:tcW w:type="dxa" w:w="3600"/>
-            <w:tcMar>
-              <w:top w:type="dxa" w:w="60"/>
-              <w:left w:type="dxa" w:w="95"/>
-              <w:bottom w:type="dxa" w:w="60"/>
-              <w:right w:type="dxa" w:w="95"/>
-            </w:tcMar>
-            <w:vAlign w:val="center"/>
-          </w:tcPr>
-          <w:p>
-            <w:pPr>
-              <w:spacing w:after="0" w:line="265"/>
-            </w:pPr>
-            <w:r>
-              <w:rPr>
-                <w:rFonts w:ascii="微軟正黑體" w:cs="微軟正黑體" w:eastAsia="微軟正黑體" w:hAnsi="微軟正黑體"/>
-                <w:b w:val="false"/>
-                <w:bCs w:val="false"/>
-                <w:color w:val="1B1B1B"/>
-                <w:sz w:val="18"/>
-                <w:szCs w:val="18"/>
-              </w:rPr>
-              <w:t xml:space="preserve">0–40%, 41–60%, 61–80%, 81–100%</w:t>
-            </w:r>
-          </w:p>
-        </w:tc>
-        <w:tc>
-          <w:tcPr>
-            <w:tcW w:type="dxa" w:w="2860"/>
-            <w:tcMar>
-              <w:top w:type="dxa" w:w="60"/>
-              <w:left w:type="dxa" w:w="95"/>
-              <w:bottom w:type="dxa" w:w="60"/>
-              <w:right w:type="dxa" w:w="95"/>
-            </w:tcMar>
-            <w:vAlign w:val="center"/>
-          </w:tcPr>
-          <w:p>
-            <w:pPr>
-              <w:spacing w:after="0" w:line="265"/>
-            </w:pPr>
-            <w:r>
-              <w:rPr>
-                <w:rFonts w:ascii="微軟正黑體" w:cs="微軟正黑體" w:eastAsia="微軟正黑體" w:hAnsi="微軟正黑體"/>
-                <w:b w:val="false"/>
-                <w:bCs w:val="false"/>
-                <w:color w:val="1B1B1B"/>
-                <w:sz w:val="18"/>
-                <w:szCs w:val="18"/>
-              </w:rPr>
-              <w:t xml:space="preserve">知道哪些被擋得多</w:t>
-            </w:r>
-          </w:p>
-        </w:tc>
-      </w:tr>
-    </w:tbl>
     <w:p>
       <w:pPr>
-        <w:spacing w:after="0"/>
+        <w:pStyle w:val="Heading2"/>
+        <w:keepNext/>
+        <w:spacing w:after="130" w:before="300"/>
       </w:pPr>
       <w:r>
         <w:rPr>
           <w:rFonts w:ascii="微軟正黑體" w:cs="微軟正黑體" w:eastAsia="微軟正黑體" w:hAnsi="微軟正黑體"/>
-          <w:color w:val="1B1B1B"/>
-          <w:sz w:val="22"/>
-          <w:szCs w:val="22"/>
-        </w:rPr>
-        <w:t xml:space="preserve"/>
+          <w:b/>
+          <w:bCs/>
+          <w:color w:val="24405C"/>
+          <w:sz w:val="24"/>
+          <w:szCs w:val="24"/>
+        </w:rPr>
+        <w:t xml:space="preserve">從上往下看：鳥瞰圖和佔據網格</w:t>
       </w:r>
     </w:p>
     <w:p>
@@ -4668,7 +3599,7 @@
       <w:r>
         <w:drawing>
           <wp:inline distT="0" distB="0" distL="0" distR="0">
-            <wp:extent cx="5334000" cy="1990725"/>
+            <wp:extent cx="5905500" cy="3333750"/>
             <wp:effectExtent t="0" r="0" b="0" l="0"/>
             <wp:docPr id="1" name="" descr="" title=""/>
             <wp:cNvGraphicFramePr>
@@ -4693,7 +3624,7 @@
                   <pic:spPr bwMode="auto">
                     <a:xfrm>
                       <a:off x="0" y="0"/>
-                      <a:ext cx="5334000" cy="1990725"/>
+                      <a:ext cx="5905500" cy="3333750"/>
                     </a:xfrm>
                     <a:prstGeom prst="rect">
                       <a:avLst/>
@@ -4720,7 +3651,226 @@
           <w:sz w:val="19"/>
           <w:szCs w:val="19"/>
         </w:rPr>
-        <w:t xml:space="preserve">騎士包在車的框裡：左 scene-0103 腳踏車，右 scene-1100 機車（官方標註框）。　資料：nuScenes（Motional），CC BY-NC-SA 4.0</w:t>
+        <w:t xml:space="preserve">左：鳥瞰圖，光達點＋官方立體框；右：同一格光達算出的佔據網格（0.5 m 一格）。scene-0103（波士頓）。　資料：nuScenes（Motional），CC BY-NC-SA 4.0</w:t>
+      </w:r>
+    </w:p>
+    <w:p>
+      <w:pPr>
+        <w:pStyle w:val="ListParagraph"/>
+        <w:widowControl/>
+        <w:numPr>
+          <w:ilvl w:val="0"/>
+          <w:numId w:val="3"/>
+        </w:numPr>
+        <w:spacing w:after="80" w:line="320"/>
+      </w:pPr>
+      <w:r>
+        <w:rPr>
+          <w:rFonts w:ascii="微軟正黑體" w:cs="微軟正黑體" w:eastAsia="微軟正黑體" w:hAnsi="微軟正黑體"/>
+          <w:color w:val="1B1B1B"/>
+          <w:sz w:val="22"/>
+          <w:szCs w:val="22"/>
+        </w:rPr>
+        <w:t xml:space="preserve">鳥瞰圖的三個好處：東西</w:t>
+      </w:r>
+      <w:r>
+        <w:rPr>
+          <w:rFonts w:ascii="微軟正黑體" w:cs="微軟正黑體" w:eastAsia="微軟正黑體" w:hAnsi="微軟正黑體"/>
+          <w:b/>
+          <w:bCs/>
+          <w:color w:val="24405C"/>
+          <w:sz w:val="22"/>
+          <w:szCs w:val="22"/>
+        </w:rPr>
+        <w:t xml:space="preserve">不會互相擋</w:t>
+      </w:r>
+      <w:r>
+        <w:rPr>
+          <w:rFonts w:ascii="微軟正黑體" w:cs="微軟正黑體" w:eastAsia="微軟正黑體" w:hAnsi="微軟正黑體"/>
+          <w:color w:val="1B1B1B"/>
+          <w:sz w:val="22"/>
+          <w:szCs w:val="22"/>
+        </w:rPr>
+        <w:t xml:space="preserve">；</w:t>
+      </w:r>
+      <w:r>
+        <w:rPr>
+          <w:rFonts w:ascii="微軟正黑體" w:cs="微軟正黑體" w:eastAsia="微軟正黑體" w:hAnsi="微軟正黑體"/>
+          <w:b/>
+          <w:bCs/>
+          <w:color w:val="24405C"/>
+          <w:sz w:val="22"/>
+          <w:szCs w:val="22"/>
+        </w:rPr>
+        <w:t xml:space="preserve">距離不會變形</w:t>
+      </w:r>
+      <w:r>
+        <w:rPr>
+          <w:rFonts w:ascii="微軟正黑體" w:cs="微軟正黑體" w:eastAsia="微軟正黑體" w:hAnsi="微軟正黑體"/>
+          <w:color w:val="1B1B1B"/>
+          <w:sz w:val="22"/>
+          <w:szCs w:val="22"/>
+        </w:rPr>
+        <w:t xml:space="preserve">，一公尺就是一公尺；開車本來就是在</w:t>
+      </w:r>
+      <w:r>
+        <w:rPr>
+          <w:rFonts w:ascii="微軟正黑體" w:cs="微軟正黑體" w:eastAsia="微軟正黑體" w:hAnsi="微軟正黑體"/>
+          <w:b/>
+          <w:bCs/>
+          <w:color w:val="24405C"/>
+          <w:sz w:val="22"/>
+          <w:szCs w:val="22"/>
+        </w:rPr>
+        <w:t xml:space="preserve">地面上</w:t>
+      </w:r>
+      <w:r>
+        <w:rPr>
+          <w:rFonts w:ascii="微軟正黑體" w:cs="微軟正黑體" w:eastAsia="微軟正黑體" w:hAnsi="微軟正黑體"/>
+          <w:color w:val="1B1B1B"/>
+          <w:sz w:val="22"/>
+          <w:szCs w:val="22"/>
+        </w:rPr>
+        <w:t xml:space="preserve">做決定。第七週的中期融合，就是大家先畫成同一張鳥瞰圖。</w:t>
+      </w:r>
+    </w:p>
+    <w:p>
+      <w:pPr>
+        <w:pStyle w:val="ListParagraph"/>
+        <w:widowControl/>
+        <w:numPr>
+          <w:ilvl w:val="0"/>
+          <w:numId w:val="3"/>
+        </w:numPr>
+        <w:spacing w:after="80" w:line="320"/>
+      </w:pPr>
+      <w:r>
+        <w:rPr>
+          <w:rFonts w:ascii="微軟正黑體" w:cs="微軟正黑體" w:eastAsia="微軟正黑體" w:hAnsi="微軟正黑體"/>
+          <w:color w:val="1B1B1B"/>
+          <w:sz w:val="22"/>
+          <w:szCs w:val="22"/>
+        </w:rPr>
+        <w:t xml:space="preserve">佔據網格：每一格只問一件事。</w:t>
+      </w:r>
+      <w:r>
+        <w:rPr>
+          <w:rFonts w:ascii="微軟正黑體" w:cs="微軟正黑體" w:eastAsia="微軟正黑體" w:hAnsi="微軟正黑體"/>
+          <w:b/>
+          <w:bCs/>
+          <w:color w:val="24405C"/>
+          <w:sz w:val="22"/>
+          <w:szCs w:val="22"/>
+        </w:rPr>
+        <w:t xml:space="preserve">紅＝有東西</w:t>
+      </w:r>
+      <w:r>
+        <w:rPr>
+          <w:rFonts w:ascii="微軟正黑體" w:cs="微軟正黑體" w:eastAsia="微軟正黑體" w:hAnsi="微軟正黑體"/>
+          <w:color w:val="1B1B1B"/>
+          <w:sz w:val="22"/>
+          <w:szCs w:val="22"/>
+        </w:rPr>
+        <w:t xml:space="preserve">（有高出地面的點）、</w:t>
+      </w:r>
+      <w:r>
+        <w:rPr>
+          <w:rFonts w:ascii="微軟正黑體" w:cs="微軟正黑體" w:eastAsia="微軟正黑體" w:hAnsi="微軟正黑體"/>
+          <w:b/>
+          <w:bCs/>
+          <w:color w:val="24405C"/>
+          <w:sz w:val="22"/>
+          <w:szCs w:val="22"/>
+        </w:rPr>
+        <w:t xml:space="preserve">白＝空的</w:t>
+      </w:r>
+      <w:r>
+        <w:rPr>
+          <w:rFonts w:ascii="微軟正黑體" w:cs="微軟正黑體" w:eastAsia="微軟正黑體" w:hAnsi="微軟正黑體"/>
+          <w:color w:val="1B1B1B"/>
+          <w:sz w:val="22"/>
+          <w:szCs w:val="22"/>
+        </w:rPr>
+        <w:t xml:space="preserve">（雷射穿過沒碰到東西）、</w:t>
+      </w:r>
+      <w:r>
+        <w:rPr>
+          <w:rFonts w:ascii="微軟正黑體" w:cs="微軟正黑體" w:eastAsia="微軟正黑體" w:hAnsi="微軟正黑體"/>
+          <w:b/>
+          <w:bCs/>
+          <w:color w:val="24405C"/>
+          <w:sz w:val="22"/>
+          <w:szCs w:val="22"/>
+        </w:rPr>
+        <w:t xml:space="preserve">灰＝不知道</w:t>
+      </w:r>
+      <w:r>
+        <w:rPr>
+          <w:rFonts w:ascii="微軟正黑體" w:cs="微軟正黑體" w:eastAsia="微軟正黑體" w:hAnsi="微軟正黑體"/>
+          <w:color w:val="1B1B1B"/>
+          <w:sz w:val="22"/>
+          <w:szCs w:val="22"/>
+        </w:rPr>
+        <w:t xml:space="preserve">（被擋住、沒打到）。</w:t>
+      </w:r>
+    </w:p>
+    <w:p>
+      <w:pPr>
+        <w:pStyle w:val="ListParagraph"/>
+        <w:widowControl/>
+        <w:numPr>
+          <w:ilvl w:val="0"/>
+          <w:numId w:val="3"/>
+        </w:numPr>
+        <w:spacing w:after="80" w:line="320"/>
+      </w:pPr>
+      <w:r>
+        <w:rPr>
+          <w:rFonts w:ascii="微軟正黑體" w:cs="微軟正黑體" w:eastAsia="微軟正黑體" w:hAnsi="微軟正黑體"/>
+          <w:color w:val="1B1B1B"/>
+          <w:sz w:val="22"/>
+          <w:szCs w:val="22"/>
+        </w:rPr>
+        <w:t xml:space="preserve">最大的好處：</w:t>
+      </w:r>
+      <w:r>
+        <w:rPr>
+          <w:rFonts w:ascii="微軟正黑體" w:cs="微軟正黑體" w:eastAsia="微軟正黑體" w:hAnsi="微軟正黑體"/>
+          <w:b/>
+          <w:bCs/>
+          <w:color w:val="24405C"/>
+          <w:sz w:val="22"/>
+          <w:szCs w:val="22"/>
+        </w:rPr>
+        <w:t xml:space="preserve">不用知道那是什麼</w:t>
+      </w:r>
+      <w:r>
+        <w:rPr>
+          <w:rFonts w:ascii="微軟正黑體" w:cs="微軟正黑體" w:eastAsia="微軟正黑體" w:hAnsi="微軟正黑體"/>
+          <w:color w:val="1B1B1B"/>
+          <w:sz w:val="22"/>
+          <w:szCs w:val="22"/>
+        </w:rPr>
+        <w:t xml:space="preserve">。掉在路上的貨、沒看過的路障，偵測器認不出來，佔據網格一樣標紅。但要小心：「不知道」不等於「空的」，大卡車後面可能就站著一個人。</w:t>
+      </w:r>
+    </w:p>
+    <w:p>
+      <w:pPr>
+        <w:pStyle w:val="Heading1"/>
+        <w:keepNext/>
+        <w:pageBreakBefore/>
+        <w:spacing w:after="240" w:before="160"/>
+      </w:pPr>
+      <w:r>
+        <w:rPr>
+          <w:rFonts w:ascii="微軟正黑體" w:cs="微軟正黑體" w:eastAsia="微軟正黑體" w:hAnsi="微軟正黑體"/>
+          <w:b/>
+          <w:bCs/>
+          <w:color w:val="24405C"/>
+          <w:sz w:val="30"/>
+          <w:szCs w:val="30"/>
+        </w:rPr>
+        <w:t xml:space="preserve">三、資料標註：幫電腦準備標準答案</w:t>
       </w:r>
     </w:p>
     <w:p>
@@ -4736,7 +3886,7 @@
           <w:sz w:val="22"/>
           <w:szCs w:val="22"/>
         </w:rPr>
-        <w:t xml:space="preserve">在河內，一台機車載三個人，照 nuScenes 的規則是</w:t>
+        <w:t xml:space="preserve">標註資料就是模型的課本。三種狀況會讓模型學壞：</w:t>
       </w:r>
       <w:r>
         <w:rPr>
@@ -4747,7 +3897,7 @@
           <w:sz w:val="22"/>
           <w:szCs w:val="22"/>
         </w:rPr>
-        <w:t xml:space="preserve">一個框</w:t>
+        <w:t xml:space="preserve">漏標</w:t>
       </w:r>
       <w:r>
         <w:rPr>
@@ -4756,7 +3906,7 @@
           <w:sz w:val="22"/>
           <w:szCs w:val="22"/>
         </w:rPr>
-        <w:t xml:space="preserve">，類別是機車。換一套規則把每個人分開框也可以，重點是</w:t>
+        <w:t xml:space="preserve">（照片裡有人卻沒框，模型學到「這種樣子不是人」）、</w:t>
       </w:r>
       <w:r>
         <w:rPr>
@@ -4767,7 +3917,7 @@
           <w:sz w:val="22"/>
           <w:szCs w:val="22"/>
         </w:rPr>
-        <w:t xml:space="preserve">整份資料用同一套</w:t>
+        <w:t xml:space="preserve">標錯類別</w:t>
       </w:r>
       <w:r>
         <w:rPr>
@@ -4776,14 +3926,33 @@
           <w:sz w:val="22"/>
           <w:szCs w:val="22"/>
         </w:rPr>
-        <w:t xml:space="preserve">。</w:t>
+        <w:t xml:space="preserve">（機車標成腳踏車）、</w:t>
+      </w:r>
+      <w:r>
+        <w:rPr>
+          <w:rFonts w:ascii="微軟正黑體" w:cs="微軟正黑體" w:eastAsia="微軟正黑體" w:hAnsi="微軟正黑體"/>
+          <w:b/>
+          <w:bCs/>
+          <w:color w:val="24405C"/>
+          <w:sz w:val="22"/>
+          <w:szCs w:val="22"/>
+        </w:rPr>
+        <w:t xml:space="preserve">每個人標法不一樣</w:t>
+      </w:r>
+      <w:r>
+        <w:rPr>
+          <w:rFonts w:ascii="微軟正黑體" w:cs="微軟正黑體" w:eastAsia="微軟正黑體" w:hAnsi="微軟正黑體"/>
+          <w:color w:val="1B1B1B"/>
+          <w:sz w:val="22"/>
+          <w:szCs w:val="22"/>
+        </w:rPr>
+        <w:t xml:space="preserve">（有人把騎士和機車框在一起，有人分開）。所以正式的標註一定有一份規則，所有人照同一份標，還要抽查。</w:t>
       </w:r>
     </w:p>
     <w:p>
       <w:pPr>
-        <w:pStyle w:val="Heading2"/>
         <w:keepNext/>
-        <w:spacing w:after="130" w:before="300"/>
+        <w:spacing w:after="70" w:before="190"/>
       </w:pPr>
       <w:r>
         <w:rPr>
@@ -4791,10 +3960,353 @@
           <w:b/>
           <w:bCs/>
           <w:color w:val="24405C"/>
-          <w:sz w:val="24"/>
-          <w:szCs w:val="24"/>
-        </w:rPr>
-        <w:t xml:space="preserve">IoU：兩個框有多像</w:t>
+          <w:sz w:val="19"/>
+          <w:szCs w:val="19"/>
+        </w:rPr>
+        <w:t xml:space="preserve">表 3　nuScenes 標了多少</w:t>
+      </w:r>
+    </w:p>
+    <w:tbl>
+      <w:tblPr>
+        <w:tblW w:type="dxa" w:w="9360"/>
+        <w:tblBorders>
+          <w:top w:val="single" w:color="8A949C" w:sz="8"/>
+          <w:left w:val="none"/>
+          <w:bottom w:val="single" w:color="8A949C" w:sz="8"/>
+          <w:right w:val="none"/>
+          <w:insideH w:val="single" w:color="BFC7CE" w:sz="2"/>
+          <w:insideV w:val="none"/>
+        </w:tblBorders>
+      </w:tblPr>
+      <w:tblGrid>
+        <w:gridCol w:w="3000"/>
+        <w:gridCol w:w="6360"/>
+      </w:tblGrid>
+      <w:tr>
+        <w:trPr>
+          <w:cantSplit/>
+          <w:tblHeader/>
+        </w:trPr>
+        <w:tc>
+          <w:tcPr>
+            <w:tcW w:type="dxa" w:w="3000"/>
+            <w:shd w:fill="EDF0F3" w:color="auto" w:val="clear"/>
+            <w:tcMar>
+              <w:top w:type="dxa" w:w="60"/>
+              <w:left w:type="dxa" w:w="95"/>
+              <w:bottom w:type="dxa" w:w="60"/>
+              <w:right w:type="dxa" w:w="95"/>
+            </w:tcMar>
+            <w:vAlign w:val="center"/>
+          </w:tcPr>
+          <w:p>
+            <w:pPr>
+              <w:spacing w:after="0" w:line="265"/>
+            </w:pPr>
+            <w:r>
+              <w:rPr>
+                <w:rFonts w:ascii="微軟正黑體" w:cs="微軟正黑體" w:eastAsia="微軟正黑體" w:hAnsi="微軟正黑體"/>
+                <w:b/>
+                <w:bCs/>
+                <w:color w:val="1B1B1B"/>
+                <w:sz w:val="18"/>
+                <w:szCs w:val="18"/>
+              </w:rPr>
+              <w:t xml:space="preserve">項目</w:t>
+            </w:r>
+          </w:p>
+        </w:tc>
+        <w:tc>
+          <w:tcPr>
+            <w:tcW w:type="dxa" w:w="6360"/>
+            <w:shd w:fill="EDF0F3" w:color="auto" w:val="clear"/>
+            <w:tcMar>
+              <w:top w:type="dxa" w:w="60"/>
+              <w:left w:type="dxa" w:w="95"/>
+              <w:bottom w:type="dxa" w:w="60"/>
+              <w:right w:type="dxa" w:w="95"/>
+            </w:tcMar>
+            <w:vAlign w:val="center"/>
+          </w:tcPr>
+          <w:p>
+            <w:pPr>
+              <w:spacing w:after="0" w:line="265"/>
+            </w:pPr>
+            <w:r>
+              <w:rPr>
+                <w:rFonts w:ascii="微軟正黑體" w:cs="微軟正黑體" w:eastAsia="微軟正黑體" w:hAnsi="微軟正黑體"/>
+                <w:b/>
+                <w:bCs/>
+                <w:color w:val="1B1B1B"/>
+                <w:sz w:val="18"/>
+                <w:szCs w:val="18"/>
+              </w:rPr>
+              <w:t xml:space="preserve">數字</w:t>
+            </w:r>
+          </w:p>
+        </w:tc>
+      </w:tr>
+      <w:tr>
+        <w:trPr>
+          <w:cantSplit/>
+          <w:tblHeader w:val="false"/>
+        </w:trPr>
+        <w:tc>
+          <w:tcPr>
+            <w:tcW w:type="dxa" w:w="3000"/>
+            <w:tcMar>
+              <w:top w:type="dxa" w:w="60"/>
+              <w:left w:type="dxa" w:w="95"/>
+              <w:bottom w:type="dxa" w:w="60"/>
+              <w:right w:type="dxa" w:w="95"/>
+            </w:tcMar>
+            <w:vAlign w:val="center"/>
+          </w:tcPr>
+          <w:p>
+            <w:pPr>
+              <w:spacing w:after="0" w:line="265"/>
+            </w:pPr>
+            <w:r>
+              <w:rPr>
+                <w:rFonts w:ascii="微軟正黑體" w:cs="微軟正黑體" w:eastAsia="微軟正黑體" w:hAnsi="微軟正黑體"/>
+                <w:b w:val="false"/>
+                <w:bCs w:val="false"/>
+                <w:color w:val="1B1B1B"/>
+                <w:sz w:val="18"/>
+                <w:szCs w:val="18"/>
+              </w:rPr>
+              <w:t xml:space="preserve">關鍵畫面</w:t>
+            </w:r>
+          </w:p>
+        </w:tc>
+        <w:tc>
+          <w:tcPr>
+            <w:tcW w:type="dxa" w:w="6360"/>
+            <w:tcMar>
+              <w:top w:type="dxa" w:w="60"/>
+              <w:left w:type="dxa" w:w="95"/>
+              <w:bottom w:type="dxa" w:w="60"/>
+              <w:right w:type="dxa" w:w="95"/>
+            </w:tcMar>
+            <w:vAlign w:val="center"/>
+          </w:tcPr>
+          <w:p>
+            <w:pPr>
+              <w:spacing w:after="0" w:line="265"/>
+            </w:pPr>
+            <w:r>
+              <w:rPr>
+                <w:rFonts w:ascii="微軟正黑體" w:cs="微軟正黑體" w:eastAsia="微軟正黑體" w:hAnsi="微軟正黑體"/>
+                <w:b w:val="false"/>
+                <w:bCs w:val="false"/>
+                <w:color w:val="1B1B1B"/>
+                <w:sz w:val="18"/>
+                <w:szCs w:val="18"/>
+              </w:rPr>
+              <w:t xml:space="preserve">4 萬個（1000 段 × 20 秒，每 0.5 秒標一次）</w:t>
+            </w:r>
+          </w:p>
+        </w:tc>
+      </w:tr>
+      <w:tr>
+        <w:trPr>
+          <w:cantSplit/>
+          <w:tblHeader w:val="false"/>
+        </w:trPr>
+        <w:tc>
+          <w:tcPr>
+            <w:tcW w:type="dxa" w:w="3000"/>
+            <w:tcMar>
+              <w:top w:type="dxa" w:w="60"/>
+              <w:left w:type="dxa" w:w="95"/>
+              <w:bottom w:type="dxa" w:w="60"/>
+              <w:right w:type="dxa" w:w="95"/>
+            </w:tcMar>
+            <w:vAlign w:val="center"/>
+          </w:tcPr>
+          <w:p>
+            <w:pPr>
+              <w:spacing w:after="0" w:line="265"/>
+            </w:pPr>
+            <w:r>
+              <w:rPr>
+                <w:rFonts w:ascii="微軟正黑體" w:cs="微軟正黑體" w:eastAsia="微軟正黑體" w:hAnsi="微軟正黑體"/>
+                <w:b w:val="false"/>
+                <w:bCs w:val="false"/>
+                <w:color w:val="1B1B1B"/>
+                <w:sz w:val="18"/>
+                <w:szCs w:val="18"/>
+              </w:rPr>
+              <w:t xml:space="preserve">立體框</w:t>
+            </w:r>
+          </w:p>
+        </w:tc>
+        <w:tc>
+          <w:tcPr>
+            <w:tcW w:type="dxa" w:w="6360"/>
+            <w:tcMar>
+              <w:top w:type="dxa" w:w="60"/>
+              <w:left w:type="dxa" w:w="95"/>
+              <w:bottom w:type="dxa" w:w="60"/>
+              <w:right w:type="dxa" w:w="95"/>
+            </w:tcMar>
+            <w:vAlign w:val="center"/>
+          </w:tcPr>
+          <w:p>
+            <w:pPr>
+              <w:spacing w:after="0" w:line="265"/>
+            </w:pPr>
+            <w:r>
+              <w:rPr>
+                <w:rFonts w:ascii="微軟正黑體" w:cs="微軟正黑體" w:eastAsia="微軟正黑體" w:hAnsi="微軟正黑體"/>
+                <w:b w:val="false"/>
+                <w:bCs w:val="false"/>
+                <w:color w:val="1B1B1B"/>
+                <w:sz w:val="18"/>
+                <w:szCs w:val="18"/>
+              </w:rPr>
+              <w:t xml:space="preserve">140 萬個，人一個一個標</w:t>
+            </w:r>
+          </w:p>
+        </w:tc>
+      </w:tr>
+      <w:tr>
+        <w:trPr>
+          <w:cantSplit/>
+          <w:tblHeader w:val="false"/>
+        </w:trPr>
+        <w:tc>
+          <w:tcPr>
+            <w:tcW w:type="dxa" w:w="3000"/>
+            <w:tcMar>
+              <w:top w:type="dxa" w:w="60"/>
+              <w:left w:type="dxa" w:w="95"/>
+              <w:bottom w:type="dxa" w:w="60"/>
+              <w:right w:type="dxa" w:w="95"/>
+            </w:tcMar>
+            <w:vAlign w:val="center"/>
+          </w:tcPr>
+          <w:p>
+            <w:pPr>
+              <w:spacing w:after="0" w:line="265"/>
+            </w:pPr>
+            <w:r>
+              <w:rPr>
+                <w:rFonts w:ascii="微軟正黑體" w:cs="微軟正黑體" w:eastAsia="微軟正黑體" w:hAnsi="微軟正黑體"/>
+                <w:b w:val="false"/>
+                <w:bCs w:val="false"/>
+                <w:color w:val="1B1B1B"/>
+                <w:sz w:val="18"/>
+                <w:szCs w:val="18"/>
+              </w:rPr>
+              <w:t xml:space="preserve">類別</w:t>
+            </w:r>
+          </w:p>
+        </w:tc>
+        <w:tc>
+          <w:tcPr>
+            <w:tcW w:type="dxa" w:w="6360"/>
+            <w:tcMar>
+              <w:top w:type="dxa" w:w="60"/>
+              <w:left w:type="dxa" w:w="95"/>
+              <w:bottom w:type="dxa" w:w="60"/>
+              <w:right w:type="dxa" w:w="95"/>
+            </w:tcMar>
+            <w:vAlign w:val="center"/>
+          </w:tcPr>
+          <w:p>
+            <w:pPr>
+              <w:spacing w:after="0" w:line="265"/>
+            </w:pPr>
+            <w:r>
+              <w:rPr>
+                <w:rFonts w:ascii="微軟正黑體" w:cs="微軟正黑體" w:eastAsia="微軟正黑體" w:hAnsi="微軟正黑體"/>
+                <w:b w:val="false"/>
+                <w:bCs w:val="false"/>
+                <w:color w:val="1B1B1B"/>
+                <w:sz w:val="18"/>
+                <w:szCs w:val="18"/>
+              </w:rPr>
+              <w:t xml:space="preserve">23 類（大人、小孩、汽車、公車、機車、三角錐……）</w:t>
+            </w:r>
+          </w:p>
+        </w:tc>
+      </w:tr>
+      <w:tr>
+        <w:trPr>
+          <w:cantSplit/>
+          <w:tblHeader w:val="false"/>
+        </w:trPr>
+        <w:tc>
+          <w:tcPr>
+            <w:tcW w:type="dxa" w:w="3000"/>
+            <w:tcMar>
+              <w:top w:type="dxa" w:w="60"/>
+              <w:left w:type="dxa" w:w="95"/>
+              <w:bottom w:type="dxa" w:w="60"/>
+              <w:right w:type="dxa" w:w="95"/>
+            </w:tcMar>
+            <w:vAlign w:val="center"/>
+          </w:tcPr>
+          <w:p>
+            <w:pPr>
+              <w:spacing w:after="0" w:line="265"/>
+            </w:pPr>
+            <w:r>
+              <w:rPr>
+                <w:rFonts w:ascii="微軟正黑體" w:cs="微軟正黑體" w:eastAsia="微軟正黑體" w:hAnsi="微軟正黑體"/>
+                <w:b w:val="false"/>
+                <w:bCs w:val="false"/>
+                <w:color w:val="1B1B1B"/>
+                <w:sz w:val="18"/>
+                <w:szCs w:val="18"/>
+              </w:rPr>
+              <w:t xml:space="preserve">mini 版：汽車 vs 機車</w:t>
+            </w:r>
+          </w:p>
+        </w:tc>
+        <w:tc>
+          <w:tcPr>
+            <w:tcW w:type="dxa" w:w="6360"/>
+            <w:tcMar>
+              <w:top w:type="dxa" w:w="60"/>
+              <w:left w:type="dxa" w:w="95"/>
+              <w:bottom w:type="dxa" w:w="60"/>
+              <w:right w:type="dxa" w:w="95"/>
+            </w:tcMar>
+            <w:vAlign w:val="center"/>
+          </w:tcPr>
+          <w:p>
+            <w:pPr>
+              <w:spacing w:after="0" w:line="265"/>
+            </w:pPr>
+            <w:r>
+              <w:rPr>
+                <w:rFonts w:ascii="微軟正黑體" w:cs="微軟正黑體" w:eastAsia="微軟正黑體" w:hAnsi="微軟正黑體"/>
+                <w:b w:val="false"/>
+                <w:bCs w:val="false"/>
+                <w:color w:val="1B1B1B"/>
+                <w:sz w:val="18"/>
+                <w:szCs w:val="18"/>
+              </w:rPr>
+              <w:t xml:space="preserve">7,619 個框 vs 471 個框：機車少了十六倍</w:t>
+            </w:r>
+          </w:p>
+        </w:tc>
+      </w:tr>
+    </w:tbl>
+    <w:p>
+      <w:pPr>
+        <w:spacing w:after="0"/>
+      </w:pPr>
+      <w:r>
+        <w:rPr>
+          <w:rFonts w:ascii="微軟正黑體" w:cs="微軟正黑體" w:eastAsia="微軟正黑體" w:hAnsi="微軟正黑體"/>
+          <w:color w:val="1B1B1B"/>
+          <w:sz w:val="22"/>
+          <w:szCs w:val="22"/>
+        </w:rPr>
+        <w:t xml:space="preserve"/>
       </w:r>
     </w:p>
     <w:p>
@@ -4806,7 +4318,7 @@
       <w:r>
         <w:drawing>
           <wp:inline distT="0" distB="0" distL="0" distR="0">
-            <wp:extent cx="5334000" cy="2038350"/>
+            <wp:extent cx="4572000" cy="2638425"/>
             <wp:effectExtent t="0" r="0" b="0" l="0"/>
             <wp:docPr id="1" name="" descr="" title=""/>
             <wp:cNvGraphicFramePr>
@@ -4831,6 +4343,890 @@
                   <pic:spPr bwMode="auto">
                     <a:xfrm>
                       <a:off x="0" y="0"/>
+                      <a:ext cx="4572000" cy="2638425"/>
+                    </a:xfrm>
+                    <a:prstGeom prst="rect">
+                      <a:avLst/>
+                    </a:prstGeom>
+                  </pic:spPr>
+                </pic:pic>
+              </a:graphicData>
+            </a:graphic>
+          </wp:inline>
+        </w:drawing>
+      </w:r>
+    </w:p>
+    <w:p>
+      <w:pPr>
+        <w:keepNext w:val="false"/>
+        <w:spacing w:after="70" w:before="190"/>
+      </w:pPr>
+      <w:r>
+        <w:rPr>
+          <w:rFonts w:ascii="微軟正黑體" w:cs="微軟正黑體" w:eastAsia="微軟正黑體" w:hAnsi="微軟正黑體"/>
+          <w:b/>
+          <w:bCs/>
+          <w:color w:val="24405C"/>
+          <w:sz w:val="19"/>
+          <w:szCs w:val="19"/>
+        </w:rPr>
+        <w:t xml:space="preserve">nuScenes mini 各類別的框數（第七週）。波士頓、新加坡的路上機車少，這本課本機車教得很少。　資料：nuScenes（Motional），CC BY-NC-SA 4.0</w:t>
+      </w:r>
+    </w:p>
+    <w:p>
+      <w:pPr>
+        <w:keepNext/>
+        <w:spacing w:after="70" w:before="190"/>
+      </w:pPr>
+      <w:r>
+        <w:rPr>
+          <w:rFonts w:ascii="微軟正黑體" w:cs="微軟正黑體" w:eastAsia="微軟正黑體" w:hAnsi="微軟正黑體"/>
+          <w:b/>
+          <w:bCs/>
+          <w:color w:val="24405C"/>
+          <w:sz w:val="19"/>
+          <w:szCs w:val="19"/>
+        </w:rPr>
+        <w:t xml:space="preserve">表 4　nuScenes 官方標註規則（節錄，原文取自 nuscenes-devkit 的 instructions_nuscenes.md）</w:t>
+      </w:r>
+    </w:p>
+    <w:tbl>
+      <w:tblPr>
+        <w:tblW w:type="dxa" w:w="9360"/>
+        <w:tblBorders>
+          <w:top w:val="single" w:color="8A949C" w:sz="8"/>
+          <w:left w:val="none"/>
+          <w:bottom w:val="single" w:color="8A949C" w:sz="8"/>
+          <w:right w:val="none"/>
+          <w:insideH w:val="single" w:color="BFC7CE" w:sz="2"/>
+          <w:insideV w:val="none"/>
+        </w:tblBorders>
+      </w:tblPr>
+      <w:tblGrid>
+        <w:gridCol w:w="2900"/>
+        <w:gridCol w:w="3600"/>
+        <w:gridCol w:w="2860"/>
+      </w:tblGrid>
+      <w:tr>
+        <w:trPr>
+          <w:cantSplit/>
+          <w:tblHeader/>
+        </w:trPr>
+        <w:tc>
+          <w:tcPr>
+            <w:tcW w:type="dxa" w:w="2900"/>
+            <w:shd w:fill="EDF0F3" w:color="auto" w:val="clear"/>
+            <w:tcMar>
+              <w:top w:type="dxa" w:w="60"/>
+              <w:left w:type="dxa" w:w="95"/>
+              <w:bottom w:type="dxa" w:w="60"/>
+              <w:right w:type="dxa" w:w="95"/>
+            </w:tcMar>
+            <w:vAlign w:val="center"/>
+          </w:tcPr>
+          <w:p>
+            <w:pPr>
+              <w:spacing w:after="0" w:line="265"/>
+            </w:pPr>
+            <w:r>
+              <w:rPr>
+                <w:rFonts w:ascii="微軟正黑體" w:cs="微軟正黑體" w:eastAsia="微軟正黑體" w:hAnsi="微軟正黑體"/>
+                <w:b/>
+                <w:bCs/>
+                <w:color w:val="1B1B1B"/>
+                <w:sz w:val="18"/>
+                <w:szCs w:val="18"/>
+              </w:rPr>
+              <w:t xml:space="preserve">規則</w:t>
+            </w:r>
+          </w:p>
+        </w:tc>
+        <w:tc>
+          <w:tcPr>
+            <w:tcW w:type="dxa" w:w="3600"/>
+            <w:shd w:fill="EDF0F3" w:color="auto" w:val="clear"/>
+            <w:tcMar>
+              <w:top w:type="dxa" w:w="60"/>
+              <w:left w:type="dxa" w:w="95"/>
+              <w:bottom w:type="dxa" w:w="60"/>
+              <w:right w:type="dxa" w:w="95"/>
+            </w:tcMar>
+            <w:vAlign w:val="center"/>
+          </w:tcPr>
+          <w:p>
+            <w:pPr>
+              <w:spacing w:after="0" w:line="265"/>
+            </w:pPr>
+            <w:r>
+              <w:rPr>
+                <w:rFonts w:ascii="微軟正黑體" w:cs="微軟正黑體" w:eastAsia="微軟正黑體" w:hAnsi="微軟正黑體"/>
+                <w:b/>
+                <w:bCs/>
+                <w:color w:val="1B1B1B"/>
+                <w:sz w:val="18"/>
+                <w:szCs w:val="18"/>
+              </w:rPr>
+              <w:t xml:space="preserve">原文</w:t>
+            </w:r>
+          </w:p>
+        </w:tc>
+        <w:tc>
+          <w:tcPr>
+            <w:tcW w:type="dxa" w:w="2860"/>
+            <w:shd w:fill="EDF0F3" w:color="auto" w:val="clear"/>
+            <w:tcMar>
+              <w:top w:type="dxa" w:w="60"/>
+              <w:left w:type="dxa" w:w="95"/>
+              <w:bottom w:type="dxa" w:w="60"/>
+              <w:right w:type="dxa" w:w="95"/>
+            </w:tcMar>
+            <w:vAlign w:val="center"/>
+          </w:tcPr>
+          <w:p>
+            <w:pPr>
+              <w:spacing w:after="0" w:line="265"/>
+            </w:pPr>
+            <w:r>
+              <w:rPr>
+                <w:rFonts w:ascii="微軟正黑體" w:cs="微軟正黑體" w:eastAsia="微軟正黑體" w:hAnsi="微軟正黑體"/>
+                <w:b/>
+                <w:bCs/>
+                <w:color w:val="1B1B1B"/>
+                <w:sz w:val="18"/>
+                <w:szCs w:val="18"/>
+              </w:rPr>
+              <w:t xml:space="preserve">為什麼</w:t>
+            </w:r>
+          </w:p>
+        </w:tc>
+      </w:tr>
+      <w:tr>
+        <w:trPr>
+          <w:cantSplit/>
+          <w:tblHeader w:val="false"/>
+        </w:trPr>
+        <w:tc>
+          <w:tcPr>
+            <w:tcW w:type="dxa" w:w="2900"/>
+            <w:tcMar>
+              <w:top w:type="dxa" w:w="60"/>
+              <w:left w:type="dxa" w:w="95"/>
+              <w:bottom w:type="dxa" w:w="60"/>
+              <w:right w:type="dxa" w:w="95"/>
+            </w:tcMar>
+            <w:vAlign w:val="center"/>
+          </w:tcPr>
+          <w:p>
+            <w:pPr>
+              <w:spacing w:after="0" w:line="265"/>
+            </w:pPr>
+            <w:r>
+              <w:rPr>
+                <w:rFonts w:ascii="微軟正黑體" w:cs="微軟正黑體" w:eastAsia="微軟正黑體" w:hAnsi="微軟正黑體"/>
+                <w:b w:val="false"/>
+                <w:bCs w:val="false"/>
+                <w:color w:val="1B1B1B"/>
+                <w:sz w:val="18"/>
+                <w:szCs w:val="18"/>
+              </w:rPr>
+              <w:t xml:space="preserve">有 1 個光達或雷達點就要標</w:t>
+            </w:r>
+          </w:p>
+        </w:tc>
+        <w:tc>
+          <w:tcPr>
+            <w:tcW w:type="dxa" w:w="3600"/>
+            <w:tcMar>
+              <w:top w:type="dxa" w:w="60"/>
+              <w:left w:type="dxa" w:w="95"/>
+              <w:bottom w:type="dxa" w:w="60"/>
+              <w:right w:type="dxa" w:w="95"/>
+            </w:tcMar>
+            <w:vAlign w:val="center"/>
+          </w:tcPr>
+          <w:p>
+            <w:pPr>
+              <w:spacing w:after="0" w:line="265"/>
+            </w:pPr>
+            <w:r>
+              <w:rPr>
+                <w:rFonts w:ascii="微軟正黑體" w:cs="微軟正黑體" w:eastAsia="微軟正黑體" w:hAnsi="微軟正黑體"/>
+                <w:b w:val="false"/>
+                <w:bCs w:val="false"/>
+                <w:color w:val="1B1B1B"/>
+                <w:sz w:val="18"/>
+                <w:szCs w:val="18"/>
+              </w:rPr>
+              <w:t xml:space="preserve">Label any target object containing at least 1 LIDAR or RADAR point</w:t>
+            </w:r>
+          </w:p>
+        </w:tc>
+        <w:tc>
+          <w:tcPr>
+            <w:tcW w:type="dxa" w:w="2860"/>
+            <w:tcMar>
+              <w:top w:type="dxa" w:w="60"/>
+              <w:left w:type="dxa" w:w="95"/>
+              <w:bottom w:type="dxa" w:w="60"/>
+              <w:right w:type="dxa" w:w="95"/>
+            </w:tcMar>
+            <w:vAlign w:val="center"/>
+          </w:tcPr>
+          <w:p>
+            <w:pPr>
+              <w:spacing w:after="0" w:line="265"/>
+            </w:pPr>
+            <w:r>
+              <w:rPr>
+                <w:rFonts w:ascii="微軟正黑體" w:cs="微軟正黑體" w:eastAsia="微軟正黑體" w:hAnsi="微軟正黑體"/>
+                <w:b w:val="false"/>
+                <w:bCs w:val="false"/>
+                <w:color w:val="1B1B1B"/>
+                <w:sz w:val="18"/>
+                <w:szCs w:val="18"/>
+              </w:rPr>
+              <w:t xml:space="preserve">感測器看得到，模型就該學</w:t>
+            </w:r>
+          </w:p>
+        </w:tc>
+      </w:tr>
+      <w:tr>
+        <w:trPr>
+          <w:cantSplit/>
+          <w:tblHeader w:val="false"/>
+        </w:trPr>
+        <w:tc>
+          <w:tcPr>
+            <w:tcW w:type="dxa" w:w="2900"/>
+            <w:tcMar>
+              <w:top w:type="dxa" w:w="60"/>
+              <w:left w:type="dxa" w:w="95"/>
+              <w:bottom w:type="dxa" w:w="60"/>
+              <w:right w:type="dxa" w:w="95"/>
+            </w:tcMar>
+            <w:vAlign w:val="center"/>
+          </w:tcPr>
+          <w:p>
+            <w:pPr>
+              <w:spacing w:after="0" w:line="265"/>
+            </w:pPr>
+            <w:r>
+              <w:rPr>
+                <w:rFonts w:ascii="微軟正黑體" w:cs="微軟正黑體" w:eastAsia="微軟正黑體" w:hAnsi="微軟正黑體"/>
+                <w:b w:val="false"/>
+                <w:bCs w:val="false"/>
+                <w:color w:val="1B1B1B"/>
+                <w:sz w:val="18"/>
+                <w:szCs w:val="18"/>
+              </w:rPr>
+              <w:t xml:space="preserve">框要很貼</w:t>
+            </w:r>
+          </w:p>
+        </w:tc>
+        <w:tc>
+          <w:tcPr>
+            <w:tcW w:type="dxa" w:w="3600"/>
+            <w:tcMar>
+              <w:top w:type="dxa" w:w="60"/>
+              <w:left w:type="dxa" w:w="95"/>
+              <w:bottom w:type="dxa" w:w="60"/>
+              <w:right w:type="dxa" w:w="95"/>
+            </w:tcMar>
+            <w:vAlign w:val="center"/>
+          </w:tcPr>
+          <w:p>
+            <w:pPr>
+              <w:spacing w:after="0" w:line="265"/>
+            </w:pPr>
+            <w:r>
+              <w:rPr>
+                <w:rFonts w:ascii="微軟正黑體" w:cs="微軟正黑體" w:eastAsia="微軟正黑體" w:hAnsi="微軟正黑體"/>
+                <w:b w:val="false"/>
+                <w:bCs w:val="false"/>
+                <w:color w:val="1B1B1B"/>
+                <w:sz w:val="18"/>
+                <w:szCs w:val="18"/>
+              </w:rPr>
+              <w:t xml:space="preserve">Cuboids must be very tight.</w:t>
+            </w:r>
+          </w:p>
+        </w:tc>
+        <w:tc>
+          <w:tcPr>
+            <w:tcW w:type="dxa" w:w="2860"/>
+            <w:tcMar>
+              <w:top w:type="dxa" w:w="60"/>
+              <w:left w:type="dxa" w:w="95"/>
+              <w:bottom w:type="dxa" w:w="60"/>
+              <w:right w:type="dxa" w:w="95"/>
+            </w:tcMar>
+            <w:vAlign w:val="center"/>
+          </w:tcPr>
+          <w:p>
+            <w:pPr>
+              <w:spacing w:after="0" w:line="265"/>
+            </w:pPr>
+            <w:r>
+              <w:rPr>
+                <w:rFonts w:ascii="微軟正黑體" w:cs="微軟正黑體" w:eastAsia="微軟正黑體" w:hAnsi="微軟正黑體"/>
+                <w:b w:val="false"/>
+                <w:bCs w:val="false"/>
+                <w:color w:val="1B1B1B"/>
+                <w:sz w:val="18"/>
+                <w:szCs w:val="18"/>
+              </w:rPr>
+              <w:t xml:space="preserve">框太鬆，位置、距離都不準</w:t>
+            </w:r>
+          </w:p>
+        </w:tc>
+      </w:tr>
+      <w:tr>
+        <w:trPr>
+          <w:cantSplit/>
+          <w:tblHeader w:val="false"/>
+        </w:trPr>
+        <w:tc>
+          <w:tcPr>
+            <w:tcW w:type="dxa" w:w="2900"/>
+            <w:tcMar>
+              <w:top w:type="dxa" w:w="60"/>
+              <w:left w:type="dxa" w:w="95"/>
+              <w:bottom w:type="dxa" w:w="60"/>
+              <w:right w:type="dxa" w:w="95"/>
+            </w:tcMar>
+            <w:vAlign w:val="center"/>
+          </w:tcPr>
+          <w:p>
+            <w:pPr>
+              <w:spacing w:after="0" w:line="265"/>
+            </w:pPr>
+            <w:r>
+              <w:rPr>
+                <w:rFonts w:ascii="微軟正黑體" w:cs="微軟正黑體" w:eastAsia="微軟正黑體" w:hAnsi="微軟正黑體"/>
+                <w:b w:val="false"/>
+                <w:bCs w:val="false"/>
+                <w:color w:val="1B1B1B"/>
+                <w:sz w:val="18"/>
+                <w:szCs w:val="18"/>
+              </w:rPr>
+              <w:t xml:space="preserve">手腳要包進去</w:t>
+            </w:r>
+          </w:p>
+        </w:tc>
+        <w:tc>
+          <w:tcPr>
+            <w:tcW w:type="dxa" w:w="3600"/>
+            <w:tcMar>
+              <w:top w:type="dxa" w:w="60"/>
+              <w:left w:type="dxa" w:w="95"/>
+              <w:bottom w:type="dxa" w:w="60"/>
+              <w:right w:type="dxa" w:w="95"/>
+            </w:tcMar>
+            <w:vAlign w:val="center"/>
+          </w:tcPr>
+          <w:p>
+            <w:pPr>
+              <w:spacing w:after="0" w:line="265"/>
+            </w:pPr>
+            <w:r>
+              <w:rPr>
+                <w:rFonts w:ascii="微軟正黑體" w:cs="微軟正黑體" w:eastAsia="微軟正黑體" w:hAnsi="微軟正黑體"/>
+                <w:b w:val="false"/>
+                <w:bCs w:val="false"/>
+                <w:color w:val="1B1B1B"/>
+                <w:sz w:val="18"/>
+                <w:szCs w:val="18"/>
+              </w:rPr>
+              <w:t xml:space="preserve">…should include the extremities.</w:t>
+            </w:r>
+          </w:p>
+        </w:tc>
+        <w:tc>
+          <w:tcPr>
+            <w:tcW w:type="dxa" w:w="2860"/>
+            <w:tcMar>
+              <w:top w:type="dxa" w:w="60"/>
+              <w:left w:type="dxa" w:w="95"/>
+              <w:bottom w:type="dxa" w:w="60"/>
+              <w:right w:type="dxa" w:w="95"/>
+            </w:tcMar>
+            <w:vAlign w:val="center"/>
+          </w:tcPr>
+          <w:p>
+            <w:pPr>
+              <w:spacing w:after="0" w:line="265"/>
+            </w:pPr>
+            <w:r>
+              <w:rPr>
+                <w:rFonts w:ascii="微軟正黑體" w:cs="微軟正黑體" w:eastAsia="微軟正黑體" w:hAnsi="微軟正黑體"/>
+                <w:b w:val="false"/>
+                <w:bCs w:val="false"/>
+                <w:color w:val="1B1B1B"/>
+                <w:sz w:val="18"/>
+                <w:szCs w:val="18"/>
+              </w:rPr>
+              <w:t xml:space="preserve">伸出去的手也會被撞到</w:t>
+            </w:r>
+          </w:p>
+        </w:tc>
+      </w:tr>
+      <w:tr>
+        <w:trPr>
+          <w:cantSplit/>
+          <w:tblHeader w:val="false"/>
+        </w:trPr>
+        <w:tc>
+          <w:tcPr>
+            <w:tcW w:type="dxa" w:w="2900"/>
+            <w:tcMar>
+              <w:top w:type="dxa" w:w="60"/>
+              <w:left w:type="dxa" w:w="95"/>
+              <w:bottom w:type="dxa" w:w="60"/>
+              <w:right w:type="dxa" w:w="95"/>
+            </w:tcMar>
+            <w:vAlign w:val="center"/>
+          </w:tcPr>
+          <w:p>
+            <w:pPr>
+              <w:spacing w:after="0" w:line="265"/>
+            </w:pPr>
+            <w:r>
+              <w:rPr>
+                <w:rFonts w:ascii="微軟正黑體" w:cs="微軟正黑體" w:eastAsia="微軟正黑體" w:hAnsi="微軟正黑體"/>
+                <w:b w:val="false"/>
+                <w:bCs w:val="false"/>
+                <w:color w:val="1B1B1B"/>
+                <w:sz w:val="18"/>
+                <w:szCs w:val="18"/>
+              </w:rPr>
+              <w:t xml:space="preserve">有人騎：騎士和車同一個框</w:t>
+            </w:r>
+          </w:p>
+        </w:tc>
+        <w:tc>
+          <w:tcPr>
+            <w:tcW w:type="dxa" w:w="3600"/>
+            <w:tcMar>
+              <w:top w:type="dxa" w:w="60"/>
+              <w:left w:type="dxa" w:w="95"/>
+              <w:bottom w:type="dxa" w:w="60"/>
+              <w:right w:type="dxa" w:w="95"/>
+            </w:tcMar>
+            <w:vAlign w:val="center"/>
+          </w:tcPr>
+          <w:p>
+            <w:pPr>
+              <w:spacing w:after="0" w:line="265"/>
+            </w:pPr>
+            <w:r>
+              <w:rPr>
+                <w:rFonts w:ascii="微軟正黑體" w:cs="微軟正黑體" w:eastAsia="微軟正黑體" w:hAnsi="微軟正黑體"/>
+                <w:b w:val="false"/>
+                <w:bCs w:val="false"/>
+                <w:color w:val="1B1B1B"/>
+                <w:sz w:val="18"/>
+                <w:szCs w:val="18"/>
+              </w:rPr>
+              <w:t xml:space="preserve">If there is a rider, include the rider in the box.</w:t>
+            </w:r>
+          </w:p>
+        </w:tc>
+        <w:tc>
+          <w:tcPr>
+            <w:tcW w:type="dxa" w:w="2860"/>
+            <w:tcMar>
+              <w:top w:type="dxa" w:w="60"/>
+              <w:left w:type="dxa" w:w="95"/>
+              <w:bottom w:type="dxa" w:w="60"/>
+              <w:right w:type="dxa" w:w="95"/>
+            </w:tcMar>
+            <w:vAlign w:val="center"/>
+          </w:tcPr>
+          <w:p>
+            <w:pPr>
+              <w:spacing w:after="0" w:line="265"/>
+            </w:pPr>
+            <w:r>
+              <w:rPr>
+                <w:rFonts w:ascii="微軟正黑體" w:cs="微軟正黑體" w:eastAsia="微軟正黑體" w:hAnsi="微軟正黑體"/>
+                <w:b w:val="false"/>
+                <w:bCs w:val="false"/>
+                <w:color w:val="1B1B1B"/>
+                <w:sz w:val="18"/>
+                <w:szCs w:val="18"/>
+              </w:rPr>
+              <w:t xml:space="preserve">人和車一起動</w:t>
+            </w:r>
+          </w:p>
+        </w:tc>
+      </w:tr>
+      <w:tr>
+        <w:trPr>
+          <w:cantSplit/>
+          <w:tblHeader w:val="false"/>
+        </w:trPr>
+        <w:tc>
+          <w:tcPr>
+            <w:tcW w:type="dxa" w:w="2900"/>
+            <w:tcMar>
+              <w:top w:type="dxa" w:w="60"/>
+              <w:left w:type="dxa" w:w="95"/>
+              <w:bottom w:type="dxa" w:w="60"/>
+              <w:right w:type="dxa" w:w="95"/>
+            </w:tcMar>
+            <w:vAlign w:val="center"/>
+          </w:tcPr>
+          <w:p>
+            <w:pPr>
+              <w:spacing w:after="0" w:line="265"/>
+            </w:pPr>
+            <w:r>
+              <w:rPr>
+                <w:rFonts w:ascii="微軟正黑體" w:cs="微軟正黑體" w:eastAsia="微軟正黑體" w:hAnsi="微軟正黑體"/>
+                <w:b w:val="false"/>
+                <w:bCs w:val="false"/>
+                <w:color w:val="1B1B1B"/>
+                <w:sz w:val="18"/>
+                <w:szCs w:val="18"/>
+              </w:rPr>
+              <w:t xml:space="preserve">旁邊站的人：另外框</w:t>
+            </w:r>
+          </w:p>
+        </w:tc>
+        <w:tc>
+          <w:tcPr>
+            <w:tcW w:type="dxa" w:w="3600"/>
+            <w:tcMar>
+              <w:top w:type="dxa" w:w="60"/>
+              <w:left w:type="dxa" w:w="95"/>
+              <w:bottom w:type="dxa" w:w="60"/>
+              <w:right w:type="dxa" w:w="95"/>
+            </w:tcMar>
+            <w:vAlign w:val="center"/>
+          </w:tcPr>
+          <w:p>
+            <w:pPr>
+              <w:spacing w:after="0" w:line="265"/>
+            </w:pPr>
+            <w:r>
+              <w:rPr>
+                <w:rFonts w:ascii="微軟正黑體" w:cs="微軟正黑體" w:eastAsia="微軟正黑體" w:hAnsi="微軟正黑體"/>
+                <w:b w:val="false"/>
+                <w:bCs w:val="false"/>
+                <w:color w:val="1B1B1B"/>
+                <w:sz w:val="18"/>
+                <w:szCs w:val="18"/>
+              </w:rPr>
+              <w:t xml:space="preserve">…standing next to the motorcycle, do NOT include…</w:t>
+            </w:r>
+          </w:p>
+        </w:tc>
+        <w:tc>
+          <w:tcPr>
+            <w:tcW w:type="dxa" w:w="2860"/>
+            <w:tcMar>
+              <w:top w:type="dxa" w:w="60"/>
+              <w:left w:type="dxa" w:w="95"/>
+              <w:bottom w:type="dxa" w:w="60"/>
+              <w:right w:type="dxa" w:w="95"/>
+            </w:tcMar>
+            <w:vAlign w:val="center"/>
+          </w:tcPr>
+          <w:p>
+            <w:pPr>
+              <w:spacing w:after="0" w:line="265"/>
+            </w:pPr>
+            <w:r>
+              <w:rPr>
+                <w:rFonts w:ascii="微軟正黑體" w:cs="微軟正黑體" w:eastAsia="微軟正黑體" w:hAnsi="微軟正黑體"/>
+                <w:b w:val="false"/>
+                <w:bCs w:val="false"/>
+                <w:color w:val="1B1B1B"/>
+                <w:sz w:val="18"/>
+                <w:szCs w:val="18"/>
+              </w:rPr>
+              <w:t xml:space="preserve">那個人可能自己走開</w:t>
+            </w:r>
+          </w:p>
+        </w:tc>
+      </w:tr>
+      <w:tr>
+        <w:trPr>
+          <w:cantSplit/>
+          <w:tblHeader w:val="false"/>
+        </w:trPr>
+        <w:tc>
+          <w:tcPr>
+            <w:tcW w:type="dxa" w:w="2900"/>
+            <w:tcMar>
+              <w:top w:type="dxa" w:w="60"/>
+              <w:left w:type="dxa" w:w="95"/>
+              <w:bottom w:type="dxa" w:w="60"/>
+              <w:right w:type="dxa" w:w="95"/>
+            </w:tcMar>
+            <w:vAlign w:val="center"/>
+          </w:tcPr>
+          <w:p>
+            <w:pPr>
+              <w:spacing w:after="0" w:line="265"/>
+            </w:pPr>
+            <w:r>
+              <w:rPr>
+                <w:rFonts w:ascii="微軟正黑體" w:cs="微軟正黑體" w:eastAsia="微軟正黑體" w:hAnsi="微軟正黑體"/>
+                <w:b w:val="false"/>
+                <w:bCs w:val="false"/>
+                <w:color w:val="1B1B1B"/>
+                <w:sz w:val="18"/>
+                <w:szCs w:val="18"/>
+              </w:rPr>
+              <w:t xml:space="preserve">可見度分四級</w:t>
+            </w:r>
+          </w:p>
+        </w:tc>
+        <w:tc>
+          <w:tcPr>
+            <w:tcW w:type="dxa" w:w="3600"/>
+            <w:tcMar>
+              <w:top w:type="dxa" w:w="60"/>
+              <w:left w:type="dxa" w:w="95"/>
+              <w:bottom w:type="dxa" w:w="60"/>
+              <w:right w:type="dxa" w:w="95"/>
+            </w:tcMar>
+            <w:vAlign w:val="center"/>
+          </w:tcPr>
+          <w:p>
+            <w:pPr>
+              <w:spacing w:after="0" w:line="265"/>
+            </w:pPr>
+            <w:r>
+              <w:rPr>
+                <w:rFonts w:ascii="微軟正黑體" w:cs="微軟正黑體" w:eastAsia="微軟正黑體" w:hAnsi="微軟正黑體"/>
+                <w:b w:val="false"/>
+                <w:bCs w:val="false"/>
+                <w:color w:val="1B1B1B"/>
+                <w:sz w:val="18"/>
+                <w:szCs w:val="18"/>
+              </w:rPr>
+              <w:t xml:space="preserve">0–40%, 41–60%, 61–80%, 81–100%</w:t>
+            </w:r>
+          </w:p>
+        </w:tc>
+        <w:tc>
+          <w:tcPr>
+            <w:tcW w:type="dxa" w:w="2860"/>
+            <w:tcMar>
+              <w:top w:type="dxa" w:w="60"/>
+              <w:left w:type="dxa" w:w="95"/>
+              <w:bottom w:type="dxa" w:w="60"/>
+              <w:right w:type="dxa" w:w="95"/>
+            </w:tcMar>
+            <w:vAlign w:val="center"/>
+          </w:tcPr>
+          <w:p>
+            <w:pPr>
+              <w:spacing w:after="0" w:line="265"/>
+            </w:pPr>
+            <w:r>
+              <w:rPr>
+                <w:rFonts w:ascii="微軟正黑體" w:cs="微軟正黑體" w:eastAsia="微軟正黑體" w:hAnsi="微軟正黑體"/>
+                <w:b w:val="false"/>
+                <w:bCs w:val="false"/>
+                <w:color w:val="1B1B1B"/>
+                <w:sz w:val="18"/>
+                <w:szCs w:val="18"/>
+              </w:rPr>
+              <w:t xml:space="preserve">知道哪些被擋得多</w:t>
+            </w:r>
+          </w:p>
+        </w:tc>
+      </w:tr>
+    </w:tbl>
+    <w:p>
+      <w:pPr>
+        <w:spacing w:after="0"/>
+      </w:pPr>
+      <w:r>
+        <w:rPr>
+          <w:rFonts w:ascii="微軟正黑體" w:cs="微軟正黑體" w:eastAsia="微軟正黑體" w:hAnsi="微軟正黑體"/>
+          <w:color w:val="1B1B1B"/>
+          <w:sz w:val="22"/>
+          <w:szCs w:val="22"/>
+        </w:rPr>
+        <w:t xml:space="preserve"/>
+      </w:r>
+    </w:p>
+    <w:p>
+      <w:pPr>
+        <w:keepNext/>
+        <w:spacing w:after="60" w:before="60"/>
+        <w:jc w:val="center"/>
+      </w:pPr>
+      <w:r>
+        <w:drawing>
+          <wp:inline distT="0" distB="0" distL="0" distR="0">
+            <wp:extent cx="5334000" cy="1990725"/>
+            <wp:effectExtent t="0" r="0" b="0" l="0"/>
+            <wp:docPr id="1" name="" descr="" title=""/>
+            <wp:cNvGraphicFramePr>
+              <a:graphicFrameLocks xmlns:a="http://schemas.openxmlformats.org/drawingml/2006/main" noChangeAspect="1"/>
+            </wp:cNvGraphicFramePr>
+            <a:graphic xmlns:a="http://schemas.openxmlformats.org/drawingml/2006/main">
+              <a:graphicData uri="http://schemas.openxmlformats.org/drawingml/2006/picture">
+                <pic:pic xmlns:pic="http://schemas.openxmlformats.org/drawingml/2006/picture">
+                  <pic:nvPicPr>
+                    <pic:cNvPr id="0" name="" descr=""/>
+                    <pic:cNvPicPr>
+                      <a:picLocks noChangeAspect="1" noChangeArrowheads="1"/>
+                    </pic:cNvPicPr>
+                  </pic:nvPicPr>
+                  <pic:blipFill>
+                    <a:blip r:embed="rId19" cstate="none"/>
+                    <a:srcRect/>
+                    <a:stretch>
+                      <a:fillRect/>
+                    </a:stretch>
+                  </pic:blipFill>
+                  <pic:spPr bwMode="auto">
+                    <a:xfrm>
+                      <a:off x="0" y="0"/>
+                      <a:ext cx="5334000" cy="1990725"/>
+                    </a:xfrm>
+                    <a:prstGeom prst="rect">
+                      <a:avLst/>
+                    </a:prstGeom>
+                  </pic:spPr>
+                </pic:pic>
+              </a:graphicData>
+            </a:graphic>
+          </wp:inline>
+        </w:drawing>
+      </w:r>
+    </w:p>
+    <w:p>
+      <w:pPr>
+        <w:keepNext w:val="false"/>
+        <w:spacing w:after="70" w:before="190"/>
+      </w:pPr>
+      <w:r>
+        <w:rPr>
+          <w:rFonts w:ascii="微軟正黑體" w:cs="微軟正黑體" w:eastAsia="微軟正黑體" w:hAnsi="微軟正黑體"/>
+          <w:b/>
+          <w:bCs/>
+          <w:color w:val="24405C"/>
+          <w:sz w:val="19"/>
+          <w:szCs w:val="19"/>
+        </w:rPr>
+        <w:t xml:space="preserve">騎士包在車的框裡：左 scene-0103 腳踏車，右 scene-1100 機車（官方標註框）。　資料：nuScenes（Motional），CC BY-NC-SA 4.0</w:t>
+      </w:r>
+    </w:p>
+    <w:p>
+      <w:pPr>
+        <w:widowControl/>
+        <w:spacing w:after="100" w:before="0" w:line="312"/>
+        <w:ind w:left="0" w:firstLine="0"/>
+      </w:pPr>
+      <w:r>
+        <w:rPr>
+          <w:rFonts w:ascii="微軟正黑體" w:cs="微軟正黑體" w:eastAsia="微軟正黑體" w:hAnsi="微軟正黑體"/>
+          <w:color w:val="1B1B1B"/>
+          <w:sz w:val="22"/>
+          <w:szCs w:val="22"/>
+        </w:rPr>
+        <w:t xml:space="preserve">在河內，一台機車載三個人，照 nuScenes 的規則是</w:t>
+      </w:r>
+      <w:r>
+        <w:rPr>
+          <w:rFonts w:ascii="微軟正黑體" w:cs="微軟正黑體" w:eastAsia="微軟正黑體" w:hAnsi="微軟正黑體"/>
+          <w:b/>
+          <w:bCs/>
+          <w:color w:val="24405C"/>
+          <w:sz w:val="22"/>
+          <w:szCs w:val="22"/>
+        </w:rPr>
+        <w:t xml:space="preserve">一個框</w:t>
+      </w:r>
+      <w:r>
+        <w:rPr>
+          <w:rFonts w:ascii="微軟正黑體" w:cs="微軟正黑體" w:eastAsia="微軟正黑體" w:hAnsi="微軟正黑體"/>
+          <w:color w:val="1B1B1B"/>
+          <w:sz w:val="22"/>
+          <w:szCs w:val="22"/>
+        </w:rPr>
+        <w:t xml:space="preserve">，類別是機車。換一套規則把每個人分開框也可以，重點是</w:t>
+      </w:r>
+      <w:r>
+        <w:rPr>
+          <w:rFonts w:ascii="微軟正黑體" w:cs="微軟正黑體" w:eastAsia="微軟正黑體" w:hAnsi="微軟正黑體"/>
+          <w:b/>
+          <w:bCs/>
+          <w:color w:val="24405C"/>
+          <w:sz w:val="22"/>
+          <w:szCs w:val="22"/>
+        </w:rPr>
+        <w:t xml:space="preserve">整份資料用同一套</w:t>
+      </w:r>
+      <w:r>
+        <w:rPr>
+          <w:rFonts w:ascii="微軟正黑體" w:cs="微軟正黑體" w:eastAsia="微軟正黑體" w:hAnsi="微軟正黑體"/>
+          <w:color w:val="1B1B1B"/>
+          <w:sz w:val="22"/>
+          <w:szCs w:val="22"/>
+        </w:rPr>
+        <w:t xml:space="preserve">。</w:t>
+      </w:r>
+    </w:p>
+    <w:p>
+      <w:pPr>
+        <w:pStyle w:val="Heading2"/>
+        <w:keepNext/>
+        <w:spacing w:after="130" w:before="300"/>
+      </w:pPr>
+      <w:r>
+        <w:rPr>
+          <w:rFonts w:ascii="微軟正黑體" w:cs="微軟正黑體" w:eastAsia="微軟正黑體" w:hAnsi="微軟正黑體"/>
+          <w:b/>
+          <w:bCs/>
+          <w:color w:val="24405C"/>
+          <w:sz w:val="24"/>
+          <w:szCs w:val="24"/>
+        </w:rPr>
+        <w:t xml:space="preserve">IoU：兩個框有多像</w:t>
+      </w:r>
+    </w:p>
+    <w:p>
+      <w:pPr>
+        <w:keepNext/>
+        <w:spacing w:after="60" w:before="60"/>
+        <w:jc w:val="center"/>
+      </w:pPr>
+      <w:r>
+        <w:drawing>
+          <wp:inline distT="0" distB="0" distL="0" distR="0">
+            <wp:extent cx="5334000" cy="2038350"/>
+            <wp:effectExtent t="0" r="0" b="0" l="0"/>
+            <wp:docPr id="1" name="" descr="" title=""/>
+            <wp:cNvGraphicFramePr>
+              <a:graphicFrameLocks xmlns:a="http://schemas.openxmlformats.org/drawingml/2006/main" noChangeAspect="1"/>
+            </wp:cNvGraphicFramePr>
+            <a:graphic xmlns:a="http://schemas.openxmlformats.org/drawingml/2006/main">
+              <a:graphicData uri="http://schemas.openxmlformats.org/drawingml/2006/picture">
+                <pic:pic xmlns:pic="http://schemas.openxmlformats.org/drawingml/2006/picture">
+                  <pic:nvPicPr>
+                    <pic:cNvPr id="0" name="" descr=""/>
+                    <pic:cNvPicPr>
+                      <a:picLocks noChangeAspect="1" noChangeArrowheads="1"/>
+                    </pic:cNvPicPr>
+                  </pic:nvPicPr>
+                  <pic:blipFill>
+                    <a:blip r:embed="rId20" cstate="none"/>
+                    <a:srcRect/>
+                    <a:stretch>
+                      <a:fillRect/>
+                    </a:stretch>
+                  </pic:blipFill>
+                  <pic:spPr bwMode="auto">
+                    <a:xfrm>
+                      <a:off x="0" y="0"/>
                       <a:ext cx="5334000" cy="2038350"/>
                     </a:xfrm>
                     <a:prstGeom prst="rect">
@@ -4957,7 +5353,7 @@
                     </pic:cNvPicPr>
                   </pic:nvPicPr>
                   <pic:blipFill>
-                    <a:blip r:embed="rId19" cstate="none"/>
+                    <a:blip r:embed="rId21" cstate="none"/>
                     <a:srcRect/>
                     <a:stretch>
                       <a:fillRect/>

--- a/第八週(10-29)/自動駕駛原理_第八週_課程講義.docx
+++ b/第八週(10-29)/自動駕駛原理_第八週_課程講義.docx
@@ -841,7 +841,7 @@
           <w:sz w:val="22"/>
           <w:szCs w:val="22"/>
         </w:rPr>
-        <w:t xml:space="preserve">（最常見是兩乘兩一組：一紅、兩綠、一藍），每格只量一種顏色；缺的兩種，晶片看旁邊的格子</w:t>
+        <w:t xml:space="preserve">（最常見是兩乘兩一組：一紅、兩綠、一藍），每格只量一種顏色。綠色多一倍，是因為人眼對綠光最敏感，照片的亮暗和清晰度主要來自綠色；代價是紅、藍各只有四分之一，顏色細節比較粗，遠處很小的紅燈落到的紅色格子也比較少。缺的兩種顏色，晶片看旁邊的格子</w:t>
       </w:r>
       <w:r>
         <w:rPr>

--- a/第八週(10-29)/自動駕駛原理_第八週_課程講義.docx
+++ b/第八週(10-29)/自動駕駛原理_第八週_課程講義.docx
@@ -926,24 +926,6 @@
     </w:p>
     <w:p>
       <w:pPr>
-        <w:pStyle w:val="Heading2"/>
-        <w:keepNext/>
-        <w:spacing w:after="130" w:before="300"/>
-      </w:pPr>
-      <w:r>
-        <w:rPr>
-          <w:rFonts w:ascii="微軟正黑體" w:cs="微軟正黑體" w:eastAsia="微軟正黑體" w:hAnsi="微軟正黑體"/>
-          <w:b/>
-          <w:bCs/>
-          <w:color w:val="24405C"/>
-          <w:sz w:val="24"/>
-          <w:szCs w:val="24"/>
-        </w:rPr>
-        <w:t xml:space="preserve">顏色和數字的關係</w:t>
-      </w:r>
-    </w:p>
-    <w:p>
-      <w:pPr>
         <w:keepNext/>
         <w:spacing w:after="60" w:before="60"/>
         <w:jc w:val="center"/>
@@ -951,7 +933,7 @@
       <w:r>
         <w:drawing>
           <wp:inline distT="0" distB="0" distL="0" distR="0">
-            <wp:extent cx="5715000" cy="3219450"/>
+            <wp:extent cx="5715000" cy="2990850"/>
             <wp:effectExtent t="0" r="0" b="0" l="0"/>
             <wp:docPr id="1" name="" descr="" title=""/>
             <wp:cNvGraphicFramePr>
@@ -976,7 +958,7 @@
                   <pic:spPr bwMode="auto">
                     <a:xfrm>
                       <a:off x="0" y="0"/>
-                      <a:ext cx="5715000" cy="3219450"/>
+                      <a:ext cx="5715000" cy="2990850"/>
                     </a:xfrm>
                     <a:prstGeom prst="rect">
                       <a:avLst/>
@@ -1003,7 +985,7 @@
           <w:sz w:val="19"/>
           <w:szCs w:val="19"/>
         </w:rPr>
-        <w:t xml:space="preserve">上：基本顏色的三個數字；下：照片上真的點（5×5 像素平均），scene-0553 白天、scene-1100 晚上。　資料：nuScenes（Motional），CC BY-NC-SA 4.0</w:t>
+        <w:t xml:space="preserve">補齊怎麼算（最簡單的鄰居平均）：缺的顏色＝旁邊同顏色格子的平均。每格那一個顏色的數字取自 JPEG，示意。　資料：nuScenes（Motional），CC BY-NC-SA 4.0</w:t>
       </w:r>
     </w:p>
     <w:p>
@@ -1019,7 +1001,7 @@
           <w:sz w:val="22"/>
           <w:szCs w:val="22"/>
         </w:rPr>
-        <w:t xml:space="preserve">三個數字像紅、綠、藍三支手電筒照在白牆上：只開紅是紅（255, 0, 0），紅加綠是黃，三支都最亮是白（255, 255, 255），三支一樣亮是灰（128, 128, 128），都關掉是黑（0, 0, 0）。讀數字問兩件事：</w:t>
+        <w:t xml:space="preserve">最簡單的補法是</w:t>
       </w:r>
       <w:r>
         <w:rPr>
@@ -1030,7 +1012,7 @@
           <w:sz w:val="22"/>
           <w:szCs w:val="22"/>
         </w:rPr>
-        <w:t xml:space="preserve">數字大不大</w:t>
+        <w:t xml:space="preserve">鄰居平均</w:t>
       </w:r>
       <w:r>
         <w:rPr>
@@ -1039,47 +1021,7 @@
           <w:sz w:val="22"/>
           <w:szCs w:val="22"/>
         </w:rPr>
-        <w:t xml:space="preserve">（大就亮）、</w:t>
-      </w:r>
-      <w:r>
-        <w:rPr>
-          <w:rFonts w:ascii="微軟正黑體" w:cs="微軟正黑體" w:eastAsia="微軟正黑體" w:hAnsi="微軟正黑體"/>
-          <w:b/>
-          <w:bCs/>
-          <w:color w:val="24405C"/>
-          <w:sz w:val="22"/>
-          <w:szCs w:val="22"/>
-        </w:rPr>
-        <w:t xml:space="preserve">哪一個最大</w:t>
-      </w:r>
-      <w:r>
-        <w:rPr>
-          <w:rFonts w:ascii="微軟正黑體" w:cs="微軟正黑體" w:eastAsia="微軟正黑體" w:hAnsi="微軟正黑體"/>
-          <w:color w:val="1B1B1B"/>
-          <w:sz w:val="22"/>
-          <w:szCs w:val="22"/>
-        </w:rPr>
-        <w:t xml:space="preserve">（偏哪個顏色）。照片上的真實點：紅褲子 R 123、G 80、B 67，紅的最大；白色斑馬線只有 138 左右，因為陰天、自動曝光把整張調暗；陰影裡的衣服只有 20 上下，幾乎是黑的；晚上的路面藍的特別小，偏黃，因為路燈是黃光；路燈接近 255。</w:t>
-      </w:r>
-      <w:r>
-        <w:rPr>
-          <w:rFonts w:ascii="微軟正黑體" w:cs="微軟正黑體" w:eastAsia="微軟正黑體" w:hAnsi="微軟正黑體"/>
-          <w:b/>
-          <w:bCs/>
-          <w:color w:val="24405C"/>
-          <w:sz w:val="22"/>
-          <w:szCs w:val="22"/>
-        </w:rPr>
-        <w:t xml:space="preserve">同一種東西換一個光線，數字就差很多</w:t>
-      </w:r>
-      <w:r>
-        <w:rPr>
-          <w:rFonts w:ascii="微軟正黑體" w:cs="微軟正黑體" w:eastAsia="微軟正黑體" w:hAnsi="微軟正黑體"/>
-          <w:color w:val="1B1B1B"/>
-          <w:sz w:val="22"/>
-          <w:szCs w:val="22"/>
-        </w:rPr>
-        <w:t xml:space="preserve">，所以電腦不能用「多少到多少是人」的規則去找。</w:t>
+        <w:t xml:space="preserve">：紅格自己有 R；它的 G 是上下左右四個綠格的平均，例如 (41＋45＋48＋36)÷4＝42.5；它的 B 是四個斜角藍格的平均。綠格的 R、B 各用左右或上下兩格。真的相機會先看上下、左右哪邊變化小，順著那個方向平均，免得把邊緣兩邊的顏色混在一起（混了會冒出一圈「假色」）；補完還要調白平衡、顏色、亮度，再壓縮成 JPEG，所以和簡單平均算出來的差幾個數。</w:t>
       </w:r>
     </w:p>
     <w:p>
@@ -1097,7 +1039,7 @@
           <w:sz w:val="24"/>
           <w:szCs w:val="24"/>
         </w:rPr>
-        <w:t xml:space="preserve">為什麼不寫規則：同樣是車，長得都不一樣</w:t>
+        <w:t xml:space="preserve">顏色和數字的關係</w:t>
       </w:r>
     </w:p>
     <w:p>
@@ -1109,7 +1051,7 @@
       <w:r>
         <w:drawing>
           <wp:inline distT="0" distB="0" distL="0" distR="0">
-            <wp:extent cx="5905500" cy="2238375"/>
+            <wp:extent cx="5715000" cy="3219450"/>
             <wp:effectExtent t="0" r="0" b="0" l="0"/>
             <wp:docPr id="1" name="" descr="" title=""/>
             <wp:cNvGraphicFramePr>
@@ -1134,7 +1076,7 @@
                   <pic:spPr bwMode="auto">
                     <a:xfrm>
                       <a:off x="0" y="0"/>
-                      <a:ext cx="5905500" cy="2238375"/>
+                      <a:ext cx="5715000" cy="3219450"/>
                     </a:xfrm>
                     <a:prstGeom prst="rect">
                       <a:avLst/>
@@ -1161,7 +1103,7 @@
           <w:sz w:val="19"/>
           <w:szCs w:val="19"/>
         </w:rPr>
-        <w:t xml:space="preserve">nuScenes 裡真的裁下來的車和人：角度、白天晚上、被擋住、遠近都不一樣。「看得到」是官方標註的可見度。　資料：nuScenes（Motional），CC BY-NC-SA 4.0</w:t>
+        <w:t xml:space="preserve">上：基本顏色的三個數字；下：照片上真的點（5×5 像素平均），scene-0553 白天、scene-1100 晚上。　資料：nuScenes（Motional），CC BY-NC-SA 4.0</w:t>
       </w:r>
     </w:p>
     <w:p>
@@ -1177,7 +1119,7 @@
           <w:sz w:val="22"/>
           <w:szCs w:val="22"/>
         </w:rPr>
-        <w:t xml:space="preserve">「車子＝四個輪子加一塊車身」？從後面看不到四個輪子；晚上只剩兩個車燈；被擋住一半的只看得到車頂。每多一種情況就要多寫一條規則，永遠寫不完。小朋友認車不是背規則，是看了很多台車。現在的電腦也一樣：</w:t>
+        <w:t xml:space="preserve">三個數字像紅、綠、藍三支手電筒照在白牆上：只開紅是紅（255, 0, 0），紅加綠是黃，三支都最亮是白（255, 255, 255），三支一樣亮是灰（128, 128, 128），都關掉是黑（0, 0, 0）。讀數字問兩件事：</w:t>
       </w:r>
       <w:r>
         <w:rPr>
@@ -1188,7 +1130,7 @@
           <w:sz w:val="22"/>
           <w:szCs w:val="22"/>
         </w:rPr>
-        <w:t xml:space="preserve">給它很多有標準答案的照片，讓它自己找出規律</w:t>
+        <w:t xml:space="preserve">數字大不大</w:t>
       </w:r>
       <w:r>
         <w:rPr>
@@ -1197,7 +1139,47 @@
           <w:sz w:val="22"/>
           <w:szCs w:val="22"/>
         </w:rPr>
-        <w:t xml:space="preserve">，這叫機器學習；模型一層疊一層很深，叫深度學習。</w:t>
+        <w:t xml:space="preserve">（大就亮）、</w:t>
+      </w:r>
+      <w:r>
+        <w:rPr>
+          <w:rFonts w:ascii="微軟正黑體" w:cs="微軟正黑體" w:eastAsia="微軟正黑體" w:hAnsi="微軟正黑體"/>
+          <w:b/>
+          <w:bCs/>
+          <w:color w:val="24405C"/>
+          <w:sz w:val="22"/>
+          <w:szCs w:val="22"/>
+        </w:rPr>
+        <w:t xml:space="preserve">哪一個最大</w:t>
+      </w:r>
+      <w:r>
+        <w:rPr>
+          <w:rFonts w:ascii="微軟正黑體" w:cs="微軟正黑體" w:eastAsia="微軟正黑體" w:hAnsi="微軟正黑體"/>
+          <w:color w:val="1B1B1B"/>
+          <w:sz w:val="22"/>
+          <w:szCs w:val="22"/>
+        </w:rPr>
+        <w:t xml:space="preserve">（偏哪個顏色）。照片上的真實點：紅褲子 R 123、G 80、B 67，紅的最大；白色斑馬線只有 138 左右，因為陰天、自動曝光把整張調暗；陰影裡的衣服只有 20 上下，幾乎是黑的；晚上的路面藍的特別小，偏黃，因為路燈是黃光；路燈接近 255。</w:t>
+      </w:r>
+      <w:r>
+        <w:rPr>
+          <w:rFonts w:ascii="微軟正黑體" w:cs="微軟正黑體" w:eastAsia="微軟正黑體" w:hAnsi="微軟正黑體"/>
+          <w:b/>
+          <w:bCs/>
+          <w:color w:val="24405C"/>
+          <w:sz w:val="22"/>
+          <w:szCs w:val="22"/>
+        </w:rPr>
+        <w:t xml:space="preserve">同一種東西換一個光線，數字就差很多</w:t>
+      </w:r>
+      <w:r>
+        <w:rPr>
+          <w:rFonts w:ascii="微軟正黑體" w:cs="微軟正黑體" w:eastAsia="微軟正黑體" w:hAnsi="微軟正黑體"/>
+          <w:color w:val="1B1B1B"/>
+          <w:sz w:val="22"/>
+          <w:szCs w:val="22"/>
+        </w:rPr>
+        <w:t xml:space="preserve">，所以電腦不能用「多少到多少是人」的規則去找。</w:t>
       </w:r>
     </w:p>
     <w:p>
@@ -1215,165 +1197,7 @@
           <w:sz w:val="24"/>
           <w:szCs w:val="24"/>
         </w:rPr>
-        <w:t xml:space="preserve">深度學習怎麼學：猜、對答案、改一點點</w:t>
-      </w:r>
-    </w:p>
-    <w:p>
-      <w:pPr>
-        <w:pStyle w:val="ListParagraph"/>
-        <w:widowControl/>
-        <w:numPr>
-          <w:ilvl w:val="0"/>
-          <w:numId w:val="2"/>
-        </w:numPr>
-        <w:spacing w:after="80" w:line="320"/>
-      </w:pPr>
-      <w:r>
-        <w:rPr>
-          <w:rFonts w:ascii="微軟正黑體" w:cs="微軟正黑體" w:eastAsia="微軟正黑體" w:hAnsi="微軟正黑體"/>
-          <w:b/>
-          <w:bCs/>
-          <w:color w:val="24405C"/>
-          <w:sz w:val="22"/>
-          <w:szCs w:val="22"/>
-        </w:rPr>
-        <w:t xml:space="preserve">猜</w:t>
-      </w:r>
-      <w:r>
-        <w:rPr>
-          <w:rFonts w:ascii="微軟正黑體" w:cs="微軟正黑體" w:eastAsia="微軟正黑體" w:hAnsi="微軟正黑體"/>
-          <w:color w:val="1B1B1B"/>
-          <w:sz w:val="22"/>
-          <w:szCs w:val="22"/>
-        </w:rPr>
-        <w:t xml:space="preserve">：丟一張照片進去，模型猜「這裡有一個人，框在這裡」。</w:t>
-      </w:r>
-    </w:p>
-    <w:p>
-      <w:pPr>
-        <w:pStyle w:val="ListParagraph"/>
-        <w:widowControl/>
-        <w:numPr>
-          <w:ilvl w:val="0"/>
-          <w:numId w:val="2"/>
-        </w:numPr>
-        <w:spacing w:after="80" w:line="320"/>
-      </w:pPr>
-      <w:r>
-        <w:rPr>
-          <w:rFonts w:ascii="微軟正黑體" w:cs="微軟正黑體" w:eastAsia="微軟正黑體" w:hAnsi="微軟正黑體"/>
-          <w:b/>
-          <w:bCs/>
-          <w:color w:val="24405C"/>
-          <w:sz w:val="22"/>
-          <w:szCs w:val="22"/>
-        </w:rPr>
-        <w:t xml:space="preserve">對答案</w:t>
-      </w:r>
-      <w:r>
-        <w:rPr>
-          <w:rFonts w:ascii="微軟正黑體" w:cs="微軟正黑體" w:eastAsia="微軟正黑體" w:hAnsi="微軟正黑體"/>
-          <w:color w:val="1B1B1B"/>
-          <w:sz w:val="22"/>
-          <w:szCs w:val="22"/>
-        </w:rPr>
-        <w:t xml:space="preserve">：跟人標好的標準答案比，差多少。</w:t>
-      </w:r>
-    </w:p>
-    <w:p>
-      <w:pPr>
-        <w:pStyle w:val="ListParagraph"/>
-        <w:widowControl/>
-        <w:numPr>
-          <w:ilvl w:val="0"/>
-          <w:numId w:val="2"/>
-        </w:numPr>
-        <w:spacing w:after="80" w:line="320"/>
-      </w:pPr>
-      <w:r>
-        <w:rPr>
-          <w:rFonts w:ascii="微軟正黑體" w:cs="微軟正黑體" w:eastAsia="微軟正黑體" w:hAnsi="微軟正黑體"/>
-          <w:b/>
-          <w:bCs/>
-          <w:color w:val="24405C"/>
-          <w:sz w:val="22"/>
-          <w:szCs w:val="22"/>
-        </w:rPr>
-        <w:t xml:space="preserve">改一點點</w:t>
-      </w:r>
-      <w:r>
-        <w:rPr>
-          <w:rFonts w:ascii="微軟正黑體" w:cs="微軟正黑體" w:eastAsia="微軟正黑體" w:hAnsi="微軟正黑體"/>
-          <w:color w:val="1B1B1B"/>
-          <w:sz w:val="22"/>
-          <w:szCs w:val="22"/>
-        </w:rPr>
-        <w:t xml:space="preserve">：調整模型裡幾百萬個數字，讓下次差少一點。</w:t>
-      </w:r>
-    </w:p>
-    <w:p>
-      <w:pPr>
-        <w:pStyle w:val="ListParagraph"/>
-        <w:widowControl/>
-        <w:numPr>
-          <w:ilvl w:val="0"/>
-          <w:numId w:val="2"/>
-        </w:numPr>
-        <w:spacing w:after="80" w:line="320"/>
-      </w:pPr>
-      <w:r>
-        <w:rPr>
-          <w:rFonts w:ascii="微軟正黑體" w:cs="微軟正黑體" w:eastAsia="微軟正黑體" w:hAnsi="微軟正黑體"/>
-          <w:b/>
-          <w:bCs/>
-          <w:color w:val="24405C"/>
-          <w:sz w:val="22"/>
-          <w:szCs w:val="22"/>
-        </w:rPr>
-        <w:t xml:space="preserve">重複</w:t>
-      </w:r>
-      <w:r>
-        <w:rPr>
-          <w:rFonts w:ascii="微軟正黑體" w:cs="微軟正黑體" w:eastAsia="微軟正黑體" w:hAnsi="微軟正黑體"/>
-          <w:color w:val="1B1B1B"/>
-          <w:sz w:val="22"/>
-          <w:szCs w:val="22"/>
-        </w:rPr>
-        <w:t xml:space="preserve">：幾萬張照片，一輪又一輪。</w:t>
-      </w:r>
-    </w:p>
-    <w:p>
-      <w:pPr>
-        <w:widowControl/>
-        <w:spacing w:after="100" w:before="0" w:line="312"/>
-        <w:ind w:left="0" w:firstLine="0"/>
-      </w:pPr>
-      <w:r>
-        <w:rPr>
-          <w:rFonts w:ascii="微軟正黑體" w:cs="微軟正黑體" w:eastAsia="微軟正黑體" w:hAnsi="微軟正黑體"/>
-          <w:color w:val="1B1B1B"/>
-          <w:sz w:val="22"/>
-          <w:szCs w:val="22"/>
-        </w:rPr>
-        <w:t xml:space="preserve">就像寫附答案的考古題：寫完對答案，錯的記下來，寫夠多份，沒看過的題目也會寫。第二步的標準答案是人標的，這就是第三章要講的「資料標註」。模型裡面一層一層：前幾層找邊和顏色，中間組成輪子、腿，最後一層說「這是人」。沒有人告訴它「哪些邊是腿」，是它自己在對答案的過程中調出來的。</w:t>
-      </w:r>
-    </w:p>
-    <w:p>
-      <w:pPr>
-        <w:pStyle w:val="Heading2"/>
-        <w:keepNext/>
-        <w:spacing w:after="130" w:before="300"/>
-      </w:pPr>
-      <w:r>
-        <w:rPr>
-          <w:rFonts w:ascii="微軟正黑體" w:cs="微軟正黑體" w:eastAsia="微軟正黑體" w:hAnsi="微軟正黑體"/>
-          <w:b/>
-          <w:bCs/>
-          <w:color w:val="24405C"/>
-          <w:sz w:val="24"/>
-          <w:szCs w:val="24"/>
-        </w:rPr>
-        <w:t xml:space="preserve">物件偵測給三樣東西：框、類別、分數</w:t>
+        <w:t xml:space="preserve">為什麼不寫規則：同樣是車，長得都不一樣</w:t>
       </w:r>
     </w:p>
     <w:p>
@@ -1385,7 +1209,7 @@
       <w:r>
         <w:drawing>
           <wp:inline distT="0" distB="0" distL="0" distR="0">
-            <wp:extent cx="5905500" cy="2057400"/>
+            <wp:extent cx="5905500" cy="2238375"/>
             <wp:effectExtent t="0" r="0" b="0" l="0"/>
             <wp:docPr id="1" name="" descr="" title=""/>
             <wp:cNvGraphicFramePr>
@@ -1410,6 +1234,282 @@
                   <pic:spPr bwMode="auto">
                     <a:xfrm>
                       <a:off x="0" y="0"/>
+                      <a:ext cx="5905500" cy="2238375"/>
+                    </a:xfrm>
+                    <a:prstGeom prst="rect">
+                      <a:avLst/>
+                    </a:prstGeom>
+                  </pic:spPr>
+                </pic:pic>
+              </a:graphicData>
+            </a:graphic>
+          </wp:inline>
+        </w:drawing>
+      </w:r>
+    </w:p>
+    <w:p>
+      <w:pPr>
+        <w:keepNext w:val="false"/>
+        <w:spacing w:after="70" w:before="190"/>
+      </w:pPr>
+      <w:r>
+        <w:rPr>
+          <w:rFonts w:ascii="微軟正黑體" w:cs="微軟正黑體" w:eastAsia="微軟正黑體" w:hAnsi="微軟正黑體"/>
+          <w:b/>
+          <w:bCs/>
+          <w:color w:val="24405C"/>
+          <w:sz w:val="19"/>
+          <w:szCs w:val="19"/>
+        </w:rPr>
+        <w:t xml:space="preserve">nuScenes 裡真的裁下來的車和人：角度、白天晚上、被擋住、遠近都不一樣。「看得到」是官方標註的可見度。　資料：nuScenes（Motional），CC BY-NC-SA 4.0</w:t>
+      </w:r>
+    </w:p>
+    <w:p>
+      <w:pPr>
+        <w:widowControl/>
+        <w:spacing w:after="100" w:before="0" w:line="312"/>
+        <w:ind w:left="0" w:firstLine="0"/>
+      </w:pPr>
+      <w:r>
+        <w:rPr>
+          <w:rFonts w:ascii="微軟正黑體" w:cs="微軟正黑體" w:eastAsia="微軟正黑體" w:hAnsi="微軟正黑體"/>
+          <w:color w:val="1B1B1B"/>
+          <w:sz w:val="22"/>
+          <w:szCs w:val="22"/>
+        </w:rPr>
+        <w:t xml:space="preserve">「車子＝四個輪子加一塊車身」？從後面看不到四個輪子；晚上只剩兩個車燈；被擋住一半的只看得到車頂。每多一種情況就要多寫一條規則，永遠寫不完。小朋友認車不是背規則，是看了很多台車。現在的電腦也一樣：</w:t>
+      </w:r>
+      <w:r>
+        <w:rPr>
+          <w:rFonts w:ascii="微軟正黑體" w:cs="微軟正黑體" w:eastAsia="微軟正黑體" w:hAnsi="微軟正黑體"/>
+          <w:b/>
+          <w:bCs/>
+          <w:color w:val="24405C"/>
+          <w:sz w:val="22"/>
+          <w:szCs w:val="22"/>
+        </w:rPr>
+        <w:t xml:space="preserve">給它很多有標準答案的照片，讓它自己找出規律</w:t>
+      </w:r>
+      <w:r>
+        <w:rPr>
+          <w:rFonts w:ascii="微軟正黑體" w:cs="微軟正黑體" w:eastAsia="微軟正黑體" w:hAnsi="微軟正黑體"/>
+          <w:color w:val="1B1B1B"/>
+          <w:sz w:val="22"/>
+          <w:szCs w:val="22"/>
+        </w:rPr>
+        <w:t xml:space="preserve">，這叫機器學習；模型一層疊一層很深，叫深度學習。</w:t>
+      </w:r>
+    </w:p>
+    <w:p>
+      <w:pPr>
+        <w:pStyle w:val="Heading2"/>
+        <w:keepNext/>
+        <w:spacing w:after="130" w:before="300"/>
+      </w:pPr>
+      <w:r>
+        <w:rPr>
+          <w:rFonts w:ascii="微軟正黑體" w:cs="微軟正黑體" w:eastAsia="微軟正黑體" w:hAnsi="微軟正黑體"/>
+          <w:b/>
+          <w:bCs/>
+          <w:color w:val="24405C"/>
+          <w:sz w:val="24"/>
+          <w:szCs w:val="24"/>
+        </w:rPr>
+        <w:t xml:space="preserve">深度學習怎麼學：猜、對答案、改一點點</w:t>
+      </w:r>
+    </w:p>
+    <w:p>
+      <w:pPr>
+        <w:pStyle w:val="ListParagraph"/>
+        <w:widowControl/>
+        <w:numPr>
+          <w:ilvl w:val="0"/>
+          <w:numId w:val="2"/>
+        </w:numPr>
+        <w:spacing w:after="80" w:line="320"/>
+      </w:pPr>
+      <w:r>
+        <w:rPr>
+          <w:rFonts w:ascii="微軟正黑體" w:cs="微軟正黑體" w:eastAsia="微軟正黑體" w:hAnsi="微軟正黑體"/>
+          <w:b/>
+          <w:bCs/>
+          <w:color w:val="24405C"/>
+          <w:sz w:val="22"/>
+          <w:szCs w:val="22"/>
+        </w:rPr>
+        <w:t xml:space="preserve">猜</w:t>
+      </w:r>
+      <w:r>
+        <w:rPr>
+          <w:rFonts w:ascii="微軟正黑體" w:cs="微軟正黑體" w:eastAsia="微軟正黑體" w:hAnsi="微軟正黑體"/>
+          <w:color w:val="1B1B1B"/>
+          <w:sz w:val="22"/>
+          <w:szCs w:val="22"/>
+        </w:rPr>
+        <w:t xml:space="preserve">：丟一張照片進去，模型猜「這裡有一個人，框在這裡」。</w:t>
+      </w:r>
+    </w:p>
+    <w:p>
+      <w:pPr>
+        <w:pStyle w:val="ListParagraph"/>
+        <w:widowControl/>
+        <w:numPr>
+          <w:ilvl w:val="0"/>
+          <w:numId w:val="2"/>
+        </w:numPr>
+        <w:spacing w:after="80" w:line="320"/>
+      </w:pPr>
+      <w:r>
+        <w:rPr>
+          <w:rFonts w:ascii="微軟正黑體" w:cs="微軟正黑體" w:eastAsia="微軟正黑體" w:hAnsi="微軟正黑體"/>
+          <w:b/>
+          <w:bCs/>
+          <w:color w:val="24405C"/>
+          <w:sz w:val="22"/>
+          <w:szCs w:val="22"/>
+        </w:rPr>
+        <w:t xml:space="preserve">對答案</w:t>
+      </w:r>
+      <w:r>
+        <w:rPr>
+          <w:rFonts w:ascii="微軟正黑體" w:cs="微軟正黑體" w:eastAsia="微軟正黑體" w:hAnsi="微軟正黑體"/>
+          <w:color w:val="1B1B1B"/>
+          <w:sz w:val="22"/>
+          <w:szCs w:val="22"/>
+        </w:rPr>
+        <w:t xml:space="preserve">：跟人標好的標準答案比，差多少。</w:t>
+      </w:r>
+    </w:p>
+    <w:p>
+      <w:pPr>
+        <w:pStyle w:val="ListParagraph"/>
+        <w:widowControl/>
+        <w:numPr>
+          <w:ilvl w:val="0"/>
+          <w:numId w:val="2"/>
+        </w:numPr>
+        <w:spacing w:after="80" w:line="320"/>
+      </w:pPr>
+      <w:r>
+        <w:rPr>
+          <w:rFonts w:ascii="微軟正黑體" w:cs="微軟正黑體" w:eastAsia="微軟正黑體" w:hAnsi="微軟正黑體"/>
+          <w:b/>
+          <w:bCs/>
+          <w:color w:val="24405C"/>
+          <w:sz w:val="22"/>
+          <w:szCs w:val="22"/>
+        </w:rPr>
+        <w:t xml:space="preserve">改一點點</w:t>
+      </w:r>
+      <w:r>
+        <w:rPr>
+          <w:rFonts w:ascii="微軟正黑體" w:cs="微軟正黑體" w:eastAsia="微軟正黑體" w:hAnsi="微軟正黑體"/>
+          <w:color w:val="1B1B1B"/>
+          <w:sz w:val="22"/>
+          <w:szCs w:val="22"/>
+        </w:rPr>
+        <w:t xml:space="preserve">：調整模型裡幾百萬個數字，讓下次差少一點。</w:t>
+      </w:r>
+    </w:p>
+    <w:p>
+      <w:pPr>
+        <w:pStyle w:val="ListParagraph"/>
+        <w:widowControl/>
+        <w:numPr>
+          <w:ilvl w:val="0"/>
+          <w:numId w:val="2"/>
+        </w:numPr>
+        <w:spacing w:after="80" w:line="320"/>
+      </w:pPr>
+      <w:r>
+        <w:rPr>
+          <w:rFonts w:ascii="微軟正黑體" w:cs="微軟正黑體" w:eastAsia="微軟正黑體" w:hAnsi="微軟正黑體"/>
+          <w:b/>
+          <w:bCs/>
+          <w:color w:val="24405C"/>
+          <w:sz w:val="22"/>
+          <w:szCs w:val="22"/>
+        </w:rPr>
+        <w:t xml:space="preserve">重複</w:t>
+      </w:r>
+      <w:r>
+        <w:rPr>
+          <w:rFonts w:ascii="微軟正黑體" w:cs="微軟正黑體" w:eastAsia="微軟正黑體" w:hAnsi="微軟正黑體"/>
+          <w:color w:val="1B1B1B"/>
+          <w:sz w:val="22"/>
+          <w:szCs w:val="22"/>
+        </w:rPr>
+        <w:t xml:space="preserve">：幾萬張照片，一輪又一輪。</w:t>
+      </w:r>
+    </w:p>
+    <w:p>
+      <w:pPr>
+        <w:widowControl/>
+        <w:spacing w:after="100" w:before="0" w:line="312"/>
+        <w:ind w:left="0" w:firstLine="0"/>
+      </w:pPr>
+      <w:r>
+        <w:rPr>
+          <w:rFonts w:ascii="微軟正黑體" w:cs="微軟正黑體" w:eastAsia="微軟正黑體" w:hAnsi="微軟正黑體"/>
+          <w:color w:val="1B1B1B"/>
+          <w:sz w:val="22"/>
+          <w:szCs w:val="22"/>
+        </w:rPr>
+        <w:t xml:space="preserve">就像寫附答案的考古題：寫完對答案，錯的記下來，寫夠多份，沒看過的題目也會寫。第二步的標準答案是人標的，這就是第三章要講的「資料標註」。模型裡面一層一層：前幾層找邊和顏色，中間組成輪子、腿，最後一層說「這是人」。沒有人告訴它「哪些邊是腿」，是它自己在對答案的過程中調出來的。</w:t>
+      </w:r>
+    </w:p>
+    <w:p>
+      <w:pPr>
+        <w:pStyle w:val="Heading2"/>
+        <w:keepNext/>
+        <w:spacing w:after="130" w:before="300"/>
+      </w:pPr>
+      <w:r>
+        <w:rPr>
+          <w:rFonts w:ascii="微軟正黑體" w:cs="微軟正黑體" w:eastAsia="微軟正黑體" w:hAnsi="微軟正黑體"/>
+          <w:b/>
+          <w:bCs/>
+          <w:color w:val="24405C"/>
+          <w:sz w:val="24"/>
+          <w:szCs w:val="24"/>
+        </w:rPr>
+        <w:t xml:space="preserve">物件偵測給三樣東西：框、類別、分數</w:t>
+      </w:r>
+    </w:p>
+    <w:p>
+      <w:pPr>
+        <w:keepNext/>
+        <w:spacing w:after="60" w:before="60"/>
+        <w:jc w:val="center"/>
+      </w:pPr>
+      <w:r>
+        <w:drawing>
+          <wp:inline distT="0" distB="0" distL="0" distR="0">
+            <wp:extent cx="5905500" cy="2057400"/>
+            <wp:effectExtent t="0" r="0" b="0" l="0"/>
+            <wp:docPr id="1" name="" descr="" title=""/>
+            <wp:cNvGraphicFramePr>
+              <a:graphicFrameLocks xmlns:a="http://schemas.openxmlformats.org/drawingml/2006/main" noChangeAspect="1"/>
+            </wp:cNvGraphicFramePr>
+            <a:graphic xmlns:a="http://schemas.openxmlformats.org/drawingml/2006/main">
+              <a:graphicData uri="http://schemas.openxmlformats.org/drawingml/2006/picture">
+                <pic:pic xmlns:pic="http://schemas.openxmlformats.org/drawingml/2006/picture">
+                  <pic:nvPicPr>
+                    <pic:cNvPr id="0" name="" descr=""/>
+                    <pic:cNvPicPr>
+                      <a:picLocks noChangeAspect="1" noChangeArrowheads="1"/>
+                    </pic:cNvPicPr>
+                  </pic:nvPicPr>
+                  <pic:blipFill>
+                    <a:blip r:embed="rId14" cstate="none"/>
+                    <a:srcRect/>
+                    <a:stretch>
+                      <a:fillRect/>
+                    </a:stretch>
+                  </pic:blipFill>
+                  <pic:spPr bwMode="auto">
+                    <a:xfrm>
+                      <a:off x="0" y="0"/>
                       <a:ext cx="5905500" cy="2057400"/>
                     </a:xfrm>
                     <a:prstGeom prst="rect">
@@ -2142,7 +2242,7 @@
                     </pic:cNvPicPr>
                   </pic:nvPicPr>
                   <pic:blipFill>
-                    <a:blip r:embed="rId14" cstate="none"/>
+                    <a:blip r:embed="rId15" cstate="none"/>
                     <a:srcRect/>
                     <a:stretch>
                       <a:fillRect/>
@@ -3382,7 +3482,7 @@
                     </pic:cNvPicPr>
                   </pic:nvPicPr>
                   <pic:blipFill>
-                    <a:blip r:embed="rId15" cstate="none"/>
+                    <a:blip r:embed="rId16" cstate="none"/>
                     <a:srcRect/>
                     <a:stretch>
                       <a:fillRect/>
@@ -3482,124 +3582,6 @@
         <w:drawing>
           <wp:inline distT="0" distB="0" distL="0" distR="0">
             <wp:extent cx="5715000" cy="1990725"/>
-            <wp:effectExtent t="0" r="0" b="0" l="0"/>
-            <wp:docPr id="1" name="" descr="" title=""/>
-            <wp:cNvGraphicFramePr>
-              <a:graphicFrameLocks xmlns:a="http://schemas.openxmlformats.org/drawingml/2006/main" noChangeAspect="1"/>
-            </wp:cNvGraphicFramePr>
-            <a:graphic xmlns:a="http://schemas.openxmlformats.org/drawingml/2006/main">
-              <a:graphicData uri="http://schemas.openxmlformats.org/drawingml/2006/picture">
-                <pic:pic xmlns:pic="http://schemas.openxmlformats.org/drawingml/2006/picture">
-                  <pic:nvPicPr>
-                    <pic:cNvPr id="0" name="" descr=""/>
-                    <pic:cNvPicPr>
-                      <a:picLocks noChangeAspect="1" noChangeArrowheads="1"/>
-                    </pic:cNvPicPr>
-                  </pic:nvPicPr>
-                  <pic:blipFill>
-                    <a:blip r:embed="rId16" cstate="none"/>
-                    <a:srcRect/>
-                    <a:stretch>
-                      <a:fillRect/>
-                    </a:stretch>
-                  </pic:blipFill>
-                  <pic:spPr bwMode="auto">
-                    <a:xfrm>
-                      <a:off x="0" y="0"/>
-                      <a:ext cx="5715000" cy="1990725"/>
-                    </a:xfrm>
-                    <a:prstGeom prst="rect">
-                      <a:avLst/>
-                    </a:prstGeom>
-                  </pic:spPr>
-                </pic:pic>
-              </a:graphicData>
-            </a:graphic>
-          </wp:inline>
-        </w:drawing>
-      </w:r>
-    </w:p>
-    <w:p>
-      <w:pPr>
-        <w:keepNext w:val="false"/>
-        <w:spacing w:after="70" w:before="190"/>
-      </w:pPr>
-      <w:r>
-        <w:rPr>
-          <w:rFonts w:ascii="微軟正黑體" w:cs="微軟正黑體" w:eastAsia="微軟正黑體" w:hAnsi="微軟正黑體"/>
-          <w:b/>
-          <w:bCs/>
-          <w:color w:val="24405C"/>
-          <w:sz w:val="19"/>
-          <w:szCs w:val="19"/>
-        </w:rPr>
-        <w:t xml:space="preserve">偵測框＋投到照片上的光達點（黃）。框裡點最密那 1 公尺取中位數：人 8.9 m（官方 9.0 m）、車 21.4 m（官方 22.0 m）。　資料：nuScenes（Motional），CC BY-NC-SA 4.0</w:t>
-      </w:r>
-    </w:p>
-    <w:p>
-      <w:pPr>
-        <w:widowControl/>
-        <w:spacing w:after="100" w:before="0" w:line="312"/>
-        <w:ind w:left="0" w:firstLine="0"/>
-      </w:pPr>
-      <w:r>
-        <w:rPr>
-          <w:rFonts w:ascii="微軟正黑體" w:cs="微軟正黑體" w:eastAsia="微軟正黑體" w:hAnsi="微軟正黑體"/>
-          <w:color w:val="1B1B1B"/>
-          <w:sz w:val="22"/>
-          <w:szCs w:val="22"/>
-        </w:rPr>
-        <w:t xml:space="preserve">相機說「這是人」，光達說「多遠」，這就是第七週的相機＋光達搭檔。框是長方形，框的角落也會有背後的路面和建築的點，所以要挑框裡點最密的那一群。自駕車做決定要的是</w:t>
-      </w:r>
-      <w:r>
-        <w:rPr>
-          <w:rFonts w:ascii="微軟正黑體" w:cs="微軟正黑體" w:eastAsia="微軟正黑體" w:hAnsi="微軟正黑體"/>
-          <w:b/>
-          <w:bCs/>
-          <w:color w:val="24405C"/>
-          <w:sz w:val="22"/>
-          <w:szCs w:val="22"/>
-        </w:rPr>
-        <w:t xml:space="preserve">立體框</w:t>
-      </w:r>
-      <w:r>
-        <w:rPr>
-          <w:rFonts w:ascii="微軟正黑體" w:cs="微軟正黑體" w:eastAsia="微軟正黑體" w:hAnsi="微軟正黑體"/>
-          <w:color w:val="1B1B1B"/>
-          <w:sz w:val="22"/>
-          <w:szCs w:val="22"/>
-        </w:rPr>
-        <w:t xml:space="preserve">：位置三個數字、大小三個數字、加上朝向，共七個數字（第七週）。</w:t>
-      </w:r>
-    </w:p>
-    <w:p>
-      <w:pPr>
-        <w:pStyle w:val="Heading2"/>
-        <w:keepNext/>
-        <w:spacing w:after="130" w:before="300"/>
-      </w:pPr>
-      <w:r>
-        <w:rPr>
-          <w:rFonts w:ascii="微軟正黑體" w:cs="微軟正黑體" w:eastAsia="微軟正黑體" w:hAnsi="微軟正黑體"/>
-          <w:b/>
-          <w:bCs/>
-          <w:color w:val="24405C"/>
-          <w:sz w:val="24"/>
-          <w:szCs w:val="24"/>
-        </w:rPr>
-        <w:t xml:space="preserve">從上往下看：鳥瞰圖和佔據網格</w:t>
-      </w:r>
-    </w:p>
-    <w:p>
-      <w:pPr>
-        <w:keepNext/>
-        <w:spacing w:after="60" w:before="60"/>
-        <w:jc w:val="center"/>
-      </w:pPr>
-      <w:r>
-        <w:drawing>
-          <wp:inline distT="0" distB="0" distL="0" distR="0">
-            <wp:extent cx="5905500" cy="3333750"/>
             <wp:effectExtent t="0" r="0" b="0" l="0"/>
             <wp:docPr id="1" name="" descr="" title=""/>
             <wp:cNvGraphicFramePr>
@@ -3624,7 +3606,7 @@
                   <pic:spPr bwMode="auto">
                     <a:xfrm>
                       <a:off x="0" y="0"/>
-                      <a:ext cx="5905500" cy="3333750"/>
+                      <a:ext cx="5715000" cy="1990725"/>
                     </a:xfrm>
                     <a:prstGeom prst="rect">
                       <a:avLst/>
@@ -3651,18 +3633,14 @@
           <w:sz w:val="19"/>
           <w:szCs w:val="19"/>
         </w:rPr>
-        <w:t xml:space="preserve">左：鳥瞰圖，光達點＋官方立體框；右：同一格光達算出的佔據網格（0.5 m 一格）。scene-0103（波士頓）。　資料：nuScenes（Motional），CC BY-NC-SA 4.0</w:t>
+        <w:t xml:space="preserve">偵測框＋投到照片上的光達點（黃）。框裡點最密那 1 公尺取中位數：人 8.9 m（官方 9.0 m）、車 21.4 m（官方 22.0 m）。　資料：nuScenes（Motional），CC BY-NC-SA 4.0</w:t>
       </w:r>
     </w:p>
     <w:p>
       <w:pPr>
-        <w:pStyle w:val="ListParagraph"/>
         <w:widowControl/>
-        <w:numPr>
-          <w:ilvl w:val="0"/>
-          <w:numId w:val="3"/>
-        </w:numPr>
-        <w:spacing w:after="80" w:line="320"/>
+        <w:spacing w:after="100" w:before="0" w:line="312"/>
+        <w:ind w:left="0" w:firstLine="0"/>
       </w:pPr>
       <w:r>
         <w:rPr>
@@ -3671,7 +3649,7 @@
           <w:sz w:val="22"/>
           <w:szCs w:val="22"/>
         </w:rPr>
-        <w:t xml:space="preserve">鳥瞰圖的三個好處：東西</w:t>
+        <w:t xml:space="preserve">相機說「這是人」，光達說「多遠」，這就是第七週的相機＋光達搭檔。框是長方形，框的角落也會有背後的路面和建築的點，所以要挑框裡點最密的那一群。自駕車做決定要的是</w:t>
       </w:r>
       <w:r>
         <w:rPr>
@@ -3682,7 +3660,7 @@
           <w:sz w:val="22"/>
           <w:szCs w:val="22"/>
         </w:rPr>
-        <w:t xml:space="preserve">不會互相擋</w:t>
+        <w:t xml:space="preserve">立體框</w:t>
       </w:r>
       <w:r>
         <w:rPr>
@@ -3691,622 +3669,25 @@
           <w:sz w:val="22"/>
           <w:szCs w:val="22"/>
         </w:rPr>
-        <w:t xml:space="preserve">；</w:t>
-      </w:r>
+        <w:t xml:space="preserve">：位置三個數字、大小三個數字、加上朝向，共七個數字（第七週）。</w:t>
+      </w:r>
+    </w:p>
+    <w:p>
+      <w:pPr>
+        <w:pStyle w:val="Heading2"/>
+        <w:keepNext/>
+        <w:spacing w:after="130" w:before="300"/>
+      </w:pPr>
       <w:r>
         <w:rPr>
           <w:rFonts w:ascii="微軟正黑體" w:cs="微軟正黑體" w:eastAsia="微軟正黑體" w:hAnsi="微軟正黑體"/>
           <w:b/>
           <w:bCs/>
           <w:color w:val="24405C"/>
-          <w:sz w:val="22"/>
-          <w:szCs w:val="22"/>
-        </w:rPr>
-        <w:t xml:space="preserve">距離不會變形</w:t>
-      </w:r>
-      <w:r>
-        <w:rPr>
-          <w:rFonts w:ascii="微軟正黑體" w:cs="微軟正黑體" w:eastAsia="微軟正黑體" w:hAnsi="微軟正黑體"/>
-          <w:color w:val="1B1B1B"/>
-          <w:sz w:val="22"/>
-          <w:szCs w:val="22"/>
-        </w:rPr>
-        <w:t xml:space="preserve">，一公尺就是一公尺；開車本來就是在</w:t>
-      </w:r>
-      <w:r>
-        <w:rPr>
-          <w:rFonts w:ascii="微軟正黑體" w:cs="微軟正黑體" w:eastAsia="微軟正黑體" w:hAnsi="微軟正黑體"/>
-          <w:b/>
-          <w:bCs/>
-          <w:color w:val="24405C"/>
-          <w:sz w:val="22"/>
-          <w:szCs w:val="22"/>
-        </w:rPr>
-        <w:t xml:space="preserve">地面上</w:t>
-      </w:r>
-      <w:r>
-        <w:rPr>
-          <w:rFonts w:ascii="微軟正黑體" w:cs="微軟正黑體" w:eastAsia="微軟正黑體" w:hAnsi="微軟正黑體"/>
-          <w:color w:val="1B1B1B"/>
-          <w:sz w:val="22"/>
-          <w:szCs w:val="22"/>
-        </w:rPr>
-        <w:t xml:space="preserve">做決定。第七週的中期融合，就是大家先畫成同一張鳥瞰圖。</w:t>
-      </w:r>
-    </w:p>
-    <w:p>
-      <w:pPr>
-        <w:pStyle w:val="ListParagraph"/>
-        <w:widowControl/>
-        <w:numPr>
-          <w:ilvl w:val="0"/>
-          <w:numId w:val="3"/>
-        </w:numPr>
-        <w:spacing w:after="80" w:line="320"/>
-      </w:pPr>
-      <w:r>
-        <w:rPr>
-          <w:rFonts w:ascii="微軟正黑體" w:cs="微軟正黑體" w:eastAsia="微軟正黑體" w:hAnsi="微軟正黑體"/>
-          <w:color w:val="1B1B1B"/>
-          <w:sz w:val="22"/>
-          <w:szCs w:val="22"/>
-        </w:rPr>
-        <w:t xml:space="preserve">佔據網格：每一格只問一件事。</w:t>
-      </w:r>
-      <w:r>
-        <w:rPr>
-          <w:rFonts w:ascii="微軟正黑體" w:cs="微軟正黑體" w:eastAsia="微軟正黑體" w:hAnsi="微軟正黑體"/>
-          <w:b/>
-          <w:bCs/>
-          <w:color w:val="24405C"/>
-          <w:sz w:val="22"/>
-          <w:szCs w:val="22"/>
-        </w:rPr>
-        <w:t xml:space="preserve">紅＝有東西</w:t>
-      </w:r>
-      <w:r>
-        <w:rPr>
-          <w:rFonts w:ascii="微軟正黑體" w:cs="微軟正黑體" w:eastAsia="微軟正黑體" w:hAnsi="微軟正黑體"/>
-          <w:color w:val="1B1B1B"/>
-          <w:sz w:val="22"/>
-          <w:szCs w:val="22"/>
-        </w:rPr>
-        <w:t xml:space="preserve">（有高出地面的點）、</w:t>
-      </w:r>
-      <w:r>
-        <w:rPr>
-          <w:rFonts w:ascii="微軟正黑體" w:cs="微軟正黑體" w:eastAsia="微軟正黑體" w:hAnsi="微軟正黑體"/>
-          <w:b/>
-          <w:bCs/>
-          <w:color w:val="24405C"/>
-          <w:sz w:val="22"/>
-          <w:szCs w:val="22"/>
-        </w:rPr>
-        <w:t xml:space="preserve">白＝空的</w:t>
-      </w:r>
-      <w:r>
-        <w:rPr>
-          <w:rFonts w:ascii="微軟正黑體" w:cs="微軟正黑體" w:eastAsia="微軟正黑體" w:hAnsi="微軟正黑體"/>
-          <w:color w:val="1B1B1B"/>
-          <w:sz w:val="22"/>
-          <w:szCs w:val="22"/>
-        </w:rPr>
-        <w:t xml:space="preserve">（雷射穿過沒碰到東西）、</w:t>
-      </w:r>
-      <w:r>
-        <w:rPr>
-          <w:rFonts w:ascii="微軟正黑體" w:cs="微軟正黑體" w:eastAsia="微軟正黑體" w:hAnsi="微軟正黑體"/>
-          <w:b/>
-          <w:bCs/>
-          <w:color w:val="24405C"/>
-          <w:sz w:val="22"/>
-          <w:szCs w:val="22"/>
-        </w:rPr>
-        <w:t xml:space="preserve">灰＝不知道</w:t>
-      </w:r>
-      <w:r>
-        <w:rPr>
-          <w:rFonts w:ascii="微軟正黑體" w:cs="微軟正黑體" w:eastAsia="微軟正黑體" w:hAnsi="微軟正黑體"/>
-          <w:color w:val="1B1B1B"/>
-          <w:sz w:val="22"/>
-          <w:szCs w:val="22"/>
-        </w:rPr>
-        <w:t xml:space="preserve">（被擋住、沒打到）。</w:t>
-      </w:r>
-    </w:p>
-    <w:p>
-      <w:pPr>
-        <w:pStyle w:val="ListParagraph"/>
-        <w:widowControl/>
-        <w:numPr>
-          <w:ilvl w:val="0"/>
-          <w:numId w:val="3"/>
-        </w:numPr>
-        <w:spacing w:after="80" w:line="320"/>
-      </w:pPr>
-      <w:r>
-        <w:rPr>
-          <w:rFonts w:ascii="微軟正黑體" w:cs="微軟正黑體" w:eastAsia="微軟正黑體" w:hAnsi="微軟正黑體"/>
-          <w:color w:val="1B1B1B"/>
-          <w:sz w:val="22"/>
-          <w:szCs w:val="22"/>
-        </w:rPr>
-        <w:t xml:space="preserve">最大的好處：</w:t>
-      </w:r>
-      <w:r>
-        <w:rPr>
-          <w:rFonts w:ascii="微軟正黑體" w:cs="微軟正黑體" w:eastAsia="微軟正黑體" w:hAnsi="微軟正黑體"/>
-          <w:b/>
-          <w:bCs/>
-          <w:color w:val="24405C"/>
-          <w:sz w:val="22"/>
-          <w:szCs w:val="22"/>
-        </w:rPr>
-        <w:t xml:space="preserve">不用知道那是什麼</w:t>
-      </w:r>
-      <w:r>
-        <w:rPr>
-          <w:rFonts w:ascii="微軟正黑體" w:cs="微軟正黑體" w:eastAsia="微軟正黑體" w:hAnsi="微軟正黑體"/>
-          <w:color w:val="1B1B1B"/>
-          <w:sz w:val="22"/>
-          <w:szCs w:val="22"/>
-        </w:rPr>
-        <w:t xml:space="preserve">。掉在路上的貨、沒看過的路障，偵測器認不出來，佔據網格一樣標紅。但要小心：「不知道」不等於「空的」，大卡車後面可能就站著一個人。</w:t>
-      </w:r>
-    </w:p>
-    <w:p>
-      <w:pPr>
-        <w:pStyle w:val="Heading1"/>
-        <w:keepNext/>
-        <w:pageBreakBefore/>
-        <w:spacing w:after="240" w:before="160"/>
-      </w:pPr>
-      <w:r>
-        <w:rPr>
-          <w:rFonts w:ascii="微軟正黑體" w:cs="微軟正黑體" w:eastAsia="微軟正黑體" w:hAnsi="微軟正黑體"/>
-          <w:b/>
-          <w:bCs/>
-          <w:color w:val="24405C"/>
-          <w:sz w:val="30"/>
-          <w:szCs w:val="30"/>
-        </w:rPr>
-        <w:t xml:space="preserve">三、資料標註：幫電腦準備標準答案</w:t>
-      </w:r>
-    </w:p>
-    <w:p>
-      <w:pPr>
-        <w:widowControl/>
-        <w:spacing w:after="100" w:before="0" w:line="312"/>
-        <w:ind w:left="0" w:firstLine="0"/>
-      </w:pPr>
-      <w:r>
-        <w:rPr>
-          <w:rFonts w:ascii="微軟正黑體" w:cs="微軟正黑體" w:eastAsia="微軟正黑體" w:hAnsi="微軟正黑體"/>
-          <w:color w:val="1B1B1B"/>
-          <w:sz w:val="22"/>
-          <w:szCs w:val="22"/>
-        </w:rPr>
-        <w:t xml:space="preserve">標註資料就是模型的課本。三種狀況會讓模型學壞：</w:t>
-      </w:r>
-      <w:r>
-        <w:rPr>
-          <w:rFonts w:ascii="微軟正黑體" w:cs="微軟正黑體" w:eastAsia="微軟正黑體" w:hAnsi="微軟正黑體"/>
-          <w:b/>
-          <w:bCs/>
-          <w:color w:val="24405C"/>
-          <w:sz w:val="22"/>
-          <w:szCs w:val="22"/>
-        </w:rPr>
-        <w:t xml:space="preserve">漏標</w:t>
-      </w:r>
-      <w:r>
-        <w:rPr>
-          <w:rFonts w:ascii="微軟正黑體" w:cs="微軟正黑體" w:eastAsia="微軟正黑體" w:hAnsi="微軟正黑體"/>
-          <w:color w:val="1B1B1B"/>
-          <w:sz w:val="22"/>
-          <w:szCs w:val="22"/>
-        </w:rPr>
-        <w:t xml:space="preserve">（照片裡有人卻沒框，模型學到「這種樣子不是人」）、</w:t>
-      </w:r>
-      <w:r>
-        <w:rPr>
-          <w:rFonts w:ascii="微軟正黑體" w:cs="微軟正黑體" w:eastAsia="微軟正黑體" w:hAnsi="微軟正黑體"/>
-          <w:b/>
-          <w:bCs/>
-          <w:color w:val="24405C"/>
-          <w:sz w:val="22"/>
-          <w:szCs w:val="22"/>
-        </w:rPr>
-        <w:t xml:space="preserve">標錯類別</w:t>
-      </w:r>
-      <w:r>
-        <w:rPr>
-          <w:rFonts w:ascii="微軟正黑體" w:cs="微軟正黑體" w:eastAsia="微軟正黑體" w:hAnsi="微軟正黑體"/>
-          <w:color w:val="1B1B1B"/>
-          <w:sz w:val="22"/>
-          <w:szCs w:val="22"/>
-        </w:rPr>
-        <w:t xml:space="preserve">（機車標成腳踏車）、</w:t>
-      </w:r>
-      <w:r>
-        <w:rPr>
-          <w:rFonts w:ascii="微軟正黑體" w:cs="微軟正黑體" w:eastAsia="微軟正黑體" w:hAnsi="微軟正黑體"/>
-          <w:b/>
-          <w:bCs/>
-          <w:color w:val="24405C"/>
-          <w:sz w:val="22"/>
-          <w:szCs w:val="22"/>
-        </w:rPr>
-        <w:t xml:space="preserve">每個人標法不一樣</w:t>
-      </w:r>
-      <w:r>
-        <w:rPr>
-          <w:rFonts w:ascii="微軟正黑體" w:cs="微軟正黑體" w:eastAsia="微軟正黑體" w:hAnsi="微軟正黑體"/>
-          <w:color w:val="1B1B1B"/>
-          <w:sz w:val="22"/>
-          <w:szCs w:val="22"/>
-        </w:rPr>
-        <w:t xml:space="preserve">（有人把騎士和機車框在一起，有人分開）。所以正式的標註一定有一份規則，所有人照同一份標，還要抽查。</w:t>
-      </w:r>
-    </w:p>
-    <w:p>
-      <w:pPr>
-        <w:keepNext/>
-        <w:spacing w:after="70" w:before="190"/>
-      </w:pPr>
-      <w:r>
-        <w:rPr>
-          <w:rFonts w:ascii="微軟正黑體" w:cs="微軟正黑體" w:eastAsia="微軟正黑體" w:hAnsi="微軟正黑體"/>
-          <w:b/>
-          <w:bCs/>
-          <w:color w:val="24405C"/>
-          <w:sz w:val="19"/>
-          <w:szCs w:val="19"/>
-        </w:rPr>
-        <w:t xml:space="preserve">表 3　nuScenes 標了多少</w:t>
-      </w:r>
-    </w:p>
-    <w:tbl>
-      <w:tblPr>
-        <w:tblW w:type="dxa" w:w="9360"/>
-        <w:tblBorders>
-          <w:top w:val="single" w:color="8A949C" w:sz="8"/>
-          <w:left w:val="none"/>
-          <w:bottom w:val="single" w:color="8A949C" w:sz="8"/>
-          <w:right w:val="none"/>
-          <w:insideH w:val="single" w:color="BFC7CE" w:sz="2"/>
-          <w:insideV w:val="none"/>
-        </w:tblBorders>
-      </w:tblPr>
-      <w:tblGrid>
-        <w:gridCol w:w="3000"/>
-        <w:gridCol w:w="6360"/>
-      </w:tblGrid>
-      <w:tr>
-        <w:trPr>
-          <w:cantSplit/>
-          <w:tblHeader/>
-        </w:trPr>
-        <w:tc>
-          <w:tcPr>
-            <w:tcW w:type="dxa" w:w="3000"/>
-            <w:shd w:fill="EDF0F3" w:color="auto" w:val="clear"/>
-            <w:tcMar>
-              <w:top w:type="dxa" w:w="60"/>
-              <w:left w:type="dxa" w:w="95"/>
-              <w:bottom w:type="dxa" w:w="60"/>
-              <w:right w:type="dxa" w:w="95"/>
-            </w:tcMar>
-            <w:vAlign w:val="center"/>
-          </w:tcPr>
-          <w:p>
-            <w:pPr>
-              <w:spacing w:after="0" w:line="265"/>
-            </w:pPr>
-            <w:r>
-              <w:rPr>
-                <w:rFonts w:ascii="微軟正黑體" w:cs="微軟正黑體" w:eastAsia="微軟正黑體" w:hAnsi="微軟正黑體"/>
-                <w:b/>
-                <w:bCs/>
-                <w:color w:val="1B1B1B"/>
-                <w:sz w:val="18"/>
-                <w:szCs w:val="18"/>
-              </w:rPr>
-              <w:t xml:space="preserve">項目</w:t>
-            </w:r>
-          </w:p>
-        </w:tc>
-        <w:tc>
-          <w:tcPr>
-            <w:tcW w:type="dxa" w:w="6360"/>
-            <w:shd w:fill="EDF0F3" w:color="auto" w:val="clear"/>
-            <w:tcMar>
-              <w:top w:type="dxa" w:w="60"/>
-              <w:left w:type="dxa" w:w="95"/>
-              <w:bottom w:type="dxa" w:w="60"/>
-              <w:right w:type="dxa" w:w="95"/>
-            </w:tcMar>
-            <w:vAlign w:val="center"/>
-          </w:tcPr>
-          <w:p>
-            <w:pPr>
-              <w:spacing w:after="0" w:line="265"/>
-            </w:pPr>
-            <w:r>
-              <w:rPr>
-                <w:rFonts w:ascii="微軟正黑體" w:cs="微軟正黑體" w:eastAsia="微軟正黑體" w:hAnsi="微軟正黑體"/>
-                <w:b/>
-                <w:bCs/>
-                <w:color w:val="1B1B1B"/>
-                <w:sz w:val="18"/>
-                <w:szCs w:val="18"/>
-              </w:rPr>
-              <w:t xml:space="preserve">數字</w:t>
-            </w:r>
-          </w:p>
-        </w:tc>
-      </w:tr>
-      <w:tr>
-        <w:trPr>
-          <w:cantSplit/>
-          <w:tblHeader w:val="false"/>
-        </w:trPr>
-        <w:tc>
-          <w:tcPr>
-            <w:tcW w:type="dxa" w:w="3000"/>
-            <w:tcMar>
-              <w:top w:type="dxa" w:w="60"/>
-              <w:left w:type="dxa" w:w="95"/>
-              <w:bottom w:type="dxa" w:w="60"/>
-              <w:right w:type="dxa" w:w="95"/>
-            </w:tcMar>
-            <w:vAlign w:val="center"/>
-          </w:tcPr>
-          <w:p>
-            <w:pPr>
-              <w:spacing w:after="0" w:line="265"/>
-            </w:pPr>
-            <w:r>
-              <w:rPr>
-                <w:rFonts w:ascii="微軟正黑體" w:cs="微軟正黑體" w:eastAsia="微軟正黑體" w:hAnsi="微軟正黑體"/>
-                <w:b w:val="false"/>
-                <w:bCs w:val="false"/>
-                <w:color w:val="1B1B1B"/>
-                <w:sz w:val="18"/>
-                <w:szCs w:val="18"/>
-              </w:rPr>
-              <w:t xml:space="preserve">關鍵畫面</w:t>
-            </w:r>
-          </w:p>
-        </w:tc>
-        <w:tc>
-          <w:tcPr>
-            <w:tcW w:type="dxa" w:w="6360"/>
-            <w:tcMar>
-              <w:top w:type="dxa" w:w="60"/>
-              <w:left w:type="dxa" w:w="95"/>
-              <w:bottom w:type="dxa" w:w="60"/>
-              <w:right w:type="dxa" w:w="95"/>
-            </w:tcMar>
-            <w:vAlign w:val="center"/>
-          </w:tcPr>
-          <w:p>
-            <w:pPr>
-              <w:spacing w:after="0" w:line="265"/>
-            </w:pPr>
-            <w:r>
-              <w:rPr>
-                <w:rFonts w:ascii="微軟正黑體" w:cs="微軟正黑體" w:eastAsia="微軟正黑體" w:hAnsi="微軟正黑體"/>
-                <w:b w:val="false"/>
-                <w:bCs w:val="false"/>
-                <w:color w:val="1B1B1B"/>
-                <w:sz w:val="18"/>
-                <w:szCs w:val="18"/>
-              </w:rPr>
-              <w:t xml:space="preserve">4 萬個（1000 段 × 20 秒，每 0.5 秒標一次）</w:t>
-            </w:r>
-          </w:p>
-        </w:tc>
-      </w:tr>
-      <w:tr>
-        <w:trPr>
-          <w:cantSplit/>
-          <w:tblHeader w:val="false"/>
-        </w:trPr>
-        <w:tc>
-          <w:tcPr>
-            <w:tcW w:type="dxa" w:w="3000"/>
-            <w:tcMar>
-              <w:top w:type="dxa" w:w="60"/>
-              <w:left w:type="dxa" w:w="95"/>
-              <w:bottom w:type="dxa" w:w="60"/>
-              <w:right w:type="dxa" w:w="95"/>
-            </w:tcMar>
-            <w:vAlign w:val="center"/>
-          </w:tcPr>
-          <w:p>
-            <w:pPr>
-              <w:spacing w:after="0" w:line="265"/>
-            </w:pPr>
-            <w:r>
-              <w:rPr>
-                <w:rFonts w:ascii="微軟正黑體" w:cs="微軟正黑體" w:eastAsia="微軟正黑體" w:hAnsi="微軟正黑體"/>
-                <w:b w:val="false"/>
-                <w:bCs w:val="false"/>
-                <w:color w:val="1B1B1B"/>
-                <w:sz w:val="18"/>
-                <w:szCs w:val="18"/>
-              </w:rPr>
-              <w:t xml:space="preserve">立體框</w:t>
-            </w:r>
-          </w:p>
-        </w:tc>
-        <w:tc>
-          <w:tcPr>
-            <w:tcW w:type="dxa" w:w="6360"/>
-            <w:tcMar>
-              <w:top w:type="dxa" w:w="60"/>
-              <w:left w:type="dxa" w:w="95"/>
-              <w:bottom w:type="dxa" w:w="60"/>
-              <w:right w:type="dxa" w:w="95"/>
-            </w:tcMar>
-            <w:vAlign w:val="center"/>
-          </w:tcPr>
-          <w:p>
-            <w:pPr>
-              <w:spacing w:after="0" w:line="265"/>
-            </w:pPr>
-            <w:r>
-              <w:rPr>
-                <w:rFonts w:ascii="微軟正黑體" w:cs="微軟正黑體" w:eastAsia="微軟正黑體" w:hAnsi="微軟正黑體"/>
-                <w:b w:val="false"/>
-                <w:bCs w:val="false"/>
-                <w:color w:val="1B1B1B"/>
-                <w:sz w:val="18"/>
-                <w:szCs w:val="18"/>
-              </w:rPr>
-              <w:t xml:space="preserve">140 萬個，人一個一個標</w:t>
-            </w:r>
-          </w:p>
-        </w:tc>
-      </w:tr>
-      <w:tr>
-        <w:trPr>
-          <w:cantSplit/>
-          <w:tblHeader w:val="false"/>
-        </w:trPr>
-        <w:tc>
-          <w:tcPr>
-            <w:tcW w:type="dxa" w:w="3000"/>
-            <w:tcMar>
-              <w:top w:type="dxa" w:w="60"/>
-              <w:left w:type="dxa" w:w="95"/>
-              <w:bottom w:type="dxa" w:w="60"/>
-              <w:right w:type="dxa" w:w="95"/>
-            </w:tcMar>
-            <w:vAlign w:val="center"/>
-          </w:tcPr>
-          <w:p>
-            <w:pPr>
-              <w:spacing w:after="0" w:line="265"/>
-            </w:pPr>
-            <w:r>
-              <w:rPr>
-                <w:rFonts w:ascii="微軟正黑體" w:cs="微軟正黑體" w:eastAsia="微軟正黑體" w:hAnsi="微軟正黑體"/>
-                <w:b w:val="false"/>
-                <w:bCs w:val="false"/>
-                <w:color w:val="1B1B1B"/>
-                <w:sz w:val="18"/>
-                <w:szCs w:val="18"/>
-              </w:rPr>
-              <w:t xml:space="preserve">類別</w:t>
-            </w:r>
-          </w:p>
-        </w:tc>
-        <w:tc>
-          <w:tcPr>
-            <w:tcW w:type="dxa" w:w="6360"/>
-            <w:tcMar>
-              <w:top w:type="dxa" w:w="60"/>
-              <w:left w:type="dxa" w:w="95"/>
-              <w:bottom w:type="dxa" w:w="60"/>
-              <w:right w:type="dxa" w:w="95"/>
-            </w:tcMar>
-            <w:vAlign w:val="center"/>
-          </w:tcPr>
-          <w:p>
-            <w:pPr>
-              <w:spacing w:after="0" w:line="265"/>
-            </w:pPr>
-            <w:r>
-              <w:rPr>
-                <w:rFonts w:ascii="微軟正黑體" w:cs="微軟正黑體" w:eastAsia="微軟正黑體" w:hAnsi="微軟正黑體"/>
-                <w:b w:val="false"/>
-                <w:bCs w:val="false"/>
-                <w:color w:val="1B1B1B"/>
-                <w:sz w:val="18"/>
-                <w:szCs w:val="18"/>
-              </w:rPr>
-              <w:t xml:space="preserve">23 類（大人、小孩、汽車、公車、機車、三角錐……）</w:t>
-            </w:r>
-          </w:p>
-        </w:tc>
-      </w:tr>
-      <w:tr>
-        <w:trPr>
-          <w:cantSplit/>
-          <w:tblHeader w:val="false"/>
-        </w:trPr>
-        <w:tc>
-          <w:tcPr>
-            <w:tcW w:type="dxa" w:w="3000"/>
-            <w:tcMar>
-              <w:top w:type="dxa" w:w="60"/>
-              <w:left w:type="dxa" w:w="95"/>
-              <w:bottom w:type="dxa" w:w="60"/>
-              <w:right w:type="dxa" w:w="95"/>
-            </w:tcMar>
-            <w:vAlign w:val="center"/>
-          </w:tcPr>
-          <w:p>
-            <w:pPr>
-              <w:spacing w:after="0" w:line="265"/>
-            </w:pPr>
-            <w:r>
-              <w:rPr>
-                <w:rFonts w:ascii="微軟正黑體" w:cs="微軟正黑體" w:eastAsia="微軟正黑體" w:hAnsi="微軟正黑體"/>
-                <w:b w:val="false"/>
-                <w:bCs w:val="false"/>
-                <w:color w:val="1B1B1B"/>
-                <w:sz w:val="18"/>
-                <w:szCs w:val="18"/>
-              </w:rPr>
-              <w:t xml:space="preserve">mini 版：汽車 vs 機車</w:t>
-            </w:r>
-          </w:p>
-        </w:tc>
-        <w:tc>
-          <w:tcPr>
-            <w:tcW w:type="dxa" w:w="6360"/>
-            <w:tcMar>
-              <w:top w:type="dxa" w:w="60"/>
-              <w:left w:type="dxa" w:w="95"/>
-              <w:bottom w:type="dxa" w:w="60"/>
-              <w:right w:type="dxa" w:w="95"/>
-            </w:tcMar>
-            <w:vAlign w:val="center"/>
-          </w:tcPr>
-          <w:p>
-            <w:pPr>
-              <w:spacing w:after="0" w:line="265"/>
-            </w:pPr>
-            <w:r>
-              <w:rPr>
-                <w:rFonts w:ascii="微軟正黑體" w:cs="微軟正黑體" w:eastAsia="微軟正黑體" w:hAnsi="微軟正黑體"/>
-                <w:b w:val="false"/>
-                <w:bCs w:val="false"/>
-                <w:color w:val="1B1B1B"/>
-                <w:sz w:val="18"/>
-                <w:szCs w:val="18"/>
-              </w:rPr>
-              <w:t xml:space="preserve">7,619 個框 vs 471 個框：機車少了十六倍</w:t>
-            </w:r>
-          </w:p>
-        </w:tc>
-      </w:tr>
-    </w:tbl>
-    <w:p>
-      <w:pPr>
-        <w:spacing w:after="0"/>
-      </w:pPr>
-      <w:r>
-        <w:rPr>
-          <w:rFonts w:ascii="微軟正黑體" w:cs="微軟正黑體" w:eastAsia="微軟正黑體" w:hAnsi="微軟正黑體"/>
-          <w:color w:val="1B1B1B"/>
-          <w:sz w:val="22"/>
-          <w:szCs w:val="22"/>
-        </w:rPr>
-        <w:t xml:space="preserve"/>
+          <w:sz w:val="24"/>
+          <w:szCs w:val="24"/>
+        </w:rPr>
+        <w:t xml:space="preserve">從上往下看：鳥瞰圖和佔據網格</w:t>
       </w:r>
     </w:p>
     <w:p>
@@ -4318,7 +3699,7 @@
       <w:r>
         <w:drawing>
           <wp:inline distT="0" distB="0" distL="0" distR="0">
-            <wp:extent cx="4572000" cy="2638425"/>
+            <wp:extent cx="5905500" cy="3333750"/>
             <wp:effectExtent t="0" r="0" b="0" l="0"/>
             <wp:docPr id="1" name="" descr="" title=""/>
             <wp:cNvGraphicFramePr>
@@ -4343,7 +3724,7 @@
                   <pic:spPr bwMode="auto">
                     <a:xfrm>
                       <a:off x="0" y="0"/>
-                      <a:ext cx="4572000" cy="2638425"/>
+                      <a:ext cx="5905500" cy="3333750"/>
                     </a:xfrm>
                     <a:prstGeom prst="rect">
                       <a:avLst/>
@@ -4370,7 +3751,302 @@
           <w:sz w:val="19"/>
           <w:szCs w:val="19"/>
         </w:rPr>
-        <w:t xml:space="preserve">nuScenes mini 各類別的框數（第七週）。波士頓、新加坡的路上機車少，這本課本機車教得很少。　資料：nuScenes（Motional），CC BY-NC-SA 4.0</w:t>
+        <w:t xml:space="preserve">左：鳥瞰圖，光達點＋官方立體框；右：同一格光達算出的佔據網格（0.5 m 一格）。scene-0103（波士頓）。　資料：nuScenes（Motional），CC BY-NC-SA 4.0</w:t>
+      </w:r>
+    </w:p>
+    <w:p>
+      <w:pPr>
+        <w:pStyle w:val="ListParagraph"/>
+        <w:widowControl/>
+        <w:numPr>
+          <w:ilvl w:val="0"/>
+          <w:numId w:val="3"/>
+        </w:numPr>
+        <w:spacing w:after="80" w:line="320"/>
+      </w:pPr>
+      <w:r>
+        <w:rPr>
+          <w:rFonts w:ascii="微軟正黑體" w:cs="微軟正黑體" w:eastAsia="微軟正黑體" w:hAnsi="微軟正黑體"/>
+          <w:color w:val="1B1B1B"/>
+          <w:sz w:val="22"/>
+          <w:szCs w:val="22"/>
+        </w:rPr>
+        <w:t xml:space="preserve">鳥瞰圖的三個好處：東西</w:t>
+      </w:r>
+      <w:r>
+        <w:rPr>
+          <w:rFonts w:ascii="微軟正黑體" w:cs="微軟正黑體" w:eastAsia="微軟正黑體" w:hAnsi="微軟正黑體"/>
+          <w:b/>
+          <w:bCs/>
+          <w:color w:val="24405C"/>
+          <w:sz w:val="22"/>
+          <w:szCs w:val="22"/>
+        </w:rPr>
+        <w:t xml:space="preserve">不會互相擋</w:t>
+      </w:r>
+      <w:r>
+        <w:rPr>
+          <w:rFonts w:ascii="微軟正黑體" w:cs="微軟正黑體" w:eastAsia="微軟正黑體" w:hAnsi="微軟正黑體"/>
+          <w:color w:val="1B1B1B"/>
+          <w:sz w:val="22"/>
+          <w:szCs w:val="22"/>
+        </w:rPr>
+        <w:t xml:space="preserve">；</w:t>
+      </w:r>
+      <w:r>
+        <w:rPr>
+          <w:rFonts w:ascii="微軟正黑體" w:cs="微軟正黑體" w:eastAsia="微軟正黑體" w:hAnsi="微軟正黑體"/>
+          <w:b/>
+          <w:bCs/>
+          <w:color w:val="24405C"/>
+          <w:sz w:val="22"/>
+          <w:szCs w:val="22"/>
+        </w:rPr>
+        <w:t xml:space="preserve">距離不會變形</w:t>
+      </w:r>
+      <w:r>
+        <w:rPr>
+          <w:rFonts w:ascii="微軟正黑體" w:cs="微軟正黑體" w:eastAsia="微軟正黑體" w:hAnsi="微軟正黑體"/>
+          <w:color w:val="1B1B1B"/>
+          <w:sz w:val="22"/>
+          <w:szCs w:val="22"/>
+        </w:rPr>
+        <w:t xml:space="preserve">，一公尺就是一公尺；開車本來就是在</w:t>
+      </w:r>
+      <w:r>
+        <w:rPr>
+          <w:rFonts w:ascii="微軟正黑體" w:cs="微軟正黑體" w:eastAsia="微軟正黑體" w:hAnsi="微軟正黑體"/>
+          <w:b/>
+          <w:bCs/>
+          <w:color w:val="24405C"/>
+          <w:sz w:val="22"/>
+          <w:szCs w:val="22"/>
+        </w:rPr>
+        <w:t xml:space="preserve">地面上</w:t>
+      </w:r>
+      <w:r>
+        <w:rPr>
+          <w:rFonts w:ascii="微軟正黑體" w:cs="微軟正黑體" w:eastAsia="微軟正黑體" w:hAnsi="微軟正黑體"/>
+          <w:color w:val="1B1B1B"/>
+          <w:sz w:val="22"/>
+          <w:szCs w:val="22"/>
+        </w:rPr>
+        <w:t xml:space="preserve">做決定。第七週的中期融合，就是大家先畫成同一張鳥瞰圖。</w:t>
+      </w:r>
+    </w:p>
+    <w:p>
+      <w:pPr>
+        <w:pStyle w:val="ListParagraph"/>
+        <w:widowControl/>
+        <w:numPr>
+          <w:ilvl w:val="0"/>
+          <w:numId w:val="3"/>
+        </w:numPr>
+        <w:spacing w:after="80" w:line="320"/>
+      </w:pPr>
+      <w:r>
+        <w:rPr>
+          <w:rFonts w:ascii="微軟正黑體" w:cs="微軟正黑體" w:eastAsia="微軟正黑體" w:hAnsi="微軟正黑體"/>
+          <w:color w:val="1B1B1B"/>
+          <w:sz w:val="22"/>
+          <w:szCs w:val="22"/>
+        </w:rPr>
+        <w:t xml:space="preserve">佔據網格：每一格只問一件事。</w:t>
+      </w:r>
+      <w:r>
+        <w:rPr>
+          <w:rFonts w:ascii="微軟正黑體" w:cs="微軟正黑體" w:eastAsia="微軟正黑體" w:hAnsi="微軟正黑體"/>
+          <w:b/>
+          <w:bCs/>
+          <w:color w:val="24405C"/>
+          <w:sz w:val="22"/>
+          <w:szCs w:val="22"/>
+        </w:rPr>
+        <w:t xml:space="preserve">紅＝有東西</w:t>
+      </w:r>
+      <w:r>
+        <w:rPr>
+          <w:rFonts w:ascii="微軟正黑體" w:cs="微軟正黑體" w:eastAsia="微軟正黑體" w:hAnsi="微軟正黑體"/>
+          <w:color w:val="1B1B1B"/>
+          <w:sz w:val="22"/>
+          <w:szCs w:val="22"/>
+        </w:rPr>
+        <w:t xml:space="preserve">（有高出地面的點）、</w:t>
+      </w:r>
+      <w:r>
+        <w:rPr>
+          <w:rFonts w:ascii="微軟正黑體" w:cs="微軟正黑體" w:eastAsia="微軟正黑體" w:hAnsi="微軟正黑體"/>
+          <w:b/>
+          <w:bCs/>
+          <w:color w:val="24405C"/>
+          <w:sz w:val="22"/>
+          <w:szCs w:val="22"/>
+        </w:rPr>
+        <w:t xml:space="preserve">白＝空的</w:t>
+      </w:r>
+      <w:r>
+        <w:rPr>
+          <w:rFonts w:ascii="微軟正黑體" w:cs="微軟正黑體" w:eastAsia="微軟正黑體" w:hAnsi="微軟正黑體"/>
+          <w:color w:val="1B1B1B"/>
+          <w:sz w:val="22"/>
+          <w:szCs w:val="22"/>
+        </w:rPr>
+        <w:t xml:space="preserve">（雷射穿過沒碰到東西）、</w:t>
+      </w:r>
+      <w:r>
+        <w:rPr>
+          <w:rFonts w:ascii="微軟正黑體" w:cs="微軟正黑體" w:eastAsia="微軟正黑體" w:hAnsi="微軟正黑體"/>
+          <w:b/>
+          <w:bCs/>
+          <w:color w:val="24405C"/>
+          <w:sz w:val="22"/>
+          <w:szCs w:val="22"/>
+        </w:rPr>
+        <w:t xml:space="preserve">灰＝不知道</w:t>
+      </w:r>
+      <w:r>
+        <w:rPr>
+          <w:rFonts w:ascii="微軟正黑體" w:cs="微軟正黑體" w:eastAsia="微軟正黑體" w:hAnsi="微軟正黑體"/>
+          <w:color w:val="1B1B1B"/>
+          <w:sz w:val="22"/>
+          <w:szCs w:val="22"/>
+        </w:rPr>
+        <w:t xml:space="preserve">（被擋住、沒打到）。</w:t>
+      </w:r>
+    </w:p>
+    <w:p>
+      <w:pPr>
+        <w:pStyle w:val="ListParagraph"/>
+        <w:widowControl/>
+        <w:numPr>
+          <w:ilvl w:val="0"/>
+          <w:numId w:val="3"/>
+        </w:numPr>
+        <w:spacing w:after="80" w:line="320"/>
+      </w:pPr>
+      <w:r>
+        <w:rPr>
+          <w:rFonts w:ascii="微軟正黑體" w:cs="微軟正黑體" w:eastAsia="微軟正黑體" w:hAnsi="微軟正黑體"/>
+          <w:color w:val="1B1B1B"/>
+          <w:sz w:val="22"/>
+          <w:szCs w:val="22"/>
+        </w:rPr>
+        <w:t xml:space="preserve">最大的好處：</w:t>
+      </w:r>
+      <w:r>
+        <w:rPr>
+          <w:rFonts w:ascii="微軟正黑體" w:cs="微軟正黑體" w:eastAsia="微軟正黑體" w:hAnsi="微軟正黑體"/>
+          <w:b/>
+          <w:bCs/>
+          <w:color w:val="24405C"/>
+          <w:sz w:val="22"/>
+          <w:szCs w:val="22"/>
+        </w:rPr>
+        <w:t xml:space="preserve">不用知道那是什麼</w:t>
+      </w:r>
+      <w:r>
+        <w:rPr>
+          <w:rFonts w:ascii="微軟正黑體" w:cs="微軟正黑體" w:eastAsia="微軟正黑體" w:hAnsi="微軟正黑體"/>
+          <w:color w:val="1B1B1B"/>
+          <w:sz w:val="22"/>
+          <w:szCs w:val="22"/>
+        </w:rPr>
+        <w:t xml:space="preserve">。掉在路上的貨、沒看過的路障，偵測器認不出來，佔據網格一樣標紅。但要小心：「不知道」不等於「空的」，大卡車後面可能就站著一個人。</w:t>
+      </w:r>
+    </w:p>
+    <w:p>
+      <w:pPr>
+        <w:pStyle w:val="Heading1"/>
+        <w:keepNext/>
+        <w:pageBreakBefore/>
+        <w:spacing w:after="240" w:before="160"/>
+      </w:pPr>
+      <w:r>
+        <w:rPr>
+          <w:rFonts w:ascii="微軟正黑體" w:cs="微軟正黑體" w:eastAsia="微軟正黑體" w:hAnsi="微軟正黑體"/>
+          <w:b/>
+          <w:bCs/>
+          <w:color w:val="24405C"/>
+          <w:sz w:val="30"/>
+          <w:szCs w:val="30"/>
+        </w:rPr>
+        <w:t xml:space="preserve">三、資料標註：幫電腦準備標準答案</w:t>
+      </w:r>
+    </w:p>
+    <w:p>
+      <w:pPr>
+        <w:widowControl/>
+        <w:spacing w:after="100" w:before="0" w:line="312"/>
+        <w:ind w:left="0" w:firstLine="0"/>
+      </w:pPr>
+      <w:r>
+        <w:rPr>
+          <w:rFonts w:ascii="微軟正黑體" w:cs="微軟正黑體" w:eastAsia="微軟正黑體" w:hAnsi="微軟正黑體"/>
+          <w:color w:val="1B1B1B"/>
+          <w:sz w:val="22"/>
+          <w:szCs w:val="22"/>
+        </w:rPr>
+        <w:t xml:space="preserve">標註資料就是模型的課本。三種狀況會讓模型學壞：</w:t>
+      </w:r>
+      <w:r>
+        <w:rPr>
+          <w:rFonts w:ascii="微軟正黑體" w:cs="微軟正黑體" w:eastAsia="微軟正黑體" w:hAnsi="微軟正黑體"/>
+          <w:b/>
+          <w:bCs/>
+          <w:color w:val="24405C"/>
+          <w:sz w:val="22"/>
+          <w:szCs w:val="22"/>
+        </w:rPr>
+        <w:t xml:space="preserve">漏標</w:t>
+      </w:r>
+      <w:r>
+        <w:rPr>
+          <w:rFonts w:ascii="微軟正黑體" w:cs="微軟正黑體" w:eastAsia="微軟正黑體" w:hAnsi="微軟正黑體"/>
+          <w:color w:val="1B1B1B"/>
+          <w:sz w:val="22"/>
+          <w:szCs w:val="22"/>
+        </w:rPr>
+        <w:t xml:space="preserve">（照片裡有人卻沒框，模型學到「這種樣子不是人」）、</w:t>
+      </w:r>
+      <w:r>
+        <w:rPr>
+          <w:rFonts w:ascii="微軟正黑體" w:cs="微軟正黑體" w:eastAsia="微軟正黑體" w:hAnsi="微軟正黑體"/>
+          <w:b/>
+          <w:bCs/>
+          <w:color w:val="24405C"/>
+          <w:sz w:val="22"/>
+          <w:szCs w:val="22"/>
+        </w:rPr>
+        <w:t xml:space="preserve">標錯類別</w:t>
+      </w:r>
+      <w:r>
+        <w:rPr>
+          <w:rFonts w:ascii="微軟正黑體" w:cs="微軟正黑體" w:eastAsia="微軟正黑體" w:hAnsi="微軟正黑體"/>
+          <w:color w:val="1B1B1B"/>
+          <w:sz w:val="22"/>
+          <w:szCs w:val="22"/>
+        </w:rPr>
+        <w:t xml:space="preserve">（機車標成腳踏車）、</w:t>
+      </w:r>
+      <w:r>
+        <w:rPr>
+          <w:rFonts w:ascii="微軟正黑體" w:cs="微軟正黑體" w:eastAsia="微軟正黑體" w:hAnsi="微軟正黑體"/>
+          <w:b/>
+          <w:bCs/>
+          <w:color w:val="24405C"/>
+          <w:sz w:val="22"/>
+          <w:szCs w:val="22"/>
+        </w:rPr>
+        <w:t xml:space="preserve">每個人標法不一樣</w:t>
+      </w:r>
+      <w:r>
+        <w:rPr>
+          <w:rFonts w:ascii="微軟正黑體" w:cs="微軟正黑體" w:eastAsia="微軟正黑體" w:hAnsi="微軟正黑體"/>
+          <w:color w:val="1B1B1B"/>
+          <w:sz w:val="22"/>
+          <w:szCs w:val="22"/>
+        </w:rPr>
+        <w:t xml:space="preserve">（有人把騎士和機車框在一起，有人分開）。所以正式的標註一定有一份規則，所有人照同一份標，還要抽查。</w:t>
       </w:r>
     </w:p>
     <w:p>
@@ -4387,7 +4063,7 @@
           <w:sz w:val="19"/>
           <w:szCs w:val="19"/>
         </w:rPr>
-        <w:t xml:space="preserve">表 4　nuScenes 官方標註規則（節錄，原文取自 nuscenes-devkit 的 instructions_nuscenes.md）</w:t>
+        <w:t xml:space="preserve">表 3　nuScenes 標了多少</w:t>
       </w:r>
     </w:p>
     <w:tbl>
@@ -4403,9 +4079,8 @@
         </w:tblBorders>
       </w:tblPr>
       <w:tblGrid>
-        <w:gridCol w:w="2900"/>
-        <w:gridCol w:w="3600"/>
-        <w:gridCol w:w="2860"/>
+        <w:gridCol w:w="3000"/>
+        <w:gridCol w:w="6360"/>
       </w:tblGrid>
       <w:tr>
         <w:trPr>
@@ -4414,7 +4089,7 @@
         </w:trPr>
         <w:tc>
           <w:tcPr>
-            <w:tcW w:type="dxa" w:w="2900"/>
+            <w:tcW w:type="dxa" w:w="3000"/>
             <w:shd w:fill="EDF0F3" w:color="auto" w:val="clear"/>
             <w:tcMar>
               <w:top w:type="dxa" w:w="60"/>
@@ -4437,13 +4112,13 @@
                 <w:sz w:val="18"/>
                 <w:szCs w:val="18"/>
               </w:rPr>
-              <w:t xml:space="preserve">規則</w:t>
-            </w:r>
-          </w:p>
-        </w:tc>
-        <w:tc>
-          <w:tcPr>
-            <w:tcW w:type="dxa" w:w="3600"/>
+              <w:t xml:space="preserve">項目</w:t>
+            </w:r>
+          </w:p>
+        </w:tc>
+        <w:tc>
+          <w:tcPr>
+            <w:tcW w:type="dxa" w:w="6360"/>
             <w:shd w:fill="EDF0F3" w:color="auto" w:val="clear"/>
             <w:tcMar>
               <w:top w:type="dxa" w:w="60"/>
@@ -4466,36 +4141,7 @@
                 <w:sz w:val="18"/>
                 <w:szCs w:val="18"/>
               </w:rPr>
-              <w:t xml:space="preserve">原文</w:t>
-            </w:r>
-          </w:p>
-        </w:tc>
-        <w:tc>
-          <w:tcPr>
-            <w:tcW w:type="dxa" w:w="2860"/>
-            <w:shd w:fill="EDF0F3" w:color="auto" w:val="clear"/>
-            <w:tcMar>
-              <w:top w:type="dxa" w:w="60"/>
-              <w:left w:type="dxa" w:w="95"/>
-              <w:bottom w:type="dxa" w:w="60"/>
-              <w:right w:type="dxa" w:w="95"/>
-            </w:tcMar>
-            <w:vAlign w:val="center"/>
-          </w:tcPr>
-          <w:p>
-            <w:pPr>
-              <w:spacing w:after="0" w:line="265"/>
-            </w:pPr>
-            <w:r>
-              <w:rPr>
-                <w:rFonts w:ascii="微軟正黑體" w:cs="微軟正黑體" w:eastAsia="微軟正黑體" w:hAnsi="微軟正黑體"/>
-                <w:b/>
-                <w:bCs/>
-                <w:color w:val="1B1B1B"/>
-                <w:sz w:val="18"/>
-                <w:szCs w:val="18"/>
-              </w:rPr>
-              <w:t xml:space="preserve">為什麼</w:t>
+              <w:t xml:space="preserve">數字</w:t>
             </w:r>
           </w:p>
         </w:tc>
@@ -4507,85 +4153,57 @@
         </w:trPr>
         <w:tc>
           <w:tcPr>
-            <w:tcW w:type="dxa" w:w="2900"/>
-            <w:tcMar>
-              <w:top w:type="dxa" w:w="60"/>
-              <w:left w:type="dxa" w:w="95"/>
-              <w:bottom w:type="dxa" w:w="60"/>
-              <w:right w:type="dxa" w:w="95"/>
-            </w:tcMar>
-            <w:vAlign w:val="center"/>
-          </w:tcPr>
-          <w:p>
-            <w:pPr>
-              <w:spacing w:after="0" w:line="265"/>
-            </w:pPr>
-            <w:r>
-              <w:rPr>
-                <w:rFonts w:ascii="微軟正黑體" w:cs="微軟正黑體" w:eastAsia="微軟正黑體" w:hAnsi="微軟正黑體"/>
-                <w:b w:val="false"/>
-                <w:bCs w:val="false"/>
-                <w:color w:val="1B1B1B"/>
-                <w:sz w:val="18"/>
-                <w:szCs w:val="18"/>
-              </w:rPr>
-              <w:t xml:space="preserve">有 1 個光達或雷達點就要標</w:t>
-            </w:r>
-          </w:p>
-        </w:tc>
-        <w:tc>
-          <w:tcPr>
-            <w:tcW w:type="dxa" w:w="3600"/>
-            <w:tcMar>
-              <w:top w:type="dxa" w:w="60"/>
-              <w:left w:type="dxa" w:w="95"/>
-              <w:bottom w:type="dxa" w:w="60"/>
-              <w:right w:type="dxa" w:w="95"/>
-            </w:tcMar>
-            <w:vAlign w:val="center"/>
-          </w:tcPr>
-          <w:p>
-            <w:pPr>
-              <w:spacing w:after="0" w:line="265"/>
-            </w:pPr>
-            <w:r>
-              <w:rPr>
-                <w:rFonts w:ascii="微軟正黑體" w:cs="微軟正黑體" w:eastAsia="微軟正黑體" w:hAnsi="微軟正黑體"/>
-                <w:b w:val="false"/>
-                <w:bCs w:val="false"/>
-                <w:color w:val="1B1B1B"/>
-                <w:sz w:val="18"/>
-                <w:szCs w:val="18"/>
-              </w:rPr>
-              <w:t xml:space="preserve">Label any target object containing at least 1 LIDAR or RADAR point</w:t>
-            </w:r>
-          </w:p>
-        </w:tc>
-        <w:tc>
-          <w:tcPr>
-            <w:tcW w:type="dxa" w:w="2860"/>
-            <w:tcMar>
-              <w:top w:type="dxa" w:w="60"/>
-              <w:left w:type="dxa" w:w="95"/>
-              <w:bottom w:type="dxa" w:w="60"/>
-              <w:right w:type="dxa" w:w="95"/>
-            </w:tcMar>
-            <w:vAlign w:val="center"/>
-          </w:tcPr>
-          <w:p>
-            <w:pPr>
-              <w:spacing w:after="0" w:line="265"/>
-            </w:pPr>
-            <w:r>
-              <w:rPr>
-                <w:rFonts w:ascii="微軟正黑體" w:cs="微軟正黑體" w:eastAsia="微軟正黑體" w:hAnsi="微軟正黑體"/>
-                <w:b w:val="false"/>
-                <w:bCs w:val="false"/>
-                <w:color w:val="1B1B1B"/>
-                <w:sz w:val="18"/>
-                <w:szCs w:val="18"/>
-              </w:rPr>
-              <w:t xml:space="preserve">感測器看得到，模型就該學</w:t>
+            <w:tcW w:type="dxa" w:w="3000"/>
+            <w:tcMar>
+              <w:top w:type="dxa" w:w="60"/>
+              <w:left w:type="dxa" w:w="95"/>
+              <w:bottom w:type="dxa" w:w="60"/>
+              <w:right w:type="dxa" w:w="95"/>
+            </w:tcMar>
+            <w:vAlign w:val="center"/>
+          </w:tcPr>
+          <w:p>
+            <w:pPr>
+              <w:spacing w:after="0" w:line="265"/>
+            </w:pPr>
+            <w:r>
+              <w:rPr>
+                <w:rFonts w:ascii="微軟正黑體" w:cs="微軟正黑體" w:eastAsia="微軟正黑體" w:hAnsi="微軟正黑體"/>
+                <w:b w:val="false"/>
+                <w:bCs w:val="false"/>
+                <w:color w:val="1B1B1B"/>
+                <w:sz w:val="18"/>
+                <w:szCs w:val="18"/>
+              </w:rPr>
+              <w:t xml:space="preserve">關鍵畫面</w:t>
+            </w:r>
+          </w:p>
+        </w:tc>
+        <w:tc>
+          <w:tcPr>
+            <w:tcW w:type="dxa" w:w="6360"/>
+            <w:tcMar>
+              <w:top w:type="dxa" w:w="60"/>
+              <w:left w:type="dxa" w:w="95"/>
+              <w:bottom w:type="dxa" w:w="60"/>
+              <w:right w:type="dxa" w:w="95"/>
+            </w:tcMar>
+            <w:vAlign w:val="center"/>
+          </w:tcPr>
+          <w:p>
+            <w:pPr>
+              <w:spacing w:after="0" w:line="265"/>
+            </w:pPr>
+            <w:r>
+              <w:rPr>
+                <w:rFonts w:ascii="微軟正黑體" w:cs="微軟正黑體" w:eastAsia="微軟正黑體" w:hAnsi="微軟正黑體"/>
+                <w:b w:val="false"/>
+                <w:bCs w:val="false"/>
+                <w:color w:val="1B1B1B"/>
+                <w:sz w:val="18"/>
+                <w:szCs w:val="18"/>
+              </w:rPr>
+              <w:t xml:space="preserve">4 萬個（1000 段 × 20 秒，每 0.5 秒標一次）</w:t>
             </w:r>
           </w:p>
         </w:tc>
@@ -4597,85 +4215,57 @@
         </w:trPr>
         <w:tc>
           <w:tcPr>
-            <w:tcW w:type="dxa" w:w="2900"/>
-            <w:tcMar>
-              <w:top w:type="dxa" w:w="60"/>
-              <w:left w:type="dxa" w:w="95"/>
-              <w:bottom w:type="dxa" w:w="60"/>
-              <w:right w:type="dxa" w:w="95"/>
-            </w:tcMar>
-            <w:vAlign w:val="center"/>
-          </w:tcPr>
-          <w:p>
-            <w:pPr>
-              <w:spacing w:after="0" w:line="265"/>
-            </w:pPr>
-            <w:r>
-              <w:rPr>
-                <w:rFonts w:ascii="微軟正黑體" w:cs="微軟正黑體" w:eastAsia="微軟正黑體" w:hAnsi="微軟正黑體"/>
-                <w:b w:val="false"/>
-                <w:bCs w:val="false"/>
-                <w:color w:val="1B1B1B"/>
-                <w:sz w:val="18"/>
-                <w:szCs w:val="18"/>
-              </w:rPr>
-              <w:t xml:space="preserve">框要很貼</w:t>
-            </w:r>
-          </w:p>
-        </w:tc>
-        <w:tc>
-          <w:tcPr>
-            <w:tcW w:type="dxa" w:w="3600"/>
-            <w:tcMar>
-              <w:top w:type="dxa" w:w="60"/>
-              <w:left w:type="dxa" w:w="95"/>
-              <w:bottom w:type="dxa" w:w="60"/>
-              <w:right w:type="dxa" w:w="95"/>
-            </w:tcMar>
-            <w:vAlign w:val="center"/>
-          </w:tcPr>
-          <w:p>
-            <w:pPr>
-              <w:spacing w:after="0" w:line="265"/>
-            </w:pPr>
-            <w:r>
-              <w:rPr>
-                <w:rFonts w:ascii="微軟正黑體" w:cs="微軟正黑體" w:eastAsia="微軟正黑體" w:hAnsi="微軟正黑體"/>
-                <w:b w:val="false"/>
-                <w:bCs w:val="false"/>
-                <w:color w:val="1B1B1B"/>
-                <w:sz w:val="18"/>
-                <w:szCs w:val="18"/>
-              </w:rPr>
-              <w:t xml:space="preserve">Cuboids must be very tight.</w:t>
-            </w:r>
-          </w:p>
-        </w:tc>
-        <w:tc>
-          <w:tcPr>
-            <w:tcW w:type="dxa" w:w="2860"/>
-            <w:tcMar>
-              <w:top w:type="dxa" w:w="60"/>
-              <w:left w:type="dxa" w:w="95"/>
-              <w:bottom w:type="dxa" w:w="60"/>
-              <w:right w:type="dxa" w:w="95"/>
-            </w:tcMar>
-            <w:vAlign w:val="center"/>
-          </w:tcPr>
-          <w:p>
-            <w:pPr>
-              <w:spacing w:after="0" w:line="265"/>
-            </w:pPr>
-            <w:r>
-              <w:rPr>
-                <w:rFonts w:ascii="微軟正黑體" w:cs="微軟正黑體" w:eastAsia="微軟正黑體" w:hAnsi="微軟正黑體"/>
-                <w:b w:val="false"/>
-                <w:bCs w:val="false"/>
-                <w:color w:val="1B1B1B"/>
-                <w:sz w:val="18"/>
-                <w:szCs w:val="18"/>
-              </w:rPr>
-              <w:t xml:space="preserve">框太鬆，位置、距離都不準</w:t>
+            <w:tcW w:type="dxa" w:w="3000"/>
+            <w:tcMar>
+              <w:top w:type="dxa" w:w="60"/>
+              <w:left w:type="dxa" w:w="95"/>
+              <w:bottom w:type="dxa" w:w="60"/>
+              <w:right w:type="dxa" w:w="95"/>
+            </w:tcMar>
+            <w:vAlign w:val="center"/>
+          </w:tcPr>
+          <w:p>
+            <w:pPr>
+              <w:spacing w:after="0" w:line="265"/>
+            </w:pPr>
+            <w:r>
+              <w:rPr>
+                <w:rFonts w:ascii="微軟正黑體" w:cs="微軟正黑體" w:eastAsia="微軟正黑體" w:hAnsi="微軟正黑體"/>
+                <w:b w:val="false"/>
+                <w:bCs w:val="false"/>
+                <w:color w:val="1B1B1B"/>
+                <w:sz w:val="18"/>
+                <w:szCs w:val="18"/>
+              </w:rPr>
+              <w:t xml:space="preserve">立體框</w:t>
+            </w:r>
+          </w:p>
+        </w:tc>
+        <w:tc>
+          <w:tcPr>
+            <w:tcW w:type="dxa" w:w="6360"/>
+            <w:tcMar>
+              <w:top w:type="dxa" w:w="60"/>
+              <w:left w:type="dxa" w:w="95"/>
+              <w:bottom w:type="dxa" w:w="60"/>
+              <w:right w:type="dxa" w:w="95"/>
+            </w:tcMar>
+            <w:vAlign w:val="center"/>
+          </w:tcPr>
+          <w:p>
+            <w:pPr>
+              <w:spacing w:after="0" w:line="265"/>
+            </w:pPr>
+            <w:r>
+              <w:rPr>
+                <w:rFonts w:ascii="微軟正黑體" w:cs="微軟正黑體" w:eastAsia="微軟正黑體" w:hAnsi="微軟正黑體"/>
+                <w:b w:val="false"/>
+                <w:bCs w:val="false"/>
+                <w:color w:val="1B1B1B"/>
+                <w:sz w:val="18"/>
+                <w:szCs w:val="18"/>
+              </w:rPr>
+              <w:t xml:space="preserve">140 萬個，人一個一個標</w:t>
             </w:r>
           </w:p>
         </w:tc>
@@ -4687,85 +4277,57 @@
         </w:trPr>
         <w:tc>
           <w:tcPr>
-            <w:tcW w:type="dxa" w:w="2900"/>
-            <w:tcMar>
-              <w:top w:type="dxa" w:w="60"/>
-              <w:left w:type="dxa" w:w="95"/>
-              <w:bottom w:type="dxa" w:w="60"/>
-              <w:right w:type="dxa" w:w="95"/>
-            </w:tcMar>
-            <w:vAlign w:val="center"/>
-          </w:tcPr>
-          <w:p>
-            <w:pPr>
-              <w:spacing w:after="0" w:line="265"/>
-            </w:pPr>
-            <w:r>
-              <w:rPr>
-                <w:rFonts w:ascii="微軟正黑體" w:cs="微軟正黑體" w:eastAsia="微軟正黑體" w:hAnsi="微軟正黑體"/>
-                <w:b w:val="false"/>
-                <w:bCs w:val="false"/>
-                <w:color w:val="1B1B1B"/>
-                <w:sz w:val="18"/>
-                <w:szCs w:val="18"/>
-              </w:rPr>
-              <w:t xml:space="preserve">手腳要包進去</w:t>
-            </w:r>
-          </w:p>
-        </w:tc>
-        <w:tc>
-          <w:tcPr>
-            <w:tcW w:type="dxa" w:w="3600"/>
-            <w:tcMar>
-              <w:top w:type="dxa" w:w="60"/>
-              <w:left w:type="dxa" w:w="95"/>
-              <w:bottom w:type="dxa" w:w="60"/>
-              <w:right w:type="dxa" w:w="95"/>
-            </w:tcMar>
-            <w:vAlign w:val="center"/>
-          </w:tcPr>
-          <w:p>
-            <w:pPr>
-              <w:spacing w:after="0" w:line="265"/>
-            </w:pPr>
-            <w:r>
-              <w:rPr>
-                <w:rFonts w:ascii="微軟正黑體" w:cs="微軟正黑體" w:eastAsia="微軟正黑體" w:hAnsi="微軟正黑體"/>
-                <w:b w:val="false"/>
-                <w:bCs w:val="false"/>
-                <w:color w:val="1B1B1B"/>
-                <w:sz w:val="18"/>
-                <w:szCs w:val="18"/>
-              </w:rPr>
-              <w:t xml:space="preserve">…should include the extremities.</w:t>
-            </w:r>
-          </w:p>
-        </w:tc>
-        <w:tc>
-          <w:tcPr>
-            <w:tcW w:type="dxa" w:w="2860"/>
-            <w:tcMar>
-              <w:top w:type="dxa" w:w="60"/>
-              <w:left w:type="dxa" w:w="95"/>
-              <w:bottom w:type="dxa" w:w="60"/>
-              <w:right w:type="dxa" w:w="95"/>
-            </w:tcMar>
-            <w:vAlign w:val="center"/>
-          </w:tcPr>
-          <w:p>
-            <w:pPr>
-              <w:spacing w:after="0" w:line="265"/>
-            </w:pPr>
-            <w:r>
-              <w:rPr>
-                <w:rFonts w:ascii="微軟正黑體" w:cs="微軟正黑體" w:eastAsia="微軟正黑體" w:hAnsi="微軟正黑體"/>
-                <w:b w:val="false"/>
-                <w:bCs w:val="false"/>
-                <w:color w:val="1B1B1B"/>
-                <w:sz w:val="18"/>
-                <w:szCs w:val="18"/>
-              </w:rPr>
-              <w:t xml:space="preserve">伸出去的手也會被撞到</w:t>
+            <w:tcW w:type="dxa" w:w="3000"/>
+            <w:tcMar>
+              <w:top w:type="dxa" w:w="60"/>
+              <w:left w:type="dxa" w:w="95"/>
+              <w:bottom w:type="dxa" w:w="60"/>
+              <w:right w:type="dxa" w:w="95"/>
+            </w:tcMar>
+            <w:vAlign w:val="center"/>
+          </w:tcPr>
+          <w:p>
+            <w:pPr>
+              <w:spacing w:after="0" w:line="265"/>
+            </w:pPr>
+            <w:r>
+              <w:rPr>
+                <w:rFonts w:ascii="微軟正黑體" w:cs="微軟正黑體" w:eastAsia="微軟正黑體" w:hAnsi="微軟正黑體"/>
+                <w:b w:val="false"/>
+                <w:bCs w:val="false"/>
+                <w:color w:val="1B1B1B"/>
+                <w:sz w:val="18"/>
+                <w:szCs w:val="18"/>
+              </w:rPr>
+              <w:t xml:space="preserve">類別</w:t>
+            </w:r>
+          </w:p>
+        </w:tc>
+        <w:tc>
+          <w:tcPr>
+            <w:tcW w:type="dxa" w:w="6360"/>
+            <w:tcMar>
+              <w:top w:type="dxa" w:w="60"/>
+              <w:left w:type="dxa" w:w="95"/>
+              <w:bottom w:type="dxa" w:w="60"/>
+              <w:right w:type="dxa" w:w="95"/>
+            </w:tcMar>
+            <w:vAlign w:val="center"/>
+          </w:tcPr>
+          <w:p>
+            <w:pPr>
+              <w:spacing w:after="0" w:line="265"/>
+            </w:pPr>
+            <w:r>
+              <w:rPr>
+                <w:rFonts w:ascii="微軟正黑體" w:cs="微軟正黑體" w:eastAsia="微軟正黑體" w:hAnsi="微軟正黑體"/>
+                <w:b w:val="false"/>
+                <w:bCs w:val="false"/>
+                <w:color w:val="1B1B1B"/>
+                <w:sz w:val="18"/>
+                <w:szCs w:val="18"/>
+              </w:rPr>
+              <w:t xml:space="preserve">23 類（大人、小孩、汽車、公車、機車、三角錐……）</w:t>
             </w:r>
           </w:p>
         </w:tc>
@@ -4777,265 +4339,57 @@
         </w:trPr>
         <w:tc>
           <w:tcPr>
-            <w:tcW w:type="dxa" w:w="2900"/>
-            <w:tcMar>
-              <w:top w:type="dxa" w:w="60"/>
-              <w:left w:type="dxa" w:w="95"/>
-              <w:bottom w:type="dxa" w:w="60"/>
-              <w:right w:type="dxa" w:w="95"/>
-            </w:tcMar>
-            <w:vAlign w:val="center"/>
-          </w:tcPr>
-          <w:p>
-            <w:pPr>
-              <w:spacing w:after="0" w:line="265"/>
-            </w:pPr>
-            <w:r>
-              <w:rPr>
-                <w:rFonts w:ascii="微軟正黑體" w:cs="微軟正黑體" w:eastAsia="微軟正黑體" w:hAnsi="微軟正黑體"/>
-                <w:b w:val="false"/>
-                <w:bCs w:val="false"/>
-                <w:color w:val="1B1B1B"/>
-                <w:sz w:val="18"/>
-                <w:szCs w:val="18"/>
-              </w:rPr>
-              <w:t xml:space="preserve">有人騎：騎士和車同一個框</w:t>
-            </w:r>
-          </w:p>
-        </w:tc>
-        <w:tc>
-          <w:tcPr>
-            <w:tcW w:type="dxa" w:w="3600"/>
-            <w:tcMar>
-              <w:top w:type="dxa" w:w="60"/>
-              <w:left w:type="dxa" w:w="95"/>
-              <w:bottom w:type="dxa" w:w="60"/>
-              <w:right w:type="dxa" w:w="95"/>
-            </w:tcMar>
-            <w:vAlign w:val="center"/>
-          </w:tcPr>
-          <w:p>
-            <w:pPr>
-              <w:spacing w:after="0" w:line="265"/>
-            </w:pPr>
-            <w:r>
-              <w:rPr>
-                <w:rFonts w:ascii="微軟正黑體" w:cs="微軟正黑體" w:eastAsia="微軟正黑體" w:hAnsi="微軟正黑體"/>
-                <w:b w:val="false"/>
-                <w:bCs w:val="false"/>
-                <w:color w:val="1B1B1B"/>
-                <w:sz w:val="18"/>
-                <w:szCs w:val="18"/>
-              </w:rPr>
-              <w:t xml:space="preserve">If there is a rider, include the rider in the box.</w:t>
-            </w:r>
-          </w:p>
-        </w:tc>
-        <w:tc>
-          <w:tcPr>
-            <w:tcW w:type="dxa" w:w="2860"/>
-            <w:tcMar>
-              <w:top w:type="dxa" w:w="60"/>
-              <w:left w:type="dxa" w:w="95"/>
-              <w:bottom w:type="dxa" w:w="60"/>
-              <w:right w:type="dxa" w:w="95"/>
-            </w:tcMar>
-            <w:vAlign w:val="center"/>
-          </w:tcPr>
-          <w:p>
-            <w:pPr>
-              <w:spacing w:after="0" w:line="265"/>
-            </w:pPr>
-            <w:r>
-              <w:rPr>
-                <w:rFonts w:ascii="微軟正黑體" w:cs="微軟正黑體" w:eastAsia="微軟正黑體" w:hAnsi="微軟正黑體"/>
-                <w:b w:val="false"/>
-                <w:bCs w:val="false"/>
-                <w:color w:val="1B1B1B"/>
-                <w:sz w:val="18"/>
-                <w:szCs w:val="18"/>
-              </w:rPr>
-              <w:t xml:space="preserve">人和車一起動</w:t>
-            </w:r>
-          </w:p>
-        </w:tc>
-      </w:tr>
-      <w:tr>
-        <w:trPr>
-          <w:cantSplit/>
-          <w:tblHeader w:val="false"/>
-        </w:trPr>
-        <w:tc>
-          <w:tcPr>
-            <w:tcW w:type="dxa" w:w="2900"/>
-            <w:tcMar>
-              <w:top w:type="dxa" w:w="60"/>
-              <w:left w:type="dxa" w:w="95"/>
-              <w:bottom w:type="dxa" w:w="60"/>
-              <w:right w:type="dxa" w:w="95"/>
-            </w:tcMar>
-            <w:vAlign w:val="center"/>
-          </w:tcPr>
-          <w:p>
-            <w:pPr>
-              <w:spacing w:after="0" w:line="265"/>
-            </w:pPr>
-            <w:r>
-              <w:rPr>
-                <w:rFonts w:ascii="微軟正黑體" w:cs="微軟正黑體" w:eastAsia="微軟正黑體" w:hAnsi="微軟正黑體"/>
-                <w:b w:val="false"/>
-                <w:bCs w:val="false"/>
-                <w:color w:val="1B1B1B"/>
-                <w:sz w:val="18"/>
-                <w:szCs w:val="18"/>
-              </w:rPr>
-              <w:t xml:space="preserve">旁邊站的人：另外框</w:t>
-            </w:r>
-          </w:p>
-        </w:tc>
-        <w:tc>
-          <w:tcPr>
-            <w:tcW w:type="dxa" w:w="3600"/>
-            <w:tcMar>
-              <w:top w:type="dxa" w:w="60"/>
-              <w:left w:type="dxa" w:w="95"/>
-              <w:bottom w:type="dxa" w:w="60"/>
-              <w:right w:type="dxa" w:w="95"/>
-            </w:tcMar>
-            <w:vAlign w:val="center"/>
-          </w:tcPr>
-          <w:p>
-            <w:pPr>
-              <w:spacing w:after="0" w:line="265"/>
-            </w:pPr>
-            <w:r>
-              <w:rPr>
-                <w:rFonts w:ascii="微軟正黑體" w:cs="微軟正黑體" w:eastAsia="微軟正黑體" w:hAnsi="微軟正黑體"/>
-                <w:b w:val="false"/>
-                <w:bCs w:val="false"/>
-                <w:color w:val="1B1B1B"/>
-                <w:sz w:val="18"/>
-                <w:szCs w:val="18"/>
-              </w:rPr>
-              <w:t xml:space="preserve">…standing next to the motorcycle, do NOT include…</w:t>
-            </w:r>
-          </w:p>
-        </w:tc>
-        <w:tc>
-          <w:tcPr>
-            <w:tcW w:type="dxa" w:w="2860"/>
-            <w:tcMar>
-              <w:top w:type="dxa" w:w="60"/>
-              <w:left w:type="dxa" w:w="95"/>
-              <w:bottom w:type="dxa" w:w="60"/>
-              <w:right w:type="dxa" w:w="95"/>
-            </w:tcMar>
-            <w:vAlign w:val="center"/>
-          </w:tcPr>
-          <w:p>
-            <w:pPr>
-              <w:spacing w:after="0" w:line="265"/>
-            </w:pPr>
-            <w:r>
-              <w:rPr>
-                <w:rFonts w:ascii="微軟正黑體" w:cs="微軟正黑體" w:eastAsia="微軟正黑體" w:hAnsi="微軟正黑體"/>
-                <w:b w:val="false"/>
-                <w:bCs w:val="false"/>
-                <w:color w:val="1B1B1B"/>
-                <w:sz w:val="18"/>
-                <w:szCs w:val="18"/>
-              </w:rPr>
-              <w:t xml:space="preserve">那個人可能自己走開</w:t>
-            </w:r>
-          </w:p>
-        </w:tc>
-      </w:tr>
-      <w:tr>
-        <w:trPr>
-          <w:cantSplit/>
-          <w:tblHeader w:val="false"/>
-        </w:trPr>
-        <w:tc>
-          <w:tcPr>
-            <w:tcW w:type="dxa" w:w="2900"/>
-            <w:tcMar>
-              <w:top w:type="dxa" w:w="60"/>
-              <w:left w:type="dxa" w:w="95"/>
-              <w:bottom w:type="dxa" w:w="60"/>
-              <w:right w:type="dxa" w:w="95"/>
-            </w:tcMar>
-            <w:vAlign w:val="center"/>
-          </w:tcPr>
-          <w:p>
-            <w:pPr>
-              <w:spacing w:after="0" w:line="265"/>
-            </w:pPr>
-            <w:r>
-              <w:rPr>
-                <w:rFonts w:ascii="微軟正黑體" w:cs="微軟正黑體" w:eastAsia="微軟正黑體" w:hAnsi="微軟正黑體"/>
-                <w:b w:val="false"/>
-                <w:bCs w:val="false"/>
-                <w:color w:val="1B1B1B"/>
-                <w:sz w:val="18"/>
-                <w:szCs w:val="18"/>
-              </w:rPr>
-              <w:t xml:space="preserve">可見度分四級</w:t>
-            </w:r>
-          </w:p>
-        </w:tc>
-        <w:tc>
-          <w:tcPr>
-            <w:tcW w:type="dxa" w:w="3600"/>
-            <w:tcMar>
-              <w:top w:type="dxa" w:w="60"/>
-              <w:left w:type="dxa" w:w="95"/>
-              <w:bottom w:type="dxa" w:w="60"/>
-              <w:right w:type="dxa" w:w="95"/>
-            </w:tcMar>
-            <w:vAlign w:val="center"/>
-          </w:tcPr>
-          <w:p>
-            <w:pPr>
-              <w:spacing w:after="0" w:line="265"/>
-            </w:pPr>
-            <w:r>
-              <w:rPr>
-                <w:rFonts w:ascii="微軟正黑體" w:cs="微軟正黑體" w:eastAsia="微軟正黑體" w:hAnsi="微軟正黑體"/>
-                <w:b w:val="false"/>
-                <w:bCs w:val="false"/>
-                <w:color w:val="1B1B1B"/>
-                <w:sz w:val="18"/>
-                <w:szCs w:val="18"/>
-              </w:rPr>
-              <w:t xml:space="preserve">0–40%, 41–60%, 61–80%, 81–100%</w:t>
-            </w:r>
-          </w:p>
-        </w:tc>
-        <w:tc>
-          <w:tcPr>
-            <w:tcW w:type="dxa" w:w="2860"/>
-            <w:tcMar>
-              <w:top w:type="dxa" w:w="60"/>
-              <w:left w:type="dxa" w:w="95"/>
-              <w:bottom w:type="dxa" w:w="60"/>
-              <w:right w:type="dxa" w:w="95"/>
-            </w:tcMar>
-            <w:vAlign w:val="center"/>
-          </w:tcPr>
-          <w:p>
-            <w:pPr>
-              <w:spacing w:after="0" w:line="265"/>
-            </w:pPr>
-            <w:r>
-              <w:rPr>
-                <w:rFonts w:ascii="微軟正黑體" w:cs="微軟正黑體" w:eastAsia="微軟正黑體" w:hAnsi="微軟正黑體"/>
-                <w:b w:val="false"/>
-                <w:bCs w:val="false"/>
-                <w:color w:val="1B1B1B"/>
-                <w:sz w:val="18"/>
-                <w:szCs w:val="18"/>
-              </w:rPr>
-              <w:t xml:space="preserve">知道哪些被擋得多</w:t>
+            <w:tcW w:type="dxa" w:w="3000"/>
+            <w:tcMar>
+              <w:top w:type="dxa" w:w="60"/>
+              <w:left w:type="dxa" w:w="95"/>
+              <w:bottom w:type="dxa" w:w="60"/>
+              <w:right w:type="dxa" w:w="95"/>
+            </w:tcMar>
+            <w:vAlign w:val="center"/>
+          </w:tcPr>
+          <w:p>
+            <w:pPr>
+              <w:spacing w:after="0" w:line="265"/>
+            </w:pPr>
+            <w:r>
+              <w:rPr>
+                <w:rFonts w:ascii="微軟正黑體" w:cs="微軟正黑體" w:eastAsia="微軟正黑體" w:hAnsi="微軟正黑體"/>
+                <w:b w:val="false"/>
+                <w:bCs w:val="false"/>
+                <w:color w:val="1B1B1B"/>
+                <w:sz w:val="18"/>
+                <w:szCs w:val="18"/>
+              </w:rPr>
+              <w:t xml:space="preserve">mini 版：汽車 vs 機車</w:t>
+            </w:r>
+          </w:p>
+        </w:tc>
+        <w:tc>
+          <w:tcPr>
+            <w:tcW w:type="dxa" w:w="6360"/>
+            <w:tcMar>
+              <w:top w:type="dxa" w:w="60"/>
+              <w:left w:type="dxa" w:w="95"/>
+              <w:bottom w:type="dxa" w:w="60"/>
+              <w:right w:type="dxa" w:w="95"/>
+            </w:tcMar>
+            <w:vAlign w:val="center"/>
+          </w:tcPr>
+          <w:p>
+            <w:pPr>
+              <w:spacing w:after="0" w:line="265"/>
+            </w:pPr>
+            <w:r>
+              <w:rPr>
+                <w:rFonts w:ascii="微軟正黑體" w:cs="微軟正黑體" w:eastAsia="微軟正黑體" w:hAnsi="微軟正黑體"/>
+                <w:b w:val="false"/>
+                <w:bCs w:val="false"/>
+                <w:color w:val="1B1B1B"/>
+                <w:sz w:val="18"/>
+                <w:szCs w:val="18"/>
+              </w:rPr>
+              <w:t xml:space="preserve">7,619 個框 vs 471 個框：機車少了十六倍</w:t>
             </w:r>
           </w:p>
         </w:tc>
@@ -5064,7 +4418,7 @@
       <w:r>
         <w:drawing>
           <wp:inline distT="0" distB="0" distL="0" distR="0">
-            <wp:extent cx="5334000" cy="1990725"/>
+            <wp:extent cx="4572000" cy="2638425"/>
             <wp:effectExtent t="0" r="0" b="0" l="0"/>
             <wp:docPr id="1" name="" descr="" title=""/>
             <wp:cNvGraphicFramePr>
@@ -5089,7 +4443,7 @@
                   <pic:spPr bwMode="auto">
                     <a:xfrm>
                       <a:off x="0" y="0"/>
-                      <a:ext cx="5334000" cy="1990725"/>
+                      <a:ext cx="4572000" cy="2638425"/>
                     </a:xfrm>
                     <a:prstGeom prst="rect">
                       <a:avLst/>
@@ -5116,35 +4470,681 @@
           <w:sz w:val="19"/>
           <w:szCs w:val="19"/>
         </w:rPr>
-        <w:t xml:space="preserve">騎士包在車的框裡：左 scene-0103 腳踏車，右 scene-1100 機車（官方標註框）。　資料：nuScenes（Motional），CC BY-NC-SA 4.0</w:t>
+        <w:t xml:space="preserve">nuScenes mini 各類別的框數（第七週）。波士頓、新加坡的路上機車少，這本課本機車教得很少。　資料：nuScenes（Motional），CC BY-NC-SA 4.0</w:t>
       </w:r>
     </w:p>
     <w:p>
       <w:pPr>
-        <w:widowControl/>
-        <w:spacing w:after="100" w:before="0" w:line="312"/>
-        <w:ind w:left="0" w:firstLine="0"/>
-      </w:pPr>
-      <w:r>
-        <w:rPr>
-          <w:rFonts w:ascii="微軟正黑體" w:cs="微軟正黑體" w:eastAsia="微軟正黑體" w:hAnsi="微軟正黑體"/>
-          <w:color w:val="1B1B1B"/>
-          <w:sz w:val="22"/>
-          <w:szCs w:val="22"/>
-        </w:rPr>
-        <w:t xml:space="preserve">在河內，一台機車載三個人，照 nuScenes 的規則是</w:t>
-      </w:r>
+        <w:keepNext/>
+        <w:spacing w:after="70" w:before="190"/>
+      </w:pPr>
       <w:r>
         <w:rPr>
           <w:rFonts w:ascii="微軟正黑體" w:cs="微軟正黑體" w:eastAsia="微軟正黑體" w:hAnsi="微軟正黑體"/>
           <w:b/>
           <w:bCs/>
           <w:color w:val="24405C"/>
-          <w:sz w:val="22"/>
-          <w:szCs w:val="22"/>
-        </w:rPr>
-        <w:t xml:space="preserve">一個框</w:t>
-      </w:r>
+          <w:sz w:val="19"/>
+          <w:szCs w:val="19"/>
+        </w:rPr>
+        <w:t xml:space="preserve">表 4　nuScenes 官方標註規則（節錄，原文取自 nuscenes-devkit 的 instructions_nuscenes.md）</w:t>
+      </w:r>
+    </w:p>
+    <w:tbl>
+      <w:tblPr>
+        <w:tblW w:type="dxa" w:w="9360"/>
+        <w:tblBorders>
+          <w:top w:val="single" w:color="8A949C" w:sz="8"/>
+          <w:left w:val="none"/>
+          <w:bottom w:val="single" w:color="8A949C" w:sz="8"/>
+          <w:right w:val="none"/>
+          <w:insideH w:val="single" w:color="BFC7CE" w:sz="2"/>
+          <w:insideV w:val="none"/>
+        </w:tblBorders>
+      </w:tblPr>
+      <w:tblGrid>
+        <w:gridCol w:w="2900"/>
+        <w:gridCol w:w="3600"/>
+        <w:gridCol w:w="2860"/>
+      </w:tblGrid>
+      <w:tr>
+        <w:trPr>
+          <w:cantSplit/>
+          <w:tblHeader/>
+        </w:trPr>
+        <w:tc>
+          <w:tcPr>
+            <w:tcW w:type="dxa" w:w="2900"/>
+            <w:shd w:fill="EDF0F3" w:color="auto" w:val="clear"/>
+            <w:tcMar>
+              <w:top w:type="dxa" w:w="60"/>
+              <w:left w:type="dxa" w:w="95"/>
+              <w:bottom w:type="dxa" w:w="60"/>
+              <w:right w:type="dxa" w:w="95"/>
+            </w:tcMar>
+            <w:vAlign w:val="center"/>
+          </w:tcPr>
+          <w:p>
+            <w:pPr>
+              <w:spacing w:after="0" w:line="265"/>
+            </w:pPr>
+            <w:r>
+              <w:rPr>
+                <w:rFonts w:ascii="微軟正黑體" w:cs="微軟正黑體" w:eastAsia="微軟正黑體" w:hAnsi="微軟正黑體"/>
+                <w:b/>
+                <w:bCs/>
+                <w:color w:val="1B1B1B"/>
+                <w:sz w:val="18"/>
+                <w:szCs w:val="18"/>
+              </w:rPr>
+              <w:t xml:space="preserve">規則</w:t>
+            </w:r>
+          </w:p>
+        </w:tc>
+        <w:tc>
+          <w:tcPr>
+            <w:tcW w:type="dxa" w:w="3600"/>
+            <w:shd w:fill="EDF0F3" w:color="auto" w:val="clear"/>
+            <w:tcMar>
+              <w:top w:type="dxa" w:w="60"/>
+              <w:left w:type="dxa" w:w="95"/>
+              <w:bottom w:type="dxa" w:w="60"/>
+              <w:right w:type="dxa" w:w="95"/>
+            </w:tcMar>
+            <w:vAlign w:val="center"/>
+          </w:tcPr>
+          <w:p>
+            <w:pPr>
+              <w:spacing w:after="0" w:line="265"/>
+            </w:pPr>
+            <w:r>
+              <w:rPr>
+                <w:rFonts w:ascii="微軟正黑體" w:cs="微軟正黑體" w:eastAsia="微軟正黑體" w:hAnsi="微軟正黑體"/>
+                <w:b/>
+                <w:bCs/>
+                <w:color w:val="1B1B1B"/>
+                <w:sz w:val="18"/>
+                <w:szCs w:val="18"/>
+              </w:rPr>
+              <w:t xml:space="preserve">原文</w:t>
+            </w:r>
+          </w:p>
+        </w:tc>
+        <w:tc>
+          <w:tcPr>
+            <w:tcW w:type="dxa" w:w="2860"/>
+            <w:shd w:fill="EDF0F3" w:color="auto" w:val="clear"/>
+            <w:tcMar>
+              <w:top w:type="dxa" w:w="60"/>
+              <w:left w:type="dxa" w:w="95"/>
+              <w:bottom w:type="dxa" w:w="60"/>
+              <w:right w:type="dxa" w:w="95"/>
+            </w:tcMar>
+            <w:vAlign w:val="center"/>
+          </w:tcPr>
+          <w:p>
+            <w:pPr>
+              <w:spacing w:after="0" w:line="265"/>
+            </w:pPr>
+            <w:r>
+              <w:rPr>
+                <w:rFonts w:ascii="微軟正黑體" w:cs="微軟正黑體" w:eastAsia="微軟正黑體" w:hAnsi="微軟正黑體"/>
+                <w:b/>
+                <w:bCs/>
+                <w:color w:val="1B1B1B"/>
+                <w:sz w:val="18"/>
+                <w:szCs w:val="18"/>
+              </w:rPr>
+              <w:t xml:space="preserve">為什麼</w:t>
+            </w:r>
+          </w:p>
+        </w:tc>
+      </w:tr>
+      <w:tr>
+        <w:trPr>
+          <w:cantSplit/>
+          <w:tblHeader w:val="false"/>
+        </w:trPr>
+        <w:tc>
+          <w:tcPr>
+            <w:tcW w:type="dxa" w:w="2900"/>
+            <w:tcMar>
+              <w:top w:type="dxa" w:w="60"/>
+              <w:left w:type="dxa" w:w="95"/>
+              <w:bottom w:type="dxa" w:w="60"/>
+              <w:right w:type="dxa" w:w="95"/>
+            </w:tcMar>
+            <w:vAlign w:val="center"/>
+          </w:tcPr>
+          <w:p>
+            <w:pPr>
+              <w:spacing w:after="0" w:line="265"/>
+            </w:pPr>
+            <w:r>
+              <w:rPr>
+                <w:rFonts w:ascii="微軟正黑體" w:cs="微軟正黑體" w:eastAsia="微軟正黑體" w:hAnsi="微軟正黑體"/>
+                <w:b w:val="false"/>
+                <w:bCs w:val="false"/>
+                <w:color w:val="1B1B1B"/>
+                <w:sz w:val="18"/>
+                <w:szCs w:val="18"/>
+              </w:rPr>
+              <w:t xml:space="preserve">有 1 個光達或雷達點就要標</w:t>
+            </w:r>
+          </w:p>
+        </w:tc>
+        <w:tc>
+          <w:tcPr>
+            <w:tcW w:type="dxa" w:w="3600"/>
+            <w:tcMar>
+              <w:top w:type="dxa" w:w="60"/>
+              <w:left w:type="dxa" w:w="95"/>
+              <w:bottom w:type="dxa" w:w="60"/>
+              <w:right w:type="dxa" w:w="95"/>
+            </w:tcMar>
+            <w:vAlign w:val="center"/>
+          </w:tcPr>
+          <w:p>
+            <w:pPr>
+              <w:spacing w:after="0" w:line="265"/>
+            </w:pPr>
+            <w:r>
+              <w:rPr>
+                <w:rFonts w:ascii="微軟正黑體" w:cs="微軟正黑體" w:eastAsia="微軟正黑體" w:hAnsi="微軟正黑體"/>
+                <w:b w:val="false"/>
+                <w:bCs w:val="false"/>
+                <w:color w:val="1B1B1B"/>
+                <w:sz w:val="18"/>
+                <w:szCs w:val="18"/>
+              </w:rPr>
+              <w:t xml:space="preserve">Label any target object containing at least 1 LIDAR or RADAR point</w:t>
+            </w:r>
+          </w:p>
+        </w:tc>
+        <w:tc>
+          <w:tcPr>
+            <w:tcW w:type="dxa" w:w="2860"/>
+            <w:tcMar>
+              <w:top w:type="dxa" w:w="60"/>
+              <w:left w:type="dxa" w:w="95"/>
+              <w:bottom w:type="dxa" w:w="60"/>
+              <w:right w:type="dxa" w:w="95"/>
+            </w:tcMar>
+            <w:vAlign w:val="center"/>
+          </w:tcPr>
+          <w:p>
+            <w:pPr>
+              <w:spacing w:after="0" w:line="265"/>
+            </w:pPr>
+            <w:r>
+              <w:rPr>
+                <w:rFonts w:ascii="微軟正黑體" w:cs="微軟正黑體" w:eastAsia="微軟正黑體" w:hAnsi="微軟正黑體"/>
+                <w:b w:val="false"/>
+                <w:bCs w:val="false"/>
+                <w:color w:val="1B1B1B"/>
+                <w:sz w:val="18"/>
+                <w:szCs w:val="18"/>
+              </w:rPr>
+              <w:t xml:space="preserve">感測器看得到，模型就該學</w:t>
+            </w:r>
+          </w:p>
+        </w:tc>
+      </w:tr>
+      <w:tr>
+        <w:trPr>
+          <w:cantSplit/>
+          <w:tblHeader w:val="false"/>
+        </w:trPr>
+        <w:tc>
+          <w:tcPr>
+            <w:tcW w:type="dxa" w:w="2900"/>
+            <w:tcMar>
+              <w:top w:type="dxa" w:w="60"/>
+              <w:left w:type="dxa" w:w="95"/>
+              <w:bottom w:type="dxa" w:w="60"/>
+              <w:right w:type="dxa" w:w="95"/>
+            </w:tcMar>
+            <w:vAlign w:val="center"/>
+          </w:tcPr>
+          <w:p>
+            <w:pPr>
+              <w:spacing w:after="0" w:line="265"/>
+            </w:pPr>
+            <w:r>
+              <w:rPr>
+                <w:rFonts w:ascii="微軟正黑體" w:cs="微軟正黑體" w:eastAsia="微軟正黑體" w:hAnsi="微軟正黑體"/>
+                <w:b w:val="false"/>
+                <w:bCs w:val="false"/>
+                <w:color w:val="1B1B1B"/>
+                <w:sz w:val="18"/>
+                <w:szCs w:val="18"/>
+              </w:rPr>
+              <w:t xml:space="preserve">框要很貼</w:t>
+            </w:r>
+          </w:p>
+        </w:tc>
+        <w:tc>
+          <w:tcPr>
+            <w:tcW w:type="dxa" w:w="3600"/>
+            <w:tcMar>
+              <w:top w:type="dxa" w:w="60"/>
+              <w:left w:type="dxa" w:w="95"/>
+              <w:bottom w:type="dxa" w:w="60"/>
+              <w:right w:type="dxa" w:w="95"/>
+            </w:tcMar>
+            <w:vAlign w:val="center"/>
+          </w:tcPr>
+          <w:p>
+            <w:pPr>
+              <w:spacing w:after="0" w:line="265"/>
+            </w:pPr>
+            <w:r>
+              <w:rPr>
+                <w:rFonts w:ascii="微軟正黑體" w:cs="微軟正黑體" w:eastAsia="微軟正黑體" w:hAnsi="微軟正黑體"/>
+                <w:b w:val="false"/>
+                <w:bCs w:val="false"/>
+                <w:color w:val="1B1B1B"/>
+                <w:sz w:val="18"/>
+                <w:szCs w:val="18"/>
+              </w:rPr>
+              <w:t xml:space="preserve">Cuboids must be very tight.</w:t>
+            </w:r>
+          </w:p>
+        </w:tc>
+        <w:tc>
+          <w:tcPr>
+            <w:tcW w:type="dxa" w:w="2860"/>
+            <w:tcMar>
+              <w:top w:type="dxa" w:w="60"/>
+              <w:left w:type="dxa" w:w="95"/>
+              <w:bottom w:type="dxa" w:w="60"/>
+              <w:right w:type="dxa" w:w="95"/>
+            </w:tcMar>
+            <w:vAlign w:val="center"/>
+          </w:tcPr>
+          <w:p>
+            <w:pPr>
+              <w:spacing w:after="0" w:line="265"/>
+            </w:pPr>
+            <w:r>
+              <w:rPr>
+                <w:rFonts w:ascii="微軟正黑體" w:cs="微軟正黑體" w:eastAsia="微軟正黑體" w:hAnsi="微軟正黑體"/>
+                <w:b w:val="false"/>
+                <w:bCs w:val="false"/>
+                <w:color w:val="1B1B1B"/>
+                <w:sz w:val="18"/>
+                <w:szCs w:val="18"/>
+              </w:rPr>
+              <w:t xml:space="preserve">框太鬆，位置、距離都不準</w:t>
+            </w:r>
+          </w:p>
+        </w:tc>
+      </w:tr>
+      <w:tr>
+        <w:trPr>
+          <w:cantSplit/>
+          <w:tblHeader w:val="false"/>
+        </w:trPr>
+        <w:tc>
+          <w:tcPr>
+            <w:tcW w:type="dxa" w:w="2900"/>
+            <w:tcMar>
+              <w:top w:type="dxa" w:w="60"/>
+              <w:left w:type="dxa" w:w="95"/>
+              <w:bottom w:type="dxa" w:w="60"/>
+              <w:right w:type="dxa" w:w="95"/>
+            </w:tcMar>
+            <w:vAlign w:val="center"/>
+          </w:tcPr>
+          <w:p>
+            <w:pPr>
+              <w:spacing w:after="0" w:line="265"/>
+            </w:pPr>
+            <w:r>
+              <w:rPr>
+                <w:rFonts w:ascii="微軟正黑體" w:cs="微軟正黑體" w:eastAsia="微軟正黑體" w:hAnsi="微軟正黑體"/>
+                <w:b w:val="false"/>
+                <w:bCs w:val="false"/>
+                <w:color w:val="1B1B1B"/>
+                <w:sz w:val="18"/>
+                <w:szCs w:val="18"/>
+              </w:rPr>
+              <w:t xml:space="preserve">手腳要包進去</w:t>
+            </w:r>
+          </w:p>
+        </w:tc>
+        <w:tc>
+          <w:tcPr>
+            <w:tcW w:type="dxa" w:w="3600"/>
+            <w:tcMar>
+              <w:top w:type="dxa" w:w="60"/>
+              <w:left w:type="dxa" w:w="95"/>
+              <w:bottom w:type="dxa" w:w="60"/>
+              <w:right w:type="dxa" w:w="95"/>
+            </w:tcMar>
+            <w:vAlign w:val="center"/>
+          </w:tcPr>
+          <w:p>
+            <w:pPr>
+              <w:spacing w:after="0" w:line="265"/>
+            </w:pPr>
+            <w:r>
+              <w:rPr>
+                <w:rFonts w:ascii="微軟正黑體" w:cs="微軟正黑體" w:eastAsia="微軟正黑體" w:hAnsi="微軟正黑體"/>
+                <w:b w:val="false"/>
+                <w:bCs w:val="false"/>
+                <w:color w:val="1B1B1B"/>
+                <w:sz w:val="18"/>
+                <w:szCs w:val="18"/>
+              </w:rPr>
+              <w:t xml:space="preserve">…should include the extremities.</w:t>
+            </w:r>
+          </w:p>
+        </w:tc>
+        <w:tc>
+          <w:tcPr>
+            <w:tcW w:type="dxa" w:w="2860"/>
+            <w:tcMar>
+              <w:top w:type="dxa" w:w="60"/>
+              <w:left w:type="dxa" w:w="95"/>
+              <w:bottom w:type="dxa" w:w="60"/>
+              <w:right w:type="dxa" w:w="95"/>
+            </w:tcMar>
+            <w:vAlign w:val="center"/>
+          </w:tcPr>
+          <w:p>
+            <w:pPr>
+              <w:spacing w:after="0" w:line="265"/>
+            </w:pPr>
+            <w:r>
+              <w:rPr>
+                <w:rFonts w:ascii="微軟正黑體" w:cs="微軟正黑體" w:eastAsia="微軟正黑體" w:hAnsi="微軟正黑體"/>
+                <w:b w:val="false"/>
+                <w:bCs w:val="false"/>
+                <w:color w:val="1B1B1B"/>
+                <w:sz w:val="18"/>
+                <w:szCs w:val="18"/>
+              </w:rPr>
+              <w:t xml:space="preserve">伸出去的手也會被撞到</w:t>
+            </w:r>
+          </w:p>
+        </w:tc>
+      </w:tr>
+      <w:tr>
+        <w:trPr>
+          <w:cantSplit/>
+          <w:tblHeader w:val="false"/>
+        </w:trPr>
+        <w:tc>
+          <w:tcPr>
+            <w:tcW w:type="dxa" w:w="2900"/>
+            <w:tcMar>
+              <w:top w:type="dxa" w:w="60"/>
+              <w:left w:type="dxa" w:w="95"/>
+              <w:bottom w:type="dxa" w:w="60"/>
+              <w:right w:type="dxa" w:w="95"/>
+            </w:tcMar>
+            <w:vAlign w:val="center"/>
+          </w:tcPr>
+          <w:p>
+            <w:pPr>
+              <w:spacing w:after="0" w:line="265"/>
+            </w:pPr>
+            <w:r>
+              <w:rPr>
+                <w:rFonts w:ascii="微軟正黑體" w:cs="微軟正黑體" w:eastAsia="微軟正黑體" w:hAnsi="微軟正黑體"/>
+                <w:b w:val="false"/>
+                <w:bCs w:val="false"/>
+                <w:color w:val="1B1B1B"/>
+                <w:sz w:val="18"/>
+                <w:szCs w:val="18"/>
+              </w:rPr>
+              <w:t xml:space="preserve">有人騎：騎士和車同一個框</w:t>
+            </w:r>
+          </w:p>
+        </w:tc>
+        <w:tc>
+          <w:tcPr>
+            <w:tcW w:type="dxa" w:w="3600"/>
+            <w:tcMar>
+              <w:top w:type="dxa" w:w="60"/>
+              <w:left w:type="dxa" w:w="95"/>
+              <w:bottom w:type="dxa" w:w="60"/>
+              <w:right w:type="dxa" w:w="95"/>
+            </w:tcMar>
+            <w:vAlign w:val="center"/>
+          </w:tcPr>
+          <w:p>
+            <w:pPr>
+              <w:spacing w:after="0" w:line="265"/>
+            </w:pPr>
+            <w:r>
+              <w:rPr>
+                <w:rFonts w:ascii="微軟正黑體" w:cs="微軟正黑體" w:eastAsia="微軟正黑體" w:hAnsi="微軟正黑體"/>
+                <w:b w:val="false"/>
+                <w:bCs w:val="false"/>
+                <w:color w:val="1B1B1B"/>
+                <w:sz w:val="18"/>
+                <w:szCs w:val="18"/>
+              </w:rPr>
+              <w:t xml:space="preserve">If there is a rider, include the rider in the box.</w:t>
+            </w:r>
+          </w:p>
+        </w:tc>
+        <w:tc>
+          <w:tcPr>
+            <w:tcW w:type="dxa" w:w="2860"/>
+            <w:tcMar>
+              <w:top w:type="dxa" w:w="60"/>
+              <w:left w:type="dxa" w:w="95"/>
+              <w:bottom w:type="dxa" w:w="60"/>
+              <w:right w:type="dxa" w:w="95"/>
+            </w:tcMar>
+            <w:vAlign w:val="center"/>
+          </w:tcPr>
+          <w:p>
+            <w:pPr>
+              <w:spacing w:after="0" w:line="265"/>
+            </w:pPr>
+            <w:r>
+              <w:rPr>
+                <w:rFonts w:ascii="微軟正黑體" w:cs="微軟正黑體" w:eastAsia="微軟正黑體" w:hAnsi="微軟正黑體"/>
+                <w:b w:val="false"/>
+                <w:bCs w:val="false"/>
+                <w:color w:val="1B1B1B"/>
+                <w:sz w:val="18"/>
+                <w:szCs w:val="18"/>
+              </w:rPr>
+              <w:t xml:space="preserve">人和車一起動</w:t>
+            </w:r>
+          </w:p>
+        </w:tc>
+      </w:tr>
+      <w:tr>
+        <w:trPr>
+          <w:cantSplit/>
+          <w:tblHeader w:val="false"/>
+        </w:trPr>
+        <w:tc>
+          <w:tcPr>
+            <w:tcW w:type="dxa" w:w="2900"/>
+            <w:tcMar>
+              <w:top w:type="dxa" w:w="60"/>
+              <w:left w:type="dxa" w:w="95"/>
+              <w:bottom w:type="dxa" w:w="60"/>
+              <w:right w:type="dxa" w:w="95"/>
+            </w:tcMar>
+            <w:vAlign w:val="center"/>
+          </w:tcPr>
+          <w:p>
+            <w:pPr>
+              <w:spacing w:after="0" w:line="265"/>
+            </w:pPr>
+            <w:r>
+              <w:rPr>
+                <w:rFonts w:ascii="微軟正黑體" w:cs="微軟正黑體" w:eastAsia="微軟正黑體" w:hAnsi="微軟正黑體"/>
+                <w:b w:val="false"/>
+                <w:bCs w:val="false"/>
+                <w:color w:val="1B1B1B"/>
+                <w:sz w:val="18"/>
+                <w:szCs w:val="18"/>
+              </w:rPr>
+              <w:t xml:space="preserve">旁邊站的人：另外框</w:t>
+            </w:r>
+          </w:p>
+        </w:tc>
+        <w:tc>
+          <w:tcPr>
+            <w:tcW w:type="dxa" w:w="3600"/>
+            <w:tcMar>
+              <w:top w:type="dxa" w:w="60"/>
+              <w:left w:type="dxa" w:w="95"/>
+              <w:bottom w:type="dxa" w:w="60"/>
+              <w:right w:type="dxa" w:w="95"/>
+            </w:tcMar>
+            <w:vAlign w:val="center"/>
+          </w:tcPr>
+          <w:p>
+            <w:pPr>
+              <w:spacing w:after="0" w:line="265"/>
+            </w:pPr>
+            <w:r>
+              <w:rPr>
+                <w:rFonts w:ascii="微軟正黑體" w:cs="微軟正黑體" w:eastAsia="微軟正黑體" w:hAnsi="微軟正黑體"/>
+                <w:b w:val="false"/>
+                <w:bCs w:val="false"/>
+                <w:color w:val="1B1B1B"/>
+                <w:sz w:val="18"/>
+                <w:szCs w:val="18"/>
+              </w:rPr>
+              <w:t xml:space="preserve">…standing next to the motorcycle, do NOT include…</w:t>
+            </w:r>
+          </w:p>
+        </w:tc>
+        <w:tc>
+          <w:tcPr>
+            <w:tcW w:type="dxa" w:w="2860"/>
+            <w:tcMar>
+              <w:top w:type="dxa" w:w="60"/>
+              <w:left w:type="dxa" w:w="95"/>
+              <w:bottom w:type="dxa" w:w="60"/>
+              <w:right w:type="dxa" w:w="95"/>
+            </w:tcMar>
+            <w:vAlign w:val="center"/>
+          </w:tcPr>
+          <w:p>
+            <w:pPr>
+              <w:spacing w:after="0" w:line="265"/>
+            </w:pPr>
+            <w:r>
+              <w:rPr>
+                <w:rFonts w:ascii="微軟正黑體" w:cs="微軟正黑體" w:eastAsia="微軟正黑體" w:hAnsi="微軟正黑體"/>
+                <w:b w:val="false"/>
+                <w:bCs w:val="false"/>
+                <w:color w:val="1B1B1B"/>
+                <w:sz w:val="18"/>
+                <w:szCs w:val="18"/>
+              </w:rPr>
+              <w:t xml:space="preserve">那個人可能自己走開</w:t>
+            </w:r>
+          </w:p>
+        </w:tc>
+      </w:tr>
+      <w:tr>
+        <w:trPr>
+          <w:cantSplit/>
+          <w:tblHeader w:val="false"/>
+        </w:trPr>
+        <w:tc>
+          <w:tcPr>
+            <w:tcW w:type="dxa" w:w="2900"/>
+            <w:tcMar>
+              <w:top w:type="dxa" w:w="60"/>
+              <w:left w:type="dxa" w:w="95"/>
+              <w:bottom w:type="dxa" w:w="60"/>
+              <w:right w:type="dxa" w:w="95"/>
+            </w:tcMar>
+            <w:vAlign w:val="center"/>
+          </w:tcPr>
+          <w:p>
+            <w:pPr>
+              <w:spacing w:after="0" w:line="265"/>
+            </w:pPr>
+            <w:r>
+              <w:rPr>
+                <w:rFonts w:ascii="微軟正黑體" w:cs="微軟正黑體" w:eastAsia="微軟正黑體" w:hAnsi="微軟正黑體"/>
+                <w:b w:val="false"/>
+                <w:bCs w:val="false"/>
+                <w:color w:val="1B1B1B"/>
+                <w:sz w:val="18"/>
+                <w:szCs w:val="18"/>
+              </w:rPr>
+              <w:t xml:space="preserve">可見度分四級</w:t>
+            </w:r>
+          </w:p>
+        </w:tc>
+        <w:tc>
+          <w:tcPr>
+            <w:tcW w:type="dxa" w:w="3600"/>
+            <w:tcMar>
+              <w:top w:type="dxa" w:w="60"/>
+              <w:left w:type="dxa" w:w="95"/>
+              <w:bottom w:type="dxa" w:w="60"/>
+              <w:right w:type="dxa" w:w="95"/>
+            </w:tcMar>
+            <w:vAlign w:val="center"/>
+          </w:tcPr>
+          <w:p>
+            <w:pPr>
+              <w:spacing w:after="0" w:line="265"/>
+            </w:pPr>
+            <w:r>
+              <w:rPr>
+                <w:rFonts w:ascii="微軟正黑體" w:cs="微軟正黑體" w:eastAsia="微軟正黑體" w:hAnsi="微軟正黑體"/>
+                <w:b w:val="false"/>
+                <w:bCs w:val="false"/>
+                <w:color w:val="1B1B1B"/>
+                <w:sz w:val="18"/>
+                <w:szCs w:val="18"/>
+              </w:rPr>
+              <w:t xml:space="preserve">0–40%, 41–60%, 61–80%, 81–100%</w:t>
+            </w:r>
+          </w:p>
+        </w:tc>
+        <w:tc>
+          <w:tcPr>
+            <w:tcW w:type="dxa" w:w="2860"/>
+            <w:tcMar>
+              <w:top w:type="dxa" w:w="60"/>
+              <w:left w:type="dxa" w:w="95"/>
+              <w:bottom w:type="dxa" w:w="60"/>
+              <w:right w:type="dxa" w:w="95"/>
+            </w:tcMar>
+            <w:vAlign w:val="center"/>
+          </w:tcPr>
+          <w:p>
+            <w:pPr>
+              <w:spacing w:after="0" w:line="265"/>
+            </w:pPr>
+            <w:r>
+              <w:rPr>
+                <w:rFonts w:ascii="微軟正黑體" w:cs="微軟正黑體" w:eastAsia="微軟正黑體" w:hAnsi="微軟正黑體"/>
+                <w:b w:val="false"/>
+                <w:bCs w:val="false"/>
+                <w:color w:val="1B1B1B"/>
+                <w:sz w:val="18"/>
+                <w:szCs w:val="18"/>
+              </w:rPr>
+              <w:t xml:space="preserve">知道哪些被擋得多</w:t>
+            </w:r>
+          </w:p>
+        </w:tc>
+      </w:tr>
+    </w:tbl>
+    <w:p>
+      <w:pPr>
+        <w:spacing w:after="0"/>
+      </w:pPr>
       <w:r>
         <w:rPr>
           <w:rFonts w:ascii="微軟正黑體" w:cs="微軟正黑體" w:eastAsia="微軟正黑體" w:hAnsi="微軟正黑體"/>
@@ -5152,45 +5152,7 @@
           <w:sz w:val="22"/>
           <w:szCs w:val="22"/>
         </w:rPr>
-        <w:t xml:space="preserve">，類別是機車。換一套規則把每個人分開框也可以，重點是</w:t>
-      </w:r>
-      <w:r>
-        <w:rPr>
-          <w:rFonts w:ascii="微軟正黑體" w:cs="微軟正黑體" w:eastAsia="微軟正黑體" w:hAnsi="微軟正黑體"/>
-          <w:b/>
-          <w:bCs/>
-          <w:color w:val="24405C"/>
-          <w:sz w:val="22"/>
-          <w:szCs w:val="22"/>
-        </w:rPr>
-        <w:t xml:space="preserve">整份資料用同一套</w:t>
-      </w:r>
-      <w:r>
-        <w:rPr>
-          <w:rFonts w:ascii="微軟正黑體" w:cs="微軟正黑體" w:eastAsia="微軟正黑體" w:hAnsi="微軟正黑體"/>
-          <w:color w:val="1B1B1B"/>
-          <w:sz w:val="22"/>
-          <w:szCs w:val="22"/>
-        </w:rPr>
-        <w:t xml:space="preserve">。</w:t>
-      </w:r>
-    </w:p>
-    <w:p>
-      <w:pPr>
-        <w:pStyle w:val="Heading2"/>
-        <w:keepNext/>
-        <w:spacing w:after="130" w:before="300"/>
-      </w:pPr>
-      <w:r>
-        <w:rPr>
-          <w:rFonts w:ascii="微軟正黑體" w:cs="微軟正黑體" w:eastAsia="微軟正黑體" w:hAnsi="微軟正黑體"/>
-          <w:b/>
-          <w:bCs/>
-          <w:color w:val="24405C"/>
-          <w:sz w:val="24"/>
-          <w:szCs w:val="24"/>
-        </w:rPr>
-        <w:t xml:space="preserve">IoU：兩個框有多像</w:t>
+        <w:t xml:space="preserve"/>
       </w:r>
     </w:p>
     <w:p>
@@ -5202,7 +5164,7 @@
       <w:r>
         <w:drawing>
           <wp:inline distT="0" distB="0" distL="0" distR="0">
-            <wp:extent cx="5334000" cy="2038350"/>
+            <wp:extent cx="5334000" cy="1990725"/>
             <wp:effectExtent t="0" r="0" b="0" l="0"/>
             <wp:docPr id="1" name="" descr="" title=""/>
             <wp:cNvGraphicFramePr>
@@ -5227,6 +5189,144 @@
                   <pic:spPr bwMode="auto">
                     <a:xfrm>
                       <a:off x="0" y="0"/>
+                      <a:ext cx="5334000" cy="1990725"/>
+                    </a:xfrm>
+                    <a:prstGeom prst="rect">
+                      <a:avLst/>
+                    </a:prstGeom>
+                  </pic:spPr>
+                </pic:pic>
+              </a:graphicData>
+            </a:graphic>
+          </wp:inline>
+        </w:drawing>
+      </w:r>
+    </w:p>
+    <w:p>
+      <w:pPr>
+        <w:keepNext w:val="false"/>
+        <w:spacing w:after="70" w:before="190"/>
+      </w:pPr>
+      <w:r>
+        <w:rPr>
+          <w:rFonts w:ascii="微軟正黑體" w:cs="微軟正黑體" w:eastAsia="微軟正黑體" w:hAnsi="微軟正黑體"/>
+          <w:b/>
+          <w:bCs/>
+          <w:color w:val="24405C"/>
+          <w:sz w:val="19"/>
+          <w:szCs w:val="19"/>
+        </w:rPr>
+        <w:t xml:space="preserve">騎士包在車的框裡：左 scene-0103 腳踏車，右 scene-1100 機車（官方標註框）。　資料：nuScenes（Motional），CC BY-NC-SA 4.0</w:t>
+      </w:r>
+    </w:p>
+    <w:p>
+      <w:pPr>
+        <w:widowControl/>
+        <w:spacing w:after="100" w:before="0" w:line="312"/>
+        <w:ind w:left="0" w:firstLine="0"/>
+      </w:pPr>
+      <w:r>
+        <w:rPr>
+          <w:rFonts w:ascii="微軟正黑體" w:cs="微軟正黑體" w:eastAsia="微軟正黑體" w:hAnsi="微軟正黑體"/>
+          <w:color w:val="1B1B1B"/>
+          <w:sz w:val="22"/>
+          <w:szCs w:val="22"/>
+        </w:rPr>
+        <w:t xml:space="preserve">在河內，一台機車載三個人，照 nuScenes 的規則是</w:t>
+      </w:r>
+      <w:r>
+        <w:rPr>
+          <w:rFonts w:ascii="微軟正黑體" w:cs="微軟正黑體" w:eastAsia="微軟正黑體" w:hAnsi="微軟正黑體"/>
+          <w:b/>
+          <w:bCs/>
+          <w:color w:val="24405C"/>
+          <w:sz w:val="22"/>
+          <w:szCs w:val="22"/>
+        </w:rPr>
+        <w:t xml:space="preserve">一個框</w:t>
+      </w:r>
+      <w:r>
+        <w:rPr>
+          <w:rFonts w:ascii="微軟正黑體" w:cs="微軟正黑體" w:eastAsia="微軟正黑體" w:hAnsi="微軟正黑體"/>
+          <w:color w:val="1B1B1B"/>
+          <w:sz w:val="22"/>
+          <w:szCs w:val="22"/>
+        </w:rPr>
+        <w:t xml:space="preserve">，類別是機車。換一套規則把每個人分開框也可以，重點是</w:t>
+      </w:r>
+      <w:r>
+        <w:rPr>
+          <w:rFonts w:ascii="微軟正黑體" w:cs="微軟正黑體" w:eastAsia="微軟正黑體" w:hAnsi="微軟正黑體"/>
+          <w:b/>
+          <w:bCs/>
+          <w:color w:val="24405C"/>
+          <w:sz w:val="22"/>
+          <w:szCs w:val="22"/>
+        </w:rPr>
+        <w:t xml:space="preserve">整份資料用同一套</w:t>
+      </w:r>
+      <w:r>
+        <w:rPr>
+          <w:rFonts w:ascii="微軟正黑體" w:cs="微軟正黑體" w:eastAsia="微軟正黑體" w:hAnsi="微軟正黑體"/>
+          <w:color w:val="1B1B1B"/>
+          <w:sz w:val="22"/>
+          <w:szCs w:val="22"/>
+        </w:rPr>
+        <w:t xml:space="preserve">。</w:t>
+      </w:r>
+    </w:p>
+    <w:p>
+      <w:pPr>
+        <w:pStyle w:val="Heading2"/>
+        <w:keepNext/>
+        <w:spacing w:after="130" w:before="300"/>
+      </w:pPr>
+      <w:r>
+        <w:rPr>
+          <w:rFonts w:ascii="微軟正黑體" w:cs="微軟正黑體" w:eastAsia="微軟正黑體" w:hAnsi="微軟正黑體"/>
+          <w:b/>
+          <w:bCs/>
+          <w:color w:val="24405C"/>
+          <w:sz w:val="24"/>
+          <w:szCs w:val="24"/>
+        </w:rPr>
+        <w:t xml:space="preserve">IoU：兩個框有多像</w:t>
+      </w:r>
+    </w:p>
+    <w:p>
+      <w:pPr>
+        <w:keepNext/>
+        <w:spacing w:after="60" w:before="60"/>
+        <w:jc w:val="center"/>
+      </w:pPr>
+      <w:r>
+        <w:drawing>
+          <wp:inline distT="0" distB="0" distL="0" distR="0">
+            <wp:extent cx="5334000" cy="2038350"/>
+            <wp:effectExtent t="0" r="0" b="0" l="0"/>
+            <wp:docPr id="1" name="" descr="" title=""/>
+            <wp:cNvGraphicFramePr>
+              <a:graphicFrameLocks xmlns:a="http://schemas.openxmlformats.org/drawingml/2006/main" noChangeAspect="1"/>
+            </wp:cNvGraphicFramePr>
+            <a:graphic xmlns:a="http://schemas.openxmlformats.org/drawingml/2006/main">
+              <a:graphicData uri="http://schemas.openxmlformats.org/drawingml/2006/picture">
+                <pic:pic xmlns:pic="http://schemas.openxmlformats.org/drawingml/2006/picture">
+                  <pic:nvPicPr>
+                    <pic:cNvPr id="0" name="" descr=""/>
+                    <pic:cNvPicPr>
+                      <a:picLocks noChangeAspect="1" noChangeArrowheads="1"/>
+                    </pic:cNvPicPr>
+                  </pic:nvPicPr>
+                  <pic:blipFill>
+                    <a:blip r:embed="rId21" cstate="none"/>
+                    <a:srcRect/>
+                    <a:stretch>
+                      <a:fillRect/>
+                    </a:stretch>
+                  </pic:blipFill>
+                  <pic:spPr bwMode="auto">
+                    <a:xfrm>
+                      <a:off x="0" y="0"/>
                       <a:ext cx="5334000" cy="2038350"/>
                     </a:xfrm>
                     <a:prstGeom prst="rect">
@@ -5353,7 +5453,7 @@
                     </pic:cNvPicPr>
                   </pic:nvPicPr>
                   <pic:blipFill>
-                    <a:blip r:embed="rId21" cstate="none"/>
+                    <a:blip r:embed="rId22" cstate="none"/>
                     <a:srcRect/>
                     <a:stretch>
                       <a:fillRect/>

--- a/第八週(10-29)/自動駕駛原理_第八週_課程講義.docx
+++ b/第八週(10-29)/自動駕駛原理_第八週_課程講義.docx
@@ -1315,19 +1315,24 @@
           <w:sz w:val="24"/>
           <w:szCs w:val="24"/>
         </w:rPr>
-        <w:t xml:space="preserve">深度學習怎麼學：猜、對答案、改一點點</w:t>
+        <w:t xml:space="preserve">寫規則、機器學習、深度學習：差在誰決定「看什麼」</w:t>
       </w:r>
     </w:p>
     <w:p>
       <w:pPr>
-        <w:pStyle w:val="ListParagraph"/>
         <w:widowControl/>
-        <w:numPr>
-          <w:ilvl w:val="0"/>
-          <w:numId w:val="2"/>
-        </w:numPr>
-        <w:spacing w:after="80" w:line="320"/>
-      </w:pPr>
+        <w:spacing w:after="100" w:before="0" w:line="312"/>
+        <w:ind w:left="0" w:firstLine="0"/>
+      </w:pPr>
+      <w:r>
+        <w:rPr>
+          <w:rFonts w:ascii="微軟正黑體" w:cs="微軟正黑體" w:eastAsia="微軟正黑體" w:hAnsi="微軟正黑體"/>
+          <w:color w:val="1B1B1B"/>
+          <w:sz w:val="22"/>
+          <w:szCs w:val="22"/>
+        </w:rPr>
+        <w:t xml:space="preserve">要認出一個東西有兩個問題：</w:t>
+      </w:r>
       <w:r>
         <w:rPr>
           <w:rFonts w:ascii="微軟正黑體" w:cs="微軟正黑體" w:eastAsia="微軟正黑體" w:hAnsi="微軟正黑體"/>
@@ -1337,7 +1342,7 @@
           <w:sz w:val="22"/>
           <w:szCs w:val="22"/>
         </w:rPr>
-        <w:t xml:space="preserve">猜</w:t>
+        <w:t xml:space="preserve">看什麼</w:t>
       </w:r>
       <w:r>
         <w:rPr>
@@ -1346,19 +1351,8 @@
           <w:sz w:val="22"/>
           <w:szCs w:val="22"/>
         </w:rPr>
-        <w:t xml:space="preserve">：丟一張照片進去，模型猜「這裡有一個人，框在這裡」。</w:t>
-      </w:r>
-    </w:p>
-    <w:p>
-      <w:pPr>
-        <w:pStyle w:val="ListParagraph"/>
-        <w:widowControl/>
-        <w:numPr>
-          <w:ilvl w:val="0"/>
-          <w:numId w:val="2"/>
-        </w:numPr>
-        <w:spacing w:after="80" w:line="320"/>
-      </w:pPr>
+        <w:t xml:space="preserve">（照片的哪一種性質，叫「特徵」，例如框是瘦高還是矮寬、顏色、邊的方向）和</w:t>
+      </w:r>
       <w:r>
         <w:rPr>
           <w:rFonts w:ascii="微軟正黑體" w:cs="微軟正黑體" w:eastAsia="微軟正黑體" w:hAnsi="微軟正黑體"/>
@@ -1368,7 +1362,7 @@
           <w:sz w:val="22"/>
           <w:szCs w:val="22"/>
         </w:rPr>
-        <w:t xml:space="preserve">對答案</w:t>
+        <w:t xml:space="preserve">怎麼判斷</w:t>
       </w:r>
       <w:r>
         <w:rPr>
@@ -1377,18 +1371,13 @@
           <w:sz w:val="22"/>
           <w:szCs w:val="22"/>
         </w:rPr>
-        <w:t xml:space="preserve">：跟人標好的標準答案比，差多少。</w:t>
+        <w:t xml:space="preserve">（多少以上算人）。三種做法的差別就在這兩個問題由誰回答。</w:t>
       </w:r>
     </w:p>
     <w:p>
       <w:pPr>
-        <w:pStyle w:val="ListParagraph"/>
-        <w:widowControl/>
-        <w:numPr>
-          <w:ilvl w:val="0"/>
-          <w:numId w:val="2"/>
-        </w:numPr>
-        <w:spacing w:after="80" w:line="320"/>
+        <w:keepNext/>
+        <w:spacing w:after="70" w:before="190"/>
       </w:pPr>
       <w:r>
         <w:rPr>
@@ -1396,11 +1385,865 @@
           <w:b/>
           <w:bCs/>
           <w:color w:val="24405C"/>
-          <w:sz w:val="22"/>
-          <w:szCs w:val="22"/>
-        </w:rPr>
-        <w:t xml:space="preserve">改一點點</w:t>
-      </w:r>
+          <w:sz w:val="19"/>
+          <w:szCs w:val="19"/>
+        </w:rPr>
+        <w:t xml:space="preserve">表 1　三種做法比一比</w:t>
+      </w:r>
+    </w:p>
+    <w:tbl>
+      <w:tblPr>
+        <w:tblW w:type="dxa" w:w="9360"/>
+        <w:tblBorders>
+          <w:top w:val="single" w:color="8A949C" w:sz="8"/>
+          <w:left w:val="none"/>
+          <w:bottom w:val="single" w:color="8A949C" w:sz="8"/>
+          <w:right w:val="none"/>
+          <w:insideH w:val="single" w:color="BFC7CE" w:sz="2"/>
+          <w:insideV w:val="none"/>
+        </w:tblBorders>
+      </w:tblPr>
+      <w:tblGrid>
+        <w:gridCol w:w="1900"/>
+        <w:gridCol w:w="2400"/>
+        <w:gridCol w:w="2500"/>
+        <w:gridCol w:w="2560"/>
+      </w:tblGrid>
+      <w:tr>
+        <w:trPr>
+          <w:cantSplit/>
+          <w:tblHeader/>
+        </w:trPr>
+        <w:tc>
+          <w:tcPr>
+            <w:tcW w:type="dxa" w:w="1900"/>
+            <w:shd w:fill="EDF0F3" w:color="auto" w:val="clear"/>
+            <w:tcMar>
+              <w:top w:type="dxa" w:w="60"/>
+              <w:left w:type="dxa" w:w="95"/>
+              <w:bottom w:type="dxa" w:w="60"/>
+              <w:right w:type="dxa" w:w="95"/>
+            </w:tcMar>
+            <w:vAlign w:val="center"/>
+          </w:tcPr>
+          <w:p>
+            <w:pPr>
+              <w:spacing w:after="0" w:line="265"/>
+            </w:pPr>
+            <w:r>
+              <w:rPr>
+                <w:rFonts w:ascii="微軟正黑體" w:cs="微軟正黑體" w:eastAsia="微軟正黑體" w:hAnsi="微軟正黑體"/>
+                <w:b/>
+                <w:bCs/>
+                <w:color w:val="1B1B1B"/>
+                <w:sz w:val="18"/>
+                <w:szCs w:val="18"/>
+              </w:rPr>
+              <w:t xml:space="preserve"/>
+            </w:r>
+          </w:p>
+        </w:tc>
+        <w:tc>
+          <w:tcPr>
+            <w:tcW w:type="dxa" w:w="2400"/>
+            <w:shd w:fill="EDF0F3" w:color="auto" w:val="clear"/>
+            <w:tcMar>
+              <w:top w:type="dxa" w:w="60"/>
+              <w:left w:type="dxa" w:w="95"/>
+              <w:bottom w:type="dxa" w:w="60"/>
+              <w:right w:type="dxa" w:w="95"/>
+            </w:tcMar>
+            <w:vAlign w:val="center"/>
+          </w:tcPr>
+          <w:p>
+            <w:pPr>
+              <w:spacing w:after="0" w:line="265"/>
+            </w:pPr>
+            <w:r>
+              <w:rPr>
+                <w:rFonts w:ascii="微軟正黑體" w:cs="微軟正黑體" w:eastAsia="微軟正黑體" w:hAnsi="微軟正黑體"/>
+                <w:b/>
+                <w:bCs/>
+                <w:color w:val="1B1B1B"/>
+                <w:sz w:val="18"/>
+                <w:szCs w:val="18"/>
+              </w:rPr>
+              <w:t xml:space="preserve">寫規則</w:t>
+            </w:r>
+          </w:p>
+        </w:tc>
+        <w:tc>
+          <w:tcPr>
+            <w:tcW w:type="dxa" w:w="2500"/>
+            <w:shd w:fill="EDF0F3" w:color="auto" w:val="clear"/>
+            <w:tcMar>
+              <w:top w:type="dxa" w:w="60"/>
+              <w:left w:type="dxa" w:w="95"/>
+              <w:bottom w:type="dxa" w:w="60"/>
+              <w:right w:type="dxa" w:w="95"/>
+            </w:tcMar>
+            <w:vAlign w:val="center"/>
+          </w:tcPr>
+          <w:p>
+            <w:pPr>
+              <w:spacing w:after="0" w:line="265"/>
+            </w:pPr>
+            <w:r>
+              <w:rPr>
+                <w:rFonts w:ascii="微軟正黑體" w:cs="微軟正黑體" w:eastAsia="微軟正黑體" w:hAnsi="微軟正黑體"/>
+                <w:b/>
+                <w:bCs/>
+                <w:color w:val="1B1B1B"/>
+                <w:sz w:val="18"/>
+                <w:szCs w:val="18"/>
+              </w:rPr>
+              <w:t xml:space="preserve">機器學習（傳統）</w:t>
+            </w:r>
+          </w:p>
+        </w:tc>
+        <w:tc>
+          <w:tcPr>
+            <w:tcW w:type="dxa" w:w="2560"/>
+            <w:shd w:fill="EDF0F3" w:color="auto" w:val="clear"/>
+            <w:tcMar>
+              <w:top w:type="dxa" w:w="60"/>
+              <w:left w:type="dxa" w:w="95"/>
+              <w:bottom w:type="dxa" w:w="60"/>
+              <w:right w:type="dxa" w:w="95"/>
+            </w:tcMar>
+            <w:vAlign w:val="center"/>
+          </w:tcPr>
+          <w:p>
+            <w:pPr>
+              <w:spacing w:after="0" w:line="265"/>
+            </w:pPr>
+            <w:r>
+              <w:rPr>
+                <w:rFonts w:ascii="微軟正黑體" w:cs="微軟正黑體" w:eastAsia="微軟正黑體" w:hAnsi="微軟正黑體"/>
+                <w:b/>
+                <w:bCs/>
+                <w:color w:val="1B1B1B"/>
+                <w:sz w:val="18"/>
+                <w:szCs w:val="18"/>
+              </w:rPr>
+              <w:t xml:space="preserve">深度學習</w:t>
+            </w:r>
+          </w:p>
+        </w:tc>
+      </w:tr>
+      <w:tr>
+        <w:trPr>
+          <w:cantSplit/>
+          <w:tblHeader w:val="false"/>
+        </w:trPr>
+        <w:tc>
+          <w:tcPr>
+            <w:tcW w:type="dxa" w:w="1900"/>
+            <w:tcMar>
+              <w:top w:type="dxa" w:w="60"/>
+              <w:left w:type="dxa" w:w="95"/>
+              <w:bottom w:type="dxa" w:w="60"/>
+              <w:right w:type="dxa" w:w="95"/>
+            </w:tcMar>
+            <w:vAlign w:val="center"/>
+          </w:tcPr>
+          <w:p>
+            <w:pPr>
+              <w:spacing w:after="0" w:line="265"/>
+            </w:pPr>
+            <w:r>
+              <w:rPr>
+                <w:rFonts w:ascii="微軟正黑體" w:cs="微軟正黑體" w:eastAsia="微軟正黑體" w:hAnsi="微軟正黑體"/>
+                <w:b w:val="false"/>
+                <w:bCs w:val="false"/>
+                <w:color w:val="1B1B1B"/>
+                <w:sz w:val="18"/>
+                <w:szCs w:val="18"/>
+              </w:rPr>
+              <w:t xml:space="preserve">誰決定「看什麼」</w:t>
+            </w:r>
+          </w:p>
+        </w:tc>
+        <w:tc>
+          <w:tcPr>
+            <w:tcW w:type="dxa" w:w="2400"/>
+            <w:tcMar>
+              <w:top w:type="dxa" w:w="60"/>
+              <w:left w:type="dxa" w:w="95"/>
+              <w:bottom w:type="dxa" w:w="60"/>
+              <w:right w:type="dxa" w:w="95"/>
+            </w:tcMar>
+            <w:vAlign w:val="center"/>
+          </w:tcPr>
+          <w:p>
+            <w:pPr>
+              <w:spacing w:after="0" w:line="265"/>
+            </w:pPr>
+            <w:r>
+              <w:rPr>
+                <w:rFonts w:ascii="微軟正黑體" w:cs="微軟正黑體" w:eastAsia="微軟正黑體" w:hAnsi="微軟正黑體"/>
+                <w:b w:val="false"/>
+                <w:bCs w:val="false"/>
+                <w:color w:val="1B1B1B"/>
+                <w:sz w:val="18"/>
+                <w:szCs w:val="18"/>
+              </w:rPr>
+              <w:t xml:space="preserve">人</w:t>
+            </w:r>
+          </w:p>
+        </w:tc>
+        <w:tc>
+          <w:tcPr>
+            <w:tcW w:type="dxa" w:w="2500"/>
+            <w:tcMar>
+              <w:top w:type="dxa" w:w="60"/>
+              <w:left w:type="dxa" w:w="95"/>
+              <w:bottom w:type="dxa" w:w="60"/>
+              <w:right w:type="dxa" w:w="95"/>
+            </w:tcMar>
+            <w:vAlign w:val="center"/>
+          </w:tcPr>
+          <w:p>
+            <w:pPr>
+              <w:spacing w:after="0" w:line="265"/>
+            </w:pPr>
+            <w:r>
+              <w:rPr>
+                <w:rFonts w:ascii="微軟正黑體" w:cs="微軟正黑體" w:eastAsia="微軟正黑體" w:hAnsi="微軟正黑體"/>
+                <w:b w:val="false"/>
+                <w:bCs w:val="false"/>
+                <w:color w:val="1B1B1B"/>
+                <w:sz w:val="18"/>
+                <w:szCs w:val="18"/>
+              </w:rPr>
+              <w:t xml:space="preserve">人</w:t>
+            </w:r>
+          </w:p>
+        </w:tc>
+        <w:tc>
+          <w:tcPr>
+            <w:tcW w:type="dxa" w:w="2560"/>
+            <w:tcMar>
+              <w:top w:type="dxa" w:w="60"/>
+              <w:left w:type="dxa" w:w="95"/>
+              <w:bottom w:type="dxa" w:w="60"/>
+              <w:right w:type="dxa" w:w="95"/>
+            </w:tcMar>
+            <w:vAlign w:val="center"/>
+          </w:tcPr>
+          <w:p>
+            <w:pPr>
+              <w:spacing w:after="0" w:line="265"/>
+            </w:pPr>
+            <w:r>
+              <w:rPr>
+                <w:rFonts w:ascii="微軟正黑體" w:cs="微軟正黑體" w:eastAsia="微軟正黑體" w:hAnsi="微軟正黑體"/>
+                <w:b w:val="false"/>
+                <w:bCs w:val="false"/>
+                <w:color w:val="1B1B1B"/>
+                <w:sz w:val="18"/>
+                <w:szCs w:val="18"/>
+              </w:rPr>
+              <w:t xml:space="preserve">電腦自己從像素學</w:t>
+            </w:r>
+          </w:p>
+        </w:tc>
+      </w:tr>
+      <w:tr>
+        <w:trPr>
+          <w:cantSplit/>
+          <w:tblHeader w:val="false"/>
+        </w:trPr>
+        <w:tc>
+          <w:tcPr>
+            <w:tcW w:type="dxa" w:w="1900"/>
+            <w:tcMar>
+              <w:top w:type="dxa" w:w="60"/>
+              <w:left w:type="dxa" w:w="95"/>
+              <w:bottom w:type="dxa" w:w="60"/>
+              <w:right w:type="dxa" w:w="95"/>
+            </w:tcMar>
+            <w:vAlign w:val="center"/>
+          </w:tcPr>
+          <w:p>
+            <w:pPr>
+              <w:spacing w:after="0" w:line="265"/>
+            </w:pPr>
+            <w:r>
+              <w:rPr>
+                <w:rFonts w:ascii="微軟正黑體" w:cs="微軟正黑體" w:eastAsia="微軟正黑體" w:hAnsi="微軟正黑體"/>
+                <w:b w:val="false"/>
+                <w:bCs w:val="false"/>
+                <w:color w:val="1B1B1B"/>
+                <w:sz w:val="18"/>
+                <w:szCs w:val="18"/>
+              </w:rPr>
+              <w:t xml:space="preserve">誰決定「怎麼判斷」</w:t>
+            </w:r>
+          </w:p>
+        </w:tc>
+        <w:tc>
+          <w:tcPr>
+            <w:tcW w:type="dxa" w:w="2400"/>
+            <w:tcMar>
+              <w:top w:type="dxa" w:w="60"/>
+              <w:left w:type="dxa" w:w="95"/>
+              <w:bottom w:type="dxa" w:w="60"/>
+              <w:right w:type="dxa" w:w="95"/>
+            </w:tcMar>
+            <w:vAlign w:val="center"/>
+          </w:tcPr>
+          <w:p>
+            <w:pPr>
+              <w:spacing w:after="0" w:line="265"/>
+            </w:pPr>
+            <w:r>
+              <w:rPr>
+                <w:rFonts w:ascii="微軟正黑體" w:cs="微軟正黑體" w:eastAsia="微軟正黑體" w:hAnsi="微軟正黑體"/>
+                <w:b w:val="false"/>
+                <w:bCs w:val="false"/>
+                <w:color w:val="1B1B1B"/>
+                <w:sz w:val="18"/>
+                <w:szCs w:val="18"/>
+              </w:rPr>
+              <w:t xml:space="preserve">人寫門檻</w:t>
+            </w:r>
+          </w:p>
+        </w:tc>
+        <w:tc>
+          <w:tcPr>
+            <w:tcW w:type="dxa" w:w="2500"/>
+            <w:tcMar>
+              <w:top w:type="dxa" w:w="60"/>
+              <w:left w:type="dxa" w:w="95"/>
+              <w:bottom w:type="dxa" w:w="60"/>
+              <w:right w:type="dxa" w:w="95"/>
+            </w:tcMar>
+            <w:vAlign w:val="center"/>
+          </w:tcPr>
+          <w:p>
+            <w:pPr>
+              <w:spacing w:after="0" w:line="265"/>
+            </w:pPr>
+            <w:r>
+              <w:rPr>
+                <w:rFonts w:ascii="微軟正黑體" w:cs="微軟正黑體" w:eastAsia="微軟正黑體" w:hAnsi="微軟正黑體"/>
+                <w:b w:val="false"/>
+                <w:bCs w:val="false"/>
+                <w:color w:val="1B1B1B"/>
+                <w:sz w:val="18"/>
+                <w:szCs w:val="18"/>
+              </w:rPr>
+              <w:t xml:space="preserve">電腦從例子學</w:t>
+            </w:r>
+          </w:p>
+        </w:tc>
+        <w:tc>
+          <w:tcPr>
+            <w:tcW w:type="dxa" w:w="2560"/>
+            <w:tcMar>
+              <w:top w:type="dxa" w:w="60"/>
+              <w:left w:type="dxa" w:w="95"/>
+              <w:bottom w:type="dxa" w:w="60"/>
+              <w:right w:type="dxa" w:w="95"/>
+            </w:tcMar>
+            <w:vAlign w:val="center"/>
+          </w:tcPr>
+          <w:p>
+            <w:pPr>
+              <w:spacing w:after="0" w:line="265"/>
+            </w:pPr>
+            <w:r>
+              <w:rPr>
+                <w:rFonts w:ascii="微軟正黑體" w:cs="微軟正黑體" w:eastAsia="微軟正黑體" w:hAnsi="微軟正黑體"/>
+                <w:b w:val="false"/>
+                <w:bCs w:val="false"/>
+                <w:color w:val="1B1B1B"/>
+                <w:sz w:val="18"/>
+                <w:szCs w:val="18"/>
+              </w:rPr>
+              <w:t xml:space="preserve">電腦從例子學</w:t>
+            </w:r>
+          </w:p>
+        </w:tc>
+      </w:tr>
+      <w:tr>
+        <w:trPr>
+          <w:cantSplit/>
+          <w:tblHeader w:val="false"/>
+        </w:trPr>
+        <w:tc>
+          <w:tcPr>
+            <w:tcW w:type="dxa" w:w="1900"/>
+            <w:tcMar>
+              <w:top w:type="dxa" w:w="60"/>
+              <w:left w:type="dxa" w:w="95"/>
+              <w:bottom w:type="dxa" w:w="60"/>
+              <w:right w:type="dxa" w:w="95"/>
+            </w:tcMar>
+            <w:vAlign w:val="center"/>
+          </w:tcPr>
+          <w:p>
+            <w:pPr>
+              <w:spacing w:after="0" w:line="265"/>
+            </w:pPr>
+            <w:r>
+              <w:rPr>
+                <w:rFonts w:ascii="微軟正黑體" w:cs="微軟正黑體" w:eastAsia="微軟正黑體" w:hAnsi="微軟正黑體"/>
+                <w:b w:val="false"/>
+                <w:bCs w:val="false"/>
+                <w:color w:val="1B1B1B"/>
+                <w:sz w:val="18"/>
+                <w:szCs w:val="18"/>
+              </w:rPr>
+              <w:t xml:space="preserve">找行人的例子</w:t>
+            </w:r>
+          </w:p>
+        </w:tc>
+        <w:tc>
+          <w:tcPr>
+            <w:tcW w:type="dxa" w:w="2400"/>
+            <w:tcMar>
+              <w:top w:type="dxa" w:w="60"/>
+              <w:left w:type="dxa" w:w="95"/>
+              <w:bottom w:type="dxa" w:w="60"/>
+              <w:right w:type="dxa" w:w="95"/>
+            </w:tcMar>
+            <w:vAlign w:val="center"/>
+          </w:tcPr>
+          <w:p>
+            <w:pPr>
+              <w:spacing w:after="0" w:line="265"/>
+            </w:pPr>
+            <w:r>
+              <w:rPr>
+                <w:rFonts w:ascii="微軟正黑體" w:cs="微軟正黑體" w:eastAsia="微軟正黑體" w:hAnsi="微軟正黑體"/>
+                <w:b w:val="false"/>
+                <w:bCs w:val="false"/>
+                <w:color w:val="1B1B1B"/>
+                <w:sz w:val="18"/>
+                <w:szCs w:val="18"/>
+              </w:rPr>
+              <w:t xml:space="preserve">「高÷寬 &gt; 1 就是人」</w:t>
+            </w:r>
+          </w:p>
+        </w:tc>
+        <w:tc>
+          <w:tcPr>
+            <w:tcW w:type="dxa" w:w="2500"/>
+            <w:tcMar>
+              <w:top w:type="dxa" w:w="60"/>
+              <w:left w:type="dxa" w:w="95"/>
+              <w:bottom w:type="dxa" w:w="60"/>
+              <w:right w:type="dxa" w:w="95"/>
+            </w:tcMar>
+            <w:vAlign w:val="center"/>
+          </w:tcPr>
+          <w:p>
+            <w:pPr>
+              <w:spacing w:after="0" w:line="265"/>
+            </w:pPr>
+            <w:r>
+              <w:rPr>
+                <w:rFonts w:ascii="微軟正黑體" w:cs="微軟正黑體" w:eastAsia="微軟正黑體" w:hAnsi="微軟正黑體"/>
+                <w:b w:val="false"/>
+                <w:bCs w:val="false"/>
+                <w:color w:val="1B1B1B"/>
+                <w:sz w:val="18"/>
+                <w:szCs w:val="18"/>
+              </w:rPr>
+              <w:t xml:space="preserve">人選「高÷寬」，電腦學出 1.03；2005 年 HOG（邊緣方向統計）</w:t>
+            </w:r>
+          </w:p>
+        </w:tc>
+        <w:tc>
+          <w:tcPr>
+            <w:tcW w:type="dxa" w:w="2560"/>
+            <w:tcMar>
+              <w:top w:type="dxa" w:w="60"/>
+              <w:left w:type="dxa" w:w="95"/>
+              <w:bottom w:type="dxa" w:w="60"/>
+              <w:right w:type="dxa" w:w="95"/>
+            </w:tcMar>
+            <w:vAlign w:val="center"/>
+          </w:tcPr>
+          <w:p>
+            <w:pPr>
+              <w:spacing w:after="0" w:line="265"/>
+            </w:pPr>
+            <w:r>
+              <w:rPr>
+                <w:rFonts w:ascii="微軟正黑體" w:cs="微軟正黑體" w:eastAsia="微軟正黑體" w:hAnsi="微軟正黑體"/>
+                <w:b w:val="false"/>
+                <w:bCs w:val="false"/>
+                <w:color w:val="1B1B1B"/>
+                <w:sz w:val="18"/>
+                <w:szCs w:val="18"/>
+              </w:rPr>
+              <w:t xml:space="preserve">YOLOX：約 900 萬個數字全部自己學</w:t>
+            </w:r>
+          </w:p>
+        </w:tc>
+      </w:tr>
+      <w:tr>
+        <w:trPr>
+          <w:cantSplit/>
+          <w:tblHeader w:val="false"/>
+        </w:trPr>
+        <w:tc>
+          <w:tcPr>
+            <w:tcW w:type="dxa" w:w="1900"/>
+            <w:tcMar>
+              <w:top w:type="dxa" w:w="60"/>
+              <w:left w:type="dxa" w:w="95"/>
+              <w:bottom w:type="dxa" w:w="60"/>
+              <w:right w:type="dxa" w:w="95"/>
+            </w:tcMar>
+            <w:vAlign w:val="center"/>
+          </w:tcPr>
+          <w:p>
+            <w:pPr>
+              <w:spacing w:after="0" w:line="265"/>
+            </w:pPr>
+            <w:r>
+              <w:rPr>
+                <w:rFonts w:ascii="微軟正黑體" w:cs="微軟正黑體" w:eastAsia="微軟正黑體" w:hAnsi="微軟正黑體"/>
+                <w:b w:val="false"/>
+                <w:bCs w:val="false"/>
+                <w:color w:val="1B1B1B"/>
+                <w:sz w:val="18"/>
+                <w:szCs w:val="18"/>
+              </w:rPr>
+              <w:t xml:space="preserve">要多少有答案的資料</w:t>
+            </w:r>
+          </w:p>
+        </w:tc>
+        <w:tc>
+          <w:tcPr>
+            <w:tcW w:type="dxa" w:w="2400"/>
+            <w:tcMar>
+              <w:top w:type="dxa" w:w="60"/>
+              <w:left w:type="dxa" w:w="95"/>
+              <w:bottom w:type="dxa" w:w="60"/>
+              <w:right w:type="dxa" w:w="95"/>
+            </w:tcMar>
+            <w:vAlign w:val="center"/>
+          </w:tcPr>
+          <w:p>
+            <w:pPr>
+              <w:spacing w:after="0" w:line="265"/>
+            </w:pPr>
+            <w:r>
+              <w:rPr>
+                <w:rFonts w:ascii="微軟正黑體" w:cs="微軟正黑體" w:eastAsia="微軟正黑體" w:hAnsi="微軟正黑體"/>
+                <w:b w:val="false"/>
+                <w:bCs w:val="false"/>
+                <w:color w:val="1B1B1B"/>
+                <w:sz w:val="18"/>
+                <w:szCs w:val="18"/>
+              </w:rPr>
+              <w:t xml:space="preserve">不用</w:t>
+            </w:r>
+          </w:p>
+        </w:tc>
+        <w:tc>
+          <w:tcPr>
+            <w:tcW w:type="dxa" w:w="2500"/>
+            <w:tcMar>
+              <w:top w:type="dxa" w:w="60"/>
+              <w:left w:type="dxa" w:w="95"/>
+              <w:bottom w:type="dxa" w:w="60"/>
+              <w:right w:type="dxa" w:w="95"/>
+            </w:tcMar>
+            <w:vAlign w:val="center"/>
+          </w:tcPr>
+          <w:p>
+            <w:pPr>
+              <w:spacing w:after="0" w:line="265"/>
+            </w:pPr>
+            <w:r>
+              <w:rPr>
+                <w:rFonts w:ascii="微軟正黑體" w:cs="微軟正黑體" w:eastAsia="微軟正黑體" w:hAnsi="微軟正黑體"/>
+                <w:b w:val="false"/>
+                <w:bCs w:val="false"/>
+                <w:color w:val="1B1B1B"/>
+                <w:sz w:val="18"/>
+                <w:szCs w:val="18"/>
+              </w:rPr>
+              <w:t xml:space="preserve">幾百到幾千</w:t>
+            </w:r>
+          </w:p>
+        </w:tc>
+        <w:tc>
+          <w:tcPr>
+            <w:tcW w:type="dxa" w:w="2560"/>
+            <w:tcMar>
+              <w:top w:type="dxa" w:w="60"/>
+              <w:left w:type="dxa" w:w="95"/>
+              <w:bottom w:type="dxa" w:w="60"/>
+              <w:right w:type="dxa" w:w="95"/>
+            </w:tcMar>
+            <w:vAlign w:val="center"/>
+          </w:tcPr>
+          <w:p>
+            <w:pPr>
+              <w:spacing w:after="0" w:line="265"/>
+            </w:pPr>
+            <w:r>
+              <w:rPr>
+                <w:rFonts w:ascii="微軟正黑體" w:cs="微軟正黑體" w:eastAsia="微軟正黑體" w:hAnsi="微軟正黑體"/>
+                <w:b w:val="false"/>
+                <w:bCs w:val="false"/>
+                <w:color w:val="1B1B1B"/>
+                <w:sz w:val="18"/>
+                <w:szCs w:val="18"/>
+              </w:rPr>
+              <w:t xml:space="preserve">幾萬以上（COCO 約 12 萬張）</w:t>
+            </w:r>
+          </w:p>
+        </w:tc>
+      </w:tr>
+      <w:tr>
+        <w:trPr>
+          <w:cantSplit/>
+          <w:tblHeader w:val="false"/>
+        </w:trPr>
+        <w:tc>
+          <w:tcPr>
+            <w:tcW w:type="dxa" w:w="1900"/>
+            <w:tcMar>
+              <w:top w:type="dxa" w:w="60"/>
+              <w:left w:type="dxa" w:w="95"/>
+              <w:bottom w:type="dxa" w:w="60"/>
+              <w:right w:type="dxa" w:w="95"/>
+            </w:tcMar>
+            <w:vAlign w:val="center"/>
+          </w:tcPr>
+          <w:p>
+            <w:pPr>
+              <w:spacing w:after="0" w:line="265"/>
+            </w:pPr>
+            <w:r>
+              <w:rPr>
+                <w:rFonts w:ascii="微軟正黑體" w:cs="微軟正黑體" w:eastAsia="微軟正黑體" w:hAnsi="微軟正黑體"/>
+                <w:b w:val="false"/>
+                <w:bCs w:val="false"/>
+                <w:color w:val="1B1B1B"/>
+                <w:sz w:val="18"/>
+                <w:szCs w:val="18"/>
+              </w:rPr>
+              <w:t xml:space="preserve">好處</w:t>
+            </w:r>
+          </w:p>
+        </w:tc>
+        <w:tc>
+          <w:tcPr>
+            <w:tcW w:type="dxa" w:w="2400"/>
+            <w:tcMar>
+              <w:top w:type="dxa" w:w="60"/>
+              <w:left w:type="dxa" w:w="95"/>
+              <w:bottom w:type="dxa" w:w="60"/>
+              <w:right w:type="dxa" w:w="95"/>
+            </w:tcMar>
+            <w:vAlign w:val="center"/>
+          </w:tcPr>
+          <w:p>
+            <w:pPr>
+              <w:spacing w:after="0" w:line="265"/>
+            </w:pPr>
+            <w:r>
+              <w:rPr>
+                <w:rFonts w:ascii="微軟正黑體" w:cs="微軟正黑體" w:eastAsia="微軟正黑體" w:hAnsi="微軟正黑體"/>
+                <w:b w:val="false"/>
+                <w:bCs w:val="false"/>
+                <w:color w:val="1B1B1B"/>
+                <w:sz w:val="18"/>
+                <w:szCs w:val="18"/>
+              </w:rPr>
+              <w:t xml:space="preserve">好懂、好檢查</w:t>
+            </w:r>
+          </w:p>
+        </w:tc>
+        <w:tc>
+          <w:tcPr>
+            <w:tcW w:type="dxa" w:w="2500"/>
+            <w:tcMar>
+              <w:top w:type="dxa" w:w="60"/>
+              <w:left w:type="dxa" w:w="95"/>
+              <w:bottom w:type="dxa" w:w="60"/>
+              <w:right w:type="dxa" w:w="95"/>
+            </w:tcMar>
+            <w:vAlign w:val="center"/>
+          </w:tcPr>
+          <w:p>
+            <w:pPr>
+              <w:spacing w:after="0" w:line="265"/>
+            </w:pPr>
+            <w:r>
+              <w:rPr>
+                <w:rFonts w:ascii="微軟正黑體" w:cs="微軟正黑體" w:eastAsia="微軟正黑體" w:hAnsi="微軟正黑體"/>
+                <w:b w:val="false"/>
+                <w:bCs w:val="false"/>
+                <w:color w:val="1B1B1B"/>
+                <w:sz w:val="18"/>
+                <w:szCs w:val="18"/>
+              </w:rPr>
+              <w:t xml:space="preserve">資料少、算得快</w:t>
+            </w:r>
+          </w:p>
+        </w:tc>
+        <w:tc>
+          <w:tcPr>
+            <w:tcW w:type="dxa" w:w="2560"/>
+            <w:tcMar>
+              <w:top w:type="dxa" w:w="60"/>
+              <w:left w:type="dxa" w:w="95"/>
+              <w:bottom w:type="dxa" w:w="60"/>
+              <w:right w:type="dxa" w:w="95"/>
+            </w:tcMar>
+            <w:vAlign w:val="center"/>
+          </w:tcPr>
+          <w:p>
+            <w:pPr>
+              <w:spacing w:after="0" w:line="265"/>
+            </w:pPr>
+            <w:r>
+              <w:rPr>
+                <w:rFonts w:ascii="微軟正黑體" w:cs="微軟正黑體" w:eastAsia="微軟正黑體" w:hAnsi="微軟正黑體"/>
+                <w:b w:val="false"/>
+                <w:bCs w:val="false"/>
+                <w:color w:val="1B1B1B"/>
+                <w:sz w:val="18"/>
+                <w:szCs w:val="18"/>
+              </w:rPr>
+              <w:t xml:space="preserve">最準，人想不到的也學得到</w:t>
+            </w:r>
+          </w:p>
+        </w:tc>
+      </w:tr>
+      <w:tr>
+        <w:trPr>
+          <w:cantSplit/>
+          <w:tblHeader w:val="false"/>
+        </w:trPr>
+        <w:tc>
+          <w:tcPr>
+            <w:tcW w:type="dxa" w:w="1900"/>
+            <w:tcMar>
+              <w:top w:type="dxa" w:w="60"/>
+              <w:left w:type="dxa" w:w="95"/>
+              <w:bottom w:type="dxa" w:w="60"/>
+              <w:right w:type="dxa" w:w="95"/>
+            </w:tcMar>
+            <w:vAlign w:val="center"/>
+          </w:tcPr>
+          <w:p>
+            <w:pPr>
+              <w:spacing w:after="0" w:line="265"/>
+            </w:pPr>
+            <w:r>
+              <w:rPr>
+                <w:rFonts w:ascii="微軟正黑體" w:cs="微軟正黑體" w:eastAsia="微軟正黑體" w:hAnsi="微軟正黑體"/>
+                <w:b w:val="false"/>
+                <w:bCs w:val="false"/>
+                <w:color w:val="1B1B1B"/>
+                <w:sz w:val="18"/>
+                <w:szCs w:val="18"/>
+              </w:rPr>
+              <w:t xml:space="preserve">壞處</w:t>
+            </w:r>
+          </w:p>
+        </w:tc>
+        <w:tc>
+          <w:tcPr>
+            <w:tcW w:type="dxa" w:w="2400"/>
+            <w:tcMar>
+              <w:top w:type="dxa" w:w="60"/>
+              <w:left w:type="dxa" w:w="95"/>
+              <w:bottom w:type="dxa" w:w="60"/>
+              <w:right w:type="dxa" w:w="95"/>
+            </w:tcMar>
+            <w:vAlign w:val="center"/>
+          </w:tcPr>
+          <w:p>
+            <w:pPr>
+              <w:spacing w:after="0" w:line="265"/>
+            </w:pPr>
+            <w:r>
+              <w:rPr>
+                <w:rFonts w:ascii="微軟正黑體" w:cs="微軟正黑體" w:eastAsia="微軟正黑體" w:hAnsi="微軟正黑體"/>
+                <w:b w:val="false"/>
+                <w:bCs w:val="false"/>
+                <w:color w:val="1B1B1B"/>
+                <w:sz w:val="18"/>
+                <w:szCs w:val="18"/>
+              </w:rPr>
+              <w:t xml:space="preserve">情況一多寫不完</w:t>
+            </w:r>
+          </w:p>
+        </w:tc>
+        <w:tc>
+          <w:tcPr>
+            <w:tcW w:type="dxa" w:w="2500"/>
+            <w:tcMar>
+              <w:top w:type="dxa" w:w="60"/>
+              <w:left w:type="dxa" w:w="95"/>
+              <w:bottom w:type="dxa" w:w="60"/>
+              <w:right w:type="dxa" w:w="95"/>
+            </w:tcMar>
+            <w:vAlign w:val="center"/>
+          </w:tcPr>
+          <w:p>
+            <w:pPr>
+              <w:spacing w:after="0" w:line="265"/>
+            </w:pPr>
+            <w:r>
+              <w:rPr>
+                <w:rFonts w:ascii="微軟正黑體" w:cs="微軟正黑體" w:eastAsia="微軟正黑體" w:hAnsi="微軟正黑體"/>
+                <w:b w:val="false"/>
+                <w:bCs w:val="false"/>
+                <w:color w:val="1B1B1B"/>
+                <w:sz w:val="18"/>
+                <w:szCs w:val="18"/>
+              </w:rPr>
+              <w:t xml:space="preserve">人選錯特徵就學不好</w:t>
+            </w:r>
+          </w:p>
+        </w:tc>
+        <w:tc>
+          <w:tcPr>
+            <w:tcW w:type="dxa" w:w="2560"/>
+            <w:tcMar>
+              <w:top w:type="dxa" w:w="60"/>
+              <w:left w:type="dxa" w:w="95"/>
+              <w:bottom w:type="dxa" w:w="60"/>
+              <w:right w:type="dxa" w:w="95"/>
+            </w:tcMar>
+            <w:vAlign w:val="center"/>
+          </w:tcPr>
+          <w:p>
+            <w:pPr>
+              <w:spacing w:after="0" w:line="265"/>
+            </w:pPr>
+            <w:r>
+              <w:rPr>
+                <w:rFonts w:ascii="微軟正黑體" w:cs="微軟正黑體" w:eastAsia="微軟正黑體" w:hAnsi="微軟正黑體"/>
+                <w:b w:val="false"/>
+                <w:bCs w:val="false"/>
+                <w:color w:val="1B1B1B"/>
+                <w:sz w:val="18"/>
+                <w:szCs w:val="18"/>
+              </w:rPr>
+              <w:t xml:space="preserve">要大量資料和強的電腦；看不懂它在想什麼</w:t>
+            </w:r>
+          </w:p>
+        </w:tc>
+      </w:tr>
+    </w:tbl>
+    <w:p>
+      <w:pPr>
+        <w:spacing w:after="0"/>
+      </w:pPr>
       <w:r>
         <w:rPr>
           <w:rFonts w:ascii="微軟正黑體" w:cs="微軟正黑體" w:eastAsia="微軟正黑體" w:hAnsi="微軟正黑體"/>
@@ -1408,72 +2251,7 @@
           <w:sz w:val="22"/>
           <w:szCs w:val="22"/>
         </w:rPr>
-        <w:t xml:space="preserve">：調整模型裡幾百萬個數字，讓下次差少一點。</w:t>
-      </w:r>
-    </w:p>
-    <w:p>
-      <w:pPr>
-        <w:pStyle w:val="ListParagraph"/>
-        <w:widowControl/>
-        <w:numPr>
-          <w:ilvl w:val="0"/>
-          <w:numId w:val="2"/>
-        </w:numPr>
-        <w:spacing w:after="80" w:line="320"/>
-      </w:pPr>
-      <w:r>
-        <w:rPr>
-          <w:rFonts w:ascii="微軟正黑體" w:cs="微軟正黑體" w:eastAsia="微軟正黑體" w:hAnsi="微軟正黑體"/>
-          <w:b/>
-          <w:bCs/>
-          <w:color w:val="24405C"/>
-          <w:sz w:val="22"/>
-          <w:szCs w:val="22"/>
-        </w:rPr>
-        <w:t xml:space="preserve">重複</w:t>
-      </w:r>
-      <w:r>
-        <w:rPr>
-          <w:rFonts w:ascii="微軟正黑體" w:cs="微軟正黑體" w:eastAsia="微軟正黑體" w:hAnsi="微軟正黑體"/>
-          <w:color w:val="1B1B1B"/>
-          <w:sz w:val="22"/>
-          <w:szCs w:val="22"/>
-        </w:rPr>
-        <w:t xml:space="preserve">：幾萬張照片，一輪又一輪。</w:t>
-      </w:r>
-    </w:p>
-    <w:p>
-      <w:pPr>
-        <w:widowControl/>
-        <w:spacing w:after="100" w:before="0" w:line="312"/>
-        <w:ind w:left="0" w:firstLine="0"/>
-      </w:pPr>
-      <w:r>
-        <w:rPr>
-          <w:rFonts w:ascii="微軟正黑體" w:cs="微軟正黑體" w:eastAsia="微軟正黑體" w:hAnsi="微軟正黑體"/>
-          <w:color w:val="1B1B1B"/>
-          <w:sz w:val="22"/>
-          <w:szCs w:val="22"/>
-        </w:rPr>
-        <w:t xml:space="preserve">就像寫附答案的考古題：寫完對答案，錯的記下來，寫夠多份，沒看過的題目也會寫。第二步的標準答案是人標的，這就是第三章要講的「資料標註」。模型裡面一層一層：前幾層找邊和顏色，中間組成輪子、腿，最後一層說「這是人」。沒有人告訴它「哪些邊是腿」，是它自己在對答案的過程中調出來的。</w:t>
-      </w:r>
-    </w:p>
-    <w:p>
-      <w:pPr>
-        <w:pStyle w:val="Heading2"/>
-        <w:keepNext/>
-        <w:spacing w:after="130" w:before="300"/>
-      </w:pPr>
-      <w:r>
-        <w:rPr>
-          <w:rFonts w:ascii="微軟正黑體" w:cs="微軟正黑體" w:eastAsia="微軟正黑體" w:hAnsi="微軟正黑體"/>
-          <w:b/>
-          <w:bCs/>
-          <w:color w:val="24405C"/>
-          <w:sz w:val="24"/>
-          <w:szCs w:val="24"/>
-        </w:rPr>
-        <w:t xml:space="preserve">物件偵測給三樣東西：框、類別、分數</w:t>
+        <w:t xml:space="preserve"/>
       </w:r>
     </w:p>
     <w:p>
@@ -1485,7 +2263,7 @@
       <w:r>
         <w:drawing>
           <wp:inline distT="0" distB="0" distL="0" distR="0">
-            <wp:extent cx="5905500" cy="2057400"/>
+            <wp:extent cx="5715000" cy="3076575"/>
             <wp:effectExtent t="0" r="0" b="0" l="0"/>
             <wp:docPr id="1" name="" descr="" title=""/>
             <wp:cNvGraphicFramePr>
@@ -1510,6 +2288,410 @@
                   <pic:spPr bwMode="auto">
                     <a:xfrm>
                       <a:off x="0" y="0"/>
+                      <a:ext cx="5715000" cy="3076575"/>
+                    </a:xfrm>
+                    <a:prstGeom prst="rect">
+                      <a:avLst/>
+                    </a:prstGeom>
+                  </pic:spPr>
+                </pic:pic>
+              </a:graphicData>
+            </a:graphic>
+          </wp:inline>
+        </w:drawing>
+      </w:r>
+    </w:p>
+    <w:p>
+      <w:pPr>
+        <w:keepNext w:val="false"/>
+        <w:spacing w:after="70" w:before="190"/>
+      </w:pPr>
+      <w:r>
+        <w:rPr>
+          <w:rFonts w:ascii="微軟正黑體" w:cs="微軟正黑體" w:eastAsia="微軟正黑體" w:hAnsi="微軟正黑體"/>
+          <w:b/>
+          <w:bCs/>
+          <w:color w:val="24405C"/>
+          <w:sz w:val="19"/>
+          <w:szCs w:val="19"/>
+        </w:rPr>
+        <w:t xml:space="preserve">傳統機器學習的例子：人選特徵「框的高÷寬」，電腦從 627 個例子學出門檻 1.03（虛線），沒看過的 407 個全部分對；同一個門檻碰到機車腳踏車，51% 被當成人，被畫面切到的汽車 44%。　資料：nuScenes（Motional），CC BY-NC-SA 4.0</w:t>
+      </w:r>
+    </w:p>
+    <w:p>
+      <w:pPr>
+        <w:widowControl/>
+        <w:spacing w:after="100" w:before="0" w:line="312"/>
+        <w:ind w:left="0" w:firstLine="0"/>
+      </w:pPr>
+      <w:r>
+        <w:rPr>
+          <w:rFonts w:ascii="微軟正黑體" w:cs="微軟正黑體" w:eastAsia="微軟正黑體" w:hAnsi="微軟正黑體"/>
+          <w:color w:val="1B1B1B"/>
+          <w:sz w:val="22"/>
+          <w:szCs w:val="22"/>
+        </w:rPr>
+        <w:t xml:space="preserve">這個例子說明傳統機器學習卡在哪：電腦已經把門檻學到最好了，問題是</w:t>
+      </w:r>
+      <w:r>
+        <w:rPr>
+          <w:rFonts w:ascii="微軟正黑體" w:cs="微軟正黑體" w:eastAsia="微軟正黑體" w:hAnsi="微軟正黑體"/>
+          <w:b/>
+          <w:bCs/>
+          <w:color w:val="24405C"/>
+          <w:sz w:val="22"/>
+          <w:szCs w:val="22"/>
+        </w:rPr>
+        <w:t xml:space="preserve">人選的特徵不夠用</w:t>
+      </w:r>
+      <w:r>
+        <w:rPr>
+          <w:rFonts w:ascii="微軟正黑體" w:cs="微軟正黑體" w:eastAsia="微軟正黑體" w:hAnsi="微軟正黑體"/>
+          <w:color w:val="1B1B1B"/>
+          <w:sz w:val="22"/>
+          <w:szCs w:val="22"/>
+        </w:rPr>
+        <w:t xml:space="preserve">，光看高÷寬本來就分不出有人騎的機車和行人。人想得到的特徵有限，每多一種要分的東西就要再想新的。深度學習把這一步也交給電腦。</w:t>
+      </w:r>
+    </w:p>
+    <w:p>
+      <w:pPr>
+        <w:keepNext/>
+        <w:spacing w:after="60" w:before="60"/>
+        <w:jc w:val="center"/>
+      </w:pPr>
+      <w:r>
+        <w:drawing>
+          <wp:inline distT="0" distB="0" distL="0" distR="0">
+            <wp:extent cx="4000500" cy="2038350"/>
+            <wp:effectExtent t="0" r="0" b="0" l="0"/>
+            <wp:docPr id="1" name="" descr="" title=""/>
+            <wp:cNvGraphicFramePr>
+              <a:graphicFrameLocks xmlns:a="http://schemas.openxmlformats.org/drawingml/2006/main" noChangeAspect="1"/>
+            </wp:cNvGraphicFramePr>
+            <a:graphic xmlns:a="http://schemas.openxmlformats.org/drawingml/2006/main">
+              <a:graphicData uri="http://schemas.openxmlformats.org/drawingml/2006/picture">
+                <pic:pic xmlns:pic="http://schemas.openxmlformats.org/drawingml/2006/picture">
+                  <pic:nvPicPr>
+                    <pic:cNvPr id="0" name="" descr=""/>
+                    <pic:cNvPicPr>
+                      <a:picLocks noChangeAspect="1" noChangeArrowheads="1"/>
+                    </pic:cNvPicPr>
+                  </pic:nvPicPr>
+                  <pic:blipFill>
+                    <a:blip r:embed="rId15" cstate="none"/>
+                    <a:srcRect/>
+                    <a:stretch>
+                      <a:fillRect/>
+                    </a:stretch>
+                  </pic:blipFill>
+                  <pic:spPr bwMode="auto">
+                    <a:xfrm>
+                      <a:off x="0" y="0"/>
+                      <a:ext cx="4000500" cy="2038350"/>
+                    </a:xfrm>
+                    <a:prstGeom prst="rect">
+                      <a:avLst/>
+                    </a:prstGeom>
+                  </pic:spPr>
+                </pic:pic>
+              </a:graphicData>
+            </a:graphic>
+          </wp:inline>
+        </w:drawing>
+      </w:r>
+    </w:p>
+    <w:p>
+      <w:pPr>
+        <w:keepNext w:val="false"/>
+        <w:spacing w:after="70" w:before="190"/>
+      </w:pPr>
+      <w:r>
+        <w:rPr>
+          <w:rFonts w:ascii="微軟正黑體" w:cs="微軟正黑體" w:eastAsia="微軟正黑體" w:hAnsi="微軟正黑體"/>
+          <w:b/>
+          <w:bCs/>
+          <w:color w:val="24405C"/>
+          <w:sz w:val="19"/>
+          <w:szCs w:val="19"/>
+        </w:rPr>
+        <w:t xml:space="preserve">深度學習自己學出來的特徵：YOLOX-s 第一層的 32 個濾鏡（真的數字，每個看 6×6 個像素）：一塊顏色、亮暗交界（邊）、小點。沒有一個是人畫的。偵測模型 YOLOX-s（Megvii，Apache-2.0）。</w:t>
+      </w:r>
+    </w:p>
+    <w:p>
+      <w:pPr>
+        <w:keepNext/>
+        <w:spacing w:after="60" w:before="60"/>
+        <w:jc w:val="center"/>
+      </w:pPr>
+      <w:r>
+        <w:drawing>
+          <wp:inline distT="0" distB="0" distL="0" distR="0">
+            <wp:extent cx="6096000" cy="1114425"/>
+            <wp:effectExtent t="0" r="0" b="0" l="0"/>
+            <wp:docPr id="1" name="" descr="" title=""/>
+            <wp:cNvGraphicFramePr>
+              <a:graphicFrameLocks xmlns:a="http://schemas.openxmlformats.org/drawingml/2006/main" noChangeAspect="1"/>
+            </wp:cNvGraphicFramePr>
+            <a:graphic xmlns:a="http://schemas.openxmlformats.org/drawingml/2006/main">
+              <a:graphicData uri="http://schemas.openxmlformats.org/drawingml/2006/picture">
+                <pic:pic xmlns:pic="http://schemas.openxmlformats.org/drawingml/2006/picture">
+                  <pic:nvPicPr>
+                    <pic:cNvPr id="0" name="" descr=""/>
+                    <pic:cNvPicPr>
+                      <a:picLocks noChangeAspect="1" noChangeArrowheads="1"/>
+                    </pic:cNvPicPr>
+                  </pic:nvPicPr>
+                  <pic:blipFill>
+                    <a:blip r:embed="rId16" cstate="none"/>
+                    <a:srcRect/>
+                    <a:stretch>
+                      <a:fillRect/>
+                    </a:stretch>
+                  </pic:blipFill>
+                  <pic:spPr bwMode="auto">
+                    <a:xfrm>
+                      <a:off x="0" y="0"/>
+                      <a:ext cx="6096000" cy="1114425"/>
+                    </a:xfrm>
+                    <a:prstGeom prst="rect">
+                      <a:avLst/>
+                    </a:prstGeom>
+                  </pic:spPr>
+                </pic:pic>
+              </a:graphicData>
+            </a:graphic>
+          </wp:inline>
+        </w:drawing>
+      </w:r>
+    </w:p>
+    <w:p>
+      <w:pPr>
+        <w:keepNext w:val="false"/>
+        <w:spacing w:after="70" w:before="190"/>
+      </w:pPr>
+      <w:r>
+        <w:rPr>
+          <w:rFonts w:ascii="微軟正黑體" w:cs="微軟正黑體" w:eastAsia="微軟正黑體" w:hAnsi="微軟正黑體"/>
+          <w:b/>
+          <w:bCs/>
+          <w:color w:val="24405C"/>
+          <w:sz w:val="19"/>
+          <w:szCs w:val="19"/>
+        </w:rPr>
+        <w:t xml:space="preserve">同一張照片送進 YOLOX-s，三個深度真的算出來的結果（亮＝有反應）：第 1 層是線條，第 2 段是紋理，後段只剩五個行人的位置亮起來。每個深度挑一個通道代表（後兩個挑在人身上最亮的）。照片：nuScenes（Motional），CC BY-NC-SA 4.0</w:t>
+      </w:r>
+    </w:p>
+    <w:p>
+      <w:pPr>
+        <w:pStyle w:val="Heading2"/>
+        <w:keepNext/>
+        <w:spacing w:after="130" w:before="300"/>
+      </w:pPr>
+      <w:r>
+        <w:rPr>
+          <w:rFonts w:ascii="微軟正黑體" w:cs="微軟正黑體" w:eastAsia="微軟正黑體" w:hAnsi="微軟正黑體"/>
+          <w:b/>
+          <w:bCs/>
+          <w:color w:val="24405C"/>
+          <w:sz w:val="24"/>
+          <w:szCs w:val="24"/>
+        </w:rPr>
+        <w:t xml:space="preserve">「學」是什麼：猜、對答案、改一點點</w:t>
+      </w:r>
+    </w:p>
+    <w:p>
+      <w:pPr>
+        <w:pStyle w:val="ListParagraph"/>
+        <w:widowControl/>
+        <w:numPr>
+          <w:ilvl w:val="0"/>
+          <w:numId w:val="2"/>
+        </w:numPr>
+        <w:spacing w:after="80" w:line="320"/>
+      </w:pPr>
+      <w:r>
+        <w:rPr>
+          <w:rFonts w:ascii="微軟正黑體" w:cs="微軟正黑體" w:eastAsia="微軟正黑體" w:hAnsi="微軟正黑體"/>
+          <w:b/>
+          <w:bCs/>
+          <w:color w:val="24405C"/>
+          <w:sz w:val="22"/>
+          <w:szCs w:val="22"/>
+        </w:rPr>
+        <w:t xml:space="preserve">猜</w:t>
+      </w:r>
+      <w:r>
+        <w:rPr>
+          <w:rFonts w:ascii="微軟正黑體" w:cs="微軟正黑體" w:eastAsia="微軟正黑體" w:hAnsi="微軟正黑體"/>
+          <w:color w:val="1B1B1B"/>
+          <w:sz w:val="22"/>
+          <w:szCs w:val="22"/>
+        </w:rPr>
+        <w:t xml:space="preserve">：丟一張照片進去，模型猜「這裡有一個人，框在這裡」。</w:t>
+      </w:r>
+    </w:p>
+    <w:p>
+      <w:pPr>
+        <w:pStyle w:val="ListParagraph"/>
+        <w:widowControl/>
+        <w:numPr>
+          <w:ilvl w:val="0"/>
+          <w:numId w:val="2"/>
+        </w:numPr>
+        <w:spacing w:after="80" w:line="320"/>
+      </w:pPr>
+      <w:r>
+        <w:rPr>
+          <w:rFonts w:ascii="微軟正黑體" w:cs="微軟正黑體" w:eastAsia="微軟正黑體" w:hAnsi="微軟正黑體"/>
+          <w:b/>
+          <w:bCs/>
+          <w:color w:val="24405C"/>
+          <w:sz w:val="22"/>
+          <w:szCs w:val="22"/>
+        </w:rPr>
+        <w:t xml:space="preserve">對答案</w:t>
+      </w:r>
+      <w:r>
+        <w:rPr>
+          <w:rFonts w:ascii="微軟正黑體" w:cs="微軟正黑體" w:eastAsia="微軟正黑體" w:hAnsi="微軟正黑體"/>
+          <w:color w:val="1B1B1B"/>
+          <w:sz w:val="22"/>
+          <w:szCs w:val="22"/>
+        </w:rPr>
+        <w:t xml:space="preserve">：跟人標好的標準答案比，差多少。</w:t>
+      </w:r>
+    </w:p>
+    <w:p>
+      <w:pPr>
+        <w:pStyle w:val="ListParagraph"/>
+        <w:widowControl/>
+        <w:numPr>
+          <w:ilvl w:val="0"/>
+          <w:numId w:val="2"/>
+        </w:numPr>
+        <w:spacing w:after="80" w:line="320"/>
+      </w:pPr>
+      <w:r>
+        <w:rPr>
+          <w:rFonts w:ascii="微軟正黑體" w:cs="微軟正黑體" w:eastAsia="微軟正黑體" w:hAnsi="微軟正黑體"/>
+          <w:b/>
+          <w:bCs/>
+          <w:color w:val="24405C"/>
+          <w:sz w:val="22"/>
+          <w:szCs w:val="22"/>
+        </w:rPr>
+        <w:t xml:space="preserve">改一點點</w:t>
+      </w:r>
+      <w:r>
+        <w:rPr>
+          <w:rFonts w:ascii="微軟正黑體" w:cs="微軟正黑體" w:eastAsia="微軟正黑體" w:hAnsi="微軟正黑體"/>
+          <w:color w:val="1B1B1B"/>
+          <w:sz w:val="22"/>
+          <w:szCs w:val="22"/>
+        </w:rPr>
+        <w:t xml:space="preserve">：調整模型裡的數字（上面的門檻只有 1 個；YOLOX 有約 900 萬個），讓下次差少一點。</w:t>
+      </w:r>
+    </w:p>
+    <w:p>
+      <w:pPr>
+        <w:pStyle w:val="ListParagraph"/>
+        <w:widowControl/>
+        <w:numPr>
+          <w:ilvl w:val="0"/>
+          <w:numId w:val="2"/>
+        </w:numPr>
+        <w:spacing w:after="80" w:line="320"/>
+      </w:pPr>
+      <w:r>
+        <w:rPr>
+          <w:rFonts w:ascii="微軟正黑體" w:cs="微軟正黑體" w:eastAsia="微軟正黑體" w:hAnsi="微軟正黑體"/>
+          <w:b/>
+          <w:bCs/>
+          <w:color w:val="24405C"/>
+          <w:sz w:val="22"/>
+          <w:szCs w:val="22"/>
+        </w:rPr>
+        <w:t xml:space="preserve">重複</w:t>
+      </w:r>
+      <w:r>
+        <w:rPr>
+          <w:rFonts w:ascii="微軟正黑體" w:cs="微軟正黑體" w:eastAsia="微軟正黑體" w:hAnsi="微軟正黑體"/>
+          <w:color w:val="1B1B1B"/>
+          <w:sz w:val="22"/>
+          <w:szCs w:val="22"/>
+        </w:rPr>
+        <w:t xml:space="preserve">：幾萬張照片，一輪又一輪。</w:t>
+      </w:r>
+    </w:p>
+    <w:p>
+      <w:pPr>
+        <w:widowControl/>
+        <w:spacing w:after="100" w:before="0" w:line="312"/>
+        <w:ind w:left="0" w:firstLine="0"/>
+      </w:pPr>
+      <w:r>
+        <w:rPr>
+          <w:rFonts w:ascii="微軟正黑體" w:cs="微軟正黑體" w:eastAsia="微軟正黑體" w:hAnsi="微軟正黑體"/>
+          <w:color w:val="1B1B1B"/>
+          <w:sz w:val="22"/>
+          <w:szCs w:val="22"/>
+        </w:rPr>
+        <w:t xml:space="preserve">就像寫附答案的考古題：寫完對答案，錯的記下來，寫夠多份，沒看過的題目也會寫。第二步的標準答案是人標的，這就是第三章要講的「資料標註」。模型裡面一層一層：前幾層找邊和顏色，中間組成輪子、腿，最後一層說「這是人」。沒有人告訴它「哪些邊是腿」，是它自己在對答案的過程中調出來的。</w:t>
+      </w:r>
+    </w:p>
+    <w:p>
+      <w:pPr>
+        <w:pStyle w:val="Heading2"/>
+        <w:keepNext/>
+        <w:spacing w:after="130" w:before="300"/>
+      </w:pPr>
+      <w:r>
+        <w:rPr>
+          <w:rFonts w:ascii="微軟正黑體" w:cs="微軟正黑體" w:eastAsia="微軟正黑體" w:hAnsi="微軟正黑體"/>
+          <w:b/>
+          <w:bCs/>
+          <w:color w:val="24405C"/>
+          <w:sz w:val="24"/>
+          <w:szCs w:val="24"/>
+        </w:rPr>
+        <w:t xml:space="preserve">物件偵測給三樣東西：框、類別、分數</w:t>
+      </w:r>
+    </w:p>
+    <w:p>
+      <w:pPr>
+        <w:keepNext/>
+        <w:spacing w:after="60" w:before="60"/>
+        <w:jc w:val="center"/>
+      </w:pPr>
+      <w:r>
+        <w:drawing>
+          <wp:inline distT="0" distB="0" distL="0" distR="0">
+            <wp:extent cx="5905500" cy="2057400"/>
+            <wp:effectExtent t="0" r="0" b="0" l="0"/>
+            <wp:docPr id="1" name="" descr="" title=""/>
+            <wp:cNvGraphicFramePr>
+              <a:graphicFrameLocks xmlns:a="http://schemas.openxmlformats.org/drawingml/2006/main" noChangeAspect="1"/>
+            </wp:cNvGraphicFramePr>
+            <a:graphic xmlns:a="http://schemas.openxmlformats.org/drawingml/2006/main">
+              <a:graphicData uri="http://schemas.openxmlformats.org/drawingml/2006/picture">
+                <pic:pic xmlns:pic="http://schemas.openxmlformats.org/drawingml/2006/picture">
+                  <pic:nvPicPr>
+                    <pic:cNvPr id="0" name="" descr=""/>
+                    <pic:cNvPicPr>
+                      <a:picLocks noChangeAspect="1" noChangeArrowheads="1"/>
+                    </pic:cNvPicPr>
+                  </pic:nvPicPr>
+                  <pic:blipFill>
+                    <a:blip r:embed="rId17" cstate="none"/>
+                    <a:srcRect/>
+                    <a:stretch>
+                      <a:fillRect/>
+                    </a:stretch>
+                  </pic:blipFill>
+                  <pic:spPr bwMode="auto">
+                    <a:xfrm>
+                      <a:off x="0" y="0"/>
                       <a:ext cx="5905500" cy="2057400"/>
                     </a:xfrm>
                     <a:prstGeom prst="rect">
@@ -1687,7 +2869,7 @@
           <w:sz w:val="19"/>
           <w:szCs w:val="19"/>
         </w:rPr>
-        <w:t xml:space="preserve">表 1　三種常見的視覺工作</w:t>
+        <w:t xml:space="preserve">表 2　三種常見的視覺工作</w:t>
       </w:r>
     </w:p>
     <w:tbl>
@@ -2242,7 +3424,7 @@
                     </pic:cNvPicPr>
                   </pic:nvPicPr>
                   <pic:blipFill>
-                    <a:blip r:embed="rId15" cstate="none"/>
+                    <a:blip r:embed="rId18" cstate="none"/>
                     <a:srcRect/>
                     <a:stretch>
                       <a:fillRect/>
@@ -2295,7 +3477,7 @@
           <w:sz w:val="19"/>
           <w:szCs w:val="19"/>
         </w:rPr>
-        <w:t xml:space="preserve">表 2　nuScenes mini 404 張前方照片：門檻從 0.1 拉到 0.9（看得到 60% 以上、50 m 內）</w:t>
+        <w:t xml:space="preserve">表 3　nuScenes mini 404 張前方照片：門檻從 0.1 拉到 0.9（看得到 60% 以上、50 m 內）</w:t>
       </w:r>
     </w:p>
     <w:tbl>
@@ -3482,7 +4664,7 @@
                     </pic:cNvPicPr>
                   </pic:nvPicPr>
                   <pic:blipFill>
-                    <a:blip r:embed="rId16" cstate="none"/>
+                    <a:blip r:embed="rId19" cstate="none"/>
                     <a:srcRect/>
                     <a:stretch>
                       <a:fillRect/>
@@ -3582,1589 +4764,6 @@
         <w:drawing>
           <wp:inline distT="0" distB="0" distL="0" distR="0">
             <wp:extent cx="5715000" cy="1990725"/>
-            <wp:effectExtent t="0" r="0" b="0" l="0"/>
-            <wp:docPr id="1" name="" descr="" title=""/>
-            <wp:cNvGraphicFramePr>
-              <a:graphicFrameLocks xmlns:a="http://schemas.openxmlformats.org/drawingml/2006/main" noChangeAspect="1"/>
-            </wp:cNvGraphicFramePr>
-            <a:graphic xmlns:a="http://schemas.openxmlformats.org/drawingml/2006/main">
-              <a:graphicData uri="http://schemas.openxmlformats.org/drawingml/2006/picture">
-                <pic:pic xmlns:pic="http://schemas.openxmlformats.org/drawingml/2006/picture">
-                  <pic:nvPicPr>
-                    <pic:cNvPr id="0" name="" descr=""/>
-                    <pic:cNvPicPr>
-                      <a:picLocks noChangeAspect="1" noChangeArrowheads="1"/>
-                    </pic:cNvPicPr>
-                  </pic:nvPicPr>
-                  <pic:blipFill>
-                    <a:blip r:embed="rId17" cstate="none"/>
-                    <a:srcRect/>
-                    <a:stretch>
-                      <a:fillRect/>
-                    </a:stretch>
-                  </pic:blipFill>
-                  <pic:spPr bwMode="auto">
-                    <a:xfrm>
-                      <a:off x="0" y="0"/>
-                      <a:ext cx="5715000" cy="1990725"/>
-                    </a:xfrm>
-                    <a:prstGeom prst="rect">
-                      <a:avLst/>
-                    </a:prstGeom>
-                  </pic:spPr>
-                </pic:pic>
-              </a:graphicData>
-            </a:graphic>
-          </wp:inline>
-        </w:drawing>
-      </w:r>
-    </w:p>
-    <w:p>
-      <w:pPr>
-        <w:keepNext w:val="false"/>
-        <w:spacing w:after="70" w:before="190"/>
-      </w:pPr>
-      <w:r>
-        <w:rPr>
-          <w:rFonts w:ascii="微軟正黑體" w:cs="微軟正黑體" w:eastAsia="微軟正黑體" w:hAnsi="微軟正黑體"/>
-          <w:b/>
-          <w:bCs/>
-          <w:color w:val="24405C"/>
-          <w:sz w:val="19"/>
-          <w:szCs w:val="19"/>
-        </w:rPr>
-        <w:t xml:space="preserve">偵測框＋投到照片上的光達點（黃）。框裡點最密那 1 公尺取中位數：人 8.9 m（官方 9.0 m）、車 21.4 m（官方 22.0 m）。　資料：nuScenes（Motional），CC BY-NC-SA 4.0</w:t>
-      </w:r>
-    </w:p>
-    <w:p>
-      <w:pPr>
-        <w:widowControl/>
-        <w:spacing w:after="100" w:before="0" w:line="312"/>
-        <w:ind w:left="0" w:firstLine="0"/>
-      </w:pPr>
-      <w:r>
-        <w:rPr>
-          <w:rFonts w:ascii="微軟正黑體" w:cs="微軟正黑體" w:eastAsia="微軟正黑體" w:hAnsi="微軟正黑體"/>
-          <w:color w:val="1B1B1B"/>
-          <w:sz w:val="22"/>
-          <w:szCs w:val="22"/>
-        </w:rPr>
-        <w:t xml:space="preserve">相機說「這是人」，光達說「多遠」，這就是第七週的相機＋光達搭檔。框是長方形，框的角落也會有背後的路面和建築的點，所以要挑框裡點最密的那一群。自駕車做決定要的是</w:t>
-      </w:r>
-      <w:r>
-        <w:rPr>
-          <w:rFonts w:ascii="微軟正黑體" w:cs="微軟正黑體" w:eastAsia="微軟正黑體" w:hAnsi="微軟正黑體"/>
-          <w:b/>
-          <w:bCs/>
-          <w:color w:val="24405C"/>
-          <w:sz w:val="22"/>
-          <w:szCs w:val="22"/>
-        </w:rPr>
-        <w:t xml:space="preserve">立體框</w:t>
-      </w:r>
-      <w:r>
-        <w:rPr>
-          <w:rFonts w:ascii="微軟正黑體" w:cs="微軟正黑體" w:eastAsia="微軟正黑體" w:hAnsi="微軟正黑體"/>
-          <w:color w:val="1B1B1B"/>
-          <w:sz w:val="22"/>
-          <w:szCs w:val="22"/>
-        </w:rPr>
-        <w:t xml:space="preserve">：位置三個數字、大小三個數字、加上朝向，共七個數字（第七週）。</w:t>
-      </w:r>
-    </w:p>
-    <w:p>
-      <w:pPr>
-        <w:pStyle w:val="Heading2"/>
-        <w:keepNext/>
-        <w:spacing w:after="130" w:before="300"/>
-      </w:pPr>
-      <w:r>
-        <w:rPr>
-          <w:rFonts w:ascii="微軟正黑體" w:cs="微軟正黑體" w:eastAsia="微軟正黑體" w:hAnsi="微軟正黑體"/>
-          <w:b/>
-          <w:bCs/>
-          <w:color w:val="24405C"/>
-          <w:sz w:val="24"/>
-          <w:szCs w:val="24"/>
-        </w:rPr>
-        <w:t xml:space="preserve">從上往下看：鳥瞰圖和佔據網格</w:t>
-      </w:r>
-    </w:p>
-    <w:p>
-      <w:pPr>
-        <w:keepNext/>
-        <w:spacing w:after="60" w:before="60"/>
-        <w:jc w:val="center"/>
-      </w:pPr>
-      <w:r>
-        <w:drawing>
-          <wp:inline distT="0" distB="0" distL="0" distR="0">
-            <wp:extent cx="5905500" cy="3333750"/>
-            <wp:effectExtent t="0" r="0" b="0" l="0"/>
-            <wp:docPr id="1" name="" descr="" title=""/>
-            <wp:cNvGraphicFramePr>
-              <a:graphicFrameLocks xmlns:a="http://schemas.openxmlformats.org/drawingml/2006/main" noChangeAspect="1"/>
-            </wp:cNvGraphicFramePr>
-            <a:graphic xmlns:a="http://schemas.openxmlformats.org/drawingml/2006/main">
-              <a:graphicData uri="http://schemas.openxmlformats.org/drawingml/2006/picture">
-                <pic:pic xmlns:pic="http://schemas.openxmlformats.org/drawingml/2006/picture">
-                  <pic:nvPicPr>
-                    <pic:cNvPr id="0" name="" descr=""/>
-                    <pic:cNvPicPr>
-                      <a:picLocks noChangeAspect="1" noChangeArrowheads="1"/>
-                    </pic:cNvPicPr>
-                  </pic:nvPicPr>
-                  <pic:blipFill>
-                    <a:blip r:embed="rId18" cstate="none"/>
-                    <a:srcRect/>
-                    <a:stretch>
-                      <a:fillRect/>
-                    </a:stretch>
-                  </pic:blipFill>
-                  <pic:spPr bwMode="auto">
-                    <a:xfrm>
-                      <a:off x="0" y="0"/>
-                      <a:ext cx="5905500" cy="3333750"/>
-                    </a:xfrm>
-                    <a:prstGeom prst="rect">
-                      <a:avLst/>
-                    </a:prstGeom>
-                  </pic:spPr>
-                </pic:pic>
-              </a:graphicData>
-            </a:graphic>
-          </wp:inline>
-        </w:drawing>
-      </w:r>
-    </w:p>
-    <w:p>
-      <w:pPr>
-        <w:keepNext w:val="false"/>
-        <w:spacing w:after="70" w:before="190"/>
-      </w:pPr>
-      <w:r>
-        <w:rPr>
-          <w:rFonts w:ascii="微軟正黑體" w:cs="微軟正黑體" w:eastAsia="微軟正黑體" w:hAnsi="微軟正黑體"/>
-          <w:b/>
-          <w:bCs/>
-          <w:color w:val="24405C"/>
-          <w:sz w:val="19"/>
-          <w:szCs w:val="19"/>
-        </w:rPr>
-        <w:t xml:space="preserve">左：鳥瞰圖，光達點＋官方立體框；右：同一格光達算出的佔據網格（0.5 m 一格）。scene-0103（波士頓）。　資料：nuScenes（Motional），CC BY-NC-SA 4.0</w:t>
-      </w:r>
-    </w:p>
-    <w:p>
-      <w:pPr>
-        <w:pStyle w:val="ListParagraph"/>
-        <w:widowControl/>
-        <w:numPr>
-          <w:ilvl w:val="0"/>
-          <w:numId w:val="3"/>
-        </w:numPr>
-        <w:spacing w:after="80" w:line="320"/>
-      </w:pPr>
-      <w:r>
-        <w:rPr>
-          <w:rFonts w:ascii="微軟正黑體" w:cs="微軟正黑體" w:eastAsia="微軟正黑體" w:hAnsi="微軟正黑體"/>
-          <w:color w:val="1B1B1B"/>
-          <w:sz w:val="22"/>
-          <w:szCs w:val="22"/>
-        </w:rPr>
-        <w:t xml:space="preserve">鳥瞰圖的三個好處：東西</w:t>
-      </w:r>
-      <w:r>
-        <w:rPr>
-          <w:rFonts w:ascii="微軟正黑體" w:cs="微軟正黑體" w:eastAsia="微軟正黑體" w:hAnsi="微軟正黑體"/>
-          <w:b/>
-          <w:bCs/>
-          <w:color w:val="24405C"/>
-          <w:sz w:val="22"/>
-          <w:szCs w:val="22"/>
-        </w:rPr>
-        <w:t xml:space="preserve">不會互相擋</w:t>
-      </w:r>
-      <w:r>
-        <w:rPr>
-          <w:rFonts w:ascii="微軟正黑體" w:cs="微軟正黑體" w:eastAsia="微軟正黑體" w:hAnsi="微軟正黑體"/>
-          <w:color w:val="1B1B1B"/>
-          <w:sz w:val="22"/>
-          <w:szCs w:val="22"/>
-        </w:rPr>
-        <w:t xml:space="preserve">；</w:t>
-      </w:r>
-      <w:r>
-        <w:rPr>
-          <w:rFonts w:ascii="微軟正黑體" w:cs="微軟正黑體" w:eastAsia="微軟正黑體" w:hAnsi="微軟正黑體"/>
-          <w:b/>
-          <w:bCs/>
-          <w:color w:val="24405C"/>
-          <w:sz w:val="22"/>
-          <w:szCs w:val="22"/>
-        </w:rPr>
-        <w:t xml:space="preserve">距離不會變形</w:t>
-      </w:r>
-      <w:r>
-        <w:rPr>
-          <w:rFonts w:ascii="微軟正黑體" w:cs="微軟正黑體" w:eastAsia="微軟正黑體" w:hAnsi="微軟正黑體"/>
-          <w:color w:val="1B1B1B"/>
-          <w:sz w:val="22"/>
-          <w:szCs w:val="22"/>
-        </w:rPr>
-        <w:t xml:space="preserve">，一公尺就是一公尺；開車本來就是在</w:t>
-      </w:r>
-      <w:r>
-        <w:rPr>
-          <w:rFonts w:ascii="微軟正黑體" w:cs="微軟正黑體" w:eastAsia="微軟正黑體" w:hAnsi="微軟正黑體"/>
-          <w:b/>
-          <w:bCs/>
-          <w:color w:val="24405C"/>
-          <w:sz w:val="22"/>
-          <w:szCs w:val="22"/>
-        </w:rPr>
-        <w:t xml:space="preserve">地面上</w:t>
-      </w:r>
-      <w:r>
-        <w:rPr>
-          <w:rFonts w:ascii="微軟正黑體" w:cs="微軟正黑體" w:eastAsia="微軟正黑體" w:hAnsi="微軟正黑體"/>
-          <w:color w:val="1B1B1B"/>
-          <w:sz w:val="22"/>
-          <w:szCs w:val="22"/>
-        </w:rPr>
-        <w:t xml:space="preserve">做決定。第七週的中期融合，就是大家先畫成同一張鳥瞰圖。</w:t>
-      </w:r>
-    </w:p>
-    <w:p>
-      <w:pPr>
-        <w:pStyle w:val="ListParagraph"/>
-        <w:widowControl/>
-        <w:numPr>
-          <w:ilvl w:val="0"/>
-          <w:numId w:val="3"/>
-        </w:numPr>
-        <w:spacing w:after="80" w:line="320"/>
-      </w:pPr>
-      <w:r>
-        <w:rPr>
-          <w:rFonts w:ascii="微軟正黑體" w:cs="微軟正黑體" w:eastAsia="微軟正黑體" w:hAnsi="微軟正黑體"/>
-          <w:color w:val="1B1B1B"/>
-          <w:sz w:val="22"/>
-          <w:szCs w:val="22"/>
-        </w:rPr>
-        <w:t xml:space="preserve">佔據網格：每一格只問一件事。</w:t>
-      </w:r>
-      <w:r>
-        <w:rPr>
-          <w:rFonts w:ascii="微軟正黑體" w:cs="微軟正黑體" w:eastAsia="微軟正黑體" w:hAnsi="微軟正黑體"/>
-          <w:b/>
-          <w:bCs/>
-          <w:color w:val="24405C"/>
-          <w:sz w:val="22"/>
-          <w:szCs w:val="22"/>
-        </w:rPr>
-        <w:t xml:space="preserve">紅＝有東西</w:t>
-      </w:r>
-      <w:r>
-        <w:rPr>
-          <w:rFonts w:ascii="微軟正黑體" w:cs="微軟正黑體" w:eastAsia="微軟正黑體" w:hAnsi="微軟正黑體"/>
-          <w:color w:val="1B1B1B"/>
-          <w:sz w:val="22"/>
-          <w:szCs w:val="22"/>
-        </w:rPr>
-        <w:t xml:space="preserve">（有高出地面的點）、</w:t>
-      </w:r>
-      <w:r>
-        <w:rPr>
-          <w:rFonts w:ascii="微軟正黑體" w:cs="微軟正黑體" w:eastAsia="微軟正黑體" w:hAnsi="微軟正黑體"/>
-          <w:b/>
-          <w:bCs/>
-          <w:color w:val="24405C"/>
-          <w:sz w:val="22"/>
-          <w:szCs w:val="22"/>
-        </w:rPr>
-        <w:t xml:space="preserve">白＝空的</w:t>
-      </w:r>
-      <w:r>
-        <w:rPr>
-          <w:rFonts w:ascii="微軟正黑體" w:cs="微軟正黑體" w:eastAsia="微軟正黑體" w:hAnsi="微軟正黑體"/>
-          <w:color w:val="1B1B1B"/>
-          <w:sz w:val="22"/>
-          <w:szCs w:val="22"/>
-        </w:rPr>
-        <w:t xml:space="preserve">（雷射穿過沒碰到東西）、</w:t>
-      </w:r>
-      <w:r>
-        <w:rPr>
-          <w:rFonts w:ascii="微軟正黑體" w:cs="微軟正黑體" w:eastAsia="微軟正黑體" w:hAnsi="微軟正黑體"/>
-          <w:b/>
-          <w:bCs/>
-          <w:color w:val="24405C"/>
-          <w:sz w:val="22"/>
-          <w:szCs w:val="22"/>
-        </w:rPr>
-        <w:t xml:space="preserve">灰＝不知道</w:t>
-      </w:r>
-      <w:r>
-        <w:rPr>
-          <w:rFonts w:ascii="微軟正黑體" w:cs="微軟正黑體" w:eastAsia="微軟正黑體" w:hAnsi="微軟正黑體"/>
-          <w:color w:val="1B1B1B"/>
-          <w:sz w:val="22"/>
-          <w:szCs w:val="22"/>
-        </w:rPr>
-        <w:t xml:space="preserve">（被擋住、沒打到）。</w:t>
-      </w:r>
-    </w:p>
-    <w:p>
-      <w:pPr>
-        <w:pStyle w:val="ListParagraph"/>
-        <w:widowControl/>
-        <w:numPr>
-          <w:ilvl w:val="0"/>
-          <w:numId w:val="3"/>
-        </w:numPr>
-        <w:spacing w:after="80" w:line="320"/>
-      </w:pPr>
-      <w:r>
-        <w:rPr>
-          <w:rFonts w:ascii="微軟正黑體" w:cs="微軟正黑體" w:eastAsia="微軟正黑體" w:hAnsi="微軟正黑體"/>
-          <w:color w:val="1B1B1B"/>
-          <w:sz w:val="22"/>
-          <w:szCs w:val="22"/>
-        </w:rPr>
-        <w:t xml:space="preserve">最大的好處：</w:t>
-      </w:r>
-      <w:r>
-        <w:rPr>
-          <w:rFonts w:ascii="微軟正黑體" w:cs="微軟正黑體" w:eastAsia="微軟正黑體" w:hAnsi="微軟正黑體"/>
-          <w:b/>
-          <w:bCs/>
-          <w:color w:val="24405C"/>
-          <w:sz w:val="22"/>
-          <w:szCs w:val="22"/>
-        </w:rPr>
-        <w:t xml:space="preserve">不用知道那是什麼</w:t>
-      </w:r>
-      <w:r>
-        <w:rPr>
-          <w:rFonts w:ascii="微軟正黑體" w:cs="微軟正黑體" w:eastAsia="微軟正黑體" w:hAnsi="微軟正黑體"/>
-          <w:color w:val="1B1B1B"/>
-          <w:sz w:val="22"/>
-          <w:szCs w:val="22"/>
-        </w:rPr>
-        <w:t xml:space="preserve">。掉在路上的貨、沒看過的路障，偵測器認不出來，佔據網格一樣標紅。但要小心：「不知道」不等於「空的」，大卡車後面可能就站著一個人。</w:t>
-      </w:r>
-    </w:p>
-    <w:p>
-      <w:pPr>
-        <w:pStyle w:val="Heading1"/>
-        <w:keepNext/>
-        <w:pageBreakBefore/>
-        <w:spacing w:after="240" w:before="160"/>
-      </w:pPr>
-      <w:r>
-        <w:rPr>
-          <w:rFonts w:ascii="微軟正黑體" w:cs="微軟正黑體" w:eastAsia="微軟正黑體" w:hAnsi="微軟正黑體"/>
-          <w:b/>
-          <w:bCs/>
-          <w:color w:val="24405C"/>
-          <w:sz w:val="30"/>
-          <w:szCs w:val="30"/>
-        </w:rPr>
-        <w:t xml:space="preserve">三、資料標註：幫電腦準備標準答案</w:t>
-      </w:r>
-    </w:p>
-    <w:p>
-      <w:pPr>
-        <w:widowControl/>
-        <w:spacing w:after="100" w:before="0" w:line="312"/>
-        <w:ind w:left="0" w:firstLine="0"/>
-      </w:pPr>
-      <w:r>
-        <w:rPr>
-          <w:rFonts w:ascii="微軟正黑體" w:cs="微軟正黑體" w:eastAsia="微軟正黑體" w:hAnsi="微軟正黑體"/>
-          <w:color w:val="1B1B1B"/>
-          <w:sz w:val="22"/>
-          <w:szCs w:val="22"/>
-        </w:rPr>
-        <w:t xml:space="preserve">標註資料就是模型的課本。三種狀況會讓模型學壞：</w:t>
-      </w:r>
-      <w:r>
-        <w:rPr>
-          <w:rFonts w:ascii="微軟正黑體" w:cs="微軟正黑體" w:eastAsia="微軟正黑體" w:hAnsi="微軟正黑體"/>
-          <w:b/>
-          <w:bCs/>
-          <w:color w:val="24405C"/>
-          <w:sz w:val="22"/>
-          <w:szCs w:val="22"/>
-        </w:rPr>
-        <w:t xml:space="preserve">漏標</w:t>
-      </w:r>
-      <w:r>
-        <w:rPr>
-          <w:rFonts w:ascii="微軟正黑體" w:cs="微軟正黑體" w:eastAsia="微軟正黑體" w:hAnsi="微軟正黑體"/>
-          <w:color w:val="1B1B1B"/>
-          <w:sz w:val="22"/>
-          <w:szCs w:val="22"/>
-        </w:rPr>
-        <w:t xml:space="preserve">（照片裡有人卻沒框，模型學到「這種樣子不是人」）、</w:t>
-      </w:r>
-      <w:r>
-        <w:rPr>
-          <w:rFonts w:ascii="微軟正黑體" w:cs="微軟正黑體" w:eastAsia="微軟正黑體" w:hAnsi="微軟正黑體"/>
-          <w:b/>
-          <w:bCs/>
-          <w:color w:val="24405C"/>
-          <w:sz w:val="22"/>
-          <w:szCs w:val="22"/>
-        </w:rPr>
-        <w:t xml:space="preserve">標錯類別</w:t>
-      </w:r>
-      <w:r>
-        <w:rPr>
-          <w:rFonts w:ascii="微軟正黑體" w:cs="微軟正黑體" w:eastAsia="微軟正黑體" w:hAnsi="微軟正黑體"/>
-          <w:color w:val="1B1B1B"/>
-          <w:sz w:val="22"/>
-          <w:szCs w:val="22"/>
-        </w:rPr>
-        <w:t xml:space="preserve">（機車標成腳踏車）、</w:t>
-      </w:r>
-      <w:r>
-        <w:rPr>
-          <w:rFonts w:ascii="微軟正黑體" w:cs="微軟正黑體" w:eastAsia="微軟正黑體" w:hAnsi="微軟正黑體"/>
-          <w:b/>
-          <w:bCs/>
-          <w:color w:val="24405C"/>
-          <w:sz w:val="22"/>
-          <w:szCs w:val="22"/>
-        </w:rPr>
-        <w:t xml:space="preserve">每個人標法不一樣</w:t>
-      </w:r>
-      <w:r>
-        <w:rPr>
-          <w:rFonts w:ascii="微軟正黑體" w:cs="微軟正黑體" w:eastAsia="微軟正黑體" w:hAnsi="微軟正黑體"/>
-          <w:color w:val="1B1B1B"/>
-          <w:sz w:val="22"/>
-          <w:szCs w:val="22"/>
-        </w:rPr>
-        <w:t xml:space="preserve">（有人把騎士和機車框在一起，有人分開）。所以正式的標註一定有一份規則，所有人照同一份標，還要抽查。</w:t>
-      </w:r>
-    </w:p>
-    <w:p>
-      <w:pPr>
-        <w:keepNext/>
-        <w:spacing w:after="70" w:before="190"/>
-      </w:pPr>
-      <w:r>
-        <w:rPr>
-          <w:rFonts w:ascii="微軟正黑體" w:cs="微軟正黑體" w:eastAsia="微軟正黑體" w:hAnsi="微軟正黑體"/>
-          <w:b/>
-          <w:bCs/>
-          <w:color w:val="24405C"/>
-          <w:sz w:val="19"/>
-          <w:szCs w:val="19"/>
-        </w:rPr>
-        <w:t xml:space="preserve">表 3　nuScenes 標了多少</w:t>
-      </w:r>
-    </w:p>
-    <w:tbl>
-      <w:tblPr>
-        <w:tblW w:type="dxa" w:w="9360"/>
-        <w:tblBorders>
-          <w:top w:val="single" w:color="8A949C" w:sz="8"/>
-          <w:left w:val="none"/>
-          <w:bottom w:val="single" w:color="8A949C" w:sz="8"/>
-          <w:right w:val="none"/>
-          <w:insideH w:val="single" w:color="BFC7CE" w:sz="2"/>
-          <w:insideV w:val="none"/>
-        </w:tblBorders>
-      </w:tblPr>
-      <w:tblGrid>
-        <w:gridCol w:w="3000"/>
-        <w:gridCol w:w="6360"/>
-      </w:tblGrid>
-      <w:tr>
-        <w:trPr>
-          <w:cantSplit/>
-          <w:tblHeader/>
-        </w:trPr>
-        <w:tc>
-          <w:tcPr>
-            <w:tcW w:type="dxa" w:w="3000"/>
-            <w:shd w:fill="EDF0F3" w:color="auto" w:val="clear"/>
-            <w:tcMar>
-              <w:top w:type="dxa" w:w="60"/>
-              <w:left w:type="dxa" w:w="95"/>
-              <w:bottom w:type="dxa" w:w="60"/>
-              <w:right w:type="dxa" w:w="95"/>
-            </w:tcMar>
-            <w:vAlign w:val="center"/>
-          </w:tcPr>
-          <w:p>
-            <w:pPr>
-              <w:spacing w:after="0" w:line="265"/>
-            </w:pPr>
-            <w:r>
-              <w:rPr>
-                <w:rFonts w:ascii="微軟正黑體" w:cs="微軟正黑體" w:eastAsia="微軟正黑體" w:hAnsi="微軟正黑體"/>
-                <w:b/>
-                <w:bCs/>
-                <w:color w:val="1B1B1B"/>
-                <w:sz w:val="18"/>
-                <w:szCs w:val="18"/>
-              </w:rPr>
-              <w:t xml:space="preserve">項目</w:t>
-            </w:r>
-          </w:p>
-        </w:tc>
-        <w:tc>
-          <w:tcPr>
-            <w:tcW w:type="dxa" w:w="6360"/>
-            <w:shd w:fill="EDF0F3" w:color="auto" w:val="clear"/>
-            <w:tcMar>
-              <w:top w:type="dxa" w:w="60"/>
-              <w:left w:type="dxa" w:w="95"/>
-              <w:bottom w:type="dxa" w:w="60"/>
-              <w:right w:type="dxa" w:w="95"/>
-            </w:tcMar>
-            <w:vAlign w:val="center"/>
-          </w:tcPr>
-          <w:p>
-            <w:pPr>
-              <w:spacing w:after="0" w:line="265"/>
-            </w:pPr>
-            <w:r>
-              <w:rPr>
-                <w:rFonts w:ascii="微軟正黑體" w:cs="微軟正黑體" w:eastAsia="微軟正黑體" w:hAnsi="微軟正黑體"/>
-                <w:b/>
-                <w:bCs/>
-                <w:color w:val="1B1B1B"/>
-                <w:sz w:val="18"/>
-                <w:szCs w:val="18"/>
-              </w:rPr>
-              <w:t xml:space="preserve">數字</w:t>
-            </w:r>
-          </w:p>
-        </w:tc>
-      </w:tr>
-      <w:tr>
-        <w:trPr>
-          <w:cantSplit/>
-          <w:tblHeader w:val="false"/>
-        </w:trPr>
-        <w:tc>
-          <w:tcPr>
-            <w:tcW w:type="dxa" w:w="3000"/>
-            <w:tcMar>
-              <w:top w:type="dxa" w:w="60"/>
-              <w:left w:type="dxa" w:w="95"/>
-              <w:bottom w:type="dxa" w:w="60"/>
-              <w:right w:type="dxa" w:w="95"/>
-            </w:tcMar>
-            <w:vAlign w:val="center"/>
-          </w:tcPr>
-          <w:p>
-            <w:pPr>
-              <w:spacing w:after="0" w:line="265"/>
-            </w:pPr>
-            <w:r>
-              <w:rPr>
-                <w:rFonts w:ascii="微軟正黑體" w:cs="微軟正黑體" w:eastAsia="微軟正黑體" w:hAnsi="微軟正黑體"/>
-                <w:b w:val="false"/>
-                <w:bCs w:val="false"/>
-                <w:color w:val="1B1B1B"/>
-                <w:sz w:val="18"/>
-                <w:szCs w:val="18"/>
-              </w:rPr>
-              <w:t xml:space="preserve">關鍵畫面</w:t>
-            </w:r>
-          </w:p>
-        </w:tc>
-        <w:tc>
-          <w:tcPr>
-            <w:tcW w:type="dxa" w:w="6360"/>
-            <w:tcMar>
-              <w:top w:type="dxa" w:w="60"/>
-              <w:left w:type="dxa" w:w="95"/>
-              <w:bottom w:type="dxa" w:w="60"/>
-              <w:right w:type="dxa" w:w="95"/>
-            </w:tcMar>
-            <w:vAlign w:val="center"/>
-          </w:tcPr>
-          <w:p>
-            <w:pPr>
-              <w:spacing w:after="0" w:line="265"/>
-            </w:pPr>
-            <w:r>
-              <w:rPr>
-                <w:rFonts w:ascii="微軟正黑體" w:cs="微軟正黑體" w:eastAsia="微軟正黑體" w:hAnsi="微軟正黑體"/>
-                <w:b w:val="false"/>
-                <w:bCs w:val="false"/>
-                <w:color w:val="1B1B1B"/>
-                <w:sz w:val="18"/>
-                <w:szCs w:val="18"/>
-              </w:rPr>
-              <w:t xml:space="preserve">4 萬個（1000 段 × 20 秒，每 0.5 秒標一次）</w:t>
-            </w:r>
-          </w:p>
-        </w:tc>
-      </w:tr>
-      <w:tr>
-        <w:trPr>
-          <w:cantSplit/>
-          <w:tblHeader w:val="false"/>
-        </w:trPr>
-        <w:tc>
-          <w:tcPr>
-            <w:tcW w:type="dxa" w:w="3000"/>
-            <w:tcMar>
-              <w:top w:type="dxa" w:w="60"/>
-              <w:left w:type="dxa" w:w="95"/>
-              <w:bottom w:type="dxa" w:w="60"/>
-              <w:right w:type="dxa" w:w="95"/>
-            </w:tcMar>
-            <w:vAlign w:val="center"/>
-          </w:tcPr>
-          <w:p>
-            <w:pPr>
-              <w:spacing w:after="0" w:line="265"/>
-            </w:pPr>
-            <w:r>
-              <w:rPr>
-                <w:rFonts w:ascii="微軟正黑體" w:cs="微軟正黑體" w:eastAsia="微軟正黑體" w:hAnsi="微軟正黑體"/>
-                <w:b w:val="false"/>
-                <w:bCs w:val="false"/>
-                <w:color w:val="1B1B1B"/>
-                <w:sz w:val="18"/>
-                <w:szCs w:val="18"/>
-              </w:rPr>
-              <w:t xml:space="preserve">立體框</w:t>
-            </w:r>
-          </w:p>
-        </w:tc>
-        <w:tc>
-          <w:tcPr>
-            <w:tcW w:type="dxa" w:w="6360"/>
-            <w:tcMar>
-              <w:top w:type="dxa" w:w="60"/>
-              <w:left w:type="dxa" w:w="95"/>
-              <w:bottom w:type="dxa" w:w="60"/>
-              <w:right w:type="dxa" w:w="95"/>
-            </w:tcMar>
-            <w:vAlign w:val="center"/>
-          </w:tcPr>
-          <w:p>
-            <w:pPr>
-              <w:spacing w:after="0" w:line="265"/>
-            </w:pPr>
-            <w:r>
-              <w:rPr>
-                <w:rFonts w:ascii="微軟正黑體" w:cs="微軟正黑體" w:eastAsia="微軟正黑體" w:hAnsi="微軟正黑體"/>
-                <w:b w:val="false"/>
-                <w:bCs w:val="false"/>
-                <w:color w:val="1B1B1B"/>
-                <w:sz w:val="18"/>
-                <w:szCs w:val="18"/>
-              </w:rPr>
-              <w:t xml:space="preserve">140 萬個，人一個一個標</w:t>
-            </w:r>
-          </w:p>
-        </w:tc>
-      </w:tr>
-      <w:tr>
-        <w:trPr>
-          <w:cantSplit/>
-          <w:tblHeader w:val="false"/>
-        </w:trPr>
-        <w:tc>
-          <w:tcPr>
-            <w:tcW w:type="dxa" w:w="3000"/>
-            <w:tcMar>
-              <w:top w:type="dxa" w:w="60"/>
-              <w:left w:type="dxa" w:w="95"/>
-              <w:bottom w:type="dxa" w:w="60"/>
-              <w:right w:type="dxa" w:w="95"/>
-            </w:tcMar>
-            <w:vAlign w:val="center"/>
-          </w:tcPr>
-          <w:p>
-            <w:pPr>
-              <w:spacing w:after="0" w:line="265"/>
-            </w:pPr>
-            <w:r>
-              <w:rPr>
-                <w:rFonts w:ascii="微軟正黑體" w:cs="微軟正黑體" w:eastAsia="微軟正黑體" w:hAnsi="微軟正黑體"/>
-                <w:b w:val="false"/>
-                <w:bCs w:val="false"/>
-                <w:color w:val="1B1B1B"/>
-                <w:sz w:val="18"/>
-                <w:szCs w:val="18"/>
-              </w:rPr>
-              <w:t xml:space="preserve">類別</w:t>
-            </w:r>
-          </w:p>
-        </w:tc>
-        <w:tc>
-          <w:tcPr>
-            <w:tcW w:type="dxa" w:w="6360"/>
-            <w:tcMar>
-              <w:top w:type="dxa" w:w="60"/>
-              <w:left w:type="dxa" w:w="95"/>
-              <w:bottom w:type="dxa" w:w="60"/>
-              <w:right w:type="dxa" w:w="95"/>
-            </w:tcMar>
-            <w:vAlign w:val="center"/>
-          </w:tcPr>
-          <w:p>
-            <w:pPr>
-              <w:spacing w:after="0" w:line="265"/>
-            </w:pPr>
-            <w:r>
-              <w:rPr>
-                <w:rFonts w:ascii="微軟正黑體" w:cs="微軟正黑體" w:eastAsia="微軟正黑體" w:hAnsi="微軟正黑體"/>
-                <w:b w:val="false"/>
-                <w:bCs w:val="false"/>
-                <w:color w:val="1B1B1B"/>
-                <w:sz w:val="18"/>
-                <w:szCs w:val="18"/>
-              </w:rPr>
-              <w:t xml:space="preserve">23 類（大人、小孩、汽車、公車、機車、三角錐……）</w:t>
-            </w:r>
-          </w:p>
-        </w:tc>
-      </w:tr>
-      <w:tr>
-        <w:trPr>
-          <w:cantSplit/>
-          <w:tblHeader w:val="false"/>
-        </w:trPr>
-        <w:tc>
-          <w:tcPr>
-            <w:tcW w:type="dxa" w:w="3000"/>
-            <w:tcMar>
-              <w:top w:type="dxa" w:w="60"/>
-              <w:left w:type="dxa" w:w="95"/>
-              <w:bottom w:type="dxa" w:w="60"/>
-              <w:right w:type="dxa" w:w="95"/>
-            </w:tcMar>
-            <w:vAlign w:val="center"/>
-          </w:tcPr>
-          <w:p>
-            <w:pPr>
-              <w:spacing w:after="0" w:line="265"/>
-            </w:pPr>
-            <w:r>
-              <w:rPr>
-                <w:rFonts w:ascii="微軟正黑體" w:cs="微軟正黑體" w:eastAsia="微軟正黑體" w:hAnsi="微軟正黑體"/>
-                <w:b w:val="false"/>
-                <w:bCs w:val="false"/>
-                <w:color w:val="1B1B1B"/>
-                <w:sz w:val="18"/>
-                <w:szCs w:val="18"/>
-              </w:rPr>
-              <w:t xml:space="preserve">mini 版：汽車 vs 機車</w:t>
-            </w:r>
-          </w:p>
-        </w:tc>
-        <w:tc>
-          <w:tcPr>
-            <w:tcW w:type="dxa" w:w="6360"/>
-            <w:tcMar>
-              <w:top w:type="dxa" w:w="60"/>
-              <w:left w:type="dxa" w:w="95"/>
-              <w:bottom w:type="dxa" w:w="60"/>
-              <w:right w:type="dxa" w:w="95"/>
-            </w:tcMar>
-            <w:vAlign w:val="center"/>
-          </w:tcPr>
-          <w:p>
-            <w:pPr>
-              <w:spacing w:after="0" w:line="265"/>
-            </w:pPr>
-            <w:r>
-              <w:rPr>
-                <w:rFonts w:ascii="微軟正黑體" w:cs="微軟正黑體" w:eastAsia="微軟正黑體" w:hAnsi="微軟正黑體"/>
-                <w:b w:val="false"/>
-                <w:bCs w:val="false"/>
-                <w:color w:val="1B1B1B"/>
-                <w:sz w:val="18"/>
-                <w:szCs w:val="18"/>
-              </w:rPr>
-              <w:t xml:space="preserve">7,619 個框 vs 471 個框：機車少了十六倍</w:t>
-            </w:r>
-          </w:p>
-        </w:tc>
-      </w:tr>
-    </w:tbl>
-    <w:p>
-      <w:pPr>
-        <w:spacing w:after="0"/>
-      </w:pPr>
-      <w:r>
-        <w:rPr>
-          <w:rFonts w:ascii="微軟正黑體" w:cs="微軟正黑體" w:eastAsia="微軟正黑體" w:hAnsi="微軟正黑體"/>
-          <w:color w:val="1B1B1B"/>
-          <w:sz w:val="22"/>
-          <w:szCs w:val="22"/>
-        </w:rPr>
-        <w:t xml:space="preserve"/>
-      </w:r>
-    </w:p>
-    <w:p>
-      <w:pPr>
-        <w:keepNext/>
-        <w:spacing w:after="60" w:before="60"/>
-        <w:jc w:val="center"/>
-      </w:pPr>
-      <w:r>
-        <w:drawing>
-          <wp:inline distT="0" distB="0" distL="0" distR="0">
-            <wp:extent cx="4572000" cy="2638425"/>
-            <wp:effectExtent t="0" r="0" b="0" l="0"/>
-            <wp:docPr id="1" name="" descr="" title=""/>
-            <wp:cNvGraphicFramePr>
-              <a:graphicFrameLocks xmlns:a="http://schemas.openxmlformats.org/drawingml/2006/main" noChangeAspect="1"/>
-            </wp:cNvGraphicFramePr>
-            <a:graphic xmlns:a="http://schemas.openxmlformats.org/drawingml/2006/main">
-              <a:graphicData uri="http://schemas.openxmlformats.org/drawingml/2006/picture">
-                <pic:pic xmlns:pic="http://schemas.openxmlformats.org/drawingml/2006/picture">
-                  <pic:nvPicPr>
-                    <pic:cNvPr id="0" name="" descr=""/>
-                    <pic:cNvPicPr>
-                      <a:picLocks noChangeAspect="1" noChangeArrowheads="1"/>
-                    </pic:cNvPicPr>
-                  </pic:nvPicPr>
-                  <pic:blipFill>
-                    <a:blip r:embed="rId19" cstate="none"/>
-                    <a:srcRect/>
-                    <a:stretch>
-                      <a:fillRect/>
-                    </a:stretch>
-                  </pic:blipFill>
-                  <pic:spPr bwMode="auto">
-                    <a:xfrm>
-                      <a:off x="0" y="0"/>
-                      <a:ext cx="4572000" cy="2638425"/>
-                    </a:xfrm>
-                    <a:prstGeom prst="rect">
-                      <a:avLst/>
-                    </a:prstGeom>
-                  </pic:spPr>
-                </pic:pic>
-              </a:graphicData>
-            </a:graphic>
-          </wp:inline>
-        </w:drawing>
-      </w:r>
-    </w:p>
-    <w:p>
-      <w:pPr>
-        <w:keepNext w:val="false"/>
-        <w:spacing w:after="70" w:before="190"/>
-      </w:pPr>
-      <w:r>
-        <w:rPr>
-          <w:rFonts w:ascii="微軟正黑體" w:cs="微軟正黑體" w:eastAsia="微軟正黑體" w:hAnsi="微軟正黑體"/>
-          <w:b/>
-          <w:bCs/>
-          <w:color w:val="24405C"/>
-          <w:sz w:val="19"/>
-          <w:szCs w:val="19"/>
-        </w:rPr>
-        <w:t xml:space="preserve">nuScenes mini 各類別的框數（第七週）。波士頓、新加坡的路上機車少，這本課本機車教得很少。　資料：nuScenes（Motional），CC BY-NC-SA 4.0</w:t>
-      </w:r>
-    </w:p>
-    <w:p>
-      <w:pPr>
-        <w:keepNext/>
-        <w:spacing w:after="70" w:before="190"/>
-      </w:pPr>
-      <w:r>
-        <w:rPr>
-          <w:rFonts w:ascii="微軟正黑體" w:cs="微軟正黑體" w:eastAsia="微軟正黑體" w:hAnsi="微軟正黑體"/>
-          <w:b/>
-          <w:bCs/>
-          <w:color w:val="24405C"/>
-          <w:sz w:val="19"/>
-          <w:szCs w:val="19"/>
-        </w:rPr>
-        <w:t xml:space="preserve">表 4　nuScenes 官方標註規則（節錄，原文取自 nuscenes-devkit 的 instructions_nuscenes.md）</w:t>
-      </w:r>
-    </w:p>
-    <w:tbl>
-      <w:tblPr>
-        <w:tblW w:type="dxa" w:w="9360"/>
-        <w:tblBorders>
-          <w:top w:val="single" w:color="8A949C" w:sz="8"/>
-          <w:left w:val="none"/>
-          <w:bottom w:val="single" w:color="8A949C" w:sz="8"/>
-          <w:right w:val="none"/>
-          <w:insideH w:val="single" w:color="BFC7CE" w:sz="2"/>
-          <w:insideV w:val="none"/>
-        </w:tblBorders>
-      </w:tblPr>
-      <w:tblGrid>
-        <w:gridCol w:w="2900"/>
-        <w:gridCol w:w="3600"/>
-        <w:gridCol w:w="2860"/>
-      </w:tblGrid>
-      <w:tr>
-        <w:trPr>
-          <w:cantSplit/>
-          <w:tblHeader/>
-        </w:trPr>
-        <w:tc>
-          <w:tcPr>
-            <w:tcW w:type="dxa" w:w="2900"/>
-            <w:shd w:fill="EDF0F3" w:color="auto" w:val="clear"/>
-            <w:tcMar>
-              <w:top w:type="dxa" w:w="60"/>
-              <w:left w:type="dxa" w:w="95"/>
-              <w:bottom w:type="dxa" w:w="60"/>
-              <w:right w:type="dxa" w:w="95"/>
-            </w:tcMar>
-            <w:vAlign w:val="center"/>
-          </w:tcPr>
-          <w:p>
-            <w:pPr>
-              <w:spacing w:after="0" w:line="265"/>
-            </w:pPr>
-            <w:r>
-              <w:rPr>
-                <w:rFonts w:ascii="微軟正黑體" w:cs="微軟正黑體" w:eastAsia="微軟正黑體" w:hAnsi="微軟正黑體"/>
-                <w:b/>
-                <w:bCs/>
-                <w:color w:val="1B1B1B"/>
-                <w:sz w:val="18"/>
-                <w:szCs w:val="18"/>
-              </w:rPr>
-              <w:t xml:space="preserve">規則</w:t>
-            </w:r>
-          </w:p>
-        </w:tc>
-        <w:tc>
-          <w:tcPr>
-            <w:tcW w:type="dxa" w:w="3600"/>
-            <w:shd w:fill="EDF0F3" w:color="auto" w:val="clear"/>
-            <w:tcMar>
-              <w:top w:type="dxa" w:w="60"/>
-              <w:left w:type="dxa" w:w="95"/>
-              <w:bottom w:type="dxa" w:w="60"/>
-              <w:right w:type="dxa" w:w="95"/>
-            </w:tcMar>
-            <w:vAlign w:val="center"/>
-          </w:tcPr>
-          <w:p>
-            <w:pPr>
-              <w:spacing w:after="0" w:line="265"/>
-            </w:pPr>
-            <w:r>
-              <w:rPr>
-                <w:rFonts w:ascii="微軟正黑體" w:cs="微軟正黑體" w:eastAsia="微軟正黑體" w:hAnsi="微軟正黑體"/>
-                <w:b/>
-                <w:bCs/>
-                <w:color w:val="1B1B1B"/>
-                <w:sz w:val="18"/>
-                <w:szCs w:val="18"/>
-              </w:rPr>
-              <w:t xml:space="preserve">原文</w:t>
-            </w:r>
-          </w:p>
-        </w:tc>
-        <w:tc>
-          <w:tcPr>
-            <w:tcW w:type="dxa" w:w="2860"/>
-            <w:shd w:fill="EDF0F3" w:color="auto" w:val="clear"/>
-            <w:tcMar>
-              <w:top w:type="dxa" w:w="60"/>
-              <w:left w:type="dxa" w:w="95"/>
-              <w:bottom w:type="dxa" w:w="60"/>
-              <w:right w:type="dxa" w:w="95"/>
-            </w:tcMar>
-            <w:vAlign w:val="center"/>
-          </w:tcPr>
-          <w:p>
-            <w:pPr>
-              <w:spacing w:after="0" w:line="265"/>
-            </w:pPr>
-            <w:r>
-              <w:rPr>
-                <w:rFonts w:ascii="微軟正黑體" w:cs="微軟正黑體" w:eastAsia="微軟正黑體" w:hAnsi="微軟正黑體"/>
-                <w:b/>
-                <w:bCs/>
-                <w:color w:val="1B1B1B"/>
-                <w:sz w:val="18"/>
-                <w:szCs w:val="18"/>
-              </w:rPr>
-              <w:t xml:space="preserve">為什麼</w:t>
-            </w:r>
-          </w:p>
-        </w:tc>
-      </w:tr>
-      <w:tr>
-        <w:trPr>
-          <w:cantSplit/>
-          <w:tblHeader w:val="false"/>
-        </w:trPr>
-        <w:tc>
-          <w:tcPr>
-            <w:tcW w:type="dxa" w:w="2900"/>
-            <w:tcMar>
-              <w:top w:type="dxa" w:w="60"/>
-              <w:left w:type="dxa" w:w="95"/>
-              <w:bottom w:type="dxa" w:w="60"/>
-              <w:right w:type="dxa" w:w="95"/>
-            </w:tcMar>
-            <w:vAlign w:val="center"/>
-          </w:tcPr>
-          <w:p>
-            <w:pPr>
-              <w:spacing w:after="0" w:line="265"/>
-            </w:pPr>
-            <w:r>
-              <w:rPr>
-                <w:rFonts w:ascii="微軟正黑體" w:cs="微軟正黑體" w:eastAsia="微軟正黑體" w:hAnsi="微軟正黑體"/>
-                <w:b w:val="false"/>
-                <w:bCs w:val="false"/>
-                <w:color w:val="1B1B1B"/>
-                <w:sz w:val="18"/>
-                <w:szCs w:val="18"/>
-              </w:rPr>
-              <w:t xml:space="preserve">有 1 個光達或雷達點就要標</w:t>
-            </w:r>
-          </w:p>
-        </w:tc>
-        <w:tc>
-          <w:tcPr>
-            <w:tcW w:type="dxa" w:w="3600"/>
-            <w:tcMar>
-              <w:top w:type="dxa" w:w="60"/>
-              <w:left w:type="dxa" w:w="95"/>
-              <w:bottom w:type="dxa" w:w="60"/>
-              <w:right w:type="dxa" w:w="95"/>
-            </w:tcMar>
-            <w:vAlign w:val="center"/>
-          </w:tcPr>
-          <w:p>
-            <w:pPr>
-              <w:spacing w:after="0" w:line="265"/>
-            </w:pPr>
-            <w:r>
-              <w:rPr>
-                <w:rFonts w:ascii="微軟正黑體" w:cs="微軟正黑體" w:eastAsia="微軟正黑體" w:hAnsi="微軟正黑體"/>
-                <w:b w:val="false"/>
-                <w:bCs w:val="false"/>
-                <w:color w:val="1B1B1B"/>
-                <w:sz w:val="18"/>
-                <w:szCs w:val="18"/>
-              </w:rPr>
-              <w:t xml:space="preserve">Label any target object containing at least 1 LIDAR or RADAR point</w:t>
-            </w:r>
-          </w:p>
-        </w:tc>
-        <w:tc>
-          <w:tcPr>
-            <w:tcW w:type="dxa" w:w="2860"/>
-            <w:tcMar>
-              <w:top w:type="dxa" w:w="60"/>
-              <w:left w:type="dxa" w:w="95"/>
-              <w:bottom w:type="dxa" w:w="60"/>
-              <w:right w:type="dxa" w:w="95"/>
-            </w:tcMar>
-            <w:vAlign w:val="center"/>
-          </w:tcPr>
-          <w:p>
-            <w:pPr>
-              <w:spacing w:after="0" w:line="265"/>
-            </w:pPr>
-            <w:r>
-              <w:rPr>
-                <w:rFonts w:ascii="微軟正黑體" w:cs="微軟正黑體" w:eastAsia="微軟正黑體" w:hAnsi="微軟正黑體"/>
-                <w:b w:val="false"/>
-                <w:bCs w:val="false"/>
-                <w:color w:val="1B1B1B"/>
-                <w:sz w:val="18"/>
-                <w:szCs w:val="18"/>
-              </w:rPr>
-              <w:t xml:space="preserve">感測器看得到，模型就該學</w:t>
-            </w:r>
-          </w:p>
-        </w:tc>
-      </w:tr>
-      <w:tr>
-        <w:trPr>
-          <w:cantSplit/>
-          <w:tblHeader w:val="false"/>
-        </w:trPr>
-        <w:tc>
-          <w:tcPr>
-            <w:tcW w:type="dxa" w:w="2900"/>
-            <w:tcMar>
-              <w:top w:type="dxa" w:w="60"/>
-              <w:left w:type="dxa" w:w="95"/>
-              <w:bottom w:type="dxa" w:w="60"/>
-              <w:right w:type="dxa" w:w="95"/>
-            </w:tcMar>
-            <w:vAlign w:val="center"/>
-          </w:tcPr>
-          <w:p>
-            <w:pPr>
-              <w:spacing w:after="0" w:line="265"/>
-            </w:pPr>
-            <w:r>
-              <w:rPr>
-                <w:rFonts w:ascii="微軟正黑體" w:cs="微軟正黑體" w:eastAsia="微軟正黑體" w:hAnsi="微軟正黑體"/>
-                <w:b w:val="false"/>
-                <w:bCs w:val="false"/>
-                <w:color w:val="1B1B1B"/>
-                <w:sz w:val="18"/>
-                <w:szCs w:val="18"/>
-              </w:rPr>
-              <w:t xml:space="preserve">框要很貼</w:t>
-            </w:r>
-          </w:p>
-        </w:tc>
-        <w:tc>
-          <w:tcPr>
-            <w:tcW w:type="dxa" w:w="3600"/>
-            <w:tcMar>
-              <w:top w:type="dxa" w:w="60"/>
-              <w:left w:type="dxa" w:w="95"/>
-              <w:bottom w:type="dxa" w:w="60"/>
-              <w:right w:type="dxa" w:w="95"/>
-            </w:tcMar>
-            <w:vAlign w:val="center"/>
-          </w:tcPr>
-          <w:p>
-            <w:pPr>
-              <w:spacing w:after="0" w:line="265"/>
-            </w:pPr>
-            <w:r>
-              <w:rPr>
-                <w:rFonts w:ascii="微軟正黑體" w:cs="微軟正黑體" w:eastAsia="微軟正黑體" w:hAnsi="微軟正黑體"/>
-                <w:b w:val="false"/>
-                <w:bCs w:val="false"/>
-                <w:color w:val="1B1B1B"/>
-                <w:sz w:val="18"/>
-                <w:szCs w:val="18"/>
-              </w:rPr>
-              <w:t xml:space="preserve">Cuboids must be very tight.</w:t>
-            </w:r>
-          </w:p>
-        </w:tc>
-        <w:tc>
-          <w:tcPr>
-            <w:tcW w:type="dxa" w:w="2860"/>
-            <w:tcMar>
-              <w:top w:type="dxa" w:w="60"/>
-              <w:left w:type="dxa" w:w="95"/>
-              <w:bottom w:type="dxa" w:w="60"/>
-              <w:right w:type="dxa" w:w="95"/>
-            </w:tcMar>
-            <w:vAlign w:val="center"/>
-          </w:tcPr>
-          <w:p>
-            <w:pPr>
-              <w:spacing w:after="0" w:line="265"/>
-            </w:pPr>
-            <w:r>
-              <w:rPr>
-                <w:rFonts w:ascii="微軟正黑體" w:cs="微軟正黑體" w:eastAsia="微軟正黑體" w:hAnsi="微軟正黑體"/>
-                <w:b w:val="false"/>
-                <w:bCs w:val="false"/>
-                <w:color w:val="1B1B1B"/>
-                <w:sz w:val="18"/>
-                <w:szCs w:val="18"/>
-              </w:rPr>
-              <w:t xml:space="preserve">框太鬆，位置、距離都不準</w:t>
-            </w:r>
-          </w:p>
-        </w:tc>
-      </w:tr>
-      <w:tr>
-        <w:trPr>
-          <w:cantSplit/>
-          <w:tblHeader w:val="false"/>
-        </w:trPr>
-        <w:tc>
-          <w:tcPr>
-            <w:tcW w:type="dxa" w:w="2900"/>
-            <w:tcMar>
-              <w:top w:type="dxa" w:w="60"/>
-              <w:left w:type="dxa" w:w="95"/>
-              <w:bottom w:type="dxa" w:w="60"/>
-              <w:right w:type="dxa" w:w="95"/>
-            </w:tcMar>
-            <w:vAlign w:val="center"/>
-          </w:tcPr>
-          <w:p>
-            <w:pPr>
-              <w:spacing w:after="0" w:line="265"/>
-            </w:pPr>
-            <w:r>
-              <w:rPr>
-                <w:rFonts w:ascii="微軟正黑體" w:cs="微軟正黑體" w:eastAsia="微軟正黑體" w:hAnsi="微軟正黑體"/>
-                <w:b w:val="false"/>
-                <w:bCs w:val="false"/>
-                <w:color w:val="1B1B1B"/>
-                <w:sz w:val="18"/>
-                <w:szCs w:val="18"/>
-              </w:rPr>
-              <w:t xml:space="preserve">手腳要包進去</w:t>
-            </w:r>
-          </w:p>
-        </w:tc>
-        <w:tc>
-          <w:tcPr>
-            <w:tcW w:type="dxa" w:w="3600"/>
-            <w:tcMar>
-              <w:top w:type="dxa" w:w="60"/>
-              <w:left w:type="dxa" w:w="95"/>
-              <w:bottom w:type="dxa" w:w="60"/>
-              <w:right w:type="dxa" w:w="95"/>
-            </w:tcMar>
-            <w:vAlign w:val="center"/>
-          </w:tcPr>
-          <w:p>
-            <w:pPr>
-              <w:spacing w:after="0" w:line="265"/>
-            </w:pPr>
-            <w:r>
-              <w:rPr>
-                <w:rFonts w:ascii="微軟正黑體" w:cs="微軟正黑體" w:eastAsia="微軟正黑體" w:hAnsi="微軟正黑體"/>
-                <w:b w:val="false"/>
-                <w:bCs w:val="false"/>
-                <w:color w:val="1B1B1B"/>
-                <w:sz w:val="18"/>
-                <w:szCs w:val="18"/>
-              </w:rPr>
-              <w:t xml:space="preserve">…should include the extremities.</w:t>
-            </w:r>
-          </w:p>
-        </w:tc>
-        <w:tc>
-          <w:tcPr>
-            <w:tcW w:type="dxa" w:w="2860"/>
-            <w:tcMar>
-              <w:top w:type="dxa" w:w="60"/>
-              <w:left w:type="dxa" w:w="95"/>
-              <w:bottom w:type="dxa" w:w="60"/>
-              <w:right w:type="dxa" w:w="95"/>
-            </w:tcMar>
-            <w:vAlign w:val="center"/>
-          </w:tcPr>
-          <w:p>
-            <w:pPr>
-              <w:spacing w:after="0" w:line="265"/>
-            </w:pPr>
-            <w:r>
-              <w:rPr>
-                <w:rFonts w:ascii="微軟正黑體" w:cs="微軟正黑體" w:eastAsia="微軟正黑體" w:hAnsi="微軟正黑體"/>
-                <w:b w:val="false"/>
-                <w:bCs w:val="false"/>
-                <w:color w:val="1B1B1B"/>
-                <w:sz w:val="18"/>
-                <w:szCs w:val="18"/>
-              </w:rPr>
-              <w:t xml:space="preserve">伸出去的手也會被撞到</w:t>
-            </w:r>
-          </w:p>
-        </w:tc>
-      </w:tr>
-      <w:tr>
-        <w:trPr>
-          <w:cantSplit/>
-          <w:tblHeader w:val="false"/>
-        </w:trPr>
-        <w:tc>
-          <w:tcPr>
-            <w:tcW w:type="dxa" w:w="2900"/>
-            <w:tcMar>
-              <w:top w:type="dxa" w:w="60"/>
-              <w:left w:type="dxa" w:w="95"/>
-              <w:bottom w:type="dxa" w:w="60"/>
-              <w:right w:type="dxa" w:w="95"/>
-            </w:tcMar>
-            <w:vAlign w:val="center"/>
-          </w:tcPr>
-          <w:p>
-            <w:pPr>
-              <w:spacing w:after="0" w:line="265"/>
-            </w:pPr>
-            <w:r>
-              <w:rPr>
-                <w:rFonts w:ascii="微軟正黑體" w:cs="微軟正黑體" w:eastAsia="微軟正黑體" w:hAnsi="微軟正黑體"/>
-                <w:b w:val="false"/>
-                <w:bCs w:val="false"/>
-                <w:color w:val="1B1B1B"/>
-                <w:sz w:val="18"/>
-                <w:szCs w:val="18"/>
-              </w:rPr>
-              <w:t xml:space="preserve">有人騎：騎士和車同一個框</w:t>
-            </w:r>
-          </w:p>
-        </w:tc>
-        <w:tc>
-          <w:tcPr>
-            <w:tcW w:type="dxa" w:w="3600"/>
-            <w:tcMar>
-              <w:top w:type="dxa" w:w="60"/>
-              <w:left w:type="dxa" w:w="95"/>
-              <w:bottom w:type="dxa" w:w="60"/>
-              <w:right w:type="dxa" w:w="95"/>
-            </w:tcMar>
-            <w:vAlign w:val="center"/>
-          </w:tcPr>
-          <w:p>
-            <w:pPr>
-              <w:spacing w:after="0" w:line="265"/>
-            </w:pPr>
-            <w:r>
-              <w:rPr>
-                <w:rFonts w:ascii="微軟正黑體" w:cs="微軟正黑體" w:eastAsia="微軟正黑體" w:hAnsi="微軟正黑體"/>
-                <w:b w:val="false"/>
-                <w:bCs w:val="false"/>
-                <w:color w:val="1B1B1B"/>
-                <w:sz w:val="18"/>
-                <w:szCs w:val="18"/>
-              </w:rPr>
-              <w:t xml:space="preserve">If there is a rider, include the rider in the box.</w:t>
-            </w:r>
-          </w:p>
-        </w:tc>
-        <w:tc>
-          <w:tcPr>
-            <w:tcW w:type="dxa" w:w="2860"/>
-            <w:tcMar>
-              <w:top w:type="dxa" w:w="60"/>
-              <w:left w:type="dxa" w:w="95"/>
-              <w:bottom w:type="dxa" w:w="60"/>
-              <w:right w:type="dxa" w:w="95"/>
-            </w:tcMar>
-            <w:vAlign w:val="center"/>
-          </w:tcPr>
-          <w:p>
-            <w:pPr>
-              <w:spacing w:after="0" w:line="265"/>
-            </w:pPr>
-            <w:r>
-              <w:rPr>
-                <w:rFonts w:ascii="微軟正黑體" w:cs="微軟正黑體" w:eastAsia="微軟正黑體" w:hAnsi="微軟正黑體"/>
-                <w:b w:val="false"/>
-                <w:bCs w:val="false"/>
-                <w:color w:val="1B1B1B"/>
-                <w:sz w:val="18"/>
-                <w:szCs w:val="18"/>
-              </w:rPr>
-              <w:t xml:space="preserve">人和車一起動</w:t>
-            </w:r>
-          </w:p>
-        </w:tc>
-      </w:tr>
-      <w:tr>
-        <w:trPr>
-          <w:cantSplit/>
-          <w:tblHeader w:val="false"/>
-        </w:trPr>
-        <w:tc>
-          <w:tcPr>
-            <w:tcW w:type="dxa" w:w="2900"/>
-            <w:tcMar>
-              <w:top w:type="dxa" w:w="60"/>
-              <w:left w:type="dxa" w:w="95"/>
-              <w:bottom w:type="dxa" w:w="60"/>
-              <w:right w:type="dxa" w:w="95"/>
-            </w:tcMar>
-            <w:vAlign w:val="center"/>
-          </w:tcPr>
-          <w:p>
-            <w:pPr>
-              <w:spacing w:after="0" w:line="265"/>
-            </w:pPr>
-            <w:r>
-              <w:rPr>
-                <w:rFonts w:ascii="微軟正黑體" w:cs="微軟正黑體" w:eastAsia="微軟正黑體" w:hAnsi="微軟正黑體"/>
-                <w:b w:val="false"/>
-                <w:bCs w:val="false"/>
-                <w:color w:val="1B1B1B"/>
-                <w:sz w:val="18"/>
-                <w:szCs w:val="18"/>
-              </w:rPr>
-              <w:t xml:space="preserve">旁邊站的人：另外框</w:t>
-            </w:r>
-          </w:p>
-        </w:tc>
-        <w:tc>
-          <w:tcPr>
-            <w:tcW w:type="dxa" w:w="3600"/>
-            <w:tcMar>
-              <w:top w:type="dxa" w:w="60"/>
-              <w:left w:type="dxa" w:w="95"/>
-              <w:bottom w:type="dxa" w:w="60"/>
-              <w:right w:type="dxa" w:w="95"/>
-            </w:tcMar>
-            <w:vAlign w:val="center"/>
-          </w:tcPr>
-          <w:p>
-            <w:pPr>
-              <w:spacing w:after="0" w:line="265"/>
-            </w:pPr>
-            <w:r>
-              <w:rPr>
-                <w:rFonts w:ascii="微軟正黑體" w:cs="微軟正黑體" w:eastAsia="微軟正黑體" w:hAnsi="微軟正黑體"/>
-                <w:b w:val="false"/>
-                <w:bCs w:val="false"/>
-                <w:color w:val="1B1B1B"/>
-                <w:sz w:val="18"/>
-                <w:szCs w:val="18"/>
-              </w:rPr>
-              <w:t xml:space="preserve">…standing next to the motorcycle, do NOT include…</w:t>
-            </w:r>
-          </w:p>
-        </w:tc>
-        <w:tc>
-          <w:tcPr>
-            <w:tcW w:type="dxa" w:w="2860"/>
-            <w:tcMar>
-              <w:top w:type="dxa" w:w="60"/>
-              <w:left w:type="dxa" w:w="95"/>
-              <w:bottom w:type="dxa" w:w="60"/>
-              <w:right w:type="dxa" w:w="95"/>
-            </w:tcMar>
-            <w:vAlign w:val="center"/>
-          </w:tcPr>
-          <w:p>
-            <w:pPr>
-              <w:spacing w:after="0" w:line="265"/>
-            </w:pPr>
-            <w:r>
-              <w:rPr>
-                <w:rFonts w:ascii="微軟正黑體" w:cs="微軟正黑體" w:eastAsia="微軟正黑體" w:hAnsi="微軟正黑體"/>
-                <w:b w:val="false"/>
-                <w:bCs w:val="false"/>
-                <w:color w:val="1B1B1B"/>
-                <w:sz w:val="18"/>
-                <w:szCs w:val="18"/>
-              </w:rPr>
-              <w:t xml:space="preserve">那個人可能自己走開</w:t>
-            </w:r>
-          </w:p>
-        </w:tc>
-      </w:tr>
-      <w:tr>
-        <w:trPr>
-          <w:cantSplit/>
-          <w:tblHeader w:val="false"/>
-        </w:trPr>
-        <w:tc>
-          <w:tcPr>
-            <w:tcW w:type="dxa" w:w="2900"/>
-            <w:tcMar>
-              <w:top w:type="dxa" w:w="60"/>
-              <w:left w:type="dxa" w:w="95"/>
-              <w:bottom w:type="dxa" w:w="60"/>
-              <w:right w:type="dxa" w:w="95"/>
-            </w:tcMar>
-            <w:vAlign w:val="center"/>
-          </w:tcPr>
-          <w:p>
-            <w:pPr>
-              <w:spacing w:after="0" w:line="265"/>
-            </w:pPr>
-            <w:r>
-              <w:rPr>
-                <w:rFonts w:ascii="微軟正黑體" w:cs="微軟正黑體" w:eastAsia="微軟正黑體" w:hAnsi="微軟正黑體"/>
-                <w:b w:val="false"/>
-                <w:bCs w:val="false"/>
-                <w:color w:val="1B1B1B"/>
-                <w:sz w:val="18"/>
-                <w:szCs w:val="18"/>
-              </w:rPr>
-              <w:t xml:space="preserve">可見度分四級</w:t>
-            </w:r>
-          </w:p>
-        </w:tc>
-        <w:tc>
-          <w:tcPr>
-            <w:tcW w:type="dxa" w:w="3600"/>
-            <w:tcMar>
-              <w:top w:type="dxa" w:w="60"/>
-              <w:left w:type="dxa" w:w="95"/>
-              <w:bottom w:type="dxa" w:w="60"/>
-              <w:right w:type="dxa" w:w="95"/>
-            </w:tcMar>
-            <w:vAlign w:val="center"/>
-          </w:tcPr>
-          <w:p>
-            <w:pPr>
-              <w:spacing w:after="0" w:line="265"/>
-            </w:pPr>
-            <w:r>
-              <w:rPr>
-                <w:rFonts w:ascii="微軟正黑體" w:cs="微軟正黑體" w:eastAsia="微軟正黑體" w:hAnsi="微軟正黑體"/>
-                <w:b w:val="false"/>
-                <w:bCs w:val="false"/>
-                <w:color w:val="1B1B1B"/>
-                <w:sz w:val="18"/>
-                <w:szCs w:val="18"/>
-              </w:rPr>
-              <w:t xml:space="preserve">0–40%, 41–60%, 61–80%, 81–100%</w:t>
-            </w:r>
-          </w:p>
-        </w:tc>
-        <w:tc>
-          <w:tcPr>
-            <w:tcW w:type="dxa" w:w="2860"/>
-            <w:tcMar>
-              <w:top w:type="dxa" w:w="60"/>
-              <w:left w:type="dxa" w:w="95"/>
-              <w:bottom w:type="dxa" w:w="60"/>
-              <w:right w:type="dxa" w:w="95"/>
-            </w:tcMar>
-            <w:vAlign w:val="center"/>
-          </w:tcPr>
-          <w:p>
-            <w:pPr>
-              <w:spacing w:after="0" w:line="265"/>
-            </w:pPr>
-            <w:r>
-              <w:rPr>
-                <w:rFonts w:ascii="微軟正黑體" w:cs="微軟正黑體" w:eastAsia="微軟正黑體" w:hAnsi="微軟正黑體"/>
-                <w:b w:val="false"/>
-                <w:bCs w:val="false"/>
-                <w:color w:val="1B1B1B"/>
-                <w:sz w:val="18"/>
-                <w:szCs w:val="18"/>
-              </w:rPr>
-              <w:t xml:space="preserve">知道哪些被擋得多</w:t>
-            </w:r>
-          </w:p>
-        </w:tc>
-      </w:tr>
-    </w:tbl>
-    <w:p>
-      <w:pPr>
-        <w:spacing w:after="0"/>
-      </w:pPr>
-      <w:r>
-        <w:rPr>
-          <w:rFonts w:ascii="微軟正黑體" w:cs="微軟正黑體" w:eastAsia="微軟正黑體" w:hAnsi="微軟正黑體"/>
-          <w:color w:val="1B1B1B"/>
-          <w:sz w:val="22"/>
-          <w:szCs w:val="22"/>
-        </w:rPr>
-        <w:t xml:space="preserve"/>
-      </w:r>
-    </w:p>
-    <w:p>
-      <w:pPr>
-        <w:keepNext/>
-        <w:spacing w:after="60" w:before="60"/>
-        <w:jc w:val="center"/>
-      </w:pPr>
-      <w:r>
-        <w:drawing>
-          <wp:inline distT="0" distB="0" distL="0" distR="0">
-            <wp:extent cx="5334000" cy="1990725"/>
             <wp:effectExtent t="0" r="0" b="0" l="0"/>
             <wp:docPr id="1" name="" descr="" title=""/>
             <wp:cNvGraphicFramePr>
@@ -5189,7 +4788,7 @@
                   <pic:spPr bwMode="auto">
                     <a:xfrm>
                       <a:off x="0" y="0"/>
-                      <a:ext cx="5334000" cy="1990725"/>
+                      <a:ext cx="5715000" cy="1990725"/>
                     </a:xfrm>
                     <a:prstGeom prst="rect">
                       <a:avLst/>
@@ -5216,7 +4815,7 @@
           <w:sz w:val="19"/>
           <w:szCs w:val="19"/>
         </w:rPr>
-        <w:t xml:space="preserve">騎士包在車的框裡：左 scene-0103 腳踏車，右 scene-1100 機車（官方標註框）。　資料：nuScenes（Motional），CC BY-NC-SA 4.0</w:t>
+        <w:t xml:space="preserve">偵測框＋投到照片上的光達點（黃）。框裡點最密那 1 公尺取中位數：人 8.9 m（官方 9.0 m）、車 21.4 m（官方 22.0 m）。　資料：nuScenes（Motional），CC BY-NC-SA 4.0</w:t>
       </w:r>
     </w:p>
     <w:p>
@@ -5232,7 +4831,7 @@
           <w:sz w:val="22"/>
           <w:szCs w:val="22"/>
         </w:rPr>
-        <w:t xml:space="preserve">在河內，一台機車載三個人，照 nuScenes 的規則是</w:t>
+        <w:t xml:space="preserve">相機說「這是人」，光達說「多遠」，這就是第七週的相機＋光達搭檔。框是長方形，框的角落也會有背後的路面和建築的點，所以要挑框裡點最密的那一群。自駕車做決定要的是</w:t>
       </w:r>
       <w:r>
         <w:rPr>
@@ -5243,7 +4842,7 @@
           <w:sz w:val="22"/>
           <w:szCs w:val="22"/>
         </w:rPr>
-        <w:t xml:space="preserve">一個框</w:t>
+        <w:t xml:space="preserve">立體框</w:t>
       </w:r>
       <w:r>
         <w:rPr>
@@ -5252,27 +4851,7 @@
           <w:sz w:val="22"/>
           <w:szCs w:val="22"/>
         </w:rPr>
-        <w:t xml:space="preserve">，類別是機車。換一套規則把每個人分開框也可以，重點是</w:t>
-      </w:r>
-      <w:r>
-        <w:rPr>
-          <w:rFonts w:ascii="微軟正黑體" w:cs="微軟正黑體" w:eastAsia="微軟正黑體" w:hAnsi="微軟正黑體"/>
-          <w:b/>
-          <w:bCs/>
-          <w:color w:val="24405C"/>
-          <w:sz w:val="22"/>
-          <w:szCs w:val="22"/>
-        </w:rPr>
-        <w:t xml:space="preserve">整份資料用同一套</w:t>
-      </w:r>
-      <w:r>
-        <w:rPr>
-          <w:rFonts w:ascii="微軟正黑體" w:cs="微軟正黑體" w:eastAsia="微軟正黑體" w:hAnsi="微軟正黑體"/>
-          <w:color w:val="1B1B1B"/>
-          <w:sz w:val="22"/>
-          <w:szCs w:val="22"/>
-        </w:rPr>
-        <w:t xml:space="preserve">。</w:t>
+        <w:t xml:space="preserve">：位置三個數字、大小三個數字、加上朝向，共七個數字（第七週）。</w:t>
       </w:r>
     </w:p>
     <w:p>
@@ -5290,7 +4869,7 @@
           <w:sz w:val="24"/>
           <w:szCs w:val="24"/>
         </w:rPr>
-        <w:t xml:space="preserve">IoU：兩個框有多像</w:t>
+        <w:t xml:space="preserve">從上往下看：鳥瞰圖和佔據網格</w:t>
       </w:r>
     </w:p>
     <w:p>
@@ -5302,7 +4881,7 @@
       <w:r>
         <w:drawing>
           <wp:inline distT="0" distB="0" distL="0" distR="0">
-            <wp:extent cx="5334000" cy="2038350"/>
+            <wp:extent cx="5905500" cy="3333750"/>
             <wp:effectExtent t="0" r="0" b="0" l="0"/>
             <wp:docPr id="1" name="" descr="" title=""/>
             <wp:cNvGraphicFramePr>
@@ -5327,7 +4906,7 @@
                   <pic:spPr bwMode="auto">
                     <a:xfrm>
                       <a:off x="0" y="0"/>
-                      <a:ext cx="5334000" cy="2038350"/>
+                      <a:ext cx="5905500" cy="3333750"/>
                     </a:xfrm>
                     <a:prstGeom prst="rect">
                       <a:avLst/>
@@ -5354,24 +4933,226 @@
           <w:sz w:val="19"/>
           <w:szCs w:val="19"/>
         </w:rPr>
-        <w:t xml:space="preserve">白框＝參考答案，彩色框＝示範的學生框（同一個框往右下平移）。　資料：nuScenes（Motional），CC BY-NC-SA 4.0</w:t>
+        <w:t xml:space="preserve">左：鳥瞰圖，光達點＋官方立體框；右：同一格光達算出的佔據網格（0.5 m 一格）。scene-0103（波士頓）。　資料：nuScenes（Motional），CC BY-NC-SA 4.0</w:t>
       </w:r>
     </w:p>
     <w:p>
       <w:pPr>
-        <w:spacing w:after="150" w:before="130" w:line="320"/>
-        <w:jc w:val="center"/>
-      </w:pPr>
+        <w:pStyle w:val="ListParagraph"/>
+        <w:widowControl/>
+        <w:numPr>
+          <w:ilvl w:val="0"/>
+          <w:numId w:val="3"/>
+        </w:numPr>
+        <w:spacing w:after="80" w:line="320"/>
+      </w:pPr>
+      <w:r>
+        <w:rPr>
+          <w:rFonts w:ascii="微軟正黑體" w:cs="微軟正黑體" w:eastAsia="微軟正黑體" w:hAnsi="微軟正黑體"/>
+          <w:color w:val="1B1B1B"/>
+          <w:sz w:val="22"/>
+          <w:szCs w:val="22"/>
+        </w:rPr>
+        <w:t xml:space="preserve">鳥瞰圖的三個好處：東西</w:t>
+      </w:r>
       <w:r>
         <w:rPr>
           <w:rFonts w:ascii="微軟正黑體" w:cs="微軟正黑體" w:eastAsia="微軟正黑體" w:hAnsi="微軟正黑體"/>
           <w:b/>
           <w:bCs/>
           <w:color w:val="24405C"/>
-          <w:sz w:val="23"/>
-          <w:szCs w:val="23"/>
-        </w:rPr>
-        <w:t xml:space="preserve">IoU ＝ 重疊的面積 ÷ 兩個框合起來的面積　（1 ＝ 完全一樣，0 ＝ 完全沒碰到）</w:t>
+          <w:sz w:val="22"/>
+          <w:szCs w:val="22"/>
+        </w:rPr>
+        <w:t xml:space="preserve">不會互相擋</w:t>
+      </w:r>
+      <w:r>
+        <w:rPr>
+          <w:rFonts w:ascii="微軟正黑體" w:cs="微軟正黑體" w:eastAsia="微軟正黑體" w:hAnsi="微軟正黑體"/>
+          <w:color w:val="1B1B1B"/>
+          <w:sz w:val="22"/>
+          <w:szCs w:val="22"/>
+        </w:rPr>
+        <w:t xml:space="preserve">；</w:t>
+      </w:r>
+      <w:r>
+        <w:rPr>
+          <w:rFonts w:ascii="微軟正黑體" w:cs="微軟正黑體" w:eastAsia="微軟正黑體" w:hAnsi="微軟正黑體"/>
+          <w:b/>
+          <w:bCs/>
+          <w:color w:val="24405C"/>
+          <w:sz w:val="22"/>
+          <w:szCs w:val="22"/>
+        </w:rPr>
+        <w:t xml:space="preserve">距離不會變形</w:t>
+      </w:r>
+      <w:r>
+        <w:rPr>
+          <w:rFonts w:ascii="微軟正黑體" w:cs="微軟正黑體" w:eastAsia="微軟正黑體" w:hAnsi="微軟正黑體"/>
+          <w:color w:val="1B1B1B"/>
+          <w:sz w:val="22"/>
+          <w:szCs w:val="22"/>
+        </w:rPr>
+        <w:t xml:space="preserve">，一公尺就是一公尺；開車本來就是在</w:t>
+      </w:r>
+      <w:r>
+        <w:rPr>
+          <w:rFonts w:ascii="微軟正黑體" w:cs="微軟正黑體" w:eastAsia="微軟正黑體" w:hAnsi="微軟正黑體"/>
+          <w:b/>
+          <w:bCs/>
+          <w:color w:val="24405C"/>
+          <w:sz w:val="22"/>
+          <w:szCs w:val="22"/>
+        </w:rPr>
+        <w:t xml:space="preserve">地面上</w:t>
+      </w:r>
+      <w:r>
+        <w:rPr>
+          <w:rFonts w:ascii="微軟正黑體" w:cs="微軟正黑體" w:eastAsia="微軟正黑體" w:hAnsi="微軟正黑體"/>
+          <w:color w:val="1B1B1B"/>
+          <w:sz w:val="22"/>
+          <w:szCs w:val="22"/>
+        </w:rPr>
+        <w:t xml:space="preserve">做決定。第七週的中期融合，就是大家先畫成同一張鳥瞰圖。</w:t>
+      </w:r>
+    </w:p>
+    <w:p>
+      <w:pPr>
+        <w:pStyle w:val="ListParagraph"/>
+        <w:widowControl/>
+        <w:numPr>
+          <w:ilvl w:val="0"/>
+          <w:numId w:val="3"/>
+        </w:numPr>
+        <w:spacing w:after="80" w:line="320"/>
+      </w:pPr>
+      <w:r>
+        <w:rPr>
+          <w:rFonts w:ascii="微軟正黑體" w:cs="微軟正黑體" w:eastAsia="微軟正黑體" w:hAnsi="微軟正黑體"/>
+          <w:color w:val="1B1B1B"/>
+          <w:sz w:val="22"/>
+          <w:szCs w:val="22"/>
+        </w:rPr>
+        <w:t xml:space="preserve">佔據網格：每一格只問一件事。</w:t>
+      </w:r>
+      <w:r>
+        <w:rPr>
+          <w:rFonts w:ascii="微軟正黑體" w:cs="微軟正黑體" w:eastAsia="微軟正黑體" w:hAnsi="微軟正黑體"/>
+          <w:b/>
+          <w:bCs/>
+          <w:color w:val="24405C"/>
+          <w:sz w:val="22"/>
+          <w:szCs w:val="22"/>
+        </w:rPr>
+        <w:t xml:space="preserve">紅＝有東西</w:t>
+      </w:r>
+      <w:r>
+        <w:rPr>
+          <w:rFonts w:ascii="微軟正黑體" w:cs="微軟正黑體" w:eastAsia="微軟正黑體" w:hAnsi="微軟正黑體"/>
+          <w:color w:val="1B1B1B"/>
+          <w:sz w:val="22"/>
+          <w:szCs w:val="22"/>
+        </w:rPr>
+        <w:t xml:space="preserve">（有高出地面的點）、</w:t>
+      </w:r>
+      <w:r>
+        <w:rPr>
+          <w:rFonts w:ascii="微軟正黑體" w:cs="微軟正黑體" w:eastAsia="微軟正黑體" w:hAnsi="微軟正黑體"/>
+          <w:b/>
+          <w:bCs/>
+          <w:color w:val="24405C"/>
+          <w:sz w:val="22"/>
+          <w:szCs w:val="22"/>
+        </w:rPr>
+        <w:t xml:space="preserve">白＝空的</w:t>
+      </w:r>
+      <w:r>
+        <w:rPr>
+          <w:rFonts w:ascii="微軟正黑體" w:cs="微軟正黑體" w:eastAsia="微軟正黑體" w:hAnsi="微軟正黑體"/>
+          <w:color w:val="1B1B1B"/>
+          <w:sz w:val="22"/>
+          <w:szCs w:val="22"/>
+        </w:rPr>
+        <w:t xml:space="preserve">（雷射穿過沒碰到東西）、</w:t>
+      </w:r>
+      <w:r>
+        <w:rPr>
+          <w:rFonts w:ascii="微軟正黑體" w:cs="微軟正黑體" w:eastAsia="微軟正黑體" w:hAnsi="微軟正黑體"/>
+          <w:b/>
+          <w:bCs/>
+          <w:color w:val="24405C"/>
+          <w:sz w:val="22"/>
+          <w:szCs w:val="22"/>
+        </w:rPr>
+        <w:t xml:space="preserve">灰＝不知道</w:t>
+      </w:r>
+      <w:r>
+        <w:rPr>
+          <w:rFonts w:ascii="微軟正黑體" w:cs="微軟正黑體" w:eastAsia="微軟正黑體" w:hAnsi="微軟正黑體"/>
+          <w:color w:val="1B1B1B"/>
+          <w:sz w:val="22"/>
+          <w:szCs w:val="22"/>
+        </w:rPr>
+        <w:t xml:space="preserve">（被擋住、沒打到）。</w:t>
+      </w:r>
+    </w:p>
+    <w:p>
+      <w:pPr>
+        <w:pStyle w:val="ListParagraph"/>
+        <w:widowControl/>
+        <w:numPr>
+          <w:ilvl w:val="0"/>
+          <w:numId w:val="3"/>
+        </w:numPr>
+        <w:spacing w:after="80" w:line="320"/>
+      </w:pPr>
+      <w:r>
+        <w:rPr>
+          <w:rFonts w:ascii="微軟正黑體" w:cs="微軟正黑體" w:eastAsia="微軟正黑體" w:hAnsi="微軟正黑體"/>
+          <w:color w:val="1B1B1B"/>
+          <w:sz w:val="22"/>
+          <w:szCs w:val="22"/>
+        </w:rPr>
+        <w:t xml:space="preserve">最大的好處：</w:t>
+      </w:r>
+      <w:r>
+        <w:rPr>
+          <w:rFonts w:ascii="微軟正黑體" w:cs="微軟正黑體" w:eastAsia="微軟正黑體" w:hAnsi="微軟正黑體"/>
+          <w:b/>
+          <w:bCs/>
+          <w:color w:val="24405C"/>
+          <w:sz w:val="22"/>
+          <w:szCs w:val="22"/>
+        </w:rPr>
+        <w:t xml:space="preserve">不用知道那是什麼</w:t>
+      </w:r>
+      <w:r>
+        <w:rPr>
+          <w:rFonts w:ascii="微軟正黑體" w:cs="微軟正黑體" w:eastAsia="微軟正黑體" w:hAnsi="微軟正黑體"/>
+          <w:color w:val="1B1B1B"/>
+          <w:sz w:val="22"/>
+          <w:szCs w:val="22"/>
+        </w:rPr>
+        <w:t xml:space="preserve">。掉在路上的貨、沒看過的路障，偵測器認不出來，佔據網格一樣標紅。但要小心：「不知道」不等於「空的」，大卡車後面可能就站著一個人。</w:t>
+      </w:r>
+    </w:p>
+    <w:p>
+      <w:pPr>
+        <w:pStyle w:val="Heading1"/>
+        <w:keepNext/>
+        <w:pageBreakBefore/>
+        <w:spacing w:after="240" w:before="160"/>
+      </w:pPr>
+      <w:r>
+        <w:rPr>
+          <w:rFonts w:ascii="微軟正黑體" w:cs="微軟正黑體" w:eastAsia="微軟正黑體" w:hAnsi="微軟正黑體"/>
+          <w:b/>
+          <w:bCs/>
+          <w:color w:val="24405C"/>
+          <w:sz w:val="30"/>
+          <w:szCs w:val="30"/>
+        </w:rPr>
+        <w:t xml:space="preserve">三、資料標註：幫電腦準備標準答案</w:t>
       </w:r>
     </w:p>
     <w:p>
@@ -5387,7 +5168,7 @@
           <w:sz w:val="22"/>
           <w:szCs w:val="22"/>
         </w:rPr>
-        <w:t xml:space="preserve">像兩張紙疊在桌上：重疊的部分除以兩張合起來蓋住的面積。框只偏一點，IoU 就從 0.9 掉到 0.6。標註練習台用 </w:t>
+        <w:t xml:space="preserve">標註資料就是模型的課本。三種狀況會讓模型學壞：</w:t>
       </w:r>
       <w:r>
         <w:rPr>
@@ -5398,7 +5179,7 @@
           <w:sz w:val="22"/>
           <w:szCs w:val="22"/>
         </w:rPr>
-        <w:t xml:space="preserve">IoU ≥ 0.3、類別也對</w:t>
+        <w:t xml:space="preserve">漏標</w:t>
       </w:r>
       <w:r>
         <w:rPr>
@@ -5407,25 +5188,407 @@
           <w:sz w:val="22"/>
           <w:szCs w:val="22"/>
         </w:rPr>
-        <w:t xml:space="preserve">算「框到」，因為參考答案是從立體框算出來的，跟照片上的邊緣本來就會差一些；正式比賽常用 0.5 或 0.7。</w:t>
-      </w:r>
-    </w:p>
-    <w:p>
-      <w:pPr>
-        <w:pStyle w:val="Heading2"/>
-        <w:keepNext/>
-        <w:spacing w:after="130" w:before="300"/>
-      </w:pPr>
+        <w:t xml:space="preserve">（照片裡有人卻沒框，模型學到「這種樣子不是人」）、</w:t>
+      </w:r>
       <w:r>
         <w:rPr>
           <w:rFonts w:ascii="微軟正黑體" w:cs="微軟正黑體" w:eastAsia="微軟正黑體" w:hAnsi="微軟正黑體"/>
           <w:b/>
           <w:bCs/>
           <w:color w:val="24405C"/>
-          <w:sz w:val="24"/>
-          <w:szCs w:val="24"/>
-        </w:rPr>
-        <w:t xml:space="preserve">上機：標註練習台</w:t>
+          <w:sz w:val="22"/>
+          <w:szCs w:val="22"/>
+        </w:rPr>
+        <w:t xml:space="preserve">標錯類別</w:t>
+      </w:r>
+      <w:r>
+        <w:rPr>
+          <w:rFonts w:ascii="微軟正黑體" w:cs="微軟正黑體" w:eastAsia="微軟正黑體" w:hAnsi="微軟正黑體"/>
+          <w:color w:val="1B1B1B"/>
+          <w:sz w:val="22"/>
+          <w:szCs w:val="22"/>
+        </w:rPr>
+        <w:t xml:space="preserve">（機車標成腳踏車）、</w:t>
+      </w:r>
+      <w:r>
+        <w:rPr>
+          <w:rFonts w:ascii="微軟正黑體" w:cs="微軟正黑體" w:eastAsia="微軟正黑體" w:hAnsi="微軟正黑體"/>
+          <w:b/>
+          <w:bCs/>
+          <w:color w:val="24405C"/>
+          <w:sz w:val="22"/>
+          <w:szCs w:val="22"/>
+        </w:rPr>
+        <w:t xml:space="preserve">每個人標法不一樣</w:t>
+      </w:r>
+      <w:r>
+        <w:rPr>
+          <w:rFonts w:ascii="微軟正黑體" w:cs="微軟正黑體" w:eastAsia="微軟正黑體" w:hAnsi="微軟正黑體"/>
+          <w:color w:val="1B1B1B"/>
+          <w:sz w:val="22"/>
+          <w:szCs w:val="22"/>
+        </w:rPr>
+        <w:t xml:space="preserve">（有人把騎士和機車框在一起，有人分開）。所以正式的標註一定有一份規則，所有人照同一份標，還要抽查。</w:t>
+      </w:r>
+    </w:p>
+    <w:p>
+      <w:pPr>
+        <w:keepNext/>
+        <w:spacing w:after="70" w:before="190"/>
+      </w:pPr>
+      <w:r>
+        <w:rPr>
+          <w:rFonts w:ascii="微軟正黑體" w:cs="微軟正黑體" w:eastAsia="微軟正黑體" w:hAnsi="微軟正黑體"/>
+          <w:b/>
+          <w:bCs/>
+          <w:color w:val="24405C"/>
+          <w:sz w:val="19"/>
+          <w:szCs w:val="19"/>
+        </w:rPr>
+        <w:t xml:space="preserve">表 4　nuScenes 標了多少</w:t>
+      </w:r>
+    </w:p>
+    <w:tbl>
+      <w:tblPr>
+        <w:tblW w:type="dxa" w:w="9360"/>
+        <w:tblBorders>
+          <w:top w:val="single" w:color="8A949C" w:sz="8"/>
+          <w:left w:val="none"/>
+          <w:bottom w:val="single" w:color="8A949C" w:sz="8"/>
+          <w:right w:val="none"/>
+          <w:insideH w:val="single" w:color="BFC7CE" w:sz="2"/>
+          <w:insideV w:val="none"/>
+        </w:tblBorders>
+      </w:tblPr>
+      <w:tblGrid>
+        <w:gridCol w:w="3000"/>
+        <w:gridCol w:w="6360"/>
+      </w:tblGrid>
+      <w:tr>
+        <w:trPr>
+          <w:cantSplit/>
+          <w:tblHeader/>
+        </w:trPr>
+        <w:tc>
+          <w:tcPr>
+            <w:tcW w:type="dxa" w:w="3000"/>
+            <w:shd w:fill="EDF0F3" w:color="auto" w:val="clear"/>
+            <w:tcMar>
+              <w:top w:type="dxa" w:w="60"/>
+              <w:left w:type="dxa" w:w="95"/>
+              <w:bottom w:type="dxa" w:w="60"/>
+              <w:right w:type="dxa" w:w="95"/>
+            </w:tcMar>
+            <w:vAlign w:val="center"/>
+          </w:tcPr>
+          <w:p>
+            <w:pPr>
+              <w:spacing w:after="0" w:line="265"/>
+            </w:pPr>
+            <w:r>
+              <w:rPr>
+                <w:rFonts w:ascii="微軟正黑體" w:cs="微軟正黑體" w:eastAsia="微軟正黑體" w:hAnsi="微軟正黑體"/>
+                <w:b/>
+                <w:bCs/>
+                <w:color w:val="1B1B1B"/>
+                <w:sz w:val="18"/>
+                <w:szCs w:val="18"/>
+              </w:rPr>
+              <w:t xml:space="preserve">項目</w:t>
+            </w:r>
+          </w:p>
+        </w:tc>
+        <w:tc>
+          <w:tcPr>
+            <w:tcW w:type="dxa" w:w="6360"/>
+            <w:shd w:fill="EDF0F3" w:color="auto" w:val="clear"/>
+            <w:tcMar>
+              <w:top w:type="dxa" w:w="60"/>
+              <w:left w:type="dxa" w:w="95"/>
+              <w:bottom w:type="dxa" w:w="60"/>
+              <w:right w:type="dxa" w:w="95"/>
+            </w:tcMar>
+            <w:vAlign w:val="center"/>
+          </w:tcPr>
+          <w:p>
+            <w:pPr>
+              <w:spacing w:after="0" w:line="265"/>
+            </w:pPr>
+            <w:r>
+              <w:rPr>
+                <w:rFonts w:ascii="微軟正黑體" w:cs="微軟正黑體" w:eastAsia="微軟正黑體" w:hAnsi="微軟正黑體"/>
+                <w:b/>
+                <w:bCs/>
+                <w:color w:val="1B1B1B"/>
+                <w:sz w:val="18"/>
+                <w:szCs w:val="18"/>
+              </w:rPr>
+              <w:t xml:space="preserve">數字</w:t>
+            </w:r>
+          </w:p>
+        </w:tc>
+      </w:tr>
+      <w:tr>
+        <w:trPr>
+          <w:cantSplit/>
+          <w:tblHeader w:val="false"/>
+        </w:trPr>
+        <w:tc>
+          <w:tcPr>
+            <w:tcW w:type="dxa" w:w="3000"/>
+            <w:tcMar>
+              <w:top w:type="dxa" w:w="60"/>
+              <w:left w:type="dxa" w:w="95"/>
+              <w:bottom w:type="dxa" w:w="60"/>
+              <w:right w:type="dxa" w:w="95"/>
+            </w:tcMar>
+            <w:vAlign w:val="center"/>
+          </w:tcPr>
+          <w:p>
+            <w:pPr>
+              <w:spacing w:after="0" w:line="265"/>
+            </w:pPr>
+            <w:r>
+              <w:rPr>
+                <w:rFonts w:ascii="微軟正黑體" w:cs="微軟正黑體" w:eastAsia="微軟正黑體" w:hAnsi="微軟正黑體"/>
+                <w:b w:val="false"/>
+                <w:bCs w:val="false"/>
+                <w:color w:val="1B1B1B"/>
+                <w:sz w:val="18"/>
+                <w:szCs w:val="18"/>
+              </w:rPr>
+              <w:t xml:space="preserve">關鍵畫面</w:t>
+            </w:r>
+          </w:p>
+        </w:tc>
+        <w:tc>
+          <w:tcPr>
+            <w:tcW w:type="dxa" w:w="6360"/>
+            <w:tcMar>
+              <w:top w:type="dxa" w:w="60"/>
+              <w:left w:type="dxa" w:w="95"/>
+              <w:bottom w:type="dxa" w:w="60"/>
+              <w:right w:type="dxa" w:w="95"/>
+            </w:tcMar>
+            <w:vAlign w:val="center"/>
+          </w:tcPr>
+          <w:p>
+            <w:pPr>
+              <w:spacing w:after="0" w:line="265"/>
+            </w:pPr>
+            <w:r>
+              <w:rPr>
+                <w:rFonts w:ascii="微軟正黑體" w:cs="微軟正黑體" w:eastAsia="微軟正黑體" w:hAnsi="微軟正黑體"/>
+                <w:b w:val="false"/>
+                <w:bCs w:val="false"/>
+                <w:color w:val="1B1B1B"/>
+                <w:sz w:val="18"/>
+                <w:szCs w:val="18"/>
+              </w:rPr>
+              <w:t xml:space="preserve">4 萬個（1000 段 × 20 秒，每 0.5 秒標一次）</w:t>
+            </w:r>
+          </w:p>
+        </w:tc>
+      </w:tr>
+      <w:tr>
+        <w:trPr>
+          <w:cantSplit/>
+          <w:tblHeader w:val="false"/>
+        </w:trPr>
+        <w:tc>
+          <w:tcPr>
+            <w:tcW w:type="dxa" w:w="3000"/>
+            <w:tcMar>
+              <w:top w:type="dxa" w:w="60"/>
+              <w:left w:type="dxa" w:w="95"/>
+              <w:bottom w:type="dxa" w:w="60"/>
+              <w:right w:type="dxa" w:w="95"/>
+            </w:tcMar>
+            <w:vAlign w:val="center"/>
+          </w:tcPr>
+          <w:p>
+            <w:pPr>
+              <w:spacing w:after="0" w:line="265"/>
+            </w:pPr>
+            <w:r>
+              <w:rPr>
+                <w:rFonts w:ascii="微軟正黑體" w:cs="微軟正黑體" w:eastAsia="微軟正黑體" w:hAnsi="微軟正黑體"/>
+                <w:b w:val="false"/>
+                <w:bCs w:val="false"/>
+                <w:color w:val="1B1B1B"/>
+                <w:sz w:val="18"/>
+                <w:szCs w:val="18"/>
+              </w:rPr>
+              <w:t xml:space="preserve">立體框</w:t>
+            </w:r>
+          </w:p>
+        </w:tc>
+        <w:tc>
+          <w:tcPr>
+            <w:tcW w:type="dxa" w:w="6360"/>
+            <w:tcMar>
+              <w:top w:type="dxa" w:w="60"/>
+              <w:left w:type="dxa" w:w="95"/>
+              <w:bottom w:type="dxa" w:w="60"/>
+              <w:right w:type="dxa" w:w="95"/>
+            </w:tcMar>
+            <w:vAlign w:val="center"/>
+          </w:tcPr>
+          <w:p>
+            <w:pPr>
+              <w:spacing w:after="0" w:line="265"/>
+            </w:pPr>
+            <w:r>
+              <w:rPr>
+                <w:rFonts w:ascii="微軟正黑體" w:cs="微軟正黑體" w:eastAsia="微軟正黑體" w:hAnsi="微軟正黑體"/>
+                <w:b w:val="false"/>
+                <w:bCs w:val="false"/>
+                <w:color w:val="1B1B1B"/>
+                <w:sz w:val="18"/>
+                <w:szCs w:val="18"/>
+              </w:rPr>
+              <w:t xml:space="preserve">140 萬個，人一個一個標</w:t>
+            </w:r>
+          </w:p>
+        </w:tc>
+      </w:tr>
+      <w:tr>
+        <w:trPr>
+          <w:cantSplit/>
+          <w:tblHeader w:val="false"/>
+        </w:trPr>
+        <w:tc>
+          <w:tcPr>
+            <w:tcW w:type="dxa" w:w="3000"/>
+            <w:tcMar>
+              <w:top w:type="dxa" w:w="60"/>
+              <w:left w:type="dxa" w:w="95"/>
+              <w:bottom w:type="dxa" w:w="60"/>
+              <w:right w:type="dxa" w:w="95"/>
+            </w:tcMar>
+            <w:vAlign w:val="center"/>
+          </w:tcPr>
+          <w:p>
+            <w:pPr>
+              <w:spacing w:after="0" w:line="265"/>
+            </w:pPr>
+            <w:r>
+              <w:rPr>
+                <w:rFonts w:ascii="微軟正黑體" w:cs="微軟正黑體" w:eastAsia="微軟正黑體" w:hAnsi="微軟正黑體"/>
+                <w:b w:val="false"/>
+                <w:bCs w:val="false"/>
+                <w:color w:val="1B1B1B"/>
+                <w:sz w:val="18"/>
+                <w:szCs w:val="18"/>
+              </w:rPr>
+              <w:t xml:space="preserve">類別</w:t>
+            </w:r>
+          </w:p>
+        </w:tc>
+        <w:tc>
+          <w:tcPr>
+            <w:tcW w:type="dxa" w:w="6360"/>
+            <w:tcMar>
+              <w:top w:type="dxa" w:w="60"/>
+              <w:left w:type="dxa" w:w="95"/>
+              <w:bottom w:type="dxa" w:w="60"/>
+              <w:right w:type="dxa" w:w="95"/>
+            </w:tcMar>
+            <w:vAlign w:val="center"/>
+          </w:tcPr>
+          <w:p>
+            <w:pPr>
+              <w:spacing w:after="0" w:line="265"/>
+            </w:pPr>
+            <w:r>
+              <w:rPr>
+                <w:rFonts w:ascii="微軟正黑體" w:cs="微軟正黑體" w:eastAsia="微軟正黑體" w:hAnsi="微軟正黑體"/>
+                <w:b w:val="false"/>
+                <w:bCs w:val="false"/>
+                <w:color w:val="1B1B1B"/>
+                <w:sz w:val="18"/>
+                <w:szCs w:val="18"/>
+              </w:rPr>
+              <w:t xml:space="preserve">23 類（大人、小孩、汽車、公車、機車、三角錐……）</w:t>
+            </w:r>
+          </w:p>
+        </w:tc>
+      </w:tr>
+      <w:tr>
+        <w:trPr>
+          <w:cantSplit/>
+          <w:tblHeader w:val="false"/>
+        </w:trPr>
+        <w:tc>
+          <w:tcPr>
+            <w:tcW w:type="dxa" w:w="3000"/>
+            <w:tcMar>
+              <w:top w:type="dxa" w:w="60"/>
+              <w:left w:type="dxa" w:w="95"/>
+              <w:bottom w:type="dxa" w:w="60"/>
+              <w:right w:type="dxa" w:w="95"/>
+            </w:tcMar>
+            <w:vAlign w:val="center"/>
+          </w:tcPr>
+          <w:p>
+            <w:pPr>
+              <w:spacing w:after="0" w:line="265"/>
+            </w:pPr>
+            <w:r>
+              <w:rPr>
+                <w:rFonts w:ascii="微軟正黑體" w:cs="微軟正黑體" w:eastAsia="微軟正黑體" w:hAnsi="微軟正黑體"/>
+                <w:b w:val="false"/>
+                <w:bCs w:val="false"/>
+                <w:color w:val="1B1B1B"/>
+                <w:sz w:val="18"/>
+                <w:szCs w:val="18"/>
+              </w:rPr>
+              <w:t xml:space="preserve">mini 版：汽車 vs 機車</w:t>
+            </w:r>
+          </w:p>
+        </w:tc>
+        <w:tc>
+          <w:tcPr>
+            <w:tcW w:type="dxa" w:w="6360"/>
+            <w:tcMar>
+              <w:top w:type="dxa" w:w="60"/>
+              <w:left w:type="dxa" w:w="95"/>
+              <w:bottom w:type="dxa" w:w="60"/>
+              <w:right w:type="dxa" w:w="95"/>
+            </w:tcMar>
+            <w:vAlign w:val="center"/>
+          </w:tcPr>
+          <w:p>
+            <w:pPr>
+              <w:spacing w:after="0" w:line="265"/>
+            </w:pPr>
+            <w:r>
+              <w:rPr>
+                <w:rFonts w:ascii="微軟正黑體" w:cs="微軟正黑體" w:eastAsia="微軟正黑體" w:hAnsi="微軟正黑體"/>
+                <w:b w:val="false"/>
+                <w:bCs w:val="false"/>
+                <w:color w:val="1B1B1B"/>
+                <w:sz w:val="18"/>
+                <w:szCs w:val="18"/>
+              </w:rPr>
+              <w:t xml:space="preserve">7,619 個框 vs 471 個框：機車少了十六倍</w:t>
+            </w:r>
+          </w:p>
+        </w:tc>
+      </w:tr>
+    </w:tbl>
+    <w:p>
+      <w:pPr>
+        <w:spacing w:after="0"/>
+      </w:pPr>
+      <w:r>
+        <w:rPr>
+          <w:rFonts w:ascii="微軟正黑體" w:cs="微軟正黑體" w:eastAsia="微軟正黑體" w:hAnsi="微軟正黑體"/>
+          <w:color w:val="1B1B1B"/>
+          <w:sz w:val="22"/>
+          <w:szCs w:val="22"/>
+        </w:rPr>
+        <w:t xml:space="preserve"/>
       </w:r>
     </w:p>
     <w:p>
@@ -5437,7 +5600,7 @@
       <w:r>
         <w:drawing>
           <wp:inline distT="0" distB="0" distL="0" distR="0">
-            <wp:extent cx="4762500" cy="3476625"/>
+            <wp:extent cx="4572000" cy="2638425"/>
             <wp:effectExtent t="0" r="0" b="0" l="0"/>
             <wp:docPr id="1" name="" descr="" title=""/>
             <wp:cNvGraphicFramePr>
@@ -5462,6 +5625,1025 @@
                   <pic:spPr bwMode="auto">
                     <a:xfrm>
                       <a:off x="0" y="0"/>
+                      <a:ext cx="4572000" cy="2638425"/>
+                    </a:xfrm>
+                    <a:prstGeom prst="rect">
+                      <a:avLst/>
+                    </a:prstGeom>
+                  </pic:spPr>
+                </pic:pic>
+              </a:graphicData>
+            </a:graphic>
+          </wp:inline>
+        </w:drawing>
+      </w:r>
+    </w:p>
+    <w:p>
+      <w:pPr>
+        <w:keepNext w:val="false"/>
+        <w:spacing w:after="70" w:before="190"/>
+      </w:pPr>
+      <w:r>
+        <w:rPr>
+          <w:rFonts w:ascii="微軟正黑體" w:cs="微軟正黑體" w:eastAsia="微軟正黑體" w:hAnsi="微軟正黑體"/>
+          <w:b/>
+          <w:bCs/>
+          <w:color w:val="24405C"/>
+          <w:sz w:val="19"/>
+          <w:szCs w:val="19"/>
+        </w:rPr>
+        <w:t xml:space="preserve">nuScenes mini 各類別的框數（第七週）。波士頓、新加坡的路上機車少，這本課本機車教得很少。　資料：nuScenes（Motional），CC BY-NC-SA 4.0</w:t>
+      </w:r>
+    </w:p>
+    <w:p>
+      <w:pPr>
+        <w:keepNext/>
+        <w:spacing w:after="70" w:before="190"/>
+      </w:pPr>
+      <w:r>
+        <w:rPr>
+          <w:rFonts w:ascii="微軟正黑體" w:cs="微軟正黑體" w:eastAsia="微軟正黑體" w:hAnsi="微軟正黑體"/>
+          <w:b/>
+          <w:bCs/>
+          <w:color w:val="24405C"/>
+          <w:sz w:val="19"/>
+          <w:szCs w:val="19"/>
+        </w:rPr>
+        <w:t xml:space="preserve">表 5　nuScenes 官方標註規則（節錄，原文取自 nuscenes-devkit 的 instructions_nuscenes.md）</w:t>
+      </w:r>
+    </w:p>
+    <w:tbl>
+      <w:tblPr>
+        <w:tblW w:type="dxa" w:w="9360"/>
+        <w:tblBorders>
+          <w:top w:val="single" w:color="8A949C" w:sz="8"/>
+          <w:left w:val="none"/>
+          <w:bottom w:val="single" w:color="8A949C" w:sz="8"/>
+          <w:right w:val="none"/>
+          <w:insideH w:val="single" w:color="BFC7CE" w:sz="2"/>
+          <w:insideV w:val="none"/>
+        </w:tblBorders>
+      </w:tblPr>
+      <w:tblGrid>
+        <w:gridCol w:w="2900"/>
+        <w:gridCol w:w="3600"/>
+        <w:gridCol w:w="2860"/>
+      </w:tblGrid>
+      <w:tr>
+        <w:trPr>
+          <w:cantSplit/>
+          <w:tblHeader/>
+        </w:trPr>
+        <w:tc>
+          <w:tcPr>
+            <w:tcW w:type="dxa" w:w="2900"/>
+            <w:shd w:fill="EDF0F3" w:color="auto" w:val="clear"/>
+            <w:tcMar>
+              <w:top w:type="dxa" w:w="60"/>
+              <w:left w:type="dxa" w:w="95"/>
+              <w:bottom w:type="dxa" w:w="60"/>
+              <w:right w:type="dxa" w:w="95"/>
+            </w:tcMar>
+            <w:vAlign w:val="center"/>
+          </w:tcPr>
+          <w:p>
+            <w:pPr>
+              <w:spacing w:after="0" w:line="265"/>
+            </w:pPr>
+            <w:r>
+              <w:rPr>
+                <w:rFonts w:ascii="微軟正黑體" w:cs="微軟正黑體" w:eastAsia="微軟正黑體" w:hAnsi="微軟正黑體"/>
+                <w:b/>
+                <w:bCs/>
+                <w:color w:val="1B1B1B"/>
+                <w:sz w:val="18"/>
+                <w:szCs w:val="18"/>
+              </w:rPr>
+              <w:t xml:space="preserve">規則</w:t>
+            </w:r>
+          </w:p>
+        </w:tc>
+        <w:tc>
+          <w:tcPr>
+            <w:tcW w:type="dxa" w:w="3600"/>
+            <w:shd w:fill="EDF0F3" w:color="auto" w:val="clear"/>
+            <w:tcMar>
+              <w:top w:type="dxa" w:w="60"/>
+              <w:left w:type="dxa" w:w="95"/>
+              <w:bottom w:type="dxa" w:w="60"/>
+              <w:right w:type="dxa" w:w="95"/>
+            </w:tcMar>
+            <w:vAlign w:val="center"/>
+          </w:tcPr>
+          <w:p>
+            <w:pPr>
+              <w:spacing w:after="0" w:line="265"/>
+            </w:pPr>
+            <w:r>
+              <w:rPr>
+                <w:rFonts w:ascii="微軟正黑體" w:cs="微軟正黑體" w:eastAsia="微軟正黑體" w:hAnsi="微軟正黑體"/>
+                <w:b/>
+                <w:bCs/>
+                <w:color w:val="1B1B1B"/>
+                <w:sz w:val="18"/>
+                <w:szCs w:val="18"/>
+              </w:rPr>
+              <w:t xml:space="preserve">原文</w:t>
+            </w:r>
+          </w:p>
+        </w:tc>
+        <w:tc>
+          <w:tcPr>
+            <w:tcW w:type="dxa" w:w="2860"/>
+            <w:shd w:fill="EDF0F3" w:color="auto" w:val="clear"/>
+            <w:tcMar>
+              <w:top w:type="dxa" w:w="60"/>
+              <w:left w:type="dxa" w:w="95"/>
+              <w:bottom w:type="dxa" w:w="60"/>
+              <w:right w:type="dxa" w:w="95"/>
+            </w:tcMar>
+            <w:vAlign w:val="center"/>
+          </w:tcPr>
+          <w:p>
+            <w:pPr>
+              <w:spacing w:after="0" w:line="265"/>
+            </w:pPr>
+            <w:r>
+              <w:rPr>
+                <w:rFonts w:ascii="微軟正黑體" w:cs="微軟正黑體" w:eastAsia="微軟正黑體" w:hAnsi="微軟正黑體"/>
+                <w:b/>
+                <w:bCs/>
+                <w:color w:val="1B1B1B"/>
+                <w:sz w:val="18"/>
+                <w:szCs w:val="18"/>
+              </w:rPr>
+              <w:t xml:space="preserve">為什麼</w:t>
+            </w:r>
+          </w:p>
+        </w:tc>
+      </w:tr>
+      <w:tr>
+        <w:trPr>
+          <w:cantSplit/>
+          <w:tblHeader w:val="false"/>
+        </w:trPr>
+        <w:tc>
+          <w:tcPr>
+            <w:tcW w:type="dxa" w:w="2900"/>
+            <w:tcMar>
+              <w:top w:type="dxa" w:w="60"/>
+              <w:left w:type="dxa" w:w="95"/>
+              <w:bottom w:type="dxa" w:w="60"/>
+              <w:right w:type="dxa" w:w="95"/>
+            </w:tcMar>
+            <w:vAlign w:val="center"/>
+          </w:tcPr>
+          <w:p>
+            <w:pPr>
+              <w:spacing w:after="0" w:line="265"/>
+            </w:pPr>
+            <w:r>
+              <w:rPr>
+                <w:rFonts w:ascii="微軟正黑體" w:cs="微軟正黑體" w:eastAsia="微軟正黑體" w:hAnsi="微軟正黑體"/>
+                <w:b w:val="false"/>
+                <w:bCs w:val="false"/>
+                <w:color w:val="1B1B1B"/>
+                <w:sz w:val="18"/>
+                <w:szCs w:val="18"/>
+              </w:rPr>
+              <w:t xml:space="preserve">有 1 個光達或雷達點就要標</w:t>
+            </w:r>
+          </w:p>
+        </w:tc>
+        <w:tc>
+          <w:tcPr>
+            <w:tcW w:type="dxa" w:w="3600"/>
+            <w:tcMar>
+              <w:top w:type="dxa" w:w="60"/>
+              <w:left w:type="dxa" w:w="95"/>
+              <w:bottom w:type="dxa" w:w="60"/>
+              <w:right w:type="dxa" w:w="95"/>
+            </w:tcMar>
+            <w:vAlign w:val="center"/>
+          </w:tcPr>
+          <w:p>
+            <w:pPr>
+              <w:spacing w:after="0" w:line="265"/>
+            </w:pPr>
+            <w:r>
+              <w:rPr>
+                <w:rFonts w:ascii="微軟正黑體" w:cs="微軟正黑體" w:eastAsia="微軟正黑體" w:hAnsi="微軟正黑體"/>
+                <w:b w:val="false"/>
+                <w:bCs w:val="false"/>
+                <w:color w:val="1B1B1B"/>
+                <w:sz w:val="18"/>
+                <w:szCs w:val="18"/>
+              </w:rPr>
+              <w:t xml:space="preserve">Label any target object containing at least 1 LIDAR or RADAR point</w:t>
+            </w:r>
+          </w:p>
+        </w:tc>
+        <w:tc>
+          <w:tcPr>
+            <w:tcW w:type="dxa" w:w="2860"/>
+            <w:tcMar>
+              <w:top w:type="dxa" w:w="60"/>
+              <w:left w:type="dxa" w:w="95"/>
+              <w:bottom w:type="dxa" w:w="60"/>
+              <w:right w:type="dxa" w:w="95"/>
+            </w:tcMar>
+            <w:vAlign w:val="center"/>
+          </w:tcPr>
+          <w:p>
+            <w:pPr>
+              <w:spacing w:after="0" w:line="265"/>
+            </w:pPr>
+            <w:r>
+              <w:rPr>
+                <w:rFonts w:ascii="微軟正黑體" w:cs="微軟正黑體" w:eastAsia="微軟正黑體" w:hAnsi="微軟正黑體"/>
+                <w:b w:val="false"/>
+                <w:bCs w:val="false"/>
+                <w:color w:val="1B1B1B"/>
+                <w:sz w:val="18"/>
+                <w:szCs w:val="18"/>
+              </w:rPr>
+              <w:t xml:space="preserve">感測器看得到，模型就該學</w:t>
+            </w:r>
+          </w:p>
+        </w:tc>
+      </w:tr>
+      <w:tr>
+        <w:trPr>
+          <w:cantSplit/>
+          <w:tblHeader w:val="false"/>
+        </w:trPr>
+        <w:tc>
+          <w:tcPr>
+            <w:tcW w:type="dxa" w:w="2900"/>
+            <w:tcMar>
+              <w:top w:type="dxa" w:w="60"/>
+              <w:left w:type="dxa" w:w="95"/>
+              <w:bottom w:type="dxa" w:w="60"/>
+              <w:right w:type="dxa" w:w="95"/>
+            </w:tcMar>
+            <w:vAlign w:val="center"/>
+          </w:tcPr>
+          <w:p>
+            <w:pPr>
+              <w:spacing w:after="0" w:line="265"/>
+            </w:pPr>
+            <w:r>
+              <w:rPr>
+                <w:rFonts w:ascii="微軟正黑體" w:cs="微軟正黑體" w:eastAsia="微軟正黑體" w:hAnsi="微軟正黑體"/>
+                <w:b w:val="false"/>
+                <w:bCs w:val="false"/>
+                <w:color w:val="1B1B1B"/>
+                <w:sz w:val="18"/>
+                <w:szCs w:val="18"/>
+              </w:rPr>
+              <w:t xml:space="preserve">框要很貼</w:t>
+            </w:r>
+          </w:p>
+        </w:tc>
+        <w:tc>
+          <w:tcPr>
+            <w:tcW w:type="dxa" w:w="3600"/>
+            <w:tcMar>
+              <w:top w:type="dxa" w:w="60"/>
+              <w:left w:type="dxa" w:w="95"/>
+              <w:bottom w:type="dxa" w:w="60"/>
+              <w:right w:type="dxa" w:w="95"/>
+            </w:tcMar>
+            <w:vAlign w:val="center"/>
+          </w:tcPr>
+          <w:p>
+            <w:pPr>
+              <w:spacing w:after="0" w:line="265"/>
+            </w:pPr>
+            <w:r>
+              <w:rPr>
+                <w:rFonts w:ascii="微軟正黑體" w:cs="微軟正黑體" w:eastAsia="微軟正黑體" w:hAnsi="微軟正黑體"/>
+                <w:b w:val="false"/>
+                <w:bCs w:val="false"/>
+                <w:color w:val="1B1B1B"/>
+                <w:sz w:val="18"/>
+                <w:szCs w:val="18"/>
+              </w:rPr>
+              <w:t xml:space="preserve">Cuboids must be very tight.</w:t>
+            </w:r>
+          </w:p>
+        </w:tc>
+        <w:tc>
+          <w:tcPr>
+            <w:tcW w:type="dxa" w:w="2860"/>
+            <w:tcMar>
+              <w:top w:type="dxa" w:w="60"/>
+              <w:left w:type="dxa" w:w="95"/>
+              <w:bottom w:type="dxa" w:w="60"/>
+              <w:right w:type="dxa" w:w="95"/>
+            </w:tcMar>
+            <w:vAlign w:val="center"/>
+          </w:tcPr>
+          <w:p>
+            <w:pPr>
+              <w:spacing w:after="0" w:line="265"/>
+            </w:pPr>
+            <w:r>
+              <w:rPr>
+                <w:rFonts w:ascii="微軟正黑體" w:cs="微軟正黑體" w:eastAsia="微軟正黑體" w:hAnsi="微軟正黑體"/>
+                <w:b w:val="false"/>
+                <w:bCs w:val="false"/>
+                <w:color w:val="1B1B1B"/>
+                <w:sz w:val="18"/>
+                <w:szCs w:val="18"/>
+              </w:rPr>
+              <w:t xml:space="preserve">框太鬆，位置、距離都不準</w:t>
+            </w:r>
+          </w:p>
+        </w:tc>
+      </w:tr>
+      <w:tr>
+        <w:trPr>
+          <w:cantSplit/>
+          <w:tblHeader w:val="false"/>
+        </w:trPr>
+        <w:tc>
+          <w:tcPr>
+            <w:tcW w:type="dxa" w:w="2900"/>
+            <w:tcMar>
+              <w:top w:type="dxa" w:w="60"/>
+              <w:left w:type="dxa" w:w="95"/>
+              <w:bottom w:type="dxa" w:w="60"/>
+              <w:right w:type="dxa" w:w="95"/>
+            </w:tcMar>
+            <w:vAlign w:val="center"/>
+          </w:tcPr>
+          <w:p>
+            <w:pPr>
+              <w:spacing w:after="0" w:line="265"/>
+            </w:pPr>
+            <w:r>
+              <w:rPr>
+                <w:rFonts w:ascii="微軟正黑體" w:cs="微軟正黑體" w:eastAsia="微軟正黑體" w:hAnsi="微軟正黑體"/>
+                <w:b w:val="false"/>
+                <w:bCs w:val="false"/>
+                <w:color w:val="1B1B1B"/>
+                <w:sz w:val="18"/>
+                <w:szCs w:val="18"/>
+              </w:rPr>
+              <w:t xml:space="preserve">手腳要包進去</w:t>
+            </w:r>
+          </w:p>
+        </w:tc>
+        <w:tc>
+          <w:tcPr>
+            <w:tcW w:type="dxa" w:w="3600"/>
+            <w:tcMar>
+              <w:top w:type="dxa" w:w="60"/>
+              <w:left w:type="dxa" w:w="95"/>
+              <w:bottom w:type="dxa" w:w="60"/>
+              <w:right w:type="dxa" w:w="95"/>
+            </w:tcMar>
+            <w:vAlign w:val="center"/>
+          </w:tcPr>
+          <w:p>
+            <w:pPr>
+              <w:spacing w:after="0" w:line="265"/>
+            </w:pPr>
+            <w:r>
+              <w:rPr>
+                <w:rFonts w:ascii="微軟正黑體" w:cs="微軟正黑體" w:eastAsia="微軟正黑體" w:hAnsi="微軟正黑體"/>
+                <w:b w:val="false"/>
+                <w:bCs w:val="false"/>
+                <w:color w:val="1B1B1B"/>
+                <w:sz w:val="18"/>
+                <w:szCs w:val="18"/>
+              </w:rPr>
+              <w:t xml:space="preserve">…should include the extremities.</w:t>
+            </w:r>
+          </w:p>
+        </w:tc>
+        <w:tc>
+          <w:tcPr>
+            <w:tcW w:type="dxa" w:w="2860"/>
+            <w:tcMar>
+              <w:top w:type="dxa" w:w="60"/>
+              <w:left w:type="dxa" w:w="95"/>
+              <w:bottom w:type="dxa" w:w="60"/>
+              <w:right w:type="dxa" w:w="95"/>
+            </w:tcMar>
+            <w:vAlign w:val="center"/>
+          </w:tcPr>
+          <w:p>
+            <w:pPr>
+              <w:spacing w:after="0" w:line="265"/>
+            </w:pPr>
+            <w:r>
+              <w:rPr>
+                <w:rFonts w:ascii="微軟正黑體" w:cs="微軟正黑體" w:eastAsia="微軟正黑體" w:hAnsi="微軟正黑體"/>
+                <w:b w:val="false"/>
+                <w:bCs w:val="false"/>
+                <w:color w:val="1B1B1B"/>
+                <w:sz w:val="18"/>
+                <w:szCs w:val="18"/>
+              </w:rPr>
+              <w:t xml:space="preserve">伸出去的手也會被撞到</w:t>
+            </w:r>
+          </w:p>
+        </w:tc>
+      </w:tr>
+      <w:tr>
+        <w:trPr>
+          <w:cantSplit/>
+          <w:tblHeader w:val="false"/>
+        </w:trPr>
+        <w:tc>
+          <w:tcPr>
+            <w:tcW w:type="dxa" w:w="2900"/>
+            <w:tcMar>
+              <w:top w:type="dxa" w:w="60"/>
+              <w:left w:type="dxa" w:w="95"/>
+              <w:bottom w:type="dxa" w:w="60"/>
+              <w:right w:type="dxa" w:w="95"/>
+            </w:tcMar>
+            <w:vAlign w:val="center"/>
+          </w:tcPr>
+          <w:p>
+            <w:pPr>
+              <w:spacing w:after="0" w:line="265"/>
+            </w:pPr>
+            <w:r>
+              <w:rPr>
+                <w:rFonts w:ascii="微軟正黑體" w:cs="微軟正黑體" w:eastAsia="微軟正黑體" w:hAnsi="微軟正黑體"/>
+                <w:b w:val="false"/>
+                <w:bCs w:val="false"/>
+                <w:color w:val="1B1B1B"/>
+                <w:sz w:val="18"/>
+                <w:szCs w:val="18"/>
+              </w:rPr>
+              <w:t xml:space="preserve">有人騎：騎士和車同一個框</w:t>
+            </w:r>
+          </w:p>
+        </w:tc>
+        <w:tc>
+          <w:tcPr>
+            <w:tcW w:type="dxa" w:w="3600"/>
+            <w:tcMar>
+              <w:top w:type="dxa" w:w="60"/>
+              <w:left w:type="dxa" w:w="95"/>
+              <w:bottom w:type="dxa" w:w="60"/>
+              <w:right w:type="dxa" w:w="95"/>
+            </w:tcMar>
+            <w:vAlign w:val="center"/>
+          </w:tcPr>
+          <w:p>
+            <w:pPr>
+              <w:spacing w:after="0" w:line="265"/>
+            </w:pPr>
+            <w:r>
+              <w:rPr>
+                <w:rFonts w:ascii="微軟正黑體" w:cs="微軟正黑體" w:eastAsia="微軟正黑體" w:hAnsi="微軟正黑體"/>
+                <w:b w:val="false"/>
+                <w:bCs w:val="false"/>
+                <w:color w:val="1B1B1B"/>
+                <w:sz w:val="18"/>
+                <w:szCs w:val="18"/>
+              </w:rPr>
+              <w:t xml:space="preserve">If there is a rider, include the rider in the box.</w:t>
+            </w:r>
+          </w:p>
+        </w:tc>
+        <w:tc>
+          <w:tcPr>
+            <w:tcW w:type="dxa" w:w="2860"/>
+            <w:tcMar>
+              <w:top w:type="dxa" w:w="60"/>
+              <w:left w:type="dxa" w:w="95"/>
+              <w:bottom w:type="dxa" w:w="60"/>
+              <w:right w:type="dxa" w:w="95"/>
+            </w:tcMar>
+            <w:vAlign w:val="center"/>
+          </w:tcPr>
+          <w:p>
+            <w:pPr>
+              <w:spacing w:after="0" w:line="265"/>
+            </w:pPr>
+            <w:r>
+              <w:rPr>
+                <w:rFonts w:ascii="微軟正黑體" w:cs="微軟正黑體" w:eastAsia="微軟正黑體" w:hAnsi="微軟正黑體"/>
+                <w:b w:val="false"/>
+                <w:bCs w:val="false"/>
+                <w:color w:val="1B1B1B"/>
+                <w:sz w:val="18"/>
+                <w:szCs w:val="18"/>
+              </w:rPr>
+              <w:t xml:space="preserve">人和車一起動</w:t>
+            </w:r>
+          </w:p>
+        </w:tc>
+      </w:tr>
+      <w:tr>
+        <w:trPr>
+          <w:cantSplit/>
+          <w:tblHeader w:val="false"/>
+        </w:trPr>
+        <w:tc>
+          <w:tcPr>
+            <w:tcW w:type="dxa" w:w="2900"/>
+            <w:tcMar>
+              <w:top w:type="dxa" w:w="60"/>
+              <w:left w:type="dxa" w:w="95"/>
+              <w:bottom w:type="dxa" w:w="60"/>
+              <w:right w:type="dxa" w:w="95"/>
+            </w:tcMar>
+            <w:vAlign w:val="center"/>
+          </w:tcPr>
+          <w:p>
+            <w:pPr>
+              <w:spacing w:after="0" w:line="265"/>
+            </w:pPr>
+            <w:r>
+              <w:rPr>
+                <w:rFonts w:ascii="微軟正黑體" w:cs="微軟正黑體" w:eastAsia="微軟正黑體" w:hAnsi="微軟正黑體"/>
+                <w:b w:val="false"/>
+                <w:bCs w:val="false"/>
+                <w:color w:val="1B1B1B"/>
+                <w:sz w:val="18"/>
+                <w:szCs w:val="18"/>
+              </w:rPr>
+              <w:t xml:space="preserve">旁邊站的人：另外框</w:t>
+            </w:r>
+          </w:p>
+        </w:tc>
+        <w:tc>
+          <w:tcPr>
+            <w:tcW w:type="dxa" w:w="3600"/>
+            <w:tcMar>
+              <w:top w:type="dxa" w:w="60"/>
+              <w:left w:type="dxa" w:w="95"/>
+              <w:bottom w:type="dxa" w:w="60"/>
+              <w:right w:type="dxa" w:w="95"/>
+            </w:tcMar>
+            <w:vAlign w:val="center"/>
+          </w:tcPr>
+          <w:p>
+            <w:pPr>
+              <w:spacing w:after="0" w:line="265"/>
+            </w:pPr>
+            <w:r>
+              <w:rPr>
+                <w:rFonts w:ascii="微軟正黑體" w:cs="微軟正黑體" w:eastAsia="微軟正黑體" w:hAnsi="微軟正黑體"/>
+                <w:b w:val="false"/>
+                <w:bCs w:val="false"/>
+                <w:color w:val="1B1B1B"/>
+                <w:sz w:val="18"/>
+                <w:szCs w:val="18"/>
+              </w:rPr>
+              <w:t xml:space="preserve">…standing next to the motorcycle, do NOT include…</w:t>
+            </w:r>
+          </w:p>
+        </w:tc>
+        <w:tc>
+          <w:tcPr>
+            <w:tcW w:type="dxa" w:w="2860"/>
+            <w:tcMar>
+              <w:top w:type="dxa" w:w="60"/>
+              <w:left w:type="dxa" w:w="95"/>
+              <w:bottom w:type="dxa" w:w="60"/>
+              <w:right w:type="dxa" w:w="95"/>
+            </w:tcMar>
+            <w:vAlign w:val="center"/>
+          </w:tcPr>
+          <w:p>
+            <w:pPr>
+              <w:spacing w:after="0" w:line="265"/>
+            </w:pPr>
+            <w:r>
+              <w:rPr>
+                <w:rFonts w:ascii="微軟正黑體" w:cs="微軟正黑體" w:eastAsia="微軟正黑體" w:hAnsi="微軟正黑體"/>
+                <w:b w:val="false"/>
+                <w:bCs w:val="false"/>
+                <w:color w:val="1B1B1B"/>
+                <w:sz w:val="18"/>
+                <w:szCs w:val="18"/>
+              </w:rPr>
+              <w:t xml:space="preserve">那個人可能自己走開</w:t>
+            </w:r>
+          </w:p>
+        </w:tc>
+      </w:tr>
+      <w:tr>
+        <w:trPr>
+          <w:cantSplit/>
+          <w:tblHeader w:val="false"/>
+        </w:trPr>
+        <w:tc>
+          <w:tcPr>
+            <w:tcW w:type="dxa" w:w="2900"/>
+            <w:tcMar>
+              <w:top w:type="dxa" w:w="60"/>
+              <w:left w:type="dxa" w:w="95"/>
+              <w:bottom w:type="dxa" w:w="60"/>
+              <w:right w:type="dxa" w:w="95"/>
+            </w:tcMar>
+            <w:vAlign w:val="center"/>
+          </w:tcPr>
+          <w:p>
+            <w:pPr>
+              <w:spacing w:after="0" w:line="265"/>
+            </w:pPr>
+            <w:r>
+              <w:rPr>
+                <w:rFonts w:ascii="微軟正黑體" w:cs="微軟正黑體" w:eastAsia="微軟正黑體" w:hAnsi="微軟正黑體"/>
+                <w:b w:val="false"/>
+                <w:bCs w:val="false"/>
+                <w:color w:val="1B1B1B"/>
+                <w:sz w:val="18"/>
+                <w:szCs w:val="18"/>
+              </w:rPr>
+              <w:t xml:space="preserve">可見度分四級</w:t>
+            </w:r>
+          </w:p>
+        </w:tc>
+        <w:tc>
+          <w:tcPr>
+            <w:tcW w:type="dxa" w:w="3600"/>
+            <w:tcMar>
+              <w:top w:type="dxa" w:w="60"/>
+              <w:left w:type="dxa" w:w="95"/>
+              <w:bottom w:type="dxa" w:w="60"/>
+              <w:right w:type="dxa" w:w="95"/>
+            </w:tcMar>
+            <w:vAlign w:val="center"/>
+          </w:tcPr>
+          <w:p>
+            <w:pPr>
+              <w:spacing w:after="0" w:line="265"/>
+            </w:pPr>
+            <w:r>
+              <w:rPr>
+                <w:rFonts w:ascii="微軟正黑體" w:cs="微軟正黑體" w:eastAsia="微軟正黑體" w:hAnsi="微軟正黑體"/>
+                <w:b w:val="false"/>
+                <w:bCs w:val="false"/>
+                <w:color w:val="1B1B1B"/>
+                <w:sz w:val="18"/>
+                <w:szCs w:val="18"/>
+              </w:rPr>
+              <w:t xml:space="preserve">0–40%, 41–60%, 61–80%, 81–100%</w:t>
+            </w:r>
+          </w:p>
+        </w:tc>
+        <w:tc>
+          <w:tcPr>
+            <w:tcW w:type="dxa" w:w="2860"/>
+            <w:tcMar>
+              <w:top w:type="dxa" w:w="60"/>
+              <w:left w:type="dxa" w:w="95"/>
+              <w:bottom w:type="dxa" w:w="60"/>
+              <w:right w:type="dxa" w:w="95"/>
+            </w:tcMar>
+            <w:vAlign w:val="center"/>
+          </w:tcPr>
+          <w:p>
+            <w:pPr>
+              <w:spacing w:after="0" w:line="265"/>
+            </w:pPr>
+            <w:r>
+              <w:rPr>
+                <w:rFonts w:ascii="微軟正黑體" w:cs="微軟正黑體" w:eastAsia="微軟正黑體" w:hAnsi="微軟正黑體"/>
+                <w:b w:val="false"/>
+                <w:bCs w:val="false"/>
+                <w:color w:val="1B1B1B"/>
+                <w:sz w:val="18"/>
+                <w:szCs w:val="18"/>
+              </w:rPr>
+              <w:t xml:space="preserve">知道哪些被擋得多</w:t>
+            </w:r>
+          </w:p>
+        </w:tc>
+      </w:tr>
+    </w:tbl>
+    <w:p>
+      <w:pPr>
+        <w:spacing w:after="0"/>
+      </w:pPr>
+      <w:r>
+        <w:rPr>
+          <w:rFonts w:ascii="微軟正黑體" w:cs="微軟正黑體" w:eastAsia="微軟正黑體" w:hAnsi="微軟正黑體"/>
+          <w:color w:val="1B1B1B"/>
+          <w:sz w:val="22"/>
+          <w:szCs w:val="22"/>
+        </w:rPr>
+        <w:t xml:space="preserve"/>
+      </w:r>
+    </w:p>
+    <w:p>
+      <w:pPr>
+        <w:keepNext/>
+        <w:spacing w:after="60" w:before="60"/>
+        <w:jc w:val="center"/>
+      </w:pPr>
+      <w:r>
+        <w:drawing>
+          <wp:inline distT="0" distB="0" distL="0" distR="0">
+            <wp:extent cx="5334000" cy="1990725"/>
+            <wp:effectExtent t="0" r="0" b="0" l="0"/>
+            <wp:docPr id="1" name="" descr="" title=""/>
+            <wp:cNvGraphicFramePr>
+              <a:graphicFrameLocks xmlns:a="http://schemas.openxmlformats.org/drawingml/2006/main" noChangeAspect="1"/>
+            </wp:cNvGraphicFramePr>
+            <a:graphic xmlns:a="http://schemas.openxmlformats.org/drawingml/2006/main">
+              <a:graphicData uri="http://schemas.openxmlformats.org/drawingml/2006/picture">
+                <pic:pic xmlns:pic="http://schemas.openxmlformats.org/drawingml/2006/picture">
+                  <pic:nvPicPr>
+                    <pic:cNvPr id="0" name="" descr=""/>
+                    <pic:cNvPicPr>
+                      <a:picLocks noChangeAspect="1" noChangeArrowheads="1"/>
+                    </pic:cNvPicPr>
+                  </pic:nvPicPr>
+                  <pic:blipFill>
+                    <a:blip r:embed="rId23" cstate="none"/>
+                    <a:srcRect/>
+                    <a:stretch>
+                      <a:fillRect/>
+                    </a:stretch>
+                  </pic:blipFill>
+                  <pic:spPr bwMode="auto">
+                    <a:xfrm>
+                      <a:off x="0" y="0"/>
+                      <a:ext cx="5334000" cy="1990725"/>
+                    </a:xfrm>
+                    <a:prstGeom prst="rect">
+                      <a:avLst/>
+                    </a:prstGeom>
+                  </pic:spPr>
+                </pic:pic>
+              </a:graphicData>
+            </a:graphic>
+          </wp:inline>
+        </w:drawing>
+      </w:r>
+    </w:p>
+    <w:p>
+      <w:pPr>
+        <w:keepNext w:val="false"/>
+        <w:spacing w:after="70" w:before="190"/>
+      </w:pPr>
+      <w:r>
+        <w:rPr>
+          <w:rFonts w:ascii="微軟正黑體" w:cs="微軟正黑體" w:eastAsia="微軟正黑體" w:hAnsi="微軟正黑體"/>
+          <w:b/>
+          <w:bCs/>
+          <w:color w:val="24405C"/>
+          <w:sz w:val="19"/>
+          <w:szCs w:val="19"/>
+        </w:rPr>
+        <w:t xml:space="preserve">騎士包在車的框裡：左 scene-0103 腳踏車，右 scene-1100 機車（官方標註框）。　資料：nuScenes（Motional），CC BY-NC-SA 4.0</w:t>
+      </w:r>
+    </w:p>
+    <w:p>
+      <w:pPr>
+        <w:widowControl/>
+        <w:spacing w:after="100" w:before="0" w:line="312"/>
+        <w:ind w:left="0" w:firstLine="0"/>
+      </w:pPr>
+      <w:r>
+        <w:rPr>
+          <w:rFonts w:ascii="微軟正黑體" w:cs="微軟正黑體" w:eastAsia="微軟正黑體" w:hAnsi="微軟正黑體"/>
+          <w:color w:val="1B1B1B"/>
+          <w:sz w:val="22"/>
+          <w:szCs w:val="22"/>
+        </w:rPr>
+        <w:t xml:space="preserve">在河內，一台機車載三個人，照 nuScenes 的規則是</w:t>
+      </w:r>
+      <w:r>
+        <w:rPr>
+          <w:rFonts w:ascii="微軟正黑體" w:cs="微軟正黑體" w:eastAsia="微軟正黑體" w:hAnsi="微軟正黑體"/>
+          <w:b/>
+          <w:bCs/>
+          <w:color w:val="24405C"/>
+          <w:sz w:val="22"/>
+          <w:szCs w:val="22"/>
+        </w:rPr>
+        <w:t xml:space="preserve">一個框</w:t>
+      </w:r>
+      <w:r>
+        <w:rPr>
+          <w:rFonts w:ascii="微軟正黑體" w:cs="微軟正黑體" w:eastAsia="微軟正黑體" w:hAnsi="微軟正黑體"/>
+          <w:color w:val="1B1B1B"/>
+          <w:sz w:val="22"/>
+          <w:szCs w:val="22"/>
+        </w:rPr>
+        <w:t xml:space="preserve">，類別是機車。換一套規則把每個人分開框也可以，重點是</w:t>
+      </w:r>
+      <w:r>
+        <w:rPr>
+          <w:rFonts w:ascii="微軟正黑體" w:cs="微軟正黑體" w:eastAsia="微軟正黑體" w:hAnsi="微軟正黑體"/>
+          <w:b/>
+          <w:bCs/>
+          <w:color w:val="24405C"/>
+          <w:sz w:val="22"/>
+          <w:szCs w:val="22"/>
+        </w:rPr>
+        <w:t xml:space="preserve">整份資料用同一套</w:t>
+      </w:r>
+      <w:r>
+        <w:rPr>
+          <w:rFonts w:ascii="微軟正黑體" w:cs="微軟正黑體" w:eastAsia="微軟正黑體" w:hAnsi="微軟正黑體"/>
+          <w:color w:val="1B1B1B"/>
+          <w:sz w:val="22"/>
+          <w:szCs w:val="22"/>
+        </w:rPr>
+        <w:t xml:space="preserve">。</w:t>
+      </w:r>
+    </w:p>
+    <w:p>
+      <w:pPr>
+        <w:pStyle w:val="Heading2"/>
+        <w:keepNext/>
+        <w:spacing w:after="130" w:before="300"/>
+      </w:pPr>
+      <w:r>
+        <w:rPr>
+          <w:rFonts w:ascii="微軟正黑體" w:cs="微軟正黑體" w:eastAsia="微軟正黑體" w:hAnsi="微軟正黑體"/>
+          <w:b/>
+          <w:bCs/>
+          <w:color w:val="24405C"/>
+          <w:sz w:val="24"/>
+          <w:szCs w:val="24"/>
+        </w:rPr>
+        <w:t xml:space="preserve">IoU：兩個框有多像</w:t>
+      </w:r>
+    </w:p>
+    <w:p>
+      <w:pPr>
+        <w:keepNext/>
+        <w:spacing w:after="60" w:before="60"/>
+        <w:jc w:val="center"/>
+      </w:pPr>
+      <w:r>
+        <w:drawing>
+          <wp:inline distT="0" distB="0" distL="0" distR="0">
+            <wp:extent cx="5334000" cy="2038350"/>
+            <wp:effectExtent t="0" r="0" b="0" l="0"/>
+            <wp:docPr id="1" name="" descr="" title=""/>
+            <wp:cNvGraphicFramePr>
+              <a:graphicFrameLocks xmlns:a="http://schemas.openxmlformats.org/drawingml/2006/main" noChangeAspect="1"/>
+            </wp:cNvGraphicFramePr>
+            <a:graphic xmlns:a="http://schemas.openxmlformats.org/drawingml/2006/main">
+              <a:graphicData uri="http://schemas.openxmlformats.org/drawingml/2006/picture">
+                <pic:pic xmlns:pic="http://schemas.openxmlformats.org/drawingml/2006/picture">
+                  <pic:nvPicPr>
+                    <pic:cNvPr id="0" name="" descr=""/>
+                    <pic:cNvPicPr>
+                      <a:picLocks noChangeAspect="1" noChangeArrowheads="1"/>
+                    </pic:cNvPicPr>
+                  </pic:nvPicPr>
+                  <pic:blipFill>
+                    <a:blip r:embed="rId24" cstate="none"/>
+                    <a:srcRect/>
+                    <a:stretch>
+                      <a:fillRect/>
+                    </a:stretch>
+                  </pic:blipFill>
+                  <pic:spPr bwMode="auto">
+                    <a:xfrm>
+                      <a:off x="0" y="0"/>
+                      <a:ext cx="5334000" cy="2038350"/>
+                    </a:xfrm>
+                    <a:prstGeom prst="rect">
+                      <a:avLst/>
+                    </a:prstGeom>
+                  </pic:spPr>
+                </pic:pic>
+              </a:graphicData>
+            </a:graphic>
+          </wp:inline>
+        </w:drawing>
+      </w:r>
+    </w:p>
+    <w:p>
+      <w:pPr>
+        <w:keepNext w:val="false"/>
+        <w:spacing w:after="70" w:before="190"/>
+      </w:pPr>
+      <w:r>
+        <w:rPr>
+          <w:rFonts w:ascii="微軟正黑體" w:cs="微軟正黑體" w:eastAsia="微軟正黑體" w:hAnsi="微軟正黑體"/>
+          <w:b/>
+          <w:bCs/>
+          <w:color w:val="24405C"/>
+          <w:sz w:val="19"/>
+          <w:szCs w:val="19"/>
+        </w:rPr>
+        <w:t xml:space="preserve">白框＝參考答案，彩色框＝示範的學生框（同一個框往右下平移）。　資料：nuScenes（Motional），CC BY-NC-SA 4.0</w:t>
+      </w:r>
+    </w:p>
+    <w:p>
+      <w:pPr>
+        <w:spacing w:after="150" w:before="130" w:line="320"/>
+        <w:jc w:val="center"/>
+      </w:pPr>
+      <w:r>
+        <w:rPr>
+          <w:rFonts w:ascii="微軟正黑體" w:cs="微軟正黑體" w:eastAsia="微軟正黑體" w:hAnsi="微軟正黑體"/>
+          <w:b/>
+          <w:bCs/>
+          <w:color w:val="24405C"/>
+          <w:sz w:val="23"/>
+          <w:szCs w:val="23"/>
+        </w:rPr>
+        <w:t xml:space="preserve">IoU ＝ 重疊的面積 ÷ 兩個框合起來的面積　（1 ＝ 完全一樣，0 ＝ 完全沒碰到）</w:t>
+      </w:r>
+    </w:p>
+    <w:p>
+      <w:pPr>
+        <w:widowControl/>
+        <w:spacing w:after="100" w:before="0" w:line="312"/>
+        <w:ind w:left="0" w:firstLine="0"/>
+      </w:pPr>
+      <w:r>
+        <w:rPr>
+          <w:rFonts w:ascii="微軟正黑體" w:cs="微軟正黑體" w:eastAsia="微軟正黑體" w:hAnsi="微軟正黑體"/>
+          <w:color w:val="1B1B1B"/>
+          <w:sz w:val="22"/>
+          <w:szCs w:val="22"/>
+        </w:rPr>
+        <w:t xml:space="preserve">像兩張紙疊在桌上：重疊的部分除以兩張合起來蓋住的面積。框只偏一點，IoU 就從 0.9 掉到 0.6。標註練習台用 </w:t>
+      </w:r>
+      <w:r>
+        <w:rPr>
+          <w:rFonts w:ascii="微軟正黑體" w:cs="微軟正黑體" w:eastAsia="微軟正黑體" w:hAnsi="微軟正黑體"/>
+          <w:b/>
+          <w:bCs/>
+          <w:color w:val="24405C"/>
+          <w:sz w:val="22"/>
+          <w:szCs w:val="22"/>
+        </w:rPr>
+        <w:t xml:space="preserve">IoU ≥ 0.3、類別也對</w:t>
+      </w:r>
+      <w:r>
+        <w:rPr>
+          <w:rFonts w:ascii="微軟正黑體" w:cs="微軟正黑體" w:eastAsia="微軟正黑體" w:hAnsi="微軟正黑體"/>
+          <w:color w:val="1B1B1B"/>
+          <w:sz w:val="22"/>
+          <w:szCs w:val="22"/>
+        </w:rPr>
+        <w:t xml:space="preserve">算「框到」，因為參考答案是從立體框算出來的，跟照片上的邊緣本來就會差一些；正式比賽常用 0.5 或 0.7。</w:t>
+      </w:r>
+    </w:p>
+    <w:p>
+      <w:pPr>
+        <w:pStyle w:val="Heading2"/>
+        <w:keepNext/>
+        <w:spacing w:after="130" w:before="300"/>
+      </w:pPr>
+      <w:r>
+        <w:rPr>
+          <w:rFonts w:ascii="微軟正黑體" w:cs="微軟正黑體" w:eastAsia="微軟正黑體" w:hAnsi="微軟正黑體"/>
+          <w:b/>
+          <w:bCs/>
+          <w:color w:val="24405C"/>
+          <w:sz w:val="24"/>
+          <w:szCs w:val="24"/>
+        </w:rPr>
+        <w:t xml:space="preserve">上機：標註練習台</w:t>
+      </w:r>
+    </w:p>
+    <w:p>
+      <w:pPr>
+        <w:keepNext/>
+        <w:spacing w:after="60" w:before="60"/>
+        <w:jc w:val="center"/>
+      </w:pPr>
+      <w:r>
+        <w:drawing>
+          <wp:inline distT="0" distB="0" distL="0" distR="0">
+            <wp:extent cx="4762500" cy="3476625"/>
+            <wp:effectExtent t="0" r="0" b="0" l="0"/>
+            <wp:docPr id="1" name="" descr="" title=""/>
+            <wp:cNvGraphicFramePr>
+              <a:graphicFrameLocks xmlns:a="http://schemas.openxmlformats.org/drawingml/2006/main" noChangeAspect="1"/>
+            </wp:cNvGraphicFramePr>
+            <a:graphic xmlns:a="http://schemas.openxmlformats.org/drawingml/2006/main">
+              <a:graphicData uri="http://schemas.openxmlformats.org/drawingml/2006/picture">
+                <pic:pic xmlns:pic="http://schemas.openxmlformats.org/drawingml/2006/picture">
+                  <pic:nvPicPr>
+                    <pic:cNvPr id="0" name="" descr=""/>
+                    <pic:cNvPicPr>
+                      <a:picLocks noChangeAspect="1" noChangeArrowheads="1"/>
+                    </pic:cNvPicPr>
+                  </pic:nvPicPr>
+                  <pic:blipFill>
+                    <a:blip r:embed="rId25" cstate="none"/>
+                    <a:srcRect/>
+                    <a:stretch>
+                      <a:fillRect/>
+                    </a:stretch>
+                  </pic:blipFill>
+                  <pic:spPr bwMode="auto">
+                    <a:xfrm>
+                      <a:off x="0" y="0"/>
                       <a:ext cx="4762500" cy="3476625"/>
                     </a:xfrm>
                     <a:prstGeom prst="rect">
@@ -5586,7 +6768,7 @@
           <w:sz w:val="19"/>
           <w:szCs w:val="19"/>
         </w:rPr>
-        <w:t xml:space="preserve">表 5　四個任務：要標幾個、模型框到幾個（YOLOX-s，門檻 0.3）</w:t>
+        <w:t xml:space="preserve">表 6　四個任務：要標幾個、模型框到幾個（YOLOX-s，門檻 0.3）</w:t>
       </w:r>
     </w:p>
     <w:tbl>
@@ -6308,7 +7490,7 @@
           <w:sz w:val="19"/>
           <w:szCs w:val="19"/>
         </w:rPr>
-        <w:t xml:space="preserve">表 6　八週地圖：每週一句話</w:t>
+        <w:t xml:space="preserve">表 7　八週地圖：每週一句話</w:t>
       </w:r>
     </w:p>
     <w:tbl>
@@ -7170,7 +8352,7 @@
           <w:sz w:val="19"/>
           <w:szCs w:val="19"/>
         </w:rPr>
-        <w:t xml:space="preserve">表 7　第一、二週：六個等級</w:t>
+        <w:t xml:space="preserve">表 8　第一、二週：六個等級</w:t>
       </w:r>
     </w:p>
     <w:tbl>
@@ -8086,7 +9268,7 @@
           <w:sz w:val="19"/>
           <w:szCs w:val="19"/>
         </w:rPr>
-        <w:t xml:space="preserve">表 8　第三週：六種感測器直接量到什麼（有效距離為課堂設定的晴天值）</w:t>
+        <w:t xml:space="preserve">表 9　第三週：六種感測器直接量到什麼（有效距離為課堂設定的晴天值）</w:t>
       </w:r>
     </w:p>
     <w:tbl>
@@ -8966,7 +10148,7 @@
           <w:sz w:val="19"/>
           <w:szCs w:val="19"/>
         </w:rPr>
-        <w:t xml:space="preserve">表 9　第四週：煞停距離（反應 0.3 秒、減速度 6 m/s²）和射線至少多長</w:t>
+        <w:t xml:space="preserve">表 10　第四週：煞停距離（反應 0.3 秒、減速度 6 m/s²）和射線至少多長</w:t>
       </w:r>
     </w:p>
     <w:tbl>
@@ -9665,7 +10847,7 @@
           <w:sz w:val="19"/>
           <w:szCs w:val="19"/>
         </w:rPr>
-        <w:t xml:space="preserve">表 10　第五、六週：讀規格表最常考的六個數字</w:t>
+        <w:t xml:space="preserve">表 11　第五、六週：讀規格表最常考的六個數字</w:t>
       </w:r>
     </w:p>
     <w:tbl>
@@ -10149,7 +11331,7 @@
           <w:sz w:val="19"/>
           <w:szCs w:val="19"/>
         </w:rPr>
-        <w:t xml:space="preserve">表 11　第七週：失效對照表（✓ 照常、▲ 變差、✗ 失靈、— 不相關）</w:t>
+        <w:t xml:space="preserve">表 12　第七週：失效對照表（✓ 照常、▲ 變差、✗ 失靈、— 不相關）</w:t>
       </w:r>
     </w:p>
     <w:tbl>
@@ -12147,7 +13329,7 @@
           <w:sz w:val="19"/>
           <w:szCs w:val="19"/>
         </w:rPr>
-        <w:t xml:space="preserve">表 12　最常講錯的八句話</w:t>
+        <w:t xml:space="preserve">表 13　最常講錯的八句話</w:t>
       </w:r>
     </w:p>
     <w:tbl>

--- a/第八週(10-29)/自動駕駛原理_第八週_課程講義.docx
+++ b/第八週(10-29)/自動駕駛原理_第八週_課程講義.docx
@@ -2642,20 +2642,19 @@
     </w:p>
     <w:p>
       <w:pPr>
-        <w:pStyle w:val="Heading2"/>
         <w:keepNext/>
-        <w:spacing w:after="130" w:before="300"/>
+        <w:spacing w:after="90" w:before="210"/>
       </w:pPr>
       <w:r>
         <w:rPr>
           <w:rFonts w:ascii="微軟正黑體" w:cs="微軟正黑體" w:eastAsia="微軟正黑體" w:hAnsi="微軟正黑體"/>
           <w:b/>
           <w:bCs/>
-          <w:color w:val="24405C"/>
-          <w:sz w:val="24"/>
-          <w:szCs w:val="24"/>
-        </w:rPr>
-        <w:t xml:space="preserve">物件偵測給三樣東西：框、類別、分數</w:t>
+          <w:color w:val="1B1B1B"/>
+          <w:sz w:val="22"/>
+          <w:szCs w:val="22"/>
+        </w:rPr>
+        <w:t xml:space="preserve">為什麼只改一點點</w:t>
       </w:r>
     </w:p>
     <w:p>
@@ -2667,7 +2666,7 @@
       <w:r>
         <w:drawing>
           <wp:inline distT="0" distB="0" distL="0" distR="0">
-            <wp:extent cx="5905500" cy="2057400"/>
+            <wp:extent cx="5715000" cy="2933700"/>
             <wp:effectExtent t="0" r="0" b="0" l="0"/>
             <wp:docPr id="1" name="" descr="" title=""/>
             <wp:cNvGraphicFramePr>
@@ -2692,6 +2691,164 @@
                   <pic:spPr bwMode="auto">
                     <a:xfrm>
                       <a:off x="0" y="0"/>
+                      <a:ext cx="5715000" cy="2933700"/>
+                    </a:xfrm>
+                    <a:prstGeom prst="rect">
+                      <a:avLst/>
+                    </a:prstGeom>
+                  </pic:spPr>
+                </pic:pic>
+              </a:graphicData>
+            </a:graphic>
+          </wp:inline>
+        </w:drawing>
+      </w:r>
+    </w:p>
+    <w:p>
+      <w:pPr>
+        <w:keepNext w:val="false"/>
+        <w:spacing w:after="70" w:before="190"/>
+      </w:pPr>
+      <w:r>
+        <w:rPr>
+          <w:rFonts w:ascii="微軟正黑體" w:cs="微軟正黑體" w:eastAsia="微軟正黑體" w:hAnsi="微軟正黑體"/>
+          <w:b/>
+          <w:bCs/>
+          <w:color w:val="24405C"/>
+          <w:sz w:val="19"/>
+          <w:szCs w:val="19"/>
+        </w:rPr>
+        <w:t xml:space="preserve">用上面那 627 個例子，讓電腦用「看斜坡、往下走一步」的方式學門檻，三種步伐（學習率）比較。淺綠帶是分得對的範圍。</w:t>
+      </w:r>
+    </w:p>
+    <w:p>
+      <w:pPr>
+        <w:widowControl/>
+        <w:spacing w:after="100" w:before="0" w:line="312"/>
+        <w:ind w:left="0" w:firstLine="0"/>
+      </w:pPr>
+      <w:r>
+        <w:rPr>
+          <w:rFonts w:ascii="微軟正黑體" w:cs="微軟正黑體" w:eastAsia="微軟正黑體" w:hAnsi="微軟正黑體"/>
+          <w:color w:val="1B1B1B"/>
+          <w:sz w:val="22"/>
+          <w:szCs w:val="22"/>
+        </w:rPr>
+        <w:t xml:space="preserve">兩個理由。第一，電腦對完答案只算得出</w:t>
+      </w:r>
+      <w:r>
+        <w:rPr>
+          <w:rFonts w:ascii="微軟正黑體" w:cs="微軟正黑體" w:eastAsia="微軟正黑體" w:hAnsi="微軟正黑體"/>
+          <w:b/>
+          <w:bCs/>
+          <w:color w:val="24405C"/>
+          <w:sz w:val="22"/>
+          <w:szCs w:val="22"/>
+        </w:rPr>
+        <w:t xml:space="preserve">往哪邊改</w:t>
+      </w:r>
+      <w:r>
+        <w:rPr>
+          <w:rFonts w:ascii="微軟正黑體" w:cs="微軟正黑體" w:eastAsia="微軟正黑體" w:hAnsi="微軟正黑體"/>
+          <w:color w:val="1B1B1B"/>
+          <w:sz w:val="22"/>
+          <w:szCs w:val="22"/>
+        </w:rPr>
+        <w:t xml:space="preserve">比較好，算不出</w:t>
+      </w:r>
+      <w:r>
+        <w:rPr>
+          <w:rFonts w:ascii="微軟正黑體" w:cs="微軟正黑體" w:eastAsia="微軟正黑體" w:hAnsi="微軟正黑體"/>
+          <w:b/>
+          <w:bCs/>
+          <w:color w:val="24405C"/>
+          <w:sz w:val="22"/>
+          <w:szCs w:val="22"/>
+        </w:rPr>
+        <w:t xml:space="preserve">要改多少</w:t>
+      </w:r>
+      <w:r>
+        <w:rPr>
+          <w:rFonts w:ascii="微軟正黑體" w:cs="微軟正黑體" w:eastAsia="微軟正黑體" w:hAnsi="微軟正黑體"/>
+          <w:color w:val="1B1B1B"/>
+          <w:sz w:val="22"/>
+          <w:szCs w:val="22"/>
+        </w:rPr>
+        <w:t xml:space="preserve">，就像大霧裡下山只摸得到腳下往哪邊斜。每一步走多大，是人設定的「</w:t>
+      </w:r>
+      <w:r>
+        <w:rPr>
+          <w:rFonts w:ascii="微軟正黑體" w:cs="微軟正黑體" w:eastAsia="微軟正黑體" w:hAnsi="微軟正黑體"/>
+          <w:b/>
+          <w:bCs/>
+          <w:color w:val="24405C"/>
+          <w:sz w:val="22"/>
+          <w:szCs w:val="22"/>
+        </w:rPr>
+        <w:t xml:space="preserve">學習率</w:t>
+      </w:r>
+      <w:r>
+        <w:rPr>
+          <w:rFonts w:ascii="微軟正黑體" w:cs="微軟正黑體" w:eastAsia="微軟正黑體" w:hAnsi="微軟正黑體"/>
+          <w:color w:val="1B1B1B"/>
+          <w:sz w:val="22"/>
+          <w:szCs w:val="22"/>
+        </w:rPr>
+        <w:t xml:space="preserve">」：太小走得慢（0.05 改 30 次門檻才到 1.32）；太大會跳過頭、左右亂跳（2.5 在 −2.5 和 3.3 之間跳，只分對一半）；剛好的話（0.6）第三次就走進分得對的範圍。第二，真的訓練一次只看幾張到幾十張照片，每看幾張就大改，前面從別的照片學到的就被蓋掉了；每次只修一點點，看夠多張，才會對所有照片都好用。</w:t>
+      </w:r>
+    </w:p>
+    <w:p>
+      <w:pPr>
+        <w:pStyle w:val="Heading2"/>
+        <w:keepNext/>
+        <w:spacing w:after="130" w:before="300"/>
+      </w:pPr>
+      <w:r>
+        <w:rPr>
+          <w:rFonts w:ascii="微軟正黑體" w:cs="微軟正黑體" w:eastAsia="微軟正黑體" w:hAnsi="微軟正黑體"/>
+          <w:b/>
+          <w:bCs/>
+          <w:color w:val="24405C"/>
+          <w:sz w:val="24"/>
+          <w:szCs w:val="24"/>
+        </w:rPr>
+        <w:t xml:space="preserve">物件偵測給三樣東西：框、類別、分數</w:t>
+      </w:r>
+    </w:p>
+    <w:p>
+      <w:pPr>
+        <w:keepNext/>
+        <w:spacing w:after="60" w:before="60"/>
+        <w:jc w:val="center"/>
+      </w:pPr>
+      <w:r>
+        <w:drawing>
+          <wp:inline distT="0" distB="0" distL="0" distR="0">
+            <wp:extent cx="5905500" cy="2057400"/>
+            <wp:effectExtent t="0" r="0" b="0" l="0"/>
+            <wp:docPr id="1" name="" descr="" title=""/>
+            <wp:cNvGraphicFramePr>
+              <a:graphicFrameLocks xmlns:a="http://schemas.openxmlformats.org/drawingml/2006/main" noChangeAspect="1"/>
+            </wp:cNvGraphicFramePr>
+            <a:graphic xmlns:a="http://schemas.openxmlformats.org/drawingml/2006/main">
+              <a:graphicData uri="http://schemas.openxmlformats.org/drawingml/2006/picture">
+                <pic:pic xmlns:pic="http://schemas.openxmlformats.org/drawingml/2006/picture">
+                  <pic:nvPicPr>
+                    <pic:cNvPr id="0" name="" descr=""/>
+                    <pic:cNvPicPr>
+                      <a:picLocks noChangeAspect="1" noChangeArrowheads="1"/>
+                    </pic:cNvPicPr>
+                  </pic:nvPicPr>
+                  <pic:blipFill>
+                    <a:blip r:embed="rId18" cstate="none"/>
+                    <a:srcRect/>
+                    <a:stretch>
+                      <a:fillRect/>
+                    </a:stretch>
+                  </pic:blipFill>
+                  <pic:spPr bwMode="auto">
+                    <a:xfrm>
+                      <a:off x="0" y="0"/>
                       <a:ext cx="5905500" cy="2057400"/>
                     </a:xfrm>
                     <a:prstGeom prst="rect">
@@ -3424,7 +3581,7 @@
                     </pic:cNvPicPr>
                   </pic:nvPicPr>
                   <pic:blipFill>
-                    <a:blip r:embed="rId18" cstate="none"/>
+                    <a:blip r:embed="rId19" cstate="none"/>
                     <a:srcRect/>
                     <a:stretch>
                       <a:fillRect/>
@@ -4664,7 +4821,7 @@
                     </pic:cNvPicPr>
                   </pic:nvPicPr>
                   <pic:blipFill>
-                    <a:blip r:embed="rId19" cstate="none"/>
+                    <a:blip r:embed="rId20" cstate="none"/>
                     <a:srcRect/>
                     <a:stretch>
                       <a:fillRect/>
@@ -4764,124 +4921,6 @@
         <w:drawing>
           <wp:inline distT="0" distB="0" distL="0" distR="0">
             <wp:extent cx="5715000" cy="1990725"/>
-            <wp:effectExtent t="0" r="0" b="0" l="0"/>
-            <wp:docPr id="1" name="" descr="" title=""/>
-            <wp:cNvGraphicFramePr>
-              <a:graphicFrameLocks xmlns:a="http://schemas.openxmlformats.org/drawingml/2006/main" noChangeAspect="1"/>
-            </wp:cNvGraphicFramePr>
-            <a:graphic xmlns:a="http://schemas.openxmlformats.org/drawingml/2006/main">
-              <a:graphicData uri="http://schemas.openxmlformats.org/drawingml/2006/picture">
-                <pic:pic xmlns:pic="http://schemas.openxmlformats.org/drawingml/2006/picture">
-                  <pic:nvPicPr>
-                    <pic:cNvPr id="0" name="" descr=""/>
-                    <pic:cNvPicPr>
-                      <a:picLocks noChangeAspect="1" noChangeArrowheads="1"/>
-                    </pic:cNvPicPr>
-                  </pic:nvPicPr>
-                  <pic:blipFill>
-                    <a:blip r:embed="rId20" cstate="none"/>
-                    <a:srcRect/>
-                    <a:stretch>
-                      <a:fillRect/>
-                    </a:stretch>
-                  </pic:blipFill>
-                  <pic:spPr bwMode="auto">
-                    <a:xfrm>
-                      <a:off x="0" y="0"/>
-                      <a:ext cx="5715000" cy="1990725"/>
-                    </a:xfrm>
-                    <a:prstGeom prst="rect">
-                      <a:avLst/>
-                    </a:prstGeom>
-                  </pic:spPr>
-                </pic:pic>
-              </a:graphicData>
-            </a:graphic>
-          </wp:inline>
-        </w:drawing>
-      </w:r>
-    </w:p>
-    <w:p>
-      <w:pPr>
-        <w:keepNext w:val="false"/>
-        <w:spacing w:after="70" w:before="190"/>
-      </w:pPr>
-      <w:r>
-        <w:rPr>
-          <w:rFonts w:ascii="微軟正黑體" w:cs="微軟正黑體" w:eastAsia="微軟正黑體" w:hAnsi="微軟正黑體"/>
-          <w:b/>
-          <w:bCs/>
-          <w:color w:val="24405C"/>
-          <w:sz w:val="19"/>
-          <w:szCs w:val="19"/>
-        </w:rPr>
-        <w:t xml:space="preserve">偵測框＋投到照片上的光達點（黃）。框裡點最密那 1 公尺取中位數：人 8.9 m（官方 9.0 m）、車 21.4 m（官方 22.0 m）。　資料：nuScenes（Motional），CC BY-NC-SA 4.0</w:t>
-      </w:r>
-    </w:p>
-    <w:p>
-      <w:pPr>
-        <w:widowControl/>
-        <w:spacing w:after="100" w:before="0" w:line="312"/>
-        <w:ind w:left="0" w:firstLine="0"/>
-      </w:pPr>
-      <w:r>
-        <w:rPr>
-          <w:rFonts w:ascii="微軟正黑體" w:cs="微軟正黑體" w:eastAsia="微軟正黑體" w:hAnsi="微軟正黑體"/>
-          <w:color w:val="1B1B1B"/>
-          <w:sz w:val="22"/>
-          <w:szCs w:val="22"/>
-        </w:rPr>
-        <w:t xml:space="preserve">相機說「這是人」，光達說「多遠」，這就是第七週的相機＋光達搭檔。框是長方形，框的角落也會有背後的路面和建築的點，所以要挑框裡點最密的那一群。自駕車做決定要的是</w:t>
-      </w:r>
-      <w:r>
-        <w:rPr>
-          <w:rFonts w:ascii="微軟正黑體" w:cs="微軟正黑體" w:eastAsia="微軟正黑體" w:hAnsi="微軟正黑體"/>
-          <w:b/>
-          <w:bCs/>
-          <w:color w:val="24405C"/>
-          <w:sz w:val="22"/>
-          <w:szCs w:val="22"/>
-        </w:rPr>
-        <w:t xml:space="preserve">立體框</w:t>
-      </w:r>
-      <w:r>
-        <w:rPr>
-          <w:rFonts w:ascii="微軟正黑體" w:cs="微軟正黑體" w:eastAsia="微軟正黑體" w:hAnsi="微軟正黑體"/>
-          <w:color w:val="1B1B1B"/>
-          <w:sz w:val="22"/>
-          <w:szCs w:val="22"/>
-        </w:rPr>
-        <w:t xml:space="preserve">：位置三個數字、大小三個數字、加上朝向，共七個數字（第七週）。</w:t>
-      </w:r>
-    </w:p>
-    <w:p>
-      <w:pPr>
-        <w:pStyle w:val="Heading2"/>
-        <w:keepNext/>
-        <w:spacing w:after="130" w:before="300"/>
-      </w:pPr>
-      <w:r>
-        <w:rPr>
-          <w:rFonts w:ascii="微軟正黑體" w:cs="微軟正黑體" w:eastAsia="微軟正黑體" w:hAnsi="微軟正黑體"/>
-          <w:b/>
-          <w:bCs/>
-          <w:color w:val="24405C"/>
-          <w:sz w:val="24"/>
-          <w:szCs w:val="24"/>
-        </w:rPr>
-        <w:t xml:space="preserve">從上往下看：鳥瞰圖和佔據網格</w:t>
-      </w:r>
-    </w:p>
-    <w:p>
-      <w:pPr>
-        <w:keepNext/>
-        <w:spacing w:after="60" w:before="60"/>
-        <w:jc w:val="center"/>
-      </w:pPr>
-      <w:r>
-        <w:drawing>
-          <wp:inline distT="0" distB="0" distL="0" distR="0">
-            <wp:extent cx="5905500" cy="3333750"/>
             <wp:effectExtent t="0" r="0" b="0" l="0"/>
             <wp:docPr id="1" name="" descr="" title=""/>
             <wp:cNvGraphicFramePr>
@@ -4906,7 +4945,7 @@
                   <pic:spPr bwMode="auto">
                     <a:xfrm>
                       <a:off x="0" y="0"/>
-                      <a:ext cx="5905500" cy="3333750"/>
+                      <a:ext cx="5715000" cy="1990725"/>
                     </a:xfrm>
                     <a:prstGeom prst="rect">
                       <a:avLst/>
@@ -4933,18 +4972,14 @@
           <w:sz w:val="19"/>
           <w:szCs w:val="19"/>
         </w:rPr>
-        <w:t xml:space="preserve">左：鳥瞰圖，光達點＋官方立體框；右：同一格光達算出的佔據網格（0.5 m 一格）。scene-0103（波士頓）。　資料：nuScenes（Motional），CC BY-NC-SA 4.0</w:t>
+        <w:t xml:space="preserve">偵測框＋投到照片上的光達點（黃）。框裡點最密那 1 公尺取中位數：人 8.9 m（官方 9.0 m）、車 21.4 m（官方 22.0 m）。　資料：nuScenes（Motional），CC BY-NC-SA 4.0</w:t>
       </w:r>
     </w:p>
     <w:p>
       <w:pPr>
-        <w:pStyle w:val="ListParagraph"/>
         <w:widowControl/>
-        <w:numPr>
-          <w:ilvl w:val="0"/>
-          <w:numId w:val="3"/>
-        </w:numPr>
-        <w:spacing w:after="80" w:line="320"/>
+        <w:spacing w:after="100" w:before="0" w:line="312"/>
+        <w:ind w:left="0" w:firstLine="0"/>
       </w:pPr>
       <w:r>
         <w:rPr>
@@ -4953,7 +4988,7 @@
           <w:sz w:val="22"/>
           <w:szCs w:val="22"/>
         </w:rPr>
-        <w:t xml:space="preserve">鳥瞰圖的三個好處：東西</w:t>
+        <w:t xml:space="preserve">相機說「這是人」，光達說「多遠」，這就是第七週的相機＋光達搭檔。框是長方形，框的角落也會有背後的路面和建築的點，所以要挑框裡點最密的那一群。自駕車做決定要的是</w:t>
       </w:r>
       <w:r>
         <w:rPr>
@@ -4964,7 +4999,7 @@
           <w:sz w:val="22"/>
           <w:szCs w:val="22"/>
         </w:rPr>
-        <w:t xml:space="preserve">不會互相擋</w:t>
+        <w:t xml:space="preserve">立體框</w:t>
       </w:r>
       <w:r>
         <w:rPr>
@@ -4973,622 +5008,25 @@
           <w:sz w:val="22"/>
           <w:szCs w:val="22"/>
         </w:rPr>
-        <w:t xml:space="preserve">；</w:t>
-      </w:r>
+        <w:t xml:space="preserve">：位置三個數字、大小三個數字、加上朝向，共七個數字（第七週）。</w:t>
+      </w:r>
+    </w:p>
+    <w:p>
+      <w:pPr>
+        <w:pStyle w:val="Heading2"/>
+        <w:keepNext/>
+        <w:spacing w:after="130" w:before="300"/>
+      </w:pPr>
       <w:r>
         <w:rPr>
           <w:rFonts w:ascii="微軟正黑體" w:cs="微軟正黑體" w:eastAsia="微軟正黑體" w:hAnsi="微軟正黑體"/>
           <w:b/>
           <w:bCs/>
           <w:color w:val="24405C"/>
-          <w:sz w:val="22"/>
-          <w:szCs w:val="22"/>
-        </w:rPr>
-        <w:t xml:space="preserve">距離不會變形</w:t>
-      </w:r>
-      <w:r>
-        <w:rPr>
-          <w:rFonts w:ascii="微軟正黑體" w:cs="微軟正黑體" w:eastAsia="微軟正黑體" w:hAnsi="微軟正黑體"/>
-          <w:color w:val="1B1B1B"/>
-          <w:sz w:val="22"/>
-          <w:szCs w:val="22"/>
-        </w:rPr>
-        <w:t xml:space="preserve">，一公尺就是一公尺；開車本來就是在</w:t>
-      </w:r>
-      <w:r>
-        <w:rPr>
-          <w:rFonts w:ascii="微軟正黑體" w:cs="微軟正黑體" w:eastAsia="微軟正黑體" w:hAnsi="微軟正黑體"/>
-          <w:b/>
-          <w:bCs/>
-          <w:color w:val="24405C"/>
-          <w:sz w:val="22"/>
-          <w:szCs w:val="22"/>
-        </w:rPr>
-        <w:t xml:space="preserve">地面上</w:t>
-      </w:r>
-      <w:r>
-        <w:rPr>
-          <w:rFonts w:ascii="微軟正黑體" w:cs="微軟正黑體" w:eastAsia="微軟正黑體" w:hAnsi="微軟正黑體"/>
-          <w:color w:val="1B1B1B"/>
-          <w:sz w:val="22"/>
-          <w:szCs w:val="22"/>
-        </w:rPr>
-        <w:t xml:space="preserve">做決定。第七週的中期融合，就是大家先畫成同一張鳥瞰圖。</w:t>
-      </w:r>
-    </w:p>
-    <w:p>
-      <w:pPr>
-        <w:pStyle w:val="ListParagraph"/>
-        <w:widowControl/>
-        <w:numPr>
-          <w:ilvl w:val="0"/>
-          <w:numId w:val="3"/>
-        </w:numPr>
-        <w:spacing w:after="80" w:line="320"/>
-      </w:pPr>
-      <w:r>
-        <w:rPr>
-          <w:rFonts w:ascii="微軟正黑體" w:cs="微軟正黑體" w:eastAsia="微軟正黑體" w:hAnsi="微軟正黑體"/>
-          <w:color w:val="1B1B1B"/>
-          <w:sz w:val="22"/>
-          <w:szCs w:val="22"/>
-        </w:rPr>
-        <w:t xml:space="preserve">佔據網格：每一格只問一件事。</w:t>
-      </w:r>
-      <w:r>
-        <w:rPr>
-          <w:rFonts w:ascii="微軟正黑體" w:cs="微軟正黑體" w:eastAsia="微軟正黑體" w:hAnsi="微軟正黑體"/>
-          <w:b/>
-          <w:bCs/>
-          <w:color w:val="24405C"/>
-          <w:sz w:val="22"/>
-          <w:szCs w:val="22"/>
-        </w:rPr>
-        <w:t xml:space="preserve">紅＝有東西</w:t>
-      </w:r>
-      <w:r>
-        <w:rPr>
-          <w:rFonts w:ascii="微軟正黑體" w:cs="微軟正黑體" w:eastAsia="微軟正黑體" w:hAnsi="微軟正黑體"/>
-          <w:color w:val="1B1B1B"/>
-          <w:sz w:val="22"/>
-          <w:szCs w:val="22"/>
-        </w:rPr>
-        <w:t xml:space="preserve">（有高出地面的點）、</w:t>
-      </w:r>
-      <w:r>
-        <w:rPr>
-          <w:rFonts w:ascii="微軟正黑體" w:cs="微軟正黑體" w:eastAsia="微軟正黑體" w:hAnsi="微軟正黑體"/>
-          <w:b/>
-          <w:bCs/>
-          <w:color w:val="24405C"/>
-          <w:sz w:val="22"/>
-          <w:szCs w:val="22"/>
-        </w:rPr>
-        <w:t xml:space="preserve">白＝空的</w:t>
-      </w:r>
-      <w:r>
-        <w:rPr>
-          <w:rFonts w:ascii="微軟正黑體" w:cs="微軟正黑體" w:eastAsia="微軟正黑體" w:hAnsi="微軟正黑體"/>
-          <w:color w:val="1B1B1B"/>
-          <w:sz w:val="22"/>
-          <w:szCs w:val="22"/>
-        </w:rPr>
-        <w:t xml:space="preserve">（雷射穿過沒碰到東西）、</w:t>
-      </w:r>
-      <w:r>
-        <w:rPr>
-          <w:rFonts w:ascii="微軟正黑體" w:cs="微軟正黑體" w:eastAsia="微軟正黑體" w:hAnsi="微軟正黑體"/>
-          <w:b/>
-          <w:bCs/>
-          <w:color w:val="24405C"/>
-          <w:sz w:val="22"/>
-          <w:szCs w:val="22"/>
-        </w:rPr>
-        <w:t xml:space="preserve">灰＝不知道</w:t>
-      </w:r>
-      <w:r>
-        <w:rPr>
-          <w:rFonts w:ascii="微軟正黑體" w:cs="微軟正黑體" w:eastAsia="微軟正黑體" w:hAnsi="微軟正黑體"/>
-          <w:color w:val="1B1B1B"/>
-          <w:sz w:val="22"/>
-          <w:szCs w:val="22"/>
-        </w:rPr>
-        <w:t xml:space="preserve">（被擋住、沒打到）。</w:t>
-      </w:r>
-    </w:p>
-    <w:p>
-      <w:pPr>
-        <w:pStyle w:val="ListParagraph"/>
-        <w:widowControl/>
-        <w:numPr>
-          <w:ilvl w:val="0"/>
-          <w:numId w:val="3"/>
-        </w:numPr>
-        <w:spacing w:after="80" w:line="320"/>
-      </w:pPr>
-      <w:r>
-        <w:rPr>
-          <w:rFonts w:ascii="微軟正黑體" w:cs="微軟正黑體" w:eastAsia="微軟正黑體" w:hAnsi="微軟正黑體"/>
-          <w:color w:val="1B1B1B"/>
-          <w:sz w:val="22"/>
-          <w:szCs w:val="22"/>
-        </w:rPr>
-        <w:t xml:space="preserve">最大的好處：</w:t>
-      </w:r>
-      <w:r>
-        <w:rPr>
-          <w:rFonts w:ascii="微軟正黑體" w:cs="微軟正黑體" w:eastAsia="微軟正黑體" w:hAnsi="微軟正黑體"/>
-          <w:b/>
-          <w:bCs/>
-          <w:color w:val="24405C"/>
-          <w:sz w:val="22"/>
-          <w:szCs w:val="22"/>
-        </w:rPr>
-        <w:t xml:space="preserve">不用知道那是什麼</w:t>
-      </w:r>
-      <w:r>
-        <w:rPr>
-          <w:rFonts w:ascii="微軟正黑體" w:cs="微軟正黑體" w:eastAsia="微軟正黑體" w:hAnsi="微軟正黑體"/>
-          <w:color w:val="1B1B1B"/>
-          <w:sz w:val="22"/>
-          <w:szCs w:val="22"/>
-        </w:rPr>
-        <w:t xml:space="preserve">。掉在路上的貨、沒看過的路障，偵測器認不出來，佔據網格一樣標紅。但要小心：「不知道」不等於「空的」，大卡車後面可能就站著一個人。</w:t>
-      </w:r>
-    </w:p>
-    <w:p>
-      <w:pPr>
-        <w:pStyle w:val="Heading1"/>
-        <w:keepNext/>
-        <w:pageBreakBefore/>
-        <w:spacing w:after="240" w:before="160"/>
-      </w:pPr>
-      <w:r>
-        <w:rPr>
-          <w:rFonts w:ascii="微軟正黑體" w:cs="微軟正黑體" w:eastAsia="微軟正黑體" w:hAnsi="微軟正黑體"/>
-          <w:b/>
-          <w:bCs/>
-          <w:color w:val="24405C"/>
-          <w:sz w:val="30"/>
-          <w:szCs w:val="30"/>
-        </w:rPr>
-        <w:t xml:space="preserve">三、資料標註：幫電腦準備標準答案</w:t>
-      </w:r>
-    </w:p>
-    <w:p>
-      <w:pPr>
-        <w:widowControl/>
-        <w:spacing w:after="100" w:before="0" w:line="312"/>
-        <w:ind w:left="0" w:firstLine="0"/>
-      </w:pPr>
-      <w:r>
-        <w:rPr>
-          <w:rFonts w:ascii="微軟正黑體" w:cs="微軟正黑體" w:eastAsia="微軟正黑體" w:hAnsi="微軟正黑體"/>
-          <w:color w:val="1B1B1B"/>
-          <w:sz w:val="22"/>
-          <w:szCs w:val="22"/>
-        </w:rPr>
-        <w:t xml:space="preserve">標註資料就是模型的課本。三種狀況會讓模型學壞：</w:t>
-      </w:r>
-      <w:r>
-        <w:rPr>
-          <w:rFonts w:ascii="微軟正黑體" w:cs="微軟正黑體" w:eastAsia="微軟正黑體" w:hAnsi="微軟正黑體"/>
-          <w:b/>
-          <w:bCs/>
-          <w:color w:val="24405C"/>
-          <w:sz w:val="22"/>
-          <w:szCs w:val="22"/>
-        </w:rPr>
-        <w:t xml:space="preserve">漏標</w:t>
-      </w:r>
-      <w:r>
-        <w:rPr>
-          <w:rFonts w:ascii="微軟正黑體" w:cs="微軟正黑體" w:eastAsia="微軟正黑體" w:hAnsi="微軟正黑體"/>
-          <w:color w:val="1B1B1B"/>
-          <w:sz w:val="22"/>
-          <w:szCs w:val="22"/>
-        </w:rPr>
-        <w:t xml:space="preserve">（照片裡有人卻沒框，模型學到「這種樣子不是人」）、</w:t>
-      </w:r>
-      <w:r>
-        <w:rPr>
-          <w:rFonts w:ascii="微軟正黑體" w:cs="微軟正黑體" w:eastAsia="微軟正黑體" w:hAnsi="微軟正黑體"/>
-          <w:b/>
-          <w:bCs/>
-          <w:color w:val="24405C"/>
-          <w:sz w:val="22"/>
-          <w:szCs w:val="22"/>
-        </w:rPr>
-        <w:t xml:space="preserve">標錯類別</w:t>
-      </w:r>
-      <w:r>
-        <w:rPr>
-          <w:rFonts w:ascii="微軟正黑體" w:cs="微軟正黑體" w:eastAsia="微軟正黑體" w:hAnsi="微軟正黑體"/>
-          <w:color w:val="1B1B1B"/>
-          <w:sz w:val="22"/>
-          <w:szCs w:val="22"/>
-        </w:rPr>
-        <w:t xml:space="preserve">（機車標成腳踏車）、</w:t>
-      </w:r>
-      <w:r>
-        <w:rPr>
-          <w:rFonts w:ascii="微軟正黑體" w:cs="微軟正黑體" w:eastAsia="微軟正黑體" w:hAnsi="微軟正黑體"/>
-          <w:b/>
-          <w:bCs/>
-          <w:color w:val="24405C"/>
-          <w:sz w:val="22"/>
-          <w:szCs w:val="22"/>
-        </w:rPr>
-        <w:t xml:space="preserve">每個人標法不一樣</w:t>
-      </w:r>
-      <w:r>
-        <w:rPr>
-          <w:rFonts w:ascii="微軟正黑體" w:cs="微軟正黑體" w:eastAsia="微軟正黑體" w:hAnsi="微軟正黑體"/>
-          <w:color w:val="1B1B1B"/>
-          <w:sz w:val="22"/>
-          <w:szCs w:val="22"/>
-        </w:rPr>
-        <w:t xml:space="preserve">（有人把騎士和機車框在一起，有人分開）。所以正式的標註一定有一份規則，所有人照同一份標，還要抽查。</w:t>
-      </w:r>
-    </w:p>
-    <w:p>
-      <w:pPr>
-        <w:keepNext/>
-        <w:spacing w:after="70" w:before="190"/>
-      </w:pPr>
-      <w:r>
-        <w:rPr>
-          <w:rFonts w:ascii="微軟正黑體" w:cs="微軟正黑體" w:eastAsia="微軟正黑體" w:hAnsi="微軟正黑體"/>
-          <w:b/>
-          <w:bCs/>
-          <w:color w:val="24405C"/>
-          <w:sz w:val="19"/>
-          <w:szCs w:val="19"/>
-        </w:rPr>
-        <w:t xml:space="preserve">表 4　nuScenes 標了多少</w:t>
-      </w:r>
-    </w:p>
-    <w:tbl>
-      <w:tblPr>
-        <w:tblW w:type="dxa" w:w="9360"/>
-        <w:tblBorders>
-          <w:top w:val="single" w:color="8A949C" w:sz="8"/>
-          <w:left w:val="none"/>
-          <w:bottom w:val="single" w:color="8A949C" w:sz="8"/>
-          <w:right w:val="none"/>
-          <w:insideH w:val="single" w:color="BFC7CE" w:sz="2"/>
-          <w:insideV w:val="none"/>
-        </w:tblBorders>
-      </w:tblPr>
-      <w:tblGrid>
-        <w:gridCol w:w="3000"/>
-        <w:gridCol w:w="6360"/>
-      </w:tblGrid>
-      <w:tr>
-        <w:trPr>
-          <w:cantSplit/>
-          <w:tblHeader/>
-        </w:trPr>
-        <w:tc>
-          <w:tcPr>
-            <w:tcW w:type="dxa" w:w="3000"/>
-            <w:shd w:fill="EDF0F3" w:color="auto" w:val="clear"/>
-            <w:tcMar>
-              <w:top w:type="dxa" w:w="60"/>
-              <w:left w:type="dxa" w:w="95"/>
-              <w:bottom w:type="dxa" w:w="60"/>
-              <w:right w:type="dxa" w:w="95"/>
-            </w:tcMar>
-            <w:vAlign w:val="center"/>
-          </w:tcPr>
-          <w:p>
-            <w:pPr>
-              <w:spacing w:after="0" w:line="265"/>
-            </w:pPr>
-            <w:r>
-              <w:rPr>
-                <w:rFonts w:ascii="微軟正黑體" w:cs="微軟正黑體" w:eastAsia="微軟正黑體" w:hAnsi="微軟正黑體"/>
-                <w:b/>
-                <w:bCs/>
-                <w:color w:val="1B1B1B"/>
-                <w:sz w:val="18"/>
-                <w:szCs w:val="18"/>
-              </w:rPr>
-              <w:t xml:space="preserve">項目</w:t>
-            </w:r>
-          </w:p>
-        </w:tc>
-        <w:tc>
-          <w:tcPr>
-            <w:tcW w:type="dxa" w:w="6360"/>
-            <w:shd w:fill="EDF0F3" w:color="auto" w:val="clear"/>
-            <w:tcMar>
-              <w:top w:type="dxa" w:w="60"/>
-              <w:left w:type="dxa" w:w="95"/>
-              <w:bottom w:type="dxa" w:w="60"/>
-              <w:right w:type="dxa" w:w="95"/>
-            </w:tcMar>
-            <w:vAlign w:val="center"/>
-          </w:tcPr>
-          <w:p>
-            <w:pPr>
-              <w:spacing w:after="0" w:line="265"/>
-            </w:pPr>
-            <w:r>
-              <w:rPr>
-                <w:rFonts w:ascii="微軟正黑體" w:cs="微軟正黑體" w:eastAsia="微軟正黑體" w:hAnsi="微軟正黑體"/>
-                <w:b/>
-                <w:bCs/>
-                <w:color w:val="1B1B1B"/>
-                <w:sz w:val="18"/>
-                <w:szCs w:val="18"/>
-              </w:rPr>
-              <w:t xml:space="preserve">數字</w:t>
-            </w:r>
-          </w:p>
-        </w:tc>
-      </w:tr>
-      <w:tr>
-        <w:trPr>
-          <w:cantSplit/>
-          <w:tblHeader w:val="false"/>
-        </w:trPr>
-        <w:tc>
-          <w:tcPr>
-            <w:tcW w:type="dxa" w:w="3000"/>
-            <w:tcMar>
-              <w:top w:type="dxa" w:w="60"/>
-              <w:left w:type="dxa" w:w="95"/>
-              <w:bottom w:type="dxa" w:w="60"/>
-              <w:right w:type="dxa" w:w="95"/>
-            </w:tcMar>
-            <w:vAlign w:val="center"/>
-          </w:tcPr>
-          <w:p>
-            <w:pPr>
-              <w:spacing w:after="0" w:line="265"/>
-            </w:pPr>
-            <w:r>
-              <w:rPr>
-                <w:rFonts w:ascii="微軟正黑體" w:cs="微軟正黑體" w:eastAsia="微軟正黑體" w:hAnsi="微軟正黑體"/>
-                <w:b w:val="false"/>
-                <w:bCs w:val="false"/>
-                <w:color w:val="1B1B1B"/>
-                <w:sz w:val="18"/>
-                <w:szCs w:val="18"/>
-              </w:rPr>
-              <w:t xml:space="preserve">關鍵畫面</w:t>
-            </w:r>
-          </w:p>
-        </w:tc>
-        <w:tc>
-          <w:tcPr>
-            <w:tcW w:type="dxa" w:w="6360"/>
-            <w:tcMar>
-              <w:top w:type="dxa" w:w="60"/>
-              <w:left w:type="dxa" w:w="95"/>
-              <w:bottom w:type="dxa" w:w="60"/>
-              <w:right w:type="dxa" w:w="95"/>
-            </w:tcMar>
-            <w:vAlign w:val="center"/>
-          </w:tcPr>
-          <w:p>
-            <w:pPr>
-              <w:spacing w:after="0" w:line="265"/>
-            </w:pPr>
-            <w:r>
-              <w:rPr>
-                <w:rFonts w:ascii="微軟正黑體" w:cs="微軟正黑體" w:eastAsia="微軟正黑體" w:hAnsi="微軟正黑體"/>
-                <w:b w:val="false"/>
-                <w:bCs w:val="false"/>
-                <w:color w:val="1B1B1B"/>
-                <w:sz w:val="18"/>
-                <w:szCs w:val="18"/>
-              </w:rPr>
-              <w:t xml:space="preserve">4 萬個（1000 段 × 20 秒，每 0.5 秒標一次）</w:t>
-            </w:r>
-          </w:p>
-        </w:tc>
-      </w:tr>
-      <w:tr>
-        <w:trPr>
-          <w:cantSplit/>
-          <w:tblHeader w:val="false"/>
-        </w:trPr>
-        <w:tc>
-          <w:tcPr>
-            <w:tcW w:type="dxa" w:w="3000"/>
-            <w:tcMar>
-              <w:top w:type="dxa" w:w="60"/>
-              <w:left w:type="dxa" w:w="95"/>
-              <w:bottom w:type="dxa" w:w="60"/>
-              <w:right w:type="dxa" w:w="95"/>
-            </w:tcMar>
-            <w:vAlign w:val="center"/>
-          </w:tcPr>
-          <w:p>
-            <w:pPr>
-              <w:spacing w:after="0" w:line="265"/>
-            </w:pPr>
-            <w:r>
-              <w:rPr>
-                <w:rFonts w:ascii="微軟正黑體" w:cs="微軟正黑體" w:eastAsia="微軟正黑體" w:hAnsi="微軟正黑體"/>
-                <w:b w:val="false"/>
-                <w:bCs w:val="false"/>
-                <w:color w:val="1B1B1B"/>
-                <w:sz w:val="18"/>
-                <w:szCs w:val="18"/>
-              </w:rPr>
-              <w:t xml:space="preserve">立體框</w:t>
-            </w:r>
-          </w:p>
-        </w:tc>
-        <w:tc>
-          <w:tcPr>
-            <w:tcW w:type="dxa" w:w="6360"/>
-            <w:tcMar>
-              <w:top w:type="dxa" w:w="60"/>
-              <w:left w:type="dxa" w:w="95"/>
-              <w:bottom w:type="dxa" w:w="60"/>
-              <w:right w:type="dxa" w:w="95"/>
-            </w:tcMar>
-            <w:vAlign w:val="center"/>
-          </w:tcPr>
-          <w:p>
-            <w:pPr>
-              <w:spacing w:after="0" w:line="265"/>
-            </w:pPr>
-            <w:r>
-              <w:rPr>
-                <w:rFonts w:ascii="微軟正黑體" w:cs="微軟正黑體" w:eastAsia="微軟正黑體" w:hAnsi="微軟正黑體"/>
-                <w:b w:val="false"/>
-                <w:bCs w:val="false"/>
-                <w:color w:val="1B1B1B"/>
-                <w:sz w:val="18"/>
-                <w:szCs w:val="18"/>
-              </w:rPr>
-              <w:t xml:space="preserve">140 萬個，人一個一個標</w:t>
-            </w:r>
-          </w:p>
-        </w:tc>
-      </w:tr>
-      <w:tr>
-        <w:trPr>
-          <w:cantSplit/>
-          <w:tblHeader w:val="false"/>
-        </w:trPr>
-        <w:tc>
-          <w:tcPr>
-            <w:tcW w:type="dxa" w:w="3000"/>
-            <w:tcMar>
-              <w:top w:type="dxa" w:w="60"/>
-              <w:left w:type="dxa" w:w="95"/>
-              <w:bottom w:type="dxa" w:w="60"/>
-              <w:right w:type="dxa" w:w="95"/>
-            </w:tcMar>
-            <w:vAlign w:val="center"/>
-          </w:tcPr>
-          <w:p>
-            <w:pPr>
-              <w:spacing w:after="0" w:line="265"/>
-            </w:pPr>
-            <w:r>
-              <w:rPr>
-                <w:rFonts w:ascii="微軟正黑體" w:cs="微軟正黑體" w:eastAsia="微軟正黑體" w:hAnsi="微軟正黑體"/>
-                <w:b w:val="false"/>
-                <w:bCs w:val="false"/>
-                <w:color w:val="1B1B1B"/>
-                <w:sz w:val="18"/>
-                <w:szCs w:val="18"/>
-              </w:rPr>
-              <w:t xml:space="preserve">類別</w:t>
-            </w:r>
-          </w:p>
-        </w:tc>
-        <w:tc>
-          <w:tcPr>
-            <w:tcW w:type="dxa" w:w="6360"/>
-            <w:tcMar>
-              <w:top w:type="dxa" w:w="60"/>
-              <w:left w:type="dxa" w:w="95"/>
-              <w:bottom w:type="dxa" w:w="60"/>
-              <w:right w:type="dxa" w:w="95"/>
-            </w:tcMar>
-            <w:vAlign w:val="center"/>
-          </w:tcPr>
-          <w:p>
-            <w:pPr>
-              <w:spacing w:after="0" w:line="265"/>
-            </w:pPr>
-            <w:r>
-              <w:rPr>
-                <w:rFonts w:ascii="微軟正黑體" w:cs="微軟正黑體" w:eastAsia="微軟正黑體" w:hAnsi="微軟正黑體"/>
-                <w:b w:val="false"/>
-                <w:bCs w:val="false"/>
-                <w:color w:val="1B1B1B"/>
-                <w:sz w:val="18"/>
-                <w:szCs w:val="18"/>
-              </w:rPr>
-              <w:t xml:space="preserve">23 類（大人、小孩、汽車、公車、機車、三角錐……）</w:t>
-            </w:r>
-          </w:p>
-        </w:tc>
-      </w:tr>
-      <w:tr>
-        <w:trPr>
-          <w:cantSplit/>
-          <w:tblHeader w:val="false"/>
-        </w:trPr>
-        <w:tc>
-          <w:tcPr>
-            <w:tcW w:type="dxa" w:w="3000"/>
-            <w:tcMar>
-              <w:top w:type="dxa" w:w="60"/>
-              <w:left w:type="dxa" w:w="95"/>
-              <w:bottom w:type="dxa" w:w="60"/>
-              <w:right w:type="dxa" w:w="95"/>
-            </w:tcMar>
-            <w:vAlign w:val="center"/>
-          </w:tcPr>
-          <w:p>
-            <w:pPr>
-              <w:spacing w:after="0" w:line="265"/>
-            </w:pPr>
-            <w:r>
-              <w:rPr>
-                <w:rFonts w:ascii="微軟正黑體" w:cs="微軟正黑體" w:eastAsia="微軟正黑體" w:hAnsi="微軟正黑體"/>
-                <w:b w:val="false"/>
-                <w:bCs w:val="false"/>
-                <w:color w:val="1B1B1B"/>
-                <w:sz w:val="18"/>
-                <w:szCs w:val="18"/>
-              </w:rPr>
-              <w:t xml:space="preserve">mini 版：汽車 vs 機車</w:t>
-            </w:r>
-          </w:p>
-        </w:tc>
-        <w:tc>
-          <w:tcPr>
-            <w:tcW w:type="dxa" w:w="6360"/>
-            <w:tcMar>
-              <w:top w:type="dxa" w:w="60"/>
-              <w:left w:type="dxa" w:w="95"/>
-              <w:bottom w:type="dxa" w:w="60"/>
-              <w:right w:type="dxa" w:w="95"/>
-            </w:tcMar>
-            <w:vAlign w:val="center"/>
-          </w:tcPr>
-          <w:p>
-            <w:pPr>
-              <w:spacing w:after="0" w:line="265"/>
-            </w:pPr>
-            <w:r>
-              <w:rPr>
-                <w:rFonts w:ascii="微軟正黑體" w:cs="微軟正黑體" w:eastAsia="微軟正黑體" w:hAnsi="微軟正黑體"/>
-                <w:b w:val="false"/>
-                <w:bCs w:val="false"/>
-                <w:color w:val="1B1B1B"/>
-                <w:sz w:val="18"/>
-                <w:szCs w:val="18"/>
-              </w:rPr>
-              <w:t xml:space="preserve">7,619 個框 vs 471 個框：機車少了十六倍</w:t>
-            </w:r>
-          </w:p>
-        </w:tc>
-      </w:tr>
-    </w:tbl>
-    <w:p>
-      <w:pPr>
-        <w:spacing w:after="0"/>
-      </w:pPr>
-      <w:r>
-        <w:rPr>
-          <w:rFonts w:ascii="微軟正黑體" w:cs="微軟正黑體" w:eastAsia="微軟正黑體" w:hAnsi="微軟正黑體"/>
-          <w:color w:val="1B1B1B"/>
-          <w:sz w:val="22"/>
-          <w:szCs w:val="22"/>
-        </w:rPr>
-        <w:t xml:space="preserve"/>
+          <w:sz w:val="24"/>
+          <w:szCs w:val="24"/>
+        </w:rPr>
+        <w:t xml:space="preserve">從上往下看：鳥瞰圖和佔據網格</w:t>
       </w:r>
     </w:p>
     <w:p>
@@ -5600,7 +5038,7 @@
       <w:r>
         <w:drawing>
           <wp:inline distT="0" distB="0" distL="0" distR="0">
-            <wp:extent cx="4572000" cy="2638425"/>
+            <wp:extent cx="5905500" cy="3333750"/>
             <wp:effectExtent t="0" r="0" b="0" l="0"/>
             <wp:docPr id="1" name="" descr="" title=""/>
             <wp:cNvGraphicFramePr>
@@ -5625,7 +5063,7 @@
                   <pic:spPr bwMode="auto">
                     <a:xfrm>
                       <a:off x="0" y="0"/>
-                      <a:ext cx="4572000" cy="2638425"/>
+                      <a:ext cx="5905500" cy="3333750"/>
                     </a:xfrm>
                     <a:prstGeom prst="rect">
                       <a:avLst/>
@@ -5652,7 +5090,302 @@
           <w:sz w:val="19"/>
           <w:szCs w:val="19"/>
         </w:rPr>
-        <w:t xml:space="preserve">nuScenes mini 各類別的框數（第七週）。波士頓、新加坡的路上機車少，這本課本機車教得很少。　資料：nuScenes（Motional），CC BY-NC-SA 4.0</w:t>
+        <w:t xml:space="preserve">左：鳥瞰圖，光達點＋官方立體框；右：同一格光達算出的佔據網格（0.5 m 一格）。scene-0103（波士頓）。　資料：nuScenes（Motional），CC BY-NC-SA 4.0</w:t>
+      </w:r>
+    </w:p>
+    <w:p>
+      <w:pPr>
+        <w:pStyle w:val="ListParagraph"/>
+        <w:widowControl/>
+        <w:numPr>
+          <w:ilvl w:val="0"/>
+          <w:numId w:val="3"/>
+        </w:numPr>
+        <w:spacing w:after="80" w:line="320"/>
+      </w:pPr>
+      <w:r>
+        <w:rPr>
+          <w:rFonts w:ascii="微軟正黑體" w:cs="微軟正黑體" w:eastAsia="微軟正黑體" w:hAnsi="微軟正黑體"/>
+          <w:color w:val="1B1B1B"/>
+          <w:sz w:val="22"/>
+          <w:szCs w:val="22"/>
+        </w:rPr>
+        <w:t xml:space="preserve">鳥瞰圖的三個好處：東西</w:t>
+      </w:r>
+      <w:r>
+        <w:rPr>
+          <w:rFonts w:ascii="微軟正黑體" w:cs="微軟正黑體" w:eastAsia="微軟正黑體" w:hAnsi="微軟正黑體"/>
+          <w:b/>
+          <w:bCs/>
+          <w:color w:val="24405C"/>
+          <w:sz w:val="22"/>
+          <w:szCs w:val="22"/>
+        </w:rPr>
+        <w:t xml:space="preserve">不會互相擋</w:t>
+      </w:r>
+      <w:r>
+        <w:rPr>
+          <w:rFonts w:ascii="微軟正黑體" w:cs="微軟正黑體" w:eastAsia="微軟正黑體" w:hAnsi="微軟正黑體"/>
+          <w:color w:val="1B1B1B"/>
+          <w:sz w:val="22"/>
+          <w:szCs w:val="22"/>
+        </w:rPr>
+        <w:t xml:space="preserve">；</w:t>
+      </w:r>
+      <w:r>
+        <w:rPr>
+          <w:rFonts w:ascii="微軟正黑體" w:cs="微軟正黑體" w:eastAsia="微軟正黑體" w:hAnsi="微軟正黑體"/>
+          <w:b/>
+          <w:bCs/>
+          <w:color w:val="24405C"/>
+          <w:sz w:val="22"/>
+          <w:szCs w:val="22"/>
+        </w:rPr>
+        <w:t xml:space="preserve">距離不會變形</w:t>
+      </w:r>
+      <w:r>
+        <w:rPr>
+          <w:rFonts w:ascii="微軟正黑體" w:cs="微軟正黑體" w:eastAsia="微軟正黑體" w:hAnsi="微軟正黑體"/>
+          <w:color w:val="1B1B1B"/>
+          <w:sz w:val="22"/>
+          <w:szCs w:val="22"/>
+        </w:rPr>
+        <w:t xml:space="preserve">，一公尺就是一公尺；開車本來就是在</w:t>
+      </w:r>
+      <w:r>
+        <w:rPr>
+          <w:rFonts w:ascii="微軟正黑體" w:cs="微軟正黑體" w:eastAsia="微軟正黑體" w:hAnsi="微軟正黑體"/>
+          <w:b/>
+          <w:bCs/>
+          <w:color w:val="24405C"/>
+          <w:sz w:val="22"/>
+          <w:szCs w:val="22"/>
+        </w:rPr>
+        <w:t xml:space="preserve">地面上</w:t>
+      </w:r>
+      <w:r>
+        <w:rPr>
+          <w:rFonts w:ascii="微軟正黑體" w:cs="微軟正黑體" w:eastAsia="微軟正黑體" w:hAnsi="微軟正黑體"/>
+          <w:color w:val="1B1B1B"/>
+          <w:sz w:val="22"/>
+          <w:szCs w:val="22"/>
+        </w:rPr>
+        <w:t xml:space="preserve">做決定。第七週的中期融合，就是大家先畫成同一張鳥瞰圖。</w:t>
+      </w:r>
+    </w:p>
+    <w:p>
+      <w:pPr>
+        <w:pStyle w:val="ListParagraph"/>
+        <w:widowControl/>
+        <w:numPr>
+          <w:ilvl w:val="0"/>
+          <w:numId w:val="3"/>
+        </w:numPr>
+        <w:spacing w:after="80" w:line="320"/>
+      </w:pPr>
+      <w:r>
+        <w:rPr>
+          <w:rFonts w:ascii="微軟正黑體" w:cs="微軟正黑體" w:eastAsia="微軟正黑體" w:hAnsi="微軟正黑體"/>
+          <w:color w:val="1B1B1B"/>
+          <w:sz w:val="22"/>
+          <w:szCs w:val="22"/>
+        </w:rPr>
+        <w:t xml:space="preserve">佔據網格：每一格只問一件事。</w:t>
+      </w:r>
+      <w:r>
+        <w:rPr>
+          <w:rFonts w:ascii="微軟正黑體" w:cs="微軟正黑體" w:eastAsia="微軟正黑體" w:hAnsi="微軟正黑體"/>
+          <w:b/>
+          <w:bCs/>
+          <w:color w:val="24405C"/>
+          <w:sz w:val="22"/>
+          <w:szCs w:val="22"/>
+        </w:rPr>
+        <w:t xml:space="preserve">紅＝有東西</w:t>
+      </w:r>
+      <w:r>
+        <w:rPr>
+          <w:rFonts w:ascii="微軟正黑體" w:cs="微軟正黑體" w:eastAsia="微軟正黑體" w:hAnsi="微軟正黑體"/>
+          <w:color w:val="1B1B1B"/>
+          <w:sz w:val="22"/>
+          <w:szCs w:val="22"/>
+        </w:rPr>
+        <w:t xml:space="preserve">（有高出地面的點）、</w:t>
+      </w:r>
+      <w:r>
+        <w:rPr>
+          <w:rFonts w:ascii="微軟正黑體" w:cs="微軟正黑體" w:eastAsia="微軟正黑體" w:hAnsi="微軟正黑體"/>
+          <w:b/>
+          <w:bCs/>
+          <w:color w:val="24405C"/>
+          <w:sz w:val="22"/>
+          <w:szCs w:val="22"/>
+        </w:rPr>
+        <w:t xml:space="preserve">白＝空的</w:t>
+      </w:r>
+      <w:r>
+        <w:rPr>
+          <w:rFonts w:ascii="微軟正黑體" w:cs="微軟正黑體" w:eastAsia="微軟正黑體" w:hAnsi="微軟正黑體"/>
+          <w:color w:val="1B1B1B"/>
+          <w:sz w:val="22"/>
+          <w:szCs w:val="22"/>
+        </w:rPr>
+        <w:t xml:space="preserve">（雷射穿過沒碰到東西）、</w:t>
+      </w:r>
+      <w:r>
+        <w:rPr>
+          <w:rFonts w:ascii="微軟正黑體" w:cs="微軟正黑體" w:eastAsia="微軟正黑體" w:hAnsi="微軟正黑體"/>
+          <w:b/>
+          <w:bCs/>
+          <w:color w:val="24405C"/>
+          <w:sz w:val="22"/>
+          <w:szCs w:val="22"/>
+        </w:rPr>
+        <w:t xml:space="preserve">灰＝不知道</w:t>
+      </w:r>
+      <w:r>
+        <w:rPr>
+          <w:rFonts w:ascii="微軟正黑體" w:cs="微軟正黑體" w:eastAsia="微軟正黑體" w:hAnsi="微軟正黑體"/>
+          <w:color w:val="1B1B1B"/>
+          <w:sz w:val="22"/>
+          <w:szCs w:val="22"/>
+        </w:rPr>
+        <w:t xml:space="preserve">（被擋住、沒打到）。</w:t>
+      </w:r>
+    </w:p>
+    <w:p>
+      <w:pPr>
+        <w:pStyle w:val="ListParagraph"/>
+        <w:widowControl/>
+        <w:numPr>
+          <w:ilvl w:val="0"/>
+          <w:numId w:val="3"/>
+        </w:numPr>
+        <w:spacing w:after="80" w:line="320"/>
+      </w:pPr>
+      <w:r>
+        <w:rPr>
+          <w:rFonts w:ascii="微軟正黑體" w:cs="微軟正黑體" w:eastAsia="微軟正黑體" w:hAnsi="微軟正黑體"/>
+          <w:color w:val="1B1B1B"/>
+          <w:sz w:val="22"/>
+          <w:szCs w:val="22"/>
+        </w:rPr>
+        <w:t xml:space="preserve">最大的好處：</w:t>
+      </w:r>
+      <w:r>
+        <w:rPr>
+          <w:rFonts w:ascii="微軟正黑體" w:cs="微軟正黑體" w:eastAsia="微軟正黑體" w:hAnsi="微軟正黑體"/>
+          <w:b/>
+          <w:bCs/>
+          <w:color w:val="24405C"/>
+          <w:sz w:val="22"/>
+          <w:szCs w:val="22"/>
+        </w:rPr>
+        <w:t xml:space="preserve">不用知道那是什麼</w:t>
+      </w:r>
+      <w:r>
+        <w:rPr>
+          <w:rFonts w:ascii="微軟正黑體" w:cs="微軟正黑體" w:eastAsia="微軟正黑體" w:hAnsi="微軟正黑體"/>
+          <w:color w:val="1B1B1B"/>
+          <w:sz w:val="22"/>
+          <w:szCs w:val="22"/>
+        </w:rPr>
+        <w:t xml:space="preserve">。掉在路上的貨、沒看過的路障，偵測器認不出來，佔據網格一樣標紅。但要小心：「不知道」不等於「空的」，大卡車後面可能就站著一個人。</w:t>
+      </w:r>
+    </w:p>
+    <w:p>
+      <w:pPr>
+        <w:pStyle w:val="Heading1"/>
+        <w:keepNext/>
+        <w:pageBreakBefore/>
+        <w:spacing w:after="240" w:before="160"/>
+      </w:pPr>
+      <w:r>
+        <w:rPr>
+          <w:rFonts w:ascii="微軟正黑體" w:cs="微軟正黑體" w:eastAsia="微軟正黑體" w:hAnsi="微軟正黑體"/>
+          <w:b/>
+          <w:bCs/>
+          <w:color w:val="24405C"/>
+          <w:sz w:val="30"/>
+          <w:szCs w:val="30"/>
+        </w:rPr>
+        <w:t xml:space="preserve">三、資料標註：幫電腦準備標準答案</w:t>
+      </w:r>
+    </w:p>
+    <w:p>
+      <w:pPr>
+        <w:widowControl/>
+        <w:spacing w:after="100" w:before="0" w:line="312"/>
+        <w:ind w:left="0" w:firstLine="0"/>
+      </w:pPr>
+      <w:r>
+        <w:rPr>
+          <w:rFonts w:ascii="微軟正黑體" w:cs="微軟正黑體" w:eastAsia="微軟正黑體" w:hAnsi="微軟正黑體"/>
+          <w:color w:val="1B1B1B"/>
+          <w:sz w:val="22"/>
+          <w:szCs w:val="22"/>
+        </w:rPr>
+        <w:t xml:space="preserve">標註資料就是模型的課本。三種狀況會讓模型學壞：</w:t>
+      </w:r>
+      <w:r>
+        <w:rPr>
+          <w:rFonts w:ascii="微軟正黑體" w:cs="微軟正黑體" w:eastAsia="微軟正黑體" w:hAnsi="微軟正黑體"/>
+          <w:b/>
+          <w:bCs/>
+          <w:color w:val="24405C"/>
+          <w:sz w:val="22"/>
+          <w:szCs w:val="22"/>
+        </w:rPr>
+        <w:t xml:space="preserve">漏標</w:t>
+      </w:r>
+      <w:r>
+        <w:rPr>
+          <w:rFonts w:ascii="微軟正黑體" w:cs="微軟正黑體" w:eastAsia="微軟正黑體" w:hAnsi="微軟正黑體"/>
+          <w:color w:val="1B1B1B"/>
+          <w:sz w:val="22"/>
+          <w:szCs w:val="22"/>
+        </w:rPr>
+        <w:t xml:space="preserve">（照片裡有人卻沒框，模型學到「這種樣子不是人」）、</w:t>
+      </w:r>
+      <w:r>
+        <w:rPr>
+          <w:rFonts w:ascii="微軟正黑體" w:cs="微軟正黑體" w:eastAsia="微軟正黑體" w:hAnsi="微軟正黑體"/>
+          <w:b/>
+          <w:bCs/>
+          <w:color w:val="24405C"/>
+          <w:sz w:val="22"/>
+          <w:szCs w:val="22"/>
+        </w:rPr>
+        <w:t xml:space="preserve">標錯類別</w:t>
+      </w:r>
+      <w:r>
+        <w:rPr>
+          <w:rFonts w:ascii="微軟正黑體" w:cs="微軟正黑體" w:eastAsia="微軟正黑體" w:hAnsi="微軟正黑體"/>
+          <w:color w:val="1B1B1B"/>
+          <w:sz w:val="22"/>
+          <w:szCs w:val="22"/>
+        </w:rPr>
+        <w:t xml:space="preserve">（機車標成腳踏車）、</w:t>
+      </w:r>
+      <w:r>
+        <w:rPr>
+          <w:rFonts w:ascii="微軟正黑體" w:cs="微軟正黑體" w:eastAsia="微軟正黑體" w:hAnsi="微軟正黑體"/>
+          <w:b/>
+          <w:bCs/>
+          <w:color w:val="24405C"/>
+          <w:sz w:val="22"/>
+          <w:szCs w:val="22"/>
+        </w:rPr>
+        <w:t xml:space="preserve">每個人標法不一樣</w:t>
+      </w:r>
+      <w:r>
+        <w:rPr>
+          <w:rFonts w:ascii="微軟正黑體" w:cs="微軟正黑體" w:eastAsia="微軟正黑體" w:hAnsi="微軟正黑體"/>
+          <w:color w:val="1B1B1B"/>
+          <w:sz w:val="22"/>
+          <w:szCs w:val="22"/>
+        </w:rPr>
+        <w:t xml:space="preserve">（有人把騎士和機車框在一起，有人分開）。所以正式的標註一定有一份規則，所有人照同一份標，還要抽查。</w:t>
       </w:r>
     </w:p>
     <w:p>
@@ -5669,7 +5402,7 @@
           <w:sz w:val="19"/>
           <w:szCs w:val="19"/>
         </w:rPr>
-        <w:t xml:space="preserve">表 5　nuScenes 官方標註規則（節錄，原文取自 nuscenes-devkit 的 instructions_nuscenes.md）</w:t>
+        <w:t xml:space="preserve">表 4　nuScenes 標了多少</w:t>
       </w:r>
     </w:p>
     <w:tbl>
@@ -5685,9 +5418,8 @@
         </w:tblBorders>
       </w:tblPr>
       <w:tblGrid>
-        <w:gridCol w:w="2900"/>
-        <w:gridCol w:w="3600"/>
-        <w:gridCol w:w="2860"/>
+        <w:gridCol w:w="3000"/>
+        <w:gridCol w:w="6360"/>
       </w:tblGrid>
       <w:tr>
         <w:trPr>
@@ -5696,7 +5428,7 @@
         </w:trPr>
         <w:tc>
           <w:tcPr>
-            <w:tcW w:type="dxa" w:w="2900"/>
+            <w:tcW w:type="dxa" w:w="3000"/>
             <w:shd w:fill="EDF0F3" w:color="auto" w:val="clear"/>
             <w:tcMar>
               <w:top w:type="dxa" w:w="60"/>
@@ -5719,13 +5451,13 @@
                 <w:sz w:val="18"/>
                 <w:szCs w:val="18"/>
               </w:rPr>
-              <w:t xml:space="preserve">規則</w:t>
-            </w:r>
-          </w:p>
-        </w:tc>
-        <w:tc>
-          <w:tcPr>
-            <w:tcW w:type="dxa" w:w="3600"/>
+              <w:t xml:space="preserve">項目</w:t>
+            </w:r>
+          </w:p>
+        </w:tc>
+        <w:tc>
+          <w:tcPr>
+            <w:tcW w:type="dxa" w:w="6360"/>
             <w:shd w:fill="EDF0F3" w:color="auto" w:val="clear"/>
             <w:tcMar>
               <w:top w:type="dxa" w:w="60"/>
@@ -5748,36 +5480,7 @@
                 <w:sz w:val="18"/>
                 <w:szCs w:val="18"/>
               </w:rPr>
-              <w:t xml:space="preserve">原文</w:t>
-            </w:r>
-          </w:p>
-        </w:tc>
-        <w:tc>
-          <w:tcPr>
-            <w:tcW w:type="dxa" w:w="2860"/>
-            <w:shd w:fill="EDF0F3" w:color="auto" w:val="clear"/>
-            <w:tcMar>
-              <w:top w:type="dxa" w:w="60"/>
-              <w:left w:type="dxa" w:w="95"/>
-              <w:bottom w:type="dxa" w:w="60"/>
-              <w:right w:type="dxa" w:w="95"/>
-            </w:tcMar>
-            <w:vAlign w:val="center"/>
-          </w:tcPr>
-          <w:p>
-            <w:pPr>
-              <w:spacing w:after="0" w:line="265"/>
-            </w:pPr>
-            <w:r>
-              <w:rPr>
-                <w:rFonts w:ascii="微軟正黑體" w:cs="微軟正黑體" w:eastAsia="微軟正黑體" w:hAnsi="微軟正黑體"/>
-                <w:b/>
-                <w:bCs/>
-                <w:color w:val="1B1B1B"/>
-                <w:sz w:val="18"/>
-                <w:szCs w:val="18"/>
-              </w:rPr>
-              <w:t xml:space="preserve">為什麼</w:t>
+              <w:t xml:space="preserve">數字</w:t>
             </w:r>
           </w:p>
         </w:tc>
@@ -5789,85 +5492,57 @@
         </w:trPr>
         <w:tc>
           <w:tcPr>
-            <w:tcW w:type="dxa" w:w="2900"/>
-            <w:tcMar>
-              <w:top w:type="dxa" w:w="60"/>
-              <w:left w:type="dxa" w:w="95"/>
-              <w:bottom w:type="dxa" w:w="60"/>
-              <w:right w:type="dxa" w:w="95"/>
-            </w:tcMar>
-            <w:vAlign w:val="center"/>
-          </w:tcPr>
-          <w:p>
-            <w:pPr>
-              <w:spacing w:after="0" w:line="265"/>
-            </w:pPr>
-            <w:r>
-              <w:rPr>
-                <w:rFonts w:ascii="微軟正黑體" w:cs="微軟正黑體" w:eastAsia="微軟正黑體" w:hAnsi="微軟正黑體"/>
-                <w:b w:val="false"/>
-                <w:bCs w:val="false"/>
-                <w:color w:val="1B1B1B"/>
-                <w:sz w:val="18"/>
-                <w:szCs w:val="18"/>
-              </w:rPr>
-              <w:t xml:space="preserve">有 1 個光達或雷達點就要標</w:t>
-            </w:r>
-          </w:p>
-        </w:tc>
-        <w:tc>
-          <w:tcPr>
-            <w:tcW w:type="dxa" w:w="3600"/>
-            <w:tcMar>
-              <w:top w:type="dxa" w:w="60"/>
-              <w:left w:type="dxa" w:w="95"/>
-              <w:bottom w:type="dxa" w:w="60"/>
-              <w:right w:type="dxa" w:w="95"/>
-            </w:tcMar>
-            <w:vAlign w:val="center"/>
-          </w:tcPr>
-          <w:p>
-            <w:pPr>
-              <w:spacing w:after="0" w:line="265"/>
-            </w:pPr>
-            <w:r>
-              <w:rPr>
-                <w:rFonts w:ascii="微軟正黑體" w:cs="微軟正黑體" w:eastAsia="微軟正黑體" w:hAnsi="微軟正黑體"/>
-                <w:b w:val="false"/>
-                <w:bCs w:val="false"/>
-                <w:color w:val="1B1B1B"/>
-                <w:sz w:val="18"/>
-                <w:szCs w:val="18"/>
-              </w:rPr>
-              <w:t xml:space="preserve">Label any target object containing at least 1 LIDAR or RADAR point</w:t>
-            </w:r>
-          </w:p>
-        </w:tc>
-        <w:tc>
-          <w:tcPr>
-            <w:tcW w:type="dxa" w:w="2860"/>
-            <w:tcMar>
-              <w:top w:type="dxa" w:w="60"/>
-              <w:left w:type="dxa" w:w="95"/>
-              <w:bottom w:type="dxa" w:w="60"/>
-              <w:right w:type="dxa" w:w="95"/>
-            </w:tcMar>
-            <w:vAlign w:val="center"/>
-          </w:tcPr>
-          <w:p>
-            <w:pPr>
-              <w:spacing w:after="0" w:line="265"/>
-            </w:pPr>
-            <w:r>
-              <w:rPr>
-                <w:rFonts w:ascii="微軟正黑體" w:cs="微軟正黑體" w:eastAsia="微軟正黑體" w:hAnsi="微軟正黑體"/>
-                <w:b w:val="false"/>
-                <w:bCs w:val="false"/>
-                <w:color w:val="1B1B1B"/>
-                <w:sz w:val="18"/>
-                <w:szCs w:val="18"/>
-              </w:rPr>
-              <w:t xml:space="preserve">感測器看得到，模型就該學</w:t>
+            <w:tcW w:type="dxa" w:w="3000"/>
+            <w:tcMar>
+              <w:top w:type="dxa" w:w="60"/>
+              <w:left w:type="dxa" w:w="95"/>
+              <w:bottom w:type="dxa" w:w="60"/>
+              <w:right w:type="dxa" w:w="95"/>
+            </w:tcMar>
+            <w:vAlign w:val="center"/>
+          </w:tcPr>
+          <w:p>
+            <w:pPr>
+              <w:spacing w:after="0" w:line="265"/>
+            </w:pPr>
+            <w:r>
+              <w:rPr>
+                <w:rFonts w:ascii="微軟正黑體" w:cs="微軟正黑體" w:eastAsia="微軟正黑體" w:hAnsi="微軟正黑體"/>
+                <w:b w:val="false"/>
+                <w:bCs w:val="false"/>
+                <w:color w:val="1B1B1B"/>
+                <w:sz w:val="18"/>
+                <w:szCs w:val="18"/>
+              </w:rPr>
+              <w:t xml:space="preserve">關鍵畫面</w:t>
+            </w:r>
+          </w:p>
+        </w:tc>
+        <w:tc>
+          <w:tcPr>
+            <w:tcW w:type="dxa" w:w="6360"/>
+            <w:tcMar>
+              <w:top w:type="dxa" w:w="60"/>
+              <w:left w:type="dxa" w:w="95"/>
+              <w:bottom w:type="dxa" w:w="60"/>
+              <w:right w:type="dxa" w:w="95"/>
+            </w:tcMar>
+            <w:vAlign w:val="center"/>
+          </w:tcPr>
+          <w:p>
+            <w:pPr>
+              <w:spacing w:after="0" w:line="265"/>
+            </w:pPr>
+            <w:r>
+              <w:rPr>
+                <w:rFonts w:ascii="微軟正黑體" w:cs="微軟正黑體" w:eastAsia="微軟正黑體" w:hAnsi="微軟正黑體"/>
+                <w:b w:val="false"/>
+                <w:bCs w:val="false"/>
+                <w:color w:val="1B1B1B"/>
+                <w:sz w:val="18"/>
+                <w:szCs w:val="18"/>
+              </w:rPr>
+              <w:t xml:space="preserve">4 萬個（1000 段 × 20 秒，每 0.5 秒標一次）</w:t>
             </w:r>
           </w:p>
         </w:tc>
@@ -5879,85 +5554,57 @@
         </w:trPr>
         <w:tc>
           <w:tcPr>
-            <w:tcW w:type="dxa" w:w="2900"/>
-            <w:tcMar>
-              <w:top w:type="dxa" w:w="60"/>
-              <w:left w:type="dxa" w:w="95"/>
-              <w:bottom w:type="dxa" w:w="60"/>
-              <w:right w:type="dxa" w:w="95"/>
-            </w:tcMar>
-            <w:vAlign w:val="center"/>
-          </w:tcPr>
-          <w:p>
-            <w:pPr>
-              <w:spacing w:after="0" w:line="265"/>
-            </w:pPr>
-            <w:r>
-              <w:rPr>
-                <w:rFonts w:ascii="微軟正黑體" w:cs="微軟正黑體" w:eastAsia="微軟正黑體" w:hAnsi="微軟正黑體"/>
-                <w:b w:val="false"/>
-                <w:bCs w:val="false"/>
-                <w:color w:val="1B1B1B"/>
-                <w:sz w:val="18"/>
-                <w:szCs w:val="18"/>
-              </w:rPr>
-              <w:t xml:space="preserve">框要很貼</w:t>
-            </w:r>
-          </w:p>
-        </w:tc>
-        <w:tc>
-          <w:tcPr>
-            <w:tcW w:type="dxa" w:w="3600"/>
-            <w:tcMar>
-              <w:top w:type="dxa" w:w="60"/>
-              <w:left w:type="dxa" w:w="95"/>
-              <w:bottom w:type="dxa" w:w="60"/>
-              <w:right w:type="dxa" w:w="95"/>
-            </w:tcMar>
-            <w:vAlign w:val="center"/>
-          </w:tcPr>
-          <w:p>
-            <w:pPr>
-              <w:spacing w:after="0" w:line="265"/>
-            </w:pPr>
-            <w:r>
-              <w:rPr>
-                <w:rFonts w:ascii="微軟正黑體" w:cs="微軟正黑體" w:eastAsia="微軟正黑體" w:hAnsi="微軟正黑體"/>
-                <w:b w:val="false"/>
-                <w:bCs w:val="false"/>
-                <w:color w:val="1B1B1B"/>
-                <w:sz w:val="18"/>
-                <w:szCs w:val="18"/>
-              </w:rPr>
-              <w:t xml:space="preserve">Cuboids must be very tight.</w:t>
-            </w:r>
-          </w:p>
-        </w:tc>
-        <w:tc>
-          <w:tcPr>
-            <w:tcW w:type="dxa" w:w="2860"/>
-            <w:tcMar>
-              <w:top w:type="dxa" w:w="60"/>
-              <w:left w:type="dxa" w:w="95"/>
-              <w:bottom w:type="dxa" w:w="60"/>
-              <w:right w:type="dxa" w:w="95"/>
-            </w:tcMar>
-            <w:vAlign w:val="center"/>
-          </w:tcPr>
-          <w:p>
-            <w:pPr>
-              <w:spacing w:after="0" w:line="265"/>
-            </w:pPr>
-            <w:r>
-              <w:rPr>
-                <w:rFonts w:ascii="微軟正黑體" w:cs="微軟正黑體" w:eastAsia="微軟正黑體" w:hAnsi="微軟正黑體"/>
-                <w:b w:val="false"/>
-                <w:bCs w:val="false"/>
-                <w:color w:val="1B1B1B"/>
-                <w:sz w:val="18"/>
-                <w:szCs w:val="18"/>
-              </w:rPr>
-              <w:t xml:space="preserve">框太鬆，位置、距離都不準</w:t>
+            <w:tcW w:type="dxa" w:w="3000"/>
+            <w:tcMar>
+              <w:top w:type="dxa" w:w="60"/>
+              <w:left w:type="dxa" w:w="95"/>
+              <w:bottom w:type="dxa" w:w="60"/>
+              <w:right w:type="dxa" w:w="95"/>
+            </w:tcMar>
+            <w:vAlign w:val="center"/>
+          </w:tcPr>
+          <w:p>
+            <w:pPr>
+              <w:spacing w:after="0" w:line="265"/>
+            </w:pPr>
+            <w:r>
+              <w:rPr>
+                <w:rFonts w:ascii="微軟正黑體" w:cs="微軟正黑體" w:eastAsia="微軟正黑體" w:hAnsi="微軟正黑體"/>
+                <w:b w:val="false"/>
+                <w:bCs w:val="false"/>
+                <w:color w:val="1B1B1B"/>
+                <w:sz w:val="18"/>
+                <w:szCs w:val="18"/>
+              </w:rPr>
+              <w:t xml:space="preserve">立體框</w:t>
+            </w:r>
+          </w:p>
+        </w:tc>
+        <w:tc>
+          <w:tcPr>
+            <w:tcW w:type="dxa" w:w="6360"/>
+            <w:tcMar>
+              <w:top w:type="dxa" w:w="60"/>
+              <w:left w:type="dxa" w:w="95"/>
+              <w:bottom w:type="dxa" w:w="60"/>
+              <w:right w:type="dxa" w:w="95"/>
+            </w:tcMar>
+            <w:vAlign w:val="center"/>
+          </w:tcPr>
+          <w:p>
+            <w:pPr>
+              <w:spacing w:after="0" w:line="265"/>
+            </w:pPr>
+            <w:r>
+              <w:rPr>
+                <w:rFonts w:ascii="微軟正黑體" w:cs="微軟正黑體" w:eastAsia="微軟正黑體" w:hAnsi="微軟正黑體"/>
+                <w:b w:val="false"/>
+                <w:bCs w:val="false"/>
+                <w:color w:val="1B1B1B"/>
+                <w:sz w:val="18"/>
+                <w:szCs w:val="18"/>
+              </w:rPr>
+              <w:t xml:space="preserve">140 萬個，人一個一個標</w:t>
             </w:r>
           </w:p>
         </w:tc>
@@ -5969,85 +5616,57 @@
         </w:trPr>
         <w:tc>
           <w:tcPr>
-            <w:tcW w:type="dxa" w:w="2900"/>
-            <w:tcMar>
-              <w:top w:type="dxa" w:w="60"/>
-              <w:left w:type="dxa" w:w="95"/>
-              <w:bottom w:type="dxa" w:w="60"/>
-              <w:right w:type="dxa" w:w="95"/>
-            </w:tcMar>
-            <w:vAlign w:val="center"/>
-          </w:tcPr>
-          <w:p>
-            <w:pPr>
-              <w:spacing w:after="0" w:line="265"/>
-            </w:pPr>
-            <w:r>
-              <w:rPr>
-                <w:rFonts w:ascii="微軟正黑體" w:cs="微軟正黑體" w:eastAsia="微軟正黑體" w:hAnsi="微軟正黑體"/>
-                <w:b w:val="false"/>
-                <w:bCs w:val="false"/>
-                <w:color w:val="1B1B1B"/>
-                <w:sz w:val="18"/>
-                <w:szCs w:val="18"/>
-              </w:rPr>
-              <w:t xml:space="preserve">手腳要包進去</w:t>
-            </w:r>
-          </w:p>
-        </w:tc>
-        <w:tc>
-          <w:tcPr>
-            <w:tcW w:type="dxa" w:w="3600"/>
-            <w:tcMar>
-              <w:top w:type="dxa" w:w="60"/>
-              <w:left w:type="dxa" w:w="95"/>
-              <w:bottom w:type="dxa" w:w="60"/>
-              <w:right w:type="dxa" w:w="95"/>
-            </w:tcMar>
-            <w:vAlign w:val="center"/>
-          </w:tcPr>
-          <w:p>
-            <w:pPr>
-              <w:spacing w:after="0" w:line="265"/>
-            </w:pPr>
-            <w:r>
-              <w:rPr>
-                <w:rFonts w:ascii="微軟正黑體" w:cs="微軟正黑體" w:eastAsia="微軟正黑體" w:hAnsi="微軟正黑體"/>
-                <w:b w:val="false"/>
-                <w:bCs w:val="false"/>
-                <w:color w:val="1B1B1B"/>
-                <w:sz w:val="18"/>
-                <w:szCs w:val="18"/>
-              </w:rPr>
-              <w:t xml:space="preserve">…should include the extremities.</w:t>
-            </w:r>
-          </w:p>
-        </w:tc>
-        <w:tc>
-          <w:tcPr>
-            <w:tcW w:type="dxa" w:w="2860"/>
-            <w:tcMar>
-              <w:top w:type="dxa" w:w="60"/>
-              <w:left w:type="dxa" w:w="95"/>
-              <w:bottom w:type="dxa" w:w="60"/>
-              <w:right w:type="dxa" w:w="95"/>
-            </w:tcMar>
-            <w:vAlign w:val="center"/>
-          </w:tcPr>
-          <w:p>
-            <w:pPr>
-              <w:spacing w:after="0" w:line="265"/>
-            </w:pPr>
-            <w:r>
-              <w:rPr>
-                <w:rFonts w:ascii="微軟正黑體" w:cs="微軟正黑體" w:eastAsia="微軟正黑體" w:hAnsi="微軟正黑體"/>
-                <w:b w:val="false"/>
-                <w:bCs w:val="false"/>
-                <w:color w:val="1B1B1B"/>
-                <w:sz w:val="18"/>
-                <w:szCs w:val="18"/>
-              </w:rPr>
-              <w:t xml:space="preserve">伸出去的手也會被撞到</w:t>
+            <w:tcW w:type="dxa" w:w="3000"/>
+            <w:tcMar>
+              <w:top w:type="dxa" w:w="60"/>
+              <w:left w:type="dxa" w:w="95"/>
+              <w:bottom w:type="dxa" w:w="60"/>
+              <w:right w:type="dxa" w:w="95"/>
+            </w:tcMar>
+            <w:vAlign w:val="center"/>
+          </w:tcPr>
+          <w:p>
+            <w:pPr>
+              <w:spacing w:after="0" w:line="265"/>
+            </w:pPr>
+            <w:r>
+              <w:rPr>
+                <w:rFonts w:ascii="微軟正黑體" w:cs="微軟正黑體" w:eastAsia="微軟正黑體" w:hAnsi="微軟正黑體"/>
+                <w:b w:val="false"/>
+                <w:bCs w:val="false"/>
+                <w:color w:val="1B1B1B"/>
+                <w:sz w:val="18"/>
+                <w:szCs w:val="18"/>
+              </w:rPr>
+              <w:t xml:space="preserve">類別</w:t>
+            </w:r>
+          </w:p>
+        </w:tc>
+        <w:tc>
+          <w:tcPr>
+            <w:tcW w:type="dxa" w:w="6360"/>
+            <w:tcMar>
+              <w:top w:type="dxa" w:w="60"/>
+              <w:left w:type="dxa" w:w="95"/>
+              <w:bottom w:type="dxa" w:w="60"/>
+              <w:right w:type="dxa" w:w="95"/>
+            </w:tcMar>
+            <w:vAlign w:val="center"/>
+          </w:tcPr>
+          <w:p>
+            <w:pPr>
+              <w:spacing w:after="0" w:line="265"/>
+            </w:pPr>
+            <w:r>
+              <w:rPr>
+                <w:rFonts w:ascii="微軟正黑體" w:cs="微軟正黑體" w:eastAsia="微軟正黑體" w:hAnsi="微軟正黑體"/>
+                <w:b w:val="false"/>
+                <w:bCs w:val="false"/>
+                <w:color w:val="1B1B1B"/>
+                <w:sz w:val="18"/>
+                <w:szCs w:val="18"/>
+              </w:rPr>
+              <w:t xml:space="preserve">23 類（大人、小孩、汽車、公車、機車、三角錐……）</w:t>
             </w:r>
           </w:p>
         </w:tc>
@@ -6059,265 +5678,57 @@
         </w:trPr>
         <w:tc>
           <w:tcPr>
-            <w:tcW w:type="dxa" w:w="2900"/>
-            <w:tcMar>
-              <w:top w:type="dxa" w:w="60"/>
-              <w:left w:type="dxa" w:w="95"/>
-              <w:bottom w:type="dxa" w:w="60"/>
-              <w:right w:type="dxa" w:w="95"/>
-            </w:tcMar>
-            <w:vAlign w:val="center"/>
-          </w:tcPr>
-          <w:p>
-            <w:pPr>
-              <w:spacing w:after="0" w:line="265"/>
-            </w:pPr>
-            <w:r>
-              <w:rPr>
-                <w:rFonts w:ascii="微軟正黑體" w:cs="微軟正黑體" w:eastAsia="微軟正黑體" w:hAnsi="微軟正黑體"/>
-                <w:b w:val="false"/>
-                <w:bCs w:val="false"/>
-                <w:color w:val="1B1B1B"/>
-                <w:sz w:val="18"/>
-                <w:szCs w:val="18"/>
-              </w:rPr>
-              <w:t xml:space="preserve">有人騎：騎士和車同一個框</w:t>
-            </w:r>
-          </w:p>
-        </w:tc>
-        <w:tc>
-          <w:tcPr>
-            <w:tcW w:type="dxa" w:w="3600"/>
-            <w:tcMar>
-              <w:top w:type="dxa" w:w="60"/>
-              <w:left w:type="dxa" w:w="95"/>
-              <w:bottom w:type="dxa" w:w="60"/>
-              <w:right w:type="dxa" w:w="95"/>
-            </w:tcMar>
-            <w:vAlign w:val="center"/>
-          </w:tcPr>
-          <w:p>
-            <w:pPr>
-              <w:spacing w:after="0" w:line="265"/>
-            </w:pPr>
-            <w:r>
-              <w:rPr>
-                <w:rFonts w:ascii="微軟正黑體" w:cs="微軟正黑體" w:eastAsia="微軟正黑體" w:hAnsi="微軟正黑體"/>
-                <w:b w:val="false"/>
-                <w:bCs w:val="false"/>
-                <w:color w:val="1B1B1B"/>
-                <w:sz w:val="18"/>
-                <w:szCs w:val="18"/>
-              </w:rPr>
-              <w:t xml:space="preserve">If there is a rider, include the rider in the box.</w:t>
-            </w:r>
-          </w:p>
-        </w:tc>
-        <w:tc>
-          <w:tcPr>
-            <w:tcW w:type="dxa" w:w="2860"/>
-            <w:tcMar>
-              <w:top w:type="dxa" w:w="60"/>
-              <w:left w:type="dxa" w:w="95"/>
-              <w:bottom w:type="dxa" w:w="60"/>
-              <w:right w:type="dxa" w:w="95"/>
-            </w:tcMar>
-            <w:vAlign w:val="center"/>
-          </w:tcPr>
-          <w:p>
-            <w:pPr>
-              <w:spacing w:after="0" w:line="265"/>
-            </w:pPr>
-            <w:r>
-              <w:rPr>
-                <w:rFonts w:ascii="微軟正黑體" w:cs="微軟正黑體" w:eastAsia="微軟正黑體" w:hAnsi="微軟正黑體"/>
-                <w:b w:val="false"/>
-                <w:bCs w:val="false"/>
-                <w:color w:val="1B1B1B"/>
-                <w:sz w:val="18"/>
-                <w:szCs w:val="18"/>
-              </w:rPr>
-              <w:t xml:space="preserve">人和車一起動</w:t>
-            </w:r>
-          </w:p>
-        </w:tc>
-      </w:tr>
-      <w:tr>
-        <w:trPr>
-          <w:cantSplit/>
-          <w:tblHeader w:val="false"/>
-        </w:trPr>
-        <w:tc>
-          <w:tcPr>
-            <w:tcW w:type="dxa" w:w="2900"/>
-            <w:tcMar>
-              <w:top w:type="dxa" w:w="60"/>
-              <w:left w:type="dxa" w:w="95"/>
-              <w:bottom w:type="dxa" w:w="60"/>
-              <w:right w:type="dxa" w:w="95"/>
-            </w:tcMar>
-            <w:vAlign w:val="center"/>
-          </w:tcPr>
-          <w:p>
-            <w:pPr>
-              <w:spacing w:after="0" w:line="265"/>
-            </w:pPr>
-            <w:r>
-              <w:rPr>
-                <w:rFonts w:ascii="微軟正黑體" w:cs="微軟正黑體" w:eastAsia="微軟正黑體" w:hAnsi="微軟正黑體"/>
-                <w:b w:val="false"/>
-                <w:bCs w:val="false"/>
-                <w:color w:val="1B1B1B"/>
-                <w:sz w:val="18"/>
-                <w:szCs w:val="18"/>
-              </w:rPr>
-              <w:t xml:space="preserve">旁邊站的人：另外框</w:t>
-            </w:r>
-          </w:p>
-        </w:tc>
-        <w:tc>
-          <w:tcPr>
-            <w:tcW w:type="dxa" w:w="3600"/>
-            <w:tcMar>
-              <w:top w:type="dxa" w:w="60"/>
-              <w:left w:type="dxa" w:w="95"/>
-              <w:bottom w:type="dxa" w:w="60"/>
-              <w:right w:type="dxa" w:w="95"/>
-            </w:tcMar>
-            <w:vAlign w:val="center"/>
-          </w:tcPr>
-          <w:p>
-            <w:pPr>
-              <w:spacing w:after="0" w:line="265"/>
-            </w:pPr>
-            <w:r>
-              <w:rPr>
-                <w:rFonts w:ascii="微軟正黑體" w:cs="微軟正黑體" w:eastAsia="微軟正黑體" w:hAnsi="微軟正黑體"/>
-                <w:b w:val="false"/>
-                <w:bCs w:val="false"/>
-                <w:color w:val="1B1B1B"/>
-                <w:sz w:val="18"/>
-                <w:szCs w:val="18"/>
-              </w:rPr>
-              <w:t xml:space="preserve">…standing next to the motorcycle, do NOT include…</w:t>
-            </w:r>
-          </w:p>
-        </w:tc>
-        <w:tc>
-          <w:tcPr>
-            <w:tcW w:type="dxa" w:w="2860"/>
-            <w:tcMar>
-              <w:top w:type="dxa" w:w="60"/>
-              <w:left w:type="dxa" w:w="95"/>
-              <w:bottom w:type="dxa" w:w="60"/>
-              <w:right w:type="dxa" w:w="95"/>
-            </w:tcMar>
-            <w:vAlign w:val="center"/>
-          </w:tcPr>
-          <w:p>
-            <w:pPr>
-              <w:spacing w:after="0" w:line="265"/>
-            </w:pPr>
-            <w:r>
-              <w:rPr>
-                <w:rFonts w:ascii="微軟正黑體" w:cs="微軟正黑體" w:eastAsia="微軟正黑體" w:hAnsi="微軟正黑體"/>
-                <w:b w:val="false"/>
-                <w:bCs w:val="false"/>
-                <w:color w:val="1B1B1B"/>
-                <w:sz w:val="18"/>
-                <w:szCs w:val="18"/>
-              </w:rPr>
-              <w:t xml:space="preserve">那個人可能自己走開</w:t>
-            </w:r>
-          </w:p>
-        </w:tc>
-      </w:tr>
-      <w:tr>
-        <w:trPr>
-          <w:cantSplit/>
-          <w:tblHeader w:val="false"/>
-        </w:trPr>
-        <w:tc>
-          <w:tcPr>
-            <w:tcW w:type="dxa" w:w="2900"/>
-            <w:tcMar>
-              <w:top w:type="dxa" w:w="60"/>
-              <w:left w:type="dxa" w:w="95"/>
-              <w:bottom w:type="dxa" w:w="60"/>
-              <w:right w:type="dxa" w:w="95"/>
-            </w:tcMar>
-            <w:vAlign w:val="center"/>
-          </w:tcPr>
-          <w:p>
-            <w:pPr>
-              <w:spacing w:after="0" w:line="265"/>
-            </w:pPr>
-            <w:r>
-              <w:rPr>
-                <w:rFonts w:ascii="微軟正黑體" w:cs="微軟正黑體" w:eastAsia="微軟正黑體" w:hAnsi="微軟正黑體"/>
-                <w:b w:val="false"/>
-                <w:bCs w:val="false"/>
-                <w:color w:val="1B1B1B"/>
-                <w:sz w:val="18"/>
-                <w:szCs w:val="18"/>
-              </w:rPr>
-              <w:t xml:space="preserve">可見度分四級</w:t>
-            </w:r>
-          </w:p>
-        </w:tc>
-        <w:tc>
-          <w:tcPr>
-            <w:tcW w:type="dxa" w:w="3600"/>
-            <w:tcMar>
-              <w:top w:type="dxa" w:w="60"/>
-              <w:left w:type="dxa" w:w="95"/>
-              <w:bottom w:type="dxa" w:w="60"/>
-              <w:right w:type="dxa" w:w="95"/>
-            </w:tcMar>
-            <w:vAlign w:val="center"/>
-          </w:tcPr>
-          <w:p>
-            <w:pPr>
-              <w:spacing w:after="0" w:line="265"/>
-            </w:pPr>
-            <w:r>
-              <w:rPr>
-                <w:rFonts w:ascii="微軟正黑體" w:cs="微軟正黑體" w:eastAsia="微軟正黑體" w:hAnsi="微軟正黑體"/>
-                <w:b w:val="false"/>
-                <w:bCs w:val="false"/>
-                <w:color w:val="1B1B1B"/>
-                <w:sz w:val="18"/>
-                <w:szCs w:val="18"/>
-              </w:rPr>
-              <w:t xml:space="preserve">0–40%, 41–60%, 61–80%, 81–100%</w:t>
-            </w:r>
-          </w:p>
-        </w:tc>
-        <w:tc>
-          <w:tcPr>
-            <w:tcW w:type="dxa" w:w="2860"/>
-            <w:tcMar>
-              <w:top w:type="dxa" w:w="60"/>
-              <w:left w:type="dxa" w:w="95"/>
-              <w:bottom w:type="dxa" w:w="60"/>
-              <w:right w:type="dxa" w:w="95"/>
-            </w:tcMar>
-            <w:vAlign w:val="center"/>
-          </w:tcPr>
-          <w:p>
-            <w:pPr>
-              <w:spacing w:after="0" w:line="265"/>
-            </w:pPr>
-            <w:r>
-              <w:rPr>
-                <w:rFonts w:ascii="微軟正黑體" w:cs="微軟正黑體" w:eastAsia="微軟正黑體" w:hAnsi="微軟正黑體"/>
-                <w:b w:val="false"/>
-                <w:bCs w:val="false"/>
-                <w:color w:val="1B1B1B"/>
-                <w:sz w:val="18"/>
-                <w:szCs w:val="18"/>
-              </w:rPr>
-              <w:t xml:space="preserve">知道哪些被擋得多</w:t>
+            <w:tcW w:type="dxa" w:w="3000"/>
+            <w:tcMar>
+              <w:top w:type="dxa" w:w="60"/>
+              <w:left w:type="dxa" w:w="95"/>
+              <w:bottom w:type="dxa" w:w="60"/>
+              <w:right w:type="dxa" w:w="95"/>
+            </w:tcMar>
+            <w:vAlign w:val="center"/>
+          </w:tcPr>
+          <w:p>
+            <w:pPr>
+              <w:spacing w:after="0" w:line="265"/>
+            </w:pPr>
+            <w:r>
+              <w:rPr>
+                <w:rFonts w:ascii="微軟正黑體" w:cs="微軟正黑體" w:eastAsia="微軟正黑體" w:hAnsi="微軟正黑體"/>
+                <w:b w:val="false"/>
+                <w:bCs w:val="false"/>
+                <w:color w:val="1B1B1B"/>
+                <w:sz w:val="18"/>
+                <w:szCs w:val="18"/>
+              </w:rPr>
+              <w:t xml:space="preserve">mini 版：汽車 vs 機車</w:t>
+            </w:r>
+          </w:p>
+        </w:tc>
+        <w:tc>
+          <w:tcPr>
+            <w:tcW w:type="dxa" w:w="6360"/>
+            <w:tcMar>
+              <w:top w:type="dxa" w:w="60"/>
+              <w:left w:type="dxa" w:w="95"/>
+              <w:bottom w:type="dxa" w:w="60"/>
+              <w:right w:type="dxa" w:w="95"/>
+            </w:tcMar>
+            <w:vAlign w:val="center"/>
+          </w:tcPr>
+          <w:p>
+            <w:pPr>
+              <w:spacing w:after="0" w:line="265"/>
+            </w:pPr>
+            <w:r>
+              <w:rPr>
+                <w:rFonts w:ascii="微軟正黑體" w:cs="微軟正黑體" w:eastAsia="微軟正黑體" w:hAnsi="微軟正黑體"/>
+                <w:b w:val="false"/>
+                <w:bCs w:val="false"/>
+                <w:color w:val="1B1B1B"/>
+                <w:sz w:val="18"/>
+                <w:szCs w:val="18"/>
+              </w:rPr>
+              <w:t xml:space="preserve">7,619 個框 vs 471 個框：機車少了十六倍</w:t>
             </w:r>
           </w:p>
         </w:tc>
@@ -6346,7 +5757,7 @@
       <w:r>
         <w:drawing>
           <wp:inline distT="0" distB="0" distL="0" distR="0">
-            <wp:extent cx="5334000" cy="1990725"/>
+            <wp:extent cx="4572000" cy="2638425"/>
             <wp:effectExtent t="0" r="0" b="0" l="0"/>
             <wp:docPr id="1" name="" descr="" title=""/>
             <wp:cNvGraphicFramePr>
@@ -6371,7 +5782,7 @@
                   <pic:spPr bwMode="auto">
                     <a:xfrm>
                       <a:off x="0" y="0"/>
-                      <a:ext cx="5334000" cy="1990725"/>
+                      <a:ext cx="4572000" cy="2638425"/>
                     </a:xfrm>
                     <a:prstGeom prst="rect">
                       <a:avLst/>
@@ -6398,35 +5809,681 @@
           <w:sz w:val="19"/>
           <w:szCs w:val="19"/>
         </w:rPr>
-        <w:t xml:space="preserve">騎士包在車的框裡：左 scene-0103 腳踏車，右 scene-1100 機車（官方標註框）。　資料：nuScenes（Motional），CC BY-NC-SA 4.0</w:t>
+        <w:t xml:space="preserve">nuScenes mini 各類別的框數（第七週）。波士頓、新加坡的路上機車少，這本課本機車教得很少。　資料：nuScenes（Motional），CC BY-NC-SA 4.0</w:t>
       </w:r>
     </w:p>
     <w:p>
       <w:pPr>
-        <w:widowControl/>
-        <w:spacing w:after="100" w:before="0" w:line="312"/>
-        <w:ind w:left="0" w:firstLine="0"/>
-      </w:pPr>
-      <w:r>
-        <w:rPr>
-          <w:rFonts w:ascii="微軟正黑體" w:cs="微軟正黑體" w:eastAsia="微軟正黑體" w:hAnsi="微軟正黑體"/>
-          <w:color w:val="1B1B1B"/>
-          <w:sz w:val="22"/>
-          <w:szCs w:val="22"/>
-        </w:rPr>
-        <w:t xml:space="preserve">在河內，一台機車載三個人，照 nuScenes 的規則是</w:t>
-      </w:r>
+        <w:keepNext/>
+        <w:spacing w:after="70" w:before="190"/>
+      </w:pPr>
       <w:r>
         <w:rPr>
           <w:rFonts w:ascii="微軟正黑體" w:cs="微軟正黑體" w:eastAsia="微軟正黑體" w:hAnsi="微軟正黑體"/>
           <w:b/>
           <w:bCs/>
           <w:color w:val="24405C"/>
-          <w:sz w:val="22"/>
-          <w:szCs w:val="22"/>
-        </w:rPr>
-        <w:t xml:space="preserve">一個框</w:t>
-      </w:r>
+          <w:sz w:val="19"/>
+          <w:szCs w:val="19"/>
+        </w:rPr>
+        <w:t xml:space="preserve">表 5　nuScenes 官方標註規則（節錄，原文取自 nuscenes-devkit 的 instructions_nuscenes.md）</w:t>
+      </w:r>
+    </w:p>
+    <w:tbl>
+      <w:tblPr>
+        <w:tblW w:type="dxa" w:w="9360"/>
+        <w:tblBorders>
+          <w:top w:val="single" w:color="8A949C" w:sz="8"/>
+          <w:left w:val="none"/>
+          <w:bottom w:val="single" w:color="8A949C" w:sz="8"/>
+          <w:right w:val="none"/>
+          <w:insideH w:val="single" w:color="BFC7CE" w:sz="2"/>
+          <w:insideV w:val="none"/>
+        </w:tblBorders>
+      </w:tblPr>
+      <w:tblGrid>
+        <w:gridCol w:w="2900"/>
+        <w:gridCol w:w="3600"/>
+        <w:gridCol w:w="2860"/>
+      </w:tblGrid>
+      <w:tr>
+        <w:trPr>
+          <w:cantSplit/>
+          <w:tblHeader/>
+        </w:trPr>
+        <w:tc>
+          <w:tcPr>
+            <w:tcW w:type="dxa" w:w="2900"/>
+            <w:shd w:fill="EDF0F3" w:color="auto" w:val="clear"/>
+            <w:tcMar>
+              <w:top w:type="dxa" w:w="60"/>
+              <w:left w:type="dxa" w:w="95"/>
+              <w:bottom w:type="dxa" w:w="60"/>
+              <w:right w:type="dxa" w:w="95"/>
+            </w:tcMar>
+            <w:vAlign w:val="center"/>
+          </w:tcPr>
+          <w:p>
+            <w:pPr>
+              <w:spacing w:after="0" w:line="265"/>
+            </w:pPr>
+            <w:r>
+              <w:rPr>
+                <w:rFonts w:ascii="微軟正黑體" w:cs="微軟正黑體" w:eastAsia="微軟正黑體" w:hAnsi="微軟正黑體"/>
+                <w:b/>
+                <w:bCs/>
+                <w:color w:val="1B1B1B"/>
+                <w:sz w:val="18"/>
+                <w:szCs w:val="18"/>
+              </w:rPr>
+              <w:t xml:space="preserve">規則</w:t>
+            </w:r>
+          </w:p>
+        </w:tc>
+        <w:tc>
+          <w:tcPr>
+            <w:tcW w:type="dxa" w:w="3600"/>
+            <w:shd w:fill="EDF0F3" w:color="auto" w:val="clear"/>
+            <w:tcMar>
+              <w:top w:type="dxa" w:w="60"/>
+              <w:left w:type="dxa" w:w="95"/>
+              <w:bottom w:type="dxa" w:w="60"/>
+              <w:right w:type="dxa" w:w="95"/>
+            </w:tcMar>
+            <w:vAlign w:val="center"/>
+          </w:tcPr>
+          <w:p>
+            <w:pPr>
+              <w:spacing w:after="0" w:line="265"/>
+            </w:pPr>
+            <w:r>
+              <w:rPr>
+                <w:rFonts w:ascii="微軟正黑體" w:cs="微軟正黑體" w:eastAsia="微軟正黑體" w:hAnsi="微軟正黑體"/>
+                <w:b/>
+                <w:bCs/>
+                <w:color w:val="1B1B1B"/>
+                <w:sz w:val="18"/>
+                <w:szCs w:val="18"/>
+              </w:rPr>
+              <w:t xml:space="preserve">原文</w:t>
+            </w:r>
+          </w:p>
+        </w:tc>
+        <w:tc>
+          <w:tcPr>
+            <w:tcW w:type="dxa" w:w="2860"/>
+            <w:shd w:fill="EDF0F3" w:color="auto" w:val="clear"/>
+            <w:tcMar>
+              <w:top w:type="dxa" w:w="60"/>
+              <w:left w:type="dxa" w:w="95"/>
+              <w:bottom w:type="dxa" w:w="60"/>
+              <w:right w:type="dxa" w:w="95"/>
+            </w:tcMar>
+            <w:vAlign w:val="center"/>
+          </w:tcPr>
+          <w:p>
+            <w:pPr>
+              <w:spacing w:after="0" w:line="265"/>
+            </w:pPr>
+            <w:r>
+              <w:rPr>
+                <w:rFonts w:ascii="微軟正黑體" w:cs="微軟正黑體" w:eastAsia="微軟正黑體" w:hAnsi="微軟正黑體"/>
+                <w:b/>
+                <w:bCs/>
+                <w:color w:val="1B1B1B"/>
+                <w:sz w:val="18"/>
+                <w:szCs w:val="18"/>
+              </w:rPr>
+              <w:t xml:space="preserve">為什麼</w:t>
+            </w:r>
+          </w:p>
+        </w:tc>
+      </w:tr>
+      <w:tr>
+        <w:trPr>
+          <w:cantSplit/>
+          <w:tblHeader w:val="false"/>
+        </w:trPr>
+        <w:tc>
+          <w:tcPr>
+            <w:tcW w:type="dxa" w:w="2900"/>
+            <w:tcMar>
+              <w:top w:type="dxa" w:w="60"/>
+              <w:left w:type="dxa" w:w="95"/>
+              <w:bottom w:type="dxa" w:w="60"/>
+              <w:right w:type="dxa" w:w="95"/>
+            </w:tcMar>
+            <w:vAlign w:val="center"/>
+          </w:tcPr>
+          <w:p>
+            <w:pPr>
+              <w:spacing w:after="0" w:line="265"/>
+            </w:pPr>
+            <w:r>
+              <w:rPr>
+                <w:rFonts w:ascii="微軟正黑體" w:cs="微軟正黑體" w:eastAsia="微軟正黑體" w:hAnsi="微軟正黑體"/>
+                <w:b w:val="false"/>
+                <w:bCs w:val="false"/>
+                <w:color w:val="1B1B1B"/>
+                <w:sz w:val="18"/>
+                <w:szCs w:val="18"/>
+              </w:rPr>
+              <w:t xml:space="preserve">有 1 個光達或雷達點就要標</w:t>
+            </w:r>
+          </w:p>
+        </w:tc>
+        <w:tc>
+          <w:tcPr>
+            <w:tcW w:type="dxa" w:w="3600"/>
+            <w:tcMar>
+              <w:top w:type="dxa" w:w="60"/>
+              <w:left w:type="dxa" w:w="95"/>
+              <w:bottom w:type="dxa" w:w="60"/>
+              <w:right w:type="dxa" w:w="95"/>
+            </w:tcMar>
+            <w:vAlign w:val="center"/>
+          </w:tcPr>
+          <w:p>
+            <w:pPr>
+              <w:spacing w:after="0" w:line="265"/>
+            </w:pPr>
+            <w:r>
+              <w:rPr>
+                <w:rFonts w:ascii="微軟正黑體" w:cs="微軟正黑體" w:eastAsia="微軟正黑體" w:hAnsi="微軟正黑體"/>
+                <w:b w:val="false"/>
+                <w:bCs w:val="false"/>
+                <w:color w:val="1B1B1B"/>
+                <w:sz w:val="18"/>
+                <w:szCs w:val="18"/>
+              </w:rPr>
+              <w:t xml:space="preserve">Label any target object containing at least 1 LIDAR or RADAR point</w:t>
+            </w:r>
+          </w:p>
+        </w:tc>
+        <w:tc>
+          <w:tcPr>
+            <w:tcW w:type="dxa" w:w="2860"/>
+            <w:tcMar>
+              <w:top w:type="dxa" w:w="60"/>
+              <w:left w:type="dxa" w:w="95"/>
+              <w:bottom w:type="dxa" w:w="60"/>
+              <w:right w:type="dxa" w:w="95"/>
+            </w:tcMar>
+            <w:vAlign w:val="center"/>
+          </w:tcPr>
+          <w:p>
+            <w:pPr>
+              <w:spacing w:after="0" w:line="265"/>
+            </w:pPr>
+            <w:r>
+              <w:rPr>
+                <w:rFonts w:ascii="微軟正黑體" w:cs="微軟正黑體" w:eastAsia="微軟正黑體" w:hAnsi="微軟正黑體"/>
+                <w:b w:val="false"/>
+                <w:bCs w:val="false"/>
+                <w:color w:val="1B1B1B"/>
+                <w:sz w:val="18"/>
+                <w:szCs w:val="18"/>
+              </w:rPr>
+              <w:t xml:space="preserve">感測器看得到，模型就該學</w:t>
+            </w:r>
+          </w:p>
+        </w:tc>
+      </w:tr>
+      <w:tr>
+        <w:trPr>
+          <w:cantSplit/>
+          <w:tblHeader w:val="false"/>
+        </w:trPr>
+        <w:tc>
+          <w:tcPr>
+            <w:tcW w:type="dxa" w:w="2900"/>
+            <w:tcMar>
+              <w:top w:type="dxa" w:w="60"/>
+              <w:left w:type="dxa" w:w="95"/>
+              <w:bottom w:type="dxa" w:w="60"/>
+              <w:right w:type="dxa" w:w="95"/>
+            </w:tcMar>
+            <w:vAlign w:val="center"/>
+          </w:tcPr>
+          <w:p>
+            <w:pPr>
+              <w:spacing w:after="0" w:line="265"/>
+            </w:pPr>
+            <w:r>
+              <w:rPr>
+                <w:rFonts w:ascii="微軟正黑體" w:cs="微軟正黑體" w:eastAsia="微軟正黑體" w:hAnsi="微軟正黑體"/>
+                <w:b w:val="false"/>
+                <w:bCs w:val="false"/>
+                <w:color w:val="1B1B1B"/>
+                <w:sz w:val="18"/>
+                <w:szCs w:val="18"/>
+              </w:rPr>
+              <w:t xml:space="preserve">框要很貼</w:t>
+            </w:r>
+          </w:p>
+        </w:tc>
+        <w:tc>
+          <w:tcPr>
+            <w:tcW w:type="dxa" w:w="3600"/>
+            <w:tcMar>
+              <w:top w:type="dxa" w:w="60"/>
+              <w:left w:type="dxa" w:w="95"/>
+              <w:bottom w:type="dxa" w:w="60"/>
+              <w:right w:type="dxa" w:w="95"/>
+            </w:tcMar>
+            <w:vAlign w:val="center"/>
+          </w:tcPr>
+          <w:p>
+            <w:pPr>
+              <w:spacing w:after="0" w:line="265"/>
+            </w:pPr>
+            <w:r>
+              <w:rPr>
+                <w:rFonts w:ascii="微軟正黑體" w:cs="微軟正黑體" w:eastAsia="微軟正黑體" w:hAnsi="微軟正黑體"/>
+                <w:b w:val="false"/>
+                <w:bCs w:val="false"/>
+                <w:color w:val="1B1B1B"/>
+                <w:sz w:val="18"/>
+                <w:szCs w:val="18"/>
+              </w:rPr>
+              <w:t xml:space="preserve">Cuboids must be very tight.</w:t>
+            </w:r>
+          </w:p>
+        </w:tc>
+        <w:tc>
+          <w:tcPr>
+            <w:tcW w:type="dxa" w:w="2860"/>
+            <w:tcMar>
+              <w:top w:type="dxa" w:w="60"/>
+              <w:left w:type="dxa" w:w="95"/>
+              <w:bottom w:type="dxa" w:w="60"/>
+              <w:right w:type="dxa" w:w="95"/>
+            </w:tcMar>
+            <w:vAlign w:val="center"/>
+          </w:tcPr>
+          <w:p>
+            <w:pPr>
+              <w:spacing w:after="0" w:line="265"/>
+            </w:pPr>
+            <w:r>
+              <w:rPr>
+                <w:rFonts w:ascii="微軟正黑體" w:cs="微軟正黑體" w:eastAsia="微軟正黑體" w:hAnsi="微軟正黑體"/>
+                <w:b w:val="false"/>
+                <w:bCs w:val="false"/>
+                <w:color w:val="1B1B1B"/>
+                <w:sz w:val="18"/>
+                <w:szCs w:val="18"/>
+              </w:rPr>
+              <w:t xml:space="preserve">框太鬆，位置、距離都不準</w:t>
+            </w:r>
+          </w:p>
+        </w:tc>
+      </w:tr>
+      <w:tr>
+        <w:trPr>
+          <w:cantSplit/>
+          <w:tblHeader w:val="false"/>
+        </w:trPr>
+        <w:tc>
+          <w:tcPr>
+            <w:tcW w:type="dxa" w:w="2900"/>
+            <w:tcMar>
+              <w:top w:type="dxa" w:w="60"/>
+              <w:left w:type="dxa" w:w="95"/>
+              <w:bottom w:type="dxa" w:w="60"/>
+              <w:right w:type="dxa" w:w="95"/>
+            </w:tcMar>
+            <w:vAlign w:val="center"/>
+          </w:tcPr>
+          <w:p>
+            <w:pPr>
+              <w:spacing w:after="0" w:line="265"/>
+            </w:pPr>
+            <w:r>
+              <w:rPr>
+                <w:rFonts w:ascii="微軟正黑體" w:cs="微軟正黑體" w:eastAsia="微軟正黑體" w:hAnsi="微軟正黑體"/>
+                <w:b w:val="false"/>
+                <w:bCs w:val="false"/>
+                <w:color w:val="1B1B1B"/>
+                <w:sz w:val="18"/>
+                <w:szCs w:val="18"/>
+              </w:rPr>
+              <w:t xml:space="preserve">手腳要包進去</w:t>
+            </w:r>
+          </w:p>
+        </w:tc>
+        <w:tc>
+          <w:tcPr>
+            <w:tcW w:type="dxa" w:w="3600"/>
+            <w:tcMar>
+              <w:top w:type="dxa" w:w="60"/>
+              <w:left w:type="dxa" w:w="95"/>
+              <w:bottom w:type="dxa" w:w="60"/>
+              <w:right w:type="dxa" w:w="95"/>
+            </w:tcMar>
+            <w:vAlign w:val="center"/>
+          </w:tcPr>
+          <w:p>
+            <w:pPr>
+              <w:spacing w:after="0" w:line="265"/>
+            </w:pPr>
+            <w:r>
+              <w:rPr>
+                <w:rFonts w:ascii="微軟正黑體" w:cs="微軟正黑體" w:eastAsia="微軟正黑體" w:hAnsi="微軟正黑體"/>
+                <w:b w:val="false"/>
+                <w:bCs w:val="false"/>
+                <w:color w:val="1B1B1B"/>
+                <w:sz w:val="18"/>
+                <w:szCs w:val="18"/>
+              </w:rPr>
+              <w:t xml:space="preserve">…should include the extremities.</w:t>
+            </w:r>
+          </w:p>
+        </w:tc>
+        <w:tc>
+          <w:tcPr>
+            <w:tcW w:type="dxa" w:w="2860"/>
+            <w:tcMar>
+              <w:top w:type="dxa" w:w="60"/>
+              <w:left w:type="dxa" w:w="95"/>
+              <w:bottom w:type="dxa" w:w="60"/>
+              <w:right w:type="dxa" w:w="95"/>
+            </w:tcMar>
+            <w:vAlign w:val="center"/>
+          </w:tcPr>
+          <w:p>
+            <w:pPr>
+              <w:spacing w:after="0" w:line="265"/>
+            </w:pPr>
+            <w:r>
+              <w:rPr>
+                <w:rFonts w:ascii="微軟正黑體" w:cs="微軟正黑體" w:eastAsia="微軟正黑體" w:hAnsi="微軟正黑體"/>
+                <w:b w:val="false"/>
+                <w:bCs w:val="false"/>
+                <w:color w:val="1B1B1B"/>
+                <w:sz w:val="18"/>
+                <w:szCs w:val="18"/>
+              </w:rPr>
+              <w:t xml:space="preserve">伸出去的手也會被撞到</w:t>
+            </w:r>
+          </w:p>
+        </w:tc>
+      </w:tr>
+      <w:tr>
+        <w:trPr>
+          <w:cantSplit/>
+          <w:tblHeader w:val="false"/>
+        </w:trPr>
+        <w:tc>
+          <w:tcPr>
+            <w:tcW w:type="dxa" w:w="2900"/>
+            <w:tcMar>
+              <w:top w:type="dxa" w:w="60"/>
+              <w:left w:type="dxa" w:w="95"/>
+              <w:bottom w:type="dxa" w:w="60"/>
+              <w:right w:type="dxa" w:w="95"/>
+            </w:tcMar>
+            <w:vAlign w:val="center"/>
+          </w:tcPr>
+          <w:p>
+            <w:pPr>
+              <w:spacing w:after="0" w:line="265"/>
+            </w:pPr>
+            <w:r>
+              <w:rPr>
+                <w:rFonts w:ascii="微軟正黑體" w:cs="微軟正黑體" w:eastAsia="微軟正黑體" w:hAnsi="微軟正黑體"/>
+                <w:b w:val="false"/>
+                <w:bCs w:val="false"/>
+                <w:color w:val="1B1B1B"/>
+                <w:sz w:val="18"/>
+                <w:szCs w:val="18"/>
+              </w:rPr>
+              <w:t xml:space="preserve">有人騎：騎士和車同一個框</w:t>
+            </w:r>
+          </w:p>
+        </w:tc>
+        <w:tc>
+          <w:tcPr>
+            <w:tcW w:type="dxa" w:w="3600"/>
+            <w:tcMar>
+              <w:top w:type="dxa" w:w="60"/>
+              <w:left w:type="dxa" w:w="95"/>
+              <w:bottom w:type="dxa" w:w="60"/>
+              <w:right w:type="dxa" w:w="95"/>
+            </w:tcMar>
+            <w:vAlign w:val="center"/>
+          </w:tcPr>
+          <w:p>
+            <w:pPr>
+              <w:spacing w:after="0" w:line="265"/>
+            </w:pPr>
+            <w:r>
+              <w:rPr>
+                <w:rFonts w:ascii="微軟正黑體" w:cs="微軟正黑體" w:eastAsia="微軟正黑體" w:hAnsi="微軟正黑體"/>
+                <w:b w:val="false"/>
+                <w:bCs w:val="false"/>
+                <w:color w:val="1B1B1B"/>
+                <w:sz w:val="18"/>
+                <w:szCs w:val="18"/>
+              </w:rPr>
+              <w:t xml:space="preserve">If there is a rider, include the rider in the box.</w:t>
+            </w:r>
+          </w:p>
+        </w:tc>
+        <w:tc>
+          <w:tcPr>
+            <w:tcW w:type="dxa" w:w="2860"/>
+            <w:tcMar>
+              <w:top w:type="dxa" w:w="60"/>
+              <w:left w:type="dxa" w:w="95"/>
+              <w:bottom w:type="dxa" w:w="60"/>
+              <w:right w:type="dxa" w:w="95"/>
+            </w:tcMar>
+            <w:vAlign w:val="center"/>
+          </w:tcPr>
+          <w:p>
+            <w:pPr>
+              <w:spacing w:after="0" w:line="265"/>
+            </w:pPr>
+            <w:r>
+              <w:rPr>
+                <w:rFonts w:ascii="微軟正黑體" w:cs="微軟正黑體" w:eastAsia="微軟正黑體" w:hAnsi="微軟正黑體"/>
+                <w:b w:val="false"/>
+                <w:bCs w:val="false"/>
+                <w:color w:val="1B1B1B"/>
+                <w:sz w:val="18"/>
+                <w:szCs w:val="18"/>
+              </w:rPr>
+              <w:t xml:space="preserve">人和車一起動</w:t>
+            </w:r>
+          </w:p>
+        </w:tc>
+      </w:tr>
+      <w:tr>
+        <w:trPr>
+          <w:cantSplit/>
+          <w:tblHeader w:val="false"/>
+        </w:trPr>
+        <w:tc>
+          <w:tcPr>
+            <w:tcW w:type="dxa" w:w="2900"/>
+            <w:tcMar>
+              <w:top w:type="dxa" w:w="60"/>
+              <w:left w:type="dxa" w:w="95"/>
+              <w:bottom w:type="dxa" w:w="60"/>
+              <w:right w:type="dxa" w:w="95"/>
+            </w:tcMar>
+            <w:vAlign w:val="center"/>
+          </w:tcPr>
+          <w:p>
+            <w:pPr>
+              <w:spacing w:after="0" w:line="265"/>
+            </w:pPr>
+            <w:r>
+              <w:rPr>
+                <w:rFonts w:ascii="微軟正黑體" w:cs="微軟正黑體" w:eastAsia="微軟正黑體" w:hAnsi="微軟正黑體"/>
+                <w:b w:val="false"/>
+                <w:bCs w:val="false"/>
+                <w:color w:val="1B1B1B"/>
+                <w:sz w:val="18"/>
+                <w:szCs w:val="18"/>
+              </w:rPr>
+              <w:t xml:space="preserve">旁邊站的人：另外框</w:t>
+            </w:r>
+          </w:p>
+        </w:tc>
+        <w:tc>
+          <w:tcPr>
+            <w:tcW w:type="dxa" w:w="3600"/>
+            <w:tcMar>
+              <w:top w:type="dxa" w:w="60"/>
+              <w:left w:type="dxa" w:w="95"/>
+              <w:bottom w:type="dxa" w:w="60"/>
+              <w:right w:type="dxa" w:w="95"/>
+            </w:tcMar>
+            <w:vAlign w:val="center"/>
+          </w:tcPr>
+          <w:p>
+            <w:pPr>
+              <w:spacing w:after="0" w:line="265"/>
+            </w:pPr>
+            <w:r>
+              <w:rPr>
+                <w:rFonts w:ascii="微軟正黑體" w:cs="微軟正黑體" w:eastAsia="微軟正黑體" w:hAnsi="微軟正黑體"/>
+                <w:b w:val="false"/>
+                <w:bCs w:val="false"/>
+                <w:color w:val="1B1B1B"/>
+                <w:sz w:val="18"/>
+                <w:szCs w:val="18"/>
+              </w:rPr>
+              <w:t xml:space="preserve">…standing next to the motorcycle, do NOT include…</w:t>
+            </w:r>
+          </w:p>
+        </w:tc>
+        <w:tc>
+          <w:tcPr>
+            <w:tcW w:type="dxa" w:w="2860"/>
+            <w:tcMar>
+              <w:top w:type="dxa" w:w="60"/>
+              <w:left w:type="dxa" w:w="95"/>
+              <w:bottom w:type="dxa" w:w="60"/>
+              <w:right w:type="dxa" w:w="95"/>
+            </w:tcMar>
+            <w:vAlign w:val="center"/>
+          </w:tcPr>
+          <w:p>
+            <w:pPr>
+              <w:spacing w:after="0" w:line="265"/>
+            </w:pPr>
+            <w:r>
+              <w:rPr>
+                <w:rFonts w:ascii="微軟正黑體" w:cs="微軟正黑體" w:eastAsia="微軟正黑體" w:hAnsi="微軟正黑體"/>
+                <w:b w:val="false"/>
+                <w:bCs w:val="false"/>
+                <w:color w:val="1B1B1B"/>
+                <w:sz w:val="18"/>
+                <w:szCs w:val="18"/>
+              </w:rPr>
+              <w:t xml:space="preserve">那個人可能自己走開</w:t>
+            </w:r>
+          </w:p>
+        </w:tc>
+      </w:tr>
+      <w:tr>
+        <w:trPr>
+          <w:cantSplit/>
+          <w:tblHeader w:val="false"/>
+        </w:trPr>
+        <w:tc>
+          <w:tcPr>
+            <w:tcW w:type="dxa" w:w="2900"/>
+            <w:tcMar>
+              <w:top w:type="dxa" w:w="60"/>
+              <w:left w:type="dxa" w:w="95"/>
+              <w:bottom w:type="dxa" w:w="60"/>
+              <w:right w:type="dxa" w:w="95"/>
+            </w:tcMar>
+            <w:vAlign w:val="center"/>
+          </w:tcPr>
+          <w:p>
+            <w:pPr>
+              <w:spacing w:after="0" w:line="265"/>
+            </w:pPr>
+            <w:r>
+              <w:rPr>
+                <w:rFonts w:ascii="微軟正黑體" w:cs="微軟正黑體" w:eastAsia="微軟正黑體" w:hAnsi="微軟正黑體"/>
+                <w:b w:val="false"/>
+                <w:bCs w:val="false"/>
+                <w:color w:val="1B1B1B"/>
+                <w:sz w:val="18"/>
+                <w:szCs w:val="18"/>
+              </w:rPr>
+              <w:t xml:space="preserve">可見度分四級</w:t>
+            </w:r>
+          </w:p>
+        </w:tc>
+        <w:tc>
+          <w:tcPr>
+            <w:tcW w:type="dxa" w:w="3600"/>
+            <w:tcMar>
+              <w:top w:type="dxa" w:w="60"/>
+              <w:left w:type="dxa" w:w="95"/>
+              <w:bottom w:type="dxa" w:w="60"/>
+              <w:right w:type="dxa" w:w="95"/>
+            </w:tcMar>
+            <w:vAlign w:val="center"/>
+          </w:tcPr>
+          <w:p>
+            <w:pPr>
+              <w:spacing w:after="0" w:line="265"/>
+            </w:pPr>
+            <w:r>
+              <w:rPr>
+                <w:rFonts w:ascii="微軟正黑體" w:cs="微軟正黑體" w:eastAsia="微軟正黑體" w:hAnsi="微軟正黑體"/>
+                <w:b w:val="false"/>
+                <w:bCs w:val="false"/>
+                <w:color w:val="1B1B1B"/>
+                <w:sz w:val="18"/>
+                <w:szCs w:val="18"/>
+              </w:rPr>
+              <w:t xml:space="preserve">0–40%, 41–60%, 61–80%, 81–100%</w:t>
+            </w:r>
+          </w:p>
+        </w:tc>
+        <w:tc>
+          <w:tcPr>
+            <w:tcW w:type="dxa" w:w="2860"/>
+            <w:tcMar>
+              <w:top w:type="dxa" w:w="60"/>
+              <w:left w:type="dxa" w:w="95"/>
+              <w:bottom w:type="dxa" w:w="60"/>
+              <w:right w:type="dxa" w:w="95"/>
+            </w:tcMar>
+            <w:vAlign w:val="center"/>
+          </w:tcPr>
+          <w:p>
+            <w:pPr>
+              <w:spacing w:after="0" w:line="265"/>
+            </w:pPr>
+            <w:r>
+              <w:rPr>
+                <w:rFonts w:ascii="微軟正黑體" w:cs="微軟正黑體" w:eastAsia="微軟正黑體" w:hAnsi="微軟正黑體"/>
+                <w:b w:val="false"/>
+                <w:bCs w:val="false"/>
+                <w:color w:val="1B1B1B"/>
+                <w:sz w:val="18"/>
+                <w:szCs w:val="18"/>
+              </w:rPr>
+              <w:t xml:space="preserve">知道哪些被擋得多</w:t>
+            </w:r>
+          </w:p>
+        </w:tc>
+      </w:tr>
+    </w:tbl>
+    <w:p>
+      <w:pPr>
+        <w:spacing w:after="0"/>
+      </w:pPr>
       <w:r>
         <w:rPr>
           <w:rFonts w:ascii="微軟正黑體" w:cs="微軟正黑體" w:eastAsia="微軟正黑體" w:hAnsi="微軟正黑體"/>
@@ -6434,45 +6491,7 @@
           <w:sz w:val="22"/>
           <w:szCs w:val="22"/>
         </w:rPr>
-        <w:t xml:space="preserve">，類別是機車。換一套規則把每個人分開框也可以，重點是</w:t>
-      </w:r>
-      <w:r>
-        <w:rPr>
-          <w:rFonts w:ascii="微軟正黑體" w:cs="微軟正黑體" w:eastAsia="微軟正黑體" w:hAnsi="微軟正黑體"/>
-          <w:b/>
-          <w:bCs/>
-          <w:color w:val="24405C"/>
-          <w:sz w:val="22"/>
-          <w:szCs w:val="22"/>
-        </w:rPr>
-        <w:t xml:space="preserve">整份資料用同一套</w:t>
-      </w:r>
-      <w:r>
-        <w:rPr>
-          <w:rFonts w:ascii="微軟正黑體" w:cs="微軟正黑體" w:eastAsia="微軟正黑體" w:hAnsi="微軟正黑體"/>
-          <w:color w:val="1B1B1B"/>
-          <w:sz w:val="22"/>
-          <w:szCs w:val="22"/>
-        </w:rPr>
-        <w:t xml:space="preserve">。</w:t>
-      </w:r>
-    </w:p>
-    <w:p>
-      <w:pPr>
-        <w:pStyle w:val="Heading2"/>
-        <w:keepNext/>
-        <w:spacing w:after="130" w:before="300"/>
-      </w:pPr>
-      <w:r>
-        <w:rPr>
-          <w:rFonts w:ascii="微軟正黑體" w:cs="微軟正黑體" w:eastAsia="微軟正黑體" w:hAnsi="微軟正黑體"/>
-          <w:b/>
-          <w:bCs/>
-          <w:color w:val="24405C"/>
-          <w:sz w:val="24"/>
-          <w:szCs w:val="24"/>
-        </w:rPr>
-        <w:t xml:space="preserve">IoU：兩個框有多像</w:t>
+        <w:t xml:space="preserve"/>
       </w:r>
     </w:p>
     <w:p>
@@ -6484,7 +6503,7 @@
       <w:r>
         <w:drawing>
           <wp:inline distT="0" distB="0" distL="0" distR="0">
-            <wp:extent cx="5334000" cy="2038350"/>
+            <wp:extent cx="5334000" cy="1990725"/>
             <wp:effectExtent t="0" r="0" b="0" l="0"/>
             <wp:docPr id="1" name="" descr="" title=""/>
             <wp:cNvGraphicFramePr>
@@ -6509,6 +6528,144 @@
                   <pic:spPr bwMode="auto">
                     <a:xfrm>
                       <a:off x="0" y="0"/>
+                      <a:ext cx="5334000" cy="1990725"/>
+                    </a:xfrm>
+                    <a:prstGeom prst="rect">
+                      <a:avLst/>
+                    </a:prstGeom>
+                  </pic:spPr>
+                </pic:pic>
+              </a:graphicData>
+            </a:graphic>
+          </wp:inline>
+        </w:drawing>
+      </w:r>
+    </w:p>
+    <w:p>
+      <w:pPr>
+        <w:keepNext w:val="false"/>
+        <w:spacing w:after="70" w:before="190"/>
+      </w:pPr>
+      <w:r>
+        <w:rPr>
+          <w:rFonts w:ascii="微軟正黑體" w:cs="微軟正黑體" w:eastAsia="微軟正黑體" w:hAnsi="微軟正黑體"/>
+          <w:b/>
+          <w:bCs/>
+          <w:color w:val="24405C"/>
+          <w:sz w:val="19"/>
+          <w:szCs w:val="19"/>
+        </w:rPr>
+        <w:t xml:space="preserve">騎士包在車的框裡：左 scene-0103 腳踏車，右 scene-1100 機車（官方標註框）。　資料：nuScenes（Motional），CC BY-NC-SA 4.0</w:t>
+      </w:r>
+    </w:p>
+    <w:p>
+      <w:pPr>
+        <w:widowControl/>
+        <w:spacing w:after="100" w:before="0" w:line="312"/>
+        <w:ind w:left="0" w:firstLine="0"/>
+      </w:pPr>
+      <w:r>
+        <w:rPr>
+          <w:rFonts w:ascii="微軟正黑體" w:cs="微軟正黑體" w:eastAsia="微軟正黑體" w:hAnsi="微軟正黑體"/>
+          <w:color w:val="1B1B1B"/>
+          <w:sz w:val="22"/>
+          <w:szCs w:val="22"/>
+        </w:rPr>
+        <w:t xml:space="preserve">在河內，一台機車載三個人，照 nuScenes 的規則是</w:t>
+      </w:r>
+      <w:r>
+        <w:rPr>
+          <w:rFonts w:ascii="微軟正黑體" w:cs="微軟正黑體" w:eastAsia="微軟正黑體" w:hAnsi="微軟正黑體"/>
+          <w:b/>
+          <w:bCs/>
+          <w:color w:val="24405C"/>
+          <w:sz w:val="22"/>
+          <w:szCs w:val="22"/>
+        </w:rPr>
+        <w:t xml:space="preserve">一個框</w:t>
+      </w:r>
+      <w:r>
+        <w:rPr>
+          <w:rFonts w:ascii="微軟正黑體" w:cs="微軟正黑體" w:eastAsia="微軟正黑體" w:hAnsi="微軟正黑體"/>
+          <w:color w:val="1B1B1B"/>
+          <w:sz w:val="22"/>
+          <w:szCs w:val="22"/>
+        </w:rPr>
+        <w:t xml:space="preserve">，類別是機車。換一套規則把每個人分開框也可以，重點是</w:t>
+      </w:r>
+      <w:r>
+        <w:rPr>
+          <w:rFonts w:ascii="微軟正黑體" w:cs="微軟正黑體" w:eastAsia="微軟正黑體" w:hAnsi="微軟正黑體"/>
+          <w:b/>
+          <w:bCs/>
+          <w:color w:val="24405C"/>
+          <w:sz w:val="22"/>
+          <w:szCs w:val="22"/>
+        </w:rPr>
+        <w:t xml:space="preserve">整份資料用同一套</w:t>
+      </w:r>
+      <w:r>
+        <w:rPr>
+          <w:rFonts w:ascii="微軟正黑體" w:cs="微軟正黑體" w:eastAsia="微軟正黑體" w:hAnsi="微軟正黑體"/>
+          <w:color w:val="1B1B1B"/>
+          <w:sz w:val="22"/>
+          <w:szCs w:val="22"/>
+        </w:rPr>
+        <w:t xml:space="preserve">。</w:t>
+      </w:r>
+    </w:p>
+    <w:p>
+      <w:pPr>
+        <w:pStyle w:val="Heading2"/>
+        <w:keepNext/>
+        <w:spacing w:after="130" w:before="300"/>
+      </w:pPr>
+      <w:r>
+        <w:rPr>
+          <w:rFonts w:ascii="微軟正黑體" w:cs="微軟正黑體" w:eastAsia="微軟正黑體" w:hAnsi="微軟正黑體"/>
+          <w:b/>
+          <w:bCs/>
+          <w:color w:val="24405C"/>
+          <w:sz w:val="24"/>
+          <w:szCs w:val="24"/>
+        </w:rPr>
+        <w:t xml:space="preserve">IoU：兩個框有多像</w:t>
+      </w:r>
+    </w:p>
+    <w:p>
+      <w:pPr>
+        <w:keepNext/>
+        <w:spacing w:after="60" w:before="60"/>
+        <w:jc w:val="center"/>
+      </w:pPr>
+      <w:r>
+        <w:drawing>
+          <wp:inline distT="0" distB="0" distL="0" distR="0">
+            <wp:extent cx="5334000" cy="2038350"/>
+            <wp:effectExtent t="0" r="0" b="0" l="0"/>
+            <wp:docPr id="1" name="" descr="" title=""/>
+            <wp:cNvGraphicFramePr>
+              <a:graphicFrameLocks xmlns:a="http://schemas.openxmlformats.org/drawingml/2006/main" noChangeAspect="1"/>
+            </wp:cNvGraphicFramePr>
+            <a:graphic xmlns:a="http://schemas.openxmlformats.org/drawingml/2006/main">
+              <a:graphicData uri="http://schemas.openxmlformats.org/drawingml/2006/picture">
+                <pic:pic xmlns:pic="http://schemas.openxmlformats.org/drawingml/2006/picture">
+                  <pic:nvPicPr>
+                    <pic:cNvPr id="0" name="" descr=""/>
+                    <pic:cNvPicPr>
+                      <a:picLocks noChangeAspect="1" noChangeArrowheads="1"/>
+                    </pic:cNvPicPr>
+                  </pic:nvPicPr>
+                  <pic:blipFill>
+                    <a:blip r:embed="rId25" cstate="none"/>
+                    <a:srcRect/>
+                    <a:stretch>
+                      <a:fillRect/>
+                    </a:stretch>
+                  </pic:blipFill>
+                  <pic:spPr bwMode="auto">
+                    <a:xfrm>
+                      <a:off x="0" y="0"/>
                       <a:ext cx="5334000" cy="2038350"/>
                     </a:xfrm>
                     <a:prstGeom prst="rect">
@@ -6635,7 +6792,7 @@
                     </pic:cNvPicPr>
                   </pic:nvPicPr>
                   <pic:blipFill>
-                    <a:blip r:embed="rId25" cstate="none"/>
+                    <a:blip r:embed="rId26" cstate="none"/>
                     <a:srcRect/>
                     <a:stretch>
                       <a:fillRect/>

--- a/第八週(10-29)/自動駕駛原理_第八週_課程講義.docx
+++ b/第八週(10-29)/自動駕駛原理_第八週_課程講義.docx
@@ -5293,6 +5293,153 @@
         <w:t xml:space="preserve">。掉在路上的貨、沒看過的路障，偵測器認不出來，佔據網格一樣標紅。但要小心：「不知道」不等於「空的」，大卡車後面可能就站著一個人。</w:t>
       </w:r>
     </w:p>
+    <w:tbl>
+      <w:tblPr>
+        <w:tblW w:type="dxa" w:w="9360"/>
+        <w:tblBorders>
+          <w:top w:val="single" w:color="A8B2BA" w:sz="6"/>
+          <w:left w:val="none"/>
+          <w:bottom w:val="single" w:color="A8B2BA" w:sz="6"/>
+          <w:right w:val="none"/>
+          <w:insideH w:val="none"/>
+          <w:insideV w:val="none"/>
+        </w:tblBorders>
+      </w:tblPr>
+      <w:tblGrid>
+        <w:gridCol w:w="9360"/>
+      </w:tblGrid>
+      <w:tr>
+        <w:trPr>
+          <w:cantSplit/>
+        </w:trPr>
+        <w:tc>
+          <w:tcPr>
+            <w:tcW w:type="dxa" w:w="9360"/>
+            <w:shd w:fill="F6F8F9" w:color="auto" w:val="clear"/>
+            <w:tcMar>
+              <w:top w:type="dxa" w:w="140"/>
+              <w:left w:type="dxa" w:w="200"/>
+              <w:bottom w:type="dxa" w:w="140"/>
+              <w:right w:type="dxa" w:w="180"/>
+            </w:tcMar>
+          </w:tcPr>
+          <w:p>
+            <w:pPr>
+              <w:spacing w:after="90" w:line="300"/>
+            </w:pPr>
+            <w:r>
+              <w:rPr>
+                <w:rFonts w:ascii="微軟正黑體" w:cs="微軟正黑體" w:eastAsia="微軟正黑體" w:hAnsi="微軟正黑體"/>
+                <w:b/>
+                <w:bCs/>
+                <w:color w:val="24405C"/>
+                <w:sz w:val="20"/>
+                <w:szCs w:val="20"/>
+              </w:rPr>
+              <w:t xml:space="preserve">延伸觀看（英文影片，可開自動翻譯字幕）</w:t>
+            </w:r>
+          </w:p>
+          <w:p>
+            <w:pPr>
+              <w:spacing w:after="80" w:line="310"/>
+            </w:pPr>
+            <w:r>
+              <w:rPr>
+                <w:rFonts w:ascii="微軟正黑體" w:cs="微軟正黑體" w:eastAsia="微軟正黑體" w:hAnsi="微軟正黑體"/>
+                <w:color w:val="1B1B1B"/>
+                <w:sz w:val="20"/>
+                <w:szCs w:val="20"/>
+              </w:rPr>
+              <w:t xml:space="preserve">Bayer 濾色片與補齊顏色（Computerphile）：youtu.be/LWxu4rkZBLw，0:17–5:46</w:t>
+            </w:r>
+          </w:p>
+          <w:p>
+            <w:pPr>
+              <w:spacing w:after="80" w:line="310"/>
+            </w:pPr>
+            <w:r>
+              <w:rPr>
+                <w:rFonts w:ascii="微軟正黑體" w:cs="微軟正黑體" w:eastAsia="微軟正黑體" w:hAnsi="微軟正黑體"/>
+                <w:color w:val="1B1B1B"/>
+                <w:sz w:val="20"/>
+                <w:szCs w:val="20"/>
+              </w:rPr>
+              <w:t xml:space="preserve">神經網路一層一層（3Blue1Brown 第一集）：youtu.be/aircAruvnKk，5:32–8:39</w:t>
+            </w:r>
+          </w:p>
+          <w:p>
+            <w:pPr>
+              <w:spacing w:after="80" w:line="310"/>
+            </w:pPr>
+            <w:r>
+              <w:rPr>
+                <w:rFonts w:ascii="微軟正黑體" w:cs="微軟正黑體" w:eastAsia="微軟正黑體" w:hAnsi="微軟正黑體"/>
+                <w:color w:val="1B1B1B"/>
+                <w:sz w:val="20"/>
+                <w:szCs w:val="20"/>
+              </w:rPr>
+              <w:t xml:space="preserve">梯度下降：球滾下山、步伐（3Blue1Brown 第二集）：youtu.be/IHZwWFHWa-w，5:12–6:54</w:t>
+            </w:r>
+          </w:p>
+          <w:p>
+            <w:pPr>
+              <w:spacing w:after="80" w:line="310"/>
+            </w:pPr>
+            <w:r>
+              <w:rPr>
+                <w:rFonts w:ascii="微軟正黑體" w:cs="微軟正黑體" w:eastAsia="微軟正黑體" w:hAnsi="微軟正黑體"/>
+                <w:color w:val="1B1B1B"/>
+                <w:sz w:val="20"/>
+                <w:szCs w:val="20"/>
+              </w:rPr>
+              <w:t xml:space="preserve">YOLO 即時物件偵測（TED，Joseph Redmon）：youtu.be/Cgxsv1riJhI，0:12–5:48</w:t>
+            </w:r>
+          </w:p>
+          <w:p>
+            <w:pPr>
+              <w:spacing w:after="80" w:line="310"/>
+            </w:pPr>
+            <w:r>
+              <w:rPr>
+                <w:rFonts w:ascii="微軟正黑體" w:cs="微軟正黑體" w:eastAsia="微軟正黑體" w:hAnsi="微軟正黑體"/>
+                <w:color w:val="1B1B1B"/>
+                <w:sz w:val="20"/>
+                <w:szCs w:val="20"/>
+              </w:rPr>
+              <w:t xml:space="preserve">一個像素一個像素的分割（NVIDIA DRIVE Labs 14）：youtu.be/HS1wV9NMLr8，1 分 27 秒</w:t>
+            </w:r>
+          </w:p>
+          <w:p>
+            <w:pPr>
+              <w:spacing w:after="80" w:line="310"/>
+            </w:pPr>
+            <w:r>
+              <w:rPr>
+                <w:rFonts w:ascii="微軟正黑體" w:cs="微軟正黑體" w:eastAsia="微軟正黑體" w:hAnsi="微軟正黑體"/>
+                <w:color w:val="1B1B1B"/>
+                <w:sz w:val="20"/>
+                <w:szCs w:val="20"/>
+              </w:rPr>
+              <w:t xml:space="preserve">夜間行人偵測與主動學習（NVIDIA DRIVE Labs 19）：youtu.be/4aq13pB9s7c，1 分 51 秒</w:t>
+            </w:r>
+          </w:p>
+          <w:p>
+            <w:pPr>
+              <w:spacing w:after="0" w:line="310"/>
+            </w:pPr>
+            <w:r>
+              <w:rPr>
+                <w:rFonts w:ascii="微軟正黑體" w:cs="微軟正黑體" w:eastAsia="微軟正黑體" w:hAnsi="微軟正黑體"/>
+                <w:color w:val="1B1B1B"/>
+                <w:sz w:val="20"/>
+                <w:szCs w:val="20"/>
+              </w:rPr>
+              <w:t xml:space="preserve">佔據網格五分鐘（Cyrill Stachniss）：youtu.be/8ckhPViqneg，0:04–2:21</w:t>
+            </w:r>
+          </w:p>
+        </w:tc>
+      </w:tr>
+    </w:tbl>
     <w:p>
       <w:pPr>
         <w:pStyle w:val="Heading1"/>
@@ -6614,6 +6761,69 @@
         <w:t xml:space="preserve">。</w:t>
       </w:r>
     </w:p>
+    <w:tbl>
+      <w:tblPr>
+        <w:tblW w:type="dxa" w:w="9360"/>
+        <w:tblBorders>
+          <w:top w:val="single" w:color="A8B2BA" w:sz="6"/>
+          <w:left w:val="none"/>
+          <w:bottom w:val="single" w:color="A8B2BA" w:sz="6"/>
+          <w:right w:val="none"/>
+          <w:insideH w:val="none"/>
+          <w:insideV w:val="none"/>
+        </w:tblBorders>
+      </w:tblPr>
+      <w:tblGrid>
+        <w:gridCol w:w="9360"/>
+      </w:tblGrid>
+      <w:tr>
+        <w:trPr>
+          <w:cantSplit/>
+        </w:trPr>
+        <w:tc>
+          <w:tcPr>
+            <w:tcW w:type="dxa" w:w="9360"/>
+            <w:shd w:fill="F6F8F9" w:color="auto" w:val="clear"/>
+            <w:tcMar>
+              <w:top w:type="dxa" w:w="140"/>
+              <w:left w:type="dxa" w:w="200"/>
+              <w:bottom w:type="dxa" w:w="140"/>
+              <w:right w:type="dxa" w:w="180"/>
+            </w:tcMar>
+          </w:tcPr>
+          <w:p>
+            <w:pPr>
+              <w:spacing w:after="90" w:line="300"/>
+            </w:pPr>
+            <w:r>
+              <w:rPr>
+                <w:rFonts w:ascii="微軟正黑體" w:cs="微軟正黑體" w:eastAsia="微軟正黑體" w:hAnsi="微軟正黑體"/>
+                <w:b/>
+                <w:bCs/>
+                <w:color w:val="24405C"/>
+                <w:sz w:val="20"/>
+                <w:szCs w:val="20"/>
+              </w:rPr>
+              <w:t xml:space="preserve">延伸觀看</w:t>
+            </w:r>
+          </w:p>
+          <w:p>
+            <w:pPr>
+              <w:spacing w:after="0" w:line="310"/>
+            </w:pPr>
+            <w:r>
+              <w:rPr>
+                <w:rFonts w:ascii="微軟正黑體" w:cs="微軟正黑體" w:eastAsia="微軟正黑體" w:hAnsi="微軟正黑體"/>
+                <w:color w:val="1B1B1B"/>
+                <w:sz w:val="20"/>
+                <w:szCs w:val="20"/>
+              </w:rPr>
+              <w:t xml:space="preserve">用標註工具 CVAT 畫框（官方教學，英文）：youtu.be/TDae8RkGbKk，0:16–2:47。兩種畫法、調整大小、標「被擋住」。</w:t>
+            </w:r>
+          </w:p>
+        </w:tc>
+      </w:tr>
+    </w:tbl>
     <w:p>
       <w:pPr>
         <w:pStyle w:val="Heading2"/>

--- a/第八週(10-29)/自動駕駛原理_第八週_課程講義.docx
+++ b/第八週(10-29)/自動駕駛原理_第八週_課程講義.docx
@@ -2794,7 +2794,7 @@
           <w:sz w:val="22"/>
           <w:szCs w:val="22"/>
         </w:rPr>
-        <w:t xml:space="preserve">」：太小走得慢（0.05 改 30 次門檻才到 1.32）；太大會跳過頭、左右亂跳（2.5 在 −2.5 和 3.3 之間跳，只分對一半）；剛好的話（0.6）第三次就走進分得對的範圍。第二，真的訓練一次只看幾張到幾十張照片，每看幾張就大改，前面從別的照片學到的就被蓋掉了；每次只修一點點，看夠多張，才會對所有照片都好用。</w:t>
+        <w:t xml:space="preserve">」：太小走得慢（0.05 改 30 次門檻才到 1.32）；太大會跳過頭、左右亂跳（2.5 在 −2.5 和 3.3 之間跳，只分對一半）；剛好的話（0.3），一步比一步小（2.6→1.99→1.60→1.41……，愈靠近谷底坡愈平，步伐自己變小），第六次走進分得對的範圍。第二，真的訓練一次只看幾張到幾十張照片，每看幾張就大改，前面從別的照片學到的就被蓋掉了；每次只修一點點，看夠多張，才會對所有照片都好用。</w:t>
       </w:r>
     </w:p>
     <w:p>

--- a/第八週(10-29)/自動駕駛原理_第八週_課程講義.docx
+++ b/第八週(10-29)/自動駕駛原理_第八週_課程講義.docx
@@ -2363,7 +2363,7 @@
       <w:r>
         <w:drawing>
           <wp:inline distT="0" distB="0" distL="0" distR="0">
-            <wp:extent cx="4000500" cy="2038350"/>
+            <wp:extent cx="4000500" cy="2057400"/>
             <wp:effectExtent t="0" r="0" b="0" l="0"/>
             <wp:docPr id="1" name="" descr="" title=""/>
             <wp:cNvGraphicFramePr>
@@ -2388,7 +2388,7 @@
                   <pic:spPr bwMode="auto">
                     <a:xfrm>
                       <a:off x="0" y="0"/>
-                      <a:ext cx="4000500" cy="2038350"/>
+                      <a:ext cx="4000500" cy="2057400"/>
                     </a:xfrm>
                     <a:prstGeom prst="rect">
                       <a:avLst/>
@@ -2420,6 +2420,42 @@
     </w:p>
     <w:p>
       <w:pPr>
+        <w:widowControl/>
+        <w:spacing w:after="100" w:before="0" w:line="312"/>
+        <w:ind w:left="0" w:firstLine="0"/>
+      </w:pPr>
+      <w:r>
+        <w:rPr>
+          <w:rFonts w:ascii="微軟正黑體" w:cs="微軟正黑體" w:eastAsia="微軟正黑體" w:hAnsi="微軟正黑體"/>
+          <w:color w:val="1B1B1B"/>
+          <w:sz w:val="22"/>
+          <w:szCs w:val="22"/>
+        </w:rPr>
+        <w:t xml:space="preserve">這 32 個濾鏡不像車，因為它們本來就不是車的零件，而是照片最小的</w:t>
+      </w:r>
+      <w:r>
+        <w:rPr>
+          <w:rFonts w:ascii="微軟正黑體" w:cs="微軟正黑體" w:eastAsia="微軟正黑體" w:hAnsi="微軟正黑體"/>
+          <w:b/>
+          <w:bCs/>
+          <w:color w:val="24405C"/>
+          <w:sz w:val="22"/>
+          <w:szCs w:val="22"/>
+        </w:rPr>
+        <w:t xml:space="preserve">筆畫</w:t>
+      </w:r>
+      <w:r>
+        <w:rPr>
+          <w:rFonts w:ascii="微軟正黑體" w:cs="微軟正黑體" w:eastAsia="微軟正黑體" w:hAnsi="微軟正黑體"/>
+          <w:color w:val="1B1B1B"/>
+          <w:sz w:val="22"/>
+          <w:szCs w:val="22"/>
+        </w:rPr>
+        <w:t xml:space="preserve">：就像「車」這個字由橫、豎、點組成，筆畫本身不像車，拼起來才是車。每個濾鏡在照片上一格一格滑過去，每一格問一個小問題：「這一小塊像不像我？」像就亮、不像就暗，得到一張「哪裡有這種筆畫」的地圖。下圖是三個真的例子。</w:t>
+      </w:r>
+    </w:p>
+    <w:p>
+      <w:pPr>
         <w:keepNext/>
         <w:spacing w:after="60" w:before="60"/>
         <w:jc w:val="center"/>
@@ -2427,7 +2463,7 @@
       <w:r>
         <w:drawing>
           <wp:inline distT="0" distB="0" distL="0" distR="0">
-            <wp:extent cx="6096000" cy="1114425"/>
+            <wp:extent cx="6096000" cy="2371725"/>
             <wp:effectExtent t="0" r="0" b="0" l="0"/>
             <wp:docPr id="1" name="" descr="" title=""/>
             <wp:cNvGraphicFramePr>
@@ -2452,7 +2488,7 @@
                   <pic:spPr bwMode="auto">
                     <a:xfrm>
                       <a:off x="0" y="0"/>
-                      <a:ext cx="6096000" cy="1114425"/>
+                      <a:ext cx="6096000" cy="2371725"/>
                     </a:xfrm>
                     <a:prstGeom prst="rect">
                       <a:avLst/>
@@ -2479,182 +2515,7 @@
           <w:sz w:val="19"/>
           <w:szCs w:val="19"/>
         </w:rPr>
-        <w:t xml:space="preserve">同一張照片送進 YOLOX-s，三個深度真的算出來的結果（亮＝有反應）：第 1 層是線條，第 2 段是紋理，後段只剩五個行人的位置亮起來。每個深度挑一個通道代表（後兩個挑在人身上最亮的）。照片：nuScenes（Motional），CC BY-NC-SA 4.0</w:t>
-      </w:r>
-    </w:p>
-    <w:p>
-      <w:pPr>
-        <w:pStyle w:val="Heading2"/>
-        <w:keepNext/>
-        <w:spacing w:after="130" w:before="300"/>
-      </w:pPr>
-      <w:r>
-        <w:rPr>
-          <w:rFonts w:ascii="微軟正黑體" w:cs="微軟正黑體" w:eastAsia="微軟正黑體" w:hAnsi="微軟正黑體"/>
-          <w:b/>
-          <w:bCs/>
-          <w:color w:val="24405C"/>
-          <w:sz w:val="24"/>
-          <w:szCs w:val="24"/>
-        </w:rPr>
-        <w:t xml:space="preserve">「學」是什麼：猜、對答案、改一點點</w:t>
-      </w:r>
-    </w:p>
-    <w:p>
-      <w:pPr>
-        <w:pStyle w:val="ListParagraph"/>
-        <w:widowControl/>
-        <w:numPr>
-          <w:ilvl w:val="0"/>
-          <w:numId w:val="2"/>
-        </w:numPr>
-        <w:spacing w:after="80" w:line="320"/>
-      </w:pPr>
-      <w:r>
-        <w:rPr>
-          <w:rFonts w:ascii="微軟正黑體" w:cs="微軟正黑體" w:eastAsia="微軟正黑體" w:hAnsi="微軟正黑體"/>
-          <w:b/>
-          <w:bCs/>
-          <w:color w:val="24405C"/>
-          <w:sz w:val="22"/>
-          <w:szCs w:val="22"/>
-        </w:rPr>
-        <w:t xml:space="preserve">猜</w:t>
-      </w:r>
-      <w:r>
-        <w:rPr>
-          <w:rFonts w:ascii="微軟正黑體" w:cs="微軟正黑體" w:eastAsia="微軟正黑體" w:hAnsi="微軟正黑體"/>
-          <w:color w:val="1B1B1B"/>
-          <w:sz w:val="22"/>
-          <w:szCs w:val="22"/>
-        </w:rPr>
-        <w:t xml:space="preserve">：丟一張照片進去，模型猜「這裡有一個人，框在這裡」。</w:t>
-      </w:r>
-    </w:p>
-    <w:p>
-      <w:pPr>
-        <w:pStyle w:val="ListParagraph"/>
-        <w:widowControl/>
-        <w:numPr>
-          <w:ilvl w:val="0"/>
-          <w:numId w:val="2"/>
-        </w:numPr>
-        <w:spacing w:after="80" w:line="320"/>
-      </w:pPr>
-      <w:r>
-        <w:rPr>
-          <w:rFonts w:ascii="微軟正黑體" w:cs="微軟正黑體" w:eastAsia="微軟正黑體" w:hAnsi="微軟正黑體"/>
-          <w:b/>
-          <w:bCs/>
-          <w:color w:val="24405C"/>
-          <w:sz w:val="22"/>
-          <w:szCs w:val="22"/>
-        </w:rPr>
-        <w:t xml:space="preserve">對答案</w:t>
-      </w:r>
-      <w:r>
-        <w:rPr>
-          <w:rFonts w:ascii="微軟正黑體" w:cs="微軟正黑體" w:eastAsia="微軟正黑體" w:hAnsi="微軟正黑體"/>
-          <w:color w:val="1B1B1B"/>
-          <w:sz w:val="22"/>
-          <w:szCs w:val="22"/>
-        </w:rPr>
-        <w:t xml:space="preserve">：跟人標好的標準答案比，差多少。</w:t>
-      </w:r>
-    </w:p>
-    <w:p>
-      <w:pPr>
-        <w:pStyle w:val="ListParagraph"/>
-        <w:widowControl/>
-        <w:numPr>
-          <w:ilvl w:val="0"/>
-          <w:numId w:val="2"/>
-        </w:numPr>
-        <w:spacing w:after="80" w:line="320"/>
-      </w:pPr>
-      <w:r>
-        <w:rPr>
-          <w:rFonts w:ascii="微軟正黑體" w:cs="微軟正黑體" w:eastAsia="微軟正黑體" w:hAnsi="微軟正黑體"/>
-          <w:b/>
-          <w:bCs/>
-          <w:color w:val="24405C"/>
-          <w:sz w:val="22"/>
-          <w:szCs w:val="22"/>
-        </w:rPr>
-        <w:t xml:space="preserve">改一點點</w:t>
-      </w:r>
-      <w:r>
-        <w:rPr>
-          <w:rFonts w:ascii="微軟正黑體" w:cs="微軟正黑體" w:eastAsia="微軟正黑體" w:hAnsi="微軟正黑體"/>
-          <w:color w:val="1B1B1B"/>
-          <w:sz w:val="22"/>
-          <w:szCs w:val="22"/>
-        </w:rPr>
-        <w:t xml:space="preserve">：調整模型裡的數字（上面的門檻只有 1 個；YOLOX 有約 900 萬個），讓下次差少一點。</w:t>
-      </w:r>
-    </w:p>
-    <w:p>
-      <w:pPr>
-        <w:pStyle w:val="ListParagraph"/>
-        <w:widowControl/>
-        <w:numPr>
-          <w:ilvl w:val="0"/>
-          <w:numId w:val="2"/>
-        </w:numPr>
-        <w:spacing w:after="80" w:line="320"/>
-      </w:pPr>
-      <w:r>
-        <w:rPr>
-          <w:rFonts w:ascii="微軟正黑體" w:cs="微軟正黑體" w:eastAsia="微軟正黑體" w:hAnsi="微軟正黑體"/>
-          <w:b/>
-          <w:bCs/>
-          <w:color w:val="24405C"/>
-          <w:sz w:val="22"/>
-          <w:szCs w:val="22"/>
-        </w:rPr>
-        <w:t xml:space="preserve">重複</w:t>
-      </w:r>
-      <w:r>
-        <w:rPr>
-          <w:rFonts w:ascii="微軟正黑體" w:cs="微軟正黑體" w:eastAsia="微軟正黑體" w:hAnsi="微軟正黑體"/>
-          <w:color w:val="1B1B1B"/>
-          <w:sz w:val="22"/>
-          <w:szCs w:val="22"/>
-        </w:rPr>
-        <w:t xml:space="preserve">：幾萬張照片，一輪又一輪。</w:t>
-      </w:r>
-    </w:p>
-    <w:p>
-      <w:pPr>
-        <w:widowControl/>
-        <w:spacing w:after="100" w:before="0" w:line="312"/>
-        <w:ind w:left="0" w:firstLine="0"/>
-      </w:pPr>
-      <w:r>
-        <w:rPr>
-          <w:rFonts w:ascii="微軟正黑體" w:cs="微軟正黑體" w:eastAsia="微軟正黑體" w:hAnsi="微軟正黑體"/>
-          <w:color w:val="1B1B1B"/>
-          <w:sz w:val="22"/>
-          <w:szCs w:val="22"/>
-        </w:rPr>
-        <w:t xml:space="preserve">就像寫附答案的考古題：寫完對答案，錯的記下來，寫夠多份，沒看過的題目也會寫。第二步的標準答案是人標的，這就是第三章要講的「資料標註」。模型裡面一層一層：前幾層找邊和顏色，中間組成輪子、腿，最後一層說「這是人」。沒有人告訴它「哪些邊是腿」，是它自己在對答案的過程中調出來的。</w:t>
-      </w:r>
-    </w:p>
-    <w:p>
-      <w:pPr>
-        <w:keepNext/>
-        <w:spacing w:after="90" w:before="210"/>
-      </w:pPr>
-      <w:r>
-        <w:rPr>
-          <w:rFonts w:ascii="微軟正黑體" w:cs="微軟正黑體" w:eastAsia="微軟正黑體" w:hAnsi="微軟正黑體"/>
-          <w:b/>
-          <w:bCs/>
-          <w:color w:val="1B1B1B"/>
-          <w:sz w:val="22"/>
-          <w:szCs w:val="22"/>
-        </w:rPr>
-        <w:t xml:space="preserve">為什麼只改一點點</w:t>
+        <w:t xml:space="preserve">濾鏡怎麼用：三個濾鏡在同一張照片上真的反應（亮＝像）。紅色濾鏡讓紅褲子亮起來；左暗右亮的濾鏡讓腿、桿子的直邊亮起來；上暗下亮的濾鏡讓斑馬線的橫線亮起來。照片：nuScenes（Motional），CC BY-NC-SA 4.0</w:t>
       </w:r>
     </w:p>
     <w:p>
@@ -2666,7 +2527,7 @@
       <w:r>
         <w:drawing>
           <wp:inline distT="0" distB="0" distL="0" distR="0">
-            <wp:extent cx="5715000" cy="2933700"/>
+            <wp:extent cx="6096000" cy="1114425"/>
             <wp:effectExtent t="0" r="0" b="0" l="0"/>
             <wp:docPr id="1" name="" descr="" title=""/>
             <wp:cNvGraphicFramePr>
@@ -2691,7 +2552,7 @@
                   <pic:spPr bwMode="auto">
                     <a:xfrm>
                       <a:off x="0" y="0"/>
-                      <a:ext cx="5715000" cy="2933700"/>
+                      <a:ext cx="6096000" cy="1114425"/>
                     </a:xfrm>
                     <a:prstGeom prst="rect">
                       <a:avLst/>
@@ -2718,83 +2579,7 @@
           <w:sz w:val="19"/>
           <w:szCs w:val="19"/>
         </w:rPr>
-        <w:t xml:space="preserve">用上面那 627 個例子，讓電腦用「看斜坡、往下走一步」的方式學門檻，三種步伐（學習率）比較。淺綠帶是分得對的範圍。</w:t>
-      </w:r>
-    </w:p>
-    <w:p>
-      <w:pPr>
-        <w:widowControl/>
-        <w:spacing w:after="100" w:before="0" w:line="312"/>
-        <w:ind w:left="0" w:firstLine="0"/>
-      </w:pPr>
-      <w:r>
-        <w:rPr>
-          <w:rFonts w:ascii="微軟正黑體" w:cs="微軟正黑體" w:eastAsia="微軟正黑體" w:hAnsi="微軟正黑體"/>
-          <w:color w:val="1B1B1B"/>
-          <w:sz w:val="22"/>
-          <w:szCs w:val="22"/>
-        </w:rPr>
-        <w:t xml:space="preserve">兩個理由。第一，電腦對完答案只算得出</w:t>
-      </w:r>
-      <w:r>
-        <w:rPr>
-          <w:rFonts w:ascii="微軟正黑體" w:cs="微軟正黑體" w:eastAsia="微軟正黑體" w:hAnsi="微軟正黑體"/>
-          <w:b/>
-          <w:bCs/>
-          <w:color w:val="24405C"/>
-          <w:sz w:val="22"/>
-          <w:szCs w:val="22"/>
-        </w:rPr>
-        <w:t xml:space="preserve">往哪邊改</w:t>
-      </w:r>
-      <w:r>
-        <w:rPr>
-          <w:rFonts w:ascii="微軟正黑體" w:cs="微軟正黑體" w:eastAsia="微軟正黑體" w:hAnsi="微軟正黑體"/>
-          <w:color w:val="1B1B1B"/>
-          <w:sz w:val="22"/>
-          <w:szCs w:val="22"/>
-        </w:rPr>
-        <w:t xml:space="preserve">比較好，算不出</w:t>
-      </w:r>
-      <w:r>
-        <w:rPr>
-          <w:rFonts w:ascii="微軟正黑體" w:cs="微軟正黑體" w:eastAsia="微軟正黑體" w:hAnsi="微軟正黑體"/>
-          <w:b/>
-          <w:bCs/>
-          <w:color w:val="24405C"/>
-          <w:sz w:val="22"/>
-          <w:szCs w:val="22"/>
-        </w:rPr>
-        <w:t xml:space="preserve">要改多少</w:t>
-      </w:r>
-      <w:r>
-        <w:rPr>
-          <w:rFonts w:ascii="微軟正黑體" w:cs="微軟正黑體" w:eastAsia="微軟正黑體" w:hAnsi="微軟正黑體"/>
-          <w:color w:val="1B1B1B"/>
-          <w:sz w:val="22"/>
-          <w:szCs w:val="22"/>
-        </w:rPr>
-        <w:t xml:space="preserve">，就像大霧裡下山只摸得到腳下往哪邊斜。每一步走多大，是人設定的「</w:t>
-      </w:r>
-      <w:r>
-        <w:rPr>
-          <w:rFonts w:ascii="微軟正黑體" w:cs="微軟正黑體" w:eastAsia="微軟正黑體" w:hAnsi="微軟正黑體"/>
-          <w:b/>
-          <w:bCs/>
-          <w:color w:val="24405C"/>
-          <w:sz w:val="22"/>
-          <w:szCs w:val="22"/>
-        </w:rPr>
-        <w:t xml:space="preserve">學習率</w:t>
-      </w:r>
-      <w:r>
-        <w:rPr>
-          <w:rFonts w:ascii="微軟正黑體" w:cs="微軟正黑體" w:eastAsia="微軟正黑體" w:hAnsi="微軟正黑體"/>
-          <w:color w:val="1B1B1B"/>
-          <w:sz w:val="22"/>
-          <w:szCs w:val="22"/>
-        </w:rPr>
-        <w:t xml:space="preserve">」：太小走得慢（0.05 改 30 次門檻才到 1.32）；太大會跳過頭、左右亂跳（2.5 在 −2.5 和 3.3 之間跳，只分對一半）；剛好的話（0.3），一步比一步小（2.6→1.99→1.60→1.41……，愈靠近谷底坡愈平，步伐自己變小），第六次走進分得對的範圍。第二，真的訓練一次只看幾張到幾十張照片，每看幾張就大改，前面從別的照片學到的就被蓋掉了；每次只修一點點，看夠多張，才會對所有照片都好用。</w:t>
+        <w:t xml:space="preserve">同一張照片送進 YOLOX-s，三個深度真的算出來的結果（亮＝有反應）：第 1 層是線條，第 2 段是紋理，後段只剩五個行人的位置亮起來。每個深度挑一個通道代表（後兩個挑在人身上最亮的）。照片：nuScenes（Motional），CC BY-NC-SA 4.0</w:t>
       </w:r>
     </w:p>
     <w:p>
@@ -2812,7 +2597,164 @@
           <w:sz w:val="24"/>
           <w:szCs w:val="24"/>
         </w:rPr>
-        <w:t xml:space="preserve">物件偵測給三樣東西：框、類別、分數</w:t>
+        <w:t xml:space="preserve">「學」是什麼：猜、對答案、改一點點</w:t>
+      </w:r>
+    </w:p>
+    <w:p>
+      <w:pPr>
+        <w:pStyle w:val="ListParagraph"/>
+        <w:widowControl/>
+        <w:numPr>
+          <w:ilvl w:val="0"/>
+          <w:numId w:val="2"/>
+        </w:numPr>
+        <w:spacing w:after="80" w:line="320"/>
+      </w:pPr>
+      <w:r>
+        <w:rPr>
+          <w:rFonts w:ascii="微軟正黑體" w:cs="微軟正黑體" w:eastAsia="微軟正黑體" w:hAnsi="微軟正黑體"/>
+          <w:b/>
+          <w:bCs/>
+          <w:color w:val="24405C"/>
+          <w:sz w:val="22"/>
+          <w:szCs w:val="22"/>
+        </w:rPr>
+        <w:t xml:space="preserve">猜</w:t>
+      </w:r>
+      <w:r>
+        <w:rPr>
+          <w:rFonts w:ascii="微軟正黑體" w:cs="微軟正黑體" w:eastAsia="微軟正黑體" w:hAnsi="微軟正黑體"/>
+          <w:color w:val="1B1B1B"/>
+          <w:sz w:val="22"/>
+          <w:szCs w:val="22"/>
+        </w:rPr>
+        <w:t xml:space="preserve">：丟一張照片進去，模型猜「這裡有一個人，框在這裡」。</w:t>
+      </w:r>
+    </w:p>
+    <w:p>
+      <w:pPr>
+        <w:pStyle w:val="ListParagraph"/>
+        <w:widowControl/>
+        <w:numPr>
+          <w:ilvl w:val="0"/>
+          <w:numId w:val="2"/>
+        </w:numPr>
+        <w:spacing w:after="80" w:line="320"/>
+      </w:pPr>
+      <w:r>
+        <w:rPr>
+          <w:rFonts w:ascii="微軟正黑體" w:cs="微軟正黑體" w:eastAsia="微軟正黑體" w:hAnsi="微軟正黑體"/>
+          <w:b/>
+          <w:bCs/>
+          <w:color w:val="24405C"/>
+          <w:sz w:val="22"/>
+          <w:szCs w:val="22"/>
+        </w:rPr>
+        <w:t xml:space="preserve">對答案</w:t>
+      </w:r>
+      <w:r>
+        <w:rPr>
+          <w:rFonts w:ascii="微軟正黑體" w:cs="微軟正黑體" w:eastAsia="微軟正黑體" w:hAnsi="微軟正黑體"/>
+          <w:color w:val="1B1B1B"/>
+          <w:sz w:val="22"/>
+          <w:szCs w:val="22"/>
+        </w:rPr>
+        <w:t xml:space="preserve">：跟人標好的標準答案比，差多少。</w:t>
+      </w:r>
+    </w:p>
+    <w:p>
+      <w:pPr>
+        <w:pStyle w:val="ListParagraph"/>
+        <w:widowControl/>
+        <w:numPr>
+          <w:ilvl w:val="0"/>
+          <w:numId w:val="2"/>
+        </w:numPr>
+        <w:spacing w:after="80" w:line="320"/>
+      </w:pPr>
+      <w:r>
+        <w:rPr>
+          <w:rFonts w:ascii="微軟正黑體" w:cs="微軟正黑體" w:eastAsia="微軟正黑體" w:hAnsi="微軟正黑體"/>
+          <w:b/>
+          <w:bCs/>
+          <w:color w:val="24405C"/>
+          <w:sz w:val="22"/>
+          <w:szCs w:val="22"/>
+        </w:rPr>
+        <w:t xml:space="preserve">改一點點</w:t>
+      </w:r>
+      <w:r>
+        <w:rPr>
+          <w:rFonts w:ascii="微軟正黑體" w:cs="微軟正黑體" w:eastAsia="微軟正黑體" w:hAnsi="微軟正黑體"/>
+          <w:color w:val="1B1B1B"/>
+          <w:sz w:val="22"/>
+          <w:szCs w:val="22"/>
+        </w:rPr>
+        <w:t xml:space="preserve">：調整模型裡的數字（上面的門檻只有 1 個；YOLOX 有約 900 萬個），讓下次差少一點。</w:t>
+      </w:r>
+    </w:p>
+    <w:p>
+      <w:pPr>
+        <w:pStyle w:val="ListParagraph"/>
+        <w:widowControl/>
+        <w:numPr>
+          <w:ilvl w:val="0"/>
+          <w:numId w:val="2"/>
+        </w:numPr>
+        <w:spacing w:after="80" w:line="320"/>
+      </w:pPr>
+      <w:r>
+        <w:rPr>
+          <w:rFonts w:ascii="微軟正黑體" w:cs="微軟正黑體" w:eastAsia="微軟正黑體" w:hAnsi="微軟正黑體"/>
+          <w:b/>
+          <w:bCs/>
+          <w:color w:val="24405C"/>
+          <w:sz w:val="22"/>
+          <w:szCs w:val="22"/>
+        </w:rPr>
+        <w:t xml:space="preserve">重複</w:t>
+      </w:r>
+      <w:r>
+        <w:rPr>
+          <w:rFonts w:ascii="微軟正黑體" w:cs="微軟正黑體" w:eastAsia="微軟正黑體" w:hAnsi="微軟正黑體"/>
+          <w:color w:val="1B1B1B"/>
+          <w:sz w:val="22"/>
+          <w:szCs w:val="22"/>
+        </w:rPr>
+        <w:t xml:space="preserve">：幾萬張照片，一輪又一輪。</w:t>
+      </w:r>
+    </w:p>
+    <w:p>
+      <w:pPr>
+        <w:widowControl/>
+        <w:spacing w:after="100" w:before="0" w:line="312"/>
+        <w:ind w:left="0" w:firstLine="0"/>
+      </w:pPr>
+      <w:r>
+        <w:rPr>
+          <w:rFonts w:ascii="微軟正黑體" w:cs="微軟正黑體" w:eastAsia="微軟正黑體" w:hAnsi="微軟正黑體"/>
+          <w:color w:val="1B1B1B"/>
+          <w:sz w:val="22"/>
+          <w:szCs w:val="22"/>
+        </w:rPr>
+        <w:t xml:space="preserve">就像寫附答案的考古題：寫完對答案，錯的記下來，寫夠多份，沒看過的題目也會寫。第二步的標準答案是人標的，這就是第三章要講的「資料標註」。模型裡面一層一層：前幾層找邊和顏色，中間組成輪子、腿，最後一層說「這是人」。沒有人告訴它「哪些邊是腿」，是它自己在對答案的過程中調出來的。</w:t>
+      </w:r>
+    </w:p>
+    <w:p>
+      <w:pPr>
+        <w:keepNext/>
+        <w:spacing w:after="90" w:before="210"/>
+      </w:pPr>
+      <w:r>
+        <w:rPr>
+          <w:rFonts w:ascii="微軟正黑體" w:cs="微軟正黑體" w:eastAsia="微軟正黑體" w:hAnsi="微軟正黑體"/>
+          <w:b/>
+          <w:bCs/>
+          <w:color w:val="1B1B1B"/>
+          <w:sz w:val="22"/>
+          <w:szCs w:val="22"/>
+        </w:rPr>
+        <w:t xml:space="preserve">為什麼只改一點點</w:t>
       </w:r>
     </w:p>
     <w:p>
@@ -2824,7 +2766,7 @@
       <w:r>
         <w:drawing>
           <wp:inline distT="0" distB="0" distL="0" distR="0">
-            <wp:extent cx="5905500" cy="2057400"/>
+            <wp:extent cx="5715000" cy="2933700"/>
             <wp:effectExtent t="0" r="0" b="0" l="0"/>
             <wp:docPr id="1" name="" descr="" title=""/>
             <wp:cNvGraphicFramePr>
@@ -2849,6 +2791,164 @@
                   <pic:spPr bwMode="auto">
                     <a:xfrm>
                       <a:off x="0" y="0"/>
+                      <a:ext cx="5715000" cy="2933700"/>
+                    </a:xfrm>
+                    <a:prstGeom prst="rect">
+                      <a:avLst/>
+                    </a:prstGeom>
+                  </pic:spPr>
+                </pic:pic>
+              </a:graphicData>
+            </a:graphic>
+          </wp:inline>
+        </w:drawing>
+      </w:r>
+    </w:p>
+    <w:p>
+      <w:pPr>
+        <w:keepNext w:val="false"/>
+        <w:spacing w:after="70" w:before="190"/>
+      </w:pPr>
+      <w:r>
+        <w:rPr>
+          <w:rFonts w:ascii="微軟正黑體" w:cs="微軟正黑體" w:eastAsia="微軟正黑體" w:hAnsi="微軟正黑體"/>
+          <w:b/>
+          <w:bCs/>
+          <w:color w:val="24405C"/>
+          <w:sz w:val="19"/>
+          <w:szCs w:val="19"/>
+        </w:rPr>
+        <w:t xml:space="preserve">用上面那 627 個例子，讓電腦用「看斜坡、往下走一步」的方式學門檻，三種步伐（學習率）比較。淺綠帶是分得對的範圍。</w:t>
+      </w:r>
+    </w:p>
+    <w:p>
+      <w:pPr>
+        <w:widowControl/>
+        <w:spacing w:after="100" w:before="0" w:line="312"/>
+        <w:ind w:left="0" w:firstLine="0"/>
+      </w:pPr>
+      <w:r>
+        <w:rPr>
+          <w:rFonts w:ascii="微軟正黑體" w:cs="微軟正黑體" w:eastAsia="微軟正黑體" w:hAnsi="微軟正黑體"/>
+          <w:color w:val="1B1B1B"/>
+          <w:sz w:val="22"/>
+          <w:szCs w:val="22"/>
+        </w:rPr>
+        <w:t xml:space="preserve">兩個理由。第一，電腦對完答案只算得出</w:t>
+      </w:r>
+      <w:r>
+        <w:rPr>
+          <w:rFonts w:ascii="微軟正黑體" w:cs="微軟正黑體" w:eastAsia="微軟正黑體" w:hAnsi="微軟正黑體"/>
+          <w:b/>
+          <w:bCs/>
+          <w:color w:val="24405C"/>
+          <w:sz w:val="22"/>
+          <w:szCs w:val="22"/>
+        </w:rPr>
+        <w:t xml:space="preserve">往哪邊改</w:t>
+      </w:r>
+      <w:r>
+        <w:rPr>
+          <w:rFonts w:ascii="微軟正黑體" w:cs="微軟正黑體" w:eastAsia="微軟正黑體" w:hAnsi="微軟正黑體"/>
+          <w:color w:val="1B1B1B"/>
+          <w:sz w:val="22"/>
+          <w:szCs w:val="22"/>
+        </w:rPr>
+        <w:t xml:space="preserve">比較好，算不出</w:t>
+      </w:r>
+      <w:r>
+        <w:rPr>
+          <w:rFonts w:ascii="微軟正黑體" w:cs="微軟正黑體" w:eastAsia="微軟正黑體" w:hAnsi="微軟正黑體"/>
+          <w:b/>
+          <w:bCs/>
+          <w:color w:val="24405C"/>
+          <w:sz w:val="22"/>
+          <w:szCs w:val="22"/>
+        </w:rPr>
+        <w:t xml:space="preserve">要改多少</w:t>
+      </w:r>
+      <w:r>
+        <w:rPr>
+          <w:rFonts w:ascii="微軟正黑體" w:cs="微軟正黑體" w:eastAsia="微軟正黑體" w:hAnsi="微軟正黑體"/>
+          <w:color w:val="1B1B1B"/>
+          <w:sz w:val="22"/>
+          <w:szCs w:val="22"/>
+        </w:rPr>
+        <w:t xml:space="preserve">，就像大霧裡下山只摸得到腳下往哪邊斜。每一步走多大，是人設定的「</w:t>
+      </w:r>
+      <w:r>
+        <w:rPr>
+          <w:rFonts w:ascii="微軟正黑體" w:cs="微軟正黑體" w:eastAsia="微軟正黑體" w:hAnsi="微軟正黑體"/>
+          <w:b/>
+          <w:bCs/>
+          <w:color w:val="24405C"/>
+          <w:sz w:val="22"/>
+          <w:szCs w:val="22"/>
+        </w:rPr>
+        <w:t xml:space="preserve">學習率</w:t>
+      </w:r>
+      <w:r>
+        <w:rPr>
+          <w:rFonts w:ascii="微軟正黑體" w:cs="微軟正黑體" w:eastAsia="微軟正黑體" w:hAnsi="微軟正黑體"/>
+          <w:color w:val="1B1B1B"/>
+          <w:sz w:val="22"/>
+          <w:szCs w:val="22"/>
+        </w:rPr>
+        <w:t xml:space="preserve">」：太小走得慢（0.05 改 30 次門檻才到 1.32）；太大會跳過頭、左右亂跳（2.5 在 −2.5 和 3.3 之間跳，只分對一半）；剛好的話（0.3），一步比一步小（2.6→1.99→1.60→1.41……，愈靠近谷底坡愈平，步伐自己變小），第六次走進分得對的範圍。第二，真的訓練一次只看幾張到幾十張照片，每看幾張就大改，前面從別的照片學到的就被蓋掉了；每次只修一點點，看夠多張，才會對所有照片都好用。</w:t>
+      </w:r>
+    </w:p>
+    <w:p>
+      <w:pPr>
+        <w:pStyle w:val="Heading2"/>
+        <w:keepNext/>
+        <w:spacing w:after="130" w:before="300"/>
+      </w:pPr>
+      <w:r>
+        <w:rPr>
+          <w:rFonts w:ascii="微軟正黑體" w:cs="微軟正黑體" w:eastAsia="微軟正黑體" w:hAnsi="微軟正黑體"/>
+          <w:b/>
+          <w:bCs/>
+          <w:color w:val="24405C"/>
+          <w:sz w:val="24"/>
+          <w:szCs w:val="24"/>
+        </w:rPr>
+        <w:t xml:space="preserve">物件偵測給三樣東西：框、類別、分數</w:t>
+      </w:r>
+    </w:p>
+    <w:p>
+      <w:pPr>
+        <w:keepNext/>
+        <w:spacing w:after="60" w:before="60"/>
+        <w:jc w:val="center"/>
+      </w:pPr>
+      <w:r>
+        <w:drawing>
+          <wp:inline distT="0" distB="0" distL="0" distR="0">
+            <wp:extent cx="5905500" cy="2057400"/>
+            <wp:effectExtent t="0" r="0" b="0" l="0"/>
+            <wp:docPr id="1" name="" descr="" title=""/>
+            <wp:cNvGraphicFramePr>
+              <a:graphicFrameLocks xmlns:a="http://schemas.openxmlformats.org/drawingml/2006/main" noChangeAspect="1"/>
+            </wp:cNvGraphicFramePr>
+            <a:graphic xmlns:a="http://schemas.openxmlformats.org/drawingml/2006/main">
+              <a:graphicData uri="http://schemas.openxmlformats.org/drawingml/2006/picture">
+                <pic:pic xmlns:pic="http://schemas.openxmlformats.org/drawingml/2006/picture">
+                  <pic:nvPicPr>
+                    <pic:cNvPr id="0" name="" descr=""/>
+                    <pic:cNvPicPr>
+                      <a:picLocks noChangeAspect="1" noChangeArrowheads="1"/>
+                    </pic:cNvPicPr>
+                  </pic:nvPicPr>
+                  <pic:blipFill>
+                    <a:blip r:embed="rId19" cstate="none"/>
+                    <a:srcRect/>
+                    <a:stretch>
+                      <a:fillRect/>
+                    </a:stretch>
+                  </pic:blipFill>
+                  <pic:spPr bwMode="auto">
+                    <a:xfrm>
+                      <a:off x="0" y="0"/>
                       <a:ext cx="5905500" cy="2057400"/>
                     </a:xfrm>
                     <a:prstGeom prst="rect">
@@ -3581,7 +3681,7 @@
                     </pic:cNvPicPr>
                   </pic:nvPicPr>
                   <pic:blipFill>
-                    <a:blip r:embed="rId19" cstate="none"/>
+                    <a:blip r:embed="rId20" cstate="none"/>
                     <a:srcRect/>
                     <a:stretch>
                       <a:fillRect/>
@@ -4821,7 +4921,7 @@
                     </pic:cNvPicPr>
                   </pic:nvPicPr>
                   <pic:blipFill>
-                    <a:blip r:embed="rId20" cstate="none"/>
+                    <a:blip r:embed="rId21" cstate="none"/>
                     <a:srcRect/>
                     <a:stretch>
                       <a:fillRect/>
@@ -4921,124 +5021,6 @@
         <w:drawing>
           <wp:inline distT="0" distB="0" distL="0" distR="0">
             <wp:extent cx="5715000" cy="1990725"/>
-            <wp:effectExtent t="0" r="0" b="0" l="0"/>
-            <wp:docPr id="1" name="" descr="" title=""/>
-            <wp:cNvGraphicFramePr>
-              <a:graphicFrameLocks xmlns:a="http://schemas.openxmlformats.org/drawingml/2006/main" noChangeAspect="1"/>
-            </wp:cNvGraphicFramePr>
-            <a:graphic xmlns:a="http://schemas.openxmlformats.org/drawingml/2006/main">
-              <a:graphicData uri="http://schemas.openxmlformats.org/drawingml/2006/picture">
-                <pic:pic xmlns:pic="http://schemas.openxmlformats.org/drawingml/2006/picture">
-                  <pic:nvPicPr>
-                    <pic:cNvPr id="0" name="" descr=""/>
-                    <pic:cNvPicPr>
-                      <a:picLocks noChangeAspect="1" noChangeArrowheads="1"/>
-                    </pic:cNvPicPr>
-                  </pic:nvPicPr>
-                  <pic:blipFill>
-                    <a:blip r:embed="rId21" cstate="none"/>
-                    <a:srcRect/>
-                    <a:stretch>
-                      <a:fillRect/>
-                    </a:stretch>
-                  </pic:blipFill>
-                  <pic:spPr bwMode="auto">
-                    <a:xfrm>
-                      <a:off x="0" y="0"/>
-                      <a:ext cx="5715000" cy="1990725"/>
-                    </a:xfrm>
-                    <a:prstGeom prst="rect">
-                      <a:avLst/>
-                    </a:prstGeom>
-                  </pic:spPr>
-                </pic:pic>
-              </a:graphicData>
-            </a:graphic>
-          </wp:inline>
-        </w:drawing>
-      </w:r>
-    </w:p>
-    <w:p>
-      <w:pPr>
-        <w:keepNext w:val="false"/>
-        <w:spacing w:after="70" w:before="190"/>
-      </w:pPr>
-      <w:r>
-        <w:rPr>
-          <w:rFonts w:ascii="微軟正黑體" w:cs="微軟正黑體" w:eastAsia="微軟正黑體" w:hAnsi="微軟正黑體"/>
-          <w:b/>
-          <w:bCs/>
-          <w:color w:val="24405C"/>
-          <w:sz w:val="19"/>
-          <w:szCs w:val="19"/>
-        </w:rPr>
-        <w:t xml:space="preserve">偵測框＋投到照片上的光達點（黃）。框裡點最密那 1 公尺取中位數：人 8.9 m（官方 9.0 m）、車 21.4 m（官方 22.0 m）。　資料：nuScenes（Motional），CC BY-NC-SA 4.0</w:t>
-      </w:r>
-    </w:p>
-    <w:p>
-      <w:pPr>
-        <w:widowControl/>
-        <w:spacing w:after="100" w:before="0" w:line="312"/>
-        <w:ind w:left="0" w:firstLine="0"/>
-      </w:pPr>
-      <w:r>
-        <w:rPr>
-          <w:rFonts w:ascii="微軟正黑體" w:cs="微軟正黑體" w:eastAsia="微軟正黑體" w:hAnsi="微軟正黑體"/>
-          <w:color w:val="1B1B1B"/>
-          <w:sz w:val="22"/>
-          <w:szCs w:val="22"/>
-        </w:rPr>
-        <w:t xml:space="preserve">相機說「這是人」，光達說「多遠」，這就是第七週的相機＋光達搭檔。框是長方形，框的角落也會有背後的路面和建築的點，所以要挑框裡點最密的那一群。自駕車做決定要的是</w:t>
-      </w:r>
-      <w:r>
-        <w:rPr>
-          <w:rFonts w:ascii="微軟正黑體" w:cs="微軟正黑體" w:eastAsia="微軟正黑體" w:hAnsi="微軟正黑體"/>
-          <w:b/>
-          <w:bCs/>
-          <w:color w:val="24405C"/>
-          <w:sz w:val="22"/>
-          <w:szCs w:val="22"/>
-        </w:rPr>
-        <w:t xml:space="preserve">立體框</w:t>
-      </w:r>
-      <w:r>
-        <w:rPr>
-          <w:rFonts w:ascii="微軟正黑體" w:cs="微軟正黑體" w:eastAsia="微軟正黑體" w:hAnsi="微軟正黑體"/>
-          <w:color w:val="1B1B1B"/>
-          <w:sz w:val="22"/>
-          <w:szCs w:val="22"/>
-        </w:rPr>
-        <w:t xml:space="preserve">：位置三個數字、大小三個數字、加上朝向，共七個數字（第七週）。</w:t>
-      </w:r>
-    </w:p>
-    <w:p>
-      <w:pPr>
-        <w:pStyle w:val="Heading2"/>
-        <w:keepNext/>
-        <w:spacing w:after="130" w:before="300"/>
-      </w:pPr>
-      <w:r>
-        <w:rPr>
-          <w:rFonts w:ascii="微軟正黑體" w:cs="微軟正黑體" w:eastAsia="微軟正黑體" w:hAnsi="微軟正黑體"/>
-          <w:b/>
-          <w:bCs/>
-          <w:color w:val="24405C"/>
-          <w:sz w:val="24"/>
-          <w:szCs w:val="24"/>
-        </w:rPr>
-        <w:t xml:space="preserve">從上往下看：鳥瞰圖和佔據網格</w:t>
-      </w:r>
-    </w:p>
-    <w:p>
-      <w:pPr>
-        <w:keepNext/>
-        <w:spacing w:after="60" w:before="60"/>
-        <w:jc w:val="center"/>
-      </w:pPr>
-      <w:r>
-        <w:drawing>
-          <wp:inline distT="0" distB="0" distL="0" distR="0">
-            <wp:extent cx="5905500" cy="3333750"/>
             <wp:effectExtent t="0" r="0" b="0" l="0"/>
             <wp:docPr id="1" name="" descr="" title=""/>
             <wp:cNvGraphicFramePr>
@@ -5063,7 +5045,7 @@
                   <pic:spPr bwMode="auto">
                     <a:xfrm>
                       <a:off x="0" y="0"/>
-                      <a:ext cx="5905500" cy="3333750"/>
+                      <a:ext cx="5715000" cy="1990725"/>
                     </a:xfrm>
                     <a:prstGeom prst="rect">
                       <a:avLst/>
@@ -5090,18 +5072,14 @@
           <w:sz w:val="19"/>
           <w:szCs w:val="19"/>
         </w:rPr>
-        <w:t xml:space="preserve">左：鳥瞰圖，光達點＋官方立體框；右：同一格光達算出的佔據網格（0.5 m 一格）。scene-0103（波士頓）。　資料：nuScenes（Motional），CC BY-NC-SA 4.0</w:t>
+        <w:t xml:space="preserve">偵測框＋投到照片上的光達點（黃）。框裡點最密那 1 公尺取中位數：人 8.9 m（官方 9.0 m）、車 21.4 m（官方 22.0 m）。　資料：nuScenes（Motional），CC BY-NC-SA 4.0</w:t>
       </w:r>
     </w:p>
     <w:p>
       <w:pPr>
-        <w:pStyle w:val="ListParagraph"/>
         <w:widowControl/>
-        <w:numPr>
-          <w:ilvl w:val="0"/>
-          <w:numId w:val="3"/>
-        </w:numPr>
-        <w:spacing w:after="80" w:line="320"/>
+        <w:spacing w:after="100" w:before="0" w:line="312"/>
+        <w:ind w:left="0" w:firstLine="0"/>
       </w:pPr>
       <w:r>
         <w:rPr>
@@ -5110,7 +5088,7 @@
           <w:sz w:val="22"/>
           <w:szCs w:val="22"/>
         </w:rPr>
-        <w:t xml:space="preserve">鳥瞰圖的三個好處：東西</w:t>
+        <w:t xml:space="preserve">相機說「這是人」，光達說「多遠」，這就是第七週的相機＋光達搭檔。框是長方形，框的角落也會有背後的路面和建築的點，所以要挑框裡點最密的那一群。自駕車做決定要的是</w:t>
       </w:r>
       <w:r>
         <w:rPr>
@@ -5121,7 +5099,7 @@
           <w:sz w:val="22"/>
           <w:szCs w:val="22"/>
         </w:rPr>
-        <w:t xml:space="preserve">不會互相擋</w:t>
+        <w:t xml:space="preserve">立體框</w:t>
       </w:r>
       <w:r>
         <w:rPr>
@@ -5130,769 +5108,25 @@
           <w:sz w:val="22"/>
           <w:szCs w:val="22"/>
         </w:rPr>
-        <w:t xml:space="preserve">；</w:t>
-      </w:r>
+        <w:t xml:space="preserve">：位置三個數字、大小三個數字、加上朝向，共七個數字（第七週）。</w:t>
+      </w:r>
+    </w:p>
+    <w:p>
+      <w:pPr>
+        <w:pStyle w:val="Heading2"/>
+        <w:keepNext/>
+        <w:spacing w:after="130" w:before="300"/>
+      </w:pPr>
       <w:r>
         <w:rPr>
           <w:rFonts w:ascii="微軟正黑體" w:cs="微軟正黑體" w:eastAsia="微軟正黑體" w:hAnsi="微軟正黑體"/>
           <w:b/>
           <w:bCs/>
           <w:color w:val="24405C"/>
-          <w:sz w:val="22"/>
-          <w:szCs w:val="22"/>
-        </w:rPr>
-        <w:t xml:space="preserve">距離不會變形</w:t>
-      </w:r>
-      <w:r>
-        <w:rPr>
-          <w:rFonts w:ascii="微軟正黑體" w:cs="微軟正黑體" w:eastAsia="微軟正黑體" w:hAnsi="微軟正黑體"/>
-          <w:color w:val="1B1B1B"/>
-          <w:sz w:val="22"/>
-          <w:szCs w:val="22"/>
-        </w:rPr>
-        <w:t xml:space="preserve">，一公尺就是一公尺；開車本來就是在</w:t>
-      </w:r>
-      <w:r>
-        <w:rPr>
-          <w:rFonts w:ascii="微軟正黑體" w:cs="微軟正黑體" w:eastAsia="微軟正黑體" w:hAnsi="微軟正黑體"/>
-          <w:b/>
-          <w:bCs/>
-          <w:color w:val="24405C"/>
-          <w:sz w:val="22"/>
-          <w:szCs w:val="22"/>
-        </w:rPr>
-        <w:t xml:space="preserve">地面上</w:t>
-      </w:r>
-      <w:r>
-        <w:rPr>
-          <w:rFonts w:ascii="微軟正黑體" w:cs="微軟正黑體" w:eastAsia="微軟正黑體" w:hAnsi="微軟正黑體"/>
-          <w:color w:val="1B1B1B"/>
-          <w:sz w:val="22"/>
-          <w:szCs w:val="22"/>
-        </w:rPr>
-        <w:t xml:space="preserve">做決定。第七週的中期融合，就是大家先畫成同一張鳥瞰圖。</w:t>
-      </w:r>
-    </w:p>
-    <w:p>
-      <w:pPr>
-        <w:pStyle w:val="ListParagraph"/>
-        <w:widowControl/>
-        <w:numPr>
-          <w:ilvl w:val="0"/>
-          <w:numId w:val="3"/>
-        </w:numPr>
-        <w:spacing w:after="80" w:line="320"/>
-      </w:pPr>
-      <w:r>
-        <w:rPr>
-          <w:rFonts w:ascii="微軟正黑體" w:cs="微軟正黑體" w:eastAsia="微軟正黑體" w:hAnsi="微軟正黑體"/>
-          <w:color w:val="1B1B1B"/>
-          <w:sz w:val="22"/>
-          <w:szCs w:val="22"/>
-        </w:rPr>
-        <w:t xml:space="preserve">佔據網格：每一格只問一件事。</w:t>
-      </w:r>
-      <w:r>
-        <w:rPr>
-          <w:rFonts w:ascii="微軟正黑體" w:cs="微軟正黑體" w:eastAsia="微軟正黑體" w:hAnsi="微軟正黑體"/>
-          <w:b/>
-          <w:bCs/>
-          <w:color w:val="24405C"/>
-          <w:sz w:val="22"/>
-          <w:szCs w:val="22"/>
-        </w:rPr>
-        <w:t xml:space="preserve">紅＝有東西</w:t>
-      </w:r>
-      <w:r>
-        <w:rPr>
-          <w:rFonts w:ascii="微軟正黑體" w:cs="微軟正黑體" w:eastAsia="微軟正黑體" w:hAnsi="微軟正黑體"/>
-          <w:color w:val="1B1B1B"/>
-          <w:sz w:val="22"/>
-          <w:szCs w:val="22"/>
-        </w:rPr>
-        <w:t xml:space="preserve">（有高出地面的點）、</w:t>
-      </w:r>
-      <w:r>
-        <w:rPr>
-          <w:rFonts w:ascii="微軟正黑體" w:cs="微軟正黑體" w:eastAsia="微軟正黑體" w:hAnsi="微軟正黑體"/>
-          <w:b/>
-          <w:bCs/>
-          <w:color w:val="24405C"/>
-          <w:sz w:val="22"/>
-          <w:szCs w:val="22"/>
-        </w:rPr>
-        <w:t xml:space="preserve">白＝空的</w:t>
-      </w:r>
-      <w:r>
-        <w:rPr>
-          <w:rFonts w:ascii="微軟正黑體" w:cs="微軟正黑體" w:eastAsia="微軟正黑體" w:hAnsi="微軟正黑體"/>
-          <w:color w:val="1B1B1B"/>
-          <w:sz w:val="22"/>
-          <w:szCs w:val="22"/>
-        </w:rPr>
-        <w:t xml:space="preserve">（雷射穿過沒碰到東西）、</w:t>
-      </w:r>
-      <w:r>
-        <w:rPr>
-          <w:rFonts w:ascii="微軟正黑體" w:cs="微軟正黑體" w:eastAsia="微軟正黑體" w:hAnsi="微軟正黑體"/>
-          <w:b/>
-          <w:bCs/>
-          <w:color w:val="24405C"/>
-          <w:sz w:val="22"/>
-          <w:szCs w:val="22"/>
-        </w:rPr>
-        <w:t xml:space="preserve">灰＝不知道</w:t>
-      </w:r>
-      <w:r>
-        <w:rPr>
-          <w:rFonts w:ascii="微軟正黑體" w:cs="微軟正黑體" w:eastAsia="微軟正黑體" w:hAnsi="微軟正黑體"/>
-          <w:color w:val="1B1B1B"/>
-          <w:sz w:val="22"/>
-          <w:szCs w:val="22"/>
-        </w:rPr>
-        <w:t xml:space="preserve">（被擋住、沒打到）。</w:t>
-      </w:r>
-    </w:p>
-    <w:p>
-      <w:pPr>
-        <w:pStyle w:val="ListParagraph"/>
-        <w:widowControl/>
-        <w:numPr>
-          <w:ilvl w:val="0"/>
-          <w:numId w:val="3"/>
-        </w:numPr>
-        <w:spacing w:after="80" w:line="320"/>
-      </w:pPr>
-      <w:r>
-        <w:rPr>
-          <w:rFonts w:ascii="微軟正黑體" w:cs="微軟正黑體" w:eastAsia="微軟正黑體" w:hAnsi="微軟正黑體"/>
-          <w:color w:val="1B1B1B"/>
-          <w:sz w:val="22"/>
-          <w:szCs w:val="22"/>
-        </w:rPr>
-        <w:t xml:space="preserve">最大的好處：</w:t>
-      </w:r>
-      <w:r>
-        <w:rPr>
-          <w:rFonts w:ascii="微軟正黑體" w:cs="微軟正黑體" w:eastAsia="微軟正黑體" w:hAnsi="微軟正黑體"/>
-          <w:b/>
-          <w:bCs/>
-          <w:color w:val="24405C"/>
-          <w:sz w:val="22"/>
-          <w:szCs w:val="22"/>
-        </w:rPr>
-        <w:t xml:space="preserve">不用知道那是什麼</w:t>
-      </w:r>
-      <w:r>
-        <w:rPr>
-          <w:rFonts w:ascii="微軟正黑體" w:cs="微軟正黑體" w:eastAsia="微軟正黑體" w:hAnsi="微軟正黑體"/>
-          <w:color w:val="1B1B1B"/>
-          <w:sz w:val="22"/>
-          <w:szCs w:val="22"/>
-        </w:rPr>
-        <w:t xml:space="preserve">。掉在路上的貨、沒看過的路障，偵測器認不出來，佔據網格一樣標紅。但要小心：「不知道」不等於「空的」，大卡車後面可能就站著一個人。</w:t>
-      </w:r>
-    </w:p>
-    <w:tbl>
-      <w:tblPr>
-        <w:tblW w:type="dxa" w:w="9360"/>
-        <w:tblBorders>
-          <w:top w:val="single" w:color="A8B2BA" w:sz="6"/>
-          <w:left w:val="none"/>
-          <w:bottom w:val="single" w:color="A8B2BA" w:sz="6"/>
-          <w:right w:val="none"/>
-          <w:insideH w:val="none"/>
-          <w:insideV w:val="none"/>
-        </w:tblBorders>
-      </w:tblPr>
-      <w:tblGrid>
-        <w:gridCol w:w="9360"/>
-      </w:tblGrid>
-      <w:tr>
-        <w:trPr>
-          <w:cantSplit/>
-        </w:trPr>
-        <w:tc>
-          <w:tcPr>
-            <w:tcW w:type="dxa" w:w="9360"/>
-            <w:shd w:fill="F6F8F9" w:color="auto" w:val="clear"/>
-            <w:tcMar>
-              <w:top w:type="dxa" w:w="140"/>
-              <w:left w:type="dxa" w:w="200"/>
-              <w:bottom w:type="dxa" w:w="140"/>
-              <w:right w:type="dxa" w:w="180"/>
-            </w:tcMar>
-          </w:tcPr>
-          <w:p>
-            <w:pPr>
-              <w:spacing w:after="90" w:line="300"/>
-            </w:pPr>
-            <w:r>
-              <w:rPr>
-                <w:rFonts w:ascii="微軟正黑體" w:cs="微軟正黑體" w:eastAsia="微軟正黑體" w:hAnsi="微軟正黑體"/>
-                <w:b/>
-                <w:bCs/>
-                <w:color w:val="24405C"/>
-                <w:sz w:val="20"/>
-                <w:szCs w:val="20"/>
-              </w:rPr>
-              <w:t xml:space="preserve">延伸觀看（英文影片，可開自動翻譯字幕）</w:t>
-            </w:r>
-          </w:p>
-          <w:p>
-            <w:pPr>
-              <w:spacing w:after="80" w:line="310"/>
-            </w:pPr>
-            <w:r>
-              <w:rPr>
-                <w:rFonts w:ascii="微軟正黑體" w:cs="微軟正黑體" w:eastAsia="微軟正黑體" w:hAnsi="微軟正黑體"/>
-                <w:color w:val="1B1B1B"/>
-                <w:sz w:val="20"/>
-                <w:szCs w:val="20"/>
-              </w:rPr>
-              <w:t xml:space="preserve">Bayer 濾色片與補齊顏色（Computerphile）：youtu.be/LWxu4rkZBLw，0:17–5:46</w:t>
-            </w:r>
-          </w:p>
-          <w:p>
-            <w:pPr>
-              <w:spacing w:after="80" w:line="310"/>
-            </w:pPr>
-            <w:r>
-              <w:rPr>
-                <w:rFonts w:ascii="微軟正黑體" w:cs="微軟正黑體" w:eastAsia="微軟正黑體" w:hAnsi="微軟正黑體"/>
-                <w:color w:val="1B1B1B"/>
-                <w:sz w:val="20"/>
-                <w:szCs w:val="20"/>
-              </w:rPr>
-              <w:t xml:space="preserve">神經網路一層一層（3Blue1Brown 第一集）：youtu.be/aircAruvnKk，5:32–8:39</w:t>
-            </w:r>
-          </w:p>
-          <w:p>
-            <w:pPr>
-              <w:spacing w:after="80" w:line="310"/>
-            </w:pPr>
-            <w:r>
-              <w:rPr>
-                <w:rFonts w:ascii="微軟正黑體" w:cs="微軟正黑體" w:eastAsia="微軟正黑體" w:hAnsi="微軟正黑體"/>
-                <w:color w:val="1B1B1B"/>
-                <w:sz w:val="20"/>
-                <w:szCs w:val="20"/>
-              </w:rPr>
-              <w:t xml:space="preserve">梯度下降：球滾下山、步伐（3Blue1Brown 第二集）：youtu.be/IHZwWFHWa-w，5:12–6:54</w:t>
-            </w:r>
-          </w:p>
-          <w:p>
-            <w:pPr>
-              <w:spacing w:after="80" w:line="310"/>
-            </w:pPr>
-            <w:r>
-              <w:rPr>
-                <w:rFonts w:ascii="微軟正黑體" w:cs="微軟正黑體" w:eastAsia="微軟正黑體" w:hAnsi="微軟正黑體"/>
-                <w:color w:val="1B1B1B"/>
-                <w:sz w:val="20"/>
-                <w:szCs w:val="20"/>
-              </w:rPr>
-              <w:t xml:space="preserve">YOLO 即時物件偵測（TED，Joseph Redmon）：youtu.be/Cgxsv1riJhI，0:12–5:48</w:t>
-            </w:r>
-          </w:p>
-          <w:p>
-            <w:pPr>
-              <w:spacing w:after="80" w:line="310"/>
-            </w:pPr>
-            <w:r>
-              <w:rPr>
-                <w:rFonts w:ascii="微軟正黑體" w:cs="微軟正黑體" w:eastAsia="微軟正黑體" w:hAnsi="微軟正黑體"/>
-                <w:color w:val="1B1B1B"/>
-                <w:sz w:val="20"/>
-                <w:szCs w:val="20"/>
-              </w:rPr>
-              <w:t xml:space="preserve">一個像素一個像素的分割（NVIDIA DRIVE Labs 14）：youtu.be/HS1wV9NMLr8，1 分 27 秒</w:t>
-            </w:r>
-          </w:p>
-          <w:p>
-            <w:pPr>
-              <w:spacing w:after="80" w:line="310"/>
-            </w:pPr>
-            <w:r>
-              <w:rPr>
-                <w:rFonts w:ascii="微軟正黑體" w:cs="微軟正黑體" w:eastAsia="微軟正黑體" w:hAnsi="微軟正黑體"/>
-                <w:color w:val="1B1B1B"/>
-                <w:sz w:val="20"/>
-                <w:szCs w:val="20"/>
-              </w:rPr>
-              <w:t xml:space="preserve">夜間行人偵測與主動學習（NVIDIA DRIVE Labs 19）：youtu.be/4aq13pB9s7c，1 分 51 秒</w:t>
-            </w:r>
-          </w:p>
-          <w:p>
-            <w:pPr>
-              <w:spacing w:after="0" w:line="310"/>
-            </w:pPr>
-            <w:r>
-              <w:rPr>
-                <w:rFonts w:ascii="微軟正黑體" w:cs="微軟正黑體" w:eastAsia="微軟正黑體" w:hAnsi="微軟正黑體"/>
-                <w:color w:val="1B1B1B"/>
-                <w:sz w:val="20"/>
-                <w:szCs w:val="20"/>
-              </w:rPr>
-              <w:t xml:space="preserve">佔據網格五分鐘（Cyrill Stachniss）：youtu.be/8ckhPViqneg，0:04–2:21</w:t>
-            </w:r>
-          </w:p>
-        </w:tc>
-      </w:tr>
-    </w:tbl>
-    <w:p>
-      <w:pPr>
-        <w:pStyle w:val="Heading1"/>
-        <w:keepNext/>
-        <w:pageBreakBefore/>
-        <w:spacing w:after="240" w:before="160"/>
-      </w:pPr>
-      <w:r>
-        <w:rPr>
-          <w:rFonts w:ascii="微軟正黑體" w:cs="微軟正黑體" w:eastAsia="微軟正黑體" w:hAnsi="微軟正黑體"/>
-          <w:b/>
-          <w:bCs/>
-          <w:color w:val="24405C"/>
-          <w:sz w:val="30"/>
-          <w:szCs w:val="30"/>
-        </w:rPr>
-        <w:t xml:space="preserve">三、資料標註：幫電腦準備標準答案</w:t>
-      </w:r>
-    </w:p>
-    <w:p>
-      <w:pPr>
-        <w:widowControl/>
-        <w:spacing w:after="100" w:before="0" w:line="312"/>
-        <w:ind w:left="0" w:firstLine="0"/>
-      </w:pPr>
-      <w:r>
-        <w:rPr>
-          <w:rFonts w:ascii="微軟正黑體" w:cs="微軟正黑體" w:eastAsia="微軟正黑體" w:hAnsi="微軟正黑體"/>
-          <w:color w:val="1B1B1B"/>
-          <w:sz w:val="22"/>
-          <w:szCs w:val="22"/>
-        </w:rPr>
-        <w:t xml:space="preserve">標註資料就是模型的課本。三種狀況會讓模型學壞：</w:t>
-      </w:r>
-      <w:r>
-        <w:rPr>
-          <w:rFonts w:ascii="微軟正黑體" w:cs="微軟正黑體" w:eastAsia="微軟正黑體" w:hAnsi="微軟正黑體"/>
-          <w:b/>
-          <w:bCs/>
-          <w:color w:val="24405C"/>
-          <w:sz w:val="22"/>
-          <w:szCs w:val="22"/>
-        </w:rPr>
-        <w:t xml:space="preserve">漏標</w:t>
-      </w:r>
-      <w:r>
-        <w:rPr>
-          <w:rFonts w:ascii="微軟正黑體" w:cs="微軟正黑體" w:eastAsia="微軟正黑體" w:hAnsi="微軟正黑體"/>
-          <w:color w:val="1B1B1B"/>
-          <w:sz w:val="22"/>
-          <w:szCs w:val="22"/>
-        </w:rPr>
-        <w:t xml:space="preserve">（照片裡有人卻沒框，模型學到「這種樣子不是人」）、</w:t>
-      </w:r>
-      <w:r>
-        <w:rPr>
-          <w:rFonts w:ascii="微軟正黑體" w:cs="微軟正黑體" w:eastAsia="微軟正黑體" w:hAnsi="微軟正黑體"/>
-          <w:b/>
-          <w:bCs/>
-          <w:color w:val="24405C"/>
-          <w:sz w:val="22"/>
-          <w:szCs w:val="22"/>
-        </w:rPr>
-        <w:t xml:space="preserve">標錯類別</w:t>
-      </w:r>
-      <w:r>
-        <w:rPr>
-          <w:rFonts w:ascii="微軟正黑體" w:cs="微軟正黑體" w:eastAsia="微軟正黑體" w:hAnsi="微軟正黑體"/>
-          <w:color w:val="1B1B1B"/>
-          <w:sz w:val="22"/>
-          <w:szCs w:val="22"/>
-        </w:rPr>
-        <w:t xml:space="preserve">（機車標成腳踏車）、</w:t>
-      </w:r>
-      <w:r>
-        <w:rPr>
-          <w:rFonts w:ascii="微軟正黑體" w:cs="微軟正黑體" w:eastAsia="微軟正黑體" w:hAnsi="微軟正黑體"/>
-          <w:b/>
-          <w:bCs/>
-          <w:color w:val="24405C"/>
-          <w:sz w:val="22"/>
-          <w:szCs w:val="22"/>
-        </w:rPr>
-        <w:t xml:space="preserve">每個人標法不一樣</w:t>
-      </w:r>
-      <w:r>
-        <w:rPr>
-          <w:rFonts w:ascii="微軟正黑體" w:cs="微軟正黑體" w:eastAsia="微軟正黑體" w:hAnsi="微軟正黑體"/>
-          <w:color w:val="1B1B1B"/>
-          <w:sz w:val="22"/>
-          <w:szCs w:val="22"/>
-        </w:rPr>
-        <w:t xml:space="preserve">（有人把騎士和機車框在一起，有人分開）。所以正式的標註一定有一份規則，所有人照同一份標，還要抽查。</w:t>
-      </w:r>
-    </w:p>
-    <w:p>
-      <w:pPr>
-        <w:keepNext/>
-        <w:spacing w:after="70" w:before="190"/>
-      </w:pPr>
-      <w:r>
-        <w:rPr>
-          <w:rFonts w:ascii="微軟正黑體" w:cs="微軟正黑體" w:eastAsia="微軟正黑體" w:hAnsi="微軟正黑體"/>
-          <w:b/>
-          <w:bCs/>
-          <w:color w:val="24405C"/>
-          <w:sz w:val="19"/>
-          <w:szCs w:val="19"/>
-        </w:rPr>
-        <w:t xml:space="preserve">表 4　nuScenes 標了多少</w:t>
-      </w:r>
-    </w:p>
-    <w:tbl>
-      <w:tblPr>
-        <w:tblW w:type="dxa" w:w="9360"/>
-        <w:tblBorders>
-          <w:top w:val="single" w:color="8A949C" w:sz="8"/>
-          <w:left w:val="none"/>
-          <w:bottom w:val="single" w:color="8A949C" w:sz="8"/>
-          <w:right w:val="none"/>
-          <w:insideH w:val="single" w:color="BFC7CE" w:sz="2"/>
-          <w:insideV w:val="none"/>
-        </w:tblBorders>
-      </w:tblPr>
-      <w:tblGrid>
-        <w:gridCol w:w="3000"/>
-        <w:gridCol w:w="6360"/>
-      </w:tblGrid>
-      <w:tr>
-        <w:trPr>
-          <w:cantSplit/>
-          <w:tblHeader/>
-        </w:trPr>
-        <w:tc>
-          <w:tcPr>
-            <w:tcW w:type="dxa" w:w="3000"/>
-            <w:shd w:fill="EDF0F3" w:color="auto" w:val="clear"/>
-            <w:tcMar>
-              <w:top w:type="dxa" w:w="60"/>
-              <w:left w:type="dxa" w:w="95"/>
-              <w:bottom w:type="dxa" w:w="60"/>
-              <w:right w:type="dxa" w:w="95"/>
-            </w:tcMar>
-            <w:vAlign w:val="center"/>
-          </w:tcPr>
-          <w:p>
-            <w:pPr>
-              <w:spacing w:after="0" w:line="265"/>
-            </w:pPr>
-            <w:r>
-              <w:rPr>
-                <w:rFonts w:ascii="微軟正黑體" w:cs="微軟正黑體" w:eastAsia="微軟正黑體" w:hAnsi="微軟正黑體"/>
-                <w:b/>
-                <w:bCs/>
-                <w:color w:val="1B1B1B"/>
-                <w:sz w:val="18"/>
-                <w:szCs w:val="18"/>
-              </w:rPr>
-              <w:t xml:space="preserve">項目</w:t>
-            </w:r>
-          </w:p>
-        </w:tc>
-        <w:tc>
-          <w:tcPr>
-            <w:tcW w:type="dxa" w:w="6360"/>
-            <w:shd w:fill="EDF0F3" w:color="auto" w:val="clear"/>
-            <w:tcMar>
-              <w:top w:type="dxa" w:w="60"/>
-              <w:left w:type="dxa" w:w="95"/>
-              <w:bottom w:type="dxa" w:w="60"/>
-              <w:right w:type="dxa" w:w="95"/>
-            </w:tcMar>
-            <w:vAlign w:val="center"/>
-          </w:tcPr>
-          <w:p>
-            <w:pPr>
-              <w:spacing w:after="0" w:line="265"/>
-            </w:pPr>
-            <w:r>
-              <w:rPr>
-                <w:rFonts w:ascii="微軟正黑體" w:cs="微軟正黑體" w:eastAsia="微軟正黑體" w:hAnsi="微軟正黑體"/>
-                <w:b/>
-                <w:bCs/>
-                <w:color w:val="1B1B1B"/>
-                <w:sz w:val="18"/>
-                <w:szCs w:val="18"/>
-              </w:rPr>
-              <w:t xml:space="preserve">數字</w:t>
-            </w:r>
-          </w:p>
-        </w:tc>
-      </w:tr>
-      <w:tr>
-        <w:trPr>
-          <w:cantSplit/>
-          <w:tblHeader w:val="false"/>
-        </w:trPr>
-        <w:tc>
-          <w:tcPr>
-            <w:tcW w:type="dxa" w:w="3000"/>
-            <w:tcMar>
-              <w:top w:type="dxa" w:w="60"/>
-              <w:left w:type="dxa" w:w="95"/>
-              <w:bottom w:type="dxa" w:w="60"/>
-              <w:right w:type="dxa" w:w="95"/>
-            </w:tcMar>
-            <w:vAlign w:val="center"/>
-          </w:tcPr>
-          <w:p>
-            <w:pPr>
-              <w:spacing w:after="0" w:line="265"/>
-            </w:pPr>
-            <w:r>
-              <w:rPr>
-                <w:rFonts w:ascii="微軟正黑體" w:cs="微軟正黑體" w:eastAsia="微軟正黑體" w:hAnsi="微軟正黑體"/>
-                <w:b w:val="false"/>
-                <w:bCs w:val="false"/>
-                <w:color w:val="1B1B1B"/>
-                <w:sz w:val="18"/>
-                <w:szCs w:val="18"/>
-              </w:rPr>
-              <w:t xml:space="preserve">關鍵畫面</w:t>
-            </w:r>
-          </w:p>
-        </w:tc>
-        <w:tc>
-          <w:tcPr>
-            <w:tcW w:type="dxa" w:w="6360"/>
-            <w:tcMar>
-              <w:top w:type="dxa" w:w="60"/>
-              <w:left w:type="dxa" w:w="95"/>
-              <w:bottom w:type="dxa" w:w="60"/>
-              <w:right w:type="dxa" w:w="95"/>
-            </w:tcMar>
-            <w:vAlign w:val="center"/>
-          </w:tcPr>
-          <w:p>
-            <w:pPr>
-              <w:spacing w:after="0" w:line="265"/>
-            </w:pPr>
-            <w:r>
-              <w:rPr>
-                <w:rFonts w:ascii="微軟正黑體" w:cs="微軟正黑體" w:eastAsia="微軟正黑體" w:hAnsi="微軟正黑體"/>
-                <w:b w:val="false"/>
-                <w:bCs w:val="false"/>
-                <w:color w:val="1B1B1B"/>
-                <w:sz w:val="18"/>
-                <w:szCs w:val="18"/>
-              </w:rPr>
-              <w:t xml:space="preserve">4 萬個（1000 段 × 20 秒，每 0.5 秒標一次）</w:t>
-            </w:r>
-          </w:p>
-        </w:tc>
-      </w:tr>
-      <w:tr>
-        <w:trPr>
-          <w:cantSplit/>
-          <w:tblHeader w:val="false"/>
-        </w:trPr>
-        <w:tc>
-          <w:tcPr>
-            <w:tcW w:type="dxa" w:w="3000"/>
-            <w:tcMar>
-              <w:top w:type="dxa" w:w="60"/>
-              <w:left w:type="dxa" w:w="95"/>
-              <w:bottom w:type="dxa" w:w="60"/>
-              <w:right w:type="dxa" w:w="95"/>
-            </w:tcMar>
-            <w:vAlign w:val="center"/>
-          </w:tcPr>
-          <w:p>
-            <w:pPr>
-              <w:spacing w:after="0" w:line="265"/>
-            </w:pPr>
-            <w:r>
-              <w:rPr>
-                <w:rFonts w:ascii="微軟正黑體" w:cs="微軟正黑體" w:eastAsia="微軟正黑體" w:hAnsi="微軟正黑體"/>
-                <w:b w:val="false"/>
-                <w:bCs w:val="false"/>
-                <w:color w:val="1B1B1B"/>
-                <w:sz w:val="18"/>
-                <w:szCs w:val="18"/>
-              </w:rPr>
-              <w:t xml:space="preserve">立體框</w:t>
-            </w:r>
-          </w:p>
-        </w:tc>
-        <w:tc>
-          <w:tcPr>
-            <w:tcW w:type="dxa" w:w="6360"/>
-            <w:tcMar>
-              <w:top w:type="dxa" w:w="60"/>
-              <w:left w:type="dxa" w:w="95"/>
-              <w:bottom w:type="dxa" w:w="60"/>
-              <w:right w:type="dxa" w:w="95"/>
-            </w:tcMar>
-            <w:vAlign w:val="center"/>
-          </w:tcPr>
-          <w:p>
-            <w:pPr>
-              <w:spacing w:after="0" w:line="265"/>
-            </w:pPr>
-            <w:r>
-              <w:rPr>
-                <w:rFonts w:ascii="微軟正黑體" w:cs="微軟正黑體" w:eastAsia="微軟正黑體" w:hAnsi="微軟正黑體"/>
-                <w:b w:val="false"/>
-                <w:bCs w:val="false"/>
-                <w:color w:val="1B1B1B"/>
-                <w:sz w:val="18"/>
-                <w:szCs w:val="18"/>
-              </w:rPr>
-              <w:t xml:space="preserve">140 萬個，人一個一個標</w:t>
-            </w:r>
-          </w:p>
-        </w:tc>
-      </w:tr>
-      <w:tr>
-        <w:trPr>
-          <w:cantSplit/>
-          <w:tblHeader w:val="false"/>
-        </w:trPr>
-        <w:tc>
-          <w:tcPr>
-            <w:tcW w:type="dxa" w:w="3000"/>
-            <w:tcMar>
-              <w:top w:type="dxa" w:w="60"/>
-              <w:left w:type="dxa" w:w="95"/>
-              <w:bottom w:type="dxa" w:w="60"/>
-              <w:right w:type="dxa" w:w="95"/>
-            </w:tcMar>
-            <w:vAlign w:val="center"/>
-          </w:tcPr>
-          <w:p>
-            <w:pPr>
-              <w:spacing w:after="0" w:line="265"/>
-            </w:pPr>
-            <w:r>
-              <w:rPr>
-                <w:rFonts w:ascii="微軟正黑體" w:cs="微軟正黑體" w:eastAsia="微軟正黑體" w:hAnsi="微軟正黑體"/>
-                <w:b w:val="false"/>
-                <w:bCs w:val="false"/>
-                <w:color w:val="1B1B1B"/>
-                <w:sz w:val="18"/>
-                <w:szCs w:val="18"/>
-              </w:rPr>
-              <w:t xml:space="preserve">類別</w:t>
-            </w:r>
-          </w:p>
-        </w:tc>
-        <w:tc>
-          <w:tcPr>
-            <w:tcW w:type="dxa" w:w="6360"/>
-            <w:tcMar>
-              <w:top w:type="dxa" w:w="60"/>
-              <w:left w:type="dxa" w:w="95"/>
-              <w:bottom w:type="dxa" w:w="60"/>
-              <w:right w:type="dxa" w:w="95"/>
-            </w:tcMar>
-            <w:vAlign w:val="center"/>
-          </w:tcPr>
-          <w:p>
-            <w:pPr>
-              <w:spacing w:after="0" w:line="265"/>
-            </w:pPr>
-            <w:r>
-              <w:rPr>
-                <w:rFonts w:ascii="微軟正黑體" w:cs="微軟正黑體" w:eastAsia="微軟正黑體" w:hAnsi="微軟正黑體"/>
-                <w:b w:val="false"/>
-                <w:bCs w:val="false"/>
-                <w:color w:val="1B1B1B"/>
-                <w:sz w:val="18"/>
-                <w:szCs w:val="18"/>
-              </w:rPr>
-              <w:t xml:space="preserve">23 類（大人、小孩、汽車、公車、機車、三角錐……）</w:t>
-            </w:r>
-          </w:p>
-        </w:tc>
-      </w:tr>
-      <w:tr>
-        <w:trPr>
-          <w:cantSplit/>
-          <w:tblHeader w:val="false"/>
-        </w:trPr>
-        <w:tc>
-          <w:tcPr>
-            <w:tcW w:type="dxa" w:w="3000"/>
-            <w:tcMar>
-              <w:top w:type="dxa" w:w="60"/>
-              <w:left w:type="dxa" w:w="95"/>
-              <w:bottom w:type="dxa" w:w="60"/>
-              <w:right w:type="dxa" w:w="95"/>
-            </w:tcMar>
-            <w:vAlign w:val="center"/>
-          </w:tcPr>
-          <w:p>
-            <w:pPr>
-              <w:spacing w:after="0" w:line="265"/>
-            </w:pPr>
-            <w:r>
-              <w:rPr>
-                <w:rFonts w:ascii="微軟正黑體" w:cs="微軟正黑體" w:eastAsia="微軟正黑體" w:hAnsi="微軟正黑體"/>
-                <w:b w:val="false"/>
-                <w:bCs w:val="false"/>
-                <w:color w:val="1B1B1B"/>
-                <w:sz w:val="18"/>
-                <w:szCs w:val="18"/>
-              </w:rPr>
-              <w:t xml:space="preserve">mini 版：汽車 vs 機車</w:t>
-            </w:r>
-          </w:p>
-        </w:tc>
-        <w:tc>
-          <w:tcPr>
-            <w:tcW w:type="dxa" w:w="6360"/>
-            <w:tcMar>
-              <w:top w:type="dxa" w:w="60"/>
-              <w:left w:type="dxa" w:w="95"/>
-              <w:bottom w:type="dxa" w:w="60"/>
-              <w:right w:type="dxa" w:w="95"/>
-            </w:tcMar>
-            <w:vAlign w:val="center"/>
-          </w:tcPr>
-          <w:p>
-            <w:pPr>
-              <w:spacing w:after="0" w:line="265"/>
-            </w:pPr>
-            <w:r>
-              <w:rPr>
-                <w:rFonts w:ascii="微軟正黑體" w:cs="微軟正黑體" w:eastAsia="微軟正黑體" w:hAnsi="微軟正黑體"/>
-                <w:b w:val="false"/>
-                <w:bCs w:val="false"/>
-                <w:color w:val="1B1B1B"/>
-                <w:sz w:val="18"/>
-                <w:szCs w:val="18"/>
-              </w:rPr>
-              <w:t xml:space="preserve">7,619 個框 vs 471 個框：機車少了十六倍</w:t>
-            </w:r>
-          </w:p>
-        </w:tc>
-      </w:tr>
-    </w:tbl>
-    <w:p>
-      <w:pPr>
-        <w:spacing w:after="0"/>
-      </w:pPr>
-      <w:r>
-        <w:rPr>
-          <w:rFonts w:ascii="微軟正黑體" w:cs="微軟正黑體" w:eastAsia="微軟正黑體" w:hAnsi="微軟正黑體"/>
-          <w:color w:val="1B1B1B"/>
-          <w:sz w:val="22"/>
-          <w:szCs w:val="22"/>
-        </w:rPr>
-        <w:t xml:space="preserve"/>
+          <w:sz w:val="24"/>
+          <w:szCs w:val="24"/>
+        </w:rPr>
+        <w:t xml:space="preserve">從上往下看：鳥瞰圖和佔據網格</w:t>
       </w:r>
     </w:p>
     <w:p>
@@ -5904,7 +5138,7 @@
       <w:r>
         <w:drawing>
           <wp:inline distT="0" distB="0" distL="0" distR="0">
-            <wp:extent cx="4572000" cy="2638425"/>
+            <wp:extent cx="5905500" cy="3333750"/>
             <wp:effectExtent t="0" r="0" b="0" l="0"/>
             <wp:docPr id="1" name="" descr="" title=""/>
             <wp:cNvGraphicFramePr>
@@ -5929,7 +5163,7 @@
                   <pic:spPr bwMode="auto">
                     <a:xfrm>
                       <a:off x="0" y="0"/>
-                      <a:ext cx="4572000" cy="2638425"/>
+                      <a:ext cx="5905500" cy="3333750"/>
                     </a:xfrm>
                     <a:prstGeom prst="rect">
                       <a:avLst/>
@@ -5956,7 +5190,449 @@
           <w:sz w:val="19"/>
           <w:szCs w:val="19"/>
         </w:rPr>
-        <w:t xml:space="preserve">nuScenes mini 各類別的框數（第七週）。波士頓、新加坡的路上機車少，這本課本機車教得很少。　資料：nuScenes（Motional），CC BY-NC-SA 4.0</w:t>
+        <w:t xml:space="preserve">左：鳥瞰圖，光達點＋官方立體框；右：同一格光達算出的佔據網格（0.5 m 一格）。scene-0103（波士頓）。　資料：nuScenes（Motional），CC BY-NC-SA 4.0</w:t>
+      </w:r>
+    </w:p>
+    <w:p>
+      <w:pPr>
+        <w:pStyle w:val="ListParagraph"/>
+        <w:widowControl/>
+        <w:numPr>
+          <w:ilvl w:val="0"/>
+          <w:numId w:val="3"/>
+        </w:numPr>
+        <w:spacing w:after="80" w:line="320"/>
+      </w:pPr>
+      <w:r>
+        <w:rPr>
+          <w:rFonts w:ascii="微軟正黑體" w:cs="微軟正黑體" w:eastAsia="微軟正黑體" w:hAnsi="微軟正黑體"/>
+          <w:color w:val="1B1B1B"/>
+          <w:sz w:val="22"/>
+          <w:szCs w:val="22"/>
+        </w:rPr>
+        <w:t xml:space="preserve">鳥瞰圖的三個好處：東西</w:t>
+      </w:r>
+      <w:r>
+        <w:rPr>
+          <w:rFonts w:ascii="微軟正黑體" w:cs="微軟正黑體" w:eastAsia="微軟正黑體" w:hAnsi="微軟正黑體"/>
+          <w:b/>
+          <w:bCs/>
+          <w:color w:val="24405C"/>
+          <w:sz w:val="22"/>
+          <w:szCs w:val="22"/>
+        </w:rPr>
+        <w:t xml:space="preserve">不會互相擋</w:t>
+      </w:r>
+      <w:r>
+        <w:rPr>
+          <w:rFonts w:ascii="微軟正黑體" w:cs="微軟正黑體" w:eastAsia="微軟正黑體" w:hAnsi="微軟正黑體"/>
+          <w:color w:val="1B1B1B"/>
+          <w:sz w:val="22"/>
+          <w:szCs w:val="22"/>
+        </w:rPr>
+        <w:t xml:space="preserve">；</w:t>
+      </w:r>
+      <w:r>
+        <w:rPr>
+          <w:rFonts w:ascii="微軟正黑體" w:cs="微軟正黑體" w:eastAsia="微軟正黑體" w:hAnsi="微軟正黑體"/>
+          <w:b/>
+          <w:bCs/>
+          <w:color w:val="24405C"/>
+          <w:sz w:val="22"/>
+          <w:szCs w:val="22"/>
+        </w:rPr>
+        <w:t xml:space="preserve">距離不會變形</w:t>
+      </w:r>
+      <w:r>
+        <w:rPr>
+          <w:rFonts w:ascii="微軟正黑體" w:cs="微軟正黑體" w:eastAsia="微軟正黑體" w:hAnsi="微軟正黑體"/>
+          <w:color w:val="1B1B1B"/>
+          <w:sz w:val="22"/>
+          <w:szCs w:val="22"/>
+        </w:rPr>
+        <w:t xml:space="preserve">，一公尺就是一公尺；開車本來就是在</w:t>
+      </w:r>
+      <w:r>
+        <w:rPr>
+          <w:rFonts w:ascii="微軟正黑體" w:cs="微軟正黑體" w:eastAsia="微軟正黑體" w:hAnsi="微軟正黑體"/>
+          <w:b/>
+          <w:bCs/>
+          <w:color w:val="24405C"/>
+          <w:sz w:val="22"/>
+          <w:szCs w:val="22"/>
+        </w:rPr>
+        <w:t xml:space="preserve">地面上</w:t>
+      </w:r>
+      <w:r>
+        <w:rPr>
+          <w:rFonts w:ascii="微軟正黑體" w:cs="微軟正黑體" w:eastAsia="微軟正黑體" w:hAnsi="微軟正黑體"/>
+          <w:color w:val="1B1B1B"/>
+          <w:sz w:val="22"/>
+          <w:szCs w:val="22"/>
+        </w:rPr>
+        <w:t xml:space="preserve">做決定。第七週的中期融合，就是大家先畫成同一張鳥瞰圖。</w:t>
+      </w:r>
+    </w:p>
+    <w:p>
+      <w:pPr>
+        <w:pStyle w:val="ListParagraph"/>
+        <w:widowControl/>
+        <w:numPr>
+          <w:ilvl w:val="0"/>
+          <w:numId w:val="3"/>
+        </w:numPr>
+        <w:spacing w:after="80" w:line="320"/>
+      </w:pPr>
+      <w:r>
+        <w:rPr>
+          <w:rFonts w:ascii="微軟正黑體" w:cs="微軟正黑體" w:eastAsia="微軟正黑體" w:hAnsi="微軟正黑體"/>
+          <w:color w:val="1B1B1B"/>
+          <w:sz w:val="22"/>
+          <w:szCs w:val="22"/>
+        </w:rPr>
+        <w:t xml:space="preserve">佔據網格：每一格只問一件事。</w:t>
+      </w:r>
+      <w:r>
+        <w:rPr>
+          <w:rFonts w:ascii="微軟正黑體" w:cs="微軟正黑體" w:eastAsia="微軟正黑體" w:hAnsi="微軟正黑體"/>
+          <w:b/>
+          <w:bCs/>
+          <w:color w:val="24405C"/>
+          <w:sz w:val="22"/>
+          <w:szCs w:val="22"/>
+        </w:rPr>
+        <w:t xml:space="preserve">紅＝有東西</w:t>
+      </w:r>
+      <w:r>
+        <w:rPr>
+          <w:rFonts w:ascii="微軟正黑體" w:cs="微軟正黑體" w:eastAsia="微軟正黑體" w:hAnsi="微軟正黑體"/>
+          <w:color w:val="1B1B1B"/>
+          <w:sz w:val="22"/>
+          <w:szCs w:val="22"/>
+        </w:rPr>
+        <w:t xml:space="preserve">（有高出地面的點）、</w:t>
+      </w:r>
+      <w:r>
+        <w:rPr>
+          <w:rFonts w:ascii="微軟正黑體" w:cs="微軟正黑體" w:eastAsia="微軟正黑體" w:hAnsi="微軟正黑體"/>
+          <w:b/>
+          <w:bCs/>
+          <w:color w:val="24405C"/>
+          <w:sz w:val="22"/>
+          <w:szCs w:val="22"/>
+        </w:rPr>
+        <w:t xml:space="preserve">白＝空的</w:t>
+      </w:r>
+      <w:r>
+        <w:rPr>
+          <w:rFonts w:ascii="微軟正黑體" w:cs="微軟正黑體" w:eastAsia="微軟正黑體" w:hAnsi="微軟正黑體"/>
+          <w:color w:val="1B1B1B"/>
+          <w:sz w:val="22"/>
+          <w:szCs w:val="22"/>
+        </w:rPr>
+        <w:t xml:space="preserve">（雷射穿過沒碰到東西）、</w:t>
+      </w:r>
+      <w:r>
+        <w:rPr>
+          <w:rFonts w:ascii="微軟正黑體" w:cs="微軟正黑體" w:eastAsia="微軟正黑體" w:hAnsi="微軟正黑體"/>
+          <w:b/>
+          <w:bCs/>
+          <w:color w:val="24405C"/>
+          <w:sz w:val="22"/>
+          <w:szCs w:val="22"/>
+        </w:rPr>
+        <w:t xml:space="preserve">灰＝不知道</w:t>
+      </w:r>
+      <w:r>
+        <w:rPr>
+          <w:rFonts w:ascii="微軟正黑體" w:cs="微軟正黑體" w:eastAsia="微軟正黑體" w:hAnsi="微軟正黑體"/>
+          <w:color w:val="1B1B1B"/>
+          <w:sz w:val="22"/>
+          <w:szCs w:val="22"/>
+        </w:rPr>
+        <w:t xml:space="preserve">（被擋住、沒打到）。</w:t>
+      </w:r>
+    </w:p>
+    <w:p>
+      <w:pPr>
+        <w:pStyle w:val="ListParagraph"/>
+        <w:widowControl/>
+        <w:numPr>
+          <w:ilvl w:val="0"/>
+          <w:numId w:val="3"/>
+        </w:numPr>
+        <w:spacing w:after="80" w:line="320"/>
+      </w:pPr>
+      <w:r>
+        <w:rPr>
+          <w:rFonts w:ascii="微軟正黑體" w:cs="微軟正黑體" w:eastAsia="微軟正黑體" w:hAnsi="微軟正黑體"/>
+          <w:color w:val="1B1B1B"/>
+          <w:sz w:val="22"/>
+          <w:szCs w:val="22"/>
+        </w:rPr>
+        <w:t xml:space="preserve">最大的好處：</w:t>
+      </w:r>
+      <w:r>
+        <w:rPr>
+          <w:rFonts w:ascii="微軟正黑體" w:cs="微軟正黑體" w:eastAsia="微軟正黑體" w:hAnsi="微軟正黑體"/>
+          <w:b/>
+          <w:bCs/>
+          <w:color w:val="24405C"/>
+          <w:sz w:val="22"/>
+          <w:szCs w:val="22"/>
+        </w:rPr>
+        <w:t xml:space="preserve">不用知道那是什麼</w:t>
+      </w:r>
+      <w:r>
+        <w:rPr>
+          <w:rFonts w:ascii="微軟正黑體" w:cs="微軟正黑體" w:eastAsia="微軟正黑體" w:hAnsi="微軟正黑體"/>
+          <w:color w:val="1B1B1B"/>
+          <w:sz w:val="22"/>
+          <w:szCs w:val="22"/>
+        </w:rPr>
+        <w:t xml:space="preserve">。掉在路上的貨、沒看過的路障，偵測器認不出來，佔據網格一樣標紅。但要小心：「不知道」不等於「空的」，大卡車後面可能就站著一個人。</w:t>
+      </w:r>
+    </w:p>
+    <w:tbl>
+      <w:tblPr>
+        <w:tblW w:type="dxa" w:w="9360"/>
+        <w:tblBorders>
+          <w:top w:val="single" w:color="A8B2BA" w:sz="6"/>
+          <w:left w:val="none"/>
+          <w:bottom w:val="single" w:color="A8B2BA" w:sz="6"/>
+          <w:right w:val="none"/>
+          <w:insideH w:val="none"/>
+          <w:insideV w:val="none"/>
+        </w:tblBorders>
+      </w:tblPr>
+      <w:tblGrid>
+        <w:gridCol w:w="9360"/>
+      </w:tblGrid>
+      <w:tr>
+        <w:trPr>
+          <w:cantSplit/>
+        </w:trPr>
+        <w:tc>
+          <w:tcPr>
+            <w:tcW w:type="dxa" w:w="9360"/>
+            <w:shd w:fill="F6F8F9" w:color="auto" w:val="clear"/>
+            <w:tcMar>
+              <w:top w:type="dxa" w:w="140"/>
+              <w:left w:type="dxa" w:w="200"/>
+              <w:bottom w:type="dxa" w:w="140"/>
+              <w:right w:type="dxa" w:w="180"/>
+            </w:tcMar>
+          </w:tcPr>
+          <w:p>
+            <w:pPr>
+              <w:spacing w:after="90" w:line="300"/>
+            </w:pPr>
+            <w:r>
+              <w:rPr>
+                <w:rFonts w:ascii="微軟正黑體" w:cs="微軟正黑體" w:eastAsia="微軟正黑體" w:hAnsi="微軟正黑體"/>
+                <w:b/>
+                <w:bCs/>
+                <w:color w:val="24405C"/>
+                <w:sz w:val="20"/>
+                <w:szCs w:val="20"/>
+              </w:rPr>
+              <w:t xml:space="preserve">延伸觀看（英文影片，可開自動翻譯字幕）</w:t>
+            </w:r>
+          </w:p>
+          <w:p>
+            <w:pPr>
+              <w:spacing w:after="80" w:line="310"/>
+            </w:pPr>
+            <w:r>
+              <w:rPr>
+                <w:rFonts w:ascii="微軟正黑體" w:cs="微軟正黑體" w:eastAsia="微軟正黑體" w:hAnsi="微軟正黑體"/>
+                <w:color w:val="1B1B1B"/>
+                <w:sz w:val="20"/>
+                <w:szCs w:val="20"/>
+              </w:rPr>
+              <w:t xml:space="preserve">Bayer 濾色片與補齊顏色（Computerphile）：youtu.be/LWxu4rkZBLw，0:17–5:46</w:t>
+            </w:r>
+          </w:p>
+          <w:p>
+            <w:pPr>
+              <w:spacing w:after="80" w:line="310"/>
+            </w:pPr>
+            <w:r>
+              <w:rPr>
+                <w:rFonts w:ascii="微軟正黑體" w:cs="微軟正黑體" w:eastAsia="微軟正黑體" w:hAnsi="微軟正黑體"/>
+                <w:color w:val="1B1B1B"/>
+                <w:sz w:val="20"/>
+                <w:szCs w:val="20"/>
+              </w:rPr>
+              <w:t xml:space="preserve">神經網路一層一層（3Blue1Brown 第一集）：youtu.be/aircAruvnKk，5:32–8:39</w:t>
+            </w:r>
+          </w:p>
+          <w:p>
+            <w:pPr>
+              <w:spacing w:after="80" w:line="310"/>
+            </w:pPr>
+            <w:r>
+              <w:rPr>
+                <w:rFonts w:ascii="微軟正黑體" w:cs="微軟正黑體" w:eastAsia="微軟正黑體" w:hAnsi="微軟正黑體"/>
+                <w:color w:val="1B1B1B"/>
+                <w:sz w:val="20"/>
+                <w:szCs w:val="20"/>
+              </w:rPr>
+              <w:t xml:space="preserve">梯度下降：球滾下山、步伐（3Blue1Brown 第二集）：youtu.be/IHZwWFHWa-w，5:12–6:54</w:t>
+            </w:r>
+          </w:p>
+          <w:p>
+            <w:pPr>
+              <w:spacing w:after="80" w:line="310"/>
+            </w:pPr>
+            <w:r>
+              <w:rPr>
+                <w:rFonts w:ascii="微軟正黑體" w:cs="微軟正黑體" w:eastAsia="微軟正黑體" w:hAnsi="微軟正黑體"/>
+                <w:color w:val="1B1B1B"/>
+                <w:sz w:val="20"/>
+                <w:szCs w:val="20"/>
+              </w:rPr>
+              <w:t xml:space="preserve">YOLO 即時物件偵測（TED，Joseph Redmon）：youtu.be/Cgxsv1riJhI，0:12–5:48</w:t>
+            </w:r>
+          </w:p>
+          <w:p>
+            <w:pPr>
+              <w:spacing w:after="80" w:line="310"/>
+            </w:pPr>
+            <w:r>
+              <w:rPr>
+                <w:rFonts w:ascii="微軟正黑體" w:cs="微軟正黑體" w:eastAsia="微軟正黑體" w:hAnsi="微軟正黑體"/>
+                <w:color w:val="1B1B1B"/>
+                <w:sz w:val="20"/>
+                <w:szCs w:val="20"/>
+              </w:rPr>
+              <w:t xml:space="preserve">一個像素一個像素的分割（NVIDIA DRIVE Labs 14）：youtu.be/HS1wV9NMLr8，1 分 27 秒</w:t>
+            </w:r>
+          </w:p>
+          <w:p>
+            <w:pPr>
+              <w:spacing w:after="80" w:line="310"/>
+            </w:pPr>
+            <w:r>
+              <w:rPr>
+                <w:rFonts w:ascii="微軟正黑體" w:cs="微軟正黑體" w:eastAsia="微軟正黑體" w:hAnsi="微軟正黑體"/>
+                <w:color w:val="1B1B1B"/>
+                <w:sz w:val="20"/>
+                <w:szCs w:val="20"/>
+              </w:rPr>
+              <w:t xml:space="preserve">夜間行人偵測與主動學習（NVIDIA DRIVE Labs 19）：youtu.be/4aq13pB9s7c，1 分 51 秒</w:t>
+            </w:r>
+          </w:p>
+          <w:p>
+            <w:pPr>
+              <w:spacing w:after="0" w:line="310"/>
+            </w:pPr>
+            <w:r>
+              <w:rPr>
+                <w:rFonts w:ascii="微軟正黑體" w:cs="微軟正黑體" w:eastAsia="微軟正黑體" w:hAnsi="微軟正黑體"/>
+                <w:color w:val="1B1B1B"/>
+                <w:sz w:val="20"/>
+                <w:szCs w:val="20"/>
+              </w:rPr>
+              <w:t xml:space="preserve">佔據網格五分鐘（Cyrill Stachniss）：youtu.be/8ckhPViqneg，0:04–2:21</w:t>
+            </w:r>
+          </w:p>
+        </w:tc>
+      </w:tr>
+    </w:tbl>
+    <w:p>
+      <w:pPr>
+        <w:pStyle w:val="Heading1"/>
+        <w:keepNext/>
+        <w:pageBreakBefore/>
+        <w:spacing w:after="240" w:before="160"/>
+      </w:pPr>
+      <w:r>
+        <w:rPr>
+          <w:rFonts w:ascii="微軟正黑體" w:cs="微軟正黑體" w:eastAsia="微軟正黑體" w:hAnsi="微軟正黑體"/>
+          <w:b/>
+          <w:bCs/>
+          <w:color w:val="24405C"/>
+          <w:sz w:val="30"/>
+          <w:szCs w:val="30"/>
+        </w:rPr>
+        <w:t xml:space="preserve">三、資料標註：幫電腦準備標準答案</w:t>
+      </w:r>
+    </w:p>
+    <w:p>
+      <w:pPr>
+        <w:widowControl/>
+        <w:spacing w:after="100" w:before="0" w:line="312"/>
+        <w:ind w:left="0" w:firstLine="0"/>
+      </w:pPr>
+      <w:r>
+        <w:rPr>
+          <w:rFonts w:ascii="微軟正黑體" w:cs="微軟正黑體" w:eastAsia="微軟正黑體" w:hAnsi="微軟正黑體"/>
+          <w:color w:val="1B1B1B"/>
+          <w:sz w:val="22"/>
+          <w:szCs w:val="22"/>
+        </w:rPr>
+        <w:t xml:space="preserve">標註資料就是模型的課本。三種狀況會讓模型學壞：</w:t>
+      </w:r>
+      <w:r>
+        <w:rPr>
+          <w:rFonts w:ascii="微軟正黑體" w:cs="微軟正黑體" w:eastAsia="微軟正黑體" w:hAnsi="微軟正黑體"/>
+          <w:b/>
+          <w:bCs/>
+          <w:color w:val="24405C"/>
+          <w:sz w:val="22"/>
+          <w:szCs w:val="22"/>
+        </w:rPr>
+        <w:t xml:space="preserve">漏標</w:t>
+      </w:r>
+      <w:r>
+        <w:rPr>
+          <w:rFonts w:ascii="微軟正黑體" w:cs="微軟正黑體" w:eastAsia="微軟正黑體" w:hAnsi="微軟正黑體"/>
+          <w:color w:val="1B1B1B"/>
+          <w:sz w:val="22"/>
+          <w:szCs w:val="22"/>
+        </w:rPr>
+        <w:t xml:space="preserve">（照片裡有人卻沒框，模型學到「這種樣子不是人」）、</w:t>
+      </w:r>
+      <w:r>
+        <w:rPr>
+          <w:rFonts w:ascii="微軟正黑體" w:cs="微軟正黑體" w:eastAsia="微軟正黑體" w:hAnsi="微軟正黑體"/>
+          <w:b/>
+          <w:bCs/>
+          <w:color w:val="24405C"/>
+          <w:sz w:val="22"/>
+          <w:szCs w:val="22"/>
+        </w:rPr>
+        <w:t xml:space="preserve">標錯類別</w:t>
+      </w:r>
+      <w:r>
+        <w:rPr>
+          <w:rFonts w:ascii="微軟正黑體" w:cs="微軟正黑體" w:eastAsia="微軟正黑體" w:hAnsi="微軟正黑體"/>
+          <w:color w:val="1B1B1B"/>
+          <w:sz w:val="22"/>
+          <w:szCs w:val="22"/>
+        </w:rPr>
+        <w:t xml:space="preserve">（機車標成腳踏車）、</w:t>
+      </w:r>
+      <w:r>
+        <w:rPr>
+          <w:rFonts w:ascii="微軟正黑體" w:cs="微軟正黑體" w:eastAsia="微軟正黑體" w:hAnsi="微軟正黑體"/>
+          <w:b/>
+          <w:bCs/>
+          <w:color w:val="24405C"/>
+          <w:sz w:val="22"/>
+          <w:szCs w:val="22"/>
+        </w:rPr>
+        <w:t xml:space="preserve">每個人標法不一樣</w:t>
+      </w:r>
+      <w:r>
+        <w:rPr>
+          <w:rFonts w:ascii="微軟正黑體" w:cs="微軟正黑體" w:eastAsia="微軟正黑體" w:hAnsi="微軟正黑體"/>
+          <w:color w:val="1B1B1B"/>
+          <w:sz w:val="22"/>
+          <w:szCs w:val="22"/>
+        </w:rPr>
+        <w:t xml:space="preserve">（有人把騎士和機車框在一起，有人分開）。所以正式的標註一定有一份規則，所有人照同一份標，還要抽查。</w:t>
       </w:r>
     </w:p>
     <w:p>
@@ -5973,7 +5649,7 @@
           <w:sz w:val="19"/>
           <w:szCs w:val="19"/>
         </w:rPr>
-        <w:t xml:space="preserve">表 5　nuScenes 官方標註規則（節錄，原文取自 nuscenes-devkit 的 instructions_nuscenes.md）</w:t>
+        <w:t xml:space="preserve">表 4　nuScenes 標了多少</w:t>
       </w:r>
     </w:p>
     <w:tbl>
@@ -5989,9 +5665,8 @@
         </w:tblBorders>
       </w:tblPr>
       <w:tblGrid>
-        <w:gridCol w:w="2900"/>
-        <w:gridCol w:w="3600"/>
-        <w:gridCol w:w="2860"/>
+        <w:gridCol w:w="3000"/>
+        <w:gridCol w:w="6360"/>
       </w:tblGrid>
       <w:tr>
         <w:trPr>
@@ -6000,7 +5675,7 @@
         </w:trPr>
         <w:tc>
           <w:tcPr>
-            <w:tcW w:type="dxa" w:w="2900"/>
+            <w:tcW w:type="dxa" w:w="3000"/>
             <w:shd w:fill="EDF0F3" w:color="auto" w:val="clear"/>
             <w:tcMar>
               <w:top w:type="dxa" w:w="60"/>
@@ -6023,13 +5698,13 @@
                 <w:sz w:val="18"/>
                 <w:szCs w:val="18"/>
               </w:rPr>
-              <w:t xml:space="preserve">規則</w:t>
-            </w:r>
-          </w:p>
-        </w:tc>
-        <w:tc>
-          <w:tcPr>
-            <w:tcW w:type="dxa" w:w="3600"/>
+              <w:t xml:space="preserve">項目</w:t>
+            </w:r>
+          </w:p>
+        </w:tc>
+        <w:tc>
+          <w:tcPr>
+            <w:tcW w:type="dxa" w:w="6360"/>
             <w:shd w:fill="EDF0F3" w:color="auto" w:val="clear"/>
             <w:tcMar>
               <w:top w:type="dxa" w:w="60"/>
@@ -6052,36 +5727,7 @@
                 <w:sz w:val="18"/>
                 <w:szCs w:val="18"/>
               </w:rPr>
-              <w:t xml:space="preserve">原文</w:t>
-            </w:r>
-          </w:p>
-        </w:tc>
-        <w:tc>
-          <w:tcPr>
-            <w:tcW w:type="dxa" w:w="2860"/>
-            <w:shd w:fill="EDF0F3" w:color="auto" w:val="clear"/>
-            <w:tcMar>
-              <w:top w:type="dxa" w:w="60"/>
-              <w:left w:type="dxa" w:w="95"/>
-              <w:bottom w:type="dxa" w:w="60"/>
-              <w:right w:type="dxa" w:w="95"/>
-            </w:tcMar>
-            <w:vAlign w:val="center"/>
-          </w:tcPr>
-          <w:p>
-            <w:pPr>
-              <w:spacing w:after="0" w:line="265"/>
-            </w:pPr>
-            <w:r>
-              <w:rPr>
-                <w:rFonts w:ascii="微軟正黑體" w:cs="微軟正黑體" w:eastAsia="微軟正黑體" w:hAnsi="微軟正黑體"/>
-                <w:b/>
-                <w:bCs/>
-                <w:color w:val="1B1B1B"/>
-                <w:sz w:val="18"/>
-                <w:szCs w:val="18"/>
-              </w:rPr>
-              <w:t xml:space="preserve">為什麼</w:t>
+              <w:t xml:space="preserve">數字</w:t>
             </w:r>
           </w:p>
         </w:tc>
@@ -6093,85 +5739,57 @@
         </w:trPr>
         <w:tc>
           <w:tcPr>
-            <w:tcW w:type="dxa" w:w="2900"/>
-            <w:tcMar>
-              <w:top w:type="dxa" w:w="60"/>
-              <w:left w:type="dxa" w:w="95"/>
-              <w:bottom w:type="dxa" w:w="60"/>
-              <w:right w:type="dxa" w:w="95"/>
-            </w:tcMar>
-            <w:vAlign w:val="center"/>
-          </w:tcPr>
-          <w:p>
-            <w:pPr>
-              <w:spacing w:after="0" w:line="265"/>
-            </w:pPr>
-            <w:r>
-              <w:rPr>
-                <w:rFonts w:ascii="微軟正黑體" w:cs="微軟正黑體" w:eastAsia="微軟正黑體" w:hAnsi="微軟正黑體"/>
-                <w:b w:val="false"/>
-                <w:bCs w:val="false"/>
-                <w:color w:val="1B1B1B"/>
-                <w:sz w:val="18"/>
-                <w:szCs w:val="18"/>
-              </w:rPr>
-              <w:t xml:space="preserve">有 1 個光達或雷達點就要標</w:t>
-            </w:r>
-          </w:p>
-        </w:tc>
-        <w:tc>
-          <w:tcPr>
-            <w:tcW w:type="dxa" w:w="3600"/>
-            <w:tcMar>
-              <w:top w:type="dxa" w:w="60"/>
-              <w:left w:type="dxa" w:w="95"/>
-              <w:bottom w:type="dxa" w:w="60"/>
-              <w:right w:type="dxa" w:w="95"/>
-            </w:tcMar>
-            <w:vAlign w:val="center"/>
-          </w:tcPr>
-          <w:p>
-            <w:pPr>
-              <w:spacing w:after="0" w:line="265"/>
-            </w:pPr>
-            <w:r>
-              <w:rPr>
-                <w:rFonts w:ascii="微軟正黑體" w:cs="微軟正黑體" w:eastAsia="微軟正黑體" w:hAnsi="微軟正黑體"/>
-                <w:b w:val="false"/>
-                <w:bCs w:val="false"/>
-                <w:color w:val="1B1B1B"/>
-                <w:sz w:val="18"/>
-                <w:szCs w:val="18"/>
-              </w:rPr>
-              <w:t xml:space="preserve">Label any target object containing at least 1 LIDAR or RADAR point</w:t>
-            </w:r>
-          </w:p>
-        </w:tc>
-        <w:tc>
-          <w:tcPr>
-            <w:tcW w:type="dxa" w:w="2860"/>
-            <w:tcMar>
-              <w:top w:type="dxa" w:w="60"/>
-              <w:left w:type="dxa" w:w="95"/>
-              <w:bottom w:type="dxa" w:w="60"/>
-              <w:right w:type="dxa" w:w="95"/>
-            </w:tcMar>
-            <w:vAlign w:val="center"/>
-          </w:tcPr>
-          <w:p>
-            <w:pPr>
-              <w:spacing w:after="0" w:line="265"/>
-            </w:pPr>
-            <w:r>
-              <w:rPr>
-                <w:rFonts w:ascii="微軟正黑體" w:cs="微軟正黑體" w:eastAsia="微軟正黑體" w:hAnsi="微軟正黑體"/>
-                <w:b w:val="false"/>
-                <w:bCs w:val="false"/>
-                <w:color w:val="1B1B1B"/>
-                <w:sz w:val="18"/>
-                <w:szCs w:val="18"/>
-              </w:rPr>
-              <w:t xml:space="preserve">感測器看得到，模型就該學</w:t>
+            <w:tcW w:type="dxa" w:w="3000"/>
+            <w:tcMar>
+              <w:top w:type="dxa" w:w="60"/>
+              <w:left w:type="dxa" w:w="95"/>
+              <w:bottom w:type="dxa" w:w="60"/>
+              <w:right w:type="dxa" w:w="95"/>
+            </w:tcMar>
+            <w:vAlign w:val="center"/>
+          </w:tcPr>
+          <w:p>
+            <w:pPr>
+              <w:spacing w:after="0" w:line="265"/>
+            </w:pPr>
+            <w:r>
+              <w:rPr>
+                <w:rFonts w:ascii="微軟正黑體" w:cs="微軟正黑體" w:eastAsia="微軟正黑體" w:hAnsi="微軟正黑體"/>
+                <w:b w:val="false"/>
+                <w:bCs w:val="false"/>
+                <w:color w:val="1B1B1B"/>
+                <w:sz w:val="18"/>
+                <w:szCs w:val="18"/>
+              </w:rPr>
+              <w:t xml:space="preserve">關鍵畫面</w:t>
+            </w:r>
+          </w:p>
+        </w:tc>
+        <w:tc>
+          <w:tcPr>
+            <w:tcW w:type="dxa" w:w="6360"/>
+            <w:tcMar>
+              <w:top w:type="dxa" w:w="60"/>
+              <w:left w:type="dxa" w:w="95"/>
+              <w:bottom w:type="dxa" w:w="60"/>
+              <w:right w:type="dxa" w:w="95"/>
+            </w:tcMar>
+            <w:vAlign w:val="center"/>
+          </w:tcPr>
+          <w:p>
+            <w:pPr>
+              <w:spacing w:after="0" w:line="265"/>
+            </w:pPr>
+            <w:r>
+              <w:rPr>
+                <w:rFonts w:ascii="微軟正黑體" w:cs="微軟正黑體" w:eastAsia="微軟正黑體" w:hAnsi="微軟正黑體"/>
+                <w:b w:val="false"/>
+                <w:bCs w:val="false"/>
+                <w:color w:val="1B1B1B"/>
+                <w:sz w:val="18"/>
+                <w:szCs w:val="18"/>
+              </w:rPr>
+              <w:t xml:space="preserve">4 萬個（1000 段 × 20 秒，每 0.5 秒標一次）</w:t>
             </w:r>
           </w:p>
         </w:tc>
@@ -6183,85 +5801,57 @@
         </w:trPr>
         <w:tc>
           <w:tcPr>
-            <w:tcW w:type="dxa" w:w="2900"/>
-            <w:tcMar>
-              <w:top w:type="dxa" w:w="60"/>
-              <w:left w:type="dxa" w:w="95"/>
-              <w:bottom w:type="dxa" w:w="60"/>
-              <w:right w:type="dxa" w:w="95"/>
-            </w:tcMar>
-            <w:vAlign w:val="center"/>
-          </w:tcPr>
-          <w:p>
-            <w:pPr>
-              <w:spacing w:after="0" w:line="265"/>
-            </w:pPr>
-            <w:r>
-              <w:rPr>
-                <w:rFonts w:ascii="微軟正黑體" w:cs="微軟正黑體" w:eastAsia="微軟正黑體" w:hAnsi="微軟正黑體"/>
-                <w:b w:val="false"/>
-                <w:bCs w:val="false"/>
-                <w:color w:val="1B1B1B"/>
-                <w:sz w:val="18"/>
-                <w:szCs w:val="18"/>
-              </w:rPr>
-              <w:t xml:space="preserve">框要很貼</w:t>
-            </w:r>
-          </w:p>
-        </w:tc>
-        <w:tc>
-          <w:tcPr>
-            <w:tcW w:type="dxa" w:w="3600"/>
-            <w:tcMar>
-              <w:top w:type="dxa" w:w="60"/>
-              <w:left w:type="dxa" w:w="95"/>
-              <w:bottom w:type="dxa" w:w="60"/>
-              <w:right w:type="dxa" w:w="95"/>
-            </w:tcMar>
-            <w:vAlign w:val="center"/>
-          </w:tcPr>
-          <w:p>
-            <w:pPr>
-              <w:spacing w:after="0" w:line="265"/>
-            </w:pPr>
-            <w:r>
-              <w:rPr>
-                <w:rFonts w:ascii="微軟正黑體" w:cs="微軟正黑體" w:eastAsia="微軟正黑體" w:hAnsi="微軟正黑體"/>
-                <w:b w:val="false"/>
-                <w:bCs w:val="false"/>
-                <w:color w:val="1B1B1B"/>
-                <w:sz w:val="18"/>
-                <w:szCs w:val="18"/>
-              </w:rPr>
-              <w:t xml:space="preserve">Cuboids must be very tight.</w:t>
-            </w:r>
-          </w:p>
-        </w:tc>
-        <w:tc>
-          <w:tcPr>
-            <w:tcW w:type="dxa" w:w="2860"/>
-            <w:tcMar>
-              <w:top w:type="dxa" w:w="60"/>
-              <w:left w:type="dxa" w:w="95"/>
-              <w:bottom w:type="dxa" w:w="60"/>
-              <w:right w:type="dxa" w:w="95"/>
-            </w:tcMar>
-            <w:vAlign w:val="center"/>
-          </w:tcPr>
-          <w:p>
-            <w:pPr>
-              <w:spacing w:after="0" w:line="265"/>
-            </w:pPr>
-            <w:r>
-              <w:rPr>
-                <w:rFonts w:ascii="微軟正黑體" w:cs="微軟正黑體" w:eastAsia="微軟正黑體" w:hAnsi="微軟正黑體"/>
-                <w:b w:val="false"/>
-                <w:bCs w:val="false"/>
-                <w:color w:val="1B1B1B"/>
-                <w:sz w:val="18"/>
-                <w:szCs w:val="18"/>
-              </w:rPr>
-              <w:t xml:space="preserve">框太鬆，位置、距離都不準</w:t>
+            <w:tcW w:type="dxa" w:w="3000"/>
+            <w:tcMar>
+              <w:top w:type="dxa" w:w="60"/>
+              <w:left w:type="dxa" w:w="95"/>
+              <w:bottom w:type="dxa" w:w="60"/>
+              <w:right w:type="dxa" w:w="95"/>
+            </w:tcMar>
+            <w:vAlign w:val="center"/>
+          </w:tcPr>
+          <w:p>
+            <w:pPr>
+              <w:spacing w:after="0" w:line="265"/>
+            </w:pPr>
+            <w:r>
+              <w:rPr>
+                <w:rFonts w:ascii="微軟正黑體" w:cs="微軟正黑體" w:eastAsia="微軟正黑體" w:hAnsi="微軟正黑體"/>
+                <w:b w:val="false"/>
+                <w:bCs w:val="false"/>
+                <w:color w:val="1B1B1B"/>
+                <w:sz w:val="18"/>
+                <w:szCs w:val="18"/>
+              </w:rPr>
+              <w:t xml:space="preserve">立體框</w:t>
+            </w:r>
+          </w:p>
+        </w:tc>
+        <w:tc>
+          <w:tcPr>
+            <w:tcW w:type="dxa" w:w="6360"/>
+            <w:tcMar>
+              <w:top w:type="dxa" w:w="60"/>
+              <w:left w:type="dxa" w:w="95"/>
+              <w:bottom w:type="dxa" w:w="60"/>
+              <w:right w:type="dxa" w:w="95"/>
+            </w:tcMar>
+            <w:vAlign w:val="center"/>
+          </w:tcPr>
+          <w:p>
+            <w:pPr>
+              <w:spacing w:after="0" w:line="265"/>
+            </w:pPr>
+            <w:r>
+              <w:rPr>
+                <w:rFonts w:ascii="微軟正黑體" w:cs="微軟正黑體" w:eastAsia="微軟正黑體" w:hAnsi="微軟正黑體"/>
+                <w:b w:val="false"/>
+                <w:bCs w:val="false"/>
+                <w:color w:val="1B1B1B"/>
+                <w:sz w:val="18"/>
+                <w:szCs w:val="18"/>
+              </w:rPr>
+              <w:t xml:space="preserve">140 萬個，人一個一個標</w:t>
             </w:r>
           </w:p>
         </w:tc>
@@ -6273,85 +5863,57 @@
         </w:trPr>
         <w:tc>
           <w:tcPr>
-            <w:tcW w:type="dxa" w:w="2900"/>
-            <w:tcMar>
-              <w:top w:type="dxa" w:w="60"/>
-              <w:left w:type="dxa" w:w="95"/>
-              <w:bottom w:type="dxa" w:w="60"/>
-              <w:right w:type="dxa" w:w="95"/>
-            </w:tcMar>
-            <w:vAlign w:val="center"/>
-          </w:tcPr>
-          <w:p>
-            <w:pPr>
-              <w:spacing w:after="0" w:line="265"/>
-            </w:pPr>
-            <w:r>
-              <w:rPr>
-                <w:rFonts w:ascii="微軟正黑體" w:cs="微軟正黑體" w:eastAsia="微軟正黑體" w:hAnsi="微軟正黑體"/>
-                <w:b w:val="false"/>
-                <w:bCs w:val="false"/>
-                <w:color w:val="1B1B1B"/>
-                <w:sz w:val="18"/>
-                <w:szCs w:val="18"/>
-              </w:rPr>
-              <w:t xml:space="preserve">手腳要包進去</w:t>
-            </w:r>
-          </w:p>
-        </w:tc>
-        <w:tc>
-          <w:tcPr>
-            <w:tcW w:type="dxa" w:w="3600"/>
-            <w:tcMar>
-              <w:top w:type="dxa" w:w="60"/>
-              <w:left w:type="dxa" w:w="95"/>
-              <w:bottom w:type="dxa" w:w="60"/>
-              <w:right w:type="dxa" w:w="95"/>
-            </w:tcMar>
-            <w:vAlign w:val="center"/>
-          </w:tcPr>
-          <w:p>
-            <w:pPr>
-              <w:spacing w:after="0" w:line="265"/>
-            </w:pPr>
-            <w:r>
-              <w:rPr>
-                <w:rFonts w:ascii="微軟正黑體" w:cs="微軟正黑體" w:eastAsia="微軟正黑體" w:hAnsi="微軟正黑體"/>
-                <w:b w:val="false"/>
-                <w:bCs w:val="false"/>
-                <w:color w:val="1B1B1B"/>
-                <w:sz w:val="18"/>
-                <w:szCs w:val="18"/>
-              </w:rPr>
-              <w:t xml:space="preserve">…should include the extremities.</w:t>
-            </w:r>
-          </w:p>
-        </w:tc>
-        <w:tc>
-          <w:tcPr>
-            <w:tcW w:type="dxa" w:w="2860"/>
-            <w:tcMar>
-              <w:top w:type="dxa" w:w="60"/>
-              <w:left w:type="dxa" w:w="95"/>
-              <w:bottom w:type="dxa" w:w="60"/>
-              <w:right w:type="dxa" w:w="95"/>
-            </w:tcMar>
-            <w:vAlign w:val="center"/>
-          </w:tcPr>
-          <w:p>
-            <w:pPr>
-              <w:spacing w:after="0" w:line="265"/>
-            </w:pPr>
-            <w:r>
-              <w:rPr>
-                <w:rFonts w:ascii="微軟正黑體" w:cs="微軟正黑體" w:eastAsia="微軟正黑體" w:hAnsi="微軟正黑體"/>
-                <w:b w:val="false"/>
-                <w:bCs w:val="false"/>
-                <w:color w:val="1B1B1B"/>
-                <w:sz w:val="18"/>
-                <w:szCs w:val="18"/>
-              </w:rPr>
-              <w:t xml:space="preserve">伸出去的手也會被撞到</w:t>
+            <w:tcW w:type="dxa" w:w="3000"/>
+            <w:tcMar>
+              <w:top w:type="dxa" w:w="60"/>
+              <w:left w:type="dxa" w:w="95"/>
+              <w:bottom w:type="dxa" w:w="60"/>
+              <w:right w:type="dxa" w:w="95"/>
+            </w:tcMar>
+            <w:vAlign w:val="center"/>
+          </w:tcPr>
+          <w:p>
+            <w:pPr>
+              <w:spacing w:after="0" w:line="265"/>
+            </w:pPr>
+            <w:r>
+              <w:rPr>
+                <w:rFonts w:ascii="微軟正黑體" w:cs="微軟正黑體" w:eastAsia="微軟正黑體" w:hAnsi="微軟正黑體"/>
+                <w:b w:val="false"/>
+                <w:bCs w:val="false"/>
+                <w:color w:val="1B1B1B"/>
+                <w:sz w:val="18"/>
+                <w:szCs w:val="18"/>
+              </w:rPr>
+              <w:t xml:space="preserve">類別</w:t>
+            </w:r>
+          </w:p>
+        </w:tc>
+        <w:tc>
+          <w:tcPr>
+            <w:tcW w:type="dxa" w:w="6360"/>
+            <w:tcMar>
+              <w:top w:type="dxa" w:w="60"/>
+              <w:left w:type="dxa" w:w="95"/>
+              <w:bottom w:type="dxa" w:w="60"/>
+              <w:right w:type="dxa" w:w="95"/>
+            </w:tcMar>
+            <w:vAlign w:val="center"/>
+          </w:tcPr>
+          <w:p>
+            <w:pPr>
+              <w:spacing w:after="0" w:line="265"/>
+            </w:pPr>
+            <w:r>
+              <w:rPr>
+                <w:rFonts w:ascii="微軟正黑體" w:cs="微軟正黑體" w:eastAsia="微軟正黑體" w:hAnsi="微軟正黑體"/>
+                <w:b w:val="false"/>
+                <w:bCs w:val="false"/>
+                <w:color w:val="1B1B1B"/>
+                <w:sz w:val="18"/>
+                <w:szCs w:val="18"/>
+              </w:rPr>
+              <w:t xml:space="preserve">23 類（大人、小孩、汽車、公車、機車、三角錐……）</w:t>
             </w:r>
           </w:p>
         </w:tc>
@@ -6363,265 +5925,57 @@
         </w:trPr>
         <w:tc>
           <w:tcPr>
-            <w:tcW w:type="dxa" w:w="2900"/>
-            <w:tcMar>
-              <w:top w:type="dxa" w:w="60"/>
-              <w:left w:type="dxa" w:w="95"/>
-              <w:bottom w:type="dxa" w:w="60"/>
-              <w:right w:type="dxa" w:w="95"/>
-            </w:tcMar>
-            <w:vAlign w:val="center"/>
-          </w:tcPr>
-          <w:p>
-            <w:pPr>
-              <w:spacing w:after="0" w:line="265"/>
-            </w:pPr>
-            <w:r>
-              <w:rPr>
-                <w:rFonts w:ascii="微軟正黑體" w:cs="微軟正黑體" w:eastAsia="微軟正黑體" w:hAnsi="微軟正黑體"/>
-                <w:b w:val="false"/>
-                <w:bCs w:val="false"/>
-                <w:color w:val="1B1B1B"/>
-                <w:sz w:val="18"/>
-                <w:szCs w:val="18"/>
-              </w:rPr>
-              <w:t xml:space="preserve">有人騎：騎士和車同一個框</w:t>
-            </w:r>
-          </w:p>
-        </w:tc>
-        <w:tc>
-          <w:tcPr>
-            <w:tcW w:type="dxa" w:w="3600"/>
-            <w:tcMar>
-              <w:top w:type="dxa" w:w="60"/>
-              <w:left w:type="dxa" w:w="95"/>
-              <w:bottom w:type="dxa" w:w="60"/>
-              <w:right w:type="dxa" w:w="95"/>
-            </w:tcMar>
-            <w:vAlign w:val="center"/>
-          </w:tcPr>
-          <w:p>
-            <w:pPr>
-              <w:spacing w:after="0" w:line="265"/>
-            </w:pPr>
-            <w:r>
-              <w:rPr>
-                <w:rFonts w:ascii="微軟正黑體" w:cs="微軟正黑體" w:eastAsia="微軟正黑體" w:hAnsi="微軟正黑體"/>
-                <w:b w:val="false"/>
-                <w:bCs w:val="false"/>
-                <w:color w:val="1B1B1B"/>
-                <w:sz w:val="18"/>
-                <w:szCs w:val="18"/>
-              </w:rPr>
-              <w:t xml:space="preserve">If there is a rider, include the rider in the box.</w:t>
-            </w:r>
-          </w:p>
-        </w:tc>
-        <w:tc>
-          <w:tcPr>
-            <w:tcW w:type="dxa" w:w="2860"/>
-            <w:tcMar>
-              <w:top w:type="dxa" w:w="60"/>
-              <w:left w:type="dxa" w:w="95"/>
-              <w:bottom w:type="dxa" w:w="60"/>
-              <w:right w:type="dxa" w:w="95"/>
-            </w:tcMar>
-            <w:vAlign w:val="center"/>
-          </w:tcPr>
-          <w:p>
-            <w:pPr>
-              <w:spacing w:after="0" w:line="265"/>
-            </w:pPr>
-            <w:r>
-              <w:rPr>
-                <w:rFonts w:ascii="微軟正黑體" w:cs="微軟正黑體" w:eastAsia="微軟正黑體" w:hAnsi="微軟正黑體"/>
-                <w:b w:val="false"/>
-                <w:bCs w:val="false"/>
-                <w:color w:val="1B1B1B"/>
-                <w:sz w:val="18"/>
-                <w:szCs w:val="18"/>
-              </w:rPr>
-              <w:t xml:space="preserve">人和車一起動</w:t>
-            </w:r>
-          </w:p>
-        </w:tc>
-      </w:tr>
-      <w:tr>
-        <w:trPr>
-          <w:cantSplit/>
-          <w:tblHeader w:val="false"/>
-        </w:trPr>
-        <w:tc>
-          <w:tcPr>
-            <w:tcW w:type="dxa" w:w="2900"/>
-            <w:tcMar>
-              <w:top w:type="dxa" w:w="60"/>
-              <w:left w:type="dxa" w:w="95"/>
-              <w:bottom w:type="dxa" w:w="60"/>
-              <w:right w:type="dxa" w:w="95"/>
-            </w:tcMar>
-            <w:vAlign w:val="center"/>
-          </w:tcPr>
-          <w:p>
-            <w:pPr>
-              <w:spacing w:after="0" w:line="265"/>
-            </w:pPr>
-            <w:r>
-              <w:rPr>
-                <w:rFonts w:ascii="微軟正黑體" w:cs="微軟正黑體" w:eastAsia="微軟正黑體" w:hAnsi="微軟正黑體"/>
-                <w:b w:val="false"/>
-                <w:bCs w:val="false"/>
-                <w:color w:val="1B1B1B"/>
-                <w:sz w:val="18"/>
-                <w:szCs w:val="18"/>
-              </w:rPr>
-              <w:t xml:space="preserve">旁邊站的人：另外框</w:t>
-            </w:r>
-          </w:p>
-        </w:tc>
-        <w:tc>
-          <w:tcPr>
-            <w:tcW w:type="dxa" w:w="3600"/>
-            <w:tcMar>
-              <w:top w:type="dxa" w:w="60"/>
-              <w:left w:type="dxa" w:w="95"/>
-              <w:bottom w:type="dxa" w:w="60"/>
-              <w:right w:type="dxa" w:w="95"/>
-            </w:tcMar>
-            <w:vAlign w:val="center"/>
-          </w:tcPr>
-          <w:p>
-            <w:pPr>
-              <w:spacing w:after="0" w:line="265"/>
-            </w:pPr>
-            <w:r>
-              <w:rPr>
-                <w:rFonts w:ascii="微軟正黑體" w:cs="微軟正黑體" w:eastAsia="微軟正黑體" w:hAnsi="微軟正黑體"/>
-                <w:b w:val="false"/>
-                <w:bCs w:val="false"/>
-                <w:color w:val="1B1B1B"/>
-                <w:sz w:val="18"/>
-                <w:szCs w:val="18"/>
-              </w:rPr>
-              <w:t xml:space="preserve">…standing next to the motorcycle, do NOT include…</w:t>
-            </w:r>
-          </w:p>
-        </w:tc>
-        <w:tc>
-          <w:tcPr>
-            <w:tcW w:type="dxa" w:w="2860"/>
-            <w:tcMar>
-              <w:top w:type="dxa" w:w="60"/>
-              <w:left w:type="dxa" w:w="95"/>
-              <w:bottom w:type="dxa" w:w="60"/>
-              <w:right w:type="dxa" w:w="95"/>
-            </w:tcMar>
-            <w:vAlign w:val="center"/>
-          </w:tcPr>
-          <w:p>
-            <w:pPr>
-              <w:spacing w:after="0" w:line="265"/>
-            </w:pPr>
-            <w:r>
-              <w:rPr>
-                <w:rFonts w:ascii="微軟正黑體" w:cs="微軟正黑體" w:eastAsia="微軟正黑體" w:hAnsi="微軟正黑體"/>
-                <w:b w:val="false"/>
-                <w:bCs w:val="false"/>
-                <w:color w:val="1B1B1B"/>
-                <w:sz w:val="18"/>
-                <w:szCs w:val="18"/>
-              </w:rPr>
-              <w:t xml:space="preserve">那個人可能自己走開</w:t>
-            </w:r>
-          </w:p>
-        </w:tc>
-      </w:tr>
-      <w:tr>
-        <w:trPr>
-          <w:cantSplit/>
-          <w:tblHeader w:val="false"/>
-        </w:trPr>
-        <w:tc>
-          <w:tcPr>
-            <w:tcW w:type="dxa" w:w="2900"/>
-            <w:tcMar>
-              <w:top w:type="dxa" w:w="60"/>
-              <w:left w:type="dxa" w:w="95"/>
-              <w:bottom w:type="dxa" w:w="60"/>
-              <w:right w:type="dxa" w:w="95"/>
-            </w:tcMar>
-            <w:vAlign w:val="center"/>
-          </w:tcPr>
-          <w:p>
-            <w:pPr>
-              <w:spacing w:after="0" w:line="265"/>
-            </w:pPr>
-            <w:r>
-              <w:rPr>
-                <w:rFonts w:ascii="微軟正黑體" w:cs="微軟正黑體" w:eastAsia="微軟正黑體" w:hAnsi="微軟正黑體"/>
-                <w:b w:val="false"/>
-                <w:bCs w:val="false"/>
-                <w:color w:val="1B1B1B"/>
-                <w:sz w:val="18"/>
-                <w:szCs w:val="18"/>
-              </w:rPr>
-              <w:t xml:space="preserve">可見度分四級</w:t>
-            </w:r>
-          </w:p>
-        </w:tc>
-        <w:tc>
-          <w:tcPr>
-            <w:tcW w:type="dxa" w:w="3600"/>
-            <w:tcMar>
-              <w:top w:type="dxa" w:w="60"/>
-              <w:left w:type="dxa" w:w="95"/>
-              <w:bottom w:type="dxa" w:w="60"/>
-              <w:right w:type="dxa" w:w="95"/>
-            </w:tcMar>
-            <w:vAlign w:val="center"/>
-          </w:tcPr>
-          <w:p>
-            <w:pPr>
-              <w:spacing w:after="0" w:line="265"/>
-            </w:pPr>
-            <w:r>
-              <w:rPr>
-                <w:rFonts w:ascii="微軟正黑體" w:cs="微軟正黑體" w:eastAsia="微軟正黑體" w:hAnsi="微軟正黑體"/>
-                <w:b w:val="false"/>
-                <w:bCs w:val="false"/>
-                <w:color w:val="1B1B1B"/>
-                <w:sz w:val="18"/>
-                <w:szCs w:val="18"/>
-              </w:rPr>
-              <w:t xml:space="preserve">0–40%, 41–60%, 61–80%, 81–100%</w:t>
-            </w:r>
-          </w:p>
-        </w:tc>
-        <w:tc>
-          <w:tcPr>
-            <w:tcW w:type="dxa" w:w="2860"/>
-            <w:tcMar>
-              <w:top w:type="dxa" w:w="60"/>
-              <w:left w:type="dxa" w:w="95"/>
-              <w:bottom w:type="dxa" w:w="60"/>
-              <w:right w:type="dxa" w:w="95"/>
-            </w:tcMar>
-            <w:vAlign w:val="center"/>
-          </w:tcPr>
-          <w:p>
-            <w:pPr>
-              <w:spacing w:after="0" w:line="265"/>
-            </w:pPr>
-            <w:r>
-              <w:rPr>
-                <w:rFonts w:ascii="微軟正黑體" w:cs="微軟正黑體" w:eastAsia="微軟正黑體" w:hAnsi="微軟正黑體"/>
-                <w:b w:val="false"/>
-                <w:bCs w:val="false"/>
-                <w:color w:val="1B1B1B"/>
-                <w:sz w:val="18"/>
-                <w:szCs w:val="18"/>
-              </w:rPr>
-              <w:t xml:space="preserve">知道哪些被擋得多</w:t>
+            <w:tcW w:type="dxa" w:w="3000"/>
+            <w:tcMar>
+              <w:top w:type="dxa" w:w="60"/>
+              <w:left w:type="dxa" w:w="95"/>
+              <w:bottom w:type="dxa" w:w="60"/>
+              <w:right w:type="dxa" w:w="95"/>
+            </w:tcMar>
+            <w:vAlign w:val="center"/>
+          </w:tcPr>
+          <w:p>
+            <w:pPr>
+              <w:spacing w:after="0" w:line="265"/>
+            </w:pPr>
+            <w:r>
+              <w:rPr>
+                <w:rFonts w:ascii="微軟正黑體" w:cs="微軟正黑體" w:eastAsia="微軟正黑體" w:hAnsi="微軟正黑體"/>
+                <w:b w:val="false"/>
+                <w:bCs w:val="false"/>
+                <w:color w:val="1B1B1B"/>
+                <w:sz w:val="18"/>
+                <w:szCs w:val="18"/>
+              </w:rPr>
+              <w:t xml:space="preserve">mini 版：汽車 vs 機車</w:t>
+            </w:r>
+          </w:p>
+        </w:tc>
+        <w:tc>
+          <w:tcPr>
+            <w:tcW w:type="dxa" w:w="6360"/>
+            <w:tcMar>
+              <w:top w:type="dxa" w:w="60"/>
+              <w:left w:type="dxa" w:w="95"/>
+              <w:bottom w:type="dxa" w:w="60"/>
+              <w:right w:type="dxa" w:w="95"/>
+            </w:tcMar>
+            <w:vAlign w:val="center"/>
+          </w:tcPr>
+          <w:p>
+            <w:pPr>
+              <w:spacing w:after="0" w:line="265"/>
+            </w:pPr>
+            <w:r>
+              <w:rPr>
+                <w:rFonts w:ascii="微軟正黑體" w:cs="微軟正黑體" w:eastAsia="微軟正黑體" w:hAnsi="微軟正黑體"/>
+                <w:b w:val="false"/>
+                <w:bCs w:val="false"/>
+                <w:color w:val="1B1B1B"/>
+                <w:sz w:val="18"/>
+                <w:szCs w:val="18"/>
+              </w:rPr>
+              <w:t xml:space="preserve">7,619 個框 vs 471 個框：機車少了十六倍</w:t>
             </w:r>
           </w:p>
         </w:tc>
@@ -6650,7 +6004,7 @@
       <w:r>
         <w:drawing>
           <wp:inline distT="0" distB="0" distL="0" distR="0">
-            <wp:extent cx="5334000" cy="1990725"/>
+            <wp:extent cx="4572000" cy="2638425"/>
             <wp:effectExtent t="0" r="0" b="0" l="0"/>
             <wp:docPr id="1" name="" descr="" title=""/>
             <wp:cNvGraphicFramePr>
@@ -6675,7 +6029,7 @@
                   <pic:spPr bwMode="auto">
                     <a:xfrm>
                       <a:off x="0" y="0"/>
-                      <a:ext cx="5334000" cy="1990725"/>
+                      <a:ext cx="4572000" cy="2638425"/>
                     </a:xfrm>
                     <a:prstGeom prst="rect">
                       <a:avLst/>
@@ -6702,123 +6056,672 @@
           <w:sz w:val="19"/>
           <w:szCs w:val="19"/>
         </w:rPr>
-        <w:t xml:space="preserve">騎士包在車的框裡：左 scene-0103 腳踏車，右 scene-1100 機車（官方標註框）。　資料：nuScenes（Motional），CC BY-NC-SA 4.0</w:t>
+        <w:t xml:space="preserve">nuScenes mini 各類別的框數（第七週）。波士頓、新加坡的路上機車少，這本課本機車教得很少。　資料：nuScenes（Motional），CC BY-NC-SA 4.0</w:t>
       </w:r>
     </w:p>
     <w:p>
       <w:pPr>
-        <w:widowControl/>
-        <w:spacing w:after="100" w:before="0" w:line="312"/>
-        <w:ind w:left="0" w:firstLine="0"/>
-      </w:pPr>
-      <w:r>
-        <w:rPr>
-          <w:rFonts w:ascii="微軟正黑體" w:cs="微軟正黑體" w:eastAsia="微軟正黑體" w:hAnsi="微軟正黑體"/>
-          <w:color w:val="1B1B1B"/>
-          <w:sz w:val="22"/>
-          <w:szCs w:val="22"/>
-        </w:rPr>
-        <w:t xml:space="preserve">在河內，一台機車載三個人，照 nuScenes 的規則是</w:t>
-      </w:r>
+        <w:keepNext/>
+        <w:spacing w:after="70" w:before="190"/>
+      </w:pPr>
       <w:r>
         <w:rPr>
           <w:rFonts w:ascii="微軟正黑體" w:cs="微軟正黑體" w:eastAsia="微軟正黑體" w:hAnsi="微軟正黑體"/>
           <w:b/>
           <w:bCs/>
           <w:color w:val="24405C"/>
-          <w:sz w:val="22"/>
-          <w:szCs w:val="22"/>
-        </w:rPr>
-        <w:t xml:space="preserve">一個框</w:t>
-      </w:r>
-      <w:r>
-        <w:rPr>
-          <w:rFonts w:ascii="微軟正黑體" w:cs="微軟正黑體" w:eastAsia="微軟正黑體" w:hAnsi="微軟正黑體"/>
-          <w:color w:val="1B1B1B"/>
-          <w:sz w:val="22"/>
-          <w:szCs w:val="22"/>
-        </w:rPr>
-        <w:t xml:space="preserve">，類別是機車。換一套規則把每個人分開框也可以，重點是</w:t>
-      </w:r>
-      <w:r>
-        <w:rPr>
-          <w:rFonts w:ascii="微軟正黑體" w:cs="微軟正黑體" w:eastAsia="微軟正黑體" w:hAnsi="微軟正黑體"/>
-          <w:b/>
-          <w:bCs/>
-          <w:color w:val="24405C"/>
-          <w:sz w:val="22"/>
-          <w:szCs w:val="22"/>
-        </w:rPr>
-        <w:t xml:space="preserve">整份資料用同一套</w:t>
-      </w:r>
-      <w:r>
-        <w:rPr>
-          <w:rFonts w:ascii="微軟正黑體" w:cs="微軟正黑體" w:eastAsia="微軟正黑體" w:hAnsi="微軟正黑體"/>
-          <w:color w:val="1B1B1B"/>
-          <w:sz w:val="22"/>
-          <w:szCs w:val="22"/>
-        </w:rPr>
-        <w:t xml:space="preserve">。</w:t>
+          <w:sz w:val="19"/>
+          <w:szCs w:val="19"/>
+        </w:rPr>
+        <w:t xml:space="preserve">表 5　nuScenes 官方標註規則（節錄，原文取自 nuscenes-devkit 的 instructions_nuscenes.md）</w:t>
       </w:r>
     </w:p>
     <w:tbl>
       <w:tblPr>
         <w:tblW w:type="dxa" w:w="9360"/>
         <w:tblBorders>
-          <w:top w:val="single" w:color="A8B2BA" w:sz="6"/>
+          <w:top w:val="single" w:color="8A949C" w:sz="8"/>
           <w:left w:val="none"/>
-          <w:bottom w:val="single" w:color="A8B2BA" w:sz="6"/>
+          <w:bottom w:val="single" w:color="8A949C" w:sz="8"/>
           <w:right w:val="none"/>
-          <w:insideH w:val="none"/>
+          <w:insideH w:val="single" w:color="BFC7CE" w:sz="2"/>
           <w:insideV w:val="none"/>
         </w:tblBorders>
       </w:tblPr>
       <w:tblGrid>
-        <w:gridCol w:w="9360"/>
+        <w:gridCol w:w="2900"/>
+        <w:gridCol w:w="3600"/>
+        <w:gridCol w:w="2860"/>
       </w:tblGrid>
       <w:tr>
         <w:trPr>
           <w:cantSplit/>
+          <w:tblHeader/>
         </w:trPr>
         <w:tc>
           <w:tcPr>
-            <w:tcW w:type="dxa" w:w="9360"/>
-            <w:shd w:fill="F6F8F9" w:color="auto" w:val="clear"/>
-            <w:tcMar>
-              <w:top w:type="dxa" w:w="140"/>
-              <w:left w:type="dxa" w:w="200"/>
-              <w:bottom w:type="dxa" w:w="140"/>
-              <w:right w:type="dxa" w:w="180"/>
-            </w:tcMar>
-          </w:tcPr>
-          <w:p>
-            <w:pPr>
-              <w:spacing w:after="90" w:line="300"/>
+            <w:tcW w:type="dxa" w:w="2900"/>
+            <w:shd w:fill="EDF0F3" w:color="auto" w:val="clear"/>
+            <w:tcMar>
+              <w:top w:type="dxa" w:w="60"/>
+              <w:left w:type="dxa" w:w="95"/>
+              <w:bottom w:type="dxa" w:w="60"/>
+              <w:right w:type="dxa" w:w="95"/>
+            </w:tcMar>
+            <w:vAlign w:val="center"/>
+          </w:tcPr>
+          <w:p>
+            <w:pPr>
+              <w:spacing w:after="0" w:line="265"/>
             </w:pPr>
             <w:r>
               <w:rPr>
                 <w:rFonts w:ascii="微軟正黑體" w:cs="微軟正黑體" w:eastAsia="微軟正黑體" w:hAnsi="微軟正黑體"/>
                 <w:b/>
                 <w:bCs/>
-                <w:color w:val="24405C"/>
-                <w:sz w:val="20"/>
-                <w:szCs w:val="20"/>
-              </w:rPr>
-              <w:t xml:space="preserve">延伸觀看</w:t>
-            </w:r>
-          </w:p>
-          <w:p>
-            <w:pPr>
-              <w:spacing w:after="0" w:line="310"/>
-            </w:pPr>
-            <w:r>
-              <w:rPr>
-                <w:rFonts w:ascii="微軟正黑體" w:cs="微軟正黑體" w:eastAsia="微軟正黑體" w:hAnsi="微軟正黑體"/>
-                <w:color w:val="1B1B1B"/>
-                <w:sz w:val="20"/>
-                <w:szCs w:val="20"/>
-              </w:rPr>
-              <w:t xml:space="preserve">用標註工具 CVAT 畫框（官方教學，英文）：youtu.be/TDae8RkGbKk，0:16–2:47。兩種畫法、調整大小、標「被擋住」。</w:t>
+                <w:color w:val="1B1B1B"/>
+                <w:sz w:val="18"/>
+                <w:szCs w:val="18"/>
+              </w:rPr>
+              <w:t xml:space="preserve">規則</w:t>
+            </w:r>
+          </w:p>
+        </w:tc>
+        <w:tc>
+          <w:tcPr>
+            <w:tcW w:type="dxa" w:w="3600"/>
+            <w:shd w:fill="EDF0F3" w:color="auto" w:val="clear"/>
+            <w:tcMar>
+              <w:top w:type="dxa" w:w="60"/>
+              <w:left w:type="dxa" w:w="95"/>
+              <w:bottom w:type="dxa" w:w="60"/>
+              <w:right w:type="dxa" w:w="95"/>
+            </w:tcMar>
+            <w:vAlign w:val="center"/>
+          </w:tcPr>
+          <w:p>
+            <w:pPr>
+              <w:spacing w:after="0" w:line="265"/>
+            </w:pPr>
+            <w:r>
+              <w:rPr>
+                <w:rFonts w:ascii="微軟正黑體" w:cs="微軟正黑體" w:eastAsia="微軟正黑體" w:hAnsi="微軟正黑體"/>
+                <w:b/>
+                <w:bCs/>
+                <w:color w:val="1B1B1B"/>
+                <w:sz w:val="18"/>
+                <w:szCs w:val="18"/>
+              </w:rPr>
+              <w:t xml:space="preserve">原文</w:t>
+            </w:r>
+          </w:p>
+        </w:tc>
+        <w:tc>
+          <w:tcPr>
+            <w:tcW w:type="dxa" w:w="2860"/>
+            <w:shd w:fill="EDF0F3" w:color="auto" w:val="clear"/>
+            <w:tcMar>
+              <w:top w:type="dxa" w:w="60"/>
+              <w:left w:type="dxa" w:w="95"/>
+              <w:bottom w:type="dxa" w:w="60"/>
+              <w:right w:type="dxa" w:w="95"/>
+            </w:tcMar>
+            <w:vAlign w:val="center"/>
+          </w:tcPr>
+          <w:p>
+            <w:pPr>
+              <w:spacing w:after="0" w:line="265"/>
+            </w:pPr>
+            <w:r>
+              <w:rPr>
+                <w:rFonts w:ascii="微軟正黑體" w:cs="微軟正黑體" w:eastAsia="微軟正黑體" w:hAnsi="微軟正黑體"/>
+                <w:b/>
+                <w:bCs/>
+                <w:color w:val="1B1B1B"/>
+                <w:sz w:val="18"/>
+                <w:szCs w:val="18"/>
+              </w:rPr>
+              <w:t xml:space="preserve">為什麼</w:t>
+            </w:r>
+          </w:p>
+        </w:tc>
+      </w:tr>
+      <w:tr>
+        <w:trPr>
+          <w:cantSplit/>
+          <w:tblHeader w:val="false"/>
+        </w:trPr>
+        <w:tc>
+          <w:tcPr>
+            <w:tcW w:type="dxa" w:w="2900"/>
+            <w:tcMar>
+              <w:top w:type="dxa" w:w="60"/>
+              <w:left w:type="dxa" w:w="95"/>
+              <w:bottom w:type="dxa" w:w="60"/>
+              <w:right w:type="dxa" w:w="95"/>
+            </w:tcMar>
+            <w:vAlign w:val="center"/>
+          </w:tcPr>
+          <w:p>
+            <w:pPr>
+              <w:spacing w:after="0" w:line="265"/>
+            </w:pPr>
+            <w:r>
+              <w:rPr>
+                <w:rFonts w:ascii="微軟正黑體" w:cs="微軟正黑體" w:eastAsia="微軟正黑體" w:hAnsi="微軟正黑體"/>
+                <w:b w:val="false"/>
+                <w:bCs w:val="false"/>
+                <w:color w:val="1B1B1B"/>
+                <w:sz w:val="18"/>
+                <w:szCs w:val="18"/>
+              </w:rPr>
+              <w:t xml:space="preserve">有 1 個光達或雷達點就要標</w:t>
+            </w:r>
+          </w:p>
+        </w:tc>
+        <w:tc>
+          <w:tcPr>
+            <w:tcW w:type="dxa" w:w="3600"/>
+            <w:tcMar>
+              <w:top w:type="dxa" w:w="60"/>
+              <w:left w:type="dxa" w:w="95"/>
+              <w:bottom w:type="dxa" w:w="60"/>
+              <w:right w:type="dxa" w:w="95"/>
+            </w:tcMar>
+            <w:vAlign w:val="center"/>
+          </w:tcPr>
+          <w:p>
+            <w:pPr>
+              <w:spacing w:after="0" w:line="265"/>
+            </w:pPr>
+            <w:r>
+              <w:rPr>
+                <w:rFonts w:ascii="微軟正黑體" w:cs="微軟正黑體" w:eastAsia="微軟正黑體" w:hAnsi="微軟正黑體"/>
+                <w:b w:val="false"/>
+                <w:bCs w:val="false"/>
+                <w:color w:val="1B1B1B"/>
+                <w:sz w:val="18"/>
+                <w:szCs w:val="18"/>
+              </w:rPr>
+              <w:t xml:space="preserve">Label any target object containing at least 1 LIDAR or RADAR point</w:t>
+            </w:r>
+          </w:p>
+        </w:tc>
+        <w:tc>
+          <w:tcPr>
+            <w:tcW w:type="dxa" w:w="2860"/>
+            <w:tcMar>
+              <w:top w:type="dxa" w:w="60"/>
+              <w:left w:type="dxa" w:w="95"/>
+              <w:bottom w:type="dxa" w:w="60"/>
+              <w:right w:type="dxa" w:w="95"/>
+            </w:tcMar>
+            <w:vAlign w:val="center"/>
+          </w:tcPr>
+          <w:p>
+            <w:pPr>
+              <w:spacing w:after="0" w:line="265"/>
+            </w:pPr>
+            <w:r>
+              <w:rPr>
+                <w:rFonts w:ascii="微軟正黑體" w:cs="微軟正黑體" w:eastAsia="微軟正黑體" w:hAnsi="微軟正黑體"/>
+                <w:b w:val="false"/>
+                <w:bCs w:val="false"/>
+                <w:color w:val="1B1B1B"/>
+                <w:sz w:val="18"/>
+                <w:szCs w:val="18"/>
+              </w:rPr>
+              <w:t xml:space="preserve">感測器看得到，模型就該學</w:t>
+            </w:r>
+          </w:p>
+        </w:tc>
+      </w:tr>
+      <w:tr>
+        <w:trPr>
+          <w:cantSplit/>
+          <w:tblHeader w:val="false"/>
+        </w:trPr>
+        <w:tc>
+          <w:tcPr>
+            <w:tcW w:type="dxa" w:w="2900"/>
+            <w:tcMar>
+              <w:top w:type="dxa" w:w="60"/>
+              <w:left w:type="dxa" w:w="95"/>
+              <w:bottom w:type="dxa" w:w="60"/>
+              <w:right w:type="dxa" w:w="95"/>
+            </w:tcMar>
+            <w:vAlign w:val="center"/>
+          </w:tcPr>
+          <w:p>
+            <w:pPr>
+              <w:spacing w:after="0" w:line="265"/>
+            </w:pPr>
+            <w:r>
+              <w:rPr>
+                <w:rFonts w:ascii="微軟正黑體" w:cs="微軟正黑體" w:eastAsia="微軟正黑體" w:hAnsi="微軟正黑體"/>
+                <w:b w:val="false"/>
+                <w:bCs w:val="false"/>
+                <w:color w:val="1B1B1B"/>
+                <w:sz w:val="18"/>
+                <w:szCs w:val="18"/>
+              </w:rPr>
+              <w:t xml:space="preserve">框要很貼</w:t>
+            </w:r>
+          </w:p>
+        </w:tc>
+        <w:tc>
+          <w:tcPr>
+            <w:tcW w:type="dxa" w:w="3600"/>
+            <w:tcMar>
+              <w:top w:type="dxa" w:w="60"/>
+              <w:left w:type="dxa" w:w="95"/>
+              <w:bottom w:type="dxa" w:w="60"/>
+              <w:right w:type="dxa" w:w="95"/>
+            </w:tcMar>
+            <w:vAlign w:val="center"/>
+          </w:tcPr>
+          <w:p>
+            <w:pPr>
+              <w:spacing w:after="0" w:line="265"/>
+            </w:pPr>
+            <w:r>
+              <w:rPr>
+                <w:rFonts w:ascii="微軟正黑體" w:cs="微軟正黑體" w:eastAsia="微軟正黑體" w:hAnsi="微軟正黑體"/>
+                <w:b w:val="false"/>
+                <w:bCs w:val="false"/>
+                <w:color w:val="1B1B1B"/>
+                <w:sz w:val="18"/>
+                <w:szCs w:val="18"/>
+              </w:rPr>
+              <w:t xml:space="preserve">Cuboids must be very tight.</w:t>
+            </w:r>
+          </w:p>
+        </w:tc>
+        <w:tc>
+          <w:tcPr>
+            <w:tcW w:type="dxa" w:w="2860"/>
+            <w:tcMar>
+              <w:top w:type="dxa" w:w="60"/>
+              <w:left w:type="dxa" w:w="95"/>
+              <w:bottom w:type="dxa" w:w="60"/>
+              <w:right w:type="dxa" w:w="95"/>
+            </w:tcMar>
+            <w:vAlign w:val="center"/>
+          </w:tcPr>
+          <w:p>
+            <w:pPr>
+              <w:spacing w:after="0" w:line="265"/>
+            </w:pPr>
+            <w:r>
+              <w:rPr>
+                <w:rFonts w:ascii="微軟正黑體" w:cs="微軟正黑體" w:eastAsia="微軟正黑體" w:hAnsi="微軟正黑體"/>
+                <w:b w:val="false"/>
+                <w:bCs w:val="false"/>
+                <w:color w:val="1B1B1B"/>
+                <w:sz w:val="18"/>
+                <w:szCs w:val="18"/>
+              </w:rPr>
+              <w:t xml:space="preserve">框太鬆，位置、距離都不準</w:t>
+            </w:r>
+          </w:p>
+        </w:tc>
+      </w:tr>
+      <w:tr>
+        <w:trPr>
+          <w:cantSplit/>
+          <w:tblHeader w:val="false"/>
+        </w:trPr>
+        <w:tc>
+          <w:tcPr>
+            <w:tcW w:type="dxa" w:w="2900"/>
+            <w:tcMar>
+              <w:top w:type="dxa" w:w="60"/>
+              <w:left w:type="dxa" w:w="95"/>
+              <w:bottom w:type="dxa" w:w="60"/>
+              <w:right w:type="dxa" w:w="95"/>
+            </w:tcMar>
+            <w:vAlign w:val="center"/>
+          </w:tcPr>
+          <w:p>
+            <w:pPr>
+              <w:spacing w:after="0" w:line="265"/>
+            </w:pPr>
+            <w:r>
+              <w:rPr>
+                <w:rFonts w:ascii="微軟正黑體" w:cs="微軟正黑體" w:eastAsia="微軟正黑體" w:hAnsi="微軟正黑體"/>
+                <w:b w:val="false"/>
+                <w:bCs w:val="false"/>
+                <w:color w:val="1B1B1B"/>
+                <w:sz w:val="18"/>
+                <w:szCs w:val="18"/>
+              </w:rPr>
+              <w:t xml:space="preserve">手腳要包進去</w:t>
+            </w:r>
+          </w:p>
+        </w:tc>
+        <w:tc>
+          <w:tcPr>
+            <w:tcW w:type="dxa" w:w="3600"/>
+            <w:tcMar>
+              <w:top w:type="dxa" w:w="60"/>
+              <w:left w:type="dxa" w:w="95"/>
+              <w:bottom w:type="dxa" w:w="60"/>
+              <w:right w:type="dxa" w:w="95"/>
+            </w:tcMar>
+            <w:vAlign w:val="center"/>
+          </w:tcPr>
+          <w:p>
+            <w:pPr>
+              <w:spacing w:after="0" w:line="265"/>
+            </w:pPr>
+            <w:r>
+              <w:rPr>
+                <w:rFonts w:ascii="微軟正黑體" w:cs="微軟正黑體" w:eastAsia="微軟正黑體" w:hAnsi="微軟正黑體"/>
+                <w:b w:val="false"/>
+                <w:bCs w:val="false"/>
+                <w:color w:val="1B1B1B"/>
+                <w:sz w:val="18"/>
+                <w:szCs w:val="18"/>
+              </w:rPr>
+              <w:t xml:space="preserve">…should include the extremities.</w:t>
+            </w:r>
+          </w:p>
+        </w:tc>
+        <w:tc>
+          <w:tcPr>
+            <w:tcW w:type="dxa" w:w="2860"/>
+            <w:tcMar>
+              <w:top w:type="dxa" w:w="60"/>
+              <w:left w:type="dxa" w:w="95"/>
+              <w:bottom w:type="dxa" w:w="60"/>
+              <w:right w:type="dxa" w:w="95"/>
+            </w:tcMar>
+            <w:vAlign w:val="center"/>
+          </w:tcPr>
+          <w:p>
+            <w:pPr>
+              <w:spacing w:after="0" w:line="265"/>
+            </w:pPr>
+            <w:r>
+              <w:rPr>
+                <w:rFonts w:ascii="微軟正黑體" w:cs="微軟正黑體" w:eastAsia="微軟正黑體" w:hAnsi="微軟正黑體"/>
+                <w:b w:val="false"/>
+                <w:bCs w:val="false"/>
+                <w:color w:val="1B1B1B"/>
+                <w:sz w:val="18"/>
+                <w:szCs w:val="18"/>
+              </w:rPr>
+              <w:t xml:space="preserve">伸出去的手也會被撞到</w:t>
+            </w:r>
+          </w:p>
+        </w:tc>
+      </w:tr>
+      <w:tr>
+        <w:trPr>
+          <w:cantSplit/>
+          <w:tblHeader w:val="false"/>
+        </w:trPr>
+        <w:tc>
+          <w:tcPr>
+            <w:tcW w:type="dxa" w:w="2900"/>
+            <w:tcMar>
+              <w:top w:type="dxa" w:w="60"/>
+              <w:left w:type="dxa" w:w="95"/>
+              <w:bottom w:type="dxa" w:w="60"/>
+              <w:right w:type="dxa" w:w="95"/>
+            </w:tcMar>
+            <w:vAlign w:val="center"/>
+          </w:tcPr>
+          <w:p>
+            <w:pPr>
+              <w:spacing w:after="0" w:line="265"/>
+            </w:pPr>
+            <w:r>
+              <w:rPr>
+                <w:rFonts w:ascii="微軟正黑體" w:cs="微軟正黑體" w:eastAsia="微軟正黑體" w:hAnsi="微軟正黑體"/>
+                <w:b w:val="false"/>
+                <w:bCs w:val="false"/>
+                <w:color w:val="1B1B1B"/>
+                <w:sz w:val="18"/>
+                <w:szCs w:val="18"/>
+              </w:rPr>
+              <w:t xml:space="preserve">有人騎：騎士和車同一個框</w:t>
+            </w:r>
+          </w:p>
+        </w:tc>
+        <w:tc>
+          <w:tcPr>
+            <w:tcW w:type="dxa" w:w="3600"/>
+            <w:tcMar>
+              <w:top w:type="dxa" w:w="60"/>
+              <w:left w:type="dxa" w:w="95"/>
+              <w:bottom w:type="dxa" w:w="60"/>
+              <w:right w:type="dxa" w:w="95"/>
+            </w:tcMar>
+            <w:vAlign w:val="center"/>
+          </w:tcPr>
+          <w:p>
+            <w:pPr>
+              <w:spacing w:after="0" w:line="265"/>
+            </w:pPr>
+            <w:r>
+              <w:rPr>
+                <w:rFonts w:ascii="微軟正黑體" w:cs="微軟正黑體" w:eastAsia="微軟正黑體" w:hAnsi="微軟正黑體"/>
+                <w:b w:val="false"/>
+                <w:bCs w:val="false"/>
+                <w:color w:val="1B1B1B"/>
+                <w:sz w:val="18"/>
+                <w:szCs w:val="18"/>
+              </w:rPr>
+              <w:t xml:space="preserve">If there is a rider, include the rider in the box.</w:t>
+            </w:r>
+          </w:p>
+        </w:tc>
+        <w:tc>
+          <w:tcPr>
+            <w:tcW w:type="dxa" w:w="2860"/>
+            <w:tcMar>
+              <w:top w:type="dxa" w:w="60"/>
+              <w:left w:type="dxa" w:w="95"/>
+              <w:bottom w:type="dxa" w:w="60"/>
+              <w:right w:type="dxa" w:w="95"/>
+            </w:tcMar>
+            <w:vAlign w:val="center"/>
+          </w:tcPr>
+          <w:p>
+            <w:pPr>
+              <w:spacing w:after="0" w:line="265"/>
+            </w:pPr>
+            <w:r>
+              <w:rPr>
+                <w:rFonts w:ascii="微軟正黑體" w:cs="微軟正黑體" w:eastAsia="微軟正黑體" w:hAnsi="微軟正黑體"/>
+                <w:b w:val="false"/>
+                <w:bCs w:val="false"/>
+                <w:color w:val="1B1B1B"/>
+                <w:sz w:val="18"/>
+                <w:szCs w:val="18"/>
+              </w:rPr>
+              <w:t xml:space="preserve">人和車一起動</w:t>
+            </w:r>
+          </w:p>
+        </w:tc>
+      </w:tr>
+      <w:tr>
+        <w:trPr>
+          <w:cantSplit/>
+          <w:tblHeader w:val="false"/>
+        </w:trPr>
+        <w:tc>
+          <w:tcPr>
+            <w:tcW w:type="dxa" w:w="2900"/>
+            <w:tcMar>
+              <w:top w:type="dxa" w:w="60"/>
+              <w:left w:type="dxa" w:w="95"/>
+              <w:bottom w:type="dxa" w:w="60"/>
+              <w:right w:type="dxa" w:w="95"/>
+            </w:tcMar>
+            <w:vAlign w:val="center"/>
+          </w:tcPr>
+          <w:p>
+            <w:pPr>
+              <w:spacing w:after="0" w:line="265"/>
+            </w:pPr>
+            <w:r>
+              <w:rPr>
+                <w:rFonts w:ascii="微軟正黑體" w:cs="微軟正黑體" w:eastAsia="微軟正黑體" w:hAnsi="微軟正黑體"/>
+                <w:b w:val="false"/>
+                <w:bCs w:val="false"/>
+                <w:color w:val="1B1B1B"/>
+                <w:sz w:val="18"/>
+                <w:szCs w:val="18"/>
+              </w:rPr>
+              <w:t xml:space="preserve">旁邊站的人：另外框</w:t>
+            </w:r>
+          </w:p>
+        </w:tc>
+        <w:tc>
+          <w:tcPr>
+            <w:tcW w:type="dxa" w:w="3600"/>
+            <w:tcMar>
+              <w:top w:type="dxa" w:w="60"/>
+              <w:left w:type="dxa" w:w="95"/>
+              <w:bottom w:type="dxa" w:w="60"/>
+              <w:right w:type="dxa" w:w="95"/>
+            </w:tcMar>
+            <w:vAlign w:val="center"/>
+          </w:tcPr>
+          <w:p>
+            <w:pPr>
+              <w:spacing w:after="0" w:line="265"/>
+            </w:pPr>
+            <w:r>
+              <w:rPr>
+                <w:rFonts w:ascii="微軟正黑體" w:cs="微軟正黑體" w:eastAsia="微軟正黑體" w:hAnsi="微軟正黑體"/>
+                <w:b w:val="false"/>
+                <w:bCs w:val="false"/>
+                <w:color w:val="1B1B1B"/>
+                <w:sz w:val="18"/>
+                <w:szCs w:val="18"/>
+              </w:rPr>
+              <w:t xml:space="preserve">…standing next to the motorcycle, do NOT include…</w:t>
+            </w:r>
+          </w:p>
+        </w:tc>
+        <w:tc>
+          <w:tcPr>
+            <w:tcW w:type="dxa" w:w="2860"/>
+            <w:tcMar>
+              <w:top w:type="dxa" w:w="60"/>
+              <w:left w:type="dxa" w:w="95"/>
+              <w:bottom w:type="dxa" w:w="60"/>
+              <w:right w:type="dxa" w:w="95"/>
+            </w:tcMar>
+            <w:vAlign w:val="center"/>
+          </w:tcPr>
+          <w:p>
+            <w:pPr>
+              <w:spacing w:after="0" w:line="265"/>
+            </w:pPr>
+            <w:r>
+              <w:rPr>
+                <w:rFonts w:ascii="微軟正黑體" w:cs="微軟正黑體" w:eastAsia="微軟正黑體" w:hAnsi="微軟正黑體"/>
+                <w:b w:val="false"/>
+                <w:bCs w:val="false"/>
+                <w:color w:val="1B1B1B"/>
+                <w:sz w:val="18"/>
+                <w:szCs w:val="18"/>
+              </w:rPr>
+              <w:t xml:space="preserve">那個人可能自己走開</w:t>
+            </w:r>
+          </w:p>
+        </w:tc>
+      </w:tr>
+      <w:tr>
+        <w:trPr>
+          <w:cantSplit/>
+          <w:tblHeader w:val="false"/>
+        </w:trPr>
+        <w:tc>
+          <w:tcPr>
+            <w:tcW w:type="dxa" w:w="2900"/>
+            <w:tcMar>
+              <w:top w:type="dxa" w:w="60"/>
+              <w:left w:type="dxa" w:w="95"/>
+              <w:bottom w:type="dxa" w:w="60"/>
+              <w:right w:type="dxa" w:w="95"/>
+            </w:tcMar>
+            <w:vAlign w:val="center"/>
+          </w:tcPr>
+          <w:p>
+            <w:pPr>
+              <w:spacing w:after="0" w:line="265"/>
+            </w:pPr>
+            <w:r>
+              <w:rPr>
+                <w:rFonts w:ascii="微軟正黑體" w:cs="微軟正黑體" w:eastAsia="微軟正黑體" w:hAnsi="微軟正黑體"/>
+                <w:b w:val="false"/>
+                <w:bCs w:val="false"/>
+                <w:color w:val="1B1B1B"/>
+                <w:sz w:val="18"/>
+                <w:szCs w:val="18"/>
+              </w:rPr>
+              <w:t xml:space="preserve">可見度分四級</w:t>
+            </w:r>
+          </w:p>
+        </w:tc>
+        <w:tc>
+          <w:tcPr>
+            <w:tcW w:type="dxa" w:w="3600"/>
+            <w:tcMar>
+              <w:top w:type="dxa" w:w="60"/>
+              <w:left w:type="dxa" w:w="95"/>
+              <w:bottom w:type="dxa" w:w="60"/>
+              <w:right w:type="dxa" w:w="95"/>
+            </w:tcMar>
+            <w:vAlign w:val="center"/>
+          </w:tcPr>
+          <w:p>
+            <w:pPr>
+              <w:spacing w:after="0" w:line="265"/>
+            </w:pPr>
+            <w:r>
+              <w:rPr>
+                <w:rFonts w:ascii="微軟正黑體" w:cs="微軟正黑體" w:eastAsia="微軟正黑體" w:hAnsi="微軟正黑體"/>
+                <w:b w:val="false"/>
+                <w:bCs w:val="false"/>
+                <w:color w:val="1B1B1B"/>
+                <w:sz w:val="18"/>
+                <w:szCs w:val="18"/>
+              </w:rPr>
+              <w:t xml:space="preserve">0–40%, 41–60%, 61–80%, 81–100%</w:t>
+            </w:r>
+          </w:p>
+        </w:tc>
+        <w:tc>
+          <w:tcPr>
+            <w:tcW w:type="dxa" w:w="2860"/>
+            <w:tcMar>
+              <w:top w:type="dxa" w:w="60"/>
+              <w:left w:type="dxa" w:w="95"/>
+              <w:bottom w:type="dxa" w:w="60"/>
+              <w:right w:type="dxa" w:w="95"/>
+            </w:tcMar>
+            <w:vAlign w:val="center"/>
+          </w:tcPr>
+          <w:p>
+            <w:pPr>
+              <w:spacing w:after="0" w:line="265"/>
+            </w:pPr>
+            <w:r>
+              <w:rPr>
+                <w:rFonts w:ascii="微軟正黑體" w:cs="微軟正黑體" w:eastAsia="微軟正黑體" w:hAnsi="微軟正黑體"/>
+                <w:b w:val="false"/>
+                <w:bCs w:val="false"/>
+                <w:color w:val="1B1B1B"/>
+                <w:sz w:val="18"/>
+                <w:szCs w:val="18"/>
+              </w:rPr>
+              <w:t xml:space="preserve">知道哪些被擋得多</w:t>
             </w:r>
           </w:p>
         </w:tc>
@@ -6826,20 +6729,16 @@
     </w:tbl>
     <w:p>
       <w:pPr>
-        <w:pStyle w:val="Heading2"/>
-        <w:keepNext/>
-        <w:spacing w:after="130" w:before="300"/>
-      </w:pPr>
-      <w:r>
-        <w:rPr>
-          <w:rFonts w:ascii="微軟正黑體" w:cs="微軟正黑體" w:eastAsia="微軟正黑體" w:hAnsi="微軟正黑體"/>
-          <w:b/>
-          <w:bCs/>
-          <w:color w:val="24405C"/>
-          <w:sz w:val="24"/>
-          <w:szCs w:val="24"/>
-        </w:rPr>
-        <w:t xml:space="preserve">IoU：兩個框有多像</w:t>
+        <w:spacing w:after="0"/>
+      </w:pPr>
+      <w:r>
+        <w:rPr>
+          <w:rFonts w:ascii="微軟正黑體" w:cs="微軟正黑體" w:eastAsia="微軟正黑體" w:hAnsi="微軟正黑體"/>
+          <w:color w:val="1B1B1B"/>
+          <w:sz w:val="22"/>
+          <w:szCs w:val="22"/>
+        </w:rPr>
+        <w:t xml:space="preserve"/>
       </w:r>
     </w:p>
     <w:p>
@@ -6851,7 +6750,7 @@
       <w:r>
         <w:drawing>
           <wp:inline distT="0" distB="0" distL="0" distR="0">
-            <wp:extent cx="5334000" cy="2038350"/>
+            <wp:extent cx="5334000" cy="1990725"/>
             <wp:effectExtent t="0" r="0" b="0" l="0"/>
             <wp:docPr id="1" name="" descr="" title=""/>
             <wp:cNvGraphicFramePr>
@@ -6876,6 +6775,207 @@
                   <pic:spPr bwMode="auto">
                     <a:xfrm>
                       <a:off x="0" y="0"/>
+                      <a:ext cx="5334000" cy="1990725"/>
+                    </a:xfrm>
+                    <a:prstGeom prst="rect">
+                      <a:avLst/>
+                    </a:prstGeom>
+                  </pic:spPr>
+                </pic:pic>
+              </a:graphicData>
+            </a:graphic>
+          </wp:inline>
+        </w:drawing>
+      </w:r>
+    </w:p>
+    <w:p>
+      <w:pPr>
+        <w:keepNext w:val="false"/>
+        <w:spacing w:after="70" w:before="190"/>
+      </w:pPr>
+      <w:r>
+        <w:rPr>
+          <w:rFonts w:ascii="微軟正黑體" w:cs="微軟正黑體" w:eastAsia="微軟正黑體" w:hAnsi="微軟正黑體"/>
+          <w:b/>
+          <w:bCs/>
+          <w:color w:val="24405C"/>
+          <w:sz w:val="19"/>
+          <w:szCs w:val="19"/>
+        </w:rPr>
+        <w:t xml:space="preserve">騎士包在車的框裡：左 scene-0103 腳踏車，右 scene-1100 機車（官方標註框）。　資料：nuScenes（Motional），CC BY-NC-SA 4.0</w:t>
+      </w:r>
+    </w:p>
+    <w:p>
+      <w:pPr>
+        <w:widowControl/>
+        <w:spacing w:after="100" w:before="0" w:line="312"/>
+        <w:ind w:left="0" w:firstLine="0"/>
+      </w:pPr>
+      <w:r>
+        <w:rPr>
+          <w:rFonts w:ascii="微軟正黑體" w:cs="微軟正黑體" w:eastAsia="微軟正黑體" w:hAnsi="微軟正黑體"/>
+          <w:color w:val="1B1B1B"/>
+          <w:sz w:val="22"/>
+          <w:szCs w:val="22"/>
+        </w:rPr>
+        <w:t xml:space="preserve">在河內，一台機車載三個人，照 nuScenes 的規則是</w:t>
+      </w:r>
+      <w:r>
+        <w:rPr>
+          <w:rFonts w:ascii="微軟正黑體" w:cs="微軟正黑體" w:eastAsia="微軟正黑體" w:hAnsi="微軟正黑體"/>
+          <w:b/>
+          <w:bCs/>
+          <w:color w:val="24405C"/>
+          <w:sz w:val="22"/>
+          <w:szCs w:val="22"/>
+        </w:rPr>
+        <w:t xml:space="preserve">一個框</w:t>
+      </w:r>
+      <w:r>
+        <w:rPr>
+          <w:rFonts w:ascii="微軟正黑體" w:cs="微軟正黑體" w:eastAsia="微軟正黑體" w:hAnsi="微軟正黑體"/>
+          <w:color w:val="1B1B1B"/>
+          <w:sz w:val="22"/>
+          <w:szCs w:val="22"/>
+        </w:rPr>
+        <w:t xml:space="preserve">，類別是機車。換一套規則把每個人分開框也可以，重點是</w:t>
+      </w:r>
+      <w:r>
+        <w:rPr>
+          <w:rFonts w:ascii="微軟正黑體" w:cs="微軟正黑體" w:eastAsia="微軟正黑體" w:hAnsi="微軟正黑體"/>
+          <w:b/>
+          <w:bCs/>
+          <w:color w:val="24405C"/>
+          <w:sz w:val="22"/>
+          <w:szCs w:val="22"/>
+        </w:rPr>
+        <w:t xml:space="preserve">整份資料用同一套</w:t>
+      </w:r>
+      <w:r>
+        <w:rPr>
+          <w:rFonts w:ascii="微軟正黑體" w:cs="微軟正黑體" w:eastAsia="微軟正黑體" w:hAnsi="微軟正黑體"/>
+          <w:color w:val="1B1B1B"/>
+          <w:sz w:val="22"/>
+          <w:szCs w:val="22"/>
+        </w:rPr>
+        <w:t xml:space="preserve">。</w:t>
+      </w:r>
+    </w:p>
+    <w:tbl>
+      <w:tblPr>
+        <w:tblW w:type="dxa" w:w="9360"/>
+        <w:tblBorders>
+          <w:top w:val="single" w:color="A8B2BA" w:sz="6"/>
+          <w:left w:val="none"/>
+          <w:bottom w:val="single" w:color="A8B2BA" w:sz="6"/>
+          <w:right w:val="none"/>
+          <w:insideH w:val="none"/>
+          <w:insideV w:val="none"/>
+        </w:tblBorders>
+      </w:tblPr>
+      <w:tblGrid>
+        <w:gridCol w:w="9360"/>
+      </w:tblGrid>
+      <w:tr>
+        <w:trPr>
+          <w:cantSplit/>
+        </w:trPr>
+        <w:tc>
+          <w:tcPr>
+            <w:tcW w:type="dxa" w:w="9360"/>
+            <w:shd w:fill="F6F8F9" w:color="auto" w:val="clear"/>
+            <w:tcMar>
+              <w:top w:type="dxa" w:w="140"/>
+              <w:left w:type="dxa" w:w="200"/>
+              <w:bottom w:type="dxa" w:w="140"/>
+              <w:right w:type="dxa" w:w="180"/>
+            </w:tcMar>
+          </w:tcPr>
+          <w:p>
+            <w:pPr>
+              <w:spacing w:after="90" w:line="300"/>
+            </w:pPr>
+            <w:r>
+              <w:rPr>
+                <w:rFonts w:ascii="微軟正黑體" w:cs="微軟正黑體" w:eastAsia="微軟正黑體" w:hAnsi="微軟正黑體"/>
+                <w:b/>
+                <w:bCs/>
+                <w:color w:val="24405C"/>
+                <w:sz w:val="20"/>
+                <w:szCs w:val="20"/>
+              </w:rPr>
+              <w:t xml:space="preserve">延伸觀看</w:t>
+            </w:r>
+          </w:p>
+          <w:p>
+            <w:pPr>
+              <w:spacing w:after="0" w:line="310"/>
+            </w:pPr>
+            <w:r>
+              <w:rPr>
+                <w:rFonts w:ascii="微軟正黑體" w:cs="微軟正黑體" w:eastAsia="微軟正黑體" w:hAnsi="微軟正黑體"/>
+                <w:color w:val="1B1B1B"/>
+                <w:sz w:val="20"/>
+                <w:szCs w:val="20"/>
+              </w:rPr>
+              <w:t xml:space="preserve">用標註工具 CVAT 畫框（官方教學，英文）：youtu.be/TDae8RkGbKk，0:16–2:47。兩種畫法、調整大小、標「被擋住」。</w:t>
+            </w:r>
+          </w:p>
+        </w:tc>
+      </w:tr>
+    </w:tbl>
+    <w:p>
+      <w:pPr>
+        <w:pStyle w:val="Heading2"/>
+        <w:keepNext/>
+        <w:spacing w:after="130" w:before="300"/>
+      </w:pPr>
+      <w:r>
+        <w:rPr>
+          <w:rFonts w:ascii="微軟正黑體" w:cs="微軟正黑體" w:eastAsia="微軟正黑體" w:hAnsi="微軟正黑體"/>
+          <w:b/>
+          <w:bCs/>
+          <w:color w:val="24405C"/>
+          <w:sz w:val="24"/>
+          <w:szCs w:val="24"/>
+        </w:rPr>
+        <w:t xml:space="preserve">IoU：兩個框有多像</w:t>
+      </w:r>
+    </w:p>
+    <w:p>
+      <w:pPr>
+        <w:keepNext/>
+        <w:spacing w:after="60" w:before="60"/>
+        <w:jc w:val="center"/>
+      </w:pPr>
+      <w:r>
+        <w:drawing>
+          <wp:inline distT="0" distB="0" distL="0" distR="0">
+            <wp:extent cx="5334000" cy="2038350"/>
+            <wp:effectExtent t="0" r="0" b="0" l="0"/>
+            <wp:docPr id="1" name="" descr="" title=""/>
+            <wp:cNvGraphicFramePr>
+              <a:graphicFrameLocks xmlns:a="http://schemas.openxmlformats.org/drawingml/2006/main" noChangeAspect="1"/>
+            </wp:cNvGraphicFramePr>
+            <a:graphic xmlns:a="http://schemas.openxmlformats.org/drawingml/2006/main">
+              <a:graphicData uri="http://schemas.openxmlformats.org/drawingml/2006/picture">
+                <pic:pic xmlns:pic="http://schemas.openxmlformats.org/drawingml/2006/picture">
+                  <pic:nvPicPr>
+                    <pic:cNvPr id="0" name="" descr=""/>
+                    <pic:cNvPicPr>
+                      <a:picLocks noChangeAspect="1" noChangeArrowheads="1"/>
+                    </pic:cNvPicPr>
+                  </pic:nvPicPr>
+                  <pic:blipFill>
+                    <a:blip r:embed="rId26" cstate="none"/>
+                    <a:srcRect/>
+                    <a:stretch>
+                      <a:fillRect/>
+                    </a:stretch>
+                  </pic:blipFill>
+                  <pic:spPr bwMode="auto">
+                    <a:xfrm>
+                      <a:off x="0" y="0"/>
                       <a:ext cx="5334000" cy="2038350"/>
                     </a:xfrm>
                     <a:prstGeom prst="rect">
@@ -7002,7 +7102,7 @@
                     </pic:cNvPicPr>
                   </pic:nvPicPr>
                   <pic:blipFill>
-                    <a:blip r:embed="rId26" cstate="none"/>
+                    <a:blip r:embed="rId27" cstate="none"/>
                     <a:srcRect/>
                     <a:stretch>
                       <a:fillRect/>

--- a/第八週(10-29)/自動駕駛原理_第八週_課程講義.docx
+++ b/第八週(10-29)/自動駕駛原理_第八週_課程講義.docx
@@ -7178,7 +7178,7 @@
           <w:sz w:val="22"/>
           <w:szCs w:val="22"/>
         </w:rPr>
-        <w:t xml:space="preserve">選類別（車、行人、機車・腳踏車），在照片上按住拖曳畫框；點一下框可以選它、刪掉或換類別。</w:t>
+        <w:t xml:space="preserve">選類別（車、行人、機車・腳踏車），在照片上按住拖曳畫框。點一下框選它：拖四角或四邊的白色小方塊調大小、拖中間移動（電腦可用方向鍵微調）；也可以刪掉或換類別。</w:t>
       </w:r>
     </w:p>
     <w:p>

--- a/第八週(10-29)/自動駕駛原理_第八週_課程講義.docx
+++ b/第八週(10-29)/自動駕駛原理_第八週_課程講義.docx
@@ -7178,7 +7178,7 @@
           <w:sz w:val="22"/>
           <w:szCs w:val="22"/>
         </w:rPr>
-        <w:t xml:space="preserve">選類別（車、行人、機車・腳踏車），在照片上按住拖曳畫框。點一下框選它：拖四角或四邊的白色小方塊調大小、拖中間移動（電腦可用方向鍵微調）；也可以刪掉或換類別。</w:t>
+        <w:t xml:space="preserve">選類別（車、行人、機車・腳踏車），在照片上按住拖曳畫框。點一下框選它：拖四角或四邊的白色小方塊調大小、拖中間移動（電腦可用方向鍵微調）；也可以刪掉或換類別。框疊在一起時，在同一個地方再點一下，會換選下一個。</w:t>
       </w:r>
     </w:p>
     <w:p>

--- a/第八週(10-29)/自動駕駛原理_第八週_課程講義.docx
+++ b/第八週(10-29)/自動駕駛原理_第八週_課程講義.docx
@@ -452,7 +452,7 @@
                 <w:sz w:val="18"/>
                 <w:szCs w:val="18"/>
               </w:rPr>
-              <w:t xml:space="preserve">11/5（四）上課時間考；概念題與圖表判讀，題目中英對照。</w:t>
+              <w:t xml:space="preserve">11/5（四）上課時間考；概念題與圖表判讀，題目越南文為主、中文對照。</w:t>
             </w:r>
           </w:p>
         </w:tc>
@@ -7911,7 +7911,7 @@
           <w:sz w:val="22"/>
           <w:szCs w:val="22"/>
         </w:rPr>
-        <w:t xml:space="preserve">中英對照</w:t>
+        <w:t xml:space="preserve">越南文為主、中文對照</w:t>
       </w:r>
       <w:r>
         <w:rPr>
@@ -7920,7 +7920,7 @@
           <w:sz w:val="22"/>
           <w:szCs w:val="22"/>
         </w:rPr>
-        <w:t xml:space="preserve">，沒有越南文。</w:t>
+        <w:t xml:space="preserve">。</w:t>
       </w:r>
     </w:p>
     <w:p>

--- a/第八週(10-29)/自動駕駛原理_第八週_課程講義.docx
+++ b/第八週(10-29)/自動駕駛原理_第八週_課程講義.docx
@@ -9718,7 +9718,7 @@
           <w:sz w:val="22"/>
           <w:szCs w:val="22"/>
         </w:rPr>
-        <w:t xml:space="preserve">。讀 ODD 條件：「至少」是下限；mm/h 是雨下多大、lx 是照度；開慢一點不會讓不符合變成符合。</w:t>
+        <w:t xml:space="preserve">。讀 ODD 條件：「至少」是下限；mm/h 是雨下多大；lx（勒克斯，lux）是照度，照在那裡的光有多少（辦公室約 300–500 lx、周圍很暗的公共區域照明約 20–50 lx、天快全黑約 3 lx、滿月 0.05–0.3 lx）；開慢一點不會讓不符合變成符合。</w:t>
       </w:r>
     </w:p>
     <w:p>

--- a/第八週(10-29)/自動駕駛原理_第八週_課程講義.docx
+++ b/第八週(10-29)/自動駕駛原理_第八週_課程講義.docx
@@ -9735,7 +9735,7 @@
           <w:sz w:val="19"/>
           <w:szCs w:val="19"/>
         </w:rPr>
-        <w:t xml:space="preserve">表 9　第三週：六種感測器直接量到什麼（有效距離為課堂設定的晴天值）</w:t>
+        <w:t xml:space="preserve">表 9　第三週的六種感測器＋第六週的 IMU：直接量到什麼（有效距離為課堂設定的晴天值）</w:t>
       </w:r>
     </w:p>
     <w:tbl>
@@ -10582,6 +10582,124 @@
                 <w:szCs w:val="18"/>
               </w:rPr>
               <w:t xml:space="preserve">解析度低</w:t>
+            </w:r>
+          </w:p>
+        </w:tc>
+      </w:tr>
+      <w:tr>
+        <w:trPr>
+          <w:cantSplit/>
+          <w:tblHeader w:val="false"/>
+        </w:trPr>
+        <w:tc>
+          <w:tcPr>
+            <w:tcW w:type="dxa" w:w="1500"/>
+            <w:tcMar>
+              <w:top w:type="dxa" w:w="60"/>
+              <w:left w:type="dxa" w:w="95"/>
+              <w:bottom w:type="dxa" w:w="60"/>
+              <w:right w:type="dxa" w:w="95"/>
+            </w:tcMar>
+            <w:vAlign w:val="center"/>
+          </w:tcPr>
+          <w:p>
+            <w:pPr>
+              <w:spacing w:after="0" w:line="265"/>
+            </w:pPr>
+            <w:r>
+              <w:rPr>
+                <w:rFonts w:ascii="微軟正黑體" w:cs="微軟正黑體" w:eastAsia="微軟正黑體" w:hAnsi="微軟正黑體"/>
+                <w:b w:val="false"/>
+                <w:bCs w:val="false"/>
+                <w:color w:val="1B1B1B"/>
+                <w:sz w:val="18"/>
+                <w:szCs w:val="18"/>
+              </w:rPr>
+              <w:t xml:space="preserve">IMU（第六週）</w:t>
+            </w:r>
+          </w:p>
+        </w:tc>
+        <w:tc>
+          <w:tcPr>
+            <w:tcW w:type="dxa" w:w="2900"/>
+            <w:tcMar>
+              <w:top w:type="dxa" w:w="60"/>
+              <w:left w:type="dxa" w:w="95"/>
+              <w:bottom w:type="dxa" w:w="60"/>
+              <w:right w:type="dxa" w:w="95"/>
+            </w:tcMar>
+            <w:vAlign w:val="center"/>
+          </w:tcPr>
+          <w:p>
+            <w:pPr>
+              <w:spacing w:after="0" w:line="265"/>
+            </w:pPr>
+            <w:r>
+              <w:rPr>
+                <w:rFonts w:ascii="微軟正黑體" w:cs="微軟正黑體" w:eastAsia="微軟正黑體" w:hAnsi="微軟正黑體"/>
+                <w:b w:val="false"/>
+                <w:bCs w:val="false"/>
+                <w:color w:val="1B1B1B"/>
+                <w:sz w:val="18"/>
+                <w:szCs w:val="18"/>
+              </w:rPr>
+              <w:t xml:space="preserve">自己的加速度、轉多快</w:t>
+            </w:r>
+          </w:p>
+        </w:tc>
+        <w:tc>
+          <w:tcPr>
+            <w:tcW w:type="dxa" w:w="1500"/>
+            <w:tcMar>
+              <w:top w:type="dxa" w:w="60"/>
+              <w:left w:type="dxa" w:w="95"/>
+              <w:bottom w:type="dxa" w:w="60"/>
+              <w:right w:type="dxa" w:w="95"/>
+            </w:tcMar>
+            <w:vAlign w:val="center"/>
+          </w:tcPr>
+          <w:p>
+            <w:pPr>
+              <w:spacing w:after="0" w:line="265"/>
+            </w:pPr>
+            <w:r>
+              <w:rPr>
+                <w:rFonts w:ascii="微軟正黑體" w:cs="微軟正黑體" w:eastAsia="微軟正黑體" w:hAnsi="微軟正黑體"/>
+                <w:b w:val="false"/>
+                <w:bCs w:val="false"/>
+                <w:color w:val="1B1B1B"/>
+                <w:sz w:val="18"/>
+                <w:szCs w:val="18"/>
+              </w:rPr>
+              <w:t xml:space="preserve">—</w:t>
+            </w:r>
+          </w:p>
+        </w:tc>
+        <w:tc>
+          <w:tcPr>
+            <w:tcW w:type="dxa" w:w="3460"/>
+            <w:tcMar>
+              <w:top w:type="dxa" w:w="60"/>
+              <w:left w:type="dxa" w:w="95"/>
+              <w:bottom w:type="dxa" w:w="60"/>
+              <w:right w:type="dxa" w:w="95"/>
+            </w:tcMar>
+            <w:vAlign w:val="center"/>
+          </w:tcPr>
+          <w:p>
+            <w:pPr>
+              <w:spacing w:after="0" w:line="265"/>
+            </w:pPr>
+            <w:r>
+              <w:rPr>
+                <w:rFonts w:ascii="微軟正黑體" w:cs="微軟正黑體" w:eastAsia="微軟正黑體" w:hAnsi="微軟正黑體"/>
+                <w:b w:val="false"/>
+                <w:bCs w:val="false"/>
+                <w:color w:val="1B1B1B"/>
+                <w:sz w:val="18"/>
+                <w:szCs w:val="18"/>
+              </w:rPr>
+              <w:t xml:space="preserve">會漂移：誤差跟 t² 變大，不能單獨用</w:t>
             </w:r>
           </w:p>
         </w:tc>

--- a/第八週(10-29)/自動駕駛原理_第八週_課程講義.docx
+++ b/第八週(10-29)/自動駕駛原理_第八週_課程講義.docx
@@ -7849,7 +7849,7 @@
           <w:sz w:val="30"/>
           <w:szCs w:val="30"/>
         </w:rPr>
-        <w:t xml:space="preserve">四、期中複習（第一週～第八週第 1 節）</w:t>
+        <w:t xml:space="preserve">四、期中複習（第一週～第八週第 2 節）</w:t>
       </w:r>
     </w:p>
     <w:p>
@@ -8245,7 +8245,7 @@
                 <w:sz w:val="18"/>
                 <w:szCs w:val="18"/>
               </w:rPr>
-              <w:t xml:space="preserve">「至少」是下限；雷達量的是朝自己那一段的速度。</w:t>
+              <w:t xml:space="preserve">「至少」是下限；光達：光速×來回時間÷2；雷達只量朝自己的速度。</w:t>
             </w:r>
           </w:p>
         </w:tc>
@@ -10717,6 +10717,22 @@
           <w:szCs w:val="22"/>
         </w:rPr>
         <w:t xml:space="preserve"/>
+      </w:r>
+    </w:p>
+    <w:p>
+      <w:pPr>
+        <w:widowControl/>
+        <w:spacing w:after="100" w:before="0" w:line="312"/>
+        <w:ind w:left="0" w:firstLine="0"/>
+      </w:pPr>
+      <w:r>
+        <w:rPr>
+          <w:rFonts w:ascii="微軟正黑體" w:cs="微軟正黑體" w:eastAsia="微軟正黑體" w:hAnsi="微軟正黑體"/>
+          <w:color w:val="1B1B1B"/>
+          <w:sz w:val="22"/>
+          <w:szCs w:val="22"/>
+        </w:rPr>
+        <w:t xml:space="preserve">怎麼量的是第二週教的：光達距離＝光速×來回時間÷2（除以 2 是因為光走了一去一回；來回 100 奈秒是 15 m）。雷達比較發出去和收回來的頻率差算距離，用都卜勒量速度，但只量得到朝自己靠近或遠離的那一段，橫著開過去的車會量到接近 0。第三週表上超音波 4.5 m 是課堂設定值；第六週 USS6 規格是 5.5 m。</w:t>
       </w:r>
     </w:p>
     <w:p>
@@ -11415,7 +11431,7 @@
           <w:sz w:val="22"/>
           <w:szCs w:val="22"/>
         </w:rPr>
-        <w:t xml:space="preserve">第一週說的「時速 50 約 30 m」是用人的反應 1 秒算的，假設不同，兩個都對。第四週還要記：模擬與現實有三種落差（外觀、行為、物理）；里程不是好的測試單位，場景才是；場景分三層：功能（沒有數字）、邏輯（給範圍）、具體（給一個值）。</w:t>
+        <w:t xml:space="preserve">第一週說的「時速 50 約 30 m」是用人的反應 1 秒算的，假設不同，兩個都對。第四週還要記：模擬與現實有三種落差（外觀、行為、物理）；里程不是好的測試單位，場景才是；場景分三層：功能（沒有數字）、邏輯（給範圍）、具體（給一個值）。模擬器打開雨天，射線只剩 0.55 倍長，可是煞停距離不會跟著變短：射線 35 m、時速 50，雨天只剩 19.25 m，比 20 m 短，就不夠了。</w:t>
       </w:r>
     </w:p>
     <w:p>
@@ -11432,7 +11448,7 @@
           <w:sz w:val="19"/>
           <w:szCs w:val="19"/>
         </w:rPr>
-        <w:t xml:space="preserve">表 11　第五、六週：讀規格表最常考的六個數字</w:t>
+        <w:t xml:space="preserve">表 11　第五、六週：讀規格表最常考的七個數字</w:t>
       </w:r>
     </w:p>
     <w:tbl>
@@ -11668,7 +11684,7 @@
                 <w:sz w:val="18"/>
                 <w:szCs w:val="18"/>
               </w:rPr>
-              <w:t xml:space="preserve">鏡頭 8 mm 42°、3.6 mm 81°</w:t>
+              <w:t xml:space="preserve">鏡頭 3.6 mm 81°、8 mm 42°</w:t>
             </w:r>
           </w:p>
         </w:tc>
@@ -11696,7 +11712,7 @@
                 <w:sz w:val="18"/>
                 <w:szCs w:val="18"/>
               </w:rPr>
-              <w:t xml:space="preserve">視野由鏡頭決定</w:t>
+              <w:t xml:space="preserve">焦距愈長，視野愈窄；由鏡頭決定</w:t>
             </w:r>
           </w:p>
         </w:tc>
@@ -11730,7 +11746,7 @@
                 <w:sz w:val="18"/>
                 <w:szCs w:val="18"/>
               </w:rPr>
-              <w:t xml:space="preserve">雷達 1.6° → 150 m 外 4.2 m</w:t>
+              <w:t xml:space="preserve">雷達 1.6° → 40 m 外 1.1 m；150 m 外 4.2 m</w:t>
             </w:r>
           </w:p>
         </w:tc>
@@ -11759,6 +11775,68 @@
                 <w:szCs w:val="18"/>
               </w:rPr>
               <w:t xml:space="preserve">比車道 3.5 m 寬：分不出哪一道</w:t>
+            </w:r>
+          </w:p>
+        </w:tc>
+      </w:tr>
+      <w:tr>
+        <w:trPr>
+          <w:cantSplit/>
+          <w:tblHeader w:val="false"/>
+        </w:trPr>
+        <w:tc>
+          <w:tcPr>
+            <w:tcW w:type="dxa" w:w="3900"/>
+            <w:tcMar>
+              <w:top w:type="dxa" w:w="60"/>
+              <w:left w:type="dxa" w:w="95"/>
+              <w:bottom w:type="dxa" w:w="60"/>
+              <w:right w:type="dxa" w:w="95"/>
+            </w:tcMar>
+            <w:vAlign w:val="center"/>
+          </w:tcPr>
+          <w:p>
+            <w:pPr>
+              <w:spacing w:after="0" w:line="265"/>
+            </w:pPr>
+            <w:r>
+              <w:rPr>
+                <w:rFonts w:ascii="微軟正黑體" w:cs="微軟正黑體" w:eastAsia="微軟正黑體" w:hAnsi="微軟正黑體"/>
+                <w:b w:val="false"/>
+                <w:bCs w:val="false"/>
+                <w:color w:val="1B1B1B"/>
+                <w:sz w:val="18"/>
+                <w:szCs w:val="18"/>
+              </w:rPr>
+              <w:t xml:space="preserve">超音波 5.5 m；時速 20 要 9.2 m</w:t>
+            </w:r>
+          </w:p>
+        </w:tc>
+        <w:tc>
+          <w:tcPr>
+            <w:tcW w:type="dxa" w:w="5460"/>
+            <w:tcMar>
+              <w:top w:type="dxa" w:w="60"/>
+              <w:left w:type="dxa" w:w="95"/>
+              <w:bottom w:type="dxa" w:w="60"/>
+              <w:right w:type="dxa" w:w="95"/>
+            </w:tcMar>
+            <w:vAlign w:val="center"/>
+          </w:tcPr>
+          <w:p>
+            <w:pPr>
+              <w:spacing w:after="0" w:line="265"/>
+            </w:pPr>
+            <w:r>
+              <w:rPr>
+                <w:rFonts w:ascii="微軟正黑體" w:cs="微軟正黑體" w:eastAsia="微軟正黑體" w:hAnsi="微軟正黑體"/>
+                <w:b w:val="false"/>
+                <w:bCs w:val="false"/>
+                <w:color w:val="1B1B1B"/>
+                <w:sz w:val="18"/>
+                <w:szCs w:val="18"/>
+              </w:rPr>
+              <w:t xml:space="preserve">開車時不夠用；只在停車場夠用</w:t>
             </w:r>
           </w:p>
         </w:tc>
@@ -13914,7 +13992,491 @@
           <w:sz w:val="19"/>
           <w:szCs w:val="19"/>
         </w:rPr>
-        <w:t xml:space="preserve">表 13　最常講錯的八句話</w:t>
+        <w:t xml:space="preserve">表 13　第八週：電腦怎麼看見，和資料標註</w:t>
+      </w:r>
+    </w:p>
+    <w:tbl>
+      <w:tblPr>
+        <w:tblW w:type="dxa" w:w="9360"/>
+        <w:tblBorders>
+          <w:top w:val="single" w:color="8A949C" w:sz="8"/>
+          <w:left w:val="none"/>
+          <w:bottom w:val="single" w:color="8A949C" w:sz="8"/>
+          <w:right w:val="none"/>
+          <w:insideH w:val="single" w:color="BFC7CE" w:sz="2"/>
+          <w:insideV w:val="none"/>
+        </w:tblBorders>
+      </w:tblPr>
+      <w:tblGrid>
+        <w:gridCol w:w="2400"/>
+        <w:gridCol w:w="6960"/>
+      </w:tblGrid>
+      <w:tr>
+        <w:trPr>
+          <w:cantSplit/>
+          <w:tblHeader/>
+        </w:trPr>
+        <w:tc>
+          <w:tcPr>
+            <w:tcW w:type="dxa" w:w="2400"/>
+            <w:shd w:fill="EDF0F3" w:color="auto" w:val="clear"/>
+            <w:tcMar>
+              <w:top w:type="dxa" w:w="60"/>
+              <w:left w:type="dxa" w:w="95"/>
+              <w:bottom w:type="dxa" w:w="60"/>
+              <w:right w:type="dxa" w:w="95"/>
+            </w:tcMar>
+            <w:vAlign w:val="center"/>
+          </w:tcPr>
+          <w:p>
+            <w:pPr>
+              <w:spacing w:after="0" w:line="265"/>
+            </w:pPr>
+            <w:r>
+              <w:rPr>
+                <w:rFonts w:ascii="微軟正黑體" w:cs="微軟正黑體" w:eastAsia="微軟正黑體" w:hAnsi="微軟正黑體"/>
+                <w:b/>
+                <w:bCs/>
+                <w:color w:val="1B1B1B"/>
+                <w:sz w:val="18"/>
+                <w:szCs w:val="18"/>
+              </w:rPr>
+              <w:t xml:space="preserve">主題</w:t>
+            </w:r>
+          </w:p>
+        </w:tc>
+        <w:tc>
+          <w:tcPr>
+            <w:tcW w:type="dxa" w:w="6960"/>
+            <w:shd w:fill="EDF0F3" w:color="auto" w:val="clear"/>
+            <w:tcMar>
+              <w:top w:type="dxa" w:w="60"/>
+              <w:left w:type="dxa" w:w="95"/>
+              <w:bottom w:type="dxa" w:w="60"/>
+              <w:right w:type="dxa" w:w="95"/>
+            </w:tcMar>
+            <w:vAlign w:val="center"/>
+          </w:tcPr>
+          <w:p>
+            <w:pPr>
+              <w:spacing w:after="0" w:line="265"/>
+            </w:pPr>
+            <w:r>
+              <w:rPr>
+                <w:rFonts w:ascii="微軟正黑體" w:cs="微軟正黑體" w:eastAsia="微軟正黑體" w:hAnsi="微軟正黑體"/>
+                <w:b/>
+                <w:bCs/>
+                <w:color w:val="1B1B1B"/>
+                <w:sz w:val="18"/>
+                <w:szCs w:val="18"/>
+              </w:rPr>
+              <w:t xml:space="preserve">要記住的</w:t>
+            </w:r>
+          </w:p>
+        </w:tc>
+      </w:tr>
+      <w:tr>
+        <w:trPr>
+          <w:cantSplit/>
+          <w:tblHeader w:val="false"/>
+        </w:trPr>
+        <w:tc>
+          <w:tcPr>
+            <w:tcW w:type="dxa" w:w="2400"/>
+            <w:tcMar>
+              <w:top w:type="dxa" w:w="60"/>
+              <w:left w:type="dxa" w:w="95"/>
+              <w:bottom w:type="dxa" w:w="60"/>
+              <w:right w:type="dxa" w:w="95"/>
+            </w:tcMar>
+            <w:vAlign w:val="center"/>
+          </w:tcPr>
+          <w:p>
+            <w:pPr>
+              <w:spacing w:after="0" w:line="265"/>
+            </w:pPr>
+            <w:r>
+              <w:rPr>
+                <w:rFonts w:ascii="微軟正黑體" w:cs="微軟正黑體" w:eastAsia="微軟正黑體" w:hAnsi="微軟正黑體"/>
+                <w:b w:val="false"/>
+                <w:bCs w:val="false"/>
+                <w:color w:val="1B1B1B"/>
+                <w:sz w:val="18"/>
+                <w:szCs w:val="18"/>
+              </w:rPr>
+              <w:t xml:space="preserve">照片是數字</w:t>
+            </w:r>
+          </w:p>
+        </w:tc>
+        <w:tc>
+          <w:tcPr>
+            <w:tcW w:type="dxa" w:w="6960"/>
+            <w:tcMar>
+              <w:top w:type="dxa" w:w="60"/>
+              <w:left w:type="dxa" w:w="95"/>
+              <w:bottom w:type="dxa" w:w="60"/>
+              <w:right w:type="dxa" w:w="95"/>
+            </w:tcMar>
+            <w:vAlign w:val="center"/>
+          </w:tcPr>
+          <w:p>
+            <w:pPr>
+              <w:spacing w:after="0" w:line="265"/>
+            </w:pPr>
+            <w:r>
+              <w:rPr>
+                <w:rFonts w:ascii="微軟正黑體" w:cs="微軟正黑體" w:eastAsia="微軟正黑體" w:hAnsi="微軟正黑體"/>
+                <w:b w:val="false"/>
+                <w:bCs w:val="false"/>
+                <w:color w:val="1B1B1B"/>
+                <w:sz w:val="18"/>
+                <w:szCs w:val="18"/>
+              </w:rPr>
+              <w:t xml:space="preserve">每個像素三個數字 R、G、B，各 0–255；紅＋綠＝黃，三個都 255 是白</w:t>
+            </w:r>
+          </w:p>
+        </w:tc>
+      </w:tr>
+      <w:tr>
+        <w:trPr>
+          <w:cantSplit/>
+          <w:tblHeader w:val="false"/>
+        </w:trPr>
+        <w:tc>
+          <w:tcPr>
+            <w:tcW w:type="dxa" w:w="2400"/>
+            <w:tcMar>
+              <w:top w:type="dxa" w:w="60"/>
+              <w:left w:type="dxa" w:w="95"/>
+              <w:bottom w:type="dxa" w:w="60"/>
+              <w:right w:type="dxa" w:w="95"/>
+            </w:tcMar>
+            <w:vAlign w:val="center"/>
+          </w:tcPr>
+          <w:p>
+            <w:pPr>
+              <w:spacing w:after="0" w:line="265"/>
+            </w:pPr>
+            <w:r>
+              <w:rPr>
+                <w:rFonts w:ascii="微軟正黑體" w:cs="微軟正黑體" w:eastAsia="微軟正黑體" w:hAnsi="微軟正黑體"/>
+                <w:b w:val="false"/>
+                <w:bCs w:val="false"/>
+                <w:color w:val="1B1B1B"/>
+                <w:sz w:val="18"/>
+                <w:szCs w:val="18"/>
+              </w:rPr>
+              <w:t xml:space="preserve">「學」是什麼</w:t>
+            </w:r>
+          </w:p>
+        </w:tc>
+        <w:tc>
+          <w:tcPr>
+            <w:tcW w:type="dxa" w:w="6960"/>
+            <w:tcMar>
+              <w:top w:type="dxa" w:w="60"/>
+              <w:left w:type="dxa" w:w="95"/>
+              <w:bottom w:type="dxa" w:w="60"/>
+              <w:right w:type="dxa" w:w="95"/>
+            </w:tcMar>
+            <w:vAlign w:val="center"/>
+          </w:tcPr>
+          <w:p>
+            <w:pPr>
+              <w:spacing w:after="0" w:line="265"/>
+            </w:pPr>
+            <w:r>
+              <w:rPr>
+                <w:rFonts w:ascii="微軟正黑體" w:cs="微軟正黑體" w:eastAsia="微軟正黑體" w:hAnsi="微軟正黑體"/>
+                <w:b w:val="false"/>
+                <w:bCs w:val="false"/>
+                <w:color w:val="1B1B1B"/>
+                <w:sz w:val="18"/>
+                <w:szCs w:val="18"/>
+              </w:rPr>
+              <w:t xml:space="preserve">猜、對答案、改一點點，重複很多次；步伐太大會跳過頭</w:t>
+            </w:r>
+          </w:p>
+        </w:tc>
+      </w:tr>
+      <w:tr>
+        <w:trPr>
+          <w:cantSplit/>
+          <w:tblHeader w:val="false"/>
+        </w:trPr>
+        <w:tc>
+          <w:tcPr>
+            <w:tcW w:type="dxa" w:w="2400"/>
+            <w:tcMar>
+              <w:top w:type="dxa" w:w="60"/>
+              <w:left w:type="dxa" w:w="95"/>
+              <w:bottom w:type="dxa" w:w="60"/>
+              <w:right w:type="dxa" w:w="95"/>
+            </w:tcMar>
+            <w:vAlign w:val="center"/>
+          </w:tcPr>
+          <w:p>
+            <w:pPr>
+              <w:spacing w:after="0" w:line="265"/>
+            </w:pPr>
+            <w:r>
+              <w:rPr>
+                <w:rFonts w:ascii="微軟正黑體" w:cs="微軟正黑體" w:eastAsia="微軟正黑體" w:hAnsi="微軟正黑體"/>
+                <w:b w:val="false"/>
+                <w:bCs w:val="false"/>
+                <w:color w:val="1B1B1B"/>
+                <w:sz w:val="18"/>
+                <w:szCs w:val="18"/>
+              </w:rPr>
+              <w:t xml:space="preserve">機器學習／深度學習</w:t>
+            </w:r>
+          </w:p>
+        </w:tc>
+        <w:tc>
+          <w:tcPr>
+            <w:tcW w:type="dxa" w:w="6960"/>
+            <w:tcMar>
+              <w:top w:type="dxa" w:w="60"/>
+              <w:left w:type="dxa" w:w="95"/>
+              <w:bottom w:type="dxa" w:w="60"/>
+              <w:right w:type="dxa" w:w="95"/>
+            </w:tcMar>
+            <w:vAlign w:val="center"/>
+          </w:tcPr>
+          <w:p>
+            <w:pPr>
+              <w:spacing w:after="0" w:line="265"/>
+            </w:pPr>
+            <w:r>
+              <w:rPr>
+                <w:rFonts w:ascii="微軟正黑體" w:cs="微軟正黑體" w:eastAsia="微軟正黑體" w:hAnsi="微軟正黑體"/>
+                <w:b w:val="false"/>
+                <w:bCs w:val="false"/>
+                <w:color w:val="1B1B1B"/>
+                <w:sz w:val="18"/>
+                <w:szCs w:val="18"/>
+              </w:rPr>
+              <w:t xml:space="preserve">機器學習：人決定看什麼；深度學習：連看什麼都自己學。兩種都要有答案的資料</w:t>
+            </w:r>
+          </w:p>
+        </w:tc>
+      </w:tr>
+      <w:tr>
+        <w:trPr>
+          <w:cantSplit/>
+          <w:tblHeader w:val="false"/>
+        </w:trPr>
+        <w:tc>
+          <w:tcPr>
+            <w:tcW w:type="dxa" w:w="2400"/>
+            <w:tcMar>
+              <w:top w:type="dxa" w:w="60"/>
+              <w:left w:type="dxa" w:w="95"/>
+              <w:bottom w:type="dxa" w:w="60"/>
+              <w:right w:type="dxa" w:w="95"/>
+            </w:tcMar>
+            <w:vAlign w:val="center"/>
+          </w:tcPr>
+          <w:p>
+            <w:pPr>
+              <w:spacing w:after="0" w:line="265"/>
+            </w:pPr>
+            <w:r>
+              <w:rPr>
+                <w:rFonts w:ascii="微軟正黑體" w:cs="微軟正黑體" w:eastAsia="微軟正黑體" w:hAnsi="微軟正黑體"/>
+                <w:b w:val="false"/>
+                <w:bCs w:val="false"/>
+                <w:color w:val="1B1B1B"/>
+                <w:sz w:val="18"/>
+                <w:szCs w:val="18"/>
+              </w:rPr>
+              <w:t xml:space="preserve">偵測給什麼</w:t>
+            </w:r>
+          </w:p>
+        </w:tc>
+        <w:tc>
+          <w:tcPr>
+            <w:tcW w:type="dxa" w:w="6960"/>
+            <w:tcMar>
+              <w:top w:type="dxa" w:w="60"/>
+              <w:left w:type="dxa" w:w="95"/>
+              <w:bottom w:type="dxa" w:w="60"/>
+              <w:right w:type="dxa" w:w="95"/>
+            </w:tcMar>
+            <w:vAlign w:val="center"/>
+          </w:tcPr>
+          <w:p>
+            <w:pPr>
+              <w:spacing w:after="0" w:line="265"/>
+            </w:pPr>
+            <w:r>
+              <w:rPr>
+                <w:rFonts w:ascii="微軟正黑體" w:cs="微軟正黑體" w:eastAsia="微軟正黑體" w:hAnsi="微軟正黑體"/>
+                <w:b w:val="false"/>
+                <w:bCs w:val="false"/>
+                <w:color w:val="1B1B1B"/>
+                <w:sz w:val="18"/>
+                <w:szCs w:val="18"/>
+              </w:rPr>
+              <w:t xml:space="preserve">框＋類別＋分數。門檻低就多報，門檻高就漏掉</w:t>
+            </w:r>
+          </w:p>
+        </w:tc>
+      </w:tr>
+      <w:tr>
+        <w:trPr>
+          <w:cantSplit/>
+          <w:tblHeader w:val="false"/>
+        </w:trPr>
+        <w:tc>
+          <w:tcPr>
+            <w:tcW w:type="dxa" w:w="2400"/>
+            <w:tcMar>
+              <w:top w:type="dxa" w:w="60"/>
+              <w:left w:type="dxa" w:w="95"/>
+              <w:bottom w:type="dxa" w:w="60"/>
+              <w:right w:type="dxa" w:w="95"/>
+            </w:tcMar>
+            <w:vAlign w:val="center"/>
+          </w:tcPr>
+          <w:p>
+            <w:pPr>
+              <w:spacing w:after="0" w:line="265"/>
+            </w:pPr>
+            <w:r>
+              <w:rPr>
+                <w:rFonts w:ascii="微軟正黑體" w:cs="微軟正黑體" w:eastAsia="微軟正黑體" w:hAnsi="微軟正黑體"/>
+                <w:b w:val="false"/>
+                <w:bCs w:val="false"/>
+                <w:color w:val="1B1B1B"/>
+                <w:sz w:val="18"/>
+                <w:szCs w:val="18"/>
+              </w:rPr>
+              <w:t xml:space="preserve">一遠、一暗就漏</w:t>
+            </w:r>
+          </w:p>
+        </w:tc>
+        <w:tc>
+          <w:tcPr>
+            <w:tcW w:type="dxa" w:w="6960"/>
+            <w:tcMar>
+              <w:top w:type="dxa" w:w="60"/>
+              <w:left w:type="dxa" w:w="95"/>
+              <w:bottom w:type="dxa" w:w="60"/>
+              <w:right w:type="dxa" w:w="95"/>
+            </w:tcMar>
+            <w:vAlign w:val="center"/>
+          </w:tcPr>
+          <w:p>
+            <w:pPr>
+              <w:spacing w:after="0" w:line="265"/>
+            </w:pPr>
+            <w:r>
+              <w:rPr>
+                <w:rFonts w:ascii="微軟正黑體" w:cs="微軟正黑體" w:eastAsia="微軟正黑體" w:hAnsi="微軟正黑體"/>
+                <w:b w:val="false"/>
+                <w:bCs w:val="false"/>
+                <w:color w:val="1B1B1B"/>
+                <w:sz w:val="18"/>
+                <w:szCs w:val="18"/>
+              </w:rPr>
+              <w:t xml:space="preserve">行人 0–10 m 82%、40–50 m 3%；10–20 m 的行人：白天 66%、晚上 49%</w:t>
+            </w:r>
+          </w:p>
+        </w:tc>
+      </w:tr>
+      <w:tr>
+        <w:trPr>
+          <w:cantSplit/>
+          <w:tblHeader w:val="false"/>
+        </w:trPr>
+        <w:tc>
+          <w:tcPr>
+            <w:tcW w:type="dxa" w:w="2400"/>
+            <w:tcMar>
+              <w:top w:type="dxa" w:w="60"/>
+              <w:left w:type="dxa" w:w="95"/>
+              <w:bottom w:type="dxa" w:w="60"/>
+              <w:right w:type="dxa" w:w="95"/>
+            </w:tcMar>
+            <w:vAlign w:val="center"/>
+          </w:tcPr>
+          <w:p>
+            <w:pPr>
+              <w:spacing w:after="0" w:line="265"/>
+            </w:pPr>
+            <w:r>
+              <w:rPr>
+                <w:rFonts w:ascii="微軟正黑體" w:cs="微軟正黑體" w:eastAsia="微軟正黑體" w:hAnsi="微軟正黑體"/>
+                <w:b w:val="false"/>
+                <w:bCs w:val="false"/>
+                <w:color w:val="1B1B1B"/>
+                <w:sz w:val="18"/>
+                <w:szCs w:val="18"/>
+              </w:rPr>
+              <w:t xml:space="preserve">標註、IoU</w:t>
+            </w:r>
+          </w:p>
+        </w:tc>
+        <w:tc>
+          <w:tcPr>
+            <w:tcW w:type="dxa" w:w="6960"/>
+            <w:tcMar>
+              <w:top w:type="dxa" w:w="60"/>
+              <w:left w:type="dxa" w:w="95"/>
+              <w:bottom w:type="dxa" w:w="60"/>
+              <w:right w:type="dxa" w:w="95"/>
+            </w:tcMar>
+            <w:vAlign w:val="center"/>
+          </w:tcPr>
+          <w:p>
+            <w:pPr>
+              <w:spacing w:after="0" w:line="265"/>
+            </w:pPr>
+            <w:r>
+              <w:rPr>
+                <w:rFonts w:ascii="微軟正黑體" w:cs="微軟正黑體" w:eastAsia="微軟正黑體" w:hAnsi="微軟正黑體"/>
+                <w:b w:val="false"/>
+                <w:bCs w:val="false"/>
+                <w:color w:val="1B1B1B"/>
+                <w:sz w:val="18"/>
+                <w:szCs w:val="18"/>
+              </w:rPr>
+              <w:t xml:space="preserve">框要貼、手腳包進去、騎士跟車同一個框。IoU＝重疊÷合起來（合起來要減掉重疊）：1 是完全一樣，0 是沒碰到</w:t>
+            </w:r>
+          </w:p>
+        </w:tc>
+      </w:tr>
+    </w:tbl>
+    <w:p>
+      <w:pPr>
+        <w:spacing w:after="0"/>
+      </w:pPr>
+      <w:r>
+        <w:rPr>
+          <w:rFonts w:ascii="微軟正黑體" w:cs="微軟正黑體" w:eastAsia="微軟正黑體" w:hAnsi="微軟正黑體"/>
+          <w:color w:val="1B1B1B"/>
+          <w:sz w:val="22"/>
+          <w:szCs w:val="22"/>
+        </w:rPr>
+        <w:t xml:space="preserve"/>
+      </w:r>
+    </w:p>
+    <w:p>
+      <w:pPr>
+        <w:keepNext/>
+        <w:spacing w:after="70" w:before="190"/>
+      </w:pPr>
+      <w:r>
+        <w:rPr>
+          <w:rFonts w:ascii="微軟正黑體" w:cs="微軟正黑體" w:eastAsia="微軟正黑體" w:hAnsi="微軟正黑體"/>
+          <w:b/>
+          <w:bCs/>
+          <w:color w:val="24405C"/>
+          <w:sz w:val="19"/>
+          <w:szCs w:val="19"/>
+        </w:rPr>
+        <w:t xml:space="preserve">表 14　最常講錯的八句話</w:t>
       </w:r>
     </w:p>
     <w:tbl>

--- a/第八週(10-29)/自動駕駛原理_第八週_課程講義.docx
+++ b/第八週(10-29)/自動駕駛原理_第八週_課程講義.docx
@@ -10717,6 +10717,22 @@
           <w:szCs w:val="22"/>
         </w:rPr>
         <w:t xml:space="preserve"/>
+      </w:r>
+    </w:p>
+    <w:p>
+      <w:pPr>
+        <w:widowControl/>
+        <w:spacing w:after="100" w:before="0" w:line="312"/>
+        <w:ind w:left="0" w:firstLine="0"/>
+      </w:pPr>
+      <w:r>
+        <w:rPr>
+          <w:rFonts w:ascii="微軟正黑體" w:cs="微軟正黑體" w:eastAsia="微軟正黑體" w:hAnsi="微軟正黑體"/>
+          <w:color w:val="1B1B1B"/>
+          <w:sz w:val="22"/>
+          <w:szCs w:val="22"/>
+        </w:rPr>
+        <w:t xml:space="preserve">「其他都是算出來的」：直接量到，是硬體本身感受到、量一次就拿到的量；算出來的，要再計算，通常還要加假設。就像機車時速表量的是輪子轉多快，再乘輪胎一圈多長才算出時速，換了小輪胎就不準。相機的距離假設路面是平的；速度要連續看兩次、位置相減、再除以時間（只有雷達一次量到）；IMU 的位置要一路加起來，誤差會累積。看到一個數字，先問它是量的還是算的，是算的再問靠什麼假設。</w:t>
       </w:r>
     </w:p>
     <w:p>

--- a/第八週(10-29)/自動駕駛原理_第八週_課程講義.docx
+++ b/第八週(10-29)/自動駕駛原理_第八週_課程講義.docx
@@ -11914,7 +11914,7 @@
                 <w:sz w:val="18"/>
                 <w:szCs w:val="18"/>
               </w:rPr>
-              <w:t xml:space="preserve">一半時間在 2.5 m 內，不是最多 2.5 m</w:t>
+              <w:t xml:space="preserve">CEP（Circular Error Probable，圓概率誤差）：一半時間在 2.5 m 內，不是最多 2.5 m</w:t>
             </w:r>
           </w:p>
         </w:tc>

--- a/第八週(10-29)/自動駕駛原理_第八週_課程講義.docx
+++ b/第八週(10-29)/自動駕駛原理_第八週_課程講義.docx
@@ -5437,6 +5437,34 @@
                 <w:szCs w:val="20"/>
               </w:rPr>
               <w:t xml:space="preserve">延伸觀看（英文影片，可開自動翻譯字幕）</w:t>
+            </w:r>
+          </w:p>
+          <w:p>
+            <w:pPr>
+              <w:spacing w:after="80" w:line="310"/>
+            </w:pPr>
+            <w:r>
+              <w:rPr>
+                <w:rFonts w:ascii="微軟正黑體" w:cs="微軟正黑體" w:eastAsia="微軟正黑體" w:hAnsi="微軟正黑體"/>
+                <w:color w:val="1B1B1B"/>
+                <w:sz w:val="20"/>
+                <w:szCs w:val="20"/>
+              </w:rPr>
+              <w:t xml:space="preserve">影像感測器：光怎麼變成數字（Branch Education）：youtu.be/B7Dopv6kzJA，7:47–11:18</w:t>
+            </w:r>
+          </w:p>
+          <w:p>
+            <w:pPr>
+              <w:spacing w:after="80" w:line="310"/>
+            </w:pPr>
+            <w:r>
+              <w:rPr>
+                <w:rFonts w:ascii="微軟正黑體" w:cs="微軟正黑體" w:eastAsia="微軟正黑體" w:hAnsi="微軟正黑體"/>
+                <w:color w:val="1B1B1B"/>
+                <w:sz w:val="20"/>
+                <w:szCs w:val="20"/>
+              </w:rPr>
+              <w:t xml:space="preserve">像素就像接雨水的水桶（CreativeLive，John Greengo）：youtu.be/BsXIQkhsxEM，0:13–1:27</w:t>
             </w:r>
           </w:p>
           <w:p>

--- a/第八週(10-29)/自動駕駛原理_第八週_課程講義.docx
+++ b/第八週(10-29)/自動駕駛原理_第八週_課程講義.docx
@@ -1180,6 +1180,93 @@
           <w:szCs w:val="22"/>
         </w:rPr>
         <w:t xml:space="preserve">，所以電腦不能用「多少到多少是人」的規則去找。</w:t>
+      </w:r>
+    </w:p>
+    <w:p>
+      <w:pPr>
+        <w:widowControl/>
+        <w:spacing w:after="100" w:before="0" w:line="312"/>
+        <w:ind w:left="0" w:firstLine="0"/>
+      </w:pPr>
+      <w:r>
+        <w:rPr>
+          <w:rFonts w:ascii="微軟正黑體" w:cs="微軟正黑體" w:eastAsia="微軟正黑體" w:hAnsi="微軟正黑體"/>
+          <w:b/>
+          <w:bCs/>
+          <w:color w:val="24405C"/>
+          <w:sz w:val="22"/>
+          <w:szCs w:val="22"/>
+        </w:rPr>
+        <w:t xml:space="preserve">光和顏料的調色不一樣。</w:t>
+      </w:r>
+      <w:r>
+        <w:rPr>
+          <w:rFonts w:ascii="微軟正黑體" w:cs="微軟正黑體" w:eastAsia="微軟正黑體" w:hAnsi="微軟正黑體"/>
+          <w:color w:val="1B1B1B"/>
+          <w:sz w:val="22"/>
+          <w:szCs w:val="22"/>
+        </w:rPr>
+        <w:t xml:space="preserve">手電筒自己會發光，每多開一支就多一份光，所以光是愈混愈亮，三支都開就是白色，這叫</w:t>
+      </w:r>
+      <w:r>
+        <w:rPr>
+          <w:rFonts w:ascii="微軟正黑體" w:cs="微軟正黑體" w:eastAsia="微軟正黑體" w:hAnsi="微軟正黑體"/>
+          <w:b/>
+          <w:bCs/>
+          <w:color w:val="24405C"/>
+          <w:sz w:val="22"/>
+          <w:szCs w:val="22"/>
+        </w:rPr>
+        <w:t xml:space="preserve">加法混色</w:t>
+      </w:r>
+      <w:r>
+        <w:rPr>
+          <w:rFonts w:ascii="微軟正黑體" w:cs="微軟正黑體" w:eastAsia="微軟正黑體" w:hAnsi="微軟正黑體"/>
+          <w:color w:val="1B1B1B"/>
+          <w:sz w:val="22"/>
+          <w:szCs w:val="22"/>
+        </w:rPr>
+        <w:t xml:space="preserve">。顏料自己不會發光，它把白光裡的一部分顏色</w:t>
+      </w:r>
+      <w:r>
+        <w:rPr>
+          <w:rFonts w:ascii="微軟正黑體" w:cs="微軟正黑體" w:eastAsia="微軟正黑體" w:hAnsi="微軟正黑體"/>
+          <w:b/>
+          <w:bCs/>
+          <w:color w:val="24405C"/>
+          <w:sz w:val="22"/>
+          <w:szCs w:val="22"/>
+        </w:rPr>
+        <w:t xml:space="preserve">吃掉</w:t>
+      </w:r>
+      <w:r>
+        <w:rPr>
+          <w:rFonts w:ascii="微軟正黑體" w:cs="微軟正黑體" w:eastAsia="微軟正黑體" w:hAnsi="微軟正黑體"/>
+          <w:color w:val="1B1B1B"/>
+          <w:sz w:val="22"/>
+          <w:szCs w:val="22"/>
+        </w:rPr>
+        <w:t xml:space="preserve">，把剩下的反射出來：黃色顏料吃掉藍光，青色顏料吃掉紅光，兩種混在一起只剩下綠光，所以調出來是綠色。顏料混得愈多，被吃掉的光就愈多，所以愈混愈暗，全部混在一起接近黑色，這叫</w:t>
+      </w:r>
+      <w:r>
+        <w:rPr>
+          <w:rFonts w:ascii="微軟正黑體" w:cs="微軟正黑體" w:eastAsia="微軟正黑體" w:hAnsi="微軟正黑體"/>
+          <w:b/>
+          <w:bCs/>
+          <w:color w:val="24405C"/>
+          <w:sz w:val="22"/>
+          <w:szCs w:val="22"/>
+        </w:rPr>
+        <w:t xml:space="preserve">減法混色</w:t>
+      </w:r>
+      <w:r>
+        <w:rPr>
+          <w:rFonts w:ascii="微軟正黑體" w:cs="微軟正黑體" w:eastAsia="微軟正黑體" w:hAnsi="微軟正黑體"/>
+          <w:color w:val="1B1B1B"/>
+          <w:sz w:val="22"/>
+          <w:szCs w:val="22"/>
+        </w:rPr>
+        <w:t xml:space="preserve">。所以印表機用青、洋紅、黃三種墨水再加上黑色；螢幕和相機處理的是光，所以用紅、綠、藍。</w:t>
       </w:r>
     </w:p>
     <w:p>

--- a/第八週(10-29)/自動駕駛原理_第八週_課程講義.docx
+++ b/第八週(10-29)/自動駕駛原理_第八週_課程講義.docx
@@ -2689,6 +2689,22 @@
     </w:p>
     <w:p>
       <w:pPr>
+        <w:widowControl/>
+        <w:spacing w:after="100" w:before="0" w:line="312"/>
+        <w:ind w:left="0" w:firstLine="0"/>
+      </w:pPr>
+      <w:r>
+        <w:rPr>
+          <w:rFonts w:ascii="微軟正黑體" w:cs="微軟正黑體" w:eastAsia="微軟正黑體" w:hAnsi="微軟正黑體"/>
+          <w:color w:val="1B1B1B"/>
+          <w:sz w:val="22"/>
+          <w:szCs w:val="22"/>
+        </w:rPr>
+        <w:t xml:space="preserve">機器學習和深度學習都是這樣學的，都是下面四個步驟，差別只在第三步要改的數字有幾個。</w:t>
+      </w:r>
+    </w:p>
+    <w:p>
+      <w:pPr>
         <w:pStyle w:val="ListParagraph"/>
         <w:widowControl/>
         <w:numPr>
@@ -2715,7 +2731,7 @@
           <w:sz w:val="22"/>
           <w:szCs w:val="22"/>
         </w:rPr>
-        <w:t xml:space="preserve">：丟一張照片進去，模型猜「這裡有一個人，框在這裡」。</w:t>
+        <w:t xml:space="preserve">：模型先猜一個答案。機器學習的例子：給它一個框，它用高÷寬猜這個框是人還是車；深度學習的例子：丟一整張照片給 YOLOX，它猜「這裡有一個人，框在這裡」。</w:t>
       </w:r>
     </w:p>
     <w:p>
@@ -2746,7 +2762,7 @@
           <w:sz w:val="22"/>
           <w:szCs w:val="22"/>
         </w:rPr>
-        <w:t xml:space="preserve">：跟人標好的標準答案比，差多少。</w:t>
+        <w:t xml:space="preserve">：跟人標好的標準答案比，看差多少：類別對不對、框偏了多少、有沒有漏掉。</w:t>
       </w:r>
     </w:p>
     <w:p>
@@ -2777,7 +2793,7 @@
           <w:sz w:val="22"/>
           <w:szCs w:val="22"/>
         </w:rPr>
-        <w:t xml:space="preserve">：調整模型裡的數字（上面的門檻只有 1 個；YOLOX 有約 900 萬個），讓下次差少一點。</w:t>
+        <w:t xml:space="preserve">：把模型裡的數字改一點點，讓下次差少一點。機器學習只改門檻，1 個數字，「看高÷寬」是人選的，電腦不會改；深度學習的 YOLOX 有約 900 萬個數字，連上面那些濾鏡也一起改，所以「看什麼」也是學出來的。</w:t>
       </w:r>
     </w:p>
     <w:p>
@@ -2808,7 +2824,23 @@
           <w:sz w:val="22"/>
           <w:szCs w:val="22"/>
         </w:rPr>
-        <w:t xml:space="preserve">：幾萬張照片，一輪又一輪。</w:t>
+        <w:t xml:space="preserve">：換下一個例子，再猜、再對、再改。幾萬個例子，一輪又一輪。</w:t>
+      </w:r>
+    </w:p>
+    <w:p>
+      <w:pPr>
+        <w:widowControl/>
+        <w:spacing w:after="100" w:before="0" w:line="312"/>
+        <w:ind w:left="0" w:firstLine="0"/>
+      </w:pPr>
+      <w:r>
+        <w:rPr>
+          <w:rFonts w:ascii="微軟正黑體" w:cs="微軟正黑體" w:eastAsia="微軟正黑體" w:hAnsi="微軟正黑體"/>
+          <w:color w:val="1B1B1B"/>
+          <w:sz w:val="22"/>
+          <w:szCs w:val="22"/>
+        </w:rPr>
+        <w:t xml:space="preserve">上面的門檻 1.03，其實不是用這四步學出來的：當時是讓電腦把門檻從 0.5 一路試到 3，每一個都試過，挑分得最準的那一個。門檻只有一個數字，全部試一遍很快；YOLOX 有九百萬個數字，不可能每一種組合都試，只能用這四步一點一點改。下面用同一批例子、改用一點一點改的方法再學一次，結果停在 1.17，一樣全部分對。</w:t>
       </w:r>
     </w:p>
     <w:p>

--- a/第八週(10-29)/自動駕駛原理_第八週_課程講義.docx
+++ b/第八週(10-29)/自動駕駛原理_第八週_課程講義.docx
@@ -3014,6 +3014,82 @@
           <w:szCs w:val="22"/>
         </w:rPr>
         <w:t xml:space="preserve">」：太小走得慢（0.05 改 30 次門檻才到 1.32）；太大會跳過頭、左右亂跳（2.5 在 −2.5 和 3.3 之間跳，只分對一半）；剛好的話（0.3），一步比一步小（2.6→1.99→1.60→1.41……，愈靠近谷底坡愈平，步伐自己變小），第六次走進分得對的範圍。第二，真的訓練一次只看幾張到幾十張照片，每看幾張就大改，前面從別的照片學到的就被蓋掉了；每次只修一點點，看夠多張，才會對所有照片都好用。</w:t>
+      </w:r>
+    </w:p>
+    <w:p>
+      <w:pPr>
+        <w:widowControl/>
+        <w:spacing w:after="100" w:before="0" w:line="312"/>
+        <w:ind w:left="0" w:firstLine="0"/>
+      </w:pPr>
+      <w:r>
+        <w:rPr>
+          <w:rFonts w:ascii="微軟正黑體" w:cs="微軟正黑體" w:eastAsia="微軟正黑體" w:hAnsi="微軟正黑體"/>
+          <w:color w:val="1B1B1B"/>
+          <w:sz w:val="22"/>
+          <w:szCs w:val="22"/>
+        </w:rPr>
+        <w:t xml:space="preserve">這些東西都有正式的名字。那條山谷曲線叫</w:t>
+      </w:r>
+      <w:r>
+        <w:rPr>
+          <w:rFonts w:ascii="微軟正黑體" w:cs="微軟正黑體" w:eastAsia="微軟正黑體" w:hAnsi="微軟正黑體"/>
+          <w:b/>
+          <w:bCs/>
+          <w:color w:val="24405C"/>
+          <w:sz w:val="22"/>
+          <w:szCs w:val="22"/>
+        </w:rPr>
+        <w:t xml:space="preserve">損失函數</w:t>
+      </w:r>
+      <w:r>
+        <w:rPr>
+          <w:rFonts w:ascii="微軟正黑體" w:cs="微軟正黑體" w:eastAsia="微軟正黑體" w:hAnsi="微軟正黑體"/>
+          <w:color w:val="1B1B1B"/>
+          <w:sz w:val="22"/>
+          <w:szCs w:val="22"/>
+        </w:rPr>
+        <w:t xml:space="preserve">（loss function），量的是「模型現在錯多少」，谷底就是錯最少的地方。腳下往哪邊斜、斜多少，叫</w:t>
+      </w:r>
+      <w:r>
+        <w:rPr>
+          <w:rFonts w:ascii="微軟正黑體" w:cs="微軟正黑體" w:eastAsia="微軟正黑體" w:hAnsi="微軟正黑體"/>
+          <w:b/>
+          <w:bCs/>
+          <w:color w:val="24405C"/>
+          <w:sz w:val="22"/>
+          <w:szCs w:val="22"/>
+        </w:rPr>
+        <w:t xml:space="preserve">梯度</w:t>
+      </w:r>
+      <w:r>
+        <w:rPr>
+          <w:rFonts w:ascii="微軟正黑體" w:cs="微軟正黑體" w:eastAsia="微軟正黑體" w:hAnsi="微軟正黑體"/>
+          <w:color w:val="1B1B1B"/>
+          <w:sz w:val="22"/>
+          <w:szCs w:val="22"/>
+        </w:rPr>
+        <w:t xml:space="preserve">（gradient）。照著梯度往下坡走一小步、再算一次、再走一小步，一直走到谷底，這個方法叫</w:t>
+      </w:r>
+      <w:r>
+        <w:rPr>
+          <w:rFonts w:ascii="微軟正黑體" w:cs="微軟正黑體" w:eastAsia="微軟正黑體" w:hAnsi="微軟正黑體"/>
+          <w:b/>
+          <w:bCs/>
+          <w:color w:val="24405C"/>
+          <w:sz w:val="22"/>
+          <w:szCs w:val="22"/>
+        </w:rPr>
+        <w:t xml:space="preserve">梯度下降</w:t>
+      </w:r>
+      <w:r>
+        <w:rPr>
+          <w:rFonts w:ascii="微軟正黑體" w:cs="微軟正黑體" w:eastAsia="微軟正黑體" w:hAnsi="微軟正黑體"/>
+          <w:color w:val="1B1B1B"/>
+          <w:sz w:val="22"/>
+          <w:szCs w:val="22"/>
+        </w:rPr>
+        <w:t xml:space="preserve">（gradient descent）。合起來說：電腦用梯度下降，照著梯度一步一步走，讓損失函數愈來愈小；每一步走多大，由學習率決定。</w:t>
       </w:r>
     </w:p>
     <w:p>

--- a/第八週(10-29)/自動駕駛原理_第八週_課程講義.docx
+++ b/第八週(10-29)/自動駕駛原理_第八週_課程講義.docx
@@ -2666,7 +2666,23 @@
           <w:sz w:val="19"/>
           <w:szCs w:val="19"/>
         </w:rPr>
-        <w:t xml:space="preserve">同一張照片送進 YOLOX-s，三個深度真的算出來的結果（亮＝有反應）：第 1 層是線條，第 2 段是紋理，後段只剩五個行人的位置亮起來。每個深度挑一個通道代表（後兩個挑在人身上最亮的）。照片：nuScenes（Motional），CC BY-NC-SA 4.0</w:t>
+        <w:t xml:space="preserve">同一張照片送進 YOLOX-s，三個深度真的算出來的結果（亮＝有反應）：第 1 層是線條；第 6 層是紋理和輪廓，人、車、牆一樣亮，還分不出人；第 49 層只剩行人的位置亮起來。第 6、49 層各挑一個在人身上最亮的通道。層數是從輸入算起經過幾層，最深 55 層。照片：nuScenes（Motional），CC BY-NC-SA 4.0</w:t>
+      </w:r>
+    </w:p>
+    <w:p>
+      <w:pPr>
+        <w:widowControl/>
+        <w:spacing w:after="100" w:before="0" w:line="312"/>
+        <w:ind w:left="0" w:firstLine="0"/>
+      </w:pPr>
+      <w:r>
+        <w:rPr>
+          <w:rFonts w:ascii="微軟正黑體" w:cs="微軟正黑體" w:eastAsia="微軟正黑體" w:hAnsi="微軟正黑體"/>
+          <w:color w:val="1B1B1B"/>
+          <w:sz w:val="22"/>
+          <w:szCs w:val="22"/>
+        </w:rPr>
+        <w:t xml:space="preserve">後面的層看的不是照片，而是前一層交出來的那一疊地圖，問的是組合題：「這裡有直邊，右邊又有橫邊嗎？」兩個都有就是一個角，很多直邊和橫邊排在一起就是格子紋。每隔幾層，地圖縮小一半，每一格管的範圍就愈來愈大：第 1 層的一格大約是照片的 5×5 個像素，第 6 層大約 10×10，第 49 層大約 40×40，一格就蓋住半個人。所以後面的層才回答得了「這裡是不是一個人」。</w:t>
       </w:r>
     </w:p>
     <w:p>
@@ -3029,7 +3045,7 @@
           <w:sz w:val="22"/>
           <w:szCs w:val="22"/>
         </w:rPr>
-        <w:t xml:space="preserve">這些東西都有正式的名字。那條山谷曲線叫</w:t>
+        <w:t xml:space="preserve">這些東西都有正式的名字。</w:t>
       </w:r>
       <w:r>
         <w:rPr>
@@ -3049,7 +3065,7 @@
           <w:sz w:val="22"/>
           <w:szCs w:val="22"/>
         </w:rPr>
-        <w:t xml:space="preserve">（loss function），量的是「模型現在錯多少」，谷底就是錯最少的地方。腳下往哪邊斜、斜多少，叫</w:t>
+        <w:t xml:space="preserve">（loss function）是一條計算規則：給它一個門檻，它算出模型「錯得有多嚴重」的分數；把每個門檻算出的分數連起來，就是那條山谷曲線。它不是數分錯幾個：在淺綠帶裡，分錯的都是 0 個，損失函數還是有高低，1.17 最低，因為它離兩邊最遠、最保險，所以電腦停在 1.17，而不是第 9 張的 1.03。就像射飛鏢，只記有沒有中紅心，不知道要往哪邊修；量離紅心幾公分，才知道偏了多少。腳下往哪邊斜、斜多少，叫</w:t>
       </w:r>
       <w:r>
         <w:rPr>
@@ -3069,7 +3085,27 @@
           <w:sz w:val="22"/>
           <w:szCs w:val="22"/>
         </w:rPr>
-        <w:t xml:space="preserve">（gradient）。照著梯度往下坡走一小步、再算一次、再走一小步，一直走到谷底，這個方法叫</w:t>
+        <w:t xml:space="preserve">（gradient）。梯度指向往上最陡的方向，倒過來的</w:t>
+      </w:r>
+      <w:r>
+        <w:rPr>
+          <w:rFonts w:ascii="微軟正黑體" w:cs="微軟正黑體" w:eastAsia="微軟正黑體" w:hAnsi="微軟正黑體"/>
+          <w:b/>
+          <w:bCs/>
+          <w:color w:val="24405C"/>
+          <w:sz w:val="22"/>
+          <w:szCs w:val="22"/>
+        </w:rPr>
+        <w:t xml:space="preserve">負梯度</w:t>
+      </w:r>
+      <w:r>
+        <w:rPr>
+          <w:rFonts w:ascii="微軟正黑體" w:cs="微軟正黑體" w:eastAsia="微軟正黑體" w:hAnsi="微軟正黑體"/>
+          <w:color w:val="1B1B1B"/>
+          <w:sz w:val="22"/>
+          <w:szCs w:val="22"/>
+        </w:rPr>
+        <w:t xml:space="preserve">就是往下最陡的方向。照著負梯度往下坡走一小步、再算一次、再走一小步，一直走到谷底，這個方法叫</w:t>
       </w:r>
       <w:r>
         <w:rPr>

--- a/第八週(10-29)/自動駕駛原理_第八週_課程講義.docx
+++ b/第八週(10-29)/自動駕駛原理_第八週_課程講義.docx
@@ -1022,6 +1022,22 @@
           <w:szCs w:val="22"/>
         </w:rPr>
         <w:t xml:space="preserve">：紅格自己有 R；它的 G 是上下左右四個綠格的平均，例如 (41＋45＋48＋36)÷4＝42.5；它的 B 是四個斜角藍格的平均。綠格的 R、B 各用左右或上下兩格。真的相機會先看上下、左右哪邊變化小，順著那個方向平均，免得把邊緣兩邊的顏色混在一起（混了會冒出一圈「假色」）；補完還要調白平衡、顏色、亮度，再壓縮成 JPEG，所以和簡單平均算出來的差幾個數。</w:t>
+      </w:r>
+    </w:p>
+    <w:p>
+      <w:pPr>
+        <w:widowControl/>
+        <w:spacing w:after="100" w:before="0" w:line="312"/>
+        <w:ind w:left="0" w:firstLine="0"/>
+      </w:pPr>
+      <w:r>
+        <w:rPr>
+          <w:rFonts w:ascii="微軟正黑體" w:cs="微軟正黑體" w:eastAsia="微軟正黑體" w:hAnsi="微軟正黑體"/>
+          <w:color w:val="1B1B1B"/>
+          <w:sz w:val="22"/>
+          <w:szCs w:val="22"/>
+        </w:rPr>
+        <w:t xml:space="preserve">照片最外面那一圈的格子，旁邊有些鄰居不存在。最簡單的做法是缺的格子不算，用剩下的平均；也可以假裝外面有一圈照鏡子抄過來的格子。真的相機的感光晶片通常做得比照片大一圈，多出來的像素只用來幫忙補顏色，所以照片最外面那一格，在晶片上旁邊其實還有鄰居。受影響的只有最外面一兩圈，對找車、找人幾乎沒有影響。</w:t>
       </w:r>
     </w:p>
     <w:p>

--- a/第八週(10-29)/自動駕駛原理_第八週_課程講義.docx
+++ b/第八週(10-29)/自動駕駛原理_第八週_課程講義.docx
@@ -7093,7 +7093,7 @@
           <w:sz w:val="22"/>
           <w:szCs w:val="22"/>
         </w:rPr>
-        <w:t xml:space="preserve">在河內，一台機車載三個人，照 nuScenes 的規則是</w:t>
+        <w:t xml:space="preserve">騎士</w:t>
       </w:r>
       <w:r>
         <w:rPr>
@@ -7104,6 +7104,42 @@
           <w:sz w:val="22"/>
           <w:szCs w:val="22"/>
         </w:rPr>
+        <w:t xml:space="preserve">不另外框成行人</w:t>
+      </w:r>
+      <w:r>
+        <w:rPr>
+          <w:rFonts w:ascii="微軟正黑體" w:cs="微軟正黑體" w:eastAsia="微軟正黑體" w:hAnsi="微軟正黑體"/>
+          <w:color w:val="1B1B1B"/>
+          <w:sz w:val="22"/>
+          <w:szCs w:val="22"/>
+        </w:rPr>
+        <w:t xml:space="preserve">，他是那台車的一部分。nuScenes 還會在每一台機車、腳踏車上記一個屬性：「有人騎」或「沒人騎」（mini 版的機車：有人騎 176 個框、沒人騎 295 個）。這個屬性只記有沒有人騎，不記騎了幾個人。今天的練習台不用標屬性，把騎士包進框、類別選「機車・腳踏車」就好。</w:t>
+      </w:r>
+    </w:p>
+    <w:p>
+      <w:pPr>
+        <w:widowControl/>
+        <w:spacing w:after="100" w:before="0" w:line="312"/>
+        <w:ind w:left="0" w:firstLine="0"/>
+      </w:pPr>
+      <w:r>
+        <w:rPr>
+          <w:rFonts w:ascii="微軟正黑體" w:cs="微軟正黑體" w:eastAsia="微軟正黑體" w:hAnsi="微軟正黑體"/>
+          <w:color w:val="1B1B1B"/>
+          <w:sz w:val="22"/>
+          <w:szCs w:val="22"/>
+        </w:rPr>
+        <w:t xml:space="preserve">在河內，一台機車載三個人，照 nuScenes 的規則是</w:t>
+      </w:r>
+      <w:r>
+        <w:rPr>
+          <w:rFonts w:ascii="微軟正黑體" w:cs="微軟正黑體" w:eastAsia="微軟正黑體" w:hAnsi="微軟正黑體"/>
+          <w:b/>
+          <w:bCs/>
+          <w:color w:val="24405C"/>
+          <w:sz w:val="22"/>
+          <w:szCs w:val="22"/>
+        </w:rPr>
         <w:t xml:space="preserve">一個框</w:t>
       </w:r>
       <w:r>
@@ -7113,7 +7149,7 @@
           <w:sz w:val="22"/>
           <w:szCs w:val="22"/>
         </w:rPr>
-        <w:t xml:space="preserve">，類別是機車。換一套規則把每個人分開框也可以，重點是</w:t>
+        <w:t xml:space="preserve">，類別是機車，屬性是「有人騎」；載一個人和載三個人，在資料裡看起來一樣。換一套規則把每個人分開框也可以，重點是</w:t>
       </w:r>
       <w:r>
         <w:rPr>

--- a/第八週(10-29)/自動駕駛原理_第八週_課程講義.docx
+++ b/第八週(10-29)/自動駕駛原理_第八週_課程講義.docx
@@ -7368,6 +7368,102 @@
           <w:szCs w:val="22"/>
         </w:rPr>
         <w:t xml:space="preserve">算「框到」，因為參考答案是從立體框算出來的，跟照片上的邊緣本來就會差一些；正式比賽常用 0.5 或 0.7。</w:t>
+      </w:r>
+    </w:p>
+    <w:p>
+      <w:pPr>
+        <w:widowControl/>
+        <w:spacing w:after="100" w:before="0" w:line="312"/>
+        <w:ind w:left="0" w:firstLine="0"/>
+      </w:pPr>
+      <w:r>
+        <w:rPr>
+          <w:rFonts w:ascii="微軟正黑體" w:cs="微軟正黑體" w:eastAsia="微軟正黑體" w:hAnsi="微軟正黑體"/>
+          <w:color w:val="1B1B1B"/>
+          <w:sz w:val="22"/>
+          <w:szCs w:val="22"/>
+        </w:rPr>
+        <w:t xml:space="preserve">為什麼要用 IoU，不直接量框偏了幾個像素？因為同樣偏 10 個像素，對大東西和小東西差很多：200×200 的車框偏 10 個像素，IoU 還有 0.90；20×40 的遠處行人框偏 10 個像素，IoU 只剩 0.33。IoU 用比例算，大小東西可以用同一個標準。IoU 主要用在四個地方：</w:t>
+      </w:r>
+      <w:r>
+        <w:rPr>
+          <w:rFonts w:ascii="微軟正黑體" w:cs="微軟正黑體" w:eastAsia="微軟正黑體" w:hAnsi="微軟正黑體"/>
+          <w:b/>
+          <w:bCs/>
+          <w:color w:val="24405C"/>
+          <w:sz w:val="22"/>
+          <w:szCs w:val="22"/>
+        </w:rPr>
+        <w:t xml:space="preserve">對答案、算成績</w:t>
+      </w:r>
+      <w:r>
+        <w:rPr>
+          <w:rFonts w:ascii="微軟正黑體" w:cs="微軟正黑體" w:eastAsia="微軟正黑體" w:hAnsi="微軟正黑體"/>
+          <w:color w:val="1B1B1B"/>
+          <w:sz w:val="22"/>
+          <w:szCs w:val="22"/>
+        </w:rPr>
+        <w:t xml:space="preserve">（第 1 節「抓到幾成」就是 IoU ≥ 0.3 算的；改用 0.5，行人就從 53% 掉到 41%）；</w:t>
+      </w:r>
+      <w:r>
+        <w:rPr>
+          <w:rFonts w:ascii="微軟正黑體" w:cs="微軟正黑體" w:eastAsia="微軟正黑體" w:hAnsi="微軟正黑體"/>
+          <w:b/>
+          <w:bCs/>
+          <w:color w:val="24405C"/>
+          <w:sz w:val="22"/>
+          <w:szCs w:val="22"/>
+        </w:rPr>
+        <w:t xml:space="preserve">去掉重複的框</w:t>
+      </w:r>
+      <w:r>
+        <w:rPr>
+          <w:rFonts w:ascii="微軟正黑體" w:cs="微軟正黑體" w:eastAsia="微軟正黑體" w:hAnsi="微軟正黑體"/>
+          <w:color w:val="1B1B1B"/>
+          <w:sz w:val="22"/>
+          <w:szCs w:val="22"/>
+        </w:rPr>
+        <w:t xml:space="preserve">（同一個人有好幾個框，留分數最高的，跟它 IoU 太大的刪掉；YOLOX 設 0.45）；</w:t>
+      </w:r>
+      <w:r>
+        <w:rPr>
+          <w:rFonts w:ascii="微軟正黑體" w:cs="微軟正黑體" w:eastAsia="微軟正黑體" w:hAnsi="微軟正黑體"/>
+          <w:b/>
+          <w:bCs/>
+          <w:color w:val="24405C"/>
+          <w:sz w:val="22"/>
+          <w:szCs w:val="22"/>
+        </w:rPr>
+        <w:t xml:space="preserve">訓練時對答案</w:t>
+      </w:r>
+      <w:r>
+        <w:rPr>
+          <w:rFonts w:ascii="微軟正黑體" w:cs="微軟正黑體" w:eastAsia="微軟正黑體" w:hAnsi="微軟正黑體"/>
+          <w:color w:val="1B1B1B"/>
+          <w:sz w:val="22"/>
+          <w:szCs w:val="22"/>
+        </w:rPr>
+        <w:t xml:space="preserve">（看模型的框是在猜哪一個標準答案）；</w:t>
+      </w:r>
+      <w:r>
+        <w:rPr>
+          <w:rFonts w:ascii="微軟正黑體" w:cs="微軟正黑體" w:eastAsia="微軟正黑體" w:hAnsi="微軟正黑體"/>
+          <w:b/>
+          <w:bCs/>
+          <w:color w:val="24405C"/>
+          <w:sz w:val="22"/>
+          <w:szCs w:val="22"/>
+        </w:rPr>
+        <w:t xml:space="preserve">檢查標註品質</w:t>
+      </w:r>
+      <w:r>
+        <w:rPr>
+          <w:rFonts w:ascii="微軟正黑體" w:cs="微軟正黑體" w:eastAsia="微軟正黑體" w:hAnsi="微軟正黑體"/>
+          <w:color w:val="1B1B1B"/>
+          <w:sz w:val="22"/>
+          <w:szCs w:val="22"/>
+        </w:rPr>
+        <w:t xml:space="preserve">（兩個人標同一個物體，比一比 IoU）。</w:t>
       </w:r>
     </w:p>
     <w:p>

--- a/第八週(10-29)/自動駕駛原理_第八週_課程講義.docx
+++ b/第八週(10-29)/自動駕駛原理_第八週_課程講義.docx
@@ -8347,7 +8347,7 @@
           <w:sz w:val="22"/>
           <w:szCs w:val="22"/>
         </w:rPr>
-        <w:t xml:space="preserve">模擬考：https://ch-neural.github.io/MITUST-Principles-of-Self-Driving-Cars/week8/review/（28 題，交卷後每題有說明，並列出哪一週錯最多）。</w:t>
+        <w:t xml:space="preserve">模擬考：https://ch-neural.github.io/MITUST-Principles-of-Self-Driving-Cars/week8/review/（28 題）。答不出來或想複習時，按該題右上角的「解釋說明」，交卷前也能看；說明會直接講出答案，請先自己想過再按。交卷後會列出哪一週錯最多，以及交卷前看過說明的題號。</w:t>
       </w:r>
     </w:p>
     <w:p>

--- a/第八週(10-29)/自動駕駛原理_第八週_課程講義.docx
+++ b/第八週(10-29)/自動駕駛原理_第八週_課程講義.docx
@@ -8380,9 +8380,9 @@
         </w:tblBorders>
       </w:tblPr>
       <w:tblGrid>
-        <w:gridCol w:w="900"/>
-        <w:gridCol w:w="2500"/>
-        <w:gridCol w:w="5960"/>
+        <w:gridCol w:w="650"/>
+        <w:gridCol w:w="2000"/>
+        <w:gridCol w:w="6710"/>
       </w:tblGrid>
       <w:tr>
         <w:trPr>
@@ -8391,7 +8391,7 @@
         </w:trPr>
         <w:tc>
           <w:tcPr>
-            <w:tcW w:type="dxa" w:w="900"/>
+            <w:tcW w:type="dxa" w:w="650"/>
             <w:shd w:fill="EDF0F3" w:color="auto" w:val="clear"/>
             <w:tcMar>
               <w:top w:type="dxa" w:w="60"/>
@@ -8420,7 +8420,7 @@
         </w:tc>
         <w:tc>
           <w:tcPr>
-            <w:tcW w:type="dxa" w:w="2500"/>
+            <w:tcW w:type="dxa" w:w="2000"/>
             <w:shd w:fill="EDF0F3" w:color="auto" w:val="clear"/>
             <w:tcMar>
               <w:top w:type="dxa" w:w="60"/>
@@ -8449,7 +8449,7 @@
         </w:tc>
         <w:tc>
           <w:tcPr>
-            <w:tcW w:type="dxa" w:w="5960"/>
+            <w:tcW w:type="dxa" w:w="6710"/>
             <w:shd w:fill="EDF0F3" w:color="auto" w:val="clear"/>
             <w:tcMar>
               <w:top w:type="dxa" w:w="60"/>
@@ -8484,7 +8484,7 @@
         </w:trPr>
         <w:tc>
           <w:tcPr>
-            <w:tcW w:type="dxa" w:w="900"/>
+            <w:tcW w:type="dxa" w:w="650"/>
             <w:tcMar>
               <w:top w:type="dxa" w:w="60"/>
               <w:left w:type="dxa" w:w="95"/>
@@ -8512,7 +8512,7 @@
         </w:tc>
         <w:tc>
           <w:tcPr>
-            <w:tcW w:type="dxa" w:w="2500"/>
+            <w:tcW w:type="dxa" w:w="2000"/>
             <w:tcMar>
               <w:top w:type="dxa" w:w="60"/>
               <w:left w:type="dxa" w:w="95"/>
@@ -8540,29 +8540,29 @@
         </w:tc>
         <w:tc>
           <w:tcPr>
-            <w:tcW w:type="dxa" w:w="5960"/>
-            <w:tcMar>
-              <w:top w:type="dxa" w:w="60"/>
-              <w:left w:type="dxa" w:w="95"/>
-              <w:bottom w:type="dxa" w:w="60"/>
-              <w:right w:type="dxa" w:w="95"/>
-            </w:tcMar>
-            <w:vAlign w:val="center"/>
-          </w:tcPr>
-          <w:p>
-            <w:pPr>
-              <w:spacing w:after="0" w:line="265"/>
-            </w:pPr>
-            <w:r>
-              <w:rPr>
-                <w:rFonts w:ascii="微軟正黑體" w:cs="微軟正黑體" w:eastAsia="微軟正黑體" w:hAnsi="微軟正黑體"/>
-                <w:b w:val="false"/>
-                <w:bCs w:val="false"/>
-                <w:color w:val="1B1B1B"/>
-                <w:sz w:val="18"/>
-                <w:szCs w:val="18"/>
-              </w:rPr>
-              <w:t xml:space="preserve">等級講的是分工，不是能力。</w:t>
+            <w:tcW w:type="dxa" w:w="6710"/>
+            <w:tcMar>
+              <w:top w:type="dxa" w:w="60"/>
+              <w:left w:type="dxa" w:w="95"/>
+              <w:bottom w:type="dxa" w:w="60"/>
+              <w:right w:type="dxa" w:w="95"/>
+            </w:tcMar>
+            <w:vAlign w:val="center"/>
+          </w:tcPr>
+          <w:p>
+            <w:pPr>
+              <w:spacing w:after="0" w:line="265"/>
+            </w:pPr>
+            <w:r>
+              <w:rPr>
+                <w:rFonts w:ascii="微軟正黑體" w:cs="微軟正黑體" w:eastAsia="微軟正黑體" w:hAnsi="微軟正黑體"/>
+                <w:b w:val="false"/>
+                <w:bCs w:val="false"/>
+                <w:color w:val="1B1B1B"/>
+                <w:sz w:val="18"/>
+                <w:szCs w:val="18"/>
+              </w:rPr>
+              <w:t xml:space="preserve">等級看的是人和系統怎麼分工，不是看車子有多聰明。</w:t>
             </w:r>
           </w:p>
         </w:tc>
@@ -8574,7 +8574,7 @@
         </w:trPr>
         <w:tc>
           <w:tcPr>
-            <w:tcW w:type="dxa" w:w="900"/>
+            <w:tcW w:type="dxa" w:w="650"/>
             <w:tcMar>
               <w:top w:type="dxa" w:w="60"/>
               <w:left w:type="dxa" w:w="95"/>
@@ -8602,7 +8602,7 @@
         </w:tc>
         <w:tc>
           <w:tcPr>
-            <w:tcW w:type="dxa" w:w="2500"/>
+            <w:tcW w:type="dxa" w:w="2000"/>
             <w:tcMar>
               <w:top w:type="dxa" w:w="60"/>
               <w:left w:type="dxa" w:w="95"/>
@@ -8630,29 +8630,29 @@
         </w:tc>
         <w:tc>
           <w:tcPr>
-            <w:tcW w:type="dxa" w:w="5960"/>
-            <w:tcMar>
-              <w:top w:type="dxa" w:w="60"/>
-              <w:left w:type="dxa" w:w="95"/>
-              <w:bottom w:type="dxa" w:w="60"/>
-              <w:right w:type="dxa" w:w="95"/>
-            </w:tcMar>
-            <w:vAlign w:val="center"/>
-          </w:tcPr>
-          <w:p>
-            <w:pPr>
-              <w:spacing w:after="0" w:line="265"/>
-            </w:pPr>
-            <w:r>
-              <w:rPr>
-                <w:rFonts w:ascii="微軟正黑體" w:cs="微軟正黑體" w:eastAsia="微軟正黑體" w:hAnsi="微軟正黑體"/>
-                <w:b w:val="false"/>
-                <w:bCs w:val="false"/>
-                <w:color w:val="1B1B1B"/>
-                <w:sz w:val="18"/>
-                <w:szCs w:val="18"/>
-              </w:rPr>
-              <w:t xml:space="preserve">「至少」是下限；光達：光速×來回時間÷2；雷達只量朝自己的速度。</w:t>
+            <w:tcW w:type="dxa" w:w="6710"/>
+            <w:tcMar>
+              <w:top w:type="dxa" w:w="60"/>
+              <w:left w:type="dxa" w:w="95"/>
+              <w:bottom w:type="dxa" w:w="60"/>
+              <w:right w:type="dxa" w:w="95"/>
+            </w:tcMar>
+            <w:vAlign w:val="center"/>
+          </w:tcPr>
+          <w:p>
+            <w:pPr>
+              <w:spacing w:after="0" w:line="265"/>
+            </w:pPr>
+            <w:r>
+              <w:rPr>
+                <w:rFonts w:ascii="微軟正黑體" w:cs="微軟正黑體" w:eastAsia="微軟正黑體" w:hAnsi="微軟正黑體"/>
+                <w:b w:val="false"/>
+                <w:bCs w:val="false"/>
+                <w:color w:val="1B1B1B"/>
+                <w:sz w:val="18"/>
+                <w:szCs w:val="18"/>
+              </w:rPr>
+              <w:t xml:space="preserve">「至少 20」是最低標準，低於 20 就出了 ODD。光達用光一去一回的時間算距離。雷達只量得到東西靠近或離開自己的速度。</w:t>
             </w:r>
           </w:p>
         </w:tc>
@@ -8664,7 +8664,7 @@
         </w:trPr>
         <w:tc>
           <w:tcPr>
-            <w:tcW w:type="dxa" w:w="900"/>
+            <w:tcW w:type="dxa" w:w="650"/>
             <w:tcMar>
               <w:top w:type="dxa" w:w="60"/>
               <w:left w:type="dxa" w:w="95"/>
@@ -8692,7 +8692,7 @@
         </w:tc>
         <w:tc>
           <w:tcPr>
-            <w:tcW w:type="dxa" w:w="2500"/>
+            <w:tcW w:type="dxa" w:w="2000"/>
             <w:tcMar>
               <w:top w:type="dxa" w:w="60"/>
               <w:left w:type="dxa" w:w="95"/>
@@ -8720,29 +8720,29 @@
         </w:tc>
         <w:tc>
           <w:tcPr>
-            <w:tcW w:type="dxa" w:w="5960"/>
-            <w:tcMar>
-              <w:top w:type="dxa" w:w="60"/>
-              <w:left w:type="dxa" w:w="95"/>
-              <w:bottom w:type="dxa" w:w="60"/>
-              <w:right w:type="dxa" w:w="95"/>
-            </w:tcMar>
-            <w:vAlign w:val="center"/>
-          </w:tcPr>
-          <w:p>
-            <w:pPr>
-              <w:spacing w:after="0" w:line="265"/>
-            </w:pPr>
-            <w:r>
-              <w:rPr>
-                <w:rFonts w:ascii="微軟正黑體" w:cs="微軟正黑體" w:eastAsia="微軟正黑體" w:hAnsi="微軟正黑體"/>
-                <w:b w:val="false"/>
-                <w:bCs w:val="false"/>
-                <w:color w:val="1B1B1B"/>
-                <w:sz w:val="18"/>
-                <w:szCs w:val="18"/>
-              </w:rPr>
-              <w:t xml:space="preserve">量得到距離≠知道是什麼；距離兩倍，相機誤差四倍。</w:t>
+            <w:tcW w:type="dxa" w:w="6710"/>
+            <w:tcMar>
+              <w:top w:type="dxa" w:w="60"/>
+              <w:left w:type="dxa" w:w="95"/>
+              <w:bottom w:type="dxa" w:w="60"/>
+              <w:right w:type="dxa" w:w="95"/>
+            </w:tcMar>
+            <w:vAlign w:val="center"/>
+          </w:tcPr>
+          <w:p>
+            <w:pPr>
+              <w:spacing w:after="0" w:line="265"/>
+            </w:pPr>
+            <w:r>
+              <w:rPr>
+                <w:rFonts w:ascii="微軟正黑體" w:cs="微軟正黑體" w:eastAsia="微軟正黑體" w:hAnsi="微軟正黑體"/>
+                <w:b w:val="false"/>
+                <w:bCs w:val="false"/>
+                <w:color w:val="1B1B1B"/>
+                <w:sz w:val="18"/>
+                <w:szCs w:val="18"/>
+              </w:rPr>
+              <w:t xml:space="preserve">光達知道東西有多遠，但不知道那是什麼。距離變成兩倍，相機估距離的誤差會變成四倍。</w:t>
             </w:r>
           </w:p>
         </w:tc>
@@ -8754,7 +8754,7 @@
         </w:trPr>
         <w:tc>
           <w:tcPr>
-            <w:tcW w:type="dxa" w:w="900"/>
+            <w:tcW w:type="dxa" w:w="650"/>
             <w:tcMar>
               <w:top w:type="dxa" w:w="60"/>
               <w:left w:type="dxa" w:w="95"/>
@@ -8782,7 +8782,7 @@
         </w:tc>
         <w:tc>
           <w:tcPr>
-            <w:tcW w:type="dxa" w:w="2500"/>
+            <w:tcW w:type="dxa" w:w="2000"/>
             <w:tcMar>
               <w:top w:type="dxa" w:w="60"/>
               <w:left w:type="dxa" w:w="95"/>
@@ -8810,29 +8810,29 @@
         </w:tc>
         <w:tc>
           <w:tcPr>
-            <w:tcW w:type="dxa" w:w="5960"/>
-            <w:tcMar>
-              <w:top w:type="dxa" w:w="60"/>
-              <w:left w:type="dxa" w:w="95"/>
-              <w:bottom w:type="dxa" w:w="60"/>
-              <w:right w:type="dxa" w:w="95"/>
-            </w:tcMar>
-            <w:vAlign w:val="center"/>
-          </w:tcPr>
-          <w:p>
-            <w:pPr>
-              <w:spacing w:after="0" w:line="265"/>
-            </w:pPr>
-            <w:r>
-              <w:rPr>
-                <w:rFonts w:ascii="微軟正黑體" w:cs="微軟正黑體" w:eastAsia="微軟正黑體" w:hAnsi="微軟正黑體"/>
-                <w:b w:val="false"/>
-                <w:bCs w:val="false"/>
-                <w:color w:val="1B1B1B"/>
-                <w:sz w:val="18"/>
-                <w:szCs w:val="18"/>
-              </w:rPr>
-              <w:t xml:space="preserve">時速 50 煞停 20 m，至少看 25 m。模擬是篩子。</w:t>
+            <w:tcW w:type="dxa" w:w="6710"/>
+            <w:tcMar>
+              <w:top w:type="dxa" w:w="60"/>
+              <w:left w:type="dxa" w:w="95"/>
+              <w:bottom w:type="dxa" w:w="60"/>
+              <w:right w:type="dxa" w:w="95"/>
+            </w:tcMar>
+            <w:vAlign w:val="center"/>
+          </w:tcPr>
+          <w:p>
+            <w:pPr>
+              <w:spacing w:after="0" w:line="265"/>
+            </w:pPr>
+            <w:r>
+              <w:rPr>
+                <w:rFonts w:ascii="微軟正黑體" w:cs="微軟正黑體" w:eastAsia="微軟正黑體" w:hAnsi="微軟正黑體"/>
+                <w:b w:val="false"/>
+                <w:bCs w:val="false"/>
+                <w:color w:val="1B1B1B"/>
+                <w:sz w:val="18"/>
+                <w:szCs w:val="18"/>
+              </w:rPr>
+              <w:t xml:space="preserve">時速 50 要大約 20 m 才停得住，所以至少要看到 25 m 遠。模擬可以先淘汰不好的設計，但不能證明真車安全。</w:t>
             </w:r>
           </w:p>
         </w:tc>
@@ -8844,7 +8844,7 @@
         </w:trPr>
         <w:tc>
           <w:tcPr>
-            <w:tcW w:type="dxa" w:w="900"/>
+            <w:tcW w:type="dxa" w:w="650"/>
             <w:tcMar>
               <w:top w:type="dxa" w:w="60"/>
               <w:left w:type="dxa" w:w="95"/>
@@ -8872,7 +8872,7 @@
         </w:tc>
         <w:tc>
           <w:tcPr>
-            <w:tcW w:type="dxa" w:w="2500"/>
+            <w:tcW w:type="dxa" w:w="2000"/>
             <w:tcMar>
               <w:top w:type="dxa" w:w="60"/>
               <w:left w:type="dxa" w:w="95"/>
@@ -8900,29 +8900,29 @@
         </w:tc>
         <w:tc>
           <w:tcPr>
-            <w:tcW w:type="dxa" w:w="5960"/>
-            <w:tcMar>
-              <w:top w:type="dxa" w:w="60"/>
-              <w:left w:type="dxa" w:w="95"/>
-              <w:bottom w:type="dxa" w:w="60"/>
-              <w:right w:type="dxa" w:w="95"/>
-            </w:tcMar>
-            <w:vAlign w:val="center"/>
-          </w:tcPr>
-          <w:p>
-            <w:pPr>
-              <w:spacing w:after="0" w:line="265"/>
-            </w:pPr>
-            <w:r>
-              <w:rPr>
-                <w:rFonts w:ascii="微軟正黑體" w:cs="微軟正黑體" w:eastAsia="微軟正黑體" w:hAnsi="微軟正黑體"/>
-                <w:b w:val="false"/>
-                <w:bCs w:val="false"/>
-                <w:color w:val="1B1B1B"/>
-                <w:sz w:val="18"/>
-                <w:szCs w:val="18"/>
-              </w:rPr>
-              <w:t xml:space="preserve">測距要問反射率；差 1 度，50 m 外差 0.87 m。</w:t>
+            <w:tcW w:type="dxa" w:w="6710"/>
+            <w:tcMar>
+              <w:top w:type="dxa" w:w="60"/>
+              <w:left w:type="dxa" w:w="95"/>
+              <w:bottom w:type="dxa" w:w="60"/>
+              <w:right w:type="dxa" w:w="95"/>
+            </w:tcMar>
+            <w:vAlign w:val="center"/>
+          </w:tcPr>
+          <w:p>
+            <w:pPr>
+              <w:spacing w:after="0" w:line="265"/>
+            </w:pPr>
+            <w:r>
+              <w:rPr>
+                <w:rFonts w:ascii="微軟正黑體" w:cs="微軟正黑體" w:eastAsia="微軟正黑體" w:hAnsi="微軟正黑體"/>
+                <w:b w:val="false"/>
+                <w:bCs w:val="false"/>
+                <w:color w:val="1B1B1B"/>
+                <w:sz w:val="18"/>
+                <w:szCs w:val="18"/>
+              </w:rPr>
+              <w:t xml:space="preserve">規格表上的測距，要問是對多少反射率量的，黑色的東西會看得比較近。相機和光達裝歪 1 度，50 m 外就偏 0.87 m。</w:t>
             </w:r>
           </w:p>
         </w:tc>
@@ -8934,7 +8934,7 @@
         </w:trPr>
         <w:tc>
           <w:tcPr>
-            <w:tcW w:type="dxa" w:w="900"/>
+            <w:tcW w:type="dxa" w:w="650"/>
             <w:tcMar>
               <w:top w:type="dxa" w:w="60"/>
               <w:left w:type="dxa" w:w="95"/>
@@ -8962,7 +8962,7 @@
         </w:tc>
         <w:tc>
           <w:tcPr>
-            <w:tcW w:type="dxa" w:w="2500"/>
+            <w:tcW w:type="dxa" w:w="2000"/>
             <w:tcMar>
               <w:top w:type="dxa" w:w="60"/>
               <w:left w:type="dxa" w:w="95"/>
@@ -8990,29 +8990,29 @@
         </w:tc>
         <w:tc>
           <w:tcPr>
-            <w:tcW w:type="dxa" w:w="5960"/>
-            <w:tcMar>
-              <w:top w:type="dxa" w:w="60"/>
-              <w:left w:type="dxa" w:w="95"/>
-              <w:bottom w:type="dxa" w:w="60"/>
-              <w:right w:type="dxa" w:w="95"/>
-            </w:tcMar>
-            <w:vAlign w:val="center"/>
-          </w:tcPr>
-          <w:p>
-            <w:pPr>
-              <w:spacing w:after="0" w:line="265"/>
-            </w:pPr>
-            <w:r>
-              <w:rPr>
-                <w:rFonts w:ascii="微軟正黑體" w:cs="微軟正黑體" w:eastAsia="微軟正黑體" w:hAnsi="微軟正黑體"/>
-                <w:b w:val="false"/>
-                <w:bCs w:val="false"/>
-                <w:color w:val="1B1B1B"/>
-                <w:sz w:val="18"/>
-                <w:szCs w:val="18"/>
-              </w:rPr>
-              <w:t xml:space="preserve">沒有一種感測器五個情境都贏。</w:t>
+            <w:tcW w:type="dxa" w:w="6710"/>
+            <w:tcMar>
+              <w:top w:type="dxa" w:w="60"/>
+              <w:left w:type="dxa" w:w="95"/>
+              <w:bottom w:type="dxa" w:w="60"/>
+              <w:right w:type="dxa" w:w="95"/>
+            </w:tcMar>
+            <w:vAlign w:val="center"/>
+          </w:tcPr>
+          <w:p>
+            <w:pPr>
+              <w:spacing w:after="0" w:line="265"/>
+            </w:pPr>
+            <w:r>
+              <w:rPr>
+                <w:rFonts w:ascii="微軟正黑體" w:cs="微軟正黑體" w:eastAsia="微軟正黑體" w:hAnsi="微軟正黑體"/>
+                <w:b w:val="false"/>
+                <w:bCs w:val="false"/>
+                <w:color w:val="1B1B1B"/>
+                <w:sz w:val="18"/>
+                <w:szCs w:val="18"/>
+              </w:rPr>
+              <w:t xml:space="preserve">在五個情境裡，沒有一種感測器每個情境都做得最好，所以車上要裝好幾種。</w:t>
             </w:r>
           </w:p>
         </w:tc>
@@ -9024,7 +9024,7 @@
         </w:trPr>
         <w:tc>
           <w:tcPr>
-            <w:tcW w:type="dxa" w:w="900"/>
+            <w:tcW w:type="dxa" w:w="650"/>
             <w:tcMar>
               <w:top w:type="dxa" w:w="60"/>
               <w:left w:type="dxa" w:w="95"/>
@@ -9052,7 +9052,7 @@
         </w:tc>
         <w:tc>
           <w:tcPr>
-            <w:tcW w:type="dxa" w:w="2500"/>
+            <w:tcW w:type="dxa" w:w="2000"/>
             <w:tcMar>
               <w:top w:type="dxa" w:w="60"/>
               <w:left w:type="dxa" w:w="95"/>
@@ -9080,29 +9080,29 @@
         </w:tc>
         <w:tc>
           <w:tcPr>
-            <w:tcW w:type="dxa" w:w="5960"/>
-            <w:tcMar>
-              <w:top w:type="dxa" w:w="60"/>
-              <w:left w:type="dxa" w:w="95"/>
-              <w:bottom w:type="dxa" w:w="60"/>
-              <w:right w:type="dxa" w:w="95"/>
-            </w:tcMar>
-            <w:vAlign w:val="center"/>
-          </w:tcPr>
-          <w:p>
-            <w:pPr>
-              <w:spacing w:after="0" w:line="265"/>
-            </w:pPr>
-            <w:r>
-              <w:rPr>
-                <w:rFonts w:ascii="微軟正黑體" w:cs="微軟正黑體" w:eastAsia="微軟正黑體" w:hAnsi="微軟正黑體"/>
-                <w:b w:val="false"/>
-                <w:bCs w:val="false"/>
-                <w:color w:val="1B1B1B"/>
-                <w:sz w:val="18"/>
-                <w:szCs w:val="18"/>
-              </w:rPr>
-              <w:t xml:space="preserve">每一種都會壞；合起來，比較準的多相信一點。</w:t>
+            <w:tcW w:type="dxa" w:w="6710"/>
+            <w:tcMar>
+              <w:top w:type="dxa" w:w="60"/>
+              <w:left w:type="dxa" w:w="95"/>
+              <w:bottom w:type="dxa" w:w="60"/>
+              <w:right w:type="dxa" w:w="95"/>
+            </w:tcMar>
+            <w:vAlign w:val="center"/>
+          </w:tcPr>
+          <w:p>
+            <w:pPr>
+              <w:spacing w:after="0" w:line="265"/>
+            </w:pPr>
+            <w:r>
+              <w:rPr>
+                <w:rFonts w:ascii="微軟正黑體" w:cs="微軟正黑體" w:eastAsia="微軟正黑體" w:hAnsi="微軟正黑體"/>
+                <w:b w:val="false"/>
+                <w:bCs w:val="false"/>
+                <w:color w:val="1B1B1B"/>
+                <w:sz w:val="18"/>
+                <w:szCs w:val="18"/>
+              </w:rPr>
+              <w:t xml:space="preserve">每一種感測器都會失效。把它們合起來用的時候，比較準的那一個要多相信一點。</w:t>
             </w:r>
           </w:p>
         </w:tc>
@@ -9114,7 +9114,7 @@
         </w:trPr>
         <w:tc>
           <w:tcPr>
-            <w:tcW w:type="dxa" w:w="900"/>
+            <w:tcW w:type="dxa" w:w="650"/>
             <w:tcMar>
               <w:top w:type="dxa" w:w="60"/>
               <w:left w:type="dxa" w:w="95"/>
@@ -9142,7 +9142,7 @@
         </w:tc>
         <w:tc>
           <w:tcPr>
-            <w:tcW w:type="dxa" w:w="2500"/>
+            <w:tcW w:type="dxa" w:w="2000"/>
             <w:tcMar>
               <w:top w:type="dxa" w:w="60"/>
               <w:left w:type="dxa" w:w="95"/>
@@ -9170,29 +9170,29 @@
         </w:tc>
         <w:tc>
           <w:tcPr>
-            <w:tcW w:type="dxa" w:w="5960"/>
-            <w:tcMar>
-              <w:top w:type="dxa" w:w="60"/>
-              <w:left w:type="dxa" w:w="95"/>
-              <w:bottom w:type="dxa" w:w="60"/>
-              <w:right w:type="dxa" w:w="95"/>
-            </w:tcMar>
-            <w:vAlign w:val="center"/>
-          </w:tcPr>
-          <w:p>
-            <w:pPr>
-              <w:spacing w:after="0" w:line="265"/>
-            </w:pPr>
-            <w:r>
-              <w:rPr>
-                <w:rFonts w:ascii="微軟正黑體" w:cs="微軟正黑體" w:eastAsia="微軟正黑體" w:hAnsi="微軟正黑體"/>
-                <w:b w:val="false"/>
-                <w:bCs w:val="false"/>
-                <w:color w:val="1B1B1B"/>
-                <w:sz w:val="18"/>
-                <w:szCs w:val="18"/>
-              </w:rPr>
-              <w:t xml:space="preserve">從例子學；框＋類別＋分數；一遠、一暗就漏。</w:t>
+            <w:tcW w:type="dxa" w:w="6710"/>
+            <w:tcMar>
+              <w:top w:type="dxa" w:w="60"/>
+              <w:left w:type="dxa" w:w="95"/>
+              <w:bottom w:type="dxa" w:w="60"/>
+              <w:right w:type="dxa" w:w="95"/>
+            </w:tcMar>
+            <w:vAlign w:val="center"/>
+          </w:tcPr>
+          <w:p>
+            <w:pPr>
+              <w:spacing w:after="0" w:line="265"/>
+            </w:pPr>
+            <w:r>
+              <w:rPr>
+                <w:rFonts w:ascii="微軟正黑體" w:cs="微軟正黑體" w:eastAsia="微軟正黑體" w:hAnsi="微軟正黑體"/>
+                <w:b w:val="false"/>
+                <w:bCs w:val="false"/>
+                <w:color w:val="1B1B1B"/>
+                <w:sz w:val="18"/>
+                <w:szCs w:val="18"/>
+              </w:rPr>
+              <w:t xml:space="preserve">模型從有標準答案的例子學。它會給出框、類別和分數。東西離得愈遠、光線愈暗，就愈容易漏掉。</w:t>
             </w:r>
           </w:p>
         </w:tc>

--- a/第八週(10-29)/自動駕駛原理_第八週_課程講義.docx
+++ b/第八週(10-29)/自動駕駛原理_第八週_課程講義.docx
@@ -11155,7 +11155,7 @@
           <w:sz w:val="22"/>
           <w:szCs w:val="22"/>
         </w:rPr>
-        <w:t xml:space="preserve">怎麼量的是第二週教的：光達距離＝光速×來回時間÷2（除以 2 是因為光走了一去一回；來回 100 奈秒是 15 m）。雷達比較發出去和收回來的頻率差算距離，用都卜勒量速度，但只量得到朝自己靠近或遠離的那一段，橫著開過去的車會量到接近 0。第三週表上超音波 4.5 m 是課堂設定值；第六週 USS6 規格是 5.5 m。</w:t>
+        <w:t xml:space="preserve">怎麼量的是第二週教的：光達距離＝光速×來回時間÷2（除以 2 是因為光走了一去一回；來回 100 奈秒是 15 m）。雷達比較發出去和收回來的頻率差算距離，用都卜勒量速度，但只量得到朝自己靠近或遠離的那一段，橫著開過去的車會量到接近 0。第三週表上超音波 4.5 m 是課堂設定值；第六週看的 Bosch 第六代車用超音波（USS Gen 6，USS 是 Ultrasonic Sensor 的縮寫）規格是 5.5 m。</w:t>
       </w:r>
     </w:p>
     <w:p>

--- a/第八週(10-29)/自動駕駛原理_第八週_課程講義.docx
+++ b/第八週(10-29)/自動駕駛原理_第八週_課程講義.docx
@@ -5204,7 +5204,7 @@
           <w:sz w:val="19"/>
           <w:szCs w:val="19"/>
         </w:rPr>
-        <w:t xml:space="preserve">白天 283 張前方照片，看得到 60% 以上、門檻 0.3。行人 10 m 內 82%，40–50 m 只剩 3%；車到 40–50 m 還有 83%。偵測模型 YOLOX-s（Megvii，Apache-2.0）。</w:t>
+        <w:t xml:space="preserve">白天 283 張前方照片，看得到 60% 以上、門檻 0.3。行人 10 m 內 82%，40–50 m 只剩 3%；車到 40–50 m 還有 83%。「—」表示那一組不到 5 個，不算比例：白天的前方照片裡，10 m 內沒有任何機車或腳踏車。偵測模型 YOLOX-s（Megvii，Apache-2.0）。</w:t>
       </w:r>
     </w:p>
     <w:p>

--- a/第八週(10-29)/自動駕駛原理_第八週_課程講義.docx
+++ b/第八週(10-29)/自動駕駛原理_第八週_課程講義.docx
@@ -5355,7 +5355,7 @@
           <w:sz w:val="22"/>
           <w:szCs w:val="22"/>
         </w:rPr>
-        <w:t xml:space="preserve">：位置三個數字、大小三個數字、加上朝向，共七個數字（第七週）。</w:t>
+        <w:t xml:space="preserve">：位置三個數字、大小三個數字、加上朝向，共七個數字（第七週）。從照片的框做立體框分四步：把框往前延伸成一根光柱，挑出光柱裡最密的那群點，用點群量位置、高度和寬度，最後把光達看不到的背面補起來。同一張照片裡標 8.9 m 的那個人，最密的 51 個點量到高 1.53 m，中心離官方框只差 0.1 m。標 21.4 m 的那台車只有 32 個點，而且只打到靠我們這一側，量出來 0.48 m 高，官方框卻是長 4.72 m、高 1.47 m；所以車子要照「一般車多大」往後補，朝向則看點排成的 L 形或前後畫面的移動。實際上這幾步多半由模型從標好的資料學出來，例如 Frustum PointNets。</w:t>
       </w:r>
     </w:p>
     <w:p>

--- a/第八週(10-29)/自動駕駛原理_第八週_課程講義.docx
+++ b/第八週(10-29)/自動駕駛原理_第八週_課程講義.docx
@@ -7170,6 +7170,33 @@
           <w:szCs w:val="22"/>
         </w:rPr>
         <w:t xml:space="preserve">。</w:t>
+      </w:r>
+    </w:p>
+    <w:p>
+      <w:pPr>
+        <w:widowControl/>
+        <w:spacing w:after="100" w:before="0" w:line="312"/>
+        <w:ind w:left="0" w:firstLine="0"/>
+      </w:pPr>
+      <w:r>
+        <w:rPr>
+          <w:rFonts w:ascii="微軟正黑體" w:cs="微軟正黑體" w:eastAsia="微軟正黑體" w:hAnsi="微軟正黑體"/>
+          <w:b/>
+          <w:bCs/>
+          <w:color w:val="24405C"/>
+          <w:sz w:val="22"/>
+          <w:szCs w:val="22"/>
+        </w:rPr>
+        <w:t xml:space="preserve">可見度怎麼標</w:t>
+      </w:r>
+      <w:r>
+        <w:rPr>
+          <w:rFonts w:ascii="微軟正黑體" w:cs="微軟正黑體" w:eastAsia="微軟正黑體" w:hAnsi="微軟正黑體"/>
+          <w:color w:val="1B1B1B"/>
+          <w:sz w:val="22"/>
+          <w:szCs w:val="22"/>
+        </w:rPr>
+        <w:t xml:space="preserve">：標註員用眼睛估，不是逐一數像素。先畫好立體框（被擋住的部分也框進去），投到照片上就是物體整個應有的大小；再看這個範圍有幾成被前面的車、柱子、別的人擋住，四級選一級。六台相機的照片要接成一張全景來看，所以物體跨在兩台相機的交界不算被擋住。級距分得粗，是因為用眼睛估，粗一點不同的人才會選到同一級。練習台任務一，穿紅褲子的行人後面還有一個人幾乎整個被擋住，官方標 0–40%。今天不用標可見度，答案表會顯示官方的值。</w:t>
       </w:r>
     </w:p>
     <w:tbl>
